--- a/Матвиенко_курсовая.docx
+++ b/Матвиенко_курсовая.docx
@@ -22,9 +22,10 @@
       </w:pPr>
       <w:r>
         <w:rPr>
-          <w:rFonts w:cs="Times New Roman"/>
+          <w:rFonts w:cs="Times New Roman" w:ascii="Times New Roman" w:hAnsi="Times New Roman" w:eastAsia="Times New Roman"/>
           <w:b/>
           <w:bCs/>
+          <w:sz w:val="28"/>
           <w:szCs w:val="28"/>
         </w:rPr>
         <w:t>Содержание</w:t>
@@ -1248,12 +1249,21 @@
                                 </w:rPr>
                                 <w:t>И</w:t>
                               </w:r>
+                              <w:proofErr w:type="spellStart"/>
                               <w:r>
                                 <w:rPr>
                                   <w:rFonts w:ascii="Times New Roman" w:hAnsi="Times New Roman"/>
                                   <w:sz w:val="20"/>
                                 </w:rPr>
-                                <w:t>зм.</w:t>
+                                <w:t>зм</w:t>
+                              </w:r>
+                              <w:proofErr w:type="spellEnd"/>
+                              <w:r>
+                                <w:rPr>
+                                  <w:rFonts w:ascii="Times New Roman" w:hAnsi="Times New Roman"/>
+                                  <w:sz w:val="20"/>
+                                </w:rPr>
+                                <w:t>.</w:t>
                               </w:r>
                             </w:p>
                           </w:txbxContent>
@@ -1377,7 +1387,23 @@
                                   <w:rFonts w:ascii="Times New Roman" w:hAnsi="Times New Roman"/>
                                   <w:sz w:val="20"/>
                                 </w:rPr>
-                                <w:t>№ докум.</w:t>
+                                <w:t xml:space="preserve">№ </w:t>
+                              </w:r>
+                              <w:proofErr w:type="spellStart"/>
+                              <w:r>
+                                <w:rPr>
+                                  <w:rFonts w:ascii="Times New Roman" w:hAnsi="Times New Roman"/>
+                                  <w:sz w:val="20"/>
+                                </w:rPr>
+                                <w:t>докум</w:t>
+                              </w:r>
+                              <w:proofErr w:type="spellEnd"/>
+                              <w:r>
+                                <w:rPr>
+                                  <w:rFonts w:ascii="Times New Roman" w:hAnsi="Times New Roman"/>
+                                  <w:sz w:val="20"/>
+                                </w:rPr>
+                                <w:t>.</w:t>
                               </w:r>
                             </w:p>
                           </w:txbxContent>
@@ -1434,6 +1460,7 @@
                                   <w:sz w:val="20"/>
                                 </w:rPr>
                               </w:pPr>
+                              <w:proofErr w:type="spellStart"/>
                               <w:r>
                                 <w:rPr>
                                   <w:rFonts w:ascii="Times New Roman" w:hAnsi="Times New Roman"/>
@@ -1441,6 +1468,7 @@
                                 </w:rPr>
                                 <w:t>Подпись</w:t>
                               </w:r>
+                              <w:proofErr w:type="spellEnd"/>
                             </w:p>
                           </w:txbxContent>
                         </wps:txbx>
@@ -1943,7 +1971,23 @@
                                     <w:rFonts w:ascii="Times New Roman" w:hAnsi="Times New Roman"/>
                                     <w:sz w:val="20"/>
                                   </w:rPr>
-                                  <w:t xml:space="preserve"> Разраб.</w:t>
+                                  <w:t xml:space="preserve"> </w:t>
+                                </w:r>
+                                <w:proofErr w:type="spellStart"/>
+                                <w:r>
+                                  <w:rPr>
+                                    <w:rFonts w:ascii="Times New Roman" w:hAnsi="Times New Roman"/>
+                                    <w:sz w:val="20"/>
+                                  </w:rPr>
+                                  <w:t>Разраб</w:t>
+                                </w:r>
+                                <w:proofErr w:type="spellEnd"/>
+                                <w:r>
+                                  <w:rPr>
+                                    <w:rFonts w:ascii="Times New Roman" w:hAnsi="Times New Roman"/>
+                                    <w:sz w:val="20"/>
+                                  </w:rPr>
+                                  <w:t>.</w:t>
                                 </w:r>
                               </w:p>
                             </w:txbxContent>
@@ -2096,7 +2140,23 @@
                                     <w:rFonts w:ascii="Times New Roman" w:hAnsi="Times New Roman"/>
                                     <w:sz w:val="20"/>
                                   </w:rPr>
-                                  <w:t xml:space="preserve"> Провер.</w:t>
+                                  <w:t xml:space="preserve"> </w:t>
+                                </w:r>
+                                <w:proofErr w:type="spellStart"/>
+                                <w:r>
+                                  <w:rPr>
+                                    <w:rFonts w:ascii="Times New Roman" w:hAnsi="Times New Roman"/>
+                                    <w:sz w:val="20"/>
+                                  </w:rPr>
+                                  <w:t>Провер</w:t>
+                                </w:r>
+                                <w:proofErr w:type="spellEnd"/>
+                                <w:r>
+                                  <w:rPr>
+                                    <w:rFonts w:ascii="Times New Roman" w:hAnsi="Times New Roman"/>
+                                    <w:sz w:val="20"/>
+                                  </w:rPr>
+                                  <w:t>.</w:t>
                                 </w:r>
                               </w:p>
                             </w:txbxContent>
@@ -2238,12 +2298,21 @@
                                   </w:rPr>
                                   <w:t xml:space="preserve"> </w:t>
                                 </w:r>
+                                <w:proofErr w:type="spellStart"/>
                                 <w:r>
                                   <w:rPr>
                                     <w:rFonts w:ascii="Times New Roman" w:hAnsi="Times New Roman"/>
                                     <w:sz w:val="20"/>
                                   </w:rPr>
-                                  <w:t>Реценз.</w:t>
+                                  <w:t>Реценз</w:t>
+                                </w:r>
+                                <w:proofErr w:type="spellEnd"/>
+                                <w:r>
+                                  <w:rPr>
+                                    <w:rFonts w:ascii="Times New Roman" w:hAnsi="Times New Roman"/>
+                                    <w:sz w:val="20"/>
+                                  </w:rPr>
+                                  <w:t>.</w:t>
                                 </w:r>
                               </w:p>
                             </w:txbxContent>
@@ -2499,7 +2568,23 @@
                                     <w:rFonts w:ascii="Times New Roman" w:hAnsi="Times New Roman"/>
                                     <w:sz w:val="20"/>
                                   </w:rPr>
-                                  <w:t xml:space="preserve"> Утверд.</w:t>
+                                  <w:t xml:space="preserve"> </w:t>
+                                </w:r>
+                                <w:proofErr w:type="spellStart"/>
+                                <w:r>
+                                  <w:rPr>
+                                    <w:rFonts w:ascii="Times New Roman" w:hAnsi="Times New Roman"/>
+                                    <w:sz w:val="20"/>
+                                  </w:rPr>
+                                  <w:t>Утверд</w:t>
+                                </w:r>
+                                <w:proofErr w:type="spellEnd"/>
+                                <w:r>
+                                  <w:rPr>
+                                    <w:rFonts w:ascii="Times New Roman" w:hAnsi="Times New Roman"/>
+                                    <w:sz w:val="20"/>
+                                  </w:rPr>
+                                  <w:t>.</w:t>
                                 </w:r>
                               </w:p>
                             </w:txbxContent>
@@ -2810,12 +2895,21 @@
                                   <w:sz w:val="20"/>
                                 </w:rPr>
                               </w:pPr>
+                              <w:proofErr w:type="spellStart"/>
                               <w:r>
                                 <w:rPr>
                                   <w:rFonts w:ascii="Times New Roman" w:hAnsi="Times New Roman"/>
                                   <w:sz w:val="20"/>
                                 </w:rPr>
-                                <w:t>Лит.</w:t>
+                                <w:t>Лит</w:t>
+                              </w:r>
+                              <w:proofErr w:type="spellEnd"/>
+                              <w:r>
+                                <w:rPr>
+                                  <w:rFonts w:ascii="Times New Roman" w:hAnsi="Times New Roman"/>
+                                  <w:sz w:val="20"/>
+                                </w:rPr>
+                                <w:t>.</w:t>
                               </w:r>
                             </w:p>
                           </w:txbxContent>
@@ -3140,12 +3234,21 @@
                           </w:rPr>
                           <w:t>И</w:t>
                         </w:r>
+                        <w:proofErr w:type="spellStart"/>
                         <w:r>
                           <w:rPr>
                             <w:rFonts w:ascii="Times New Roman" w:hAnsi="Times New Roman"/>
                             <w:sz w:val="20"/>
                           </w:rPr>
-                          <w:t>зм.</w:t>
+                          <w:t>зм</w:t>
+                        </w:r>
+                        <w:proofErr w:type="spellEnd"/>
+                        <w:r>
+                          <w:rPr>
+                            <w:rFonts w:ascii="Times New Roman" w:hAnsi="Times New Roman"/>
+                            <w:sz w:val="20"/>
+                          </w:rPr>
+                          <w:t>.</w:t>
                         </w:r>
                       </w:p>
                     </w:txbxContent>
@@ -3191,7 +3294,23 @@
                             <w:rFonts w:ascii="Times New Roman" w:hAnsi="Times New Roman"/>
                             <w:sz w:val="20"/>
                           </w:rPr>
-                          <w:t>№ докум.</w:t>
+                          <w:t xml:space="preserve">№ </w:t>
+                        </w:r>
+                        <w:proofErr w:type="spellStart"/>
+                        <w:r>
+                          <w:rPr>
+                            <w:rFonts w:ascii="Times New Roman" w:hAnsi="Times New Roman"/>
+                            <w:sz w:val="20"/>
+                          </w:rPr>
+                          <w:t>докум</w:t>
+                        </w:r>
+                        <w:proofErr w:type="spellEnd"/>
+                        <w:r>
+                          <w:rPr>
+                            <w:rFonts w:ascii="Times New Roman" w:hAnsi="Times New Roman"/>
+                            <w:sz w:val="20"/>
+                          </w:rPr>
+                          <w:t>.</w:t>
                         </w:r>
                       </w:p>
                     </w:txbxContent>
@@ -3209,6 +3328,7 @@
                             <w:sz w:val="20"/>
                           </w:rPr>
                         </w:pPr>
+                        <w:proofErr w:type="spellStart"/>
                         <w:r>
                           <w:rPr>
                             <w:rFonts w:ascii="Times New Roman" w:hAnsi="Times New Roman"/>
@@ -3216,6 +3336,7 @@
                           </w:rPr>
                           <w:t>Подпись</w:t>
                         </w:r>
+                        <w:proofErr w:type="spellEnd"/>
                       </w:p>
                     </w:txbxContent>
                   </v:textbox>
@@ -3356,7 +3477,23 @@
                               <w:rFonts w:ascii="Times New Roman" w:hAnsi="Times New Roman"/>
                               <w:sz w:val="20"/>
                             </w:rPr>
-                            <w:t xml:space="preserve"> Разраб.</w:t>
+                            <w:t xml:space="preserve"> </w:t>
+                          </w:r>
+                          <w:proofErr w:type="spellStart"/>
+                          <w:r>
+                            <w:rPr>
+                              <w:rFonts w:ascii="Times New Roman" w:hAnsi="Times New Roman"/>
+                              <w:sz w:val="20"/>
+                            </w:rPr>
+                            <w:t>Разраб</w:t>
+                          </w:r>
+                          <w:proofErr w:type="spellEnd"/>
+                          <w:r>
+                            <w:rPr>
+                              <w:rFonts w:ascii="Times New Roman" w:hAnsi="Times New Roman"/>
+                              <w:sz w:val="20"/>
+                            </w:rPr>
+                            <w:t>.</w:t>
                           </w:r>
                         </w:p>
                       </w:txbxContent>
@@ -3419,7 +3556,23 @@
                               <w:rFonts w:ascii="Times New Roman" w:hAnsi="Times New Roman"/>
                               <w:sz w:val="20"/>
                             </w:rPr>
-                            <w:t xml:space="preserve"> Провер.</w:t>
+                            <w:t xml:space="preserve"> </w:t>
+                          </w:r>
+                          <w:proofErr w:type="spellStart"/>
+                          <w:r>
+                            <w:rPr>
+                              <w:rFonts w:ascii="Times New Roman" w:hAnsi="Times New Roman"/>
+                              <w:sz w:val="20"/>
+                            </w:rPr>
+                            <w:t>Провер</w:t>
+                          </w:r>
+                          <w:proofErr w:type="spellEnd"/>
+                          <w:r>
+                            <w:rPr>
+                              <w:rFonts w:ascii="Times New Roman" w:hAnsi="Times New Roman"/>
+                              <w:sz w:val="20"/>
+                            </w:rPr>
+                            <w:t>.</w:t>
                           </w:r>
                         </w:p>
                       </w:txbxContent>
@@ -3471,12 +3624,21 @@
                             </w:rPr>
                             <w:t xml:space="preserve"> </w:t>
                           </w:r>
+                          <w:proofErr w:type="spellStart"/>
                           <w:r>
                             <w:rPr>
                               <w:rFonts w:ascii="Times New Roman" w:hAnsi="Times New Roman"/>
                               <w:sz w:val="20"/>
                             </w:rPr>
-                            <w:t>Реценз.</w:t>
+                            <w:t>Реценз</w:t>
+                          </w:r>
+                          <w:proofErr w:type="spellEnd"/>
+                          <w:r>
+                            <w:rPr>
+                              <w:rFonts w:ascii="Times New Roman" w:hAnsi="Times New Roman"/>
+                              <w:sz w:val="20"/>
+                            </w:rPr>
+                            <w:t>.</w:t>
                           </w:r>
                         </w:p>
                       </w:txbxContent>
@@ -3552,7 +3714,23 @@
                               <w:rFonts w:ascii="Times New Roman" w:hAnsi="Times New Roman"/>
                               <w:sz w:val="20"/>
                             </w:rPr>
-                            <w:t xml:space="preserve"> Утверд.</w:t>
+                            <w:t xml:space="preserve"> </w:t>
+                          </w:r>
+                          <w:proofErr w:type="spellStart"/>
+                          <w:r>
+                            <w:rPr>
+                              <w:rFonts w:ascii="Times New Roman" w:hAnsi="Times New Roman"/>
+                              <w:sz w:val="20"/>
+                            </w:rPr>
+                            <w:t>Утверд</w:t>
+                          </w:r>
+                          <w:proofErr w:type="spellEnd"/>
+                          <w:r>
+                            <w:rPr>
+                              <w:rFonts w:ascii="Times New Roman" w:hAnsi="Times New Roman"/>
+                              <w:sz w:val="20"/>
+                            </w:rPr>
+                            <w:t>.</w:t>
                           </w:r>
                         </w:p>
                       </w:txbxContent>
@@ -3622,12 +3800,21 @@
                             <w:sz w:val="20"/>
                           </w:rPr>
                         </w:pPr>
+                        <w:proofErr w:type="spellStart"/>
                         <w:r>
                           <w:rPr>
                             <w:rFonts w:ascii="Times New Roman" w:hAnsi="Times New Roman"/>
                             <w:sz w:val="20"/>
                           </w:rPr>
-                          <w:t>Лит.</w:t>
+                          <w:t>Лит</w:t>
+                        </w:r>
+                        <w:proofErr w:type="spellEnd"/>
+                        <w:r>
+                          <w:rPr>
+                            <w:rFonts w:ascii="Times New Roman" w:hAnsi="Times New Roman"/>
+                            <w:sz w:val="20"/>
+                          </w:rPr>
+                          <w:t>.</w:t>
                         </w:r>
                       </w:p>
                     </w:txbxContent>
@@ -3743,86 +3930,6 @@
       <w:r>
         <w:rPr>
           <w:rFonts w:cs="Times New Roman"/>
-          <w:noProof/>
-          <w:szCs w:val="28"/>
-        </w:rPr>
-        <mc:AlternateContent>
-          <mc:Choice Requires="wps">
-            <w:drawing>
-              <wp:anchor distT="0" distB="0" distL="114300" distR="114300" simplePos="0" relativeHeight="251660288" behindDoc="0" locked="0" layoutInCell="1" allowOverlap="1" wp14:anchorId="3FBBFB36" wp14:editId="29A128C6">
-                <wp:simplePos x="0" y="0"/>
-                <wp:positionH relativeFrom="column">
-                  <wp:posOffset>3115310</wp:posOffset>
-                </wp:positionH>
-                <wp:positionV relativeFrom="paragraph">
-                  <wp:posOffset>4599071</wp:posOffset>
-                </wp:positionV>
-                <wp:extent cx="129540" cy="114300"/>
-                <wp:effectExtent l="0" t="0" r="3810" b="0"/>
-                <wp:wrapNone/>
-                <wp:docPr id="62" name="Прямоугольник 62"/>
-                <wp:cNvGraphicFramePr/>
-                <a:graphic xmlns:a="http://schemas.openxmlformats.org/drawingml/2006/main">
-                  <a:graphicData uri="http://schemas.microsoft.com/office/word/2010/wordprocessingShape">
-                    <wps:wsp>
-                      <wps:cNvSpPr/>
-                      <wps:spPr>
-                        <a:xfrm flipH="1" flipV="1">
-                          <a:off x="0" y="0"/>
-                          <a:ext cx="129540" cy="114300"/>
-                        </a:xfrm>
-                        <a:prstGeom prst="rect">
-                          <a:avLst/>
-                        </a:prstGeom>
-                        <a:solidFill>
-                          <a:schemeClr val="bg1"/>
-                        </a:solidFill>
-                        <a:ln>
-                          <a:noFill/>
-                        </a:ln>
-                      </wps:spPr>
-                      <wps:style>
-                        <a:lnRef idx="2">
-                          <a:schemeClr val="accent6"/>
-                        </a:lnRef>
-                        <a:fillRef idx="1">
-                          <a:schemeClr val="lt1"/>
-                        </a:fillRef>
-                        <a:effectRef idx="0">
-                          <a:schemeClr val="accent6"/>
-                        </a:effectRef>
-                        <a:fontRef idx="minor">
-                          <a:schemeClr val="dk1"/>
-                        </a:fontRef>
-                      </wps:style>
-                      <wps:bodyPr rot="0" spcFirstLastPara="0" vertOverflow="overflow" horzOverflow="overflow" vert="horz" wrap="square" lIns="91440" tIns="45720" rIns="91440" bIns="45720" numCol="1" spcCol="0" rtlCol="0" fromWordArt="0" anchor="ctr" anchorCtr="0" forceAA="0" compatLnSpc="1">
-                        <a:prstTxWarp prst="textNoShape">
-                          <a:avLst/>
-                        </a:prstTxWarp>
-                        <a:noAutofit/>
-                      </wps:bodyPr>
-                    </wps:wsp>
-                  </a:graphicData>
-                </a:graphic>
-                <wp14:sizeRelH relativeFrom="margin">
-                  <wp14:pctWidth>0</wp14:pctWidth>
-                </wp14:sizeRelH>
-                <wp14:sizeRelV relativeFrom="margin">
-                  <wp14:pctHeight>0</wp14:pctHeight>
-                </wp14:sizeRelV>
-              </wp:anchor>
-            </w:drawing>
-          </mc:Choice>
-          <mc:Fallback>
-            <w:pict>
-              <v:rect w14:anchorId="1D6FA5BB" id="Прямоугольник 62" o:spid="_x0000_s1026" style="position:absolute;margin-left:245.3pt;margin-top:362.15pt;width:10.2pt;height:9pt;flip:x y;z-index:251660288;visibility:visible;mso-wrap-style:square;mso-width-percent:0;mso-height-percent:0;mso-wrap-distance-left:9pt;mso-wrap-distance-top:0;mso-wrap-distance-right:9pt;mso-wrap-distance-bottom:0;mso-position-horizontal:absolute;mso-position-horizontal-relative:text;mso-position-vertical:absolute;mso-position-vertical-relative:text;mso-width-percent:0;mso-height-percent:0;mso-width-relative:margin;mso-height-relative:margin;v-text-anchor:middle" o:gfxdata="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" fillcolor="white [3212]" stroked="f" strokeweight="1pt"/>
-            </w:pict>
-          </mc:Fallback>
-        </mc:AlternateContent>
-      </w:r>
-      <w:r>
-        <w:rPr>
-          <w:rFonts w:cs="Times New Roman"/>
           <w:szCs w:val="28"/>
         </w:rPr>
         <w:br w:type="page"/>
@@ -3842,6 +3949,11 @@
       </w:pPr>
       <w:bookmarkStart w:id="0" w:name="_Toc227879191"/>
       <w:r>
+        <w:rPr>
+          <w:rFonts w:ascii="Times New Roman" w:hAnsi="Times New Roman" w:eastAsia="Times New Roman"/>
+          <w:b/>
+          <w:sz w:val="28"/>
+        </w:rPr>
         <w:lastRenderedPageBreak/>
         <w:t>1  Описание предметной области</w:t>
       </w:r>
@@ -3858,109 +3970,1070 @@
         <w:tabs>
           <w:tab w:val="left" w:pos="1554"/>
         </w:tabs>
+        <w:spacing w:before="0" w:after="0"/>
+        <w:jc w:val="both"/>
+      </w:pPr>
+      <w:bookmarkStart w:id="1" w:name="_Toc227879192"/>
+      <w:r>
+        <w:rPr>
+          <w:rFonts w:ascii="Times New Roman" w:hAnsi="Times New Roman" w:eastAsia="Times New Roman"/>
+          <w:b/>
+          <w:sz w:val="28"/>
+        </w:rPr>
+        <w:t>1.1 Общие положения</w:t>
+      </w:r>
+      <w:bookmarkEnd w:id="1"/>
+    </w:p>
+    <w:p>
+      <w:pPr>
+        <w:spacing w:after="0" w:before="0" w:line="240" w:lineRule="auto"/>
+        <w:ind w:firstLine="567"/>
+        <w:jc w:val="both"/>
+        <w:rPr>
+          <w:rFonts w:cs="Times New Roman"/>
+          <w:szCs w:val="28"/>
+        </w:rPr>
+      </w:pPr>
+      <w:r>
+        <w:rPr>
+          <w:rFonts w:ascii="Times New Roman" w:hAnsi="Times New Roman" w:eastAsia="Times New Roman"/>
+          <w:sz w:val="28"/>
+        </w:rPr>
+        <w:t>Сетевое приложение предназначено для использования сотрудниками и покупателями оптового контура по закупке продукции отдела сбыта фермерского хозяйства, включая следующие роли пользователей:</w:t>
+      </w:r>
+    </w:p>
+    <w:p>
+      <w:pPr>
+        <w:spacing w:after="0" w:before="0" w:line="240" w:lineRule="auto"/>
+        <w:ind w:firstLine="567"/>
+        <w:jc w:val="both"/>
+        <w:rPr>
+          <w:rFonts w:cs="Times New Roman"/>
+          <w:szCs w:val="28"/>
+        </w:rPr>
+      </w:pPr>
+      <w:r>
+        <w:rPr>
+          <w:rFonts w:ascii="Times New Roman" w:hAnsi="Times New Roman" w:eastAsia="Times New Roman"/>
+          <w:sz w:val="28"/>
+        </w:rPr>
+        <w:t>- Директор магазина (покупатель) — добавляет свои адреса для доставки и заказывает на эти адреса продукцию фермерского хозяйства с видением статуса обработки.</w:t>
+      </w:r>
+    </w:p>
+    <w:p>
+      <w:pPr>
+        <w:spacing w:after="0" w:before="0" w:line="240" w:lineRule="auto"/>
+        <w:ind w:firstLine="567"/>
+        <w:jc w:val="both"/>
+        <w:rPr>
+          <w:rFonts w:cs="Times New Roman"/>
+          <w:szCs w:val="28"/>
+        </w:rPr>
+      </w:pPr>
+      <w:r>
+        <w:rPr>
+          <w:rFonts w:ascii="Times New Roman" w:hAnsi="Times New Roman" w:eastAsia="Times New Roman"/>
+          <w:sz w:val="28"/>
+        </w:rPr>
+        <w:t>- Менеджер — добавляет, редактирует и удаляет товары для заказов, подтверждает заявки и сопровождает учётные записи директоров.</w:t>
+      </w:r>
+    </w:p>
+    <w:p>
+      <w:pPr>
+        <w:spacing w:after="0" w:before="0" w:line="240" w:lineRule="auto"/>
+        <w:ind w:firstLine="567"/>
+        <w:jc w:val="both"/>
+        <w:rPr>
+          <w:rFonts w:cs="Times New Roman"/>
+          <w:szCs w:val="28"/>
+        </w:rPr>
+      </w:pPr>
+      <w:r>
+        <w:rPr>
+          <w:rFonts w:ascii="Times New Roman" w:hAnsi="Times New Roman" w:eastAsia="Times New Roman"/>
+          <w:sz w:val="28"/>
+        </w:rPr>
+        <w:t>- Логист — координирует подтверждённые заказы и распределяет их между водителями также обновляя их статус, и контролирует выполнение доставок.</w:t>
+      </w:r>
+    </w:p>
+    <w:p>
+      <w:pPr>
+        <w:spacing w:after="0" w:before="0" w:line="240" w:lineRule="auto"/>
+        <w:ind w:firstLine="567"/>
+        <w:jc w:val="both"/>
+        <w:rPr>
+          <w:rFonts w:cs="Times New Roman"/>
+          <w:szCs w:val="28"/>
+        </w:rPr>
+      </w:pPr>
+      <w:r>
+        <w:rPr>
+          <w:rFonts w:ascii="Times New Roman" w:hAnsi="Times New Roman" w:eastAsia="Times New Roman"/>
+          <w:sz w:val="28"/>
+        </w:rPr>
+        <w:t>- Водитель — выполняет доставку заказов, отмечает выполнение заказа обновляя его статус.</w:t>
+      </w:r>
+    </w:p>
+    <w:p>
+      <w:pPr>
+        <w:spacing w:after="0" w:before="0" w:line="240" w:lineRule="auto"/>
+        <w:ind w:firstLine="567"/>
+        <w:jc w:val="both"/>
+        <w:rPr>
+          <w:rFonts w:cs="Times New Roman"/>
+          <w:szCs w:val="28"/>
+        </w:rPr>
+      </w:pPr>
+      <w:r>
+        <w:rPr>
+          <w:rFonts w:ascii="Times New Roman" w:hAnsi="Times New Roman" w:eastAsia="Times New Roman"/>
+          <w:sz w:val="28"/>
+        </w:rPr>
+        <w:t>Целью курсового проекта является проектирование и реализация сетевого приложения для автоматизации работы отдела сбыта фермерского хозяйства с публичным доступом через сайт https://farmer.indevs.in.</w:t>
+      </w:r>
+    </w:p>
+    <w:p>
+      <w:pPr>
+        <w:spacing w:after="0"/>
+        <w:ind w:firstLine="567"/>
+        <w:jc w:val="both"/>
+        <w:rPr>
+          <w:rFonts w:cs="Times New Roman"/>
+          <w:szCs w:val="28"/>
+        </w:rPr>
+      </w:pPr>
+    </w:p>
+    <w:p>
+      <w:pPr>
+        <w:pStyle w:val="1"/>
+        <w:tabs>
+          <w:tab w:val="left" w:pos="1554"/>
+        </w:tabs>
+        <w:spacing w:before="0" w:after="0"/>
+        <w:jc w:val="both"/>
+      </w:pPr>
+      <w:bookmarkStart w:id="2" w:name="_Toc227879193"/>
+      <w:r>
+        <w:rPr>
+          <w:rFonts w:ascii="Times New Roman" w:hAnsi="Times New Roman" w:eastAsia="Times New Roman"/>
+          <w:b/>
+          <w:sz w:val="28"/>
+        </w:rPr>
+        <w:t>1.2 Сведения из теории</w:t>
+      </w:r>
+      <w:bookmarkEnd w:id="2"/>
+    </w:p>
+    <w:p>
+      <w:pPr>
+        <w:pStyle w:val="a4"/>
+        <w:spacing w:before="0" w:beforeAutospacing="0" w:after="0" w:afterAutospacing="0" w:line="240" w:lineRule="auto"/>
+        <w:ind w:firstLine="567"/>
+        <w:jc w:val="both"/>
+        <w:rPr>
+          <w:sz w:val="28"/>
+          <w:szCs w:val="28"/>
+          <w:lang w:val="ru-BY" w:eastAsia="ru-BY"/>
+        </w:rPr>
+      </w:pPr>
+      <w:r>
+        <w:rPr>
+          <w:rFonts w:ascii="Times New Roman" w:hAnsi="Times New Roman" w:eastAsia="Times New Roman"/>
+          <w:sz w:val="28"/>
+        </w:rPr>
+        <w:t xml:space="preserve">Проект представляет собой сетевое веб-приложение с отдельной клиентской частью и </w:t>
+      </w:r>
+      <w:proofErr w:type="spellStart"/>
+      <w:r>
+        <w:rPr>
+          <w:rFonts w:ascii="Times New Roman" w:hAnsi="Times New Roman" w:eastAsia="Times New Roman"/>
+          <w:sz w:val="28"/>
+        </w:rPr>
+        <w:t>backend</w:t>
+      </w:r>
+      <w:proofErr w:type="spellEnd"/>
+      <w:r>
+        <w:rPr>
+          <w:rFonts w:ascii="Times New Roman" w:hAnsi="Times New Roman" w:eastAsia="Times New Roman"/>
+          <w:sz w:val="28"/>
+        </w:rPr>
+        <w:t>-модулем, который собирается как исполняемый Spring Boot JAR. Выбор конкретных инструментов продиктован необходимостью обеспечения целостности данных, удобства поддержки кода и автоматизации процессов сборки.</w:t>
+      </w:r>
+    </w:p>
+    <w:p>
+      <w:pPr>
+        <w:spacing w:after="0" w:before="0" w:line="240" w:lineRule="auto"/>
+        <w:ind w:firstLine="567"/>
+        <w:jc w:val="both"/>
+      </w:pPr>
+      <w:r>
+        <w:rPr>
+          <w:rFonts w:ascii="Times New Roman" w:hAnsi="Times New Roman" w:eastAsia="Times New Roman"/>
+          <w:b/>
+          <w:sz w:val="28"/>
+        </w:rPr>
+        <w:t xml:space="preserve">Java — </w:t>
+      </w:r>
+      <w:r>
+        <w:rPr>
+          <w:rFonts w:ascii="Times New Roman" w:hAnsi="Times New Roman" w:eastAsia="Times New Roman"/>
+          <w:sz w:val="28"/>
+        </w:rPr>
+        <w:t>объектно-ориентированный язык программирования общего назначения.</w:t>
+      </w:r>
+    </w:p>
+    <w:p>
+      <w:pPr>
+        <w:spacing w:after="0" w:before="0" w:line="240" w:lineRule="auto"/>
+        <w:ind w:firstLine="567"/>
+        <w:jc w:val="both"/>
+      </w:pPr>
+      <w:r>
+        <w:rPr>
+          <w:rFonts w:ascii="Times New Roman" w:hAnsi="Times New Roman" w:eastAsia="Times New Roman"/>
+          <w:i/>
+          <w:sz w:val="28"/>
+        </w:rPr>
+        <w:t>- Обоснование выбора:</w:t>
+      </w:r>
+      <w:r>
+        <w:rPr>
+          <w:rFonts w:ascii="Times New Roman" w:hAnsi="Times New Roman" w:eastAsia="Times New Roman"/>
+          <w:sz w:val="28"/>
+        </w:rPr>
+        <w:t xml:space="preserve"> Java выбрана в качестве основного языка разработки благодаря строгой типизации и мощной системе управления памятью, что минимизирует количество ошибок времени выполнения. Кроссплатформенность Java позволяет развёртывать приложение на различных серверных окружениях без изменения кода.</w:t>
+      </w:r>
+    </w:p>
+    <w:p>
+      <w:pPr>
+        <w:spacing w:after="0" w:before="0" w:line="240" w:lineRule="auto"/>
+        <w:ind w:firstLine="567"/>
+        <w:jc w:val="both"/>
+      </w:pPr>
+      <w:proofErr w:type="spellStart"/>
+      <w:r>
+        <w:rPr>
+          <w:rFonts w:ascii="Times New Roman" w:hAnsi="Times New Roman" w:eastAsia="Times New Roman"/>
+          <w:b/>
+          <w:sz w:val="28"/>
+        </w:rPr>
+        <w:t>IntelliJ</w:t>
+      </w:r>
+      <w:proofErr w:type="spellEnd"/>
+      <w:r>
+        <w:rPr>
+          <w:rFonts w:ascii="Times New Roman" w:hAnsi="Times New Roman" w:eastAsia="Times New Roman"/>
+          <w:b/>
+          <w:sz w:val="28"/>
+        </w:rPr>
+        <w:t xml:space="preserve"> IDEA — </w:t>
+      </w:r>
+      <w:r>
+        <w:rPr>
+          <w:rFonts w:ascii="Times New Roman" w:hAnsi="Times New Roman" w:eastAsia="Times New Roman"/>
+          <w:sz w:val="28"/>
+        </w:rPr>
+        <w:t xml:space="preserve">интегрированная среда разработки (IDE) от </w:t>
+      </w:r>
+      <w:proofErr w:type="spellStart"/>
+      <w:r>
+        <w:rPr>
+          <w:rFonts w:ascii="Times New Roman" w:hAnsi="Times New Roman" w:eastAsia="Times New Roman"/>
+          <w:sz w:val="28"/>
+        </w:rPr>
+        <w:t>JetBrains</w:t>
+      </w:r>
+      <w:proofErr w:type="spellEnd"/>
+      <w:r>
+        <w:rPr>
+          <w:rFonts w:ascii="Times New Roman" w:hAnsi="Times New Roman" w:eastAsia="Times New Roman"/>
+          <w:sz w:val="28"/>
+        </w:rPr>
+        <w:t>.</w:t>
+      </w:r>
+    </w:p>
+    <w:p>
+      <w:pPr>
+        <w:spacing w:after="0" w:before="0" w:line="240" w:lineRule="auto"/>
+        <w:ind w:firstLine="567"/>
+        <w:jc w:val="both"/>
+      </w:pPr>
+      <w:r>
+        <w:rPr>
+          <w:rFonts w:ascii="Times New Roman" w:hAnsi="Times New Roman" w:eastAsia="Times New Roman"/>
+          <w:i/>
+          <w:sz w:val="28"/>
+        </w:rPr>
+        <w:t>- Обоснование выбора:</w:t>
+      </w:r>
+      <w:r>
+        <w:rPr>
+          <w:rFonts w:ascii="Times New Roman" w:hAnsi="Times New Roman" w:eastAsia="Times New Roman"/>
+          <w:sz w:val="28"/>
+        </w:rPr>
+        <w:t xml:space="preserve"> Использование </w:t>
+      </w:r>
+      <w:proofErr w:type="spellStart"/>
+      <w:r>
+        <w:rPr>
+          <w:rFonts w:ascii="Times New Roman" w:hAnsi="Times New Roman" w:eastAsia="Times New Roman"/>
+          <w:sz w:val="28"/>
+        </w:rPr>
+        <w:t>IntelliJ</w:t>
+      </w:r>
+      <w:proofErr w:type="spellEnd"/>
+      <w:r>
+        <w:rPr>
+          <w:rFonts w:ascii="Times New Roman" w:hAnsi="Times New Roman" w:eastAsia="Times New Roman"/>
+          <w:sz w:val="28"/>
+        </w:rPr>
+        <w:t xml:space="preserve"> IDEA обусловлено наличием продвинутых инструментов статического анализа кода, рефакторинга и отладки. Это ускоряет разработку сложных модулей и помогает поддерживать высокое качество исходного кода.</w:t>
+      </w:r>
+    </w:p>
+    <w:p>
+      <w:pPr>
+        <w:spacing w:after="0" w:before="0" w:line="240" w:lineRule="auto"/>
+        <w:ind w:firstLine="567"/>
+        <w:jc w:val="both"/>
+      </w:pPr>
+      <w:r>
+        <w:rPr>
+          <w:rFonts w:ascii="Times New Roman" w:hAnsi="Times New Roman" w:eastAsia="Times New Roman"/>
+          <w:b/>
+          <w:sz w:val="28"/>
+        </w:rPr>
+        <w:t xml:space="preserve">Spring Boot — </w:t>
+      </w:r>
+      <w:r>
+        <w:rPr>
+          <w:rFonts w:ascii="Times New Roman" w:hAnsi="Times New Roman" w:eastAsia="Times New Roman"/>
+          <w:sz w:val="28"/>
+        </w:rPr>
+        <w:t>фреймворк для создания серверной части веб-приложения и REST API.</w:t>
+      </w:r>
+    </w:p>
+    <w:p>
+      <w:pPr>
+        <w:spacing w:after="0" w:before="0" w:line="240" w:lineRule="auto"/>
+        <w:ind w:firstLine="567"/>
+        <w:jc w:val="both"/>
+      </w:pPr>
+      <w:r>
+        <w:rPr>
+          <w:rFonts w:ascii="Times New Roman" w:hAnsi="Times New Roman" w:eastAsia="Times New Roman"/>
+          <w:i/>
+          <w:sz w:val="28"/>
+        </w:rPr>
+        <w:t>- Обоснование выбора:</w:t>
+      </w:r>
+      <w:r>
+        <w:rPr>
+          <w:rFonts w:ascii="Times New Roman" w:hAnsi="Times New Roman" w:eastAsia="Times New Roman"/>
+          <w:sz w:val="28"/>
+        </w:rPr>
+        <w:t xml:space="preserve"> Выбор в пользу Spring Boot сделан для обеспечения переносимой серверной архитектуры, удобной обработки HTTP-запросов, маршрутизации, валидации и конфигурации безопасности.</w:t>
+      </w:r>
+    </w:p>
+    <w:p>
+      <w:pPr>
+        <w:spacing w:after="0" w:before="0" w:line="240" w:lineRule="auto"/>
+        <w:ind w:firstLine="567"/>
+        <w:jc w:val="both"/>
+      </w:pPr>
+      <w:proofErr w:type="spellStart"/>
+      <w:r>
+        <w:rPr>
+          <w:rFonts w:ascii="Times New Roman" w:hAnsi="Times New Roman" w:eastAsia="Times New Roman"/>
+          <w:b/>
+          <w:sz w:val="28"/>
+        </w:rPr>
+        <w:lastRenderedPageBreak/>
+        <w:t>React</w:t>
+      </w:r>
+      <w:proofErr w:type="spellEnd"/>
+      <w:r>
+        <w:rPr>
+          <w:rFonts w:ascii="Times New Roman" w:hAnsi="Times New Roman" w:eastAsia="Times New Roman"/>
+          <w:b/>
+          <w:sz w:val="28"/>
+        </w:rPr>
+        <w:t xml:space="preserve"> — </w:t>
+      </w:r>
+      <w:r>
+        <w:rPr>
+          <w:rFonts w:ascii="Times New Roman" w:hAnsi="Times New Roman" w:eastAsia="Times New Roman"/>
+          <w:sz w:val="28"/>
+        </w:rPr>
+        <w:t>компонентная библиотека для построения пользовательского интерфейса.</w:t>
+      </w:r>
+    </w:p>
+    <w:p>
+      <w:pPr>
+        <w:spacing w:after="0" w:before="0" w:line="240" w:lineRule="auto"/>
+        <w:ind w:firstLine="567"/>
+        <w:jc w:val="both"/>
+      </w:pPr>
+      <w:r>
+        <w:rPr>
+          <w:rFonts w:ascii="Times New Roman" w:hAnsi="Times New Roman" w:eastAsia="Times New Roman"/>
+          <w:i/>
+          <w:sz w:val="28"/>
+        </w:rPr>
+        <w:t>- Обоснование выбора:</w:t>
+      </w:r>
+      <w:r>
+        <w:rPr>
+          <w:rFonts w:ascii="Times New Roman" w:hAnsi="Times New Roman" w:eastAsia="Times New Roman"/>
+          <w:sz w:val="28"/>
+        </w:rPr>
+        <w:t xml:space="preserve"> </w:t>
+      </w:r>
+      <w:proofErr w:type="spellStart"/>
+      <w:r>
+        <w:rPr>
+          <w:rFonts w:ascii="Times New Roman" w:hAnsi="Times New Roman" w:eastAsia="Times New Roman"/>
+          <w:sz w:val="28"/>
+        </w:rPr>
+        <w:t>React</w:t>
+      </w:r>
+      <w:proofErr w:type="spellEnd"/>
+      <w:r>
+        <w:rPr>
+          <w:rFonts w:ascii="Times New Roman" w:hAnsi="Times New Roman" w:eastAsia="Times New Roman"/>
+          <w:sz w:val="28"/>
+        </w:rPr>
+        <w:t xml:space="preserve"> выбран для реализации уровня представления с целью соблюдения принципа разделения ответственности. Компонентный подход позволяет избежать дублирования разметки и сделать интерфейсы ролей более поддерживаемыми.</w:t>
+      </w:r>
+    </w:p>
+    <w:p>
+      <w:pPr>
+        <w:spacing w:after="0" w:before="0" w:line="240" w:lineRule="auto"/>
+        <w:ind w:firstLine="567"/>
+        <w:jc w:val="both"/>
+      </w:pPr>
+      <w:proofErr w:type="spellStart"/>
+      <w:r>
+        <w:rPr>
+          <w:rFonts w:ascii="Times New Roman" w:hAnsi="Times New Roman" w:eastAsia="Times New Roman"/>
+          <w:b/>
+          <w:sz w:val="28"/>
+        </w:rPr>
+        <w:t>Maven</w:t>
+      </w:r>
+      <w:proofErr w:type="spellEnd"/>
+      <w:r>
+        <w:rPr>
+          <w:rFonts w:ascii="Times New Roman" w:hAnsi="Times New Roman" w:eastAsia="Times New Roman"/>
+          <w:b/>
+          <w:sz w:val="28"/>
+        </w:rPr>
+        <w:t xml:space="preserve"> — </w:t>
+      </w:r>
+      <w:r>
+        <w:rPr>
+          <w:rFonts w:ascii="Times New Roman" w:hAnsi="Times New Roman" w:eastAsia="Times New Roman"/>
+          <w:sz w:val="28"/>
+        </w:rPr>
+        <w:t>инструмент управления проектами и сборки.</w:t>
+      </w:r>
+    </w:p>
+    <w:p>
+      <w:pPr>
+        <w:spacing w:after="0" w:before="0" w:line="240" w:lineRule="auto"/>
+        <w:ind w:firstLine="567"/>
+        <w:jc w:val="both"/>
+      </w:pPr>
+      <w:r>
+        <w:rPr>
+          <w:rFonts w:ascii="Times New Roman" w:hAnsi="Times New Roman" w:eastAsia="Times New Roman"/>
+          <w:i/>
+          <w:sz w:val="28"/>
+        </w:rPr>
+        <w:t>- Обоснование выбора:</w:t>
+      </w:r>
+      <w:r>
+        <w:rPr>
+          <w:rFonts w:ascii="Times New Roman" w:hAnsi="Times New Roman" w:eastAsia="Times New Roman"/>
+          <w:sz w:val="28"/>
+        </w:rPr>
+        <w:t xml:space="preserve"> </w:t>
+      </w:r>
+      <w:proofErr w:type="spellStart"/>
+      <w:r>
+        <w:rPr>
+          <w:rFonts w:ascii="Times New Roman" w:hAnsi="Times New Roman" w:eastAsia="Times New Roman"/>
+          <w:sz w:val="28"/>
+        </w:rPr>
+        <w:t>Maven</w:t>
+      </w:r>
+      <w:proofErr w:type="spellEnd"/>
+      <w:r>
+        <w:rPr>
+          <w:rFonts w:ascii="Times New Roman" w:hAnsi="Times New Roman" w:eastAsia="Times New Roman"/>
+          <w:sz w:val="28"/>
+        </w:rPr>
+        <w:t xml:space="preserve"> используется для автоматизации процесса сборки </w:t>
+      </w:r>
+      <w:proofErr w:type="spellStart"/>
+      <w:r>
+        <w:rPr>
+          <w:rFonts w:ascii="Times New Roman" w:hAnsi="Times New Roman" w:eastAsia="Times New Roman"/>
+          <w:sz w:val="28"/>
+        </w:rPr>
+        <w:t>backend</w:t>
+      </w:r>
+      <w:proofErr w:type="spellEnd"/>
+      <w:r>
+        <w:rPr>
+          <w:rFonts w:ascii="Times New Roman" w:hAnsi="Times New Roman" w:eastAsia="Times New Roman"/>
+          <w:sz w:val="28"/>
+        </w:rPr>
+        <w:t>-модуля и управления зависимостями. Это гарантирует воспроизводимость сборки на любом компьютере разработчика и упрощает подключение необходимых библиотек без конфликтов версий.</w:t>
+      </w:r>
+    </w:p>
+    <w:p>
+      <w:pPr>
+        <w:spacing w:after="0" w:before="0" w:line="240" w:lineRule="auto"/>
+        <w:ind w:firstLine="567"/>
+        <w:jc w:val="both"/>
+      </w:pPr>
+      <w:proofErr w:type="spellStart"/>
+      <w:r>
+        <w:rPr>
+          <w:rFonts w:ascii="Times New Roman" w:hAnsi="Times New Roman" w:eastAsia="Times New Roman"/>
+          <w:b/>
+          <w:sz w:val="28"/>
+        </w:rPr>
+        <w:t>PostgreSQL</w:t>
+      </w:r>
+      <w:proofErr w:type="spellEnd"/>
+      <w:r>
+        <w:rPr>
+          <w:rFonts w:ascii="Times New Roman" w:hAnsi="Times New Roman" w:eastAsia="Times New Roman"/>
+          <w:b/>
+          <w:sz w:val="28"/>
+        </w:rPr>
+        <w:t xml:space="preserve"> — </w:t>
+      </w:r>
+      <w:r>
+        <w:rPr>
+          <w:rFonts w:ascii="Times New Roman" w:hAnsi="Times New Roman" w:eastAsia="Times New Roman"/>
+          <w:sz w:val="28"/>
+        </w:rPr>
+        <w:t>объектно-реляционная СУБД с открытым исходным кодом.</w:t>
+      </w:r>
+    </w:p>
+    <w:p>
+      <w:pPr>
+        <w:spacing w:after="0" w:before="0" w:line="240" w:lineRule="auto"/>
+        <w:ind w:firstLine="567"/>
+        <w:jc w:val="both"/>
+      </w:pPr>
+      <w:r>
+        <w:rPr>
+          <w:rFonts w:ascii="Times New Roman" w:hAnsi="Times New Roman" w:eastAsia="Times New Roman"/>
+          <w:i/>
+          <w:sz w:val="28"/>
+        </w:rPr>
+        <w:t>- Обоснование выбора:</w:t>
+      </w:r>
+      <w:r>
+        <w:rPr>
+          <w:rFonts w:ascii="Times New Roman" w:hAnsi="Times New Roman" w:eastAsia="Times New Roman"/>
+          <w:sz w:val="28"/>
+        </w:rPr>
+        <w:t xml:space="preserve"> Для хранения данных проекта выбрана </w:t>
+      </w:r>
+      <w:proofErr w:type="spellStart"/>
+      <w:r>
+        <w:rPr>
+          <w:rFonts w:ascii="Times New Roman" w:hAnsi="Times New Roman" w:eastAsia="Times New Roman"/>
+          <w:sz w:val="28"/>
+        </w:rPr>
+        <w:t>PostgreSQL</w:t>
+      </w:r>
+      <w:proofErr w:type="spellEnd"/>
+      <w:r>
+        <w:rPr>
+          <w:rFonts w:ascii="Times New Roman" w:hAnsi="Times New Roman" w:eastAsia="Times New Roman"/>
+          <w:sz w:val="28"/>
+        </w:rPr>
+        <w:t>, поскольку она поддерживает свойства ACID, надёжную работу с конкурентными операциями и удобные выборки по каталогу, пользователям, заказам и маршрутам доставки.</w:t>
+      </w:r>
+    </w:p>
+    <w:p>
+      <w:pPr>
+        <w:spacing w:after="0"/>
+        <w:ind w:firstLine="567"/>
+        <w:jc w:val="both"/>
+        <w:rPr>
+          <w:rFonts w:cs="Times New Roman"/>
+          <w:szCs w:val="28"/>
+        </w:rPr>
+      </w:pPr>
+    </w:p>
+    <w:p>
+      <w:pPr>
+        <w:pStyle w:val="1"/>
+        <w:spacing w:after="0" w:before="0"/>
+        <w:ind/>
+        <w:jc w:val="both"/>
+        <w:rPr>
+          <w:b/>
+        </w:rPr>
+      </w:pPr>
+      <w:r>
+        <w:rPr>
+          <w:rFonts w:ascii="Times New Roman" w:hAnsi="Times New Roman" w:eastAsia="Times New Roman"/>
+          <w:b/>
+          <w:sz w:val="28"/>
+        </w:rPr>
+        <w:t>1.3 Постановка задачи</w:t>
+      </w:r>
+    </w:p>
+    <w:p>
+      <w:pPr>
+        <w:spacing w:after="0" w:before="0" w:line="240" w:lineRule="auto"/>
+        <w:ind w:firstLine="567"/>
+        <w:jc w:val="both"/>
+        <w:rPr>
+          <w:rFonts w:cs="Times New Roman"/>
+          <w:szCs w:val="28"/>
+        </w:rPr>
+      </w:pPr>
+      <w:r>
+        <w:rPr>
+          <w:rFonts w:ascii="Times New Roman" w:hAnsi="Times New Roman" w:eastAsia="Times New Roman"/>
+          <w:sz w:val="28"/>
+        </w:rPr>
+        <w:t>Целью данной курсовой работы является разработка сетевого приложения для автоматизации работы отдела сбыта фермерского хозяйства, позволяющего автоматизировать основные бизнес-процессы, такие как управление заказами, подтверждение заявок, распределение маршрутов и завершение доставки. Приложение должно обеспечивать эффективное взаимодействие между пользователями с различными ролями — директором магазина, менеджером, логистом и водителем.</w:t>
+      </w:r>
+    </w:p>
+    <w:p>
+      <w:pPr>
+        <w:spacing w:after="0" w:before="0" w:line="240" w:lineRule="auto"/>
+        <w:ind w:firstLine="567"/>
+        <w:jc w:val="both"/>
+        <w:rPr>
+          <w:rFonts w:cs="Times New Roman"/>
+          <w:szCs w:val="28"/>
+        </w:rPr>
+      </w:pPr>
+      <w:r>
+        <w:rPr>
+          <w:rFonts w:ascii="Times New Roman" w:hAnsi="Times New Roman" w:eastAsia="Times New Roman"/>
+          <w:sz w:val="28"/>
+        </w:rPr>
+        <w:t>Основные задачи разработки:</w:t>
+      </w:r>
+    </w:p>
+    <w:p>
+      <w:pPr>
+        <w:spacing w:after="0" w:before="0" w:line="240" w:lineRule="auto"/>
+        <w:ind w:firstLine="567"/>
+        <w:jc w:val="both"/>
+        <w:rPr>
+          <w:rFonts w:cs="Times New Roman"/>
+          <w:szCs w:val="28"/>
+        </w:rPr>
+      </w:pPr>
+      <w:r>
+        <w:rPr>
+          <w:rFonts w:ascii="Times New Roman" w:hAnsi="Times New Roman" w:eastAsia="Times New Roman"/>
+          <w:sz w:val="28"/>
+        </w:rPr>
+        <w:t>- Создать интерфейс для каждой роли пользователя, включающий функционал, необходимый для выполнения их задач: директор магазина — создание и контроль заказов; менеджер — настройка каталога товаров, создание учётных записей директоров и одобрение заказов; логист — распределение заказов по водителям; водитель — перевозка заказа и подтверждение доставки.</w:t>
+      </w:r>
+    </w:p>
+    <w:p>
+      <w:pPr>
+        <w:spacing w:after="0" w:before="0" w:line="240" w:lineRule="auto"/>
+        <w:ind w:firstLine="567"/>
+        <w:jc w:val="both"/>
+        <w:rPr>
+          <w:rFonts w:cs="Times New Roman"/>
+          <w:szCs w:val="28"/>
+        </w:rPr>
+      </w:pPr>
+      <w:r>
+        <w:rPr>
+          <w:rFonts w:ascii="Times New Roman" w:hAnsi="Times New Roman" w:eastAsia="Times New Roman"/>
+          <w:sz w:val="28"/>
+        </w:rPr>
+        <w:t>- Реализовать механизм координации доставки: организацию распределения заявок между водителями, статусную модель заказа и предварительный просмотр результата транспортной задачи.</w:t>
+      </w:r>
+    </w:p>
+    <w:p>
+      <w:pPr>
+        <w:spacing w:after="0" w:before="0" w:line="240" w:lineRule="auto"/>
+        <w:ind w:firstLine="567"/>
+        <w:jc w:val="both"/>
+        <w:rPr>
+          <w:rFonts w:cs="Times New Roman"/>
+          <w:szCs w:val="28"/>
+        </w:rPr>
+      </w:pPr>
+      <w:r>
+        <w:rPr>
+          <w:rFonts w:ascii="Times New Roman" w:hAnsi="Times New Roman" w:eastAsia="Times New Roman"/>
+          <w:sz w:val="28"/>
+        </w:rPr>
+        <w:t>- Обеспечить безопасность и доступность приложения: внедрить систему аутентификации и разграничения прав доступа для пользователей с разными ролями, а также подготовить публичную развёрнутую версию сайта для проверки на защите.</w:t>
+      </w:r>
+    </w:p>
+    <w:p>
+      <w:pPr>
+        <w:spacing w:after="0" w:before="0" w:line="240" w:lineRule="auto"/>
+        <w:ind w:firstLine="567"/>
+        <w:jc w:val="both"/>
+        <w:rPr>
+          <w:rFonts w:cs="Times New Roman"/>
+          <w:szCs w:val="28"/>
+        </w:rPr>
+      </w:pPr>
+      <w:r>
+        <w:rPr>
+          <w:rFonts w:ascii="Times New Roman" w:hAnsi="Times New Roman" w:eastAsia="Times New Roman"/>
+          <w:sz w:val="28"/>
+        </w:rPr>
+        <w:t xml:space="preserve">Использовать Java и JavaScript в разработке серверной и клиентской частей приложения, а также среду разработки </w:t>
+      </w:r>
+      <w:proofErr w:type="spellStart"/>
+      <w:r>
+        <w:rPr>
+          <w:rFonts w:ascii="Times New Roman" w:hAnsi="Times New Roman" w:eastAsia="Times New Roman"/>
+          <w:sz w:val="28"/>
+        </w:rPr>
+        <w:t>IntelliJ</w:t>
+      </w:r>
+      <w:proofErr w:type="spellEnd"/>
+      <w:r>
+        <w:rPr>
+          <w:rFonts w:ascii="Times New Roman" w:hAnsi="Times New Roman" w:eastAsia="Times New Roman"/>
+          <w:sz w:val="28"/>
+        </w:rPr>
+        <w:t xml:space="preserve"> IDEA для создания, тестирования и отладки кода. Для визуальной составляющей использовать </w:t>
+      </w:r>
+      <w:proofErr w:type="spellStart"/>
+      <w:r>
+        <w:rPr>
+          <w:rFonts w:ascii="Times New Roman" w:hAnsi="Times New Roman" w:eastAsia="Times New Roman"/>
+          <w:sz w:val="28"/>
+        </w:rPr>
+        <w:t>React</w:t>
+      </w:r>
+      <w:proofErr w:type="spellEnd"/>
+      <w:r>
+        <w:rPr>
+          <w:rFonts w:ascii="Times New Roman" w:hAnsi="Times New Roman" w:eastAsia="Times New Roman"/>
+          <w:sz w:val="28"/>
+        </w:rPr>
+        <w:t>, CSS и JavaScript.</w:t>
+      </w:r>
+    </w:p>
+    <w:p>
+      <w:pPr>
+        <w:spacing w:after="0" w:before="0" w:line="240" w:lineRule="auto"/>
+        <w:ind w:firstLine="567"/>
+        <w:jc w:val="both"/>
+        <w:rPr>
+          <w:rFonts w:cs="Times New Roman"/>
+          <w:szCs w:val="28"/>
+        </w:rPr>
+      </w:pPr>
+      <w:r>
+        <w:rPr>
+          <w:rFonts w:ascii="Times New Roman" w:hAnsi="Times New Roman" w:eastAsia="Times New Roman"/>
+          <w:sz w:val="28"/>
+        </w:rPr>
+        <w:lastRenderedPageBreak/>
+        <w:t>Решение поставленных задач позволит создать приложение, которое оптимизирует процесс оформления и доставки заказов, улучшит координацию между сотрудниками фермерского хозяйства и повысит общую эффективность работы отдела сбыта.</w:t>
+      </w:r>
+    </w:p>
+    <w:p>
+      <w:pPr>
+        <w:spacing w:after="0" w:before="0" w:line="240" w:lineRule="auto"/>
+        <w:ind w:firstLine="567"/>
+        <w:jc w:val="both"/>
+        <w:rPr>
+          <w:rFonts w:cs="Times New Roman"/>
+          <w:szCs w:val="28"/>
+        </w:rPr>
+      </w:pPr>
+      <w:r>
+        <w:rPr>
+          <w:rFonts w:ascii="Times New Roman" w:hAnsi="Times New Roman" w:eastAsia="Times New Roman"/>
+          <w:sz w:val="28"/>
+        </w:rPr>
+        <w:t>Требования к оборудованию и программному обеспечению для разработчика, использующего</w:t>
+      </w:r>
+      <w:r>
+        <w:rPr>
+          <w:rFonts w:ascii="Times New Roman" w:hAnsi="Times New Roman" w:eastAsia="Times New Roman"/>
+          <w:sz w:val="28"/>
+        </w:rPr>
+        <w:t xml:space="preserve"> </w:t>
+      </w:r>
+      <w:proofErr w:type="spellStart"/>
+      <w:r>
+        <w:rPr>
+          <w:rFonts w:ascii="Times New Roman" w:hAnsi="Times New Roman" w:eastAsia="Times New Roman"/>
+          <w:sz w:val="28"/>
+        </w:rPr>
+        <w:t>IntelliJ</w:t>
+      </w:r>
+      <w:proofErr w:type="spellEnd"/>
+      <w:r>
+        <w:rPr>
+          <w:rFonts w:ascii="Times New Roman" w:hAnsi="Times New Roman" w:eastAsia="Times New Roman"/>
+          <w:sz w:val="28"/>
+        </w:rPr>
+        <w:t xml:space="preserve"> IDEA 2026.1.1</w:t>
+      </w:r>
+      <w:r>
+        <w:rPr>
+          <w:rFonts w:ascii="Times New Roman" w:hAnsi="Times New Roman" w:eastAsia="Times New Roman"/>
+          <w:sz w:val="28"/>
+        </w:rPr>
+        <w:t>, включают:</w:t>
+      </w:r>
+    </w:p>
+    <w:p>
+      <w:pPr>
+        <w:spacing w:after="0" w:before="0" w:line="240" w:lineRule="auto"/>
+        <w:ind w:firstLine="567"/>
+        <w:jc w:val="both"/>
+        <w:rPr>
+          <w:rFonts w:cs="Times New Roman"/>
+          <w:szCs w:val="28"/>
+        </w:rPr>
+      </w:pPr>
+      <w:r>
+        <w:rPr>
+          <w:rFonts w:ascii="Times New Roman" w:hAnsi="Times New Roman" w:eastAsia="Times New Roman"/>
+          <w:sz w:val="28"/>
+        </w:rPr>
+        <w:t xml:space="preserve">Процессор не ниже AMD </w:t>
+      </w:r>
+      <w:proofErr w:type="spellStart"/>
+      <w:r>
+        <w:rPr>
+          <w:rFonts w:ascii="Times New Roman" w:hAnsi="Times New Roman" w:eastAsia="Times New Roman"/>
+          <w:sz w:val="28"/>
+        </w:rPr>
+        <w:t>Ryzen</w:t>
+      </w:r>
+      <w:proofErr w:type="spellEnd"/>
+      <w:r>
+        <w:rPr>
+          <w:rFonts w:ascii="Times New Roman" w:hAnsi="Times New Roman" w:eastAsia="Times New Roman"/>
+          <w:sz w:val="28"/>
+        </w:rPr>
+        <w:t xml:space="preserve"> 3 или аналогичный. Оперативная память минимум 8 ГБ, SSD-накопитель для быстрой работы с проектом и экран с разрешением не ниже 1920×1080 обеспечат удобную разработку и показ публичной версии системы.</w:t>
+      </w:r>
+    </w:p>
+    <w:p>
+      <w:pPr>
+        <w:spacing w:after="0" w:before="0" w:line="240" w:lineRule="auto"/>
+        <w:ind w:firstLine="567"/>
+        <w:jc w:val="both"/>
+        <w:rPr>
+          <w:rFonts w:cs="Times New Roman"/>
+          <w:szCs w:val="28"/>
+        </w:rPr>
+      </w:pPr>
+      <w:r>
+        <w:rPr>
+          <w:rFonts w:ascii="Times New Roman" w:hAnsi="Times New Roman" w:eastAsia="Times New Roman"/>
+          <w:sz w:val="28"/>
+        </w:rPr>
+        <w:t>Для разработчика необходимо наличие интернет-соединения для загрузки зависимостей, обновлений программного обеспечения и документации. Это соединение также позволяет использовать системы контроля версий и получать актуальные компоненты проекта.</w:t>
+      </w:r>
+    </w:p>
+    <w:p>
+      <w:pPr>
+        <w:spacing w:after="0" w:before="0" w:line="240" w:lineRule="auto"/>
+        <w:ind w:firstLine="567"/>
+        <w:jc w:val="both"/>
+        <w:rPr>
+          <w:rFonts w:cs="Times New Roman"/>
+          <w:szCs w:val="28"/>
+        </w:rPr>
+      </w:pPr>
+      <w:r>
+        <w:rPr>
+          <w:rFonts w:ascii="Times New Roman" w:hAnsi="Times New Roman" w:eastAsia="Times New Roman"/>
+          <w:sz w:val="28"/>
+        </w:rPr>
+        <w:t>Операционная система должна быть Microsoft Windows 10 64-bit и выше. Для проверки публичной версии сайта достаточно современного браузера и доступа к сети Интернет.</w:t>
+      </w:r>
+    </w:p>
+    <w:p>
+      <w:pPr>
+        <w:spacing w:after="0" w:before="0" w:line="240" w:lineRule="auto"/>
+        <w:ind w:firstLine="567"/>
+        <w:jc w:val="both"/>
+        <w:rPr>
+          <w:rFonts w:cs="Times New Roman"/>
+          <w:szCs w:val="28"/>
+        </w:rPr>
+      </w:pPr>
+      <w:r>
+        <w:rPr>
+          <w:rFonts w:ascii="Times New Roman" w:hAnsi="Times New Roman" w:eastAsia="Times New Roman"/>
+          <w:sz w:val="28"/>
+        </w:rPr>
+        <w:t xml:space="preserve">Для сопровождения и повторного развёртывания приложения требуется поддержка JDK 21, Node.js 20, доступ к репозиторию и настроенным переменным окружения </w:t>
+      </w:r>
+      <w:proofErr w:type="spellStart"/>
+      <w:r>
+        <w:rPr>
+          <w:rFonts w:ascii="Times New Roman" w:hAnsi="Times New Roman" w:eastAsia="Times New Roman"/>
+          <w:sz w:val="28"/>
+        </w:rPr>
+        <w:t>backend</w:t>
+      </w:r>
+      <w:proofErr w:type="spellEnd"/>
+      <w:r>
+        <w:rPr>
+          <w:rFonts w:ascii="Times New Roman" w:hAnsi="Times New Roman" w:eastAsia="Times New Roman"/>
+          <w:sz w:val="28"/>
+        </w:rPr>
+        <w:t xml:space="preserve"> и </w:t>
+      </w:r>
+      <w:proofErr w:type="spellStart"/>
+      <w:r>
+        <w:rPr>
+          <w:rFonts w:ascii="Times New Roman" w:hAnsi="Times New Roman" w:eastAsia="Times New Roman"/>
+          <w:sz w:val="28"/>
+        </w:rPr>
+        <w:t>frontend</w:t>
+      </w:r>
+      <w:proofErr w:type="spellEnd"/>
+      <w:r>
+        <w:rPr>
+          <w:rFonts w:ascii="Times New Roman" w:hAnsi="Times New Roman" w:eastAsia="Times New Roman"/>
+          <w:sz w:val="28"/>
+        </w:rPr>
+        <w:t>-сервисов.</w:t>
+      </w:r>
+    </w:p>
+    <w:p>
+      <w:pPr>
+        <w:spacing w:after="0" w:before="0" w:line="240" w:lineRule="auto"/>
+        <w:ind w:firstLine="567"/>
+        <w:jc w:val="both"/>
+        <w:rPr>
+          <w:rFonts w:cs="Times New Roman"/>
+          <w:szCs w:val="28"/>
+        </w:rPr>
+      </w:pPr>
+      <w:r>
+        <w:rPr>
+          <w:rFonts w:ascii="Times New Roman" w:hAnsi="Times New Roman" w:eastAsia="Times New Roman"/>
+          <w:sz w:val="28"/>
+        </w:rPr>
+        <w:t>Эти требования обеспечат стабильную и эффективную работу разработчика при создании, тестировании и защите сетевого приложения.</w:t>
+      </w:r>
+    </w:p>
+    <w:p>
+      <w:pPr>
+        <w:spacing w:after="0" w:before="0" w:line="240" w:lineRule="auto"/>
+        <w:ind w:firstLine="567"/>
+        <w:jc w:val="both"/>
+        <w:rPr>
+          <w:rFonts w:cs="Times New Roman"/>
+          <w:szCs w:val="28"/>
+        </w:rPr>
+      </w:pPr>
+      <w:r>
+        <w:rPr>
+          <w:rFonts w:ascii="Times New Roman" w:hAnsi="Times New Roman" w:eastAsia="Times New Roman"/>
+          <w:sz w:val="28"/>
+        </w:rPr>
+        <w:t>Для пользователя требования к оборудованию включают наличие компьютера или мобильного устройства с доступом к сети и браузером, поддерживающим современные веб-технологии.</w:t>
+      </w:r>
+    </w:p>
+    <w:p>
+      <w:pPr>
+        <w:spacing w:after="0" w:before="0" w:line="240" w:lineRule="auto"/>
+        <w:ind w:firstLine="567"/>
+        <w:jc w:val="both"/>
+        <w:rPr>
+          <w:rFonts w:cs="Times New Roman"/>
+          <w:szCs w:val="28"/>
+        </w:rPr>
+      </w:pPr>
+      <w:r>
+        <w:rPr>
+          <w:rFonts w:ascii="Times New Roman" w:hAnsi="Times New Roman" w:eastAsia="Times New Roman"/>
+          <w:sz w:val="28"/>
+        </w:rPr>
+        <w:t xml:space="preserve">Требования к браузеру включают использование последних версий Google </w:t>
+      </w:r>
+      <w:proofErr w:type="spellStart"/>
+      <w:r>
+        <w:rPr>
+          <w:rFonts w:ascii="Times New Roman" w:hAnsi="Times New Roman" w:eastAsia="Times New Roman"/>
+          <w:sz w:val="28"/>
+        </w:rPr>
+        <w:t>Chrome</w:t>
+      </w:r>
+      <w:proofErr w:type="spellEnd"/>
+      <w:r>
+        <w:rPr>
+          <w:rFonts w:ascii="Times New Roman" w:hAnsi="Times New Roman" w:eastAsia="Times New Roman"/>
+          <w:sz w:val="28"/>
+        </w:rPr>
+        <w:t>, Microsoft Edge, Mozilla Firefox или других совместимых решений. Это обеспечивает корректное отображение интерфейса, карт, таблиц и пользовательских форм.</w:t>
+      </w:r>
+    </w:p>
+    <w:p>
+      <w:pPr>
+        <w:spacing w:after="0" w:before="0" w:line="240" w:lineRule="auto"/>
+        <w:ind w:firstLine="567"/>
+        <w:jc w:val="both"/>
+        <w:rPr>
+          <w:rFonts w:cs="Times New Roman"/>
+          <w:szCs w:val="28"/>
+        </w:rPr>
+      </w:pPr>
+      <w:r>
+        <w:rPr>
+          <w:rFonts w:ascii="Times New Roman" w:hAnsi="Times New Roman" w:eastAsia="Times New Roman"/>
+          <w:sz w:val="28"/>
+        </w:rPr>
+        <w:t>Для корректной работы сценариев доставки и транспортной задачи также рекомендуется стабильное интернет-соединение, позволяющее загружать картографические данные, обновлять статусы заказов и выполнять выгрузку отчётности без задержек.</w:t>
+      </w:r>
+    </w:p>
+    <w:p>
+      <w:pPr>
+        <w:pStyle w:val="1"/>
+        <w:tabs>
+          <w:tab w:val="left" w:pos="1555"/>
+        </w:tabs>
+        <w:spacing w:before="0" w:after="0"/>
+        <w:jc w:val="both"/>
+      </w:pPr>
+      <w:bookmarkStart w:id="3" w:name="_Toc227879194"/>
+      <w:r>
+        <w:rPr>
+          <w:rFonts w:ascii="Times New Roman" w:hAnsi="Times New Roman" w:eastAsia="Times New Roman"/>
+          <w:b/>
+          <w:sz w:val="28"/>
+        </w:rPr>
+        <w:t>2  Технология разработки приложения</w:t>
+      </w:r>
+      <w:bookmarkEnd w:id="3"/>
+    </w:p>
+    <w:p>
+      <w:pPr>
+        <w:pStyle w:val="1"/>
+        <w:tabs>
+          <w:tab w:val="left" w:pos="1555"/>
+        </w:tabs>
         <w:spacing w:before="0" w:after="0" w:line="320" w:lineRule="exact"/>
         <w:jc w:val="both"/>
       </w:pPr>
-      <w:bookmarkStart w:id="1" w:name="_Toc227879192"/>
-      <w:r>
-        <w:t>1.1 Общие положения</w:t>
-      </w:r>
-      <w:bookmarkEnd w:id="1"/>
-    </w:p>
-    <w:p>
-      <w:pPr>
-        <w:spacing w:after="0"/>
-        <w:ind w:firstLine="567"/>
-        <w:jc w:val="both"/>
-        <w:rPr>
-          <w:rFonts w:cs="Times New Roman"/>
-          <w:szCs w:val="28"/>
-        </w:rPr>
-      </w:pPr>
-      <w:r>
-        <w:t>Сетевое приложение предназначено для использования сотрудниками и покупателями оптового контура по закупке продукции отдела сбыта фермерского хозяйства, включая следующие роли пользователей:</w:t>
-      </w:r>
-    </w:p>
-    <w:p>
-      <w:pPr>
-        <w:spacing w:after="0"/>
-        <w:ind w:firstLine="567"/>
-        <w:jc w:val="both"/>
-        <w:rPr>
-          <w:rFonts w:cs="Times New Roman"/>
-          <w:szCs w:val="28"/>
-        </w:rPr>
-      </w:pPr>
-      <w:r>
-        <w:t>- Директор магазина (покупатель) — добавляет свои адреса для доставки и заказывает на эти адреса продукцию фермерского хозяйства с видением статуса обработки.</w:t>
-      </w:r>
-    </w:p>
-    <w:p>
-      <w:pPr>
-        <w:spacing w:after="0"/>
-        <w:ind w:firstLine="567"/>
-        <w:jc w:val="both"/>
-        <w:rPr>
-          <w:rFonts w:cs="Times New Roman"/>
-          <w:szCs w:val="28"/>
-        </w:rPr>
-      </w:pPr>
-      <w:r>
-        <w:t>- Менеджер — добавляет, редактирует и удаляет товары для заказов, подтверждает заявки и сопровождает учётные записи директоров.</w:t>
-      </w:r>
-    </w:p>
-    <w:p>
-      <w:pPr>
-        <w:spacing w:after="0"/>
-        <w:ind w:firstLine="567"/>
-        <w:jc w:val="both"/>
-        <w:rPr>
-          <w:rFonts w:cs="Times New Roman"/>
-          <w:szCs w:val="28"/>
-        </w:rPr>
-      </w:pPr>
-      <w:r>
-        <w:t>- Логист — координирует подтверждённые заказы и распределяет их между водителями также обновляя их статус, и контролирует выполнение доставок.</w:t>
-      </w:r>
-    </w:p>
-    <w:p>
-      <w:pPr>
-        <w:spacing w:after="0"/>
-        <w:ind w:firstLine="567"/>
-        <w:jc w:val="both"/>
-        <w:rPr>
-          <w:rFonts w:cs="Times New Roman"/>
-          <w:szCs w:val="28"/>
-        </w:rPr>
-      </w:pPr>
-      <w:r>
-        <w:t>- Водитель — выполняет доставку заказов, отмечает выполнение заказа обновляя его статус.</w:t>
-      </w:r>
-    </w:p>
-    <w:p>
-      <w:pPr>
-        <w:spacing w:after="0"/>
-        <w:ind w:firstLine="567"/>
-        <w:jc w:val="both"/>
-        <w:rPr>
-          <w:rFonts w:cs="Times New Roman"/>
-          <w:szCs w:val="28"/>
-        </w:rPr>
-      </w:pPr>
-      <w:r>
-        <w:t>Целью курсового проекта является проектирование и реализация сетевого приложения для автоматизации работы отдела сбыта фермерского хозяйства с публичным доступом через сайт https://farmer.indevs.in.</w:t>
-      </w:r>
-    </w:p>
-    <w:p>
-      <w:pPr>
-        <w:spacing w:after="0"/>
-        <w:ind w:firstLine="567"/>
-        <w:jc w:val="both"/>
-        <w:rPr>
-          <w:rFonts w:cs="Times New Roman"/>
-          <w:szCs w:val="28"/>
-        </w:rPr>
-      </w:pPr>
     </w:p>
     <w:p>
       <w:pPr>
@@ -3968,511 +5041,16 @@
         <w:tabs>
           <w:tab w:val="left" w:pos="1554"/>
         </w:tabs>
-        <w:spacing w:before="0" w:after="0" w:line="320" w:lineRule="exact"/>
-        <w:jc w:val="both"/>
-      </w:pPr>
-      <w:bookmarkStart w:id="2" w:name="_Toc227879193"/>
-      <w:r>
-        <w:t>1.2 Сведения из теории</w:t>
-      </w:r>
-      <w:bookmarkEnd w:id="2"/>
-    </w:p>
-    <w:p>
-      <w:pPr>
-        <w:pStyle w:val="a4"/>
-        <w:spacing w:before="0" w:beforeAutospacing="0" w:after="0" w:afterAutospacing="0"/>
-        <w:ind w:firstLine="567"/>
-        <w:jc w:val="both"/>
-        <w:rPr>
-          <w:sz w:val="28"/>
-          <w:szCs w:val="28"/>
-          <w:lang w:val="ru-BY" w:eastAsia="ru-BY"/>
-        </w:rPr>
-      </w:pPr>
-      <w:r>
-        <w:t>Проект представляет собой сетевое веб-приложение с отдельной клиентской частью и backend-модулем, который собирается как исполняемый Spring Boot JAR. Выбор конкретных инструментов продиктован необходимостью обеспечения целостности данных, удобства поддержки кода и автоматизации процессов сборки.</w:t>
-      </w:r>
-    </w:p>
-    <w:p>
-      <w:pPr>
-        <w:spacing w:after="0"/>
-        <w:ind w:firstLine="567"/>
-        <w:jc w:val="both"/>
-      </w:pPr>
-      <w:r>
-        <w:rPr>
+        <w:spacing w:before="0" w:after="0"/>
+        <w:jc w:val="both"/>
+      </w:pPr>
+      <w:bookmarkStart w:id="4" w:name="_Toc227879195"/>
+      <w:r>
+        <w:rPr>
+          <w:rFonts w:ascii="Times New Roman" w:hAnsi="Times New Roman" w:eastAsia="Times New Roman"/>
           <w:b/>
-        </w:rPr>
-        <w:t xml:space="preserve">Java — </w:t>
-      </w:r>
-      <w:r>
-        <w:t>объектно-ориентированный язык программирования общего назначения.</w:t>
-      </w:r>
-    </w:p>
-    <w:p>
-      <w:pPr>
-        <w:spacing w:after="0"/>
-        <w:ind w:firstLine="567"/>
-        <w:jc w:val="both"/>
-      </w:pPr>
-      <w:r>
-        <w:rPr>
-          <w:i/>
-        </w:rPr>
-        <w:t>- Обоснование выбора:</w:t>
-      </w:r>
-      <w:r>
-        <w:t xml:space="preserve"> Java выбрана в качестве основного языка разработки благодаря строгой типизации и мощной системе управления памятью, что минимизирует количество ошибок времени выполнения. Кроссплатформенность Java позволяет развёртывать приложение на различных серверных окружениях без изменения кода.</w:t>
-      </w:r>
-    </w:p>
-    <w:p>
-      <w:pPr>
-        <w:spacing w:after="0"/>
-        <w:ind w:firstLine="567"/>
-        <w:jc w:val="both"/>
-      </w:pPr>
-      <w:r>
-        <w:rPr>
-          <w:b/>
-        </w:rPr>
-        <w:t xml:space="preserve">IntelliJ IDEA — </w:t>
-      </w:r>
-      <w:r>
-        <w:t>интегрированная среда разработки (IDE) от JetBrains.</w:t>
-      </w:r>
-    </w:p>
-    <w:p>
-      <w:pPr>
-        <w:spacing w:after="0"/>
-        <w:ind w:firstLine="567"/>
-        <w:jc w:val="both"/>
-      </w:pPr>
-      <w:r>
-        <w:rPr>
-          <w:i/>
-        </w:rPr>
-        <w:t>- Обоснование выбора:</w:t>
-      </w:r>
-      <w:r>
-        <w:t xml:space="preserve"> Использование IntelliJ IDEA обусловлено наличием продвинутых инструментов статического анализа кода, рефакторинга и отладки. Это ускоряет разработку сложных модулей и помогает поддерживать высокое качество исходного кода.</w:t>
-      </w:r>
-    </w:p>
-    <w:p>
-      <w:pPr>
-        <w:spacing w:after="0"/>
-        <w:ind w:firstLine="567"/>
-        <w:jc w:val="both"/>
-      </w:pPr>
-      <w:r>
-        <w:rPr>
-          <w:b/>
-        </w:rPr>
-        <w:t xml:space="preserve">Spring Boot — </w:t>
-      </w:r>
-      <w:r>
-        <w:t>фреймворк для создания серверной части веб-приложения и REST API.</w:t>
-      </w:r>
-    </w:p>
-    <w:p>
-      <w:pPr>
-        <w:spacing w:after="0"/>
-        <w:ind w:firstLine="567"/>
-        <w:jc w:val="both"/>
-      </w:pPr>
-      <w:r>
-        <w:rPr>
-          <w:i/>
-        </w:rPr>
-        <w:t>- Обоснование выбора:</w:t>
-      </w:r>
-      <w:r>
-        <w:t xml:space="preserve"> Выбор в пользу Spring Boot сделан для обеспечения переносимой серверной архитектуры, удобной обработки HTTP-запросов, маршрутизации, валидации и конфигурации безопасности.</w:t>
-      </w:r>
-    </w:p>
-    <w:p>
-      <w:pPr>
-        <w:spacing w:after="0"/>
-        <w:ind w:firstLine="567"/>
-        <w:jc w:val="both"/>
-      </w:pPr>
-      <w:r>
-        <w:rPr>
-          <w:b/>
-        </w:rPr>
-        <w:lastRenderedPageBreak/>
-        <w:t xml:space="preserve">React — </w:t>
-      </w:r>
-      <w:r>
-        <w:t>компонентная библиотека для построения пользовательского интерфейса.</w:t>
-      </w:r>
-    </w:p>
-    <w:p>
-      <w:pPr>
-        <w:spacing w:after="0"/>
-        <w:ind w:firstLine="567"/>
-        <w:jc w:val="both"/>
-      </w:pPr>
-      <w:r>
-        <w:rPr>
-          <w:i/>
-        </w:rPr>
-        <w:t>- Обоснование выбора:</w:t>
-      </w:r>
-      <w:r>
-        <w:t xml:space="preserve"> React выбран для реализации уровня представления с целью соблюдения принципа разделения ответственности. Компонентный подход позволяет избежать дублирования разметки и сделать интерфейсы ролей более поддерживаемыми.</w:t>
-      </w:r>
-    </w:p>
-    <w:p>
-      <w:pPr>
-        <w:spacing w:after="0"/>
-        <w:ind w:firstLine="567"/>
-        <w:jc w:val="both"/>
-      </w:pPr>
-      <w:r>
-        <w:rPr>
-          <w:b/>
-        </w:rPr>
-        <w:t xml:space="preserve">Maven — </w:t>
-      </w:r>
-      <w:r>
-        <w:t>инструмент управления проектами и сборки.</w:t>
-      </w:r>
-    </w:p>
-    <w:p>
-      <w:pPr>
-        <w:spacing w:after="0"/>
-        <w:ind w:firstLine="567"/>
-        <w:jc w:val="both"/>
-      </w:pPr>
-      <w:r>
-        <w:rPr>
-          <w:i/>
-        </w:rPr>
-        <w:t>- Обоснование выбора:</w:t>
-      </w:r>
-      <w:r>
-        <w:t xml:space="preserve"> Maven используется для автоматизации процесса сборки backend-модуля и управления зависимостями. Это гарантирует воспроизводимость сборки на любом компьютере разработчика и упрощает подключение необходимых библиотек без конфликтов версий.</w:t>
-      </w:r>
-    </w:p>
-    <w:p>
-      <w:pPr>
-        <w:spacing w:after="0"/>
-        <w:ind w:firstLine="567"/>
-        <w:jc w:val="both"/>
-      </w:pPr>
-      <w:r>
-        <w:rPr>
-          <w:b/>
-        </w:rPr>
-        <w:t xml:space="preserve">PostgreSQL — </w:t>
-      </w:r>
-      <w:r>
-        <w:t>объектно-реляционная СУБД с открытым исходным кодом.</w:t>
-      </w:r>
-    </w:p>
-    <w:p>
-      <w:pPr>
-        <w:spacing w:after="0"/>
-        <w:ind w:firstLine="567"/>
-        <w:jc w:val="both"/>
-      </w:pPr>
-      <w:r>
-        <w:rPr>
-          <w:i/>
-        </w:rPr>
-        <w:t>- Обоснование выбора:</w:t>
-      </w:r>
-      <w:r>
-        <w:t xml:space="preserve"> Для хранения данных проекта выбрана PostgreSQL, поскольку она поддерживает свойства ACID, надёжную работу с конкурентными операциями и удобные выборки по каталогу, пользователям, заказам и маршрутам доставки.</w:t>
-      </w:r>
-    </w:p>
-    <w:p>
-      <w:pPr>
-        <w:spacing w:after="0"/>
-        <w:ind w:firstLine="567"/>
-        <w:jc w:val="both"/>
-        <w:rPr>
-          <w:rFonts w:cs="Times New Roman"/>
-          <w:szCs w:val="28"/>
-        </w:rPr>
-      </w:pPr>
-    </w:p>
-    <w:p>
-      <w:pPr>
-        <w:spacing w:after="0"/>
-        <w:ind w:firstLine="567"/>
-        <w:jc w:val="both"/>
-        <w:rPr>
-          <w:b/>
-        </w:rPr>
-      </w:pPr>
-      <w:r>
-        <w:rPr>
-          <w:b/>
-        </w:rPr>
-        <w:t>1.3 Постановка задачи</w:t>
-      </w:r>
-    </w:p>
-    <w:p>
-      <w:pPr>
-        <w:spacing w:after="0"/>
-        <w:ind w:firstLine="567"/>
-        <w:jc w:val="both"/>
-        <w:rPr>
-          <w:rFonts w:cs="Times New Roman"/>
-          <w:szCs w:val="28"/>
-        </w:rPr>
-      </w:pPr>
-      <w:r>
-        <w:t>Целью данной курсовой работы является разработка сетевого приложения для автоматизации работы отдела сбыта фермерского хозяйства, позволяющего автоматизировать основные бизнес-процессы, такие как управление заказами, подтверждение заявок, распределение маршрутов и завершение доставки. Приложение должно обеспечивать эффективное взаимодействие между пользователями с различными ролями — директором магазина, менеджером, логистом и водителем.</w:t>
-      </w:r>
-    </w:p>
-    <w:p>
-      <w:pPr>
-        <w:spacing w:after="0"/>
-        <w:ind w:firstLine="567"/>
-        <w:jc w:val="both"/>
-        <w:rPr>
-          <w:rFonts w:cs="Times New Roman"/>
-          <w:szCs w:val="28"/>
-        </w:rPr>
-      </w:pPr>
-      <w:r>
-        <w:t>Основные задачи разработки:</w:t>
-      </w:r>
-    </w:p>
-    <w:p>
-      <w:pPr>
-        <w:spacing w:after="0"/>
-        <w:ind w:firstLine="567"/>
-        <w:jc w:val="both"/>
-        <w:rPr>
-          <w:rFonts w:cs="Times New Roman"/>
-          <w:szCs w:val="28"/>
-        </w:rPr>
-      </w:pPr>
-      <w:r>
-        <w:t>- Создать интерфейс для каждой роли пользователя, включающий функционал, необходимый для выполнения их задач: директор магазина — создание и контроль заказов; менеджер — настройка каталога товаров, создание учётных записей директоров и одобрение заказов; логист — распределение заказов по водителям; водитель — перевозка заказа и подтверждение доставки.</w:t>
-      </w:r>
-    </w:p>
-    <w:p>
-      <w:pPr>
-        <w:spacing w:after="0"/>
-        <w:ind w:firstLine="567"/>
-        <w:jc w:val="both"/>
-        <w:rPr>
-          <w:rFonts w:cs="Times New Roman"/>
-          <w:szCs w:val="28"/>
-        </w:rPr>
-      </w:pPr>
-      <w:r>
-        <w:t>- Реализовать механизм координации доставки: организацию распределения заявок между водителями, статусную модель заказа и предварительный просмотр результата транспортной задачи.</w:t>
-      </w:r>
-    </w:p>
-    <w:p>
-      <w:pPr>
-        <w:spacing w:after="0"/>
-        <w:ind w:firstLine="567"/>
-        <w:jc w:val="both"/>
-        <w:rPr>
-          <w:rFonts w:cs="Times New Roman"/>
-          <w:szCs w:val="28"/>
-        </w:rPr>
-      </w:pPr>
-      <w:r>
-        <w:t>- Обеспечить безопасность и доступность приложения: внедрить систему аутентификации и разграничения прав доступа для пользователей с разными ролями, а также подготовить публичную развёрнутую версию сайта для проверки на защите.</w:t>
-      </w:r>
-    </w:p>
-    <w:p>
-      <w:pPr>
-        <w:spacing w:after="0"/>
-        <w:ind w:firstLine="567"/>
-        <w:jc w:val="both"/>
-        <w:rPr>
-          <w:rFonts w:cs="Times New Roman"/>
-          <w:szCs w:val="28"/>
-        </w:rPr>
-      </w:pPr>
-      <w:r>
-        <w:t>Использовать Java и JavaScript в разработке серверной и клиентской частей приложения, а также среду разработки IntelliJ IDEA для создания, тестирования и отладки кода. Для визуальной составляющей использовать React, CSS и JavaScript.</w:t>
-      </w:r>
-    </w:p>
-    <w:p>
-      <w:pPr>
-        <w:spacing w:after="0"/>
-        <w:ind w:firstLine="567"/>
-        <w:jc w:val="both"/>
-        <w:rPr>
-          <w:rFonts w:cs="Times New Roman"/>
-          <w:szCs w:val="28"/>
-        </w:rPr>
-      </w:pPr>
-      <w:r>
-        <w:t>Решение поставленных задач позволит создать приложение, которое оптимизирует процесс оформления и доставки заказов, улучшит координацию между сотрудниками фермерского хозяйства и повысит общую эффективность работы отдела сбыта.</w:t>
-      </w:r>
-    </w:p>
-    <w:p>
-      <w:pPr>
-        <w:spacing w:after="0"/>
-        <w:ind w:firstLine="567"/>
-        <w:jc w:val="both"/>
-        <w:rPr>
-          <w:rFonts w:cs="Times New Roman"/>
-          <w:szCs w:val="28"/>
-        </w:rPr>
-      </w:pPr>
-      <w:r>
-        <w:t>Требования к оборудованию и программному обеспечению для разработчика, использующего IntelliJ IDEA 2025.3, включают:</w:t>
-      </w:r>
-    </w:p>
-    <w:p>
-      <w:pPr>
-        <w:spacing w:after="0"/>
-        <w:ind w:firstLine="567"/>
-        <w:jc w:val="both"/>
-        <w:rPr>
-          <w:rFonts w:cs="Times New Roman"/>
-          <w:szCs w:val="28"/>
-        </w:rPr>
-      </w:pPr>
-      <w:r>
-        <w:t>Процессор не ниже AMD Ryzen 3 или аналогичный. Оперативная память минимум 8 ГБ, SSD-накопитель для быстрой работы с проектом и экран с разрешением не ниже 1920×1080 обеспечат удобную разработку и показ публичной версии системы.</w:t>
-      </w:r>
-    </w:p>
-    <w:p>
-      <w:pPr>
-        <w:spacing w:after="0"/>
-        <w:ind w:firstLine="567"/>
-        <w:jc w:val="both"/>
-        <w:rPr>
-          <w:rFonts w:cs="Times New Roman"/>
-          <w:szCs w:val="28"/>
-        </w:rPr>
-      </w:pPr>
-      <w:r>
-        <w:t>Для разработчика необходимо наличие интернет-соединения для загрузки зависимостей, обновлений программного обеспечения и документации. Это соединение также позволяет использовать системы контроля версий и получать актуальные компоненты проекта.</w:t>
-      </w:r>
-    </w:p>
-    <w:p>
-      <w:pPr>
-        <w:spacing w:after="0"/>
-        <w:ind w:firstLine="567"/>
-        <w:jc w:val="both"/>
-        <w:rPr>
-          <w:rFonts w:cs="Times New Roman"/>
-          <w:szCs w:val="28"/>
-        </w:rPr>
-      </w:pPr>
-      <w:r>
-        <w:t>Операционная система должна быть Microsoft Windows 10 64-bit и выше. Для проверки публичной версии сайта достаточно современного браузера и доступа к сети Интернет.</w:t>
-      </w:r>
-    </w:p>
-    <w:p>
-      <w:pPr>
-        <w:spacing w:after="0"/>
-        <w:ind w:firstLine="567"/>
-        <w:jc w:val="both"/>
-        <w:rPr>
-          <w:rFonts w:cs="Times New Roman"/>
-          <w:szCs w:val="28"/>
-        </w:rPr>
-      </w:pPr>
-      <w:r>
-        <w:t>Для сопровождения и повторного развёртывания приложения требуется поддержка JDK 21, Node.js 20, доступ к репозиторию и настроенным переменным окружения backend и frontend-сервисов.</w:t>
-      </w:r>
-    </w:p>
-    <w:p>
-      <w:pPr>
-        <w:spacing w:after="0"/>
-        <w:ind w:firstLine="567"/>
-        <w:jc w:val="both"/>
-        <w:rPr>
-          <w:rFonts w:cs="Times New Roman"/>
-          <w:szCs w:val="28"/>
-        </w:rPr>
-      </w:pPr>
-      <w:r>
-        <w:t>Эти требования обеспечат стабильную и эффективную работу разработчика при создании, тестировании и защите сетевого приложения.</w:t>
-      </w:r>
-    </w:p>
-    <w:p>
-      <w:pPr>
-        <w:spacing w:after="0"/>
-        <w:ind w:firstLine="567"/>
-        <w:jc w:val="both"/>
-        <w:rPr>
-          <w:rFonts w:cs="Times New Roman"/>
-          <w:szCs w:val="28"/>
-        </w:rPr>
-      </w:pPr>
-      <w:r>
-        <w:t>Для пользователя требования к оборудованию включают наличие компьютера или мобильного устройства с доступом к сети и браузером, поддерживающим современные веб-технологии.</w:t>
-      </w:r>
-    </w:p>
-    <w:p>
-      <w:pPr>
-        <w:spacing w:after="0"/>
-        <w:ind w:firstLine="567"/>
-        <w:jc w:val="both"/>
-        <w:rPr>
-          <w:rFonts w:cs="Times New Roman"/>
-          <w:szCs w:val="28"/>
-        </w:rPr>
-      </w:pPr>
-      <w:r>
-        <w:t>Требования к браузеру включают использование последних версий Google Chrome, Microsoft Edge, Mozilla Firefox или других совместимых решений. Это обеспечивает корректное отображение интерфейса, карт, таблиц и пользовательских форм.</w:t>
-      </w:r>
-    </w:p>
-    <w:p>
-      <w:pPr>
-        <w:spacing w:after="0"/>
-        <w:ind w:firstLine="567"/>
-        <w:jc w:val="both"/>
-        <w:rPr>
-          <w:rFonts w:cs="Times New Roman"/>
-          <w:szCs w:val="28"/>
-        </w:rPr>
-      </w:pPr>
-      <w:r>
-        <w:t>Для корректной работы сценариев доставки и транспортной задачи также рекомендуется стабильное интернет-соединение, позволяющее загружать картографические данные, обновлять статусы заказов и выполнять выгрузку отчётности без задержек.</w:t>
-      </w:r>
-    </w:p>
-    <w:p>
-      <w:pPr>
-        <w:pStyle w:val="1"/>
-        <w:tabs>
-          <w:tab w:val="left" w:pos="1555"/>
-        </w:tabs>
-        <w:spacing w:before="0" w:after="0" w:line="320" w:lineRule="exact"/>
-        <w:jc w:val="both"/>
-      </w:pPr>
-      <w:bookmarkStart w:id="3" w:name="_Toc227879194"/>
-      <w:r>
-        <w:t>2  Технология разработки приложения</w:t>
-      </w:r>
-      <w:bookmarkEnd w:id="3"/>
-    </w:p>
-    <w:p>
-      <w:pPr>
-        <w:pStyle w:val="1"/>
-        <w:tabs>
-          <w:tab w:val="left" w:pos="1555"/>
-        </w:tabs>
-        <w:spacing w:before="0" w:after="0" w:line="320" w:lineRule="exact"/>
-        <w:jc w:val="both"/>
-      </w:pPr>
-    </w:p>
-    <w:p>
-      <w:pPr>
-        <w:pStyle w:val="1"/>
-        <w:tabs>
-          <w:tab w:val="left" w:pos="1554"/>
-        </w:tabs>
-        <w:spacing w:before="0" w:after="0" w:line="320" w:lineRule="exact"/>
-        <w:jc w:val="both"/>
-      </w:pPr>
-      <w:bookmarkStart w:id="4" w:name="_Toc227879195"/>
-      <w:r>
+          <w:sz w:val="28"/>
+        </w:rPr>
         <w:t>2.1 Алгоритм решения</w:t>
       </w:r>
       <w:bookmarkEnd w:id="4"/>
@@ -4480,11 +5058,15 @@
     <w:p>
       <w:pPr>
         <w:pStyle w:val="af7"/>
-        <w:spacing w:line="320" w:lineRule="exact"/>
-        <w:ind w:firstLine="567"/>
-        <w:jc w:val="both"/>
-      </w:pPr>
-      <w:r>
+        <w:spacing w:line="240" w:lineRule="auto" w:before="0" w:after="0"/>
+        <w:ind w:firstLine="567"/>
+        <w:jc w:val="both"/>
+      </w:pPr>
+      <w:r>
+        <w:rPr>
+          <w:rFonts w:ascii="Times New Roman" w:hAnsi="Times New Roman" w:eastAsia="Times New Roman"/>
+          <w:sz w:val="28"/>
+        </w:rPr>
         <w:t>Алгоритм проектирования сетевого приложения:</w:t>
       </w:r>
     </w:p>
@@ -4500,7 +5082,8 @@
         </w:tabs>
         <w:autoSpaceDE w:val="0"/>
         <w:autoSpaceDN w:val="0"/>
-        <w:spacing w:after="0"/>
+        <w:spacing w:after="0" w:before="0" w:line="240" w:lineRule="auto"/>
+        <w:ind w:firstLine="567"/>
         <w:jc w:val="both"/>
         <w:rPr>
           <w:rFonts w:cs="Times New Roman"/>
@@ -4508,7 +5091,27 @@
         </w:rPr>
       </w:pPr>
       <w:r>
-        <w:t>Создать в базе данных таблицы PostgreSQL:</w:t>
+        <w:rPr>
+          <w:rFonts w:ascii="Times New Roman" w:hAnsi="Times New Roman" w:eastAsia="Times New Roman"/>
+          <w:sz w:val="28"/>
+        </w:rPr>
+        <w:t xml:space="preserve">Создать в базе данных таблицы </w:t>
+      </w:r>
+      <w:proofErr w:type="spellStart"/>
+      <w:r>
+        <w:rPr>
+          <w:rFonts w:ascii="Times New Roman" w:hAnsi="Times New Roman" w:eastAsia="Times New Roman"/>
+          <w:sz w:val="28"/>
+        </w:rPr>
+        <w:t>PostgreSQL</w:t>
+      </w:r>
+      <w:proofErr w:type="spellEnd"/>
+      <w:r>
+        <w:rPr>
+          <w:rFonts w:ascii="Times New Roman" w:hAnsi="Times New Roman" w:eastAsia="Times New Roman"/>
+          <w:sz w:val="28"/>
+        </w:rPr>
+        <w:t>:</w:t>
       </w:r>
     </w:p>
     <w:p>
@@ -4523,7 +5126,8 @@
         </w:tabs>
         <w:autoSpaceDE w:val="0"/>
         <w:autoSpaceDN w:val="0"/>
-        <w:spacing w:after="0" w:line="322" w:lineRule="exact"/>
+        <w:spacing w:after="0" w:line="240" w:lineRule="auto" w:before="0"/>
+        <w:ind w:firstLine="567"/>
         <w:jc w:val="both"/>
         <w:rPr>
           <w:rFonts w:cs="Times New Roman"/>
@@ -4531,7 +5135,27 @@
         </w:rPr>
       </w:pPr>
       <w:r>
-        <w:t>Создать в базе данных таблицу users;</w:t>
+        <w:rPr>
+          <w:rFonts w:ascii="Times New Roman" w:hAnsi="Times New Roman" w:eastAsia="Times New Roman"/>
+          <w:sz w:val="28"/>
+        </w:rPr>
+        <w:t xml:space="preserve">Создать в базе данных таблицу </w:t>
+      </w:r>
+      <w:proofErr w:type="spellStart"/>
+      <w:r>
+        <w:rPr>
+          <w:rFonts w:ascii="Times New Roman" w:hAnsi="Times New Roman" w:eastAsia="Times New Roman"/>
+          <w:sz w:val="28"/>
+        </w:rPr>
+        <w:t>users</w:t>
+      </w:r>
+      <w:proofErr w:type="spellEnd"/>
+      <w:r>
+        <w:rPr>
+          <w:rFonts w:ascii="Times New Roman" w:hAnsi="Times New Roman" w:eastAsia="Times New Roman"/>
+          <w:sz w:val="28"/>
+        </w:rPr>
+        <w:t>;</w:t>
       </w:r>
     </w:p>
     <w:p>
@@ -4546,7 +5170,8 @@
         </w:tabs>
         <w:autoSpaceDE w:val="0"/>
         <w:autoSpaceDN w:val="0"/>
-        <w:spacing w:after="0" w:line="322" w:lineRule="exact"/>
+        <w:spacing w:after="0" w:line="240" w:lineRule="auto" w:before="0"/>
+        <w:ind w:firstLine="567"/>
         <w:jc w:val="both"/>
         <w:rPr>
           <w:rFonts w:cs="Times New Roman"/>
@@ -4554,7 +5179,27 @@
         </w:rPr>
       </w:pPr>
       <w:r>
-        <w:t>Создать в базе данных таблицу store_addresses;</w:t>
+        <w:rPr>
+          <w:rFonts w:ascii="Times New Roman" w:hAnsi="Times New Roman" w:eastAsia="Times New Roman"/>
+          <w:sz w:val="28"/>
+        </w:rPr>
+        <w:t xml:space="preserve">Создать в базе данных таблицу </w:t>
+      </w:r>
+      <w:proofErr w:type="spellStart"/>
+      <w:r>
+        <w:rPr>
+          <w:rFonts w:ascii="Times New Roman" w:hAnsi="Times New Roman" w:eastAsia="Times New Roman"/>
+          <w:sz w:val="28"/>
+        </w:rPr>
+        <w:t>store_addresses</w:t>
+      </w:r>
+      <w:proofErr w:type="spellEnd"/>
+      <w:r>
+        <w:rPr>
+          <w:rFonts w:ascii="Times New Roman" w:hAnsi="Times New Roman" w:eastAsia="Times New Roman"/>
+          <w:sz w:val="28"/>
+        </w:rPr>
+        <w:t>;</w:t>
       </w:r>
     </w:p>
     <w:p>
@@ -4569,7 +5214,8 @@
         </w:tabs>
         <w:autoSpaceDE w:val="0"/>
         <w:autoSpaceDN w:val="0"/>
-        <w:spacing w:after="0" w:line="322" w:lineRule="exact"/>
+        <w:spacing w:after="0" w:line="240" w:lineRule="auto" w:before="0"/>
+        <w:ind w:firstLine="567"/>
         <w:jc w:val="both"/>
         <w:rPr>
           <w:rFonts w:cs="Times New Roman"/>
@@ -4577,7 +5223,27 @@
         </w:rPr>
       </w:pPr>
       <w:r>
-        <w:t>Создать в базе данных таблицу products;</w:t>
+        <w:rPr>
+          <w:rFonts w:ascii="Times New Roman" w:hAnsi="Times New Roman" w:eastAsia="Times New Roman"/>
+          <w:sz w:val="28"/>
+        </w:rPr>
+        <w:t xml:space="preserve">Создать в базе данных таблицу </w:t>
+      </w:r>
+      <w:proofErr w:type="spellStart"/>
+      <w:r>
+        <w:rPr>
+          <w:rFonts w:ascii="Times New Roman" w:hAnsi="Times New Roman" w:eastAsia="Times New Roman"/>
+          <w:sz w:val="28"/>
+        </w:rPr>
+        <w:t>products</w:t>
+      </w:r>
+      <w:proofErr w:type="spellEnd"/>
+      <w:r>
+        <w:rPr>
+          <w:rFonts w:ascii="Times New Roman" w:hAnsi="Times New Roman" w:eastAsia="Times New Roman"/>
+          <w:sz w:val="28"/>
+        </w:rPr>
+        <w:t>;</w:t>
       </w:r>
     </w:p>
     <w:p>
@@ -4592,7 +5258,8 @@
         </w:tabs>
         <w:autoSpaceDE w:val="0"/>
         <w:autoSpaceDN w:val="0"/>
-        <w:spacing w:after="0" w:line="322" w:lineRule="exact"/>
+        <w:spacing w:after="0" w:line="240" w:lineRule="auto" w:before="0"/>
+        <w:ind w:firstLine="567"/>
         <w:jc w:val="both"/>
         <w:rPr>
           <w:rFonts w:cs="Times New Roman"/>
@@ -4600,7 +5267,27 @@
         </w:rPr>
       </w:pPr>
       <w:r>
-        <w:t>Создать в базе данных таблицу orders;</w:t>
+        <w:rPr>
+          <w:rFonts w:ascii="Times New Roman" w:hAnsi="Times New Roman" w:eastAsia="Times New Roman"/>
+          <w:sz w:val="28"/>
+        </w:rPr>
+        <w:t xml:space="preserve">Создать в базе данных таблицу </w:t>
+      </w:r>
+      <w:proofErr w:type="spellStart"/>
+      <w:r>
+        <w:rPr>
+          <w:rFonts w:ascii="Times New Roman" w:hAnsi="Times New Roman" w:eastAsia="Times New Roman"/>
+          <w:sz w:val="28"/>
+        </w:rPr>
+        <w:t>orders</w:t>
+      </w:r>
+      <w:proofErr w:type="spellEnd"/>
+      <w:r>
+        <w:rPr>
+          <w:rFonts w:ascii="Times New Roman" w:hAnsi="Times New Roman" w:eastAsia="Times New Roman"/>
+          <w:sz w:val="28"/>
+        </w:rPr>
+        <w:t>;</w:t>
       </w:r>
     </w:p>
     <w:p>
@@ -4615,7 +5302,8 @@
         </w:tabs>
         <w:autoSpaceDE w:val="0"/>
         <w:autoSpaceDN w:val="0"/>
-        <w:spacing w:after="0" w:line="322" w:lineRule="exact"/>
+        <w:spacing w:after="0" w:line="240" w:lineRule="auto" w:before="0"/>
+        <w:ind w:firstLine="567"/>
         <w:jc w:val="both"/>
         <w:rPr>
           <w:rFonts w:cs="Times New Roman"/>
@@ -4623,7 +5311,28 @@
         </w:rPr>
       </w:pPr>
       <w:r>
-        <w:t>Создать в базе данных таблицу order_items;</w:t>
+        <w:rPr>
+          <w:rFonts w:ascii="Times New Roman" w:hAnsi="Times New Roman" w:eastAsia="Times New Roman"/>
+          <w:sz w:val="28"/>
+        </w:rPr>
+        <w:lastRenderedPageBreak/>
+        <w:t xml:space="preserve">Создать в базе данных таблицу </w:t>
+      </w:r>
+      <w:proofErr w:type="spellStart"/>
+      <w:r>
+        <w:rPr>
+          <w:rFonts w:ascii="Times New Roman" w:hAnsi="Times New Roman" w:eastAsia="Times New Roman"/>
+          <w:sz w:val="28"/>
+        </w:rPr>
+        <w:t>order_items</w:t>
+      </w:r>
+      <w:proofErr w:type="spellEnd"/>
+      <w:r>
+        <w:rPr>
+          <w:rFonts w:ascii="Times New Roman" w:hAnsi="Times New Roman" w:eastAsia="Times New Roman"/>
+          <w:sz w:val="28"/>
+        </w:rPr>
+        <w:t>;</w:t>
       </w:r>
     </w:p>
     <w:p>
@@ -4638,7 +5347,8 @@
         </w:tabs>
         <w:autoSpaceDE w:val="0"/>
         <w:autoSpaceDN w:val="0"/>
-        <w:spacing w:after="0"/>
+        <w:spacing w:after="0" w:before="0" w:line="240" w:lineRule="auto"/>
+        <w:ind w:firstLine="567"/>
         <w:jc w:val="both"/>
         <w:rPr>
           <w:rFonts w:cs="Times New Roman"/>
@@ -4647,31 +5357,103 @@
         </w:rPr>
       </w:pPr>
       <w:r>
+        <w:rPr>
+          <w:rFonts w:ascii="Times New Roman" w:hAnsi="Times New Roman" w:eastAsia="Times New Roman"/>
+          <w:sz w:val="28"/>
+        </w:rPr>
         <w:t>Создать</w:t>
       </w:r>
       <w:r>
         <w:rPr>
+          <w:rFonts w:ascii="Times New Roman" w:hAnsi="Times New Roman" w:eastAsia="Times New Roman"/>
+          <w:sz w:val="28"/>
           <w:lang w:val="en-US"/>
         </w:rPr>
         <w:t xml:space="preserve"> </w:t>
       </w:r>
       <w:r>
+        <w:rPr>
+          <w:rFonts w:ascii="Times New Roman" w:hAnsi="Times New Roman" w:eastAsia="Times New Roman"/>
+          <w:sz w:val="28"/>
+        </w:rPr>
         <w:t>таблицы</w:t>
       </w:r>
       <w:r>
         <w:rPr>
+          <w:rFonts w:ascii="Times New Roman" w:hAnsi="Times New Roman" w:eastAsia="Times New Roman"/>
+          <w:sz w:val="28"/>
           <w:lang w:val="en-US"/>
         </w:rPr>
-        <w:t xml:space="preserve"> stock_movements, order_timeline_events </w:t>
-      </w:r>
-      <w:r>
+        <w:t xml:space="preserve"> </w:t>
+      </w:r>
+      <w:proofErr w:type="spellStart"/>
+      <w:r>
+        <w:rPr>
+          <w:rFonts w:ascii="Times New Roman" w:hAnsi="Times New Roman" w:eastAsia="Times New Roman"/>
+          <w:sz w:val="28"/>
+          <w:lang w:val="en-US"/>
+        </w:rPr>
+        <w:t>stock_movements</w:t>
+      </w:r>
+      <w:proofErr w:type="spellEnd"/>
+      <w:r>
+        <w:rPr>
+          <w:rFonts w:ascii="Times New Roman" w:hAnsi="Times New Roman" w:eastAsia="Times New Roman"/>
+          <w:sz w:val="28"/>
+          <w:lang w:val="en-US"/>
+        </w:rPr>
+        <w:t xml:space="preserve">, </w:t>
+      </w:r>
+      <w:proofErr w:type="spellStart"/>
+      <w:r>
+        <w:rPr>
+          <w:rFonts w:ascii="Times New Roman" w:hAnsi="Times New Roman" w:eastAsia="Times New Roman"/>
+          <w:sz w:val="28"/>
+          <w:lang w:val="en-US"/>
+        </w:rPr>
+        <w:t>order_timeline_events</w:t>
+      </w:r>
+      <w:proofErr w:type="spellEnd"/>
+      <w:r>
+        <w:rPr>
+          <w:rFonts w:ascii="Times New Roman" w:hAnsi="Times New Roman" w:eastAsia="Times New Roman"/>
+          <w:sz w:val="28"/>
+          <w:lang w:val="en-US"/>
+        </w:rPr>
+        <w:t xml:space="preserve"> </w:t>
+      </w:r>
+      <w:r>
+        <w:rPr>
+          <w:rFonts w:ascii="Times New Roman" w:hAnsi="Times New Roman" w:eastAsia="Times New Roman"/>
+          <w:sz w:val="28"/>
+        </w:rPr>
         <w:t>и</w:t>
       </w:r>
       <w:r>
         <w:rPr>
+          <w:rFonts w:ascii="Times New Roman" w:hAnsi="Times New Roman" w:eastAsia="Times New Roman"/>
+          <w:sz w:val="28"/>
           <w:lang w:val="en-US"/>
         </w:rPr>
-        <w:t xml:space="preserve"> realtime_notifications.</w:t>
+        <w:t xml:space="preserve"> </w:t>
+      </w:r>
+      <w:proofErr w:type="spellStart"/>
+      <w:r>
+        <w:rPr>
+          <w:rFonts w:ascii="Times New Roman" w:hAnsi="Times New Roman" w:eastAsia="Times New Roman"/>
+          <w:sz w:val="28"/>
+          <w:lang w:val="en-US"/>
+        </w:rPr>
+        <w:t>realtime_notifications</w:t>
+      </w:r>
+      <w:proofErr w:type="spellEnd"/>
+      <w:r>
+        <w:rPr>
+          <w:rFonts w:ascii="Times New Roman" w:hAnsi="Times New Roman" w:eastAsia="Times New Roman"/>
+          <w:sz w:val="28"/>
+          <w:lang w:val="en-US"/>
+        </w:rPr>
+        <w:t>.</w:t>
       </w:r>
     </w:p>
     <w:p>
@@ -4686,7 +5468,8 @@
         </w:tabs>
         <w:autoSpaceDE w:val="0"/>
         <w:autoSpaceDN w:val="0"/>
-        <w:spacing w:after="0" w:line="322" w:lineRule="exact"/>
+        <w:spacing w:after="0" w:line="240" w:lineRule="auto" w:before="0"/>
+        <w:ind w:firstLine="567"/>
         <w:jc w:val="both"/>
         <w:rPr>
           <w:rFonts w:cs="Times New Roman"/>
@@ -4694,6 +5477,10 @@
         </w:rPr>
       </w:pPr>
       <w:r>
+        <w:rPr>
+          <w:rFonts w:ascii="Times New Roman" w:hAnsi="Times New Roman" w:eastAsia="Times New Roman"/>
+          <w:sz w:val="28"/>
+        </w:rPr>
         <w:t>Реализовать серверную часть на Java и Spring Boot:</w:t>
       </w:r>
     </w:p>
@@ -4709,7 +5496,8 @@
         </w:tabs>
         <w:autoSpaceDE w:val="0"/>
         <w:autoSpaceDN w:val="0"/>
-        <w:spacing w:after="0"/>
+        <w:spacing w:after="0" w:before="0" w:line="240" w:lineRule="auto"/>
+        <w:ind w:firstLine="567"/>
         <w:jc w:val="both"/>
         <w:rPr>
           <w:rFonts w:cs="Times New Roman"/>
@@ -4717,7 +5505,43 @@
         </w:rPr>
       </w:pPr>
       <w:r>
-        <w:t>Создать проект Spring Boot и настроить Maven, profiles и pom.xml;</w:t>
+        <w:rPr>
+          <w:rFonts w:ascii="Times New Roman" w:hAnsi="Times New Roman" w:eastAsia="Times New Roman"/>
+          <w:sz w:val="28"/>
+        </w:rPr>
+        <w:t xml:space="preserve">Создать проект Spring Boot и настроить </w:t>
+      </w:r>
+      <w:proofErr w:type="spellStart"/>
+      <w:r>
+        <w:rPr>
+          <w:rFonts w:ascii="Times New Roman" w:hAnsi="Times New Roman" w:eastAsia="Times New Roman"/>
+          <w:sz w:val="28"/>
+        </w:rPr>
+        <w:t>Maven</w:t>
+      </w:r>
+      <w:proofErr w:type="spellEnd"/>
+      <w:r>
+        <w:rPr>
+          <w:rFonts w:ascii="Times New Roman" w:hAnsi="Times New Roman" w:eastAsia="Times New Roman"/>
+          <w:sz w:val="28"/>
+        </w:rPr>
+        <w:t xml:space="preserve">, </w:t>
+      </w:r>
+      <w:proofErr w:type="spellStart"/>
+      <w:r>
+        <w:rPr>
+          <w:rFonts w:ascii="Times New Roman" w:hAnsi="Times New Roman" w:eastAsia="Times New Roman"/>
+          <w:sz w:val="28"/>
+        </w:rPr>
+        <w:t>profiles</w:t>
+      </w:r>
+      <w:proofErr w:type="spellEnd"/>
+      <w:r>
+        <w:rPr>
+          <w:rFonts w:ascii="Times New Roman" w:hAnsi="Times New Roman" w:eastAsia="Times New Roman"/>
+          <w:sz w:val="28"/>
+        </w:rPr>
+        <w:t xml:space="preserve"> и pom.xml;</w:t>
       </w:r>
     </w:p>
     <w:p>
@@ -4736,7 +5560,8 @@
         </w:tabs>
         <w:autoSpaceDE w:val="0"/>
         <w:autoSpaceDN w:val="0"/>
-        <w:spacing w:after="0"/>
+        <w:spacing w:after="0" w:before="0" w:line="240" w:lineRule="auto"/>
+        <w:ind w:firstLine="567"/>
         <w:jc w:val="both"/>
         <w:rPr>
           <w:rFonts w:cs="Times New Roman"/>
@@ -4745,22 +5570,106 @@
         </w:rPr>
       </w:pPr>
       <w:r>
+        <w:rPr>
+          <w:rFonts w:ascii="Times New Roman" w:hAnsi="Times New Roman" w:eastAsia="Times New Roman"/>
+          <w:sz w:val="28"/>
+        </w:rPr>
         <w:t>Реализовать</w:t>
       </w:r>
       <w:r>
         <w:rPr>
+          <w:rFonts w:ascii="Times New Roman" w:hAnsi="Times New Roman" w:eastAsia="Times New Roman"/>
+          <w:sz w:val="28"/>
           <w:lang w:val="en-US"/>
         </w:rPr>
         <w:t xml:space="preserve"> </w:t>
       </w:r>
       <w:r>
+        <w:rPr>
+          <w:rFonts w:ascii="Times New Roman" w:hAnsi="Times New Roman" w:eastAsia="Times New Roman"/>
+          <w:sz w:val="28"/>
+        </w:rPr>
         <w:t>сущности</w:t>
       </w:r>
       <w:r>
         <w:rPr>
+          <w:rFonts w:ascii="Times New Roman" w:hAnsi="Times New Roman" w:eastAsia="Times New Roman"/>
+          <w:sz w:val="28"/>
           <w:lang w:val="en-US"/>
         </w:rPr>
-        <w:t xml:space="preserve"> model: User, StoreAddress, Product, Order, OrderItem, OrderTimelineEvent, RealtimeNotification;</w:t>
+        <w:t xml:space="preserve"> model: User, </w:t>
+      </w:r>
+      <w:proofErr w:type="spellStart"/>
+      <w:r>
+        <w:rPr>
+          <w:rFonts w:ascii="Times New Roman" w:hAnsi="Times New Roman" w:eastAsia="Times New Roman"/>
+          <w:sz w:val="28"/>
+          <w:lang w:val="en-US"/>
+        </w:rPr>
+        <w:t>StoreAddress</w:t>
+      </w:r>
+      <w:proofErr w:type="spellEnd"/>
+      <w:r>
+        <w:rPr>
+          <w:rFonts w:ascii="Times New Roman" w:hAnsi="Times New Roman" w:eastAsia="Times New Roman"/>
+          <w:sz w:val="28"/>
+          <w:lang w:val="en-US"/>
+        </w:rPr>
+        <w:t xml:space="preserve">, Product, Order, </w:t>
+      </w:r>
+      <w:proofErr w:type="spellStart"/>
+      <w:r>
+        <w:rPr>
+          <w:rFonts w:ascii="Times New Roman" w:hAnsi="Times New Roman" w:eastAsia="Times New Roman"/>
+          <w:sz w:val="28"/>
+          <w:lang w:val="en-US"/>
+        </w:rPr>
+        <w:t>OrderItem</w:t>
+      </w:r>
+      <w:proofErr w:type="spellEnd"/>
+      <w:r>
+        <w:rPr>
+          <w:rFonts w:ascii="Times New Roman" w:hAnsi="Times New Roman" w:eastAsia="Times New Roman"/>
+          <w:sz w:val="28"/>
+          <w:lang w:val="en-US"/>
+        </w:rPr>
+        <w:t xml:space="preserve">, </w:t>
+      </w:r>
+      <w:proofErr w:type="spellStart"/>
+      <w:r>
+        <w:rPr>
+          <w:rFonts w:ascii="Times New Roman" w:hAnsi="Times New Roman" w:eastAsia="Times New Roman"/>
+          <w:sz w:val="28"/>
+          <w:lang w:val="en-US"/>
+        </w:rPr>
+        <w:t>OrderTimelineEvent</w:t>
+      </w:r>
+      <w:proofErr w:type="spellEnd"/>
+      <w:r>
+        <w:rPr>
+          <w:rFonts w:ascii="Times New Roman" w:hAnsi="Times New Roman" w:eastAsia="Times New Roman"/>
+          <w:sz w:val="28"/>
+          <w:lang w:val="en-US"/>
+        </w:rPr>
+        <w:t xml:space="preserve">, </w:t>
+      </w:r>
+      <w:proofErr w:type="spellStart"/>
+      <w:r>
+        <w:rPr>
+          <w:rFonts w:ascii="Times New Roman" w:hAnsi="Times New Roman" w:eastAsia="Times New Roman"/>
+          <w:sz w:val="28"/>
+          <w:lang w:val="en-US"/>
+        </w:rPr>
+        <w:t>RealtimeNotification</w:t>
+      </w:r>
+      <w:proofErr w:type="spellEnd"/>
+      <w:r>
+        <w:rPr>
+          <w:rFonts w:ascii="Times New Roman" w:hAnsi="Times New Roman" w:eastAsia="Times New Roman"/>
+          <w:sz w:val="28"/>
+          <w:lang w:val="en-US"/>
+        </w:rPr>
+        <w:t>;</w:t>
       </w:r>
     </w:p>
     <w:p>
@@ -4778,7 +5687,8 @@
         </w:tabs>
         <w:autoSpaceDE w:val="0"/>
         <w:autoSpaceDN w:val="0"/>
-        <w:spacing w:after="0"/>
+        <w:spacing w:after="0" w:before="0" w:line="240" w:lineRule="auto"/>
+        <w:ind w:firstLine="567"/>
         <w:jc w:val="both"/>
         <w:rPr>
           <w:rFonts w:cs="Times New Roman"/>
@@ -4786,7 +5696,27 @@
         </w:rPr>
       </w:pPr>
       <w:r>
-        <w:t>Реализовать слой repository и миграции схемы базы данных;</w:t>
+        <w:rPr>
+          <w:rFonts w:ascii="Times New Roman" w:hAnsi="Times New Roman" w:eastAsia="Times New Roman"/>
+          <w:sz w:val="28"/>
+        </w:rPr>
+        <w:t xml:space="preserve">Реализовать слой </w:t>
+      </w:r>
+      <w:proofErr w:type="spellStart"/>
+      <w:r>
+        <w:rPr>
+          <w:rFonts w:ascii="Times New Roman" w:hAnsi="Times New Roman" w:eastAsia="Times New Roman"/>
+          <w:sz w:val="28"/>
+        </w:rPr>
+        <w:t>repository</w:t>
+      </w:r>
+      <w:proofErr w:type="spellEnd"/>
+      <w:r>
+        <w:rPr>
+          <w:rFonts w:ascii="Times New Roman" w:hAnsi="Times New Roman" w:eastAsia="Times New Roman"/>
+          <w:sz w:val="28"/>
+        </w:rPr>
+        <w:t xml:space="preserve"> и миграции схемы базы данных;</w:t>
       </w:r>
     </w:p>
     <w:p>
@@ -4801,7 +5731,8 @@
         </w:tabs>
         <w:autoSpaceDE w:val="0"/>
         <w:autoSpaceDN w:val="0"/>
-        <w:spacing w:after="0"/>
+        <w:spacing w:after="0" w:before="0" w:line="240" w:lineRule="auto"/>
+        <w:ind w:firstLine="567"/>
         <w:jc w:val="both"/>
         <w:rPr>
           <w:rFonts w:cs="Times New Roman"/>
@@ -4809,7 +5740,27 @@
         </w:rPr>
       </w:pPr>
       <w:r>
-        <w:t>Реализовать security, JWT-аутентификацию и правила доступа;</w:t>
+        <w:rPr>
+          <w:rFonts w:ascii="Times New Roman" w:hAnsi="Times New Roman" w:eastAsia="Times New Roman"/>
+          <w:sz w:val="28"/>
+        </w:rPr>
+        <w:t xml:space="preserve">Реализовать </w:t>
+      </w:r>
+      <w:proofErr w:type="spellStart"/>
+      <w:r>
+        <w:rPr>
+          <w:rFonts w:ascii="Times New Roman" w:hAnsi="Times New Roman" w:eastAsia="Times New Roman"/>
+          <w:sz w:val="28"/>
+        </w:rPr>
+        <w:t>security</w:t>
+      </w:r>
+      <w:proofErr w:type="spellEnd"/>
+      <w:r>
+        <w:rPr>
+          <w:rFonts w:ascii="Times New Roman" w:hAnsi="Times New Roman" w:eastAsia="Times New Roman"/>
+          <w:sz w:val="28"/>
+        </w:rPr>
+        <w:t>, JWT-аутентификацию и правила доступа;</w:t>
       </w:r>
     </w:p>
     <w:p>
@@ -4827,7 +5778,8 @@
         </w:tabs>
         <w:autoSpaceDE w:val="0"/>
         <w:autoSpaceDN w:val="0"/>
-        <w:spacing w:after="0"/>
+        <w:spacing w:after="0" w:before="0" w:line="240" w:lineRule="auto"/>
+        <w:ind w:firstLine="567"/>
         <w:jc w:val="both"/>
         <w:rPr>
           <w:rFonts w:cs="Times New Roman"/>
@@ -4835,7 +5787,43 @@
         </w:rPr>
       </w:pPr>
       <w:r>
-        <w:t>Реализовать AuthController и production-настройки JWT-аутентификации;</w:t>
+        <w:rPr>
+          <w:rFonts w:ascii="Times New Roman" w:hAnsi="Times New Roman" w:eastAsia="Times New Roman"/>
+          <w:sz w:val="28"/>
+        </w:rPr>
+        <w:t xml:space="preserve">Реализовать </w:t>
+      </w:r>
+      <w:proofErr w:type="spellStart"/>
+      <w:r>
+        <w:rPr>
+          <w:rFonts w:ascii="Times New Roman" w:hAnsi="Times New Roman" w:eastAsia="Times New Roman"/>
+          <w:sz w:val="28"/>
+        </w:rPr>
+        <w:t>AuthController</w:t>
+      </w:r>
+      <w:proofErr w:type="spellEnd"/>
+      <w:r>
+        <w:rPr>
+          <w:rFonts w:ascii="Times New Roman" w:hAnsi="Times New Roman" w:eastAsia="Times New Roman"/>
+          <w:sz w:val="28"/>
+        </w:rPr>
+        <w:t xml:space="preserve"> и </w:t>
+      </w:r>
+      <w:proofErr w:type="spellStart"/>
+      <w:r>
+        <w:rPr>
+          <w:rFonts w:ascii="Times New Roman" w:hAnsi="Times New Roman" w:eastAsia="Times New Roman"/>
+          <w:sz w:val="28"/>
+        </w:rPr>
+        <w:t>production</w:t>
+      </w:r>
+      <w:proofErr w:type="spellEnd"/>
+      <w:r>
+        <w:rPr>
+          <w:rFonts w:ascii="Times New Roman" w:hAnsi="Times New Roman" w:eastAsia="Times New Roman"/>
+          <w:sz w:val="28"/>
+        </w:rPr>
+        <w:t>-настройки JWT-аутентификации;</w:t>
       </w:r>
     </w:p>
     <w:p>
@@ -4853,7 +5841,8 @@
         </w:tabs>
         <w:autoSpaceDE w:val="0"/>
         <w:autoSpaceDN w:val="0"/>
-        <w:spacing w:after="0"/>
+        <w:spacing w:after="0" w:before="0" w:line="240" w:lineRule="auto"/>
+        <w:ind w:firstLine="567"/>
         <w:jc w:val="both"/>
         <w:rPr>
           <w:rFonts w:cs="Times New Roman"/>
@@ -4862,22 +5851,88 @@
         </w:rPr>
       </w:pPr>
       <w:r>
+        <w:rPr>
+          <w:rFonts w:ascii="Times New Roman" w:hAnsi="Times New Roman" w:eastAsia="Times New Roman"/>
+          <w:sz w:val="28"/>
+        </w:rPr>
         <w:t>Реализовать</w:t>
       </w:r>
       <w:r>
         <w:rPr>
+          <w:rFonts w:ascii="Times New Roman" w:hAnsi="Times New Roman" w:eastAsia="Times New Roman"/>
+          <w:sz w:val="28"/>
           <w:lang w:val="en-US"/>
         </w:rPr>
-        <w:t xml:space="preserve"> GeoController, NotificationController </w:t>
-      </w:r>
-      <w:r>
+        <w:t xml:space="preserve"> </w:t>
+      </w:r>
+      <w:proofErr w:type="spellStart"/>
+      <w:r>
+        <w:rPr>
+          <w:rFonts w:ascii="Times New Roman" w:hAnsi="Times New Roman" w:eastAsia="Times New Roman"/>
+          <w:sz w:val="28"/>
+          <w:lang w:val="en-US"/>
+        </w:rPr>
+        <w:t>GeoController</w:t>
+      </w:r>
+      <w:proofErr w:type="spellEnd"/>
+      <w:r>
+        <w:rPr>
+          <w:rFonts w:ascii="Times New Roman" w:hAnsi="Times New Roman" w:eastAsia="Times New Roman"/>
+          <w:sz w:val="28"/>
+          <w:lang w:val="en-US"/>
+        </w:rPr>
+        <w:t xml:space="preserve">, </w:t>
+      </w:r>
+      <w:proofErr w:type="spellStart"/>
+      <w:r>
+        <w:rPr>
+          <w:rFonts w:ascii="Times New Roman" w:hAnsi="Times New Roman" w:eastAsia="Times New Roman"/>
+          <w:sz w:val="28"/>
+          <w:lang w:val="en-US"/>
+        </w:rPr>
+        <w:t>NotificationController</w:t>
+      </w:r>
+      <w:proofErr w:type="spellEnd"/>
+      <w:r>
+        <w:rPr>
+          <w:rFonts w:ascii="Times New Roman" w:hAnsi="Times New Roman" w:eastAsia="Times New Roman"/>
+          <w:sz w:val="28"/>
+          <w:lang w:val="en-US"/>
+        </w:rPr>
+        <w:t xml:space="preserve"> </w:t>
+      </w:r>
+      <w:r>
+        <w:rPr>
+          <w:rFonts w:ascii="Times New Roman" w:hAnsi="Times New Roman" w:eastAsia="Times New Roman"/>
+          <w:sz w:val="28"/>
+        </w:rPr>
         <w:t>и</w:t>
       </w:r>
       <w:r>
         <w:rPr>
+          <w:rFonts w:ascii="Times New Roman" w:hAnsi="Times New Roman" w:eastAsia="Times New Roman"/>
+          <w:sz w:val="28"/>
           <w:lang w:val="en-US"/>
         </w:rPr>
-        <w:t xml:space="preserve"> DashboardController;</w:t>
+        <w:t xml:space="preserve"> </w:t>
+      </w:r>
+      <w:proofErr w:type="spellStart"/>
+      <w:r>
+        <w:rPr>
+          <w:rFonts w:ascii="Times New Roman" w:hAnsi="Times New Roman" w:eastAsia="Times New Roman"/>
+          <w:sz w:val="28"/>
+          <w:lang w:val="en-US"/>
+        </w:rPr>
+        <w:t>DashboardController</w:t>
+      </w:r>
+      <w:proofErr w:type="spellEnd"/>
+      <w:r>
+        <w:rPr>
+          <w:rFonts w:ascii="Times New Roman" w:hAnsi="Times New Roman" w:eastAsia="Times New Roman"/>
+          <w:sz w:val="28"/>
+          <w:lang w:val="en-US"/>
+        </w:rPr>
+        <w:t>;</w:t>
       </w:r>
     </w:p>
     <w:p>
@@ -4895,7 +5950,8 @@
         </w:tabs>
         <w:autoSpaceDE w:val="0"/>
         <w:autoSpaceDN w:val="0"/>
-        <w:spacing w:after="0" w:line="240" w:lineRule="auto"/>
+        <w:spacing w:after="0" w:line="240" w:lineRule="auto" w:before="0"/>
+        <w:ind w:firstLine="567"/>
         <w:jc w:val="both"/>
         <w:rPr>
           <w:rFonts w:cs="Times New Roman"/>
@@ -4903,7 +5959,27 @@
         </w:rPr>
       </w:pPr>
       <w:r>
-        <w:t>Реализовать OrderController для ручного и автоматического назначения маршрутов;</w:t>
+        <w:rPr>
+          <w:rFonts w:ascii="Times New Roman" w:hAnsi="Times New Roman" w:eastAsia="Times New Roman"/>
+          <w:sz w:val="28"/>
+        </w:rPr>
+        <w:t xml:space="preserve">Реализовать </w:t>
+      </w:r>
+      <w:proofErr w:type="spellStart"/>
+      <w:r>
+        <w:rPr>
+          <w:rFonts w:ascii="Times New Roman" w:hAnsi="Times New Roman" w:eastAsia="Times New Roman"/>
+          <w:sz w:val="28"/>
+        </w:rPr>
+        <w:t>OrderController</w:t>
+      </w:r>
+      <w:proofErr w:type="spellEnd"/>
+      <w:r>
+        <w:rPr>
+          <w:rFonts w:ascii="Times New Roman" w:hAnsi="Times New Roman" w:eastAsia="Times New Roman"/>
+          <w:sz w:val="28"/>
+        </w:rPr>
+        <w:t xml:space="preserve"> для ручного и автоматического назначения маршрутов;</w:t>
       </w:r>
     </w:p>
     <w:p>
@@ -4921,7 +5997,8 @@
         </w:tabs>
         <w:autoSpaceDE w:val="0"/>
         <w:autoSpaceDN w:val="0"/>
-        <w:spacing w:after="0" w:line="240" w:lineRule="auto"/>
+        <w:spacing w:after="0" w:line="240" w:lineRule="auto" w:before="0"/>
+        <w:ind w:firstLine="567"/>
         <w:jc w:val="both"/>
         <w:rPr>
           <w:rFonts w:cs="Times New Roman"/>
@@ -4930,22 +6007,88 @@
         </w:rPr>
       </w:pPr>
       <w:r>
+        <w:rPr>
+          <w:rFonts w:ascii="Times New Roman" w:hAnsi="Times New Roman" w:eastAsia="Times New Roman"/>
+          <w:sz w:val="28"/>
+        </w:rPr>
         <w:t>Реализовать</w:t>
       </w:r>
       <w:r>
         <w:rPr>
+          <w:rFonts w:ascii="Times New Roman" w:hAnsi="Times New Roman" w:eastAsia="Times New Roman"/>
+          <w:sz w:val="28"/>
           <w:lang w:val="en-US"/>
         </w:rPr>
-        <w:t xml:space="preserve"> ProductController, UserManagementController </w:t>
-      </w:r>
-      <w:r>
+        <w:t xml:space="preserve"> </w:t>
+      </w:r>
+      <w:proofErr w:type="spellStart"/>
+      <w:r>
+        <w:rPr>
+          <w:rFonts w:ascii="Times New Roman" w:hAnsi="Times New Roman" w:eastAsia="Times New Roman"/>
+          <w:sz w:val="28"/>
+          <w:lang w:val="en-US"/>
+        </w:rPr>
+        <w:t>ProductController</w:t>
+      </w:r>
+      <w:proofErr w:type="spellEnd"/>
+      <w:r>
+        <w:rPr>
+          <w:rFonts w:ascii="Times New Roman" w:hAnsi="Times New Roman" w:eastAsia="Times New Roman"/>
+          <w:sz w:val="28"/>
+          <w:lang w:val="en-US"/>
+        </w:rPr>
+        <w:t xml:space="preserve">, </w:t>
+      </w:r>
+      <w:proofErr w:type="spellStart"/>
+      <w:r>
+        <w:rPr>
+          <w:rFonts w:ascii="Times New Roman" w:hAnsi="Times New Roman" w:eastAsia="Times New Roman"/>
+          <w:sz w:val="28"/>
+          <w:lang w:val="en-US"/>
+        </w:rPr>
+        <w:t>UserManagementController</w:t>
+      </w:r>
+      <w:proofErr w:type="spellEnd"/>
+      <w:r>
+        <w:rPr>
+          <w:rFonts w:ascii="Times New Roman" w:hAnsi="Times New Roman" w:eastAsia="Times New Roman"/>
+          <w:sz w:val="28"/>
+          <w:lang w:val="en-US"/>
+        </w:rPr>
+        <w:t xml:space="preserve"> </w:t>
+      </w:r>
+      <w:r>
+        <w:rPr>
+          <w:rFonts w:ascii="Times New Roman" w:hAnsi="Times New Roman" w:eastAsia="Times New Roman"/>
+          <w:sz w:val="28"/>
+        </w:rPr>
         <w:t>и</w:t>
       </w:r>
       <w:r>
         <w:rPr>
+          <w:rFonts w:ascii="Times New Roman" w:hAnsi="Times New Roman" w:eastAsia="Times New Roman"/>
+          <w:sz w:val="28"/>
           <w:lang w:val="en-US"/>
         </w:rPr>
-        <w:t xml:space="preserve"> ReportController;</w:t>
+        <w:t xml:space="preserve"> </w:t>
+      </w:r>
+      <w:proofErr w:type="spellStart"/>
+      <w:r>
+        <w:rPr>
+          <w:rFonts w:ascii="Times New Roman" w:hAnsi="Times New Roman" w:eastAsia="Times New Roman"/>
+          <w:sz w:val="28"/>
+          <w:lang w:val="en-US"/>
+        </w:rPr>
+        <w:t>ReportController</w:t>
+      </w:r>
+      <w:proofErr w:type="spellEnd"/>
+      <w:r>
+        <w:rPr>
+          <w:rFonts w:ascii="Times New Roman" w:hAnsi="Times New Roman" w:eastAsia="Times New Roman"/>
+          <w:sz w:val="28"/>
+          <w:lang w:val="en-US"/>
+        </w:rPr>
+        <w:t>;</w:t>
       </w:r>
     </w:p>
     <w:p>
@@ -4963,7 +6106,8 @@
         </w:tabs>
         <w:autoSpaceDE w:val="0"/>
         <w:autoSpaceDN w:val="0"/>
-        <w:spacing w:after="0" w:line="240" w:lineRule="auto"/>
+        <w:spacing w:after="0" w:line="240" w:lineRule="auto" w:before="0"/>
+        <w:ind w:firstLine="567"/>
         <w:jc w:val="both"/>
         <w:rPr>
           <w:rFonts w:cs="Times New Roman"/>
@@ -4971,7 +6115,27 @@
         </w:rPr>
       </w:pPr>
       <w:r>
-        <w:t>Реализовать DirectorProfileController, сервисы профиля, заказов и маршрутизации.</w:t>
+        <w:rPr>
+          <w:rFonts w:ascii="Times New Roman" w:hAnsi="Times New Roman" w:eastAsia="Times New Roman"/>
+          <w:sz w:val="28"/>
+        </w:rPr>
+        <w:t xml:space="preserve">Реализовать </w:t>
+      </w:r>
+      <w:proofErr w:type="spellStart"/>
+      <w:r>
+        <w:rPr>
+          <w:rFonts w:ascii="Times New Roman" w:hAnsi="Times New Roman" w:eastAsia="Times New Roman"/>
+          <w:sz w:val="28"/>
+        </w:rPr>
+        <w:t>DirectorProfileController</w:t>
+      </w:r>
+      <w:proofErr w:type="spellEnd"/>
+      <w:r>
+        <w:rPr>
+          <w:rFonts w:ascii="Times New Roman" w:hAnsi="Times New Roman" w:eastAsia="Times New Roman"/>
+          <w:sz w:val="28"/>
+        </w:rPr>
+        <w:t>, сервисы профиля, заказов и маршрутизации.</w:t>
       </w:r>
     </w:p>
     <w:p>
@@ -4989,7 +6153,8 @@
         </w:tabs>
         <w:autoSpaceDE w:val="0"/>
         <w:autoSpaceDN w:val="0"/>
-        <w:spacing w:after="0" w:line="240" w:lineRule="auto"/>
+        <w:spacing w:after="0" w:line="240" w:lineRule="auto" w:before="0"/>
+        <w:ind w:firstLine="567"/>
         <w:jc w:val="both"/>
         <w:rPr>
           <w:rFonts w:cs="Times New Roman"/>
@@ -4997,7 +6162,59 @@
         </w:rPr>
       </w:pPr>
       <w:r>
-        <w:t>Подключить frontend API и интеграцию React-клиента с backend-контуром.</w:t>
+        <w:rPr>
+          <w:rFonts w:ascii="Times New Roman" w:hAnsi="Times New Roman" w:eastAsia="Times New Roman"/>
+          <w:sz w:val="28"/>
+        </w:rPr>
+        <w:t xml:space="preserve">Подключить </w:t>
+      </w:r>
+      <w:proofErr w:type="spellStart"/>
+      <w:r>
+        <w:rPr>
+          <w:rFonts w:ascii="Times New Roman" w:hAnsi="Times New Roman" w:eastAsia="Times New Roman"/>
+          <w:sz w:val="28"/>
+        </w:rPr>
+        <w:t>frontend</w:t>
+      </w:r>
+      <w:proofErr w:type="spellEnd"/>
+      <w:r>
+        <w:rPr>
+          <w:rFonts w:ascii="Times New Roman" w:hAnsi="Times New Roman" w:eastAsia="Times New Roman"/>
+          <w:sz w:val="28"/>
+        </w:rPr>
+        <w:t xml:space="preserve"> API и интеграцию </w:t>
+      </w:r>
+      <w:proofErr w:type="spellStart"/>
+      <w:r>
+        <w:rPr>
+          <w:rFonts w:ascii="Times New Roman" w:hAnsi="Times New Roman" w:eastAsia="Times New Roman"/>
+          <w:sz w:val="28"/>
+        </w:rPr>
+        <w:t>React</w:t>
+      </w:r>
+      <w:proofErr w:type="spellEnd"/>
+      <w:r>
+        <w:rPr>
+          <w:rFonts w:ascii="Times New Roman" w:hAnsi="Times New Roman" w:eastAsia="Times New Roman"/>
+          <w:sz w:val="28"/>
+        </w:rPr>
+        <w:t xml:space="preserve">-клиента с </w:t>
+      </w:r>
+      <w:proofErr w:type="spellStart"/>
+      <w:r>
+        <w:rPr>
+          <w:rFonts w:ascii="Times New Roman" w:hAnsi="Times New Roman" w:eastAsia="Times New Roman"/>
+          <w:sz w:val="28"/>
+        </w:rPr>
+        <w:t>backend</w:t>
+      </w:r>
+      <w:proofErr w:type="spellEnd"/>
+      <w:r>
+        <w:rPr>
+          <w:rFonts w:ascii="Times New Roman" w:hAnsi="Times New Roman" w:eastAsia="Times New Roman"/>
+          <w:sz w:val="28"/>
+        </w:rPr>
+        <w:t>-контуром.</w:t>
       </w:r>
     </w:p>
     <w:p>
@@ -5012,7 +6229,8 @@
         </w:tabs>
         <w:autoSpaceDE w:val="0"/>
         <w:autoSpaceDN w:val="0"/>
-        <w:spacing w:after="0" w:line="322" w:lineRule="exact"/>
+        <w:spacing w:after="0" w:line="240" w:lineRule="auto" w:before="0"/>
+        <w:ind w:firstLine="567"/>
         <w:jc w:val="both"/>
         <w:rPr>
           <w:rFonts w:cs="Times New Roman"/>
@@ -5020,38 +6238,168 @@
         </w:rPr>
       </w:pPr>
       <w:r>
+        <w:rPr>
+          <w:rFonts w:ascii="Times New Roman" w:hAnsi="Times New Roman" w:eastAsia="Times New Roman"/>
+          <w:sz w:val="28"/>
+        </w:rPr>
         <w:t>Подготовить пользовательский интерфейс, публичное развёртывание и материалы для проверки;</w:t>
       </w:r>
     </w:p>
     <w:p>
       <w:pPr>
         <w:pStyle w:val="af7"/>
-        <w:ind w:firstLine="567"/>
-        <w:jc w:val="both"/>
-      </w:pPr>
-      <w:r>
-        <w:t>После этого выполняется развёртывание backend-сервиса, frontend-сайта и проверка основных пользовательских потоков на публичном адресе.</w:t>
+        <w:spacing w:before="0" w:after="0" w:line="240" w:lineRule="auto"/>
+        <w:ind w:firstLine="567"/>
+        <w:jc w:val="both"/>
+      </w:pPr>
+      <w:r>
+        <w:rPr>
+          <w:rFonts w:ascii="Times New Roman" w:hAnsi="Times New Roman" w:eastAsia="Times New Roman"/>
+          <w:sz w:val="28"/>
+        </w:rPr>
+        <w:t xml:space="preserve">После этого выполняется развёртывание </w:t>
+      </w:r>
+      <w:proofErr w:type="spellStart"/>
+      <w:r>
+        <w:rPr>
+          <w:rFonts w:ascii="Times New Roman" w:hAnsi="Times New Roman" w:eastAsia="Times New Roman"/>
+          <w:sz w:val="28"/>
+        </w:rPr>
+        <w:t>backend</w:t>
+      </w:r>
+      <w:proofErr w:type="spellEnd"/>
+      <w:r>
+        <w:rPr>
+          <w:rFonts w:ascii="Times New Roman" w:hAnsi="Times New Roman" w:eastAsia="Times New Roman"/>
+          <w:sz w:val="28"/>
+        </w:rPr>
+        <w:t xml:space="preserve">-сервиса, </w:t>
+      </w:r>
+      <w:proofErr w:type="spellStart"/>
+      <w:r>
+        <w:rPr>
+          <w:rFonts w:ascii="Times New Roman" w:hAnsi="Times New Roman" w:eastAsia="Times New Roman"/>
+          <w:sz w:val="28"/>
+        </w:rPr>
+        <w:t>frontend</w:t>
+      </w:r>
+      <w:proofErr w:type="spellEnd"/>
+      <w:r>
+        <w:rPr>
+          <w:rFonts w:ascii="Times New Roman" w:hAnsi="Times New Roman" w:eastAsia="Times New Roman"/>
+          <w:sz w:val="28"/>
+        </w:rPr>
+        <w:t>-сайта и проверка основных пользовательских потоков на публичном адресе.</w:t>
       </w:r>
     </w:p>
     <w:p>
       <w:pPr>
         <w:pStyle w:val="af7"/>
-        <w:ind w:firstLine="567"/>
-        <w:jc w:val="both"/>
-      </w:pPr>
-      <w:r>
-        <w:t>Финальным этапом выступает проверка публичного домена, учётных записей и эксплуатационных инструкций для работы с задеплоенным сайтом.</w:t>
+        <w:spacing w:before="0" w:after="0" w:line="240" w:lineRule="auto"/>
+        <w:ind w:firstLine="567"/>
+        <w:jc w:val="both"/>
+      </w:pPr>
+      <w:r>
+        <w:rPr>
+          <w:rFonts w:ascii="Times New Roman" w:hAnsi="Times New Roman" w:eastAsia="Times New Roman"/>
+          <w:sz w:val="28"/>
+        </w:rPr>
+        <w:t xml:space="preserve">Финальным этапом выступает проверка публичного домена, учётных записей и эксплуатационных инструкций для работы с </w:t>
+      </w:r>
+      <w:proofErr w:type="spellStart"/>
+      <w:r>
+        <w:rPr>
+          <w:rFonts w:ascii="Times New Roman" w:hAnsi="Times New Roman" w:eastAsia="Times New Roman"/>
+          <w:sz w:val="28"/>
+        </w:rPr>
+        <w:t>задеплоенным</w:t>
+      </w:r>
+      <w:proofErr w:type="spellEnd"/>
+      <w:r>
+        <w:rPr>
+          <w:rFonts w:ascii="Times New Roman" w:hAnsi="Times New Roman" w:eastAsia="Times New Roman"/>
+          <w:sz w:val="28"/>
+        </w:rPr>
+        <w:t xml:space="preserve"> сайтом.</w:t>
       </w:r>
     </w:p>
     <w:p>
       <w:pPr>
         <w:pStyle w:val="af7"/>
-        <w:spacing w:line="320" w:lineRule="exact"/>
-        <w:ind w:firstLine="567"/>
-        <w:jc w:val="both"/>
-      </w:pPr>
-      <w:r>
-        <w:t>Для начала необходимо подготовить публичную версию проекта. Frontend разворачивается как static site и доступен по адресу https://farmer.indevs.in, а backend работает отдельным сервисом https://farm-sales-backend.onrender.com/api. Связь между ними задаётся переменными окружения и правилами CORS (рисунок 2.1).</w:t>
+        <w:spacing w:line="240" w:lineRule="auto" w:before="0" w:after="0"/>
+        <w:ind w:firstLine="567"/>
+        <w:jc w:val="both"/>
+      </w:pPr>
+      <w:r>
+        <w:rPr>
+          <w:rFonts w:ascii="Times New Roman" w:hAnsi="Times New Roman" w:eastAsia="Times New Roman"/>
+          <w:sz w:val="28"/>
+        </w:rPr>
+        <w:t xml:space="preserve">Для начала необходимо подготовить публичную версию проекта. </w:t>
+      </w:r>
+      <w:proofErr w:type="spellStart"/>
+      <w:r>
+        <w:rPr>
+          <w:rFonts w:ascii="Times New Roman" w:hAnsi="Times New Roman" w:eastAsia="Times New Roman"/>
+          <w:sz w:val="28"/>
+        </w:rPr>
+        <w:t>Frontend</w:t>
+      </w:r>
+      <w:proofErr w:type="spellEnd"/>
+      <w:r>
+        <w:rPr>
+          <w:rFonts w:ascii="Times New Roman" w:hAnsi="Times New Roman" w:eastAsia="Times New Roman"/>
+          <w:sz w:val="28"/>
+        </w:rPr>
+        <w:t xml:space="preserve"> разворачивается как </w:t>
+      </w:r>
+      <w:proofErr w:type="spellStart"/>
+      <w:r>
+        <w:rPr>
+          <w:rFonts w:ascii="Times New Roman" w:hAnsi="Times New Roman" w:eastAsia="Times New Roman"/>
+          <w:sz w:val="28"/>
+        </w:rPr>
+        <w:t>static</w:t>
+      </w:r>
+      <w:proofErr w:type="spellEnd"/>
+      <w:r>
+        <w:rPr>
+          <w:rFonts w:ascii="Times New Roman" w:hAnsi="Times New Roman" w:eastAsia="Times New Roman"/>
+          <w:sz w:val="28"/>
+        </w:rPr>
+        <w:t xml:space="preserve"> </w:t>
+      </w:r>
+      <w:proofErr w:type="spellStart"/>
+      <w:r>
+        <w:rPr>
+          <w:rFonts w:ascii="Times New Roman" w:hAnsi="Times New Roman" w:eastAsia="Times New Roman"/>
+          <w:sz w:val="28"/>
+        </w:rPr>
+        <w:t>site</w:t>
+      </w:r>
+      <w:proofErr w:type="spellEnd"/>
+      <w:r>
+        <w:rPr>
+          <w:rFonts w:ascii="Times New Roman" w:hAnsi="Times New Roman" w:eastAsia="Times New Roman"/>
+          <w:sz w:val="28"/>
+        </w:rPr>
+        <w:t xml:space="preserve"> и доступен по адресу https://farmer.indevs.in, а </w:t>
+      </w:r>
+      <w:proofErr w:type="spellStart"/>
+      <w:r>
+        <w:rPr>
+          <w:rFonts w:ascii="Times New Roman" w:hAnsi="Times New Roman" w:eastAsia="Times New Roman"/>
+          <w:sz w:val="28"/>
+        </w:rPr>
+        <w:t>backend</w:t>
+      </w:r>
+      <w:proofErr w:type="spellEnd"/>
+      <w:r>
+        <w:rPr>
+          <w:rFonts w:ascii="Times New Roman" w:hAnsi="Times New Roman" w:eastAsia="Times New Roman"/>
+          <w:sz w:val="28"/>
+        </w:rPr>
+        <w:t xml:space="preserve"> работает отдельным сервисом https://farm-sales-backend.onrender.com/api. Связь между ними задаётся переменными окружения и правилами CORS (рисунок 2.1).</w:t>
       </w:r>
     </w:p>
     <w:p>
@@ -5063,6 +6411,7 @@
         <w:rPr>
           <w:noProof/>
         </w:rPr>
+        <w:lastRenderedPageBreak/>
         <w:drawing>
           <wp:inline distT="0" distB="0" distL="0" distR="0" wp14:anchorId="26A60BD3" wp14:editId="4B20539A">
             <wp:extent cx="5184000" cy="2916000"/>
@@ -5103,6 +6452,7 @@
     <w:p>
       <w:pPr>
         <w:pStyle w:val="af7"/>
+        <w:spacing w:before="0" w:after="0" w:line="240" w:lineRule="auto"/>
         <w:ind w:firstLine="567"/>
         <w:jc w:val="center"/>
         <w:rPr>
@@ -5110,13 +6460,18 @@
         </w:rPr>
       </w:pPr>
       <w:r>
+        <w:rPr>
+          <w:rFonts w:ascii="Times New Roman" w:hAnsi="Times New Roman" w:eastAsia="Times New Roman"/>
+          <w:sz w:val="28"/>
+        </w:rPr>
         <w:t>Рисунок 2.1 – Схема публичного развёртывания сайта</w:t>
       </w:r>
     </w:p>
     <w:p>
       <w:pPr>
-        <w:spacing w:after="0"/>
-        <w:jc w:val="center"/>
+        <w:spacing w:after="0" w:before="0" w:line="240" w:lineRule="auto"/>
+        <w:ind w:firstLine="567"/>
+        <w:jc w:val="both"/>
         <w:rPr>
           <w:rFonts w:eastAsia="Times New Roman" w:cs="Times New Roman"/>
           <w:kern w:val="0"/>
@@ -5126,12 +6481,277 @@
       </w:pPr>
       <w:r>
         <w:rPr>
-          <w:rFonts w:eastAsia="Times New Roman" w:cs="Times New Roman"/>
+          <w:rFonts w:eastAsia="Times New Roman" w:cs="Times New Roman" w:ascii="Times New Roman" w:hAnsi="Times New Roman"/>
           <w:kern w:val="0"/>
+          <w:sz w:val="28"/>
           <w:szCs w:val="28"/>
           <w14:ligatures w14:val="none"/>
         </w:rPr>
-        <w:t>База данных Farm Sales сетевого приложения состоит из прикладных таблиц users, store_addresses, products, orders, order_items, audit_logs, stock_movements, order_timeline_events и realtime_notifications. Дополнительно Flyway ведёт служебную таблицу flyway_schema_history. Вместе эти таблицы образуют полный контур сопровождения заказа и логистики (рисунок 2.2).</w:t>
+        <w:t xml:space="preserve">База данных </w:t>
+      </w:r>
+      <w:proofErr w:type="spellStart"/>
+      <w:r>
+        <w:rPr>
+          <w:rFonts w:eastAsia="Times New Roman" w:cs="Times New Roman" w:ascii="Times New Roman" w:hAnsi="Times New Roman"/>
+          <w:kern w:val="0"/>
+          <w:sz w:val="28"/>
+          <w:szCs w:val="28"/>
+          <w14:ligatures w14:val="none"/>
+        </w:rPr>
+        <w:t>Farm</w:t>
+      </w:r>
+      <w:proofErr w:type="spellEnd"/>
+      <w:r>
+        <w:rPr>
+          <w:rFonts w:eastAsia="Times New Roman" w:cs="Times New Roman" w:ascii="Times New Roman" w:hAnsi="Times New Roman"/>
+          <w:kern w:val="0"/>
+          <w:sz w:val="28"/>
+          <w:szCs w:val="28"/>
+          <w14:ligatures w14:val="none"/>
+        </w:rPr>
+        <w:t xml:space="preserve"> Sales сетевого приложения состоит из прикладных таблиц </w:t>
+      </w:r>
+      <w:proofErr w:type="spellStart"/>
+      <w:r>
+        <w:rPr>
+          <w:rFonts w:eastAsia="Times New Roman" w:cs="Times New Roman" w:ascii="Times New Roman" w:hAnsi="Times New Roman"/>
+          <w:kern w:val="0"/>
+          <w:sz w:val="28"/>
+          <w:szCs w:val="28"/>
+          <w14:ligatures w14:val="none"/>
+        </w:rPr>
+        <w:t>users</w:t>
+      </w:r>
+      <w:proofErr w:type="spellEnd"/>
+      <w:r>
+        <w:rPr>
+          <w:rFonts w:eastAsia="Times New Roman" w:cs="Times New Roman" w:ascii="Times New Roman" w:hAnsi="Times New Roman"/>
+          <w:kern w:val="0"/>
+          <w:sz w:val="28"/>
+          <w:szCs w:val="28"/>
+          <w14:ligatures w14:val="none"/>
+        </w:rPr>
+        <w:t xml:space="preserve">, </w:t>
+      </w:r>
+      <w:proofErr w:type="spellStart"/>
+      <w:r>
+        <w:rPr>
+          <w:rFonts w:eastAsia="Times New Roman" w:cs="Times New Roman" w:ascii="Times New Roman" w:hAnsi="Times New Roman"/>
+          <w:kern w:val="0"/>
+          <w:sz w:val="28"/>
+          <w:szCs w:val="28"/>
+          <w14:ligatures w14:val="none"/>
+        </w:rPr>
+        <w:t>store_addresses</w:t>
+      </w:r>
+      <w:proofErr w:type="spellEnd"/>
+      <w:r>
+        <w:rPr>
+          <w:rFonts w:eastAsia="Times New Roman" w:cs="Times New Roman" w:ascii="Times New Roman" w:hAnsi="Times New Roman"/>
+          <w:kern w:val="0"/>
+          <w:sz w:val="28"/>
+          <w:szCs w:val="28"/>
+          <w14:ligatures w14:val="none"/>
+        </w:rPr>
+        <w:t xml:space="preserve">, </w:t>
+      </w:r>
+      <w:proofErr w:type="spellStart"/>
+      <w:r>
+        <w:rPr>
+          <w:rFonts w:eastAsia="Times New Roman" w:cs="Times New Roman" w:ascii="Times New Roman" w:hAnsi="Times New Roman"/>
+          <w:kern w:val="0"/>
+          <w:sz w:val="28"/>
+          <w:szCs w:val="28"/>
+          <w14:ligatures w14:val="none"/>
+        </w:rPr>
+        <w:t>products</w:t>
+      </w:r>
+      <w:proofErr w:type="spellEnd"/>
+      <w:r>
+        <w:rPr>
+          <w:rFonts w:eastAsia="Times New Roman" w:cs="Times New Roman" w:ascii="Times New Roman" w:hAnsi="Times New Roman"/>
+          <w:kern w:val="0"/>
+          <w:sz w:val="28"/>
+          <w:szCs w:val="28"/>
+          <w14:ligatures w14:val="none"/>
+        </w:rPr>
+        <w:t xml:space="preserve">, </w:t>
+      </w:r>
+      <w:proofErr w:type="spellStart"/>
+      <w:r>
+        <w:rPr>
+          <w:rFonts w:eastAsia="Times New Roman" w:cs="Times New Roman" w:ascii="Times New Roman" w:hAnsi="Times New Roman"/>
+          <w:kern w:val="0"/>
+          <w:sz w:val="28"/>
+          <w:szCs w:val="28"/>
+          <w14:ligatures w14:val="none"/>
+        </w:rPr>
+        <w:t>orders</w:t>
+      </w:r>
+      <w:proofErr w:type="spellEnd"/>
+      <w:r>
+        <w:rPr>
+          <w:rFonts w:eastAsia="Times New Roman" w:cs="Times New Roman" w:ascii="Times New Roman" w:hAnsi="Times New Roman"/>
+          <w:kern w:val="0"/>
+          <w:sz w:val="28"/>
+          <w:szCs w:val="28"/>
+          <w14:ligatures w14:val="none"/>
+        </w:rPr>
+        <w:t xml:space="preserve">, </w:t>
+      </w:r>
+      <w:proofErr w:type="spellStart"/>
+      <w:r>
+        <w:rPr>
+          <w:rFonts w:eastAsia="Times New Roman" w:cs="Times New Roman" w:ascii="Times New Roman" w:hAnsi="Times New Roman"/>
+          <w:kern w:val="0"/>
+          <w:sz w:val="28"/>
+          <w:szCs w:val="28"/>
+          <w14:ligatures w14:val="none"/>
+        </w:rPr>
+        <w:t>order_items</w:t>
+      </w:r>
+      <w:proofErr w:type="spellEnd"/>
+      <w:r>
+        <w:rPr>
+          <w:rFonts w:eastAsia="Times New Roman" w:cs="Times New Roman" w:ascii="Times New Roman" w:hAnsi="Times New Roman"/>
+          <w:kern w:val="0"/>
+          <w:sz w:val="28"/>
+          <w:szCs w:val="28"/>
+          <w14:ligatures w14:val="none"/>
+        </w:rPr>
+        <w:t xml:space="preserve">, </w:t>
+      </w:r>
+      <w:proofErr w:type="spellStart"/>
+      <w:r>
+        <w:rPr>
+          <w:rFonts w:eastAsia="Times New Roman" w:cs="Times New Roman" w:ascii="Times New Roman" w:hAnsi="Times New Roman"/>
+          <w:kern w:val="0"/>
+          <w:sz w:val="28"/>
+          <w:szCs w:val="28"/>
+          <w14:ligatures w14:val="none"/>
+        </w:rPr>
+        <w:t>audit_logs</w:t>
+      </w:r>
+      <w:proofErr w:type="spellEnd"/>
+      <w:r>
+        <w:rPr>
+          <w:rFonts w:eastAsia="Times New Roman" w:cs="Times New Roman" w:ascii="Times New Roman" w:hAnsi="Times New Roman"/>
+          <w:kern w:val="0"/>
+          <w:sz w:val="28"/>
+          <w:szCs w:val="28"/>
+          <w14:ligatures w14:val="none"/>
+        </w:rPr>
+        <w:t xml:space="preserve">, </w:t>
+      </w:r>
+      <w:proofErr w:type="spellStart"/>
+      <w:r>
+        <w:rPr>
+          <w:rFonts w:eastAsia="Times New Roman" w:cs="Times New Roman" w:ascii="Times New Roman" w:hAnsi="Times New Roman"/>
+          <w:kern w:val="0"/>
+          <w:sz w:val="28"/>
+          <w:szCs w:val="28"/>
+          <w14:ligatures w14:val="none"/>
+        </w:rPr>
+        <w:t>stock_movements</w:t>
+      </w:r>
+      <w:proofErr w:type="spellEnd"/>
+      <w:r>
+        <w:rPr>
+          <w:rFonts w:eastAsia="Times New Roman" w:cs="Times New Roman" w:ascii="Times New Roman" w:hAnsi="Times New Roman"/>
+          <w:kern w:val="0"/>
+          <w:sz w:val="28"/>
+          <w:szCs w:val="28"/>
+          <w14:ligatures w14:val="none"/>
+        </w:rPr>
+        <w:t xml:space="preserve">, </w:t>
+      </w:r>
+      <w:proofErr w:type="spellStart"/>
+      <w:r>
+        <w:rPr>
+          <w:rFonts w:eastAsia="Times New Roman" w:cs="Times New Roman" w:ascii="Times New Roman" w:hAnsi="Times New Roman"/>
+          <w:kern w:val="0"/>
+          <w:sz w:val="28"/>
+          <w:szCs w:val="28"/>
+          <w14:ligatures w14:val="none"/>
+        </w:rPr>
+        <w:t>order_timeline_events</w:t>
+      </w:r>
+      <w:proofErr w:type="spellEnd"/>
+      <w:r>
+        <w:rPr>
+          <w:rFonts w:eastAsia="Times New Roman" w:cs="Times New Roman" w:ascii="Times New Roman" w:hAnsi="Times New Roman"/>
+          <w:kern w:val="0"/>
+          <w:sz w:val="28"/>
+          <w:szCs w:val="28"/>
+          <w14:ligatures w14:val="none"/>
+        </w:rPr>
+        <w:t xml:space="preserve"> и </w:t>
+      </w:r>
+      <w:proofErr w:type="spellStart"/>
+      <w:r>
+        <w:rPr>
+          <w:rFonts w:eastAsia="Times New Roman" w:cs="Times New Roman" w:ascii="Times New Roman" w:hAnsi="Times New Roman"/>
+          <w:kern w:val="0"/>
+          <w:sz w:val="28"/>
+          <w:szCs w:val="28"/>
+          <w14:ligatures w14:val="none"/>
+        </w:rPr>
+        <w:t>realtime_notifications</w:t>
+      </w:r>
+      <w:proofErr w:type="spellEnd"/>
+      <w:r>
+        <w:rPr>
+          <w:rFonts w:eastAsia="Times New Roman" w:cs="Times New Roman" w:ascii="Times New Roman" w:hAnsi="Times New Roman"/>
+          <w:kern w:val="0"/>
+          <w:sz w:val="28"/>
+          <w:szCs w:val="28"/>
+          <w14:ligatures w14:val="none"/>
+        </w:rPr>
+        <w:t xml:space="preserve">. Дополнительно </w:t>
+      </w:r>
+      <w:proofErr w:type="spellStart"/>
+      <w:r>
+        <w:rPr>
+          <w:rFonts w:eastAsia="Times New Roman" w:cs="Times New Roman" w:ascii="Times New Roman" w:hAnsi="Times New Roman"/>
+          <w:kern w:val="0"/>
+          <w:sz w:val="28"/>
+          <w:szCs w:val="28"/>
+          <w14:ligatures w14:val="none"/>
+        </w:rPr>
+        <w:t>Flyway</w:t>
+      </w:r>
+      <w:proofErr w:type="spellEnd"/>
+      <w:r>
+        <w:rPr>
+          <w:rFonts w:eastAsia="Times New Roman" w:cs="Times New Roman" w:ascii="Times New Roman" w:hAnsi="Times New Roman"/>
+          <w:kern w:val="0"/>
+          <w:sz w:val="28"/>
+          <w:szCs w:val="28"/>
+          <w14:ligatures w14:val="none"/>
+        </w:rPr>
+        <w:t xml:space="preserve"> ведёт служебную таблицу </w:t>
+      </w:r>
+      <w:proofErr w:type="spellStart"/>
+      <w:r>
+        <w:rPr>
+          <w:rFonts w:eastAsia="Times New Roman" w:cs="Times New Roman" w:ascii="Times New Roman" w:hAnsi="Times New Roman"/>
+          <w:kern w:val="0"/>
+          <w:sz w:val="28"/>
+          <w:szCs w:val="28"/>
+          <w14:ligatures w14:val="none"/>
+        </w:rPr>
+        <w:t>flyway_schema_history</w:t>
+      </w:r>
+      <w:proofErr w:type="spellEnd"/>
+      <w:r>
+        <w:rPr>
+          <w:rFonts w:eastAsia="Times New Roman" w:cs="Times New Roman" w:ascii="Times New Roman" w:hAnsi="Times New Roman"/>
+          <w:kern w:val="0"/>
+          <w:sz w:val="28"/>
+          <w:szCs w:val="28"/>
+          <w14:ligatures w14:val="none"/>
+        </w:rPr>
+        <w:t>. Вместе эти таблицы образуют полный контур сопровождения заказа и логистики (рисунок 2.2).</w:t>
       </w:r>
     </w:p>
     <w:p>
@@ -5183,6 +6803,7 @@
     <w:p>
       <w:pPr>
         <w:pStyle w:val="af7"/>
+        <w:spacing w:before="0" w:after="0" w:line="240" w:lineRule="auto"/>
         <w:ind w:firstLine="567"/>
         <w:jc w:val="center"/>
         <w:rPr>
@@ -5190,336 +6811,857 @@
         </w:rPr>
       </w:pPr>
       <w:r>
-        <w:t>Рисунок 2.2 – База данных Farm Sales</w:t>
-      </w:r>
-    </w:p>
-    <w:p>
-      <w:pPr>
-        <w:pStyle w:val="ds-markdown-paragraph"/>
-        <w:spacing w:before="0" w:after="0"/>
-        <w:jc w:val="both"/>
-      </w:pPr>
-      <w:r>
-        <w:t>Таблица users – хранит пользователей системы и их роли</w:t>
-      </w:r>
-    </w:p>
-    <w:p>
-      <w:pPr>
-        <w:pStyle w:val="ds-markdown-paragraph"/>
-        <w:spacing w:before="0" w:after="0"/>
-        <w:jc w:val="both"/>
-      </w:pPr>
-      <w:r>
-        <w:t>id – идентификатор пользователя, первичный ключ</w:t>
-      </w:r>
-    </w:p>
-    <w:p>
-      <w:pPr>
-        <w:pStyle w:val="ds-markdown-paragraph"/>
-        <w:spacing w:before="0" w:after="0"/>
-        <w:jc w:val="both"/>
-      </w:pPr>
-      <w:r>
-        <w:t>username – уникальный логин для входа в систему</w:t>
-      </w:r>
-    </w:p>
-    <w:p>
-      <w:pPr>
-        <w:pStyle w:val="ds-markdown-paragraph"/>
-        <w:spacing w:before="0" w:after="0"/>
-        <w:jc w:val="both"/>
-      </w:pPr>
-      <w:r>
-        <w:t>full_name – имя сотрудника или представителя магазина</w:t>
-      </w:r>
-    </w:p>
-    <w:p>
-      <w:pPr>
-        <w:pStyle w:val="ds-markdown-paragraph"/>
-        <w:spacing w:before="0" w:after="0"/>
-        <w:jc w:val="both"/>
-      </w:pPr>
-      <w:r>
-        <w:t>role – роль пользователя (DIRECTOR, MANAGER, LOGISTICIAN, DRIVER)</w:t>
-      </w:r>
-    </w:p>
-    <w:p>
-      <w:pPr>
-        <w:pStyle w:val="ds-markdown-paragraph"/>
-        <w:spacing w:before="0" w:after="0"/>
-        <w:jc w:val="both"/>
-      </w:pPr>
-      <w:r>
-        <w:t>company_name – наименование магазина или организации</w:t>
-      </w:r>
-    </w:p>
-    <w:p>
-      <w:pPr>
-        <w:pStyle w:val="ds-markdown-paragraph"/>
-        <w:spacing w:before="0" w:after="0"/>
-        <w:jc w:val="both"/>
-      </w:pPr>
-      <w:r>
-        <w:t>phone – контактный телефон</w:t>
-      </w:r>
-    </w:p>
-    <w:p>
-      <w:pPr>
-        <w:pStyle w:val="ds-markdown-paragraph"/>
-        <w:spacing w:before="0" w:after="0"/>
-        <w:jc w:val="both"/>
-      </w:pPr>
-      <w:r>
-        <w:t>Таблица store_addresses – хранит адреса доставки магазинов</w:t>
-      </w:r>
-    </w:p>
-    <w:p>
-      <w:pPr>
-        <w:pStyle w:val="ds-markdown-paragraph"/>
-        <w:spacing w:before="0" w:after="0"/>
-        <w:jc w:val="both"/>
-      </w:pPr>
-      <w:r>
-        <w:t>id – идентификатор адреса, первичный ключ</w:t>
-      </w:r>
-    </w:p>
-    <w:p>
-      <w:pPr>
-        <w:pStyle w:val="ds-markdown-paragraph"/>
-        <w:spacing w:before="0" w:after="0"/>
-        <w:jc w:val="both"/>
-      </w:pPr>
-      <w:r>
-        <w:t>user_id – ссылка на владельца адреса</w:t>
-      </w:r>
-    </w:p>
-    <w:p>
-      <w:pPr>
-        <w:pStyle w:val="ds-markdown-paragraph"/>
-        <w:spacing w:before="0" w:after="0"/>
-        <w:jc w:val="both"/>
-      </w:pPr>
-      <w:r>
-        <w:t>label – краткое название точки доставки</w:t>
-      </w:r>
-    </w:p>
-    <w:p>
-      <w:pPr>
-        <w:pStyle w:val="ds-markdown-paragraph"/>
-        <w:spacing w:before="0" w:after="0"/>
-        <w:jc w:val="both"/>
-      </w:pPr>
-      <w:r>
-        <w:t>address_line – человекочитаемый адрес</w:t>
-      </w:r>
-    </w:p>
-    <w:p>
-      <w:pPr>
-        <w:pStyle w:val="ds-markdown-paragraph"/>
-        <w:spacing w:before="0" w:after="0"/>
-        <w:jc w:val="both"/>
-      </w:pPr>
-      <w:r>
-        <w:t>latitude / longitude – координаты для карты и маршрута</w:t>
-      </w:r>
-    </w:p>
-    <w:p>
-      <w:pPr>
-        <w:pStyle w:val="ds-markdown-paragraph"/>
-        <w:spacing w:before="0" w:after="0"/>
-        <w:jc w:val="both"/>
-      </w:pPr>
-      <w:r>
-        <w:t>Таблица products – хранит каталог фермерской продукции</w:t>
-      </w:r>
-    </w:p>
-    <w:p>
-      <w:pPr>
-        <w:pStyle w:val="ds-markdown-paragraph"/>
-        <w:spacing w:before="0" w:after="0"/>
-        <w:jc w:val="both"/>
-      </w:pPr>
-      <w:r>
-        <w:t>id – идентификатор товара, первичный ключ</w:t>
-      </w:r>
-    </w:p>
-    <w:p>
-      <w:pPr>
-        <w:pStyle w:val="ds-markdown-paragraph"/>
-        <w:spacing w:before="0" w:after="0"/>
-        <w:jc w:val="both"/>
-      </w:pPr>
-      <w:r>
-        <w:t>name – название продукции</w:t>
-      </w:r>
-    </w:p>
-    <w:p>
-      <w:pPr>
-        <w:pStyle w:val="ds-markdown-paragraph"/>
-        <w:spacing w:before="0" w:after="0"/>
-        <w:jc w:val="both"/>
-      </w:pPr>
-      <w:r>
-        <w:t>category – категория товара</w:t>
-      </w:r>
-    </w:p>
-    <w:p>
-      <w:pPr>
-        <w:pStyle w:val="ds-markdown-paragraph"/>
-        <w:spacing w:before="0" w:after="0"/>
-        <w:jc w:val="both"/>
-      </w:pPr>
-      <w:r>
-        <w:t>price – цена единицы продукции</w:t>
-      </w:r>
-    </w:p>
-    <w:p>
-      <w:pPr>
-        <w:pStyle w:val="ds-markdown-paragraph"/>
-        <w:spacing w:before="0" w:after="0"/>
-        <w:jc w:val="both"/>
-      </w:pPr>
-      <w:r>
-        <w:t>weight_kg и volume_m3 – логистические параметры для расчёта маршрута</w:t>
-      </w:r>
-    </w:p>
-    <w:p>
-      <w:pPr>
-        <w:pStyle w:val="ds-markdown-paragraph"/>
-        <w:spacing w:before="0" w:after="0"/>
-        <w:jc w:val="both"/>
-      </w:pPr>
-      <w:r>
-        <w:t>photo_url – ссылка на карточку изображения</w:t>
-      </w:r>
-    </w:p>
-    <w:p>
-      <w:pPr>
-        <w:pStyle w:val="ds-markdown-paragraph"/>
-        <w:spacing w:before="0" w:after="0"/>
-        <w:jc w:val="both"/>
-      </w:pPr>
-      <w:r>
-        <w:t>Таблица orders – хранит документы заказа</w:t>
-      </w:r>
-    </w:p>
-    <w:p>
-      <w:pPr>
-        <w:pStyle w:val="ds-markdown-paragraph"/>
-        <w:spacing w:before="0" w:after="0"/>
-        <w:jc w:val="both"/>
-      </w:pPr>
-      <w:r>
-        <w:t>id – идентификатор заказа, первичный ключ</w:t>
-      </w:r>
-    </w:p>
-    <w:p>
-      <w:pPr>
-        <w:pStyle w:val="ds-markdown-paragraph"/>
-        <w:spacing w:before="0" w:after="0"/>
-        <w:jc w:val="both"/>
-      </w:pPr>
-      <w:r>
-        <w:t>customer_id – ссылка на директора магазина</w:t>
-      </w:r>
-    </w:p>
-    <w:p>
-      <w:pPr>
-        <w:pStyle w:val="ds-markdown-paragraph"/>
-        <w:spacing w:before="0" w:after="0"/>
-        <w:jc w:val="both"/>
-      </w:pPr>
-      <w:r>
-        <w:t>approved_by_manager_id – менеджер, одобривший заявку</w:t>
-      </w:r>
-    </w:p>
-    <w:p>
-      <w:pPr>
-        <w:pStyle w:val="ds-markdown-paragraph"/>
-        <w:spacing w:before="0" w:after="0"/>
-        <w:jc w:val="both"/>
-      </w:pPr>
-      <w:r>
-        <w:t>assigned_driver_id – назначенный водитель</w:t>
-      </w:r>
-    </w:p>
-    <w:p>
-      <w:pPr>
-        <w:pStyle w:val="ds-markdown-paragraph"/>
-        <w:spacing w:before="0" w:after="0"/>
-        <w:jc w:val="both"/>
-      </w:pPr>
-      <w:r>
-        <w:t>assigned_by_logistician_id – логист, назначивший водителя</w:t>
-      </w:r>
-    </w:p>
-    <w:p>
-      <w:pPr>
-        <w:pStyle w:val="ds-markdown-paragraph"/>
-        <w:spacing w:before="0" w:after="0"/>
-        <w:jc w:val="both"/>
-      </w:pPr>
-      <w:r>
-        <w:t>created_at и approved_at – временные метки жизненного цикла</w:t>
-      </w:r>
-    </w:p>
-    <w:p>
-      <w:pPr>
-        <w:pStyle w:val="ds-markdown-paragraph"/>
-        <w:spacing w:before="0" w:after="0"/>
-        <w:jc w:val="both"/>
-      </w:pPr>
-      <w:r>
-        <w:t>Таблица order_items – хранит позиции внутри заказа</w:t>
-      </w:r>
-    </w:p>
-    <w:p>
-      <w:pPr>
-        <w:pStyle w:val="ds-markdown-paragraph"/>
-        <w:spacing w:before="0" w:after="0"/>
-        <w:jc w:val="both"/>
-      </w:pPr>
-      <w:r>
-        <w:t>order_id – ссылка на документ заказа</w:t>
-      </w:r>
-    </w:p>
-    <w:p>
-      <w:pPr>
-        <w:pStyle w:val="ds-markdown-paragraph"/>
-        <w:spacing w:before="0" w:after="0"/>
-        <w:jc w:val="both"/>
-      </w:pPr>
-      <w:r>
-        <w:t>product_id – ссылка на товар</w:t>
-      </w:r>
-    </w:p>
-    <w:p>
-      <w:pPr>
-        <w:pStyle w:val="ds-markdown-paragraph"/>
-        <w:spacing w:before="0" w:after="0"/>
-        <w:jc w:val="both"/>
-      </w:pPr>
-      <w:r>
-        <w:t>quantity – количество товара в заказе</w:t>
-      </w:r>
-    </w:p>
-    <w:p>
-      <w:pPr>
-        <w:pStyle w:val="ds-markdown-paragraph"/>
-        <w:spacing w:before="0" w:after="0"/>
-        <w:jc w:val="both"/>
-      </w:pPr>
-      <w:r>
-        <w:t>price – цена товара на момент оформления</w:t>
-      </w:r>
-    </w:p>
-    <w:p>
-      <w:pPr>
-        <w:pStyle w:val="1"/>
+        <w:rPr>
+          <w:rFonts w:ascii="Times New Roman" w:hAnsi="Times New Roman" w:eastAsia="Times New Roman"/>
+          <w:sz w:val="28"/>
+        </w:rPr>
+        <w:t xml:space="preserve">Рисунок 2.2 – База данных </w:t>
+      </w:r>
+      <w:proofErr w:type="spellStart"/>
+      <w:r>
+        <w:rPr>
+          <w:rFonts w:ascii="Times New Roman" w:hAnsi="Times New Roman" w:eastAsia="Times New Roman"/>
+          <w:sz w:val="28"/>
+        </w:rPr>
+        <w:t>Farm</w:t>
+      </w:r>
+      <w:proofErr w:type="spellEnd"/>
+      <w:r>
+        <w:rPr>
+          <w:rFonts w:ascii="Times New Roman" w:hAnsi="Times New Roman" w:eastAsia="Times New Roman"/>
+          <w:sz w:val="28"/>
+        </w:rPr>
+        <w:t xml:space="preserve"> Sales</w:t>
+      </w:r>
+    </w:p>
+    <w:p>
+      <w:pPr>
+        <w:spacing w:before="0" w:after="0" w:line="240" w:lineRule="auto"/>
+        <w:ind w:firstLine="567"/>
+        <w:jc w:val="both"/>
+      </w:pPr>
+      <w:r>
+        <w:rPr>
+          <w:rFonts w:ascii="Times New Roman" w:hAnsi="Times New Roman" w:eastAsia="Times New Roman"/>
+          <w:sz w:val="28"/>
+        </w:rPr>
+        <w:t xml:space="preserve">Таблица </w:t>
+      </w:r>
+      <w:proofErr w:type="spellStart"/>
+      <w:r>
+        <w:rPr>
+          <w:rFonts w:ascii="Times New Roman" w:hAnsi="Times New Roman" w:eastAsia="Times New Roman"/>
+          <w:sz w:val="28"/>
+        </w:rPr>
+        <w:t>users</w:t>
+      </w:r>
+      <w:proofErr w:type="spellEnd"/>
+      <w:r>
+        <w:rPr>
+          <w:rFonts w:ascii="Times New Roman" w:hAnsi="Times New Roman" w:eastAsia="Times New Roman"/>
+          <w:sz w:val="28"/>
+        </w:rPr>
+        <w:t xml:space="preserve"> – хранит пользователей системы и их роли</w:t>
+      </w:r>
+    </w:p>
+    <w:p>
+      <w:pPr>
+        <w:spacing w:before="0" w:after="0" w:line="240" w:lineRule="auto"/>
+        <w:ind w:firstLine="567"/>
+        <w:jc w:val="both"/>
+      </w:pPr>
+      <w:proofErr w:type="spellStart"/>
+      <w:r>
+        <w:rPr>
+          <w:rFonts w:ascii="Times New Roman" w:hAnsi="Times New Roman" w:eastAsia="Times New Roman"/>
+          <w:sz w:val="28"/>
+        </w:rPr>
+        <w:t>id</w:t>
+      </w:r>
+      <w:proofErr w:type="spellEnd"/>
+      <w:r>
+        <w:rPr>
+          <w:rFonts w:ascii="Times New Roman" w:hAnsi="Times New Roman" w:eastAsia="Times New Roman"/>
+          <w:sz w:val="28"/>
+        </w:rPr>
+        <w:t xml:space="preserve"> – идентификатор пользователя, первичный ключ</w:t>
+      </w:r>
+    </w:p>
+    <w:p>
+      <w:pPr>
+        <w:spacing w:before="0" w:after="0" w:line="240" w:lineRule="auto"/>
+        <w:ind w:firstLine="567"/>
+        <w:jc w:val="both"/>
+      </w:pPr>
+      <w:proofErr w:type="spellStart"/>
+      <w:r>
+        <w:rPr>
+          <w:rFonts w:ascii="Times New Roman" w:hAnsi="Times New Roman" w:eastAsia="Times New Roman"/>
+          <w:sz w:val="28"/>
+        </w:rPr>
+        <w:t>username</w:t>
+      </w:r>
+      <w:proofErr w:type="spellEnd"/>
+      <w:r>
+        <w:rPr>
+          <w:rFonts w:ascii="Times New Roman" w:hAnsi="Times New Roman" w:eastAsia="Times New Roman"/>
+          <w:sz w:val="28"/>
+        </w:rPr>
+        <w:t xml:space="preserve"> – уникальный логин для входа в систему</w:t>
+      </w:r>
+    </w:p>
+    <w:p>
+      <w:pPr>
+        <w:spacing w:before="0" w:after="0" w:line="240" w:lineRule="auto"/>
+        <w:ind w:firstLine="567"/>
+        <w:jc w:val="both"/>
+      </w:pPr>
+      <w:proofErr w:type="spellStart"/>
+      <w:r>
+        <w:rPr>
+          <w:rFonts w:ascii="Times New Roman" w:hAnsi="Times New Roman" w:eastAsia="Times New Roman"/>
+          <w:sz w:val="28"/>
+        </w:rPr>
+        <w:t>full_name</w:t>
+      </w:r>
+      <w:proofErr w:type="spellEnd"/>
+      <w:r>
+        <w:rPr>
+          <w:rFonts w:ascii="Times New Roman" w:hAnsi="Times New Roman" w:eastAsia="Times New Roman"/>
+          <w:sz w:val="28"/>
+        </w:rPr>
+        <w:t xml:space="preserve"> – имя сотрудника или представителя магазина</w:t>
+      </w:r>
+    </w:p>
+    <w:p>
+      <w:pPr>
+        <w:spacing w:before="0" w:after="0" w:line="240" w:lineRule="auto"/>
+        <w:ind w:firstLine="567"/>
+        <w:jc w:val="both"/>
+      </w:pPr>
+      <w:proofErr w:type="spellStart"/>
+      <w:r>
+        <w:rPr>
+          <w:rFonts w:ascii="Times New Roman" w:hAnsi="Times New Roman" w:eastAsia="Times New Roman"/>
+          <w:sz w:val="28"/>
+        </w:rPr>
+        <w:t>role</w:t>
+      </w:r>
+      <w:proofErr w:type="spellEnd"/>
+      <w:r>
+        <w:rPr>
+          <w:rFonts w:ascii="Times New Roman" w:hAnsi="Times New Roman" w:eastAsia="Times New Roman"/>
+          <w:sz w:val="28"/>
+        </w:rPr>
+        <w:t xml:space="preserve"> – роль пользователя (DIRECTOR, MANAGER, LOGISTICIAN, DRIVER)</w:t>
+      </w:r>
+    </w:p>
+    <w:p>
+      <w:pPr>
+        <w:spacing w:before="0" w:after="0" w:line="240" w:lineRule="auto"/>
+        <w:ind w:firstLine="567"/>
+        <w:jc w:val="both"/>
+      </w:pPr>
+      <w:proofErr w:type="spellStart"/>
+      <w:r>
+        <w:rPr>
+          <w:rFonts w:ascii="Times New Roman" w:hAnsi="Times New Roman" w:eastAsia="Times New Roman"/>
+          <w:sz w:val="28"/>
+        </w:rPr>
+        <w:lastRenderedPageBreak/>
+        <w:t>company_name</w:t>
+      </w:r>
+      <w:proofErr w:type="spellEnd"/>
+      <w:r>
+        <w:rPr>
+          <w:rFonts w:ascii="Times New Roman" w:hAnsi="Times New Roman" w:eastAsia="Times New Roman"/>
+          <w:sz w:val="28"/>
+        </w:rPr>
+        <w:t xml:space="preserve"> – наименование магазина или организации</w:t>
+      </w:r>
+    </w:p>
+    <w:p>
+      <w:pPr>
+        <w:spacing w:before="0" w:after="0" w:line="240" w:lineRule="auto"/>
+        <w:ind w:firstLine="567"/>
+        <w:jc w:val="both"/>
+      </w:pPr>
+      <w:proofErr w:type="spellStart"/>
+      <w:r>
+        <w:rPr>
+          <w:rFonts w:ascii="Times New Roman" w:hAnsi="Times New Roman" w:eastAsia="Times New Roman"/>
+          <w:sz w:val="28"/>
+        </w:rPr>
+        <w:t>phone</w:t>
+      </w:r>
+      <w:proofErr w:type="spellEnd"/>
+      <w:r>
+        <w:rPr>
+          <w:rFonts w:ascii="Times New Roman" w:hAnsi="Times New Roman" w:eastAsia="Times New Roman"/>
+          <w:sz w:val="28"/>
+        </w:rPr>
+        <w:t xml:space="preserve"> – контактный телефон</w:t>
+      </w:r>
+    </w:p>
+    <w:p>
+      <w:pPr>
+        <w:spacing w:before="0" w:after="0" w:line="240" w:lineRule="auto"/>
+        <w:ind w:firstLine="567"/>
+        <w:jc w:val="both"/>
+      </w:pPr>
+      <w:r>
+        <w:rPr>
+          <w:rFonts w:ascii="Times New Roman" w:hAnsi="Times New Roman" w:eastAsia="Times New Roman"/>
+          <w:sz w:val="28"/>
+        </w:rPr>
+        <w:t xml:space="preserve">Таблица </w:t>
+      </w:r>
+      <w:proofErr w:type="spellStart"/>
+      <w:r>
+        <w:rPr>
+          <w:rFonts w:ascii="Times New Roman" w:hAnsi="Times New Roman" w:eastAsia="Times New Roman"/>
+          <w:sz w:val="28"/>
+        </w:rPr>
+        <w:t>store_addresses</w:t>
+      </w:r>
+      <w:proofErr w:type="spellEnd"/>
+      <w:r>
+        <w:rPr>
+          <w:rFonts w:ascii="Times New Roman" w:hAnsi="Times New Roman" w:eastAsia="Times New Roman"/>
+          <w:sz w:val="28"/>
+        </w:rPr>
+        <w:t xml:space="preserve"> – хранит адреса доставки магазинов</w:t>
+      </w:r>
+    </w:p>
+    <w:p>
+      <w:pPr>
+        <w:spacing w:before="0" w:after="0" w:line="240" w:lineRule="auto"/>
+        <w:ind w:firstLine="567"/>
+        <w:jc w:val="both"/>
+      </w:pPr>
+      <w:proofErr w:type="spellStart"/>
+      <w:r>
+        <w:rPr>
+          <w:rFonts w:ascii="Times New Roman" w:hAnsi="Times New Roman" w:eastAsia="Times New Roman"/>
+          <w:sz w:val="28"/>
+        </w:rPr>
+        <w:t>id</w:t>
+      </w:r>
+      <w:proofErr w:type="spellEnd"/>
+      <w:r>
+        <w:rPr>
+          <w:rFonts w:ascii="Times New Roman" w:hAnsi="Times New Roman" w:eastAsia="Times New Roman"/>
+          <w:sz w:val="28"/>
+        </w:rPr>
+        <w:t xml:space="preserve"> – идентификатор адреса, первичный ключ</w:t>
+      </w:r>
+    </w:p>
+    <w:p>
+      <w:pPr>
+        <w:spacing w:before="0" w:after="0" w:line="240" w:lineRule="auto"/>
+        <w:ind w:firstLine="567"/>
+        <w:jc w:val="both"/>
+      </w:pPr>
+      <w:proofErr w:type="spellStart"/>
+      <w:r>
+        <w:rPr>
+          <w:rFonts w:ascii="Times New Roman" w:hAnsi="Times New Roman" w:eastAsia="Times New Roman"/>
+          <w:sz w:val="28"/>
+        </w:rPr>
+        <w:t>user_id</w:t>
+      </w:r>
+      <w:proofErr w:type="spellEnd"/>
+      <w:r>
+        <w:rPr>
+          <w:rFonts w:ascii="Times New Roman" w:hAnsi="Times New Roman" w:eastAsia="Times New Roman"/>
+          <w:sz w:val="28"/>
+        </w:rPr>
+        <w:t xml:space="preserve"> – ссылка на владельца адреса</w:t>
+      </w:r>
+    </w:p>
+    <w:p>
+      <w:pPr>
+        <w:spacing w:before="0" w:after="0" w:line="240" w:lineRule="auto"/>
+        <w:ind w:firstLine="567"/>
+        <w:jc w:val="both"/>
+      </w:pPr>
+      <w:proofErr w:type="spellStart"/>
+      <w:r>
+        <w:rPr>
+          <w:rFonts w:ascii="Times New Roman" w:hAnsi="Times New Roman" w:eastAsia="Times New Roman"/>
+          <w:sz w:val="28"/>
+        </w:rPr>
+        <w:t>label</w:t>
+      </w:r>
+      <w:proofErr w:type="spellEnd"/>
+      <w:r>
+        <w:rPr>
+          <w:rFonts w:ascii="Times New Roman" w:hAnsi="Times New Roman" w:eastAsia="Times New Roman"/>
+          <w:sz w:val="28"/>
+        </w:rPr>
+        <w:t xml:space="preserve"> – краткое название точки доставки</w:t>
+      </w:r>
+    </w:p>
+    <w:p>
+      <w:pPr>
+        <w:spacing w:before="0" w:after="0" w:line="240" w:lineRule="auto"/>
+        <w:ind w:firstLine="567"/>
+        <w:jc w:val="both"/>
+      </w:pPr>
+      <w:proofErr w:type="spellStart"/>
+      <w:r>
+        <w:rPr>
+          <w:rFonts w:ascii="Times New Roman" w:hAnsi="Times New Roman" w:eastAsia="Times New Roman"/>
+          <w:sz w:val="28"/>
+        </w:rPr>
+        <w:t>address_line</w:t>
+      </w:r>
+      <w:proofErr w:type="spellEnd"/>
+      <w:r>
+        <w:rPr>
+          <w:rFonts w:ascii="Times New Roman" w:hAnsi="Times New Roman" w:eastAsia="Times New Roman"/>
+          <w:sz w:val="28"/>
+        </w:rPr>
+        <w:t xml:space="preserve"> – </w:t>
+      </w:r>
+      <w:proofErr w:type="spellStart"/>
+      <w:r>
+        <w:rPr>
+          <w:rFonts w:ascii="Times New Roman" w:hAnsi="Times New Roman" w:eastAsia="Times New Roman"/>
+          <w:sz w:val="28"/>
+        </w:rPr>
+        <w:t>человекочитаемый</w:t>
+      </w:r>
+      <w:proofErr w:type="spellEnd"/>
+      <w:r>
+        <w:rPr>
+          <w:rFonts w:ascii="Times New Roman" w:hAnsi="Times New Roman" w:eastAsia="Times New Roman"/>
+          <w:sz w:val="28"/>
+        </w:rPr>
+        <w:t xml:space="preserve"> адрес</w:t>
+      </w:r>
+    </w:p>
+    <w:p>
+      <w:pPr>
+        <w:spacing w:before="0" w:after="0" w:line="240" w:lineRule="auto"/>
+        <w:ind w:firstLine="567"/>
+        <w:jc w:val="both"/>
+      </w:pPr>
+      <w:proofErr w:type="spellStart"/>
+      <w:r>
+        <w:rPr>
+          <w:rFonts w:ascii="Times New Roman" w:hAnsi="Times New Roman" w:eastAsia="Times New Roman"/>
+          <w:sz w:val="28"/>
+        </w:rPr>
+        <w:t>latitude</w:t>
+      </w:r>
+      <w:proofErr w:type="spellEnd"/>
+      <w:r>
+        <w:rPr>
+          <w:rFonts w:ascii="Times New Roman" w:hAnsi="Times New Roman" w:eastAsia="Times New Roman"/>
+          <w:sz w:val="28"/>
+        </w:rPr>
+        <w:t xml:space="preserve"> / </w:t>
+      </w:r>
+      <w:proofErr w:type="spellStart"/>
+      <w:r>
+        <w:rPr>
+          <w:rFonts w:ascii="Times New Roman" w:hAnsi="Times New Roman" w:eastAsia="Times New Roman"/>
+          <w:sz w:val="28"/>
+        </w:rPr>
+        <w:t>longitude</w:t>
+      </w:r>
+      <w:proofErr w:type="spellEnd"/>
+      <w:r>
+        <w:rPr>
+          <w:rFonts w:ascii="Times New Roman" w:hAnsi="Times New Roman" w:eastAsia="Times New Roman"/>
+          <w:sz w:val="28"/>
+        </w:rPr>
+        <w:t xml:space="preserve"> – координаты для карты и маршрута</w:t>
+      </w:r>
+    </w:p>
+    <w:p>
+      <w:pPr>
+        <w:spacing w:before="0" w:after="0" w:line="240" w:lineRule="auto"/>
+        <w:ind w:firstLine="567"/>
+        <w:jc w:val="both"/>
+      </w:pPr>
+      <w:r>
+        <w:rPr>
+          <w:rFonts w:ascii="Times New Roman" w:hAnsi="Times New Roman" w:eastAsia="Times New Roman"/>
+          <w:sz w:val="28"/>
+        </w:rPr>
+        <w:t xml:space="preserve">Таблица </w:t>
+      </w:r>
+      <w:proofErr w:type="spellStart"/>
+      <w:r>
+        <w:rPr>
+          <w:rFonts w:ascii="Times New Roman" w:hAnsi="Times New Roman" w:eastAsia="Times New Roman"/>
+          <w:sz w:val="28"/>
+        </w:rPr>
+        <w:t>products</w:t>
+      </w:r>
+      <w:proofErr w:type="spellEnd"/>
+      <w:r>
+        <w:rPr>
+          <w:rFonts w:ascii="Times New Roman" w:hAnsi="Times New Roman" w:eastAsia="Times New Roman"/>
+          <w:sz w:val="28"/>
+        </w:rPr>
+        <w:t xml:space="preserve"> – хранит каталог фермерской продукции</w:t>
+      </w:r>
+    </w:p>
+    <w:p>
+      <w:pPr>
+        <w:spacing w:before="0" w:after="0" w:line="240" w:lineRule="auto"/>
+        <w:ind w:firstLine="567"/>
+        <w:jc w:val="both"/>
+      </w:pPr>
+      <w:proofErr w:type="spellStart"/>
+      <w:r>
+        <w:rPr>
+          <w:rFonts w:ascii="Times New Roman" w:hAnsi="Times New Roman" w:eastAsia="Times New Roman"/>
+          <w:sz w:val="28"/>
+        </w:rPr>
+        <w:t>id</w:t>
+      </w:r>
+      <w:proofErr w:type="spellEnd"/>
+      <w:r>
+        <w:rPr>
+          <w:rFonts w:ascii="Times New Roman" w:hAnsi="Times New Roman" w:eastAsia="Times New Roman"/>
+          <w:sz w:val="28"/>
+        </w:rPr>
+        <w:t xml:space="preserve"> – идентификатор товара, первичный ключ</w:t>
+      </w:r>
+    </w:p>
+    <w:p>
+      <w:pPr>
+        <w:spacing w:before="0" w:after="0" w:line="240" w:lineRule="auto"/>
+        <w:ind w:firstLine="567"/>
+        <w:jc w:val="both"/>
+      </w:pPr>
+      <w:proofErr w:type="spellStart"/>
+      <w:r>
+        <w:rPr>
+          <w:rFonts w:ascii="Times New Roman" w:hAnsi="Times New Roman" w:eastAsia="Times New Roman"/>
+          <w:sz w:val="28"/>
+        </w:rPr>
+        <w:t>name</w:t>
+      </w:r>
+      <w:proofErr w:type="spellEnd"/>
+      <w:r>
+        <w:rPr>
+          <w:rFonts w:ascii="Times New Roman" w:hAnsi="Times New Roman" w:eastAsia="Times New Roman"/>
+          <w:sz w:val="28"/>
+        </w:rPr>
+        <w:t xml:space="preserve"> – название продукции</w:t>
+      </w:r>
+    </w:p>
+    <w:p>
+      <w:pPr>
+        <w:spacing w:before="0" w:after="0" w:line="240" w:lineRule="auto"/>
+        <w:ind w:firstLine="567"/>
+        <w:jc w:val="both"/>
+      </w:pPr>
+      <w:proofErr w:type="spellStart"/>
+      <w:r>
+        <w:rPr>
+          <w:rFonts w:ascii="Times New Roman" w:hAnsi="Times New Roman" w:eastAsia="Times New Roman"/>
+          <w:sz w:val="28"/>
+        </w:rPr>
+        <w:t>category</w:t>
+      </w:r>
+      <w:proofErr w:type="spellEnd"/>
+      <w:r>
+        <w:rPr>
+          <w:rFonts w:ascii="Times New Roman" w:hAnsi="Times New Roman" w:eastAsia="Times New Roman"/>
+          <w:sz w:val="28"/>
+        </w:rPr>
+        <w:t xml:space="preserve"> – категория товара</w:t>
+      </w:r>
+    </w:p>
+    <w:p>
+      <w:pPr>
+        <w:spacing w:before="0" w:after="0" w:line="240" w:lineRule="auto"/>
+        <w:ind w:firstLine="567"/>
+        <w:jc w:val="both"/>
+      </w:pPr>
+      <w:proofErr w:type="spellStart"/>
+      <w:r>
+        <w:rPr>
+          <w:rFonts w:ascii="Times New Roman" w:hAnsi="Times New Roman" w:eastAsia="Times New Roman"/>
+          <w:sz w:val="28"/>
+        </w:rPr>
+        <w:t>price</w:t>
+      </w:r>
+      <w:proofErr w:type="spellEnd"/>
+      <w:r>
+        <w:rPr>
+          <w:rFonts w:ascii="Times New Roman" w:hAnsi="Times New Roman" w:eastAsia="Times New Roman"/>
+          <w:sz w:val="28"/>
+        </w:rPr>
+        <w:t xml:space="preserve"> – цена единицы продукции</w:t>
+      </w:r>
+    </w:p>
+    <w:p>
+      <w:pPr>
+        <w:spacing w:before="0" w:after="0" w:line="240" w:lineRule="auto"/>
+        <w:ind w:firstLine="567"/>
+        <w:jc w:val="both"/>
+      </w:pPr>
+      <w:proofErr w:type="spellStart"/>
+      <w:r>
+        <w:rPr>
+          <w:rFonts w:ascii="Times New Roman" w:hAnsi="Times New Roman" w:eastAsia="Times New Roman"/>
+          <w:sz w:val="28"/>
+        </w:rPr>
+        <w:t>weight_kg</w:t>
+      </w:r>
+      <w:proofErr w:type="spellEnd"/>
+      <w:r>
+        <w:rPr>
+          <w:rFonts w:ascii="Times New Roman" w:hAnsi="Times New Roman" w:eastAsia="Times New Roman"/>
+          <w:sz w:val="28"/>
+        </w:rPr>
+        <w:t xml:space="preserve"> и volume_m3 – логистические параметры для расчёта маршрута</w:t>
+      </w:r>
+    </w:p>
+    <w:p>
+      <w:pPr>
+        <w:spacing w:before="0" w:after="0" w:line="240" w:lineRule="auto"/>
+        <w:ind w:firstLine="567"/>
+        <w:jc w:val="both"/>
+      </w:pPr>
+      <w:proofErr w:type="spellStart"/>
+      <w:r>
+        <w:rPr>
+          <w:rFonts w:ascii="Times New Roman" w:hAnsi="Times New Roman" w:eastAsia="Times New Roman"/>
+          <w:sz w:val="28"/>
+        </w:rPr>
+        <w:t>photo_url</w:t>
+      </w:r>
+      <w:proofErr w:type="spellEnd"/>
+      <w:r>
+        <w:rPr>
+          <w:rFonts w:ascii="Times New Roman" w:hAnsi="Times New Roman" w:eastAsia="Times New Roman"/>
+          <w:sz w:val="28"/>
+        </w:rPr>
+        <w:t xml:space="preserve"> – ссылка на карточку изображения</w:t>
+      </w:r>
+    </w:p>
+    <w:p>
+      <w:pPr>
+        <w:spacing w:before="0" w:after="0" w:line="240" w:lineRule="auto"/>
+        <w:ind w:firstLine="567"/>
+        <w:jc w:val="both"/>
+      </w:pPr>
+      <w:r>
+        <w:rPr>
+          <w:rFonts w:ascii="Times New Roman" w:hAnsi="Times New Roman" w:eastAsia="Times New Roman"/>
+          <w:sz w:val="28"/>
+        </w:rPr>
+        <w:t xml:space="preserve">Таблица </w:t>
+      </w:r>
+      <w:proofErr w:type="spellStart"/>
+      <w:r>
+        <w:rPr>
+          <w:rFonts w:ascii="Times New Roman" w:hAnsi="Times New Roman" w:eastAsia="Times New Roman"/>
+          <w:sz w:val="28"/>
+        </w:rPr>
+        <w:t>orders</w:t>
+      </w:r>
+      <w:proofErr w:type="spellEnd"/>
+      <w:r>
+        <w:rPr>
+          <w:rFonts w:ascii="Times New Roman" w:hAnsi="Times New Roman" w:eastAsia="Times New Roman"/>
+          <w:sz w:val="28"/>
+        </w:rPr>
+        <w:t xml:space="preserve"> – хранит документы заказа</w:t>
+      </w:r>
+    </w:p>
+    <w:p>
+      <w:pPr>
+        <w:spacing w:before="0" w:after="0" w:line="240" w:lineRule="auto"/>
+        <w:ind w:firstLine="567"/>
+        <w:jc w:val="both"/>
+      </w:pPr>
+      <w:proofErr w:type="spellStart"/>
+      <w:r>
+        <w:rPr>
+          <w:rFonts w:ascii="Times New Roman" w:hAnsi="Times New Roman" w:eastAsia="Times New Roman"/>
+          <w:sz w:val="28"/>
+        </w:rPr>
+        <w:t>id</w:t>
+      </w:r>
+      <w:proofErr w:type="spellEnd"/>
+      <w:r>
+        <w:rPr>
+          <w:rFonts w:ascii="Times New Roman" w:hAnsi="Times New Roman" w:eastAsia="Times New Roman"/>
+          <w:sz w:val="28"/>
+        </w:rPr>
+        <w:t xml:space="preserve"> – идентификатор заказа, первичный ключ</w:t>
+      </w:r>
+    </w:p>
+    <w:p>
+      <w:pPr>
+        <w:spacing w:before="0" w:after="0" w:line="240" w:lineRule="auto"/>
+        <w:ind w:firstLine="567"/>
+        <w:jc w:val="both"/>
+      </w:pPr>
+      <w:proofErr w:type="spellStart"/>
+      <w:r>
+        <w:rPr>
+          <w:rFonts w:ascii="Times New Roman" w:hAnsi="Times New Roman" w:eastAsia="Times New Roman"/>
+          <w:sz w:val="28"/>
+        </w:rPr>
+        <w:t>customer_id</w:t>
+      </w:r>
+      <w:proofErr w:type="spellEnd"/>
+      <w:r>
+        <w:rPr>
+          <w:rFonts w:ascii="Times New Roman" w:hAnsi="Times New Roman" w:eastAsia="Times New Roman"/>
+          <w:sz w:val="28"/>
+        </w:rPr>
+        <w:t xml:space="preserve"> – ссылка на директора магазина</w:t>
+      </w:r>
+    </w:p>
+    <w:p>
+      <w:pPr>
+        <w:spacing w:before="0" w:after="0" w:line="240" w:lineRule="auto"/>
+        <w:ind w:firstLine="567"/>
+        <w:jc w:val="both"/>
+      </w:pPr>
+      <w:proofErr w:type="spellStart"/>
+      <w:r>
+        <w:rPr>
+          <w:rFonts w:ascii="Times New Roman" w:hAnsi="Times New Roman" w:eastAsia="Times New Roman"/>
+          <w:sz w:val="28"/>
+        </w:rPr>
+        <w:t>approved_by_manager_id</w:t>
+      </w:r>
+      <w:proofErr w:type="spellEnd"/>
+      <w:r>
+        <w:rPr>
+          <w:rFonts w:ascii="Times New Roman" w:hAnsi="Times New Roman" w:eastAsia="Times New Roman"/>
+          <w:sz w:val="28"/>
+        </w:rPr>
+        <w:t xml:space="preserve"> – менеджер, одобривший заявку</w:t>
+      </w:r>
+    </w:p>
+    <w:p>
+      <w:pPr>
+        <w:spacing w:before="0" w:after="0" w:line="240" w:lineRule="auto"/>
+        <w:ind w:firstLine="567"/>
+        <w:jc w:val="both"/>
+      </w:pPr>
+      <w:proofErr w:type="spellStart"/>
+      <w:r>
+        <w:rPr>
+          <w:rFonts w:ascii="Times New Roman" w:hAnsi="Times New Roman" w:eastAsia="Times New Roman"/>
+          <w:sz w:val="28"/>
+        </w:rPr>
+        <w:t>assigned_driver_id</w:t>
+      </w:r>
+      <w:proofErr w:type="spellEnd"/>
+      <w:r>
+        <w:rPr>
+          <w:rFonts w:ascii="Times New Roman" w:hAnsi="Times New Roman" w:eastAsia="Times New Roman"/>
+          <w:sz w:val="28"/>
+        </w:rPr>
+        <w:t xml:space="preserve"> – назначенный водитель</w:t>
+      </w:r>
+    </w:p>
+    <w:p>
+      <w:pPr>
+        <w:spacing w:before="0" w:after="0" w:line="240" w:lineRule="auto"/>
+        <w:ind w:firstLine="567"/>
+        <w:jc w:val="both"/>
+      </w:pPr>
+      <w:proofErr w:type="spellStart"/>
+      <w:r>
+        <w:rPr>
+          <w:rFonts w:ascii="Times New Roman" w:hAnsi="Times New Roman" w:eastAsia="Times New Roman"/>
+          <w:sz w:val="28"/>
+        </w:rPr>
+        <w:t>assigned_by_logistician_id</w:t>
+      </w:r>
+      <w:proofErr w:type="spellEnd"/>
+      <w:r>
+        <w:rPr>
+          <w:rFonts w:ascii="Times New Roman" w:hAnsi="Times New Roman" w:eastAsia="Times New Roman"/>
+          <w:sz w:val="28"/>
+        </w:rPr>
+        <w:t xml:space="preserve"> – логист, назначивший водителя</w:t>
+      </w:r>
+    </w:p>
+    <w:p>
+      <w:pPr>
+        <w:spacing w:before="0" w:after="0" w:line="240" w:lineRule="auto"/>
+        <w:ind w:firstLine="567"/>
+        <w:jc w:val="both"/>
+      </w:pPr>
+      <w:proofErr w:type="spellStart"/>
+      <w:r>
+        <w:rPr>
+          <w:rFonts w:ascii="Times New Roman" w:hAnsi="Times New Roman" w:eastAsia="Times New Roman"/>
+          <w:sz w:val="28"/>
+        </w:rPr>
+        <w:t>created_at</w:t>
+      </w:r>
+      <w:proofErr w:type="spellEnd"/>
+      <w:r>
+        <w:rPr>
+          <w:rFonts w:ascii="Times New Roman" w:hAnsi="Times New Roman" w:eastAsia="Times New Roman"/>
+          <w:sz w:val="28"/>
+        </w:rPr>
+        <w:t xml:space="preserve"> и </w:t>
+      </w:r>
+      <w:proofErr w:type="spellStart"/>
+      <w:r>
+        <w:rPr>
+          <w:rFonts w:ascii="Times New Roman" w:hAnsi="Times New Roman" w:eastAsia="Times New Roman"/>
+          <w:sz w:val="28"/>
+        </w:rPr>
+        <w:t>approved_at</w:t>
+      </w:r>
+      <w:proofErr w:type="spellEnd"/>
+      <w:r>
+        <w:rPr>
+          <w:rFonts w:ascii="Times New Roman" w:hAnsi="Times New Roman" w:eastAsia="Times New Roman"/>
+          <w:sz w:val="28"/>
+        </w:rPr>
+        <w:t xml:space="preserve"> – временные метки жизненного цикла</w:t>
+      </w:r>
+    </w:p>
+    <w:p>
+      <w:pPr>
+        <w:spacing w:before="0" w:after="0" w:line="240" w:lineRule="auto"/>
+        <w:ind w:firstLine="567"/>
+        <w:jc w:val="both"/>
+      </w:pPr>
+      <w:r>
+        <w:rPr>
+          <w:rFonts w:ascii="Times New Roman" w:hAnsi="Times New Roman" w:eastAsia="Times New Roman"/>
+          <w:sz w:val="28"/>
+        </w:rPr>
+        <w:t xml:space="preserve">Таблица </w:t>
+      </w:r>
+      <w:proofErr w:type="spellStart"/>
+      <w:r>
+        <w:rPr>
+          <w:rFonts w:ascii="Times New Roman" w:hAnsi="Times New Roman" w:eastAsia="Times New Roman"/>
+          <w:sz w:val="28"/>
+        </w:rPr>
+        <w:t>order_items</w:t>
+      </w:r>
+      <w:proofErr w:type="spellEnd"/>
+      <w:r>
+        <w:rPr>
+          <w:rFonts w:ascii="Times New Roman" w:hAnsi="Times New Roman" w:eastAsia="Times New Roman"/>
+          <w:sz w:val="28"/>
+        </w:rPr>
+        <w:t xml:space="preserve"> – хранит позиции внутри заказа</w:t>
+      </w:r>
+    </w:p>
+    <w:p>
+      <w:pPr>
+        <w:spacing w:before="0" w:after="0" w:line="240" w:lineRule="auto"/>
+        <w:ind w:firstLine="567"/>
+        <w:jc w:val="both"/>
+      </w:pPr>
+      <w:proofErr w:type="spellStart"/>
+      <w:r>
+        <w:rPr>
+          <w:rFonts w:ascii="Times New Roman" w:hAnsi="Times New Roman" w:eastAsia="Times New Roman"/>
+          <w:sz w:val="28"/>
+        </w:rPr>
+        <w:t>order_id</w:t>
+      </w:r>
+      <w:proofErr w:type="spellEnd"/>
+      <w:r>
+        <w:rPr>
+          <w:rFonts w:ascii="Times New Roman" w:hAnsi="Times New Roman" w:eastAsia="Times New Roman"/>
+          <w:sz w:val="28"/>
+        </w:rPr>
+        <w:t xml:space="preserve"> – ссылка на документ заказа</w:t>
+      </w:r>
+    </w:p>
+    <w:p>
+      <w:pPr>
+        <w:spacing w:before="0" w:after="0" w:line="240" w:lineRule="auto"/>
+        <w:ind w:firstLine="567"/>
+        <w:jc w:val="both"/>
+      </w:pPr>
+      <w:proofErr w:type="spellStart"/>
+      <w:r>
+        <w:rPr>
+          <w:rFonts w:ascii="Times New Roman" w:hAnsi="Times New Roman" w:eastAsia="Times New Roman"/>
+          <w:sz w:val="28"/>
+        </w:rPr>
+        <w:t>product_id</w:t>
+      </w:r>
+      <w:proofErr w:type="spellEnd"/>
+      <w:r>
+        <w:rPr>
+          <w:rFonts w:ascii="Times New Roman" w:hAnsi="Times New Roman" w:eastAsia="Times New Roman"/>
+          <w:sz w:val="28"/>
+        </w:rPr>
+        <w:t xml:space="preserve"> – ссылка на товар</w:t>
+      </w:r>
+    </w:p>
+    <w:p>
+      <w:pPr>
+        <w:spacing w:before="0" w:after="0" w:line="240" w:lineRule="auto"/>
+        <w:ind w:firstLine="567"/>
+        <w:jc w:val="both"/>
+      </w:pPr>
+      <w:proofErr w:type="spellStart"/>
+      <w:r>
+        <w:rPr>
+          <w:rFonts w:ascii="Times New Roman" w:hAnsi="Times New Roman" w:eastAsia="Times New Roman"/>
+          <w:sz w:val="28"/>
+        </w:rPr>
+        <w:t>quantity</w:t>
+      </w:r>
+      <w:proofErr w:type="spellEnd"/>
+      <w:r>
+        <w:rPr>
+          <w:rFonts w:ascii="Times New Roman" w:hAnsi="Times New Roman" w:eastAsia="Times New Roman"/>
+          <w:sz w:val="28"/>
+        </w:rPr>
+        <w:t xml:space="preserve"> – количество товара в заказе</w:t>
+      </w:r>
+    </w:p>
+    <w:p>
+      <w:pPr>
+        <w:spacing w:before="0" w:after="0" w:line="240" w:lineRule="auto"/>
+        <w:ind w:firstLine="567"/>
+        <w:jc w:val="both"/>
+      </w:pPr>
+      <w:proofErr w:type="spellStart"/>
+      <w:r>
+        <w:rPr>
+          <w:rFonts w:ascii="Times New Roman" w:hAnsi="Times New Roman" w:eastAsia="Times New Roman"/>
+          <w:sz w:val="28"/>
+        </w:rPr>
+        <w:lastRenderedPageBreak/>
+        <w:t>price</w:t>
+      </w:r>
+      <w:proofErr w:type="spellEnd"/>
+      <w:r>
+        <w:rPr>
+          <w:rFonts w:ascii="Times New Roman" w:hAnsi="Times New Roman" w:eastAsia="Times New Roman"/>
+          <w:sz w:val="28"/>
+        </w:rPr>
+        <w:t xml:space="preserve"> – цена товара на момент оформления</w:t>
+      </w:r>
+    </w:p>
+    <w:p>
+      <w:pPr>
         <w:tabs>
           <w:tab w:val="left" w:pos="1554"/>
         </w:tabs>
-        <w:spacing w:before="0" w:after="0" w:line="320" w:lineRule="exact"/>
+        <w:spacing w:before="0" w:after="0" w:line="240" w:lineRule="auto"/>
+        <w:ind w:firstLine="567"/>
         <w:jc w:val="both"/>
         <w:rPr>
           <w:rFonts w:eastAsia="Times New Roman"/>
@@ -5535,7 +7677,7 @@
       <w:bookmarkStart w:id="5" w:name="_Toc227879196"/>
       <w:r>
         <w:rPr>
-          <w:rFonts w:eastAsia="Times New Roman"/>
+          <w:rFonts w:eastAsia="Times New Roman" w:ascii="Times New Roman" w:hAnsi="Times New Roman"/>
           <w:b w:val="0"/>
           <w:bCs w:val="0"/>
           <w:kern w:val="0"/>
@@ -5544,7 +7686,119 @@
           <w:lang w:val="ru-BY" w:eastAsia="ru-BY"/>
           <w14:ligatures w14:val="none"/>
         </w:rPr>
-        <w:t>Таблицы audit_logs, stock_movements, order_timeline_events и realtime_notifications – обслуживают аудит действий, историю изменений, движение остатков и уведомления интерфейса</w:t>
+        <w:t xml:space="preserve">Таблицы </w:t>
+      </w:r>
+      <w:proofErr w:type="spellStart"/>
+      <w:r>
+        <w:rPr>
+          <w:rFonts w:eastAsia="Times New Roman" w:ascii="Times New Roman" w:hAnsi="Times New Roman"/>
+          <w:b w:val="0"/>
+          <w:bCs w:val="0"/>
+          <w:kern w:val="0"/>
+          <w:sz w:val="24"/>
+          <w:szCs w:val="24"/>
+          <w:lang w:val="ru-BY" w:eastAsia="ru-BY"/>
+          <w14:ligatures w14:val="none"/>
+        </w:rPr>
+        <w:t>audit_logs</w:t>
+      </w:r>
+      <w:proofErr w:type="spellEnd"/>
+      <w:r>
+        <w:rPr>
+          <w:rFonts w:eastAsia="Times New Roman" w:ascii="Times New Roman" w:hAnsi="Times New Roman"/>
+          <w:b w:val="0"/>
+          <w:bCs w:val="0"/>
+          <w:kern w:val="0"/>
+          <w:sz w:val="24"/>
+          <w:szCs w:val="24"/>
+          <w:lang w:val="ru-BY" w:eastAsia="ru-BY"/>
+          <w14:ligatures w14:val="none"/>
+        </w:rPr>
+        <w:t xml:space="preserve">, </w:t>
+      </w:r>
+      <w:proofErr w:type="spellStart"/>
+      <w:r>
+        <w:rPr>
+          <w:rFonts w:eastAsia="Times New Roman" w:ascii="Times New Roman" w:hAnsi="Times New Roman"/>
+          <w:b w:val="0"/>
+          <w:bCs w:val="0"/>
+          <w:kern w:val="0"/>
+          <w:sz w:val="24"/>
+          <w:szCs w:val="24"/>
+          <w:lang w:val="ru-BY" w:eastAsia="ru-BY"/>
+          <w14:ligatures w14:val="none"/>
+        </w:rPr>
+        <w:t>stock_movements</w:t>
+      </w:r>
+      <w:proofErr w:type="spellEnd"/>
+      <w:r>
+        <w:rPr>
+          <w:rFonts w:eastAsia="Times New Roman" w:ascii="Times New Roman" w:hAnsi="Times New Roman"/>
+          <w:b w:val="0"/>
+          <w:bCs w:val="0"/>
+          <w:kern w:val="0"/>
+          <w:sz w:val="24"/>
+          <w:szCs w:val="24"/>
+          <w:lang w:val="ru-BY" w:eastAsia="ru-BY"/>
+          <w14:ligatures w14:val="none"/>
+        </w:rPr>
+        <w:t xml:space="preserve">, </w:t>
+      </w:r>
+      <w:proofErr w:type="spellStart"/>
+      <w:r>
+        <w:rPr>
+          <w:rFonts w:eastAsia="Times New Roman" w:ascii="Times New Roman" w:hAnsi="Times New Roman"/>
+          <w:b w:val="0"/>
+          <w:bCs w:val="0"/>
+          <w:kern w:val="0"/>
+          <w:sz w:val="24"/>
+          <w:szCs w:val="24"/>
+          <w:lang w:val="ru-BY" w:eastAsia="ru-BY"/>
+          <w14:ligatures w14:val="none"/>
+        </w:rPr>
+        <w:t>order_timeline_events</w:t>
+      </w:r>
+      <w:proofErr w:type="spellEnd"/>
+      <w:r>
+        <w:rPr>
+          <w:rFonts w:eastAsia="Times New Roman" w:ascii="Times New Roman" w:hAnsi="Times New Roman"/>
+          <w:b w:val="0"/>
+          <w:bCs w:val="0"/>
+          <w:kern w:val="0"/>
+          <w:sz w:val="24"/>
+          <w:szCs w:val="24"/>
+          <w:lang w:val="ru-BY" w:eastAsia="ru-BY"/>
+          <w14:ligatures w14:val="none"/>
+        </w:rPr>
+        <w:t xml:space="preserve"> и </w:t>
+      </w:r>
+      <w:proofErr w:type="spellStart"/>
+      <w:r>
+        <w:rPr>
+          <w:rFonts w:eastAsia="Times New Roman" w:ascii="Times New Roman" w:hAnsi="Times New Roman"/>
+          <w:b w:val="0"/>
+          <w:bCs w:val="0"/>
+          <w:kern w:val="0"/>
+          <w:sz w:val="24"/>
+          <w:szCs w:val="24"/>
+          <w:lang w:val="ru-BY" w:eastAsia="ru-BY"/>
+          <w14:ligatures w14:val="none"/>
+        </w:rPr>
+        <w:t>realtime_notifications</w:t>
+      </w:r>
+      <w:proofErr w:type="spellEnd"/>
+      <w:r>
+        <w:rPr>
+          <w:rFonts w:eastAsia="Times New Roman" w:ascii="Times New Roman" w:hAnsi="Times New Roman"/>
+          <w:b w:val="0"/>
+          <w:bCs w:val="0"/>
+          <w:kern w:val="0"/>
+          <w:sz w:val="24"/>
+          <w:szCs w:val="24"/>
+          <w:lang w:val="ru-BY" w:eastAsia="ru-BY"/>
+          <w14:ligatures w14:val="none"/>
+        </w:rPr>
+        <w:t xml:space="preserve"> – обслуживают аудит действий, историю изменений, движение остатков и уведомления интерфейса</w:t>
       </w:r>
     </w:p>
     <w:p>
@@ -5553,34 +7807,113 @@
         <w:tabs>
           <w:tab w:val="left" w:pos="1554"/>
         </w:tabs>
-        <w:spacing w:before="0" w:after="0" w:line="320" w:lineRule="exact"/>
-        <w:jc w:val="both"/>
-      </w:pPr>
-      <w:r>
+        <w:spacing w:before="0" w:after="0"/>
+        <w:jc w:val="both"/>
+      </w:pPr>
+      <w:r>
+        <w:rPr>
+          <w:rFonts w:ascii="Times New Roman" w:hAnsi="Times New Roman" w:eastAsia="Times New Roman"/>
+          <w:b/>
+          <w:sz w:val="28"/>
+        </w:rPr>
         <w:t>2.2 Описание программы</w:t>
       </w:r>
       <w:bookmarkEnd w:id="5"/>
+    </w:p>
+    <w:p>
+      <w:pPr>
+        <w:spacing w:after="0" w:before="0" w:line="240" w:lineRule="auto"/>
+        <w:ind w:firstLine="567"/>
+        <w:jc w:val="both"/>
+        <w:rPr>
+          <w:rFonts w:eastAsia="Times New Roman" w:cs="Times New Roman"/>
+          <w:kern w:val="0"/>
+          <w:szCs w:val="28"/>
+          <w14:ligatures w14:val="none"/>
+        </w:rPr>
+      </w:pPr>
+      <w:r>
+        <w:rPr>
+          <w:rFonts w:eastAsia="Times New Roman" w:cs="Times New Roman" w:ascii="Times New Roman" w:hAnsi="Times New Roman"/>
+          <w:kern w:val="0"/>
+          <w:sz w:val="28"/>
+          <w:szCs w:val="28"/>
+          <w14:ligatures w14:val="none"/>
+        </w:rPr>
+        <w:t xml:space="preserve">Приложение имеет модульную структуру, где корневой уровень содержит </w:t>
+      </w:r>
+      <w:proofErr w:type="spellStart"/>
+      <w:r>
+        <w:rPr>
+          <w:rFonts w:eastAsia="Times New Roman" w:cs="Times New Roman" w:ascii="Times New Roman" w:hAnsi="Times New Roman"/>
+          <w:kern w:val="0"/>
+          <w:sz w:val="28"/>
+          <w:szCs w:val="28"/>
+          <w14:ligatures w14:val="none"/>
+        </w:rPr>
+        <w:t>deploy</w:t>
+      </w:r>
+      <w:proofErr w:type="spellEnd"/>
+      <w:r>
+        <w:rPr>
+          <w:rFonts w:eastAsia="Times New Roman" w:cs="Times New Roman" w:ascii="Times New Roman" w:hAnsi="Times New Roman"/>
+          <w:kern w:val="0"/>
+          <w:sz w:val="28"/>
+          <w:szCs w:val="28"/>
+          <w14:ligatures w14:val="none"/>
+        </w:rPr>
+        <w:t xml:space="preserve">-конфигурацию и эксплуатационные файлы, а логика системы разделена между </w:t>
+      </w:r>
+      <w:proofErr w:type="spellStart"/>
+      <w:r>
+        <w:rPr>
+          <w:rFonts w:eastAsia="Times New Roman" w:cs="Times New Roman" w:ascii="Times New Roman" w:hAnsi="Times New Roman"/>
+          <w:kern w:val="0"/>
+          <w:sz w:val="28"/>
+          <w:szCs w:val="28"/>
+          <w14:ligatures w14:val="none"/>
+        </w:rPr>
+        <w:t>backend</w:t>
+      </w:r>
+      <w:proofErr w:type="spellEnd"/>
+      <w:r>
+        <w:rPr>
+          <w:rFonts w:eastAsia="Times New Roman" w:cs="Times New Roman" w:ascii="Times New Roman" w:hAnsi="Times New Roman"/>
+          <w:kern w:val="0"/>
+          <w:sz w:val="28"/>
+          <w:szCs w:val="28"/>
+          <w14:ligatures w14:val="none"/>
+        </w:rPr>
+        <w:t xml:space="preserve"> и </w:t>
+      </w:r>
+      <w:proofErr w:type="spellStart"/>
+      <w:r>
+        <w:rPr>
+          <w:rFonts w:eastAsia="Times New Roman" w:cs="Times New Roman" w:ascii="Times New Roman" w:hAnsi="Times New Roman"/>
+          <w:kern w:val="0"/>
+          <w:sz w:val="28"/>
+          <w:szCs w:val="28"/>
+          <w14:ligatures w14:val="none"/>
+        </w:rPr>
+        <w:t>frontend</w:t>
+      </w:r>
+      <w:proofErr w:type="spellEnd"/>
+      <w:r>
+        <w:rPr>
+          <w:rFonts w:eastAsia="Times New Roman" w:cs="Times New Roman" w:ascii="Times New Roman" w:hAnsi="Times New Roman"/>
+          <w:kern w:val="0"/>
+          <w:sz w:val="28"/>
+          <w:szCs w:val="28"/>
+          <w14:ligatures w14:val="none"/>
+        </w:rPr>
+        <w:t>. Такая организация соответствует реальной структуре репозитория, представленной на рисунке 2.3.</w:t>
+      </w:r>
     </w:p>
     <w:p>
       <w:pPr>
         <w:spacing w:after="0"/>
         <w:jc w:val="center"/>
-        <w:rPr>
-          <w:rFonts w:eastAsia="Times New Roman" w:cs="Times New Roman"/>
-          <w:kern w:val="0"/>
-          <w:szCs w:val="28"/>
-          <w14:ligatures w14:val="none"/>
-        </w:rPr>
-      </w:pPr>
-      <w:r>
-        <w:rPr>
-          <w:rFonts w:eastAsia="Times New Roman" w:cs="Times New Roman"/>
-          <w:kern w:val="0"/>
-          <w:szCs w:val="28"/>
-          <w14:ligatures w14:val="none"/>
-        </w:rPr>
-        <w:t>Приложение имеет модульную структуру, где корневой уровень содержит deploy-конфигурацию и эксплуатационные файлы, а логика системы разделена между backend и frontend. Такая организация соответствует реальной структуре репозитория, представленной на рисунке 2.3.</w:t>
-      </w:r>
+      </w:pPr>
     </w:p>
     <w:p>
       <w:pPr>
@@ -5608,48 +7941,167 @@
     </w:p>
     <w:p>
       <w:pPr>
-        <w:spacing w:after="0"/>
+        <w:pStyle w:val="af7"/>
+        <w:spacing w:before="0" w:after="0" w:line="240" w:lineRule="auto"/>
+        <w:ind w:firstLine="567"/>
         <w:jc w:val="center"/>
-      </w:pPr>
+        <w:rPr>
+          <w:spacing w:val="-2"/>
+        </w:rPr>
+      </w:pPr>
+      <w:r>
+        <w:rPr>
+          <w:rFonts w:ascii="Times New Roman" w:hAnsi="Times New Roman" w:eastAsia="Times New Roman"/>
+          <w:sz w:val="28"/>
+        </w:rPr>
+        <w:t>Рисунок 2.3 – Структура приложения</w:t>
+      </w:r>
     </w:p>
     <w:p>
       <w:pPr>
         <w:pStyle w:val="af7"/>
-        <w:ind w:firstLine="567"/>
-        <w:jc w:val="center"/>
-        <w:rPr>
-          <w:spacing w:val="-2"/>
-        </w:rPr>
-      </w:pPr>
-      <w:r>
-        <w:t>Рисунок 2.3 – Структура приложения</w:t>
+        <w:spacing w:line="240" w:lineRule="auto" w:before="0" w:after="0"/>
+        <w:ind w:firstLine="567"/>
+        <w:jc w:val="both"/>
+      </w:pPr>
+      <w:r>
+        <w:rPr>
+          <w:rFonts w:ascii="Times New Roman" w:hAnsi="Times New Roman" w:eastAsia="Times New Roman"/>
+          <w:sz w:val="28"/>
+        </w:rPr>
+        <w:t xml:space="preserve">Папка </w:t>
+      </w:r>
+      <w:proofErr w:type="spellStart"/>
+      <w:r>
+        <w:rPr>
+          <w:rFonts w:ascii="Times New Roman" w:hAnsi="Times New Roman" w:eastAsia="Times New Roman"/>
+          <w:sz w:val="28"/>
+        </w:rPr>
+        <w:t>backend</w:t>
+      </w:r>
+      <w:proofErr w:type="spellEnd"/>
+      <w:r>
+        <w:rPr>
+          <w:rFonts w:ascii="Times New Roman" w:hAnsi="Times New Roman" w:eastAsia="Times New Roman"/>
+          <w:sz w:val="28"/>
+        </w:rPr>
+        <w:t>/</w:t>
+      </w:r>
+      <w:proofErr w:type="spellStart"/>
+      <w:r>
+        <w:rPr>
+          <w:rFonts w:ascii="Times New Roman" w:hAnsi="Times New Roman" w:eastAsia="Times New Roman"/>
+          <w:sz w:val="28"/>
+        </w:rPr>
+        <w:t>src</w:t>
+      </w:r>
+      <w:proofErr w:type="spellEnd"/>
+      <w:r>
+        <w:rPr>
+          <w:rFonts w:ascii="Times New Roman" w:hAnsi="Times New Roman" w:eastAsia="Times New Roman"/>
+          <w:sz w:val="28"/>
+        </w:rPr>
+        <w:t>/</w:t>
+      </w:r>
+      <w:proofErr w:type="spellStart"/>
+      <w:r>
+        <w:rPr>
+          <w:rFonts w:ascii="Times New Roman" w:hAnsi="Times New Roman" w:eastAsia="Times New Roman"/>
+          <w:sz w:val="28"/>
+        </w:rPr>
+        <w:t>main</w:t>
+      </w:r>
+      <w:proofErr w:type="spellEnd"/>
+      <w:r>
+        <w:rPr>
+          <w:rFonts w:ascii="Times New Roman" w:hAnsi="Times New Roman" w:eastAsia="Times New Roman"/>
+          <w:sz w:val="28"/>
+        </w:rPr>
+        <w:t>/</w:t>
+      </w:r>
+      <w:proofErr w:type="spellStart"/>
+      <w:r>
+        <w:rPr>
+          <w:rFonts w:ascii="Times New Roman" w:hAnsi="Times New Roman" w:eastAsia="Times New Roman"/>
+          <w:sz w:val="28"/>
+        </w:rPr>
+        <w:t>java</w:t>
+      </w:r>
+      <w:proofErr w:type="spellEnd"/>
+      <w:r>
+        <w:rPr>
+          <w:rFonts w:ascii="Times New Roman" w:hAnsi="Times New Roman" w:eastAsia="Times New Roman"/>
+          <w:sz w:val="28"/>
+        </w:rPr>
+        <w:t>/</w:t>
+      </w:r>
+      <w:proofErr w:type="spellStart"/>
+      <w:r>
+        <w:rPr>
+          <w:rFonts w:ascii="Times New Roman" w:hAnsi="Times New Roman" w:eastAsia="Times New Roman"/>
+          <w:sz w:val="28"/>
+        </w:rPr>
+        <w:t>com</w:t>
+      </w:r>
+      <w:proofErr w:type="spellEnd"/>
+      <w:r>
+        <w:rPr>
+          <w:rFonts w:ascii="Times New Roman" w:hAnsi="Times New Roman" w:eastAsia="Times New Roman"/>
+          <w:sz w:val="28"/>
+        </w:rPr>
+        <w:t>/</w:t>
+      </w:r>
+      <w:proofErr w:type="spellStart"/>
+      <w:r>
+        <w:rPr>
+          <w:rFonts w:ascii="Times New Roman" w:hAnsi="Times New Roman" w:eastAsia="Times New Roman"/>
+          <w:sz w:val="28"/>
+        </w:rPr>
+        <w:t>farm</w:t>
+      </w:r>
+      <w:proofErr w:type="spellEnd"/>
+      <w:r>
+        <w:rPr>
+          <w:rFonts w:ascii="Times New Roman" w:hAnsi="Times New Roman" w:eastAsia="Times New Roman"/>
+          <w:sz w:val="28"/>
+        </w:rPr>
+        <w:t>/</w:t>
+      </w:r>
+      <w:proofErr w:type="spellStart"/>
+      <w:r>
+        <w:rPr>
+          <w:rFonts w:ascii="Times New Roman" w:hAnsi="Times New Roman" w:eastAsia="Times New Roman"/>
+          <w:sz w:val="28"/>
+        </w:rPr>
+        <w:t>sales</w:t>
+      </w:r>
+      <w:proofErr w:type="spellEnd"/>
+      <w:r>
+        <w:rPr>
+          <w:rFonts w:ascii="Times New Roman" w:hAnsi="Times New Roman" w:eastAsia="Times New Roman"/>
+          <w:sz w:val="28"/>
+        </w:rPr>
+        <w:t xml:space="preserve"> содержит основную программную логику приложения.</w:t>
       </w:r>
     </w:p>
     <w:p>
       <w:pPr>
         <w:pStyle w:val="af7"/>
-        <w:spacing w:line="320" w:lineRule="exact"/>
-        <w:ind w:firstLine="567"/>
-        <w:jc w:val="both"/>
-      </w:pPr>
-      <w:r>
-        <w:t>Папка backend/src/main/java/com/farm/sales содержит основную программную логику приложения.</w:t>
-      </w:r>
-    </w:p>
-    <w:p>
-      <w:pPr>
-        <w:pStyle w:val="af7"/>
-        <w:spacing w:line="320" w:lineRule="exact"/>
-        <w:ind w:firstLine="567"/>
-        <w:jc w:val="both"/>
-      </w:pPr>
-      <w:r>
+        <w:spacing w:line="240" w:lineRule="auto" w:before="0" w:after="0"/>
+        <w:ind w:firstLine="567"/>
+        <w:jc w:val="both"/>
+      </w:pPr>
+      <w:r>
+        <w:rPr>
+          <w:rFonts w:ascii="Times New Roman" w:hAnsi="Times New Roman" w:eastAsia="Times New Roman"/>
+          <w:sz w:val="28"/>
+        </w:rPr>
         <w:t>Именно в ней реализованы серверная часть веб-приложения, работа с базой данных, обработка запросов пользователей, бизнес-логика системы, транспортная задача, отчёты и публикация уведомлений. Структура данной папки организована по пакетам, каждый из которых отвечает за отдельную подсистему приложения.</w:t>
       </w:r>
     </w:p>
     <w:p>
       <w:pPr>
-        <w:spacing w:after="0"/>
+        <w:spacing w:after="0" w:before="0" w:line="240" w:lineRule="auto"/>
         <w:ind w:firstLine="567"/>
         <w:jc w:val="both"/>
         <w:rPr>
@@ -5658,7 +8110,27 @@
         </w:rPr>
       </w:pPr>
       <w:r>
-        <w:t>Пакет model содержит классы-сущности предметной области, которые используются для хранения данных, получаемых из базы данных, а также для передачи этих данных между слоями приложения.</w:t>
+        <w:rPr>
+          <w:rFonts w:ascii="Times New Roman" w:hAnsi="Times New Roman" w:eastAsia="Times New Roman"/>
+          <w:sz w:val="28"/>
+        </w:rPr>
+        <w:t xml:space="preserve">Пакет </w:t>
+      </w:r>
+      <w:proofErr w:type="spellStart"/>
+      <w:r>
+        <w:rPr>
+          <w:rFonts w:ascii="Times New Roman" w:hAnsi="Times New Roman" w:eastAsia="Times New Roman"/>
+          <w:sz w:val="28"/>
+        </w:rPr>
+        <w:t>model</w:t>
+      </w:r>
+      <w:proofErr w:type="spellEnd"/>
+      <w:r>
+        <w:rPr>
+          <w:rFonts w:ascii="Times New Roman" w:hAnsi="Times New Roman" w:eastAsia="Times New Roman"/>
+          <w:sz w:val="28"/>
+        </w:rPr>
+        <w:t xml:space="preserve"> содержит классы-сущности предметной области, которые используются для хранения данных, получаемых из базы данных, а также для передачи этих данных между слоями приложения.</w:t>
       </w:r>
     </w:p>
     <w:p>
@@ -5710,6 +8182,7 @@
     <w:p>
       <w:pPr>
         <w:pStyle w:val="af7"/>
+        <w:spacing w:before="0" w:after="0" w:line="240" w:lineRule="auto"/>
         <w:ind w:firstLine="567"/>
         <w:jc w:val="center"/>
         <w:rPr>
@@ -5717,12 +8190,25 @@
         </w:rPr>
       </w:pPr>
       <w:r>
-        <w:t>Рисунок 2.4 – Пакет model</w:t>
-      </w:r>
-    </w:p>
-    <w:p>
-      <w:pPr>
-        <w:spacing w:after="0"/>
+        <w:rPr>
+          <w:rFonts w:ascii="Times New Roman" w:hAnsi="Times New Roman" w:eastAsia="Times New Roman"/>
+          <w:sz w:val="28"/>
+        </w:rPr>
+        <w:t xml:space="preserve">Рисунок 2.4 – Пакет </w:t>
+      </w:r>
+      <w:proofErr w:type="spellStart"/>
+      <w:r>
+        <w:rPr>
+          <w:rFonts w:ascii="Times New Roman" w:hAnsi="Times New Roman" w:eastAsia="Times New Roman"/>
+          <w:sz w:val="28"/>
+        </w:rPr>
+        <w:t>model</w:t>
+      </w:r>
+      <w:proofErr w:type="spellEnd"/>
+    </w:p>
+    <w:p>
+      <w:pPr>
+        <w:spacing w:after="0" w:before="0" w:line="240" w:lineRule="auto"/>
         <w:ind w:firstLine="567"/>
         <w:jc w:val="both"/>
         <w:rPr>
@@ -5731,12 +8217,16 @@
         </w:rPr>
       </w:pPr>
       <w:r>
+        <w:rPr>
+          <w:rFonts w:ascii="Times New Roman" w:hAnsi="Times New Roman" w:eastAsia="Times New Roman"/>
+          <w:sz w:val="28"/>
+        </w:rPr>
         <w:t>В данном пакете расположены следующие сущности:</w:t>
       </w:r>
     </w:p>
     <w:p>
       <w:pPr>
-        <w:spacing w:after="0"/>
+        <w:spacing w:after="0" w:before="0" w:line="240" w:lineRule="auto"/>
         <w:ind w:firstLine="567"/>
         <w:jc w:val="both"/>
         <w:rPr>
@@ -5745,12 +8235,33 @@
         </w:rPr>
       </w:pPr>
       <w:r>
-        <w:t>User и Role — модель пользователя системы. Хранят сведения об учётной записи: идентификатор, логин, пароль, роль, имя пользователя и контактные данные, необходимые для авторизации и персонализации интерфейса.</w:t>
-      </w:r>
-    </w:p>
-    <w:p>
-      <w:pPr>
-        <w:spacing w:after="0"/>
+        <w:rPr>
+          <w:rFonts w:ascii="Times New Roman" w:hAnsi="Times New Roman" w:eastAsia="Times New Roman"/>
+          <w:sz w:val="28"/>
+        </w:rPr>
+        <w:lastRenderedPageBreak/>
+        <w:t xml:space="preserve">User и </w:t>
+      </w:r>
+      <w:proofErr w:type="spellStart"/>
+      <w:r>
+        <w:rPr>
+          <w:rFonts w:ascii="Times New Roman" w:hAnsi="Times New Roman" w:eastAsia="Times New Roman"/>
+          <w:sz w:val="28"/>
+        </w:rPr>
+        <w:t>Role</w:t>
+      </w:r>
+      <w:proofErr w:type="spellEnd"/>
+      <w:r>
+        <w:rPr>
+          <w:rFonts w:ascii="Times New Roman" w:hAnsi="Times New Roman" w:eastAsia="Times New Roman"/>
+          <w:sz w:val="28"/>
+        </w:rPr>
+        <w:t xml:space="preserve"> — модель пользователя системы. Хранят сведения об учётной записи: идентификатор, логин, пароль, роль, имя пользователя и контактные данные, необходимые для авторизации и персонализации интерфейса.</w:t>
+      </w:r>
+    </w:p>
+    <w:p>
+      <w:pPr>
+        <w:spacing w:after="0" w:before="0" w:line="240" w:lineRule="auto"/>
         <w:ind w:firstLine="567"/>
         <w:jc w:val="both"/>
         <w:rPr>
@@ -5758,13 +8269,26 @@
           <w:szCs w:val="28"/>
         </w:rPr>
       </w:pPr>
-      <w:r>
-        <w:t>StoreAddress — модель адреса доставки. Содержит данные об адресе клиента, а также географические координаты, которые используются в модуле маршрутизации.</w:t>
-      </w:r>
-    </w:p>
-    <w:p>
-      <w:pPr>
-        <w:spacing w:after="0"/>
+      <w:proofErr w:type="spellStart"/>
+      <w:r>
+        <w:rPr>
+          <w:rFonts w:ascii="Times New Roman" w:hAnsi="Times New Roman" w:eastAsia="Times New Roman"/>
+          <w:sz w:val="28"/>
+        </w:rPr>
+        <w:t>StoreAddress</w:t>
+      </w:r>
+      <w:proofErr w:type="spellEnd"/>
+      <w:r>
+        <w:rPr>
+          <w:rFonts w:ascii="Times New Roman" w:hAnsi="Times New Roman" w:eastAsia="Times New Roman"/>
+          <w:sz w:val="28"/>
+        </w:rPr>
+        <w:t xml:space="preserve"> — модель адреса доставки. Содержит данные об адресе клиента, а также географические координаты, которые используются в модуле маршрутизации.</w:t>
+      </w:r>
+    </w:p>
+    <w:p>
+      <w:pPr>
+        <w:spacing w:after="0" w:before="0" w:line="240" w:lineRule="auto"/>
         <w:ind w:firstLine="567"/>
         <w:jc w:val="both"/>
         <w:rPr>
@@ -5773,12 +8297,16 @@
         </w:rPr>
       </w:pPr>
       <w:r>
+        <w:rPr>
+          <w:rFonts w:ascii="Times New Roman" w:hAnsi="Times New Roman" w:eastAsia="Times New Roman"/>
+          <w:sz w:val="28"/>
+        </w:rPr>
         <w:t>Product — модель товара. Содержит информацию о товаре: название, описание, цену, изображение, категорию, а также логистические параметры, например вес и объём, которые далее участвуют в расчёте доставки.</w:t>
       </w:r>
     </w:p>
     <w:p>
       <w:pPr>
-        <w:spacing w:after="0"/>
+        <w:spacing w:after="0" w:before="0" w:line="240" w:lineRule="auto"/>
         <w:ind w:firstLine="567"/>
         <w:jc w:val="both"/>
         <w:rPr>
@@ -5786,13 +8314,26 @@
           <w:szCs w:val="28"/>
         </w:rPr>
       </w:pPr>
-      <w:r>
-        <w:t>Order — модель заказа. Содержит информацию о заказе, его статусе, привязке к клиенту, водителю, адресу, времени создания и другим служебным данным.</w:t>
-      </w:r>
-    </w:p>
-    <w:p>
-      <w:pPr>
-        <w:spacing w:after="0"/>
+      <w:proofErr w:type="spellStart"/>
+      <w:r>
+        <w:rPr>
+          <w:rFonts w:ascii="Times New Roman" w:hAnsi="Times New Roman" w:eastAsia="Times New Roman"/>
+          <w:sz w:val="28"/>
+        </w:rPr>
+        <w:t>Order</w:t>
+      </w:r>
+      <w:proofErr w:type="spellEnd"/>
+      <w:r>
+        <w:rPr>
+          <w:rFonts w:ascii="Times New Roman" w:hAnsi="Times New Roman" w:eastAsia="Times New Roman"/>
+          <w:sz w:val="28"/>
+        </w:rPr>
+        <w:t xml:space="preserve"> — модель заказа. Содержит информацию о заказе, его статусе, привязке к клиенту, водителю, адресу, времени создания и другим служебным данным.</w:t>
+      </w:r>
+    </w:p>
+    <w:p>
+      <w:pPr>
+        <w:spacing w:after="0" w:before="0" w:line="240" w:lineRule="auto"/>
         <w:ind w:firstLine="567"/>
         <w:jc w:val="both"/>
         <w:rPr>
@@ -5800,13 +8341,26 @@
           <w:szCs w:val="28"/>
         </w:rPr>
       </w:pPr>
-      <w:r>
-        <w:t>OrderItem — модель позиции заказа. Представляет отдельный товар внутри заказа, его количество, цену и связь с конкретным заказом.</w:t>
-      </w:r>
-    </w:p>
-    <w:p>
-      <w:pPr>
-        <w:spacing w:after="0"/>
+      <w:proofErr w:type="spellStart"/>
+      <w:r>
+        <w:rPr>
+          <w:rFonts w:ascii="Times New Roman" w:hAnsi="Times New Roman" w:eastAsia="Times New Roman"/>
+          <w:sz w:val="28"/>
+        </w:rPr>
+        <w:t>OrderItem</w:t>
+      </w:r>
+      <w:proofErr w:type="spellEnd"/>
+      <w:r>
+        <w:rPr>
+          <w:rFonts w:ascii="Times New Roman" w:hAnsi="Times New Roman" w:eastAsia="Times New Roman"/>
+          <w:sz w:val="28"/>
+        </w:rPr>
+        <w:t xml:space="preserve"> — модель позиции заказа. Представляет отдельный товар внутри заказа, его количество, цену и связь с конкретным заказом.</w:t>
+      </w:r>
+    </w:p>
+    <w:p>
+      <w:pPr>
+        <w:spacing w:after="0" w:before="0" w:line="240" w:lineRule="auto"/>
         <w:ind w:firstLine="567"/>
         <w:jc w:val="both"/>
         <w:rPr>
@@ -5814,13 +8368,26 @@
           <w:szCs w:val="28"/>
         </w:rPr>
       </w:pPr>
-      <w:r>
-        <w:t>OrderTimelineEvent — модель записи истории, фиксирующая подтверждение, назначение маршрута и завершение доставки.</w:t>
-      </w:r>
-    </w:p>
-    <w:p>
-      <w:pPr>
-        <w:spacing w:after="0"/>
+      <w:proofErr w:type="spellStart"/>
+      <w:r>
+        <w:rPr>
+          <w:rFonts w:ascii="Times New Roman" w:hAnsi="Times New Roman" w:eastAsia="Times New Roman"/>
+          <w:sz w:val="28"/>
+        </w:rPr>
+        <w:t>OrderTimelineEvent</w:t>
+      </w:r>
+      <w:proofErr w:type="spellEnd"/>
+      <w:r>
+        <w:rPr>
+          <w:rFonts w:ascii="Times New Roman" w:hAnsi="Times New Roman" w:eastAsia="Times New Roman"/>
+          <w:sz w:val="28"/>
+        </w:rPr>
+        <w:t xml:space="preserve"> — модель записи истории, фиксирующая подтверждение, назначение маршрута и завершение доставки.</w:t>
+      </w:r>
+    </w:p>
+    <w:p>
+      <w:pPr>
+        <w:spacing w:after="0" w:before="0" w:line="240" w:lineRule="auto"/>
         <w:ind w:firstLine="567"/>
         <w:jc w:val="both"/>
         <w:rPr>
@@ -5828,13 +8395,42 @@
           <w:szCs w:val="28"/>
         </w:rPr>
       </w:pPr>
-      <w:r>
-        <w:t>RealtimeNotification — модель уведомления, используемая для передачи служебных событий между backend и пользовательским интерфейсом.</w:t>
-      </w:r>
-    </w:p>
-    <w:p>
-      <w:pPr>
-        <w:spacing w:after="0"/>
+      <w:proofErr w:type="spellStart"/>
+      <w:r>
+        <w:rPr>
+          <w:rFonts w:ascii="Times New Roman" w:hAnsi="Times New Roman" w:eastAsia="Times New Roman"/>
+          <w:sz w:val="28"/>
+        </w:rPr>
+        <w:t>RealtimeNotification</w:t>
+      </w:r>
+      <w:proofErr w:type="spellEnd"/>
+      <w:r>
+        <w:rPr>
+          <w:rFonts w:ascii="Times New Roman" w:hAnsi="Times New Roman" w:eastAsia="Times New Roman"/>
+          <w:sz w:val="28"/>
+        </w:rPr>
+        <w:t xml:space="preserve"> — модель уведомления, используемая для передачи служебных событий между </w:t>
+      </w:r>
+      <w:proofErr w:type="spellStart"/>
+      <w:r>
+        <w:rPr>
+          <w:rFonts w:ascii="Times New Roman" w:hAnsi="Times New Roman" w:eastAsia="Times New Roman"/>
+          <w:sz w:val="28"/>
+        </w:rPr>
+        <w:t>backend</w:t>
+      </w:r>
+      <w:proofErr w:type="spellEnd"/>
+      <w:r>
+        <w:rPr>
+          <w:rFonts w:ascii="Times New Roman" w:hAnsi="Times New Roman" w:eastAsia="Times New Roman"/>
+          <w:sz w:val="28"/>
+        </w:rPr>
+        <w:t xml:space="preserve"> и пользовательским интерфейсом.</w:t>
+      </w:r>
+    </w:p>
+    <w:p>
+      <w:pPr>
+        <w:spacing w:after="0" w:before="0" w:line="240" w:lineRule="auto"/>
         <w:ind w:firstLine="567"/>
         <w:jc w:val="both"/>
         <w:rPr>
@@ -5843,12 +8439,32 @@
         </w:rPr>
       </w:pPr>
       <w:r>
-        <w:t>Связи между указанными сущностями отражают реальные процессы отдела сбыта: один директор магазина может иметь несколько адресов доставки, один заказ включает множество позиций товара, а каждое изменение статуса сопровождается записью в истории. Благодаря такому описанию предметной области бизнес-операции backend остаются прозрачными и предсказуемыми.</w:t>
-      </w:r>
-    </w:p>
-    <w:p>
-      <w:pPr>
-        <w:spacing w:after="0"/>
+        <w:rPr>
+          <w:rFonts w:ascii="Times New Roman" w:hAnsi="Times New Roman" w:eastAsia="Times New Roman"/>
+          <w:sz w:val="28"/>
+        </w:rPr>
+        <w:t xml:space="preserve">Связи между указанными сущностями отражают реальные процессы отдела сбыта: один директор магазина может иметь несколько адресов доставки, один заказ включает множество позиций товара, а каждое изменение статуса сопровождается записью в истории. Благодаря такому описанию предметной области бизнес-операции </w:t>
+      </w:r>
+      <w:proofErr w:type="spellStart"/>
+      <w:r>
+        <w:rPr>
+          <w:rFonts w:ascii="Times New Roman" w:hAnsi="Times New Roman" w:eastAsia="Times New Roman"/>
+          <w:sz w:val="28"/>
+        </w:rPr>
+        <w:t>backend</w:t>
+      </w:r>
+      <w:proofErr w:type="spellEnd"/>
+      <w:r>
+        <w:rPr>
+          <w:rFonts w:ascii="Times New Roman" w:hAnsi="Times New Roman" w:eastAsia="Times New Roman"/>
+          <w:sz w:val="28"/>
+        </w:rPr>
+        <w:t xml:space="preserve"> остаются прозрачными и предсказуемыми.</w:t>
+      </w:r>
+    </w:p>
+    <w:p>
+      <w:pPr>
+        <w:spacing w:after="0" w:before="0" w:line="240" w:lineRule="auto"/>
         <w:ind w:firstLine="567"/>
         <w:jc w:val="both"/>
         <w:rPr>
@@ -5857,12 +8473,32 @@
         </w:rPr>
       </w:pPr>
       <w:r>
-        <w:t>Таким образом, пакет model формирует объектное представление данных системы и является основой для работы остальных модулей приложения.</w:t>
-      </w:r>
-    </w:p>
-    <w:p>
-      <w:pPr>
-        <w:spacing w:after="0"/>
+        <w:rPr>
+          <w:rFonts w:ascii="Times New Roman" w:hAnsi="Times New Roman" w:eastAsia="Times New Roman"/>
+          <w:sz w:val="28"/>
+        </w:rPr>
+        <w:t xml:space="preserve">Таким образом, пакет </w:t>
+      </w:r>
+      <w:proofErr w:type="spellStart"/>
+      <w:r>
+        <w:rPr>
+          <w:rFonts w:ascii="Times New Roman" w:hAnsi="Times New Roman" w:eastAsia="Times New Roman"/>
+          <w:sz w:val="28"/>
+        </w:rPr>
+        <w:t>model</w:t>
+      </w:r>
+      <w:proofErr w:type="spellEnd"/>
+      <w:r>
+        <w:rPr>
+          <w:rFonts w:ascii="Times New Roman" w:hAnsi="Times New Roman" w:eastAsia="Times New Roman"/>
+          <w:sz w:val="28"/>
+        </w:rPr>
+        <w:t xml:space="preserve"> формирует объектное представление данных системы и является основой для работы остальных модулей приложения.</w:t>
+      </w:r>
+    </w:p>
+    <w:p>
+      <w:pPr>
+        <w:spacing w:after="0" w:before="0" w:line="240" w:lineRule="auto"/>
         <w:ind w:firstLine="567"/>
         <w:jc w:val="both"/>
         <w:rPr>
@@ -5871,7 +8507,43 @@
         </w:rPr>
       </w:pPr>
       <w:r>
-        <w:t>Пакет repository реализует слой доступа к данным, то есть взаимодействие приложения с PostgreSQL. В нём сосредоточены классы, выполняющие выборку, сохранение и агрегацию данных для пользовательских сценариев.</w:t>
+        <w:rPr>
+          <w:rFonts w:ascii="Times New Roman" w:hAnsi="Times New Roman" w:eastAsia="Times New Roman"/>
+          <w:sz w:val="28"/>
+        </w:rPr>
+        <w:t xml:space="preserve">Пакет </w:t>
+      </w:r>
+      <w:proofErr w:type="spellStart"/>
+      <w:r>
+        <w:rPr>
+          <w:rFonts w:ascii="Times New Roman" w:hAnsi="Times New Roman" w:eastAsia="Times New Roman"/>
+          <w:sz w:val="28"/>
+        </w:rPr>
+        <w:t>repository</w:t>
+      </w:r>
+      <w:proofErr w:type="spellEnd"/>
+      <w:r>
+        <w:rPr>
+          <w:rFonts w:ascii="Times New Roman" w:hAnsi="Times New Roman" w:eastAsia="Times New Roman"/>
+          <w:sz w:val="28"/>
+        </w:rPr>
+        <w:t xml:space="preserve"> реализует слой доступа к данным, то есть взаимодействие приложения с </w:t>
+      </w:r>
+      <w:proofErr w:type="spellStart"/>
+      <w:r>
+        <w:rPr>
+          <w:rFonts w:ascii="Times New Roman" w:hAnsi="Times New Roman" w:eastAsia="Times New Roman"/>
+          <w:sz w:val="28"/>
+        </w:rPr>
+        <w:t>PostgreSQL</w:t>
+      </w:r>
+      <w:proofErr w:type="spellEnd"/>
+      <w:r>
+        <w:rPr>
+          <w:rFonts w:ascii="Times New Roman" w:hAnsi="Times New Roman" w:eastAsia="Times New Roman"/>
+          <w:sz w:val="28"/>
+        </w:rPr>
+        <w:t>. В нём сосредоточены классы, выполняющие выборку, сохранение и агрегацию данных для пользовательских сценариев.</w:t>
       </w:r>
     </w:p>
     <w:p>
@@ -5923,6 +8595,7 @@
     <w:p>
       <w:pPr>
         <w:pStyle w:val="af7"/>
+        <w:spacing w:before="0" w:after="0" w:line="240" w:lineRule="auto"/>
         <w:ind w:firstLine="567"/>
         <w:jc w:val="center"/>
         <w:rPr>
@@ -5930,12 +8603,25 @@
         </w:rPr>
       </w:pPr>
       <w:r>
-        <w:t>Рисунок 2.5 – Пакет repository</w:t>
-      </w:r>
-    </w:p>
-    <w:p>
-      <w:pPr>
-        <w:spacing w:after="0"/>
+        <w:rPr>
+          <w:rFonts w:ascii="Times New Roman" w:hAnsi="Times New Roman" w:eastAsia="Times New Roman"/>
+          <w:sz w:val="28"/>
+        </w:rPr>
+        <w:t xml:space="preserve">Рисунок 2.5 – Пакет </w:t>
+      </w:r>
+      <w:proofErr w:type="spellStart"/>
+      <w:r>
+        <w:rPr>
+          <w:rFonts w:ascii="Times New Roman" w:hAnsi="Times New Roman" w:eastAsia="Times New Roman"/>
+          <w:sz w:val="28"/>
+        </w:rPr>
+        <w:t>repository</w:t>
+      </w:r>
+      <w:proofErr w:type="spellEnd"/>
+    </w:p>
+    <w:p>
+      <w:pPr>
+        <w:spacing w:after="0" w:before="0" w:line="240" w:lineRule="auto"/>
         <w:ind w:firstLine="567"/>
         <w:jc w:val="both"/>
         <w:rPr>
@@ -5944,12 +8630,17 @@
         </w:rPr>
       </w:pPr>
       <w:r>
+        <w:rPr>
+          <w:rFonts w:ascii="Times New Roman" w:hAnsi="Times New Roman" w:eastAsia="Times New Roman"/>
+          <w:sz w:val="28"/>
+        </w:rPr>
+        <w:lastRenderedPageBreak/>
         <w:t>В пакет входят следующие классы:</w:t>
       </w:r>
     </w:p>
     <w:p>
       <w:pPr>
-        <w:spacing w:after="0"/>
+        <w:spacing w:after="0" w:before="0" w:line="240" w:lineRule="auto"/>
         <w:ind w:firstLine="567"/>
         <w:jc w:val="both"/>
         <w:rPr>
@@ -5957,13 +8648,26 @@
           <w:szCs w:val="28"/>
         </w:rPr>
       </w:pPr>
-      <w:r>
-        <w:t>OrderRepository — отвечает за работу с документами заказа, их поиском, фильтрацией по статусам и выдачей данных для логистики.</w:t>
-      </w:r>
-    </w:p>
-    <w:p>
-      <w:pPr>
-        <w:spacing w:after="0"/>
+      <w:proofErr w:type="spellStart"/>
+      <w:r>
+        <w:rPr>
+          <w:rFonts w:ascii="Times New Roman" w:hAnsi="Times New Roman" w:eastAsia="Times New Roman"/>
+          <w:sz w:val="28"/>
+        </w:rPr>
+        <w:t>OrderRepository</w:t>
+      </w:r>
+      <w:proofErr w:type="spellEnd"/>
+      <w:r>
+        <w:rPr>
+          <w:rFonts w:ascii="Times New Roman" w:hAnsi="Times New Roman" w:eastAsia="Times New Roman"/>
+          <w:sz w:val="28"/>
+        </w:rPr>
+        <w:t xml:space="preserve"> — отвечает за работу с документами заказа, их поиском, фильтрацией по статусам и выдачей данных для логистики.</w:t>
+      </w:r>
+    </w:p>
+    <w:p>
+      <w:pPr>
+        <w:spacing w:after="0" w:before="0" w:line="240" w:lineRule="auto"/>
         <w:ind w:firstLine="567"/>
         <w:jc w:val="both"/>
         <w:rPr>
@@ -5971,13 +8675,26 @@
           <w:szCs w:val="28"/>
         </w:rPr>
       </w:pPr>
-      <w:r>
-        <w:t>OrderItemRepository — сопровождает позиции заказа и обеспечивает выборку состава документа по идентификатору заказа.</w:t>
-      </w:r>
-    </w:p>
-    <w:p>
-      <w:pPr>
-        <w:spacing w:after="0"/>
+      <w:proofErr w:type="spellStart"/>
+      <w:r>
+        <w:rPr>
+          <w:rFonts w:ascii="Times New Roman" w:hAnsi="Times New Roman" w:eastAsia="Times New Roman"/>
+          <w:sz w:val="28"/>
+        </w:rPr>
+        <w:t>OrderItemRepository</w:t>
+      </w:r>
+      <w:proofErr w:type="spellEnd"/>
+      <w:r>
+        <w:rPr>
+          <w:rFonts w:ascii="Times New Roman" w:hAnsi="Times New Roman" w:eastAsia="Times New Roman"/>
+          <w:sz w:val="28"/>
+        </w:rPr>
+        <w:t xml:space="preserve"> — сопровождает позиции заказа и обеспечивает выборку состава документа по идентификатору заказа.</w:t>
+      </w:r>
+    </w:p>
+    <w:p>
+      <w:pPr>
+        <w:spacing w:after="0" w:before="0" w:line="240" w:lineRule="auto"/>
         <w:ind w:firstLine="567"/>
         <w:jc w:val="both"/>
         <w:rPr>
@@ -5985,13 +8702,26 @@
           <w:szCs w:val="28"/>
         </w:rPr>
       </w:pPr>
-      <w:r>
-        <w:t>ProductRepository — используется для фильтрации каталога, поиска товаров и выдачи ассортимента в клиентские экраны.</w:t>
-      </w:r>
-    </w:p>
-    <w:p>
-      <w:pPr>
-        <w:spacing w:after="0"/>
+      <w:proofErr w:type="spellStart"/>
+      <w:r>
+        <w:rPr>
+          <w:rFonts w:ascii="Times New Roman" w:hAnsi="Times New Roman" w:eastAsia="Times New Roman"/>
+          <w:sz w:val="28"/>
+        </w:rPr>
+        <w:t>ProductRepository</w:t>
+      </w:r>
+      <w:proofErr w:type="spellEnd"/>
+      <w:r>
+        <w:rPr>
+          <w:rFonts w:ascii="Times New Roman" w:hAnsi="Times New Roman" w:eastAsia="Times New Roman"/>
+          <w:sz w:val="28"/>
+        </w:rPr>
+        <w:t xml:space="preserve"> — используется для фильтрации каталога, поиска товаров и выдачи ассортимента в клиентские экраны.</w:t>
+      </w:r>
+    </w:p>
+    <w:p>
+      <w:pPr>
+        <w:spacing w:after="0" w:before="0" w:line="240" w:lineRule="auto"/>
         <w:ind w:firstLine="567"/>
         <w:jc w:val="both"/>
         <w:rPr>
@@ -5999,13 +8729,26 @@
           <w:szCs w:val="28"/>
         </w:rPr>
       </w:pPr>
-      <w:r>
-        <w:t>StoreAddressRepository — выполняет выборку адресов магазинов и точек доставки, связанных с директором магазина.</w:t>
-      </w:r>
-    </w:p>
-    <w:p>
-      <w:pPr>
-        <w:spacing w:after="0"/>
+      <w:proofErr w:type="spellStart"/>
+      <w:r>
+        <w:rPr>
+          <w:rFonts w:ascii="Times New Roman" w:hAnsi="Times New Roman" w:eastAsia="Times New Roman"/>
+          <w:sz w:val="28"/>
+        </w:rPr>
+        <w:t>StoreAddressRepository</w:t>
+      </w:r>
+      <w:proofErr w:type="spellEnd"/>
+      <w:r>
+        <w:rPr>
+          <w:rFonts w:ascii="Times New Roman" w:hAnsi="Times New Roman" w:eastAsia="Times New Roman"/>
+          <w:sz w:val="28"/>
+        </w:rPr>
+        <w:t xml:space="preserve"> — выполняет выборку адресов магазинов и точек доставки, связанных с директором магазина.</w:t>
+      </w:r>
+    </w:p>
+    <w:p>
+      <w:pPr>
+        <w:spacing w:after="0" w:before="0" w:line="240" w:lineRule="auto"/>
         <w:ind w:firstLine="567"/>
         <w:jc w:val="both"/>
         <w:rPr>
@@ -6013,13 +8756,26 @@
           <w:szCs w:val="28"/>
         </w:rPr>
       </w:pPr>
-      <w:r>
-        <w:t>UserRepository — используется при регистрации, поиске и сопровождении пользователей различных ролей.</w:t>
-      </w:r>
-    </w:p>
-    <w:p>
-      <w:pPr>
-        <w:spacing w:after="0"/>
+      <w:proofErr w:type="spellStart"/>
+      <w:r>
+        <w:rPr>
+          <w:rFonts w:ascii="Times New Roman" w:hAnsi="Times New Roman" w:eastAsia="Times New Roman"/>
+          <w:sz w:val="28"/>
+        </w:rPr>
+        <w:t>UserRepository</w:t>
+      </w:r>
+      <w:proofErr w:type="spellEnd"/>
+      <w:r>
+        <w:rPr>
+          <w:rFonts w:ascii="Times New Roman" w:hAnsi="Times New Roman" w:eastAsia="Times New Roman"/>
+          <w:sz w:val="28"/>
+        </w:rPr>
+        <w:t xml:space="preserve"> — используется при регистрации, поиске и сопровождении пользователей различных ролей.</w:t>
+      </w:r>
+    </w:p>
+    <w:p>
+      <w:pPr>
+        <w:spacing w:after="0" w:before="0" w:line="240" w:lineRule="auto"/>
         <w:ind w:firstLine="567"/>
         <w:jc w:val="both"/>
         <w:rPr>
@@ -6027,13 +8783,26 @@
           <w:szCs w:val="28"/>
         </w:rPr>
       </w:pPr>
-      <w:r>
-        <w:t>OrderTimelineEventRepository — хранит историю изменений документа и обеспечивает последующее восстановление жизненного цикла заказа.</w:t>
-      </w:r>
-    </w:p>
-    <w:p>
-      <w:pPr>
-        <w:spacing w:after="0"/>
+      <w:proofErr w:type="spellStart"/>
+      <w:r>
+        <w:rPr>
+          <w:rFonts w:ascii="Times New Roman" w:hAnsi="Times New Roman" w:eastAsia="Times New Roman"/>
+          <w:sz w:val="28"/>
+        </w:rPr>
+        <w:t>OrderTimelineEventRepository</w:t>
+      </w:r>
+      <w:proofErr w:type="spellEnd"/>
+      <w:r>
+        <w:rPr>
+          <w:rFonts w:ascii="Times New Roman" w:hAnsi="Times New Roman" w:eastAsia="Times New Roman"/>
+          <w:sz w:val="28"/>
+        </w:rPr>
+        <w:t xml:space="preserve"> — хранит историю изменений документа и обеспечивает последующее восстановление жизненного цикла заказа.</w:t>
+      </w:r>
+    </w:p>
+    <w:p>
+      <w:pPr>
+        <w:spacing w:after="0" w:before="0" w:line="240" w:lineRule="auto"/>
         <w:ind w:firstLine="567"/>
         <w:jc w:val="both"/>
         <w:rPr>
@@ -6041,13 +8810,26 @@
           <w:szCs w:val="28"/>
         </w:rPr>
       </w:pPr>
-      <w:r>
-        <w:t>RealtimeNotificationRepository — выдаёт служебные уведомления для обновления интерфейса без ручной перезагрузки страниц.</w:t>
-      </w:r>
-    </w:p>
-    <w:p>
-      <w:pPr>
-        <w:spacing w:after="0"/>
+      <w:proofErr w:type="spellStart"/>
+      <w:r>
+        <w:rPr>
+          <w:rFonts w:ascii="Times New Roman" w:hAnsi="Times New Roman" w:eastAsia="Times New Roman"/>
+          <w:sz w:val="28"/>
+        </w:rPr>
+        <w:t>RealtimeNotificationRepository</w:t>
+      </w:r>
+      <w:proofErr w:type="spellEnd"/>
+      <w:r>
+        <w:rPr>
+          <w:rFonts w:ascii="Times New Roman" w:hAnsi="Times New Roman" w:eastAsia="Times New Roman"/>
+          <w:sz w:val="28"/>
+        </w:rPr>
+        <w:t xml:space="preserve"> — выдаёт служебные уведомления для обновления интерфейса без ручной перезагрузки страниц.</w:t>
+      </w:r>
+    </w:p>
+    <w:p>
+      <w:pPr>
+        <w:spacing w:after="0" w:before="0" w:line="240" w:lineRule="auto"/>
         <w:ind w:firstLine="567"/>
         <w:jc w:val="both"/>
         <w:rPr>
@@ -6055,13 +8837,26 @@
           <w:szCs w:val="28"/>
         </w:rPr>
       </w:pPr>
-      <w:r>
-        <w:t>StockMovementRepository — используется для служебных выборок по остаткам и аналитике движения товарных позиций.</w:t>
-      </w:r>
-    </w:p>
-    <w:p>
-      <w:pPr>
-        <w:spacing w:after="0"/>
+      <w:proofErr w:type="spellStart"/>
+      <w:r>
+        <w:rPr>
+          <w:rFonts w:ascii="Times New Roman" w:hAnsi="Times New Roman" w:eastAsia="Times New Roman"/>
+          <w:sz w:val="28"/>
+        </w:rPr>
+        <w:t>StockMovementRepository</w:t>
+      </w:r>
+      <w:proofErr w:type="spellEnd"/>
+      <w:r>
+        <w:rPr>
+          <w:rFonts w:ascii="Times New Roman" w:hAnsi="Times New Roman" w:eastAsia="Times New Roman"/>
+          <w:sz w:val="28"/>
+        </w:rPr>
+        <w:t xml:space="preserve"> — используется для служебных выборок по остаткам и аналитике движения товарных позиций.</w:t>
+      </w:r>
+    </w:p>
+    <w:p>
+      <w:pPr>
+        <w:spacing w:after="0" w:before="0" w:line="240" w:lineRule="auto"/>
         <w:ind w:firstLine="567"/>
         <w:jc w:val="both"/>
         <w:rPr>
@@ -6070,12 +8865,16 @@
         </w:rPr>
       </w:pPr>
       <w:r>
+        <w:rPr>
+          <w:rFonts w:ascii="Times New Roman" w:hAnsi="Times New Roman" w:eastAsia="Times New Roman"/>
+          <w:sz w:val="28"/>
+        </w:rPr>
         <w:t>Часть репозиториев использует стандартные механизмы Spring Data JPA, а часть содержит специализированные выборки для аналитики и распределения заказов. Это особенно важно для логистического модуля, где необходимо быстро получить только подтверждённые заявки, данные по водителям и агрегированные показатели маршрутов.</w:t>
       </w:r>
     </w:p>
     <w:p>
       <w:pPr>
-        <w:spacing w:after="0"/>
+        <w:spacing w:after="0" w:before="0" w:line="240" w:lineRule="auto"/>
         <w:ind w:firstLine="567"/>
         <w:jc w:val="both"/>
         <w:rPr>
@@ -6084,12 +8883,32 @@
         </w:rPr>
       </w:pPr>
       <w:r>
-        <w:t>Слой repository выступает связующим звеном между объектной моделью приложения и реальными данными, хранящимися в базе.</w:t>
-      </w:r>
-    </w:p>
-    <w:p>
-      <w:pPr>
-        <w:spacing w:after="0"/>
+        <w:rPr>
+          <w:rFonts w:ascii="Times New Roman" w:hAnsi="Times New Roman" w:eastAsia="Times New Roman"/>
+          <w:sz w:val="28"/>
+        </w:rPr>
+        <w:t xml:space="preserve">Слой </w:t>
+      </w:r>
+      <w:proofErr w:type="spellStart"/>
+      <w:r>
+        <w:rPr>
+          <w:rFonts w:ascii="Times New Roman" w:hAnsi="Times New Roman" w:eastAsia="Times New Roman"/>
+          <w:sz w:val="28"/>
+        </w:rPr>
+        <w:t>repository</w:t>
+      </w:r>
+      <w:proofErr w:type="spellEnd"/>
+      <w:r>
+        <w:rPr>
+          <w:rFonts w:ascii="Times New Roman" w:hAnsi="Times New Roman" w:eastAsia="Times New Roman"/>
+          <w:sz w:val="28"/>
+        </w:rPr>
+        <w:t xml:space="preserve"> выступает связующим звеном между объектной моделью приложения и реальными данными, хранящимися в базе.</w:t>
+      </w:r>
+    </w:p>
+    <w:p>
+      <w:pPr>
+        <w:spacing w:after="0" w:before="0" w:line="240" w:lineRule="auto"/>
         <w:ind w:firstLine="567"/>
         <w:jc w:val="both"/>
         <w:rPr>
@@ -6098,7 +8917,27 @@
         </w:rPr>
       </w:pPr>
       <w:r>
-        <w:t>Пакет controller содержит REST-контроллеры приложения, отвечающие за вход в систему, каталог, заказы, отчёты и вспомогательные интеграции. Контроллеры не реализуют бизнес-логику напрямую, а передают вычисления сервисному слою.</w:t>
+        <w:rPr>
+          <w:rFonts w:ascii="Times New Roman" w:hAnsi="Times New Roman" w:eastAsia="Times New Roman"/>
+          <w:sz w:val="28"/>
+        </w:rPr>
+        <w:t xml:space="preserve">Пакет </w:t>
+      </w:r>
+      <w:proofErr w:type="spellStart"/>
+      <w:r>
+        <w:rPr>
+          <w:rFonts w:ascii="Times New Roman" w:hAnsi="Times New Roman" w:eastAsia="Times New Roman"/>
+          <w:sz w:val="28"/>
+        </w:rPr>
+        <w:t>controller</w:t>
+      </w:r>
+      <w:proofErr w:type="spellEnd"/>
+      <w:r>
+        <w:rPr>
+          <w:rFonts w:ascii="Times New Roman" w:hAnsi="Times New Roman" w:eastAsia="Times New Roman"/>
+          <w:sz w:val="28"/>
+        </w:rPr>
+        <w:t xml:space="preserve"> содержит REST-контроллеры приложения, отвечающие за вход в систему, каталог, заказы, отчёты и вспомогательные интеграции. Контроллеры не реализуют бизнес-логику напрямую, а передают вычисления сервисному слою.</w:t>
       </w:r>
     </w:p>
     <w:p>
@@ -6150,6 +8989,7 @@
     <w:p>
       <w:pPr>
         <w:pStyle w:val="af7"/>
+        <w:spacing w:before="0" w:after="0" w:line="240" w:lineRule="auto"/>
         <w:ind w:firstLine="567"/>
         <w:jc w:val="center"/>
         <w:rPr>
@@ -6157,12 +8997,25 @@
         </w:rPr>
       </w:pPr>
       <w:r>
-        <w:t>Рисунок 2.6 – Пакет controller</w:t>
-      </w:r>
-    </w:p>
-    <w:p>
-      <w:pPr>
-        <w:spacing w:after="0"/>
+        <w:rPr>
+          <w:rFonts w:ascii="Times New Roman" w:hAnsi="Times New Roman" w:eastAsia="Times New Roman"/>
+          <w:sz w:val="28"/>
+        </w:rPr>
+        <w:t xml:space="preserve">Рисунок 2.6 – Пакет </w:t>
+      </w:r>
+      <w:proofErr w:type="spellStart"/>
+      <w:r>
+        <w:rPr>
+          <w:rFonts w:ascii="Times New Roman" w:hAnsi="Times New Roman" w:eastAsia="Times New Roman"/>
+          <w:sz w:val="28"/>
+        </w:rPr>
+        <w:t>controller</w:t>
+      </w:r>
+      <w:proofErr w:type="spellEnd"/>
+    </w:p>
+    <w:p>
+      <w:pPr>
+        <w:spacing w:after="0" w:before="0" w:line="240" w:lineRule="auto"/>
         <w:ind w:firstLine="567"/>
         <w:jc w:val="both"/>
         <w:rPr>
@@ -6171,12 +9024,17 @@
         </w:rPr>
       </w:pPr>
       <w:r>
+        <w:rPr>
+          <w:rFonts w:ascii="Times New Roman" w:hAnsi="Times New Roman" w:eastAsia="Times New Roman"/>
+          <w:sz w:val="28"/>
+        </w:rPr>
+        <w:lastRenderedPageBreak/>
         <w:t>В данный пакет входят:</w:t>
       </w:r>
     </w:p>
     <w:p>
       <w:pPr>
-        <w:spacing w:after="0"/>
+        <w:spacing w:after="0" w:before="0" w:line="240" w:lineRule="auto"/>
         <w:ind w:firstLine="567"/>
         <w:jc w:val="both"/>
         <w:rPr>
@@ -6184,13 +9042,26 @@
           <w:szCs w:val="28"/>
         </w:rPr>
       </w:pPr>
-      <w:r>
-        <w:t>AuthController — отвечает за авторизацию пользователя, проверку учётных данных и выдачу JWT-токена после успешного входа.</w:t>
-      </w:r>
-    </w:p>
-    <w:p>
-      <w:pPr>
-        <w:spacing w:after="0"/>
+      <w:proofErr w:type="spellStart"/>
+      <w:r>
+        <w:rPr>
+          <w:rFonts w:ascii="Times New Roman" w:hAnsi="Times New Roman" w:eastAsia="Times New Roman"/>
+          <w:sz w:val="28"/>
+        </w:rPr>
+        <w:t>AuthController</w:t>
+      </w:r>
+      <w:proofErr w:type="spellEnd"/>
+      <w:r>
+        <w:rPr>
+          <w:rFonts w:ascii="Times New Roman" w:hAnsi="Times New Roman" w:eastAsia="Times New Roman"/>
+          <w:sz w:val="28"/>
+        </w:rPr>
+        <w:t xml:space="preserve"> — отвечает за авторизацию пользователя, проверку учётных данных и выдачу JWT-токена после успешного входа.</w:t>
+      </w:r>
+    </w:p>
+    <w:p>
+      <w:pPr>
+        <w:spacing w:after="0" w:before="0" w:line="240" w:lineRule="auto"/>
         <w:ind w:firstLine="567"/>
         <w:jc w:val="both"/>
         <w:rPr>
@@ -6198,13 +9069,42 @@
           <w:szCs w:val="28"/>
         </w:rPr>
       </w:pPr>
-      <w:r>
-        <w:t>DirectorProfileController — обслуживает профиль директора магазина, адреса доставки и данные, которые отображаются в публичном frontend.</w:t>
-      </w:r>
-    </w:p>
-    <w:p>
-      <w:pPr>
-        <w:spacing w:after="0"/>
+      <w:proofErr w:type="spellStart"/>
+      <w:r>
+        <w:rPr>
+          <w:rFonts w:ascii="Times New Roman" w:hAnsi="Times New Roman" w:eastAsia="Times New Roman"/>
+          <w:sz w:val="28"/>
+        </w:rPr>
+        <w:t>DirectorProfileController</w:t>
+      </w:r>
+      <w:proofErr w:type="spellEnd"/>
+      <w:r>
+        <w:rPr>
+          <w:rFonts w:ascii="Times New Roman" w:hAnsi="Times New Roman" w:eastAsia="Times New Roman"/>
+          <w:sz w:val="28"/>
+        </w:rPr>
+        <w:t xml:space="preserve"> — обслуживает профиль директора магазина, адреса доставки и данные, которые отображаются в публичном </w:t>
+      </w:r>
+      <w:proofErr w:type="spellStart"/>
+      <w:r>
+        <w:rPr>
+          <w:rFonts w:ascii="Times New Roman" w:hAnsi="Times New Roman" w:eastAsia="Times New Roman"/>
+          <w:sz w:val="28"/>
+        </w:rPr>
+        <w:t>frontend</w:t>
+      </w:r>
+      <w:proofErr w:type="spellEnd"/>
+      <w:r>
+        <w:rPr>
+          <w:rFonts w:ascii="Times New Roman" w:hAnsi="Times New Roman" w:eastAsia="Times New Roman"/>
+          <w:sz w:val="28"/>
+        </w:rPr>
+        <w:t>.</w:t>
+      </w:r>
+    </w:p>
+    <w:p>
+      <w:pPr>
+        <w:spacing w:after="0" w:before="0" w:line="240" w:lineRule="auto"/>
         <w:ind w:firstLine="567"/>
         <w:jc w:val="both"/>
         <w:rPr>
@@ -6212,13 +9112,42 @@
           <w:szCs w:val="28"/>
         </w:rPr>
       </w:pPr>
-      <w:r>
-        <w:t>OrderController — основная точка работы с заказами, ручным и автоматическим назначением водителей, preview транспортной задачи и подтверждением маршрутов.</w:t>
-      </w:r>
-    </w:p>
-    <w:p>
-      <w:pPr>
-        <w:spacing w:after="0"/>
+      <w:proofErr w:type="spellStart"/>
+      <w:r>
+        <w:rPr>
+          <w:rFonts w:ascii="Times New Roman" w:hAnsi="Times New Roman" w:eastAsia="Times New Roman"/>
+          <w:sz w:val="28"/>
+        </w:rPr>
+        <w:t>OrderController</w:t>
+      </w:r>
+      <w:proofErr w:type="spellEnd"/>
+      <w:r>
+        <w:rPr>
+          <w:rFonts w:ascii="Times New Roman" w:hAnsi="Times New Roman" w:eastAsia="Times New Roman"/>
+          <w:sz w:val="28"/>
+        </w:rPr>
+        <w:t xml:space="preserve"> — основная точка работы с заказами, ручным и автоматическим назначением водителей, </w:t>
+      </w:r>
+      <w:proofErr w:type="spellStart"/>
+      <w:r>
+        <w:rPr>
+          <w:rFonts w:ascii="Times New Roman" w:hAnsi="Times New Roman" w:eastAsia="Times New Roman"/>
+          <w:sz w:val="28"/>
+        </w:rPr>
+        <w:t>preview</w:t>
+      </w:r>
+      <w:proofErr w:type="spellEnd"/>
+      <w:r>
+        <w:rPr>
+          <w:rFonts w:ascii="Times New Roman" w:hAnsi="Times New Roman" w:eastAsia="Times New Roman"/>
+          <w:sz w:val="28"/>
+        </w:rPr>
+        <w:t xml:space="preserve"> транспортной задачи и подтверждением маршрутов.</w:t>
+      </w:r>
+    </w:p>
+    <w:p>
+      <w:pPr>
+        <w:spacing w:after="0" w:before="0" w:line="240" w:lineRule="auto"/>
         <w:ind w:firstLine="567"/>
         <w:jc w:val="both"/>
         <w:rPr>
@@ -6226,13 +9155,26 @@
           <w:szCs w:val="28"/>
         </w:rPr>
       </w:pPr>
-      <w:r>
-        <w:t>ProductController — сопровождает каталог продукции, фильтрацию и редактирование товарных позиций.</w:t>
-      </w:r>
-    </w:p>
-    <w:p>
-      <w:pPr>
-        <w:spacing w:after="0"/>
+      <w:proofErr w:type="spellStart"/>
+      <w:r>
+        <w:rPr>
+          <w:rFonts w:ascii="Times New Roman" w:hAnsi="Times New Roman" w:eastAsia="Times New Roman"/>
+          <w:sz w:val="28"/>
+        </w:rPr>
+        <w:t>ProductController</w:t>
+      </w:r>
+      <w:proofErr w:type="spellEnd"/>
+      <w:r>
+        <w:rPr>
+          <w:rFonts w:ascii="Times New Roman" w:hAnsi="Times New Roman" w:eastAsia="Times New Roman"/>
+          <w:sz w:val="28"/>
+        </w:rPr>
+        <w:t xml:space="preserve"> — сопровождает каталог продукции, фильтрацию и редактирование товарных позиций.</w:t>
+      </w:r>
+    </w:p>
+    <w:p>
+      <w:pPr>
+        <w:spacing w:after="0" w:before="0" w:line="240" w:lineRule="auto"/>
         <w:ind w:firstLine="567"/>
         <w:jc w:val="both"/>
         <w:rPr>
@@ -6240,13 +9182,26 @@
           <w:szCs w:val="28"/>
         </w:rPr>
       </w:pPr>
-      <w:r>
-        <w:t>UserManagementController — используется для регистрации директоров магазинов, просмотра списка водителей и сопровождения учётных записей.</w:t>
-      </w:r>
-    </w:p>
-    <w:p>
-      <w:pPr>
-        <w:spacing w:after="0"/>
+      <w:proofErr w:type="spellStart"/>
+      <w:r>
+        <w:rPr>
+          <w:rFonts w:ascii="Times New Roman" w:hAnsi="Times New Roman" w:eastAsia="Times New Roman"/>
+          <w:sz w:val="28"/>
+        </w:rPr>
+        <w:t>UserManagementController</w:t>
+      </w:r>
+      <w:proofErr w:type="spellEnd"/>
+      <w:r>
+        <w:rPr>
+          <w:rFonts w:ascii="Times New Roman" w:hAnsi="Times New Roman" w:eastAsia="Times New Roman"/>
+          <w:sz w:val="28"/>
+        </w:rPr>
+        <w:t xml:space="preserve"> — используется для регистрации директоров магазинов, просмотра списка водителей и сопровождения учётных записей.</w:t>
+      </w:r>
+    </w:p>
+    <w:p>
+      <w:pPr>
+        <w:spacing w:after="0" w:before="0" w:line="240" w:lineRule="auto"/>
         <w:ind w:firstLine="567"/>
         <w:jc w:val="both"/>
         <w:rPr>
@@ -6254,13 +9209,26 @@
           <w:szCs w:val="28"/>
         </w:rPr>
       </w:pPr>
-      <w:r>
-        <w:t>DashboardController — возвращает агрегированные показатели по статусам заказов и общую сводку для менеджерского интерфейса.</w:t>
-      </w:r>
-    </w:p>
-    <w:p>
-      <w:pPr>
-        <w:spacing w:after="0"/>
+      <w:proofErr w:type="spellStart"/>
+      <w:r>
+        <w:rPr>
+          <w:rFonts w:ascii="Times New Roman" w:hAnsi="Times New Roman" w:eastAsia="Times New Roman"/>
+          <w:sz w:val="28"/>
+        </w:rPr>
+        <w:t>DashboardController</w:t>
+      </w:r>
+      <w:proofErr w:type="spellEnd"/>
+      <w:r>
+        <w:rPr>
+          <w:rFonts w:ascii="Times New Roman" w:hAnsi="Times New Roman" w:eastAsia="Times New Roman"/>
+          <w:sz w:val="28"/>
+        </w:rPr>
+        <w:t xml:space="preserve"> — возвращает агрегированные показатели по статусам заказов и общую сводку для менеджерского интерфейса.</w:t>
+      </w:r>
+    </w:p>
+    <w:p>
+      <w:pPr>
+        <w:spacing w:after="0" w:before="0" w:line="240" w:lineRule="auto"/>
         <w:ind w:firstLine="567"/>
         <w:jc w:val="both"/>
         <w:rPr>
@@ -6268,13 +9236,26 @@
           <w:szCs w:val="28"/>
         </w:rPr>
       </w:pPr>
-      <w:r>
-        <w:t>ReportController — отвечает за формирование отчётов и выгрузку данных по заказам в файл Excel.</w:t>
-      </w:r>
-    </w:p>
-    <w:p>
-      <w:pPr>
-        <w:spacing w:after="0"/>
+      <w:proofErr w:type="spellStart"/>
+      <w:r>
+        <w:rPr>
+          <w:rFonts w:ascii="Times New Roman" w:hAnsi="Times New Roman" w:eastAsia="Times New Roman"/>
+          <w:sz w:val="28"/>
+        </w:rPr>
+        <w:t>ReportController</w:t>
+      </w:r>
+      <w:proofErr w:type="spellEnd"/>
+      <w:r>
+        <w:rPr>
+          <w:rFonts w:ascii="Times New Roman" w:hAnsi="Times New Roman" w:eastAsia="Times New Roman"/>
+          <w:sz w:val="28"/>
+        </w:rPr>
+        <w:t xml:space="preserve"> — отвечает за формирование отчётов и выгрузку данных по заказам в файл Excel.</w:t>
+      </w:r>
+    </w:p>
+    <w:p>
+      <w:pPr>
+        <w:spacing w:after="0" w:before="0" w:line="240" w:lineRule="auto"/>
         <w:ind w:firstLine="567"/>
         <w:jc w:val="both"/>
         <w:rPr>
@@ -6282,13 +9263,26 @@
           <w:szCs w:val="28"/>
         </w:rPr>
       </w:pPr>
-      <w:r>
-        <w:t>NotificationController — публикует поток уведомлений и события для актуализации пользовательских экранов.</w:t>
-      </w:r>
-    </w:p>
-    <w:p>
-      <w:pPr>
-        <w:spacing w:after="0"/>
+      <w:proofErr w:type="spellStart"/>
+      <w:r>
+        <w:rPr>
+          <w:rFonts w:ascii="Times New Roman" w:hAnsi="Times New Roman" w:eastAsia="Times New Roman"/>
+          <w:sz w:val="28"/>
+        </w:rPr>
+        <w:t>NotificationController</w:t>
+      </w:r>
+      <w:proofErr w:type="spellEnd"/>
+      <w:r>
+        <w:rPr>
+          <w:rFonts w:ascii="Times New Roman" w:hAnsi="Times New Roman" w:eastAsia="Times New Roman"/>
+          <w:sz w:val="28"/>
+        </w:rPr>
+        <w:t xml:space="preserve"> — публикует поток уведомлений и события для актуализации пользовательских экранов.</w:t>
+      </w:r>
+    </w:p>
+    <w:p>
+      <w:pPr>
+        <w:spacing w:after="0" w:before="0" w:line="240" w:lineRule="auto"/>
         <w:ind w:firstLine="567"/>
         <w:jc w:val="both"/>
         <w:rPr>
@@ -6296,13 +9290,42 @@
           <w:szCs w:val="28"/>
         </w:rPr>
       </w:pPr>
-      <w:r>
-        <w:t>GeoController — выполняет геокодирование адресов и подготовку данных для отображения точек на карте.</w:t>
-      </w:r>
-    </w:p>
-    <w:p>
-      <w:pPr>
-        <w:spacing w:after="0"/>
+      <w:proofErr w:type="spellStart"/>
+      <w:r>
+        <w:rPr>
+          <w:rFonts w:ascii="Times New Roman" w:hAnsi="Times New Roman" w:eastAsia="Times New Roman"/>
+          <w:sz w:val="28"/>
+        </w:rPr>
+        <w:t>GeoController</w:t>
+      </w:r>
+      <w:proofErr w:type="spellEnd"/>
+      <w:r>
+        <w:rPr>
+          <w:rFonts w:ascii="Times New Roman" w:hAnsi="Times New Roman" w:eastAsia="Times New Roman"/>
+          <w:sz w:val="28"/>
+        </w:rPr>
+        <w:t xml:space="preserve"> — выполняет </w:t>
+      </w:r>
+      <w:proofErr w:type="spellStart"/>
+      <w:r>
+        <w:rPr>
+          <w:rFonts w:ascii="Times New Roman" w:hAnsi="Times New Roman" w:eastAsia="Times New Roman"/>
+          <w:sz w:val="28"/>
+        </w:rPr>
+        <w:t>геокодирование</w:t>
+      </w:r>
+      <w:proofErr w:type="spellEnd"/>
+      <w:r>
+        <w:rPr>
+          <w:rFonts w:ascii="Times New Roman" w:hAnsi="Times New Roman" w:eastAsia="Times New Roman"/>
+          <w:sz w:val="28"/>
+        </w:rPr>
+        <w:t xml:space="preserve"> адресов и подготовку данных для отображения точек на карте.</w:t>
+      </w:r>
+    </w:p>
+    <w:p>
+      <w:pPr>
+        <w:spacing w:after="0" w:before="0" w:line="240" w:lineRule="auto"/>
         <w:ind w:firstLine="567"/>
         <w:jc w:val="both"/>
         <w:rPr>
@@ -6311,12 +9334,32 @@
         </w:rPr>
       </w:pPr>
       <w:r>
-        <w:t>Production-конфигурация публичной версии оставляет доступными рабочие endpoint'ы авторизации, каталога, заказов, отчётности и маршрутизации.</w:t>
-      </w:r>
-    </w:p>
-    <w:p>
-      <w:pPr>
-        <w:spacing w:after="0"/>
+        <w:rPr>
+          <w:rFonts w:ascii="Times New Roman" w:hAnsi="Times New Roman" w:eastAsia="Times New Roman"/>
+          <w:sz w:val="28"/>
+        </w:rPr>
+        <w:t xml:space="preserve">Production-конфигурация публичной версии оставляет доступными рабочие </w:t>
+      </w:r>
+      <w:proofErr w:type="spellStart"/>
+      <w:r>
+        <w:rPr>
+          <w:rFonts w:ascii="Times New Roman" w:hAnsi="Times New Roman" w:eastAsia="Times New Roman"/>
+          <w:sz w:val="28"/>
+        </w:rPr>
+        <w:t>endpoint'ы</w:t>
+      </w:r>
+      <w:proofErr w:type="spellEnd"/>
+      <w:r>
+        <w:rPr>
+          <w:rFonts w:ascii="Times New Roman" w:hAnsi="Times New Roman" w:eastAsia="Times New Roman"/>
+          <w:sz w:val="28"/>
+        </w:rPr>
+        <w:t xml:space="preserve"> авторизации, каталога, заказов, отчётности и маршрутизации.</w:t>
+      </w:r>
+    </w:p>
+    <w:p>
+      <w:pPr>
+        <w:spacing w:after="0" w:before="0" w:line="240" w:lineRule="auto"/>
         <w:ind w:firstLine="567"/>
         <w:jc w:val="both"/>
         <w:rPr>
@@ -6325,12 +9368,16 @@
         </w:rPr>
       </w:pPr>
       <w:r>
+        <w:rPr>
+          <w:rFonts w:ascii="Times New Roman" w:hAnsi="Times New Roman" w:eastAsia="Times New Roman"/>
+          <w:sz w:val="28"/>
+        </w:rPr>
         <w:t>Контроллеры возвращают клиенту только те данные, которые требуются конкретной роли. На этом уровне выполняются проверка входных параметров, преобразование объектов в JSON-ответы и выбор корректных HTTP-кодов, а вся предметная логика подтверждения заказа или назначения маршрута передаётся сервисному слою.</w:t>
       </w:r>
     </w:p>
     <w:p>
       <w:pPr>
-        <w:spacing w:after="0"/>
+        <w:spacing w:after="0" w:before="0" w:line="240" w:lineRule="auto"/>
         <w:ind w:firstLine="567"/>
         <w:jc w:val="both"/>
         <w:rPr>
@@ -6339,7 +9386,75 @@
         </w:rPr>
       </w:pPr>
       <w:r>
-        <w:t>Пакеты config и security содержат механизмы безопасности и конфигурации проекта. Здесь описаны правила доступа к эндпоинтам, настройки JWT, CORS и production-профиль публичной версии.</w:t>
+        <w:rPr>
+          <w:rFonts w:ascii="Times New Roman" w:hAnsi="Times New Roman" w:eastAsia="Times New Roman"/>
+          <w:sz w:val="28"/>
+        </w:rPr>
+        <w:t xml:space="preserve">Пакеты </w:t>
+      </w:r>
+      <w:proofErr w:type="spellStart"/>
+      <w:r>
+        <w:rPr>
+          <w:rFonts w:ascii="Times New Roman" w:hAnsi="Times New Roman" w:eastAsia="Times New Roman"/>
+          <w:sz w:val="28"/>
+        </w:rPr>
+        <w:t>config</w:t>
+      </w:r>
+      <w:proofErr w:type="spellEnd"/>
+      <w:r>
+        <w:rPr>
+          <w:rFonts w:ascii="Times New Roman" w:hAnsi="Times New Roman" w:eastAsia="Times New Roman"/>
+          <w:sz w:val="28"/>
+        </w:rPr>
+        <w:t xml:space="preserve"> и </w:t>
+      </w:r>
+      <w:proofErr w:type="spellStart"/>
+      <w:r>
+        <w:rPr>
+          <w:rFonts w:ascii="Times New Roman" w:hAnsi="Times New Roman" w:eastAsia="Times New Roman"/>
+          <w:sz w:val="28"/>
+        </w:rPr>
+        <w:t>security</w:t>
+      </w:r>
+      <w:proofErr w:type="spellEnd"/>
+      <w:r>
+        <w:rPr>
+          <w:rFonts w:ascii="Times New Roman" w:hAnsi="Times New Roman" w:eastAsia="Times New Roman"/>
+          <w:sz w:val="28"/>
+        </w:rPr>
+        <w:t xml:space="preserve"> содержат механизмы безопасности и конфигурации проекта. Здесь описаны правила доступа к </w:t>
+      </w:r>
+      <w:proofErr w:type="spellStart"/>
+      <w:r>
+        <w:rPr>
+          <w:rFonts w:ascii="Times New Roman" w:hAnsi="Times New Roman" w:eastAsia="Times New Roman"/>
+          <w:sz w:val="28"/>
+        </w:rPr>
+        <w:t>эндпоинтам</w:t>
+      </w:r>
+      <w:proofErr w:type="spellEnd"/>
+      <w:r>
+        <w:rPr>
+          <w:rFonts w:ascii="Times New Roman" w:hAnsi="Times New Roman" w:eastAsia="Times New Roman"/>
+          <w:sz w:val="28"/>
+        </w:rPr>
+        <w:t xml:space="preserve">, настройки JWT, CORS и </w:t>
+      </w:r>
+      <w:proofErr w:type="spellStart"/>
+      <w:r>
+        <w:rPr>
+          <w:rFonts w:ascii="Times New Roman" w:hAnsi="Times New Roman" w:eastAsia="Times New Roman"/>
+          <w:sz w:val="28"/>
+        </w:rPr>
+        <w:t>production</w:t>
+      </w:r>
+      <w:proofErr w:type="spellEnd"/>
+      <w:r>
+        <w:rPr>
+          <w:rFonts w:ascii="Times New Roman" w:hAnsi="Times New Roman" w:eastAsia="Times New Roman"/>
+          <w:sz w:val="28"/>
+        </w:rPr>
+        <w:t>-профиль публичной версии.</w:t>
       </w:r>
     </w:p>
     <w:p>
@@ -6351,6 +9466,7 @@
         <w:rPr>
           <w:noProof/>
         </w:rPr>
+        <w:lastRenderedPageBreak/>
         <w:drawing>
           <wp:inline distT="0" distB="0" distL="0" distR="0" wp14:anchorId="014ECB15" wp14:editId="46D1867F">
             <wp:extent cx="5184000" cy="2916000"/>
@@ -6391,6 +9507,7 @@
     <w:p>
       <w:pPr>
         <w:pStyle w:val="af7"/>
+        <w:spacing w:before="0" w:after="0" w:line="240" w:lineRule="auto"/>
         <w:ind w:firstLine="567"/>
         <w:jc w:val="center"/>
         <w:rPr>
@@ -6398,12 +9515,41 @@
         </w:rPr>
       </w:pPr>
       <w:r>
-        <w:t>Рисунок 2.7 – Пакеты config и security</w:t>
-      </w:r>
-    </w:p>
-    <w:p>
-      <w:pPr>
-        <w:spacing w:after="0"/>
+        <w:rPr>
+          <w:rFonts w:ascii="Times New Roman" w:hAnsi="Times New Roman" w:eastAsia="Times New Roman"/>
+          <w:sz w:val="28"/>
+        </w:rPr>
+        <w:t xml:space="preserve">Рисунок 2.7 – Пакеты </w:t>
+      </w:r>
+      <w:proofErr w:type="spellStart"/>
+      <w:r>
+        <w:rPr>
+          <w:rFonts w:ascii="Times New Roman" w:hAnsi="Times New Roman" w:eastAsia="Times New Roman"/>
+          <w:sz w:val="28"/>
+        </w:rPr>
+        <w:t>config</w:t>
+      </w:r>
+      <w:proofErr w:type="spellEnd"/>
+      <w:r>
+        <w:rPr>
+          <w:rFonts w:ascii="Times New Roman" w:hAnsi="Times New Roman" w:eastAsia="Times New Roman"/>
+          <w:sz w:val="28"/>
+        </w:rPr>
+        <w:t xml:space="preserve"> и </w:t>
+      </w:r>
+      <w:proofErr w:type="spellStart"/>
+      <w:r>
+        <w:rPr>
+          <w:rFonts w:ascii="Times New Roman" w:hAnsi="Times New Roman" w:eastAsia="Times New Roman"/>
+          <w:sz w:val="28"/>
+        </w:rPr>
+        <w:t>security</w:t>
+      </w:r>
+      <w:proofErr w:type="spellEnd"/>
+    </w:p>
+    <w:p>
+      <w:pPr>
+        <w:spacing w:after="0" w:before="0" w:line="240" w:lineRule="auto"/>
         <w:ind w:firstLine="567"/>
         <w:jc w:val="both"/>
         <w:rPr>
@@ -6412,12 +9558,16 @@
         </w:rPr>
       </w:pPr>
       <w:r>
+        <w:rPr>
+          <w:rFonts w:ascii="Times New Roman" w:hAnsi="Times New Roman" w:eastAsia="Times New Roman"/>
+          <w:sz w:val="28"/>
+        </w:rPr>
         <w:t>За счёт этих пакетов в системе реализуются защита API, привязка ролей к запросам, настройка CORS и профилей окружения, а также выпуск JWT-токенов для клиента.</w:t>
       </w:r>
     </w:p>
     <w:p>
       <w:pPr>
-        <w:spacing w:after="0"/>
+        <w:spacing w:after="0" w:before="0" w:line="240" w:lineRule="auto"/>
         <w:ind w:firstLine="567"/>
         <w:jc w:val="both"/>
         <w:rPr>
@@ -6426,12 +9576,16 @@
         </w:rPr>
       </w:pPr>
       <w:r>
+        <w:rPr>
+          <w:rFonts w:ascii="Times New Roman" w:hAnsi="Times New Roman" w:eastAsia="Times New Roman"/>
+          <w:sz w:val="28"/>
+        </w:rPr>
         <w:t>На уровне безопасности проект проверяет учётные данные пользователя и выпускает JWT-токен для клиента.</w:t>
       </w:r>
     </w:p>
     <w:p>
       <w:pPr>
-        <w:spacing w:after="0"/>
+        <w:spacing w:after="0" w:before="0" w:line="240" w:lineRule="auto"/>
         <w:ind w:firstLine="567"/>
         <w:jc w:val="both"/>
         <w:rPr>
@@ -6440,12 +9594,32 @@
         </w:rPr>
       </w:pPr>
       <w:r>
-        <w:t>Отдельные правила маршрутизации сопоставляют эндпоинты API с разрешёнными ролями пользователей.</w:t>
-      </w:r>
-    </w:p>
-    <w:p>
-      <w:pPr>
-        <w:spacing w:after="0"/>
+        <w:rPr>
+          <w:rFonts w:ascii="Times New Roman" w:hAnsi="Times New Roman" w:eastAsia="Times New Roman"/>
+          <w:sz w:val="28"/>
+        </w:rPr>
+        <w:t xml:space="preserve">Отдельные правила маршрутизации сопоставляют </w:t>
+      </w:r>
+      <w:proofErr w:type="spellStart"/>
+      <w:r>
+        <w:rPr>
+          <w:rFonts w:ascii="Times New Roman" w:hAnsi="Times New Roman" w:eastAsia="Times New Roman"/>
+          <w:sz w:val="28"/>
+        </w:rPr>
+        <w:t>эндпоинты</w:t>
+      </w:r>
+      <w:proofErr w:type="spellEnd"/>
+      <w:r>
+        <w:rPr>
+          <w:rFonts w:ascii="Times New Roman" w:hAnsi="Times New Roman" w:eastAsia="Times New Roman"/>
+          <w:sz w:val="28"/>
+        </w:rPr>
+        <w:t xml:space="preserve"> API с разрешёнными ролями пользователей.</w:t>
+      </w:r>
+    </w:p>
+    <w:p>
+      <w:pPr>
+        <w:spacing w:after="0" w:before="0" w:line="240" w:lineRule="auto"/>
         <w:ind w:firstLine="567"/>
         <w:jc w:val="both"/>
         <w:rPr>
@@ -6454,12 +9628,16 @@
         </w:rPr>
       </w:pPr>
       <w:r>
+        <w:rPr>
+          <w:rFonts w:ascii="Times New Roman" w:hAnsi="Times New Roman" w:eastAsia="Times New Roman"/>
+          <w:sz w:val="28"/>
+        </w:rPr>
         <w:t>Служебные операции блокируются для пользователей с неподходящей ролью, что исключает выполнение чужих сценариев.</w:t>
       </w:r>
     </w:p>
     <w:p>
       <w:pPr>
-        <w:spacing w:after="0"/>
+        <w:spacing w:after="0" w:before="0" w:line="240" w:lineRule="auto"/>
         <w:ind w:firstLine="567"/>
         <w:jc w:val="both"/>
         <w:rPr>
@@ -6468,12 +9646,32 @@
         </w:rPr>
       </w:pPr>
       <w:r>
-        <w:t>Дополнительно конфигурационные пакеты задают production-defaults: служебные сценарии выключены, каталог может наполняться при запуске, а CORS разрешает публичный домен сайта.</w:t>
-      </w:r>
-    </w:p>
-    <w:p>
-      <w:pPr>
-        <w:spacing w:after="0"/>
+        <w:rPr>
+          <w:rFonts w:ascii="Times New Roman" w:hAnsi="Times New Roman" w:eastAsia="Times New Roman"/>
+          <w:sz w:val="28"/>
+        </w:rPr>
+        <w:t xml:space="preserve">Дополнительно конфигурационные пакеты задают </w:t>
+      </w:r>
+      <w:proofErr w:type="spellStart"/>
+      <w:r>
+        <w:rPr>
+          <w:rFonts w:ascii="Times New Roman" w:hAnsi="Times New Roman" w:eastAsia="Times New Roman"/>
+          <w:sz w:val="28"/>
+        </w:rPr>
+        <w:t>production-defaults</w:t>
+      </w:r>
+      <w:proofErr w:type="spellEnd"/>
+      <w:r>
+        <w:rPr>
+          <w:rFonts w:ascii="Times New Roman" w:hAnsi="Times New Roman" w:eastAsia="Times New Roman"/>
+          <w:sz w:val="28"/>
+        </w:rPr>
+        <w:t>: служебные сценарии выключены, каталог может наполняться при запуске, а CORS разрешает публичный домен сайта.</w:t>
+      </w:r>
+    </w:p>
+    <w:p>
+      <w:pPr>
+        <w:spacing w:after="0" w:before="0" w:line="240" w:lineRule="auto"/>
         <w:ind w:firstLine="567"/>
         <w:jc w:val="both"/>
         <w:rPr>
@@ -6482,7 +9680,43 @@
         </w:rPr>
       </w:pPr>
       <w:r>
-        <w:t>Во frontend роль директора реализована в файле DirectorView.jsx. Этот модуль объединяет профиль, адреса, каталог, корзину и историю заказов, а также использует карту для выбора точки доставки.</w:t>
+        <w:rPr>
+          <w:rFonts w:ascii="Times New Roman" w:hAnsi="Times New Roman" w:eastAsia="Times New Roman"/>
+          <w:sz w:val="28"/>
+        </w:rPr>
+        <w:t xml:space="preserve">Во </w:t>
+      </w:r>
+      <w:proofErr w:type="spellStart"/>
+      <w:r>
+        <w:rPr>
+          <w:rFonts w:ascii="Times New Roman" w:hAnsi="Times New Roman" w:eastAsia="Times New Roman"/>
+          <w:sz w:val="28"/>
+        </w:rPr>
+        <w:t>frontend</w:t>
+      </w:r>
+      <w:proofErr w:type="spellEnd"/>
+      <w:r>
+        <w:rPr>
+          <w:rFonts w:ascii="Times New Roman" w:hAnsi="Times New Roman" w:eastAsia="Times New Roman"/>
+          <w:sz w:val="28"/>
+        </w:rPr>
+        <w:t xml:space="preserve"> роль директора реализована в файле </w:t>
+      </w:r>
+      <w:proofErr w:type="spellStart"/>
+      <w:r>
+        <w:rPr>
+          <w:rFonts w:ascii="Times New Roman" w:hAnsi="Times New Roman" w:eastAsia="Times New Roman"/>
+          <w:sz w:val="28"/>
+        </w:rPr>
+        <w:t>DirectorView.jsx</w:t>
+      </w:r>
+      <w:proofErr w:type="spellEnd"/>
+      <w:r>
+        <w:rPr>
+          <w:rFonts w:ascii="Times New Roman" w:hAnsi="Times New Roman" w:eastAsia="Times New Roman"/>
+          <w:sz w:val="28"/>
+        </w:rPr>
+        <w:t>. Этот модуль объединяет профиль, адреса, каталог, корзину и историю заказов, а также использует карту для выбора точки доставки.</w:t>
       </w:r>
     </w:p>
     <w:p>
@@ -6494,6 +9728,7 @@
         <w:rPr>
           <w:noProof/>
         </w:rPr>
+        <w:lastRenderedPageBreak/>
         <w:drawing>
           <wp:inline distT="0" distB="0" distL="0" distR="0" wp14:anchorId="6F2193DF" wp14:editId="7632C03A">
             <wp:extent cx="5184000" cy="2916000"/>
@@ -6534,6 +9769,7 @@
     <w:p>
       <w:pPr>
         <w:pStyle w:val="af7"/>
+        <w:spacing w:before="0" w:after="0" w:line="240" w:lineRule="auto"/>
         <w:ind w:firstLine="567"/>
         <w:jc w:val="center"/>
         <w:rPr>
@@ -6541,12 +9777,25 @@
         </w:rPr>
       </w:pPr>
       <w:r>
-        <w:t>Рисунок 2.8 – Директорский модуль frontend</w:t>
-      </w:r>
-    </w:p>
-    <w:p>
-      <w:pPr>
-        <w:spacing w:after="0"/>
+        <w:rPr>
+          <w:rFonts w:ascii="Times New Roman" w:hAnsi="Times New Roman" w:eastAsia="Times New Roman"/>
+          <w:sz w:val="28"/>
+        </w:rPr>
+        <w:t xml:space="preserve">Рисунок 2.8 – Директорский модуль </w:t>
+      </w:r>
+      <w:proofErr w:type="spellStart"/>
+      <w:r>
+        <w:rPr>
+          <w:rFonts w:ascii="Times New Roman" w:hAnsi="Times New Roman" w:eastAsia="Times New Roman"/>
+          <w:sz w:val="28"/>
+        </w:rPr>
+        <w:t>frontend</w:t>
+      </w:r>
+      <w:proofErr w:type="spellEnd"/>
+    </w:p>
+    <w:p>
+      <w:pPr>
+        <w:spacing w:after="0" w:before="0" w:line="240" w:lineRule="auto"/>
         <w:ind w:firstLine="567"/>
         <w:jc w:val="both"/>
         <w:rPr>
@@ -6555,12 +9804,16 @@
         </w:rPr>
       </w:pPr>
       <w:r>
+        <w:rPr>
+          <w:rFonts w:ascii="Times New Roman" w:hAnsi="Times New Roman" w:eastAsia="Times New Roman"/>
+          <w:sz w:val="28"/>
+        </w:rPr>
         <w:t>Пользовательский цикл директора включает проверку профиля, добавление адресов, выбор продукции и формирование заявки. Дополнительно доступны история заказов и сценарий повторного оформления.</w:t>
       </w:r>
     </w:p>
     <w:p>
       <w:pPr>
-        <w:spacing w:after="0"/>
+        <w:spacing w:after="0" w:before="0" w:line="240" w:lineRule="auto"/>
         <w:ind w:firstLine="567"/>
         <w:jc w:val="both"/>
         <w:rPr>
@@ -6569,12 +9822,16 @@
         </w:rPr>
       </w:pPr>
       <w:r>
+        <w:rPr>
+          <w:rFonts w:ascii="Times New Roman" w:hAnsi="Times New Roman" w:eastAsia="Times New Roman"/>
+          <w:sz w:val="28"/>
+        </w:rPr>
         <w:t>В интерфейсе директора выделяется карточка профиля и контактных данных магазина.</w:t>
       </w:r>
     </w:p>
     <w:p>
       <w:pPr>
-        <w:spacing w:after="0"/>
+        <w:spacing w:after="0" w:before="0" w:line="240" w:lineRule="auto"/>
         <w:ind w:firstLine="567"/>
         <w:jc w:val="both"/>
         <w:rPr>
@@ -6583,12 +9840,16 @@
         </w:rPr>
       </w:pPr>
       <w:r>
+        <w:rPr>
+          <w:rFonts w:ascii="Times New Roman" w:hAnsi="Times New Roman" w:eastAsia="Times New Roman"/>
+          <w:sz w:val="28"/>
+        </w:rPr>
         <w:t>Отдельный раздел адресов содержит карту выбора точки доставки и форму сохранения координат.</w:t>
       </w:r>
     </w:p>
     <w:p>
       <w:pPr>
-        <w:spacing w:after="0"/>
+        <w:spacing w:after="0" w:before="0" w:line="240" w:lineRule="auto"/>
         <w:ind w:firstLine="567"/>
         <w:jc w:val="both"/>
         <w:rPr>
@@ -6597,12 +9858,16 @@
         </w:rPr>
       </w:pPr>
       <w:r>
+        <w:rPr>
+          <w:rFonts w:ascii="Times New Roman" w:hAnsi="Times New Roman" w:eastAsia="Times New Roman"/>
+          <w:sz w:val="28"/>
+        </w:rPr>
         <w:t>Каталог обеспечивает фильтрацию продукции, работу с корзиной и расчёт суммы создаваемой заявки.</w:t>
       </w:r>
     </w:p>
     <w:p>
       <w:pPr>
-        <w:spacing w:after="0"/>
+        <w:spacing w:after="0" w:before="0" w:line="240" w:lineRule="auto"/>
         <w:ind w:firstLine="567"/>
         <w:jc w:val="both"/>
         <w:rPr>
@@ -6611,12 +9876,16 @@
         </w:rPr>
       </w:pPr>
       <w:r>
+        <w:rPr>
+          <w:rFonts w:ascii="Times New Roman" w:hAnsi="Times New Roman" w:eastAsia="Times New Roman"/>
+          <w:sz w:val="28"/>
+        </w:rPr>
         <w:t>История заказов отображает статусы документов и позволяет повторить ранее оформленную заявку.</w:t>
       </w:r>
     </w:p>
     <w:p>
       <w:pPr>
-        <w:spacing w:after="0"/>
+        <w:spacing w:after="0" w:before="0" w:line="240" w:lineRule="auto"/>
         <w:ind w:firstLine="567"/>
         <w:jc w:val="both"/>
         <w:rPr>
@@ -6625,7 +9894,43 @@
         </w:rPr>
       </w:pPr>
       <w:r>
-        <w:t>Менеджерский модуль собран вокруг файла ManagerView.jsx. В нём реализованы сводка по системе, kanban-представление статусов заявок, сопровождение каталога, регистрация пользователей и выгрузка Excel-отчётов.</w:t>
+        <w:rPr>
+          <w:rFonts w:ascii="Times New Roman" w:hAnsi="Times New Roman" w:eastAsia="Times New Roman"/>
+          <w:sz w:val="28"/>
+        </w:rPr>
+        <w:t xml:space="preserve">Менеджерский модуль собран вокруг файла </w:t>
+      </w:r>
+      <w:proofErr w:type="spellStart"/>
+      <w:r>
+        <w:rPr>
+          <w:rFonts w:ascii="Times New Roman" w:hAnsi="Times New Roman" w:eastAsia="Times New Roman"/>
+          <w:sz w:val="28"/>
+        </w:rPr>
+        <w:t>ManagerView.jsx</w:t>
+      </w:r>
+      <w:proofErr w:type="spellEnd"/>
+      <w:r>
+        <w:rPr>
+          <w:rFonts w:ascii="Times New Roman" w:hAnsi="Times New Roman" w:eastAsia="Times New Roman"/>
+          <w:sz w:val="28"/>
+        </w:rPr>
+        <w:t xml:space="preserve">. В нём реализованы сводка по системе, </w:t>
+      </w:r>
+      <w:proofErr w:type="spellStart"/>
+      <w:r>
+        <w:rPr>
+          <w:rFonts w:ascii="Times New Roman" w:hAnsi="Times New Roman" w:eastAsia="Times New Roman"/>
+          <w:sz w:val="28"/>
+        </w:rPr>
+        <w:t>kanban</w:t>
+      </w:r>
+      <w:proofErr w:type="spellEnd"/>
+      <w:r>
+        <w:rPr>
+          <w:rFonts w:ascii="Times New Roman" w:hAnsi="Times New Roman" w:eastAsia="Times New Roman"/>
+          <w:sz w:val="28"/>
+        </w:rPr>
+        <w:t>-представление статусов заявок, сопровождение каталога, регистрация пользователей и выгрузка Excel-отчётов.</w:t>
       </w:r>
     </w:p>
     <w:p>
@@ -6677,6 +9982,7 @@
     <w:p>
       <w:pPr>
         <w:pStyle w:val="af7"/>
+        <w:spacing w:before="0" w:after="0" w:line="240" w:lineRule="auto"/>
         <w:ind w:firstLine="567"/>
         <w:jc w:val="center"/>
         <w:rPr>
@@ -6684,12 +9990,26 @@
         </w:rPr>
       </w:pPr>
       <w:r>
-        <w:t>Рисунок 2.9 – Менеджерский модуль frontend</w:t>
-      </w:r>
-    </w:p>
-    <w:p>
-      <w:pPr>
-        <w:spacing w:after="0"/>
+        <w:rPr>
+          <w:rFonts w:ascii="Times New Roman" w:hAnsi="Times New Roman" w:eastAsia="Times New Roman"/>
+          <w:sz w:val="28"/>
+        </w:rPr>
+        <w:lastRenderedPageBreak/>
+        <w:t xml:space="preserve">Рисунок 2.9 – Менеджерский модуль </w:t>
+      </w:r>
+      <w:proofErr w:type="spellStart"/>
+      <w:r>
+        <w:rPr>
+          <w:rFonts w:ascii="Times New Roman" w:hAnsi="Times New Roman" w:eastAsia="Times New Roman"/>
+          <w:sz w:val="28"/>
+        </w:rPr>
+        <w:t>frontend</w:t>
+      </w:r>
+      <w:proofErr w:type="spellEnd"/>
+    </w:p>
+    <w:p>
+      <w:pPr>
+        <w:spacing w:after="0" w:before="0" w:line="240" w:lineRule="auto"/>
         <w:ind w:firstLine="567"/>
         <w:jc w:val="both"/>
         <w:rPr>
@@ -6698,12 +10018,16 @@
         </w:rPr>
       </w:pPr>
       <w:r>
+        <w:rPr>
+          <w:rFonts w:ascii="Times New Roman" w:hAnsi="Times New Roman" w:eastAsia="Times New Roman"/>
+          <w:sz w:val="28"/>
+        </w:rPr>
         <w:t>Менеджер отвечает за переход заказа из состояния CREATED в APPROVED, а также за поддержку актуального каталога и учётных записей участников системы.</w:t>
       </w:r>
     </w:p>
     <w:p>
       <w:pPr>
-        <w:spacing w:after="0"/>
+        <w:spacing w:after="0" w:before="0" w:line="240" w:lineRule="auto"/>
         <w:ind w:firstLine="567"/>
         <w:jc w:val="both"/>
         <w:rPr>
@@ -6711,13 +10035,26 @@
           <w:szCs w:val="28"/>
         </w:rPr>
       </w:pPr>
-      <w:r>
-        <w:t>Dashboard отображает сводную статистику и показатели по заказам.</w:t>
-      </w:r>
-    </w:p>
-    <w:p>
-      <w:pPr>
-        <w:spacing w:after="0"/>
+      <w:proofErr w:type="spellStart"/>
+      <w:r>
+        <w:rPr>
+          <w:rFonts w:ascii="Times New Roman" w:hAnsi="Times New Roman" w:eastAsia="Times New Roman"/>
+          <w:sz w:val="28"/>
+        </w:rPr>
+        <w:t>Dashboard</w:t>
+      </w:r>
+      <w:proofErr w:type="spellEnd"/>
+      <w:r>
+        <w:rPr>
+          <w:rFonts w:ascii="Times New Roman" w:hAnsi="Times New Roman" w:eastAsia="Times New Roman"/>
+          <w:sz w:val="28"/>
+        </w:rPr>
+        <w:t xml:space="preserve"> отображает сводную статистику и показатели по заказам.</w:t>
+      </w:r>
+    </w:p>
+    <w:p>
+      <w:pPr>
+        <w:spacing w:after="0" w:before="0" w:line="240" w:lineRule="auto"/>
         <w:ind w:firstLine="567"/>
         <w:jc w:val="both"/>
         <w:rPr>
@@ -6726,12 +10063,16 @@
         </w:rPr>
       </w:pPr>
       <w:r>
+        <w:rPr>
+          <w:rFonts w:ascii="Times New Roman" w:hAnsi="Times New Roman" w:eastAsia="Times New Roman"/>
+          <w:sz w:val="28"/>
+        </w:rPr>
         <w:t>Панель заявок используется для подтверждения документов и распределения заказов по статусам.</w:t>
       </w:r>
     </w:p>
     <w:p>
       <w:pPr>
-        <w:spacing w:after="0"/>
+        <w:spacing w:after="0" w:before="0" w:line="240" w:lineRule="auto"/>
         <w:ind w:firstLine="567"/>
         <w:jc w:val="both"/>
         <w:rPr>
@@ -6740,12 +10081,16 @@
         </w:rPr>
       </w:pPr>
       <w:r>
+        <w:rPr>
+          <w:rFonts w:ascii="Times New Roman" w:hAnsi="Times New Roman" w:eastAsia="Times New Roman"/>
+          <w:sz w:val="28"/>
+        </w:rPr>
         <w:t>Раздел товаров позволяет добавлять новые позиции, редактировать карточки и контролировать остатки продукции.</w:t>
       </w:r>
     </w:p>
     <w:p>
       <w:pPr>
-        <w:spacing w:after="0"/>
+        <w:spacing w:after="0" w:before="0" w:line="240" w:lineRule="auto"/>
         <w:ind w:firstLine="567"/>
         <w:jc w:val="both"/>
         <w:rPr>
@@ -6754,12 +10099,16 @@
         </w:rPr>
       </w:pPr>
       <w:r>
+        <w:rPr>
+          <w:rFonts w:ascii="Times New Roman" w:hAnsi="Times New Roman" w:eastAsia="Times New Roman"/>
+          <w:sz w:val="28"/>
+        </w:rPr>
         <w:t>Раздел пользователей используется для регистрации новых директоров магазинов и сопровождения учётных записей.</w:t>
       </w:r>
     </w:p>
     <w:p>
       <w:pPr>
-        <w:spacing w:after="0"/>
+        <w:spacing w:after="0" w:before="0" w:line="240" w:lineRule="auto"/>
         <w:ind w:firstLine="567"/>
         <w:jc w:val="both"/>
         <w:rPr>
@@ -6768,12 +10117,16 @@
         </w:rPr>
       </w:pPr>
       <w:r>
+        <w:rPr>
+          <w:rFonts w:ascii="Times New Roman" w:hAnsi="Times New Roman" w:eastAsia="Times New Roman"/>
+          <w:sz w:val="28"/>
+        </w:rPr>
         <w:t>Экран отчётов формирует Excel-выгрузки по выбранному периоду и текущему статусу заказа.</w:t>
       </w:r>
     </w:p>
     <w:p>
       <w:pPr>
-        <w:spacing w:after="0"/>
+        <w:spacing w:after="0" w:before="0" w:line="240" w:lineRule="auto"/>
         <w:ind w:firstLine="567"/>
         <w:jc w:val="both"/>
         <w:rPr>
@@ -6782,7 +10135,27 @@
         </w:rPr>
       </w:pPr>
       <w:r>
-        <w:t>Водительский сценарий сосредоточен в файле DriverView.jsx. На экране водителя отображаются только назначенные ему точки маршрута, последовательность доставок и кнопки завершения заказов.</w:t>
+        <w:rPr>
+          <w:rFonts w:ascii="Times New Roman" w:hAnsi="Times New Roman" w:eastAsia="Times New Roman"/>
+          <w:sz w:val="28"/>
+        </w:rPr>
+        <w:t xml:space="preserve">Водительский сценарий сосредоточен в файле </w:t>
+      </w:r>
+      <w:proofErr w:type="spellStart"/>
+      <w:r>
+        <w:rPr>
+          <w:rFonts w:ascii="Times New Roman" w:hAnsi="Times New Roman" w:eastAsia="Times New Roman"/>
+          <w:sz w:val="28"/>
+        </w:rPr>
+        <w:t>DriverView.jsx</w:t>
+      </w:r>
+      <w:proofErr w:type="spellEnd"/>
+      <w:r>
+        <w:rPr>
+          <w:rFonts w:ascii="Times New Roman" w:hAnsi="Times New Roman" w:eastAsia="Times New Roman"/>
+          <w:sz w:val="28"/>
+        </w:rPr>
+        <w:t>. На экране водителя отображаются только назначенные ему точки маршрута, последовательность доставок и кнопки завершения заказов.</w:t>
       </w:r>
     </w:p>
     <w:p>
@@ -6834,6 +10207,7 @@
     <w:p>
       <w:pPr>
         <w:pStyle w:val="af7"/>
+        <w:spacing w:before="0" w:after="0" w:line="240" w:lineRule="auto"/>
         <w:ind w:firstLine="567"/>
         <w:jc w:val="center"/>
         <w:rPr>
@@ -6841,12 +10215,25 @@
         </w:rPr>
       </w:pPr>
       <w:r>
-        <w:t>Рисунок 2.10 – Водительский модуль frontend</w:t>
-      </w:r>
-    </w:p>
-    <w:p>
-      <w:pPr>
-        <w:spacing w:after="0"/>
+        <w:rPr>
+          <w:rFonts w:ascii="Times New Roman" w:hAnsi="Times New Roman" w:eastAsia="Times New Roman"/>
+          <w:sz w:val="28"/>
+        </w:rPr>
+        <w:t xml:space="preserve">Рисунок 2.10 – Водительский модуль </w:t>
+      </w:r>
+      <w:proofErr w:type="spellStart"/>
+      <w:r>
+        <w:rPr>
+          <w:rFonts w:ascii="Times New Roman" w:hAnsi="Times New Roman" w:eastAsia="Times New Roman"/>
+          <w:sz w:val="28"/>
+        </w:rPr>
+        <w:t>frontend</w:t>
+      </w:r>
+      <w:proofErr w:type="spellEnd"/>
+    </w:p>
+    <w:p>
+      <w:pPr>
+        <w:spacing w:after="0" w:before="0" w:line="240" w:lineRule="auto"/>
         <w:ind w:firstLine="567"/>
         <w:jc w:val="both"/>
         <w:rPr>
@@ -6855,12 +10242,16 @@
         </w:rPr>
       </w:pPr>
       <w:r>
+        <w:rPr>
+          <w:rFonts w:ascii="Times New Roman" w:hAnsi="Times New Roman" w:eastAsia="Times New Roman"/>
+          <w:sz w:val="28"/>
+        </w:rPr>
         <w:t>Этот модуль завершает бизнес-процесс: после подтверждения доставки документ переводится в итоговый статус DELIVERED, а интерфейсы менеджера и директора получают обновлённые данные.</w:t>
       </w:r>
     </w:p>
     <w:p>
       <w:pPr>
-        <w:spacing w:after="0"/>
+        <w:spacing w:after="0" w:before="0" w:line="240" w:lineRule="auto"/>
         <w:ind w:firstLine="567"/>
         <w:jc w:val="both"/>
         <w:rPr>
@@ -6869,12 +10260,16 @@
         </w:rPr>
       </w:pPr>
       <w:r>
+        <w:rPr>
+          <w:rFonts w:ascii="Times New Roman" w:hAnsi="Times New Roman" w:eastAsia="Times New Roman"/>
+          <w:sz w:val="28"/>
+        </w:rPr>
         <w:t>Водитель получает список точек маршрута, адреса доставки, параметры заказов и элементы навигации по закреплённому рейсу.</w:t>
       </w:r>
     </w:p>
     <w:p>
       <w:pPr>
-        <w:spacing w:after="0"/>
+        <w:spacing w:after="0" w:before="0" w:line="240" w:lineRule="auto"/>
         <w:ind w:firstLine="567"/>
         <w:jc w:val="both"/>
         <w:rPr>
@@ -6883,12 +10278,16 @@
         </w:rPr>
       </w:pPr>
       <w:r>
+        <w:rPr>
+          <w:rFonts w:ascii="Times New Roman" w:hAnsi="Times New Roman" w:eastAsia="Times New Roman"/>
+          <w:sz w:val="28"/>
+        </w:rPr>
         <w:t>Тем самым водительский интерфейс выступает не самостоятельным каталогом операций, а рабочим маршрутным листом, который должен быть максимально простым и быстрым в использовании во время фактической доставки.</w:t>
       </w:r>
     </w:p>
     <w:p>
       <w:pPr>
-        <w:spacing w:after="0"/>
+        <w:spacing w:after="0" w:before="0" w:line="240" w:lineRule="auto"/>
         <w:ind w:firstLine="567"/>
         <w:jc w:val="both"/>
         <w:rPr>
@@ -6897,6 +10296,10 @@
         </w:rPr>
       </w:pPr>
       <w:r>
+        <w:rPr>
+          <w:rFonts w:ascii="Times New Roman" w:hAnsi="Times New Roman" w:eastAsia="Times New Roman"/>
+          <w:sz w:val="28"/>
+        </w:rPr>
         <w:t>Пакет логиста реализует один из самых важных участков проекта — построение и подтверждение транспортного плана. Он объединяет таблицу заказов, ручное назначение, выбор водителей и карту маршрутов.</w:t>
       </w:r>
     </w:p>
@@ -6909,6 +10312,7 @@
         <w:rPr>
           <w:noProof/>
         </w:rPr>
+        <w:lastRenderedPageBreak/>
         <w:drawing>
           <wp:inline distT="0" distB="0" distL="0" distR="0" wp14:anchorId="1F3963F3" wp14:editId="77BC34D2">
             <wp:extent cx="5184000" cy="2916000"/>
@@ -6949,6 +10353,7 @@
     <w:p>
       <w:pPr>
         <w:pStyle w:val="af7"/>
+        <w:spacing w:before="0" w:after="0" w:line="240" w:lineRule="auto"/>
         <w:ind w:firstLine="567"/>
         <w:jc w:val="center"/>
         <w:rPr>
@@ -6956,12 +10361,25 @@
         </w:rPr>
       </w:pPr>
       <w:r>
-        <w:t>Рисунок 2.11 – Логистический модуль frontend</w:t>
-      </w:r>
-    </w:p>
-    <w:p>
-      <w:pPr>
-        <w:spacing w:after="0"/>
+        <w:rPr>
+          <w:rFonts w:ascii="Times New Roman" w:hAnsi="Times New Roman" w:eastAsia="Times New Roman"/>
+          <w:sz w:val="28"/>
+        </w:rPr>
+        <w:t xml:space="preserve">Рисунок 2.11 – Логистический модуль </w:t>
+      </w:r>
+      <w:proofErr w:type="spellStart"/>
+      <w:r>
+        <w:rPr>
+          <w:rFonts w:ascii="Times New Roman" w:hAnsi="Times New Roman" w:eastAsia="Times New Roman"/>
+          <w:sz w:val="28"/>
+        </w:rPr>
+        <w:t>frontend</w:t>
+      </w:r>
+      <w:proofErr w:type="spellEnd"/>
+    </w:p>
+    <w:p>
+      <w:pPr>
+        <w:spacing w:after="0" w:before="0" w:line="240" w:lineRule="auto"/>
         <w:ind w:firstLine="567"/>
         <w:jc w:val="both"/>
         <w:rPr>
@@ -6970,12 +10388,16 @@
         </w:rPr>
       </w:pPr>
       <w:r>
+        <w:rPr>
+          <w:rFonts w:ascii="Times New Roman" w:hAnsi="Times New Roman" w:eastAsia="Times New Roman"/>
+          <w:sz w:val="28"/>
+        </w:rPr>
         <w:t>В логистическом контуре выполняется получение всех заказов со статусом APPROVED.</w:t>
       </w:r>
     </w:p>
     <w:p>
       <w:pPr>
-        <w:spacing w:after="0"/>
+        <w:spacing w:after="0" w:before="0" w:line="240" w:lineRule="auto"/>
         <w:ind w:firstLine="567"/>
         <w:jc w:val="both"/>
         <w:rPr>
@@ -6984,12 +10406,16 @@
         </w:rPr>
       </w:pPr>
       <w:r>
+        <w:rPr>
+          <w:rFonts w:ascii="Times New Roman" w:hAnsi="Times New Roman" w:eastAsia="Times New Roman"/>
+          <w:sz w:val="28"/>
+        </w:rPr>
         <w:t>Пользователь выбирает водителей, которые будут участвовать в расчёте транспортной задачи.</w:t>
       </w:r>
     </w:p>
     <w:p>
       <w:pPr>
-        <w:spacing w:after="0"/>
+        <w:spacing w:after="0" w:before="0" w:line="240" w:lineRule="auto"/>
         <w:ind w:firstLine="567"/>
         <w:jc w:val="both"/>
         <w:rPr>
@@ -6998,12 +10424,32 @@
         </w:rPr>
       </w:pPr>
       <w:r>
-        <w:t>Далее система строит preview транспортной задачи без записи данных в базу.</w:t>
-      </w:r>
-    </w:p>
-    <w:p>
-      <w:pPr>
-        <w:spacing w:after="0"/>
+        <w:rPr>
+          <w:rFonts w:ascii="Times New Roman" w:hAnsi="Times New Roman" w:eastAsia="Times New Roman"/>
+          <w:sz w:val="28"/>
+        </w:rPr>
+        <w:t xml:space="preserve">Далее система строит </w:t>
+      </w:r>
+      <w:proofErr w:type="spellStart"/>
+      <w:r>
+        <w:rPr>
+          <w:rFonts w:ascii="Times New Roman" w:hAnsi="Times New Roman" w:eastAsia="Times New Roman"/>
+          <w:sz w:val="28"/>
+        </w:rPr>
+        <w:t>preview</w:t>
+      </w:r>
+      <w:proofErr w:type="spellEnd"/>
+      <w:r>
+        <w:rPr>
+          <w:rFonts w:ascii="Times New Roman" w:hAnsi="Times New Roman" w:eastAsia="Times New Roman"/>
+          <w:sz w:val="28"/>
+        </w:rPr>
+        <w:t xml:space="preserve"> транспортной задачи без записи данных в базу.</w:t>
+      </w:r>
+    </w:p>
+    <w:p>
+      <w:pPr>
+        <w:spacing w:after="0" w:before="0" w:line="240" w:lineRule="auto"/>
         <w:ind w:firstLine="567"/>
         <w:jc w:val="both"/>
         <w:rPr>
@@ -7012,12 +10458,16 @@
         </w:rPr>
       </w:pPr>
       <w:r>
+        <w:rPr>
+          <w:rFonts w:ascii="Times New Roman" w:hAnsi="Times New Roman" w:eastAsia="Times New Roman"/>
+          <w:sz w:val="28"/>
+        </w:rPr>
         <w:t>На карте визуализируются точки доставки и маршруты каждого водителя.</w:t>
       </w:r>
     </w:p>
     <w:p>
       <w:pPr>
-        <w:spacing w:after="0"/>
+        <w:spacing w:after="0" w:before="0" w:line="240" w:lineRule="auto"/>
         <w:ind w:firstLine="567"/>
         <w:jc w:val="both"/>
         <w:rPr>
@@ -7026,12 +10476,16 @@
         </w:rPr>
       </w:pPr>
       <w:r>
+        <w:rPr>
+          <w:rFonts w:ascii="Times New Roman" w:hAnsi="Times New Roman" w:eastAsia="Times New Roman"/>
+          <w:sz w:val="28"/>
+        </w:rPr>
         <w:t>После подтверждения рассчитанного варианта заказы переводятся в состояние ASSIGNED.</w:t>
       </w:r>
     </w:p>
     <w:p>
       <w:pPr>
-        <w:spacing w:after="0"/>
+        <w:spacing w:after="0" w:before="0" w:line="240" w:lineRule="auto"/>
         <w:ind w:firstLine="567"/>
         <w:jc w:val="both"/>
         <w:rPr>
@@ -7040,12 +10494,48 @@
         </w:rPr>
       </w:pPr>
       <w:r>
-        <w:t>Ключевое достоинство логистического модуля заключается в разделении режимов preview и commit: сначала пользователь видит безопасный предварительный расчёт с картой и сводной нагрузкой, и только после подтверждения назначение водителей фиксируется в базе данных.</w:t>
-      </w:r>
-    </w:p>
-    <w:p>
-      <w:pPr>
-        <w:spacing w:after="0"/>
+        <w:rPr>
+          <w:rFonts w:ascii="Times New Roman" w:hAnsi="Times New Roman" w:eastAsia="Times New Roman"/>
+          <w:sz w:val="28"/>
+        </w:rPr>
+        <w:t xml:space="preserve">Ключевое достоинство логистического модуля заключается в разделении режимов </w:t>
+      </w:r>
+      <w:proofErr w:type="spellStart"/>
+      <w:r>
+        <w:rPr>
+          <w:rFonts w:ascii="Times New Roman" w:hAnsi="Times New Roman" w:eastAsia="Times New Roman"/>
+          <w:sz w:val="28"/>
+        </w:rPr>
+        <w:t>preview</w:t>
+      </w:r>
+      <w:proofErr w:type="spellEnd"/>
+      <w:r>
+        <w:rPr>
+          <w:rFonts w:ascii="Times New Roman" w:hAnsi="Times New Roman" w:eastAsia="Times New Roman"/>
+          <w:sz w:val="28"/>
+        </w:rPr>
+        <w:t xml:space="preserve"> и </w:t>
+      </w:r>
+      <w:proofErr w:type="spellStart"/>
+      <w:r>
+        <w:rPr>
+          <w:rFonts w:ascii="Times New Roman" w:hAnsi="Times New Roman" w:eastAsia="Times New Roman"/>
+          <w:sz w:val="28"/>
+        </w:rPr>
+        <w:t>commit</w:t>
+      </w:r>
+      <w:proofErr w:type="spellEnd"/>
+      <w:r>
+        <w:rPr>
+          <w:rFonts w:ascii="Times New Roman" w:hAnsi="Times New Roman" w:eastAsia="Times New Roman"/>
+          <w:sz w:val="28"/>
+        </w:rPr>
+        <w:t>: сначала пользователь видит безопасный предварительный расчёт с картой и сводной нагрузкой, и только после подтверждения назначение водителей фиксируется в базе данных.</w:t>
+      </w:r>
+    </w:p>
+    <w:p>
+      <w:pPr>
+        <w:spacing w:after="0" w:before="0" w:line="240" w:lineRule="auto"/>
         <w:ind w:firstLine="567"/>
         <w:jc w:val="both"/>
         <w:rPr>
@@ -7054,7 +10544,27 @@
         </w:rPr>
       </w:pPr>
       <w:r>
-        <w:t>Общие API, компоненты и эксплуатационные скрипты вынесены в отдельные общие модули. Это позволяет повторно использовать сетевую логику, элементы навигации и deploy-настройки между всеми ролями приложения.</w:t>
+        <w:rPr>
+          <w:rFonts w:ascii="Times New Roman" w:hAnsi="Times New Roman" w:eastAsia="Times New Roman"/>
+          <w:sz w:val="28"/>
+        </w:rPr>
+        <w:t xml:space="preserve">Общие API, компоненты и эксплуатационные скрипты вынесены в отдельные общие модули. Это позволяет повторно использовать сетевую логику, элементы навигации и </w:t>
+      </w:r>
+      <w:proofErr w:type="spellStart"/>
+      <w:r>
+        <w:rPr>
+          <w:rFonts w:ascii="Times New Roman" w:hAnsi="Times New Roman" w:eastAsia="Times New Roman"/>
+          <w:sz w:val="28"/>
+        </w:rPr>
+        <w:t>deploy</w:t>
+      </w:r>
+      <w:proofErr w:type="spellEnd"/>
+      <w:r>
+        <w:rPr>
+          <w:rFonts w:ascii="Times New Roman" w:hAnsi="Times New Roman" w:eastAsia="Times New Roman"/>
+          <w:sz w:val="28"/>
+        </w:rPr>
+        <w:t>-настройки между всеми ролями приложения.</w:t>
       </w:r>
     </w:p>
     <w:p>
@@ -7066,6 +10576,7 @@
         <w:rPr>
           <w:noProof/>
         </w:rPr>
+        <w:lastRenderedPageBreak/>
         <w:drawing>
           <wp:inline distT="0" distB="0" distL="0" distR="0" wp14:anchorId="0A434A70" wp14:editId="528B5EC3">
             <wp:extent cx="5184000" cy="2916000"/>
@@ -7106,6 +10617,7 @@
     <w:p>
       <w:pPr>
         <w:pStyle w:val="af7"/>
+        <w:spacing w:before="0" w:after="0" w:line="240" w:lineRule="auto"/>
         <w:ind w:firstLine="567"/>
         <w:jc w:val="center"/>
         <w:rPr>
@@ -7113,12 +10625,41 @@
         </w:rPr>
       </w:pPr>
       <w:r>
-        <w:t>Рисунок 2.12 – Общие модули frontend и scripts</w:t>
-      </w:r>
-    </w:p>
-    <w:p>
-      <w:pPr>
-        <w:spacing w:after="0"/>
+        <w:rPr>
+          <w:rFonts w:ascii="Times New Roman" w:hAnsi="Times New Roman" w:eastAsia="Times New Roman"/>
+          <w:sz w:val="28"/>
+        </w:rPr>
+        <w:t xml:space="preserve">Рисунок 2.12 – Общие модули </w:t>
+      </w:r>
+      <w:proofErr w:type="spellStart"/>
+      <w:r>
+        <w:rPr>
+          <w:rFonts w:ascii="Times New Roman" w:hAnsi="Times New Roman" w:eastAsia="Times New Roman"/>
+          <w:sz w:val="28"/>
+        </w:rPr>
+        <w:t>frontend</w:t>
+      </w:r>
+      <w:proofErr w:type="spellEnd"/>
+      <w:r>
+        <w:rPr>
+          <w:rFonts w:ascii="Times New Roman" w:hAnsi="Times New Roman" w:eastAsia="Times New Roman"/>
+          <w:sz w:val="28"/>
+        </w:rPr>
+        <w:t xml:space="preserve"> и </w:t>
+      </w:r>
+      <w:proofErr w:type="spellStart"/>
+      <w:r>
+        <w:rPr>
+          <w:rFonts w:ascii="Times New Roman" w:hAnsi="Times New Roman" w:eastAsia="Times New Roman"/>
+          <w:sz w:val="28"/>
+        </w:rPr>
+        <w:t>scripts</w:t>
+      </w:r>
+      <w:proofErr w:type="spellEnd"/>
+    </w:p>
+    <w:p>
+      <w:pPr>
+        <w:spacing w:after="0" w:before="0" w:line="240" w:lineRule="auto"/>
         <w:ind w:firstLine="567"/>
         <w:jc w:val="both"/>
         <w:rPr>
@@ -7127,12 +10668,48 @@
         </w:rPr>
       </w:pPr>
       <w:r>
-        <w:t>Такое разделение упрощает сопровождение проекта: backend, frontend и сценарии защиты можно развивать независимо, при этом пользовательские потоки остаются согласованными.</w:t>
-      </w:r>
-    </w:p>
-    <w:p>
-      <w:pPr>
-        <w:spacing w:after="0"/>
+        <w:rPr>
+          <w:rFonts w:ascii="Times New Roman" w:hAnsi="Times New Roman" w:eastAsia="Times New Roman"/>
+          <w:sz w:val="28"/>
+        </w:rPr>
+        <w:t xml:space="preserve">Такое разделение упрощает сопровождение проекта: </w:t>
+      </w:r>
+      <w:proofErr w:type="spellStart"/>
+      <w:r>
+        <w:rPr>
+          <w:rFonts w:ascii="Times New Roman" w:hAnsi="Times New Roman" w:eastAsia="Times New Roman"/>
+          <w:sz w:val="28"/>
+        </w:rPr>
+        <w:t>backend</w:t>
+      </w:r>
+      <w:proofErr w:type="spellEnd"/>
+      <w:r>
+        <w:rPr>
+          <w:rFonts w:ascii="Times New Roman" w:hAnsi="Times New Roman" w:eastAsia="Times New Roman"/>
+          <w:sz w:val="28"/>
+        </w:rPr>
+        <w:t xml:space="preserve">, </w:t>
+      </w:r>
+      <w:proofErr w:type="spellStart"/>
+      <w:r>
+        <w:rPr>
+          <w:rFonts w:ascii="Times New Roman" w:hAnsi="Times New Roman" w:eastAsia="Times New Roman"/>
+          <w:sz w:val="28"/>
+        </w:rPr>
+        <w:t>frontend</w:t>
+      </w:r>
+      <w:proofErr w:type="spellEnd"/>
+      <w:r>
+        <w:rPr>
+          <w:rFonts w:ascii="Times New Roman" w:hAnsi="Times New Roman" w:eastAsia="Times New Roman"/>
+          <w:sz w:val="28"/>
+        </w:rPr>
+        <w:t xml:space="preserve"> и сценарии защиты можно развивать независимо, при этом пользовательские потоки остаются согласованными.</w:t>
+      </w:r>
+    </w:p>
+    <w:p>
+      <w:pPr>
+        <w:spacing w:after="0" w:before="0" w:line="240" w:lineRule="auto"/>
         <w:ind w:firstLine="567"/>
         <w:jc w:val="both"/>
         <w:rPr>
@@ -7141,12 +10718,16 @@
         </w:rPr>
       </w:pPr>
       <w:r>
+        <w:rPr>
+          <w:rFonts w:ascii="Times New Roman" w:hAnsi="Times New Roman" w:eastAsia="Times New Roman"/>
+          <w:sz w:val="28"/>
+        </w:rPr>
         <w:t>К общим модулям относятся клиент API и функции авторизованных HTTP-запросов.</w:t>
       </w:r>
     </w:p>
     <w:p>
       <w:pPr>
-        <w:spacing w:after="0"/>
+        <w:spacing w:after="0" w:before="0" w:line="240" w:lineRule="auto"/>
         <w:ind w:firstLine="567"/>
         <w:jc w:val="both"/>
         <w:rPr>
@@ -7155,26 +10736,43 @@
         </w:rPr>
       </w:pPr>
       <w:r>
+        <w:rPr>
+          <w:rFonts w:ascii="Times New Roman" w:hAnsi="Times New Roman" w:eastAsia="Times New Roman"/>
+          <w:sz w:val="28"/>
+        </w:rPr>
         <w:t>Отдельно вынесены компоненты навигации, карточки статистики и базовые элементы интерфейса.</w:t>
       </w:r>
     </w:p>
     <w:p>
       <w:pPr>
-        <w:spacing w:after="0"/>
-        <w:ind w:firstLine="567"/>
-        <w:jc w:val="both"/>
-      </w:pPr>
-      <w:r>
-        <w:t>Deploy-конфигурация и сценарии подготовки отчётных данных также расположены в общем слое проекта.</w:t>
-      </w:r>
-    </w:p>
-    <w:p>
-      <w:pPr>
-        <w:pStyle w:val="1"/>
+        <w:spacing w:after="0" w:before="0" w:line="240" w:lineRule="auto"/>
+        <w:ind w:firstLine="567"/>
+        <w:jc w:val="both"/>
+      </w:pPr>
+      <w:proofErr w:type="spellStart"/>
+      <w:r>
+        <w:rPr>
+          <w:rFonts w:ascii="Times New Roman" w:hAnsi="Times New Roman" w:eastAsia="Times New Roman"/>
+          <w:sz w:val="28"/>
+        </w:rPr>
+        <w:t>Deploy</w:t>
+      </w:r>
+      <w:proofErr w:type="spellEnd"/>
+      <w:r>
+        <w:rPr>
+          <w:rFonts w:ascii="Times New Roman" w:hAnsi="Times New Roman" w:eastAsia="Times New Roman"/>
+          <w:sz w:val="28"/>
+        </w:rPr>
+        <w:t>-конфигурация и сценарии подготовки отчётных данных также расположены в общем слое проекта.</w:t>
+      </w:r>
+    </w:p>
+    <w:p>
+      <w:pPr>
         <w:tabs>
           <w:tab w:val="left" w:pos="1554"/>
         </w:tabs>
-        <w:spacing w:before="0" w:after="0" w:line="320" w:lineRule="exact"/>
+        <w:spacing w:before="0" w:after="0" w:line="240" w:lineRule="auto"/>
+        <w:ind w:firstLine="567"/>
         <w:jc w:val="both"/>
         <w:rPr>
           <w:rFonts w:eastAsiaTheme="minorHAnsi" w:cstheme="minorBidi"/>
@@ -7186,12 +10784,35 @@
       <w:bookmarkStart w:id="6" w:name="_Toc227879197"/>
       <w:r>
         <w:rPr>
-          <w:rFonts w:eastAsiaTheme="minorHAnsi" w:cstheme="minorBidi"/>
+          <w:rFonts w:eastAsiaTheme="minorHAnsi" w:cstheme="minorBidi" w:ascii="Times New Roman" w:hAnsi="Times New Roman" w:eastAsia="Times New Roman"/>
           <w:b w:val="0"/>
           <w:bCs w:val="0"/>
+          <w:sz w:val="28"/>
           <w:szCs w:val="22"/>
         </w:rPr>
-        <w:t>Дополнительные эксплуатационные файлы используются для публичного развёртывания и проверки задеплоенной версии.</w:t>
+        <w:t xml:space="preserve">Дополнительные эксплуатационные файлы используются для публичного развёртывания и проверки </w:t>
+      </w:r>
+      <w:proofErr w:type="spellStart"/>
+      <w:r>
+        <w:rPr>
+          <w:rFonts w:eastAsiaTheme="minorHAnsi" w:cstheme="minorBidi" w:ascii="Times New Roman" w:hAnsi="Times New Roman" w:eastAsia="Times New Roman"/>
+          <w:b w:val="0"/>
+          <w:bCs w:val="0"/>
+          <w:sz w:val="28"/>
+          <w:szCs w:val="22"/>
+        </w:rPr>
+        <w:t>задеплоенной</w:t>
+      </w:r>
+      <w:proofErr w:type="spellEnd"/>
+      <w:r>
+        <w:rPr>
+          <w:rFonts w:eastAsiaTheme="minorHAnsi" w:cstheme="minorBidi" w:ascii="Times New Roman" w:hAnsi="Times New Roman" w:eastAsia="Times New Roman"/>
+          <w:b w:val="0"/>
+          <w:bCs w:val="0"/>
+          <w:sz w:val="28"/>
+          <w:szCs w:val="22"/>
+        </w:rPr>
+        <w:t xml:space="preserve"> версии.</w:t>
       </w:r>
     </w:p>
     <w:p>
@@ -7200,17 +10821,22 @@
         <w:tabs>
           <w:tab w:val="left" w:pos="1554"/>
         </w:tabs>
-        <w:spacing w:before="0" w:after="0" w:line="320" w:lineRule="exact"/>
-        <w:jc w:val="both"/>
-      </w:pPr>
-      <w:r>
+        <w:spacing w:before="0" w:after="0"/>
+        <w:jc w:val="both"/>
+      </w:pPr>
+      <w:r>
+        <w:rPr>
+          <w:rFonts w:ascii="Times New Roman" w:hAnsi="Times New Roman" w:eastAsia="Times New Roman"/>
+          <w:b/>
+          <w:sz w:val="28"/>
+        </w:rPr>
         <w:t>2.3 Результат работы программы</w:t>
       </w:r>
       <w:bookmarkEnd w:id="6"/>
     </w:p>
     <w:p>
       <w:pPr>
-        <w:spacing w:after="0"/>
+        <w:spacing w:after="0" w:before="0" w:line="240" w:lineRule="auto"/>
         <w:ind w:firstLine="567"/>
         <w:jc w:val="both"/>
         <w:rPr>
@@ -7219,6 +10845,10 @@
         </w:rPr>
       </w:pPr>
       <w:r>
+        <w:rPr>
+          <w:rFonts w:ascii="Times New Roman" w:hAnsi="Times New Roman" w:eastAsia="Times New Roman"/>
+          <w:sz w:val="28"/>
+        </w:rPr>
         <w:t>Результат запуска веб-приложения представлен на рисунке 2.13. После старта пользователь попадает на экран авторизации, а затем, в зависимости от своей роли, получает доступ только к разрешённым разделам интерфейса.</w:t>
       </w:r>
     </w:p>
@@ -7231,6 +10861,7 @@
         <w:rPr>
           <w:noProof/>
         </w:rPr>
+        <w:lastRenderedPageBreak/>
         <w:drawing>
           <wp:inline distT="0" distB="0" distL="0" distR="0" wp14:anchorId="47BF41E5" wp14:editId="0F4FCCFB">
             <wp:extent cx="4968000" cy="3415500"/>
@@ -7271,6 +10902,7 @@
     <w:p>
       <w:pPr>
         <w:pStyle w:val="af7"/>
+        <w:spacing w:before="0" w:after="0" w:line="240" w:lineRule="auto"/>
         <w:ind w:firstLine="567"/>
         <w:jc w:val="center"/>
         <w:rPr>
@@ -7278,17 +10910,103 @@
         </w:rPr>
       </w:pPr>
       <w:r>
+        <w:rPr>
+          <w:rFonts w:ascii="Times New Roman" w:hAnsi="Times New Roman" w:eastAsia="Times New Roman"/>
+          <w:sz w:val="28"/>
+        </w:rPr>
         <w:t>Рисунок 2.13 – Результат запуска программы</w:t>
       </w:r>
     </w:p>
     <w:p>
       <w:pPr>
-        <w:spacing w:after="0"/>
-        <w:ind w:firstLine="567"/>
-        <w:jc w:val="both"/>
-      </w:pPr>
-      <w:r>
-        <w:t>Контрольная проверка проекта выполнялась через публичную версию сайта https://farmer.indevs.in. Статическая клиентская часть обращается к backend API https://farm-sales-backend.onrender.com/api, где работают авторизация, каталог, заказы, отчёты и логистические расчёты. После выполнения сценария reset публичный API содержит 30 адресов магазинов, каталог из 200 товарных позиций и 30 заказов; все 30 заказов находятся в статусе APPROVED.</w:t>
+        <w:spacing w:after="0" w:before="0" w:line="240" w:lineRule="auto"/>
+        <w:ind w:firstLine="567"/>
+        <w:jc w:val="both"/>
+      </w:pPr>
+      <w:r>
+        <w:rPr>
+          <w:rFonts w:ascii="Times New Roman" w:hAnsi="Times New Roman" w:eastAsia="Times New Roman"/>
+          <w:sz w:val="28"/>
+        </w:rPr>
+        <w:t xml:space="preserve">Контрольная проверка проекта выполнялась через публичную версию сайта https://farmer.indevs.in. Статическая клиентская часть обращается к </w:t>
+      </w:r>
+      <w:proofErr w:type="spellStart"/>
+      <w:r>
+        <w:rPr>
+          <w:rFonts w:ascii="Times New Roman" w:hAnsi="Times New Roman" w:eastAsia="Times New Roman"/>
+          <w:sz w:val="28"/>
+        </w:rPr>
+        <w:t>backend</w:t>
+      </w:r>
+      <w:proofErr w:type="spellEnd"/>
+      <w:r>
+        <w:rPr>
+          <w:rFonts w:ascii="Times New Roman" w:hAnsi="Times New Roman" w:eastAsia="Times New Roman"/>
+          <w:sz w:val="28"/>
+        </w:rPr>
+        <w:t xml:space="preserve"> API https://farm-sales-backend.onrender.com/api, где работают авторизация, каталог, заказы, отчёты и логистические расчёты. После выполнения сценария </w:t>
+      </w:r>
+      <w:proofErr w:type="spellStart"/>
+      <w:r>
+        <w:rPr>
+          <w:rFonts w:ascii="Times New Roman" w:hAnsi="Times New Roman" w:eastAsia="Times New Roman"/>
+          <w:sz w:val="28"/>
+        </w:rPr>
+        <w:t>reset</w:t>
+      </w:r>
+      <w:proofErr w:type="spellEnd"/>
+      <w:r>
+        <w:rPr>
+          <w:rFonts w:ascii="Times New Roman" w:hAnsi="Times New Roman" w:eastAsia="Times New Roman"/>
+          <w:sz w:val="28"/>
+        </w:rPr>
+        <w:t xml:space="preserve"> публичный API содержит 30 адресов магазинов, каталог из 200 товарных позиций и 30 заказов; все 30 заказов находятся в статусе APPROVED.</w:t>
+      </w:r>
+    </w:p>
+    <w:p>
+      <w:pPr>
+        <w:spacing w:after="0" w:before="0" w:line="240" w:lineRule="auto"/>
+        <w:ind w:firstLine="567"/>
+        <w:jc w:val="both"/>
+      </w:pPr>
+      <w:r>
+        <w:rPr>
+          <w:rFonts w:ascii="Times New Roman" w:hAnsi="Times New Roman" w:eastAsia="Times New Roman"/>
+          <w:sz w:val="28"/>
+        </w:rPr>
+        <w:t xml:space="preserve">После </w:t>
+      </w:r>
+      <w:proofErr w:type="spellStart"/>
+      <w:r>
+        <w:rPr>
+          <w:rFonts w:ascii="Times New Roman" w:hAnsi="Times New Roman" w:eastAsia="Times New Roman"/>
+          <w:sz w:val="28"/>
+        </w:rPr>
+        <w:t>reset</w:t>
+      </w:r>
+      <w:proofErr w:type="spellEnd"/>
+      <w:r>
+        <w:rPr>
+          <w:rFonts w:ascii="Times New Roman" w:hAnsi="Times New Roman" w:eastAsia="Times New Roman"/>
+          <w:sz w:val="28"/>
+        </w:rPr>
+        <w:t xml:space="preserve"> логист открывает модуль назначений и запускает </w:t>
+      </w:r>
+      <w:proofErr w:type="spellStart"/>
+      <w:r>
+        <w:rPr>
+          <w:rFonts w:ascii="Times New Roman" w:hAnsi="Times New Roman" w:eastAsia="Times New Roman"/>
+          <w:sz w:val="28"/>
+        </w:rPr>
+        <w:t>preview</w:t>
+      </w:r>
+      <w:proofErr w:type="spellEnd"/>
+      <w:r>
+        <w:rPr>
+          <w:rFonts w:ascii="Times New Roman" w:hAnsi="Times New Roman" w:eastAsia="Times New Roman"/>
+          <w:sz w:val="28"/>
+        </w:rPr>
+        <w:t xml:space="preserve"> транспортной задачи. Система видит 30 заказов в статусе APPROVED, группирует их по 30 точкам доставки и готовит план распределения между водителями с учётом веса, объёма и дорожного километража.</w:t>
       </w:r>
     </w:p>
     <w:p>
@@ -7297,18 +11015,10 @@
         <w:jc w:val="center"/>
       </w:pPr>
       <w:r>
-        <w:t>После reset логист открывает модуль назначений и запускает preview транспортной задачи. Система видит 30 заказов в статусе APPROVED, группирует их по 30 точкам доставки и готовит план распределения между водителями с учётом веса, объёма и дорожного километража.</w:t>
-      </w:r>
-    </w:p>
-    <w:p>
-      <w:pPr>
-        <w:spacing w:after="0"/>
-        <w:jc w:val="center"/>
-      </w:pPr>
-      <w:r>
         <w:rPr>
           <w:noProof/>
         </w:rPr>
+        <w:lastRenderedPageBreak/>
         <w:drawing>
           <wp:inline distT="0" distB="0" distL="0" distR="0" wp14:anchorId="0377640C" wp14:editId="1645CFF1">
             <wp:extent cx="4968000" cy="3415500"/>
@@ -7348,9 +11058,10 @@
     </w:p>
     <w:p>
       <w:pPr>
-        <w:spacing w:after="0"/>
-        <w:ind w:firstLine="567"/>
-        <w:jc w:val="both"/>
+        <w:pStyle w:val="af7"/>
+        <w:spacing w:after="0" w:before="0" w:line="240" w:lineRule="auto"/>
+        <w:ind w:firstLine="567"/>
+        <w:jc w:val="center"/>
         <w:rPr>
           <w:rFonts w:eastAsia="Times New Roman" w:cs="Times New Roman"/>
           <w:kern w:val="0"/>
@@ -7360,20 +11071,48 @@
       </w:pPr>
       <w:r>
         <w:rPr>
-          <w:rFonts w:eastAsia="Times New Roman" w:cs="Times New Roman"/>
+          <w:rFonts w:eastAsia="Times New Roman" w:cs="Times New Roman" w:ascii="Times New Roman" w:hAnsi="Times New Roman"/>
           <w:kern w:val="0"/>
+          <w:sz w:val="28"/>
           <w:szCs w:val="28"/>
           <w14:ligatures w14:val="none"/>
         </w:rPr>
-        <w:t>Рисунок 2.14 – Preview транспортного модуля для 30 заказов</w:t>
-      </w:r>
-    </w:p>
-    <w:p>
-      <w:pPr>
-        <w:spacing w:after="0"/>
-        <w:jc w:val="center"/>
-      </w:pPr>
-      <w:r>
+        <w:t xml:space="preserve">Рисунок 2.14 – </w:t>
+      </w:r>
+      <w:proofErr w:type="spellStart"/>
+      <w:r>
+        <w:rPr>
+          <w:rFonts w:eastAsia="Times New Roman" w:cs="Times New Roman" w:ascii="Times New Roman" w:hAnsi="Times New Roman"/>
+          <w:kern w:val="0"/>
+          <w:sz w:val="28"/>
+          <w:szCs w:val="28"/>
+          <w14:ligatures w14:val="none"/>
+        </w:rPr>
+        <w:t>Preview</w:t>
+      </w:r>
+      <w:proofErr w:type="spellEnd"/>
+      <w:r>
+        <w:rPr>
+          <w:rFonts w:eastAsia="Times New Roman" w:cs="Times New Roman" w:ascii="Times New Roman" w:hAnsi="Times New Roman"/>
+          <w:kern w:val="0"/>
+          <w:sz w:val="28"/>
+          <w:szCs w:val="28"/>
+          <w14:ligatures w14:val="none"/>
+        </w:rPr>
+        <w:t xml:space="preserve"> транспортного модуля для 30 заказов</w:t>
+      </w:r>
+    </w:p>
+    <w:p>
+      <w:pPr>
+        <w:spacing w:after="0" w:before="0" w:line="240" w:lineRule="auto"/>
+        <w:ind w:firstLine="567"/>
+        <w:jc w:val="both"/>
+      </w:pPr>
+      <w:r>
+        <w:rPr>
+          <w:rFonts w:ascii="Times New Roman" w:hAnsi="Times New Roman" w:eastAsia="Times New Roman"/>
+          <w:sz w:val="28"/>
+        </w:rPr>
         <w:t>Сводка по маршрутам показывает распределение базового набора между водителями, количество рейсов, последовательность остановок и оценочный километраж. После подтверждения плана заказы переходят из APPROVED в ASSIGNED, а водительский интерфейс получает назначенные доставки.</w:t>
       </w:r>
     </w:p>
@@ -7426,6 +11165,7 @@
     <w:p>
       <w:pPr>
         <w:pStyle w:val="af7"/>
+        <w:spacing w:before="0" w:after="0" w:line="240" w:lineRule="auto"/>
         <w:ind w:firstLine="567"/>
         <w:jc w:val="center"/>
         <w:rPr>
@@ -7433,6 +11173,10 @@
         </w:rPr>
       </w:pPr>
       <w:r>
+        <w:rPr>
+          <w:rFonts w:ascii="Times New Roman" w:hAnsi="Times New Roman" w:eastAsia="Times New Roman"/>
+          <w:sz w:val="28"/>
+        </w:rPr>
         <w:t>Рисунок 2.15 – Формирование отчётности менеджером</w:t>
       </w:r>
     </w:p>
@@ -7442,18 +11186,23 @@
         <w:tabs>
           <w:tab w:val="left" w:pos="1555"/>
         </w:tabs>
-        <w:spacing w:before="0" w:after="0" w:line="320" w:lineRule="exact"/>
+        <w:spacing w:before="0" w:after="0"/>
         <w:jc w:val="both"/>
       </w:pPr>
       <w:bookmarkStart w:id="7" w:name="_Toc227879198"/>
       <w:r>
+        <w:rPr>
+          <w:rFonts w:ascii="Times New Roman" w:hAnsi="Times New Roman" w:eastAsia="Times New Roman"/>
+          <w:b/>
+          <w:sz w:val="28"/>
+        </w:rPr>
         <w:t>3 Инструкция по пользованию проектом</w:t>
       </w:r>
       <w:bookmarkEnd w:id="7"/>
     </w:p>
     <w:p>
       <w:pPr>
-        <w:spacing w:after="0"/>
+        <w:spacing w:after="0" w:before="0" w:line="240" w:lineRule="auto"/>
         <w:ind w:firstLine="567"/>
         <w:jc w:val="both"/>
         <w:rPr>
@@ -7462,7 +11211,51 @@
         </w:rPr>
       </w:pPr>
       <w:r>
-        <w:t>Для начала работы необходимо открыть публичную версию сайта по адресу https://farmer.indevs.in. Пользователь взаимодействует только с web-интерфейсом, а серверная часть и база данных работают на удалённом backend-контуре (рисунок 3.1).</w:t>
+        <w:rPr>
+          <w:rFonts w:ascii="Times New Roman" w:hAnsi="Times New Roman" w:eastAsia="Times New Roman"/>
+          <w:sz w:val="28"/>
+        </w:rPr>
+        <w:t xml:space="preserve">Для начала работы необходимо открыть публичную версию сайта по адресу https://farmer.indevs.in. Пользователь взаимодействует только с </w:t>
+      </w:r>
+      <w:proofErr w:type="spellStart"/>
+      <w:r>
+        <w:rPr>
+          <w:rFonts w:ascii="Times New Roman" w:hAnsi="Times New Roman" w:eastAsia="Times New Roman"/>
+          <w:sz w:val="28"/>
+        </w:rPr>
+        <w:t>web</w:t>
+      </w:r>
+      <w:proofErr w:type="spellEnd"/>
+      <w:r>
+        <w:rPr>
+          <w:rFonts w:ascii="Times New Roman" w:hAnsi="Times New Roman" w:eastAsia="Times New Roman"/>
+          <w:sz w:val="28"/>
+        </w:rPr>
+        <w:t xml:space="preserve">-интерфейсом, а </w:t>
+      </w:r>
+      <w:r>
+        <w:rPr>
+          <w:rFonts w:ascii="Times New Roman" w:hAnsi="Times New Roman" w:eastAsia="Times New Roman"/>
+          <w:sz w:val="28"/>
+        </w:rPr>
+        <w:lastRenderedPageBreak/>
+        <w:t xml:space="preserve">серверная часть и база данных работают на удалённом </w:t>
+      </w:r>
+      <w:proofErr w:type="spellStart"/>
+      <w:r>
+        <w:rPr>
+          <w:rFonts w:ascii="Times New Roman" w:hAnsi="Times New Roman" w:eastAsia="Times New Roman"/>
+          <w:sz w:val="28"/>
+        </w:rPr>
+        <w:t>backend</w:t>
+      </w:r>
+      <w:proofErr w:type="spellEnd"/>
+      <w:r>
+        <w:rPr>
+          <w:rFonts w:ascii="Times New Roman" w:hAnsi="Times New Roman" w:eastAsia="Times New Roman"/>
+          <w:sz w:val="28"/>
+        </w:rPr>
+        <w:t>-контуре (рисунок 3.1).</w:t>
       </w:r>
     </w:p>
     <w:p>
@@ -7514,6 +11307,7 @@
     <w:p>
       <w:pPr>
         <w:pStyle w:val="af7"/>
+        <w:spacing w:before="0" w:after="0" w:line="240" w:lineRule="auto"/>
         <w:ind w:firstLine="567"/>
         <w:jc w:val="center"/>
         <w:rPr>
@@ -7521,12 +11315,16 @@
         </w:rPr>
       </w:pPr>
       <w:r>
+        <w:rPr>
+          <w:rFonts w:ascii="Times New Roman" w:hAnsi="Times New Roman" w:eastAsia="Times New Roman"/>
+          <w:sz w:val="28"/>
+        </w:rPr>
         <w:t>Рисунок 3.1 – Открытие публичной версии сайта</w:t>
       </w:r>
     </w:p>
     <w:p>
       <w:pPr>
-        <w:spacing w:after="0"/>
+        <w:spacing w:after="0" w:before="0" w:line="240" w:lineRule="auto"/>
         <w:ind w:firstLine="567"/>
         <w:jc w:val="both"/>
         <w:rPr>
@@ -7535,6 +11333,10 @@
         </w:rPr>
       </w:pPr>
       <w:r>
+        <w:rPr>
+          <w:rFonts w:ascii="Times New Roman" w:hAnsi="Times New Roman" w:eastAsia="Times New Roman"/>
+          <w:sz w:val="28"/>
+        </w:rPr>
         <w:t>После открытия публичного сайта автоматически становится доступен экран авторизации, приведённый на рисунке 3.2. Для входа используются роли из файла accounts.txt: директор магазина, менеджер, логист и водитель.</w:t>
       </w:r>
     </w:p>
@@ -7587,6 +11389,7 @@
     <w:p>
       <w:pPr>
         <w:pStyle w:val="af7"/>
+        <w:spacing w:before="0" w:after="0" w:line="240" w:lineRule="auto"/>
         <w:ind w:firstLine="567"/>
         <w:jc w:val="center"/>
         <w:rPr>
@@ -7594,12 +11397,16 @@
         </w:rPr>
       </w:pPr>
       <w:r>
+        <w:rPr>
+          <w:rFonts w:ascii="Times New Roman" w:hAnsi="Times New Roman" w:eastAsia="Times New Roman"/>
+          <w:sz w:val="28"/>
+        </w:rPr>
         <w:t>Рисунок 3.2 – Авторизация</w:t>
       </w:r>
     </w:p>
     <w:p>
       <w:pPr>
-        <w:spacing w:after="0"/>
+        <w:spacing w:after="0" w:before="0" w:line="240" w:lineRule="auto"/>
         <w:ind w:firstLine="567"/>
         <w:jc w:val="both"/>
         <w:rPr>
@@ -7608,6 +11415,10 @@
         </w:rPr>
       </w:pPr>
       <w:r>
+        <w:rPr>
+          <w:rFonts w:ascii="Times New Roman" w:hAnsi="Times New Roman" w:eastAsia="Times New Roman"/>
+          <w:sz w:val="28"/>
+        </w:rPr>
         <w:t>После успешного входа директор магазина попадает в свой личный кабинет, где может проверить контактные данные, статистику по заказам и текущую активность. При необходимости на этом же экране редактируются профильные сведения (рисунок 3.3).</w:t>
       </w:r>
     </w:p>
@@ -7620,6 +11431,7 @@
         <w:rPr>
           <w:noProof/>
         </w:rPr>
+        <w:lastRenderedPageBreak/>
         <w:drawing>
           <wp:inline distT="0" distB="0" distL="0" distR="0" wp14:anchorId="2BDA77F6" wp14:editId="7738E085">
             <wp:extent cx="4968000" cy="3415500"/>
@@ -7660,6 +11472,7 @@
     <w:p>
       <w:pPr>
         <w:pStyle w:val="af7"/>
+        <w:spacing w:before="0" w:after="0" w:line="240" w:lineRule="auto"/>
         <w:ind w:firstLine="567"/>
         <w:jc w:val="center"/>
         <w:rPr>
@@ -7667,12 +11480,16 @@
         </w:rPr>
       </w:pPr>
       <w:r>
+        <w:rPr>
+          <w:rFonts w:ascii="Times New Roman" w:hAnsi="Times New Roman" w:eastAsia="Times New Roman"/>
+          <w:sz w:val="28"/>
+        </w:rPr>
         <w:t>Рисунок 3.3 – Личный кабинет директора магазина</w:t>
       </w:r>
     </w:p>
     <w:p>
       <w:pPr>
-        <w:spacing w:after="0"/>
+        <w:spacing w:after="0" w:before="0" w:line="240" w:lineRule="auto"/>
         <w:ind w:firstLine="567"/>
         <w:jc w:val="both"/>
         <w:rPr>
@@ -7681,6 +11498,10 @@
         </w:rPr>
       </w:pPr>
       <w:r>
+        <w:rPr>
+          <w:rFonts w:ascii="Times New Roman" w:hAnsi="Times New Roman" w:eastAsia="Times New Roman"/>
+          <w:sz w:val="28"/>
+        </w:rPr>
         <w:t>Для подготовки заказа пользователь открывает вкладку адресов доставки, указывает нужную точку на карте и сохраняет её для дальнейшего оформления заявок. Карта позволяет выбрать место доставки и контролировать корректность координат (рисунок 3.4).</w:t>
       </w:r>
     </w:p>
@@ -7733,6 +11554,7 @@
     <w:p>
       <w:pPr>
         <w:pStyle w:val="af7"/>
+        <w:spacing w:before="0" w:after="0" w:line="240" w:lineRule="auto"/>
         <w:ind w:firstLine="567"/>
         <w:jc w:val="center"/>
         <w:rPr>
@@ -7740,12 +11562,16 @@
         </w:rPr>
       </w:pPr>
       <w:r>
+        <w:rPr>
+          <w:rFonts w:ascii="Times New Roman" w:hAnsi="Times New Roman" w:eastAsia="Times New Roman"/>
+          <w:sz w:val="28"/>
+        </w:rPr>
         <w:t>Рисунок 3.4 – Страница выбора адреса доставки</w:t>
       </w:r>
     </w:p>
     <w:p>
       <w:pPr>
-        <w:spacing w:after="0"/>
+        <w:spacing w:after="0" w:before="0" w:line="240" w:lineRule="auto"/>
         <w:ind w:firstLine="567"/>
         <w:jc w:val="both"/>
         <w:rPr>
@@ -7754,6 +11580,10 @@
         </w:rPr>
       </w:pPr>
       <w:r>
+        <w:rPr>
+          <w:rFonts w:ascii="Times New Roman" w:hAnsi="Times New Roman" w:eastAsia="Times New Roman"/>
+          <w:sz w:val="28"/>
+        </w:rPr>
         <w:t>После этого директор переходит в каталог фермерской продукции, выбирает позиции, указывает количество и формирует заявку. Система сразу отображает итоговую сумму заказа и состояние корзины (рисунок 3.5).</w:t>
       </w:r>
     </w:p>
@@ -7766,6 +11596,7 @@
         <w:rPr>
           <w:noProof/>
         </w:rPr>
+        <w:lastRenderedPageBreak/>
         <w:drawing>
           <wp:inline distT="0" distB="0" distL="0" distR="0" wp14:anchorId="3ADE2E86" wp14:editId="78ABA7AA">
             <wp:extent cx="4968000" cy="3415500"/>
@@ -7806,6 +11637,7 @@
     <w:p>
       <w:pPr>
         <w:pStyle w:val="af7"/>
+        <w:spacing w:before="0" w:after="0" w:line="240" w:lineRule="auto"/>
         <w:ind w:firstLine="567"/>
         <w:jc w:val="center"/>
         <w:rPr>
@@ -7813,12 +11645,16 @@
         </w:rPr>
       </w:pPr>
       <w:r>
+        <w:rPr>
+          <w:rFonts w:ascii="Times New Roman" w:hAnsi="Times New Roman" w:eastAsia="Times New Roman"/>
+          <w:sz w:val="28"/>
+        </w:rPr>
         <w:t>Рисунок 3.5 – Страница каталога продукции</w:t>
       </w:r>
     </w:p>
     <w:p>
       <w:pPr>
-        <w:spacing w:after="0"/>
+        <w:spacing w:after="0" w:before="0" w:line="240" w:lineRule="auto"/>
         <w:ind w:firstLine="567"/>
         <w:jc w:val="both"/>
         <w:rPr>
@@ -7827,6 +11663,10 @@
         </w:rPr>
       </w:pPr>
       <w:r>
+        <w:rPr>
+          <w:rFonts w:ascii="Times New Roman" w:hAnsi="Times New Roman" w:eastAsia="Times New Roman"/>
+          <w:sz w:val="28"/>
+        </w:rPr>
         <w:t>Оформленные документы доступны в истории заказов. Здесь пользователь может отследить смену статуса и, при необходимости, повторить ранее созданную заявку, не заполняя состав заказа заново (рисунок 3.6).</w:t>
       </w:r>
     </w:p>
@@ -7879,6 +11719,7 @@
     <w:p>
       <w:pPr>
         <w:pStyle w:val="af7"/>
+        <w:spacing w:before="0" w:after="0" w:line="240" w:lineRule="auto"/>
         <w:ind w:firstLine="567"/>
         <w:jc w:val="center"/>
         <w:rPr>
@@ -7886,12 +11727,16 @@
         </w:rPr>
       </w:pPr>
       <w:r>
+        <w:rPr>
+          <w:rFonts w:ascii="Times New Roman" w:hAnsi="Times New Roman" w:eastAsia="Times New Roman"/>
+          <w:sz w:val="28"/>
+        </w:rPr>
         <w:t>Рисунок 3.6 – История заказов и повторное оформление</w:t>
       </w:r>
     </w:p>
     <w:p>
       <w:pPr>
-        <w:spacing w:after="0"/>
+        <w:spacing w:after="0" w:before="0" w:line="240" w:lineRule="auto"/>
         <w:ind w:firstLine="567"/>
         <w:jc w:val="both"/>
         <w:rPr>
@@ -7900,6 +11745,10 @@
         </w:rPr>
       </w:pPr>
       <w:r>
+        <w:rPr>
+          <w:rFonts w:ascii="Times New Roman" w:hAnsi="Times New Roman" w:eastAsia="Times New Roman"/>
+          <w:sz w:val="28"/>
+        </w:rPr>
         <w:t>Следующим участником процесса является менеджер. После входа под своей учётной записью он получает доступ к обзорной панели системы, где отображаются показатели по статусам заказов и вспомогательные виджеты аналитики (рисунок 3.7).</w:t>
       </w:r>
     </w:p>
@@ -7912,6 +11761,7 @@
         <w:rPr>
           <w:noProof/>
         </w:rPr>
+        <w:lastRenderedPageBreak/>
         <w:drawing>
           <wp:inline distT="0" distB="0" distL="0" distR="0" wp14:anchorId="2A3382CA" wp14:editId="152D57A7">
             <wp:extent cx="4968000" cy="3415500"/>
@@ -7952,6 +11802,7 @@
     <w:p>
       <w:pPr>
         <w:pStyle w:val="af7"/>
+        <w:spacing w:before="0" w:after="0" w:line="240" w:lineRule="auto"/>
         <w:ind w:firstLine="567"/>
         <w:jc w:val="center"/>
         <w:rPr>
@@ -7959,12 +11810,16 @@
         </w:rPr>
       </w:pPr>
       <w:r>
+        <w:rPr>
+          <w:rFonts w:ascii="Times New Roman" w:hAnsi="Times New Roman" w:eastAsia="Times New Roman"/>
+          <w:sz w:val="28"/>
+        </w:rPr>
         <w:t>Рисунок 3.7 – Панель управления менеджера</w:t>
       </w:r>
     </w:p>
     <w:p>
       <w:pPr>
-        <w:spacing w:after="0"/>
+        <w:spacing w:after="0" w:before="0" w:line="240" w:lineRule="auto"/>
         <w:ind w:firstLine="567"/>
         <w:jc w:val="both"/>
         <w:rPr>
@@ -7973,6 +11828,10 @@
         </w:rPr>
       </w:pPr>
       <w:r>
+        <w:rPr>
+          <w:rFonts w:ascii="Times New Roman" w:hAnsi="Times New Roman" w:eastAsia="Times New Roman"/>
+          <w:sz w:val="28"/>
+        </w:rPr>
         <w:t>Во вкладке заявок менеджер просматривает поступившие документы и подтверждает те из них, которые готовы к передаче в логистику. Именно на этом этапе заказ переводится из CREATED в APPROVED (рисунок 3.8).</w:t>
       </w:r>
     </w:p>
@@ -8025,6 +11884,7 @@
     <w:p>
       <w:pPr>
         <w:pStyle w:val="af7"/>
+        <w:spacing w:before="0" w:after="0" w:line="240" w:lineRule="auto"/>
         <w:ind w:firstLine="567"/>
         <w:jc w:val="center"/>
         <w:rPr>
@@ -8032,12 +11892,16 @@
         </w:rPr>
       </w:pPr>
       <w:r>
+        <w:rPr>
+          <w:rFonts w:ascii="Times New Roman" w:hAnsi="Times New Roman" w:eastAsia="Times New Roman"/>
+          <w:sz w:val="28"/>
+        </w:rPr>
         <w:t>Рисунок 3.8 – Панель управления заказами для подтверждения</w:t>
       </w:r>
     </w:p>
     <w:p>
       <w:pPr>
-        <w:spacing w:after="0"/>
+        <w:spacing w:after="0" w:before="0" w:line="240" w:lineRule="auto"/>
         <w:ind w:firstLine="567"/>
         <w:jc w:val="both"/>
         <w:rPr>
@@ -8046,6 +11910,10 @@
         </w:rPr>
       </w:pPr>
       <w:r>
+        <w:rPr>
+          <w:rFonts w:ascii="Times New Roman" w:hAnsi="Times New Roman" w:eastAsia="Times New Roman"/>
+          <w:sz w:val="28"/>
+        </w:rPr>
         <w:t>Для сопровождения каталога менеджер использует вкладку товаров. Здесь можно просматривать ассортимент, добавлять новые позиции, редактировать карточки и контролировать остатки продукции (рисунок 3.9).</w:t>
       </w:r>
     </w:p>
@@ -8058,6 +11926,7 @@
         <w:rPr>
           <w:noProof/>
         </w:rPr>
+        <w:lastRenderedPageBreak/>
         <w:drawing>
           <wp:inline distT="0" distB="0" distL="0" distR="0" wp14:anchorId="1E7CED75" wp14:editId="39AE6A7C">
             <wp:extent cx="4968000" cy="3415500"/>
@@ -8098,6 +11967,7 @@
     <w:p>
       <w:pPr>
         <w:pStyle w:val="af7"/>
+        <w:spacing w:before="0" w:after="0" w:line="240" w:lineRule="auto"/>
         <w:ind w:firstLine="567"/>
         <w:jc w:val="center"/>
         <w:rPr>
@@ -8105,12 +11975,16 @@
         </w:rPr>
       </w:pPr>
       <w:r>
+        <w:rPr>
+          <w:rFonts w:ascii="Times New Roman" w:hAnsi="Times New Roman" w:eastAsia="Times New Roman"/>
+          <w:sz w:val="28"/>
+        </w:rPr>
         <w:t>Рисунок 3.9 – Страница управления продуктами</w:t>
       </w:r>
     </w:p>
     <w:p>
       <w:pPr>
-        <w:spacing w:after="0"/>
+        <w:spacing w:after="0" w:before="0" w:line="240" w:lineRule="auto"/>
         <w:ind w:firstLine="567"/>
         <w:jc w:val="both"/>
         <w:rPr>
@@ -8119,6 +11993,10 @@
         </w:rPr>
       </w:pPr>
       <w:r>
+        <w:rPr>
+          <w:rFonts w:ascii="Times New Roman" w:hAnsi="Times New Roman" w:eastAsia="Times New Roman"/>
+          <w:sz w:val="28"/>
+        </w:rPr>
         <w:t>Во вкладке пользователей менеджер регистрирует директоров магазинов и контролирует список действующих учётных записей. Вкладка отчётов позволяет сформировать выгрузку заказов в Excel по выбранному периоду и статусу (рисунок 3.10 и рисунок 3.11).</w:t>
       </w:r>
     </w:p>
@@ -8171,6 +12049,7 @@
     <w:p>
       <w:pPr>
         <w:pStyle w:val="af7"/>
+        <w:spacing w:before="0" w:after="0" w:line="240" w:lineRule="auto"/>
         <w:ind w:firstLine="567"/>
         <w:jc w:val="center"/>
         <w:rPr>
@@ -8178,6 +12057,10 @@
         </w:rPr>
       </w:pPr>
       <w:r>
+        <w:rPr>
+          <w:rFonts w:ascii="Times New Roman" w:hAnsi="Times New Roman" w:eastAsia="Times New Roman"/>
+          <w:sz w:val="28"/>
+        </w:rPr>
         <w:t>Рисунок 3.10 – Страница управления пользователями</w:t>
       </w:r>
     </w:p>
@@ -8190,6 +12073,7 @@
         <w:rPr>
           <w:noProof/>
         </w:rPr>
+        <w:lastRenderedPageBreak/>
         <w:drawing>
           <wp:inline distT="0" distB="0" distL="0" distR="0" wp14:anchorId="2A67E6B3" wp14:editId="6F0A1F84">
             <wp:extent cx="4968000" cy="3415500"/>
@@ -8230,6 +12114,7 @@
     <w:p>
       <w:pPr>
         <w:pStyle w:val="af7"/>
+        <w:spacing w:before="0" w:after="0" w:line="240" w:lineRule="auto"/>
         <w:ind w:firstLine="567"/>
         <w:jc w:val="center"/>
         <w:rPr>
@@ -8237,12 +12122,16 @@
         </w:rPr>
       </w:pPr>
       <w:r>
+        <w:rPr>
+          <w:rFonts w:ascii="Times New Roman" w:hAnsi="Times New Roman" w:eastAsia="Times New Roman"/>
+          <w:sz w:val="28"/>
+        </w:rPr>
         <w:t>Рисунок 3.11 – Страница формирования отчётов</w:t>
       </w:r>
     </w:p>
     <w:p>
       <w:pPr>
-        <w:spacing w:after="0"/>
+        <w:spacing w:after="0" w:before="0" w:line="240" w:lineRule="auto"/>
         <w:ind w:firstLine="567"/>
         <w:jc w:val="both"/>
         <w:rPr>
@@ -8251,6 +12140,10 @@
         </w:rPr>
       </w:pPr>
       <w:r>
+        <w:rPr>
+          <w:rFonts w:ascii="Times New Roman" w:hAnsi="Times New Roman" w:eastAsia="Times New Roman"/>
+          <w:sz w:val="28"/>
+        </w:rPr>
         <w:t>После подтверждения заказа менеджером дальнейшая обработка переходит к логисту. Логист работает в собственном разделе, где отображаются одобренные и уже назначенные документы, а также состояние маршрутов водителей (рисунок 3.12).</w:t>
       </w:r>
     </w:p>
@@ -8303,6 +12196,7 @@
     <w:p>
       <w:pPr>
         <w:pStyle w:val="af7"/>
+        <w:spacing w:before="0" w:after="0" w:line="240" w:lineRule="auto"/>
         <w:ind w:firstLine="567"/>
         <w:jc w:val="center"/>
         <w:rPr>
@@ -8310,12 +12204,16 @@
         </w:rPr>
       </w:pPr>
       <w:r>
+        <w:rPr>
+          <w:rFonts w:ascii="Times New Roman" w:hAnsi="Times New Roman" w:eastAsia="Times New Roman"/>
+          <w:sz w:val="28"/>
+        </w:rPr>
         <w:t>Рисунок 3.12 – Интерфейс логиста</w:t>
       </w:r>
     </w:p>
     <w:p>
       <w:pPr>
-        <w:spacing w:after="0"/>
+        <w:spacing w:after="0" w:before="0" w:line="240" w:lineRule="auto"/>
         <w:ind w:firstLine="567"/>
         <w:jc w:val="both"/>
         <w:rPr>
@@ -8324,7 +12222,19 @@
         </w:rPr>
       </w:pPr>
       <w:r>
-        <w:t>Когда в системе появляются новые заявки в статусе APPROVED, логист запускает транспортную задачу из этого же раздела. В текущем публичном состоянии таких заявок нет, потому что 29 заказов уже назначены водителям, а 3 завершены; экран показывает недоступность повторного расчёта для пустой очереди (рисунок 3.13).</w:t>
+        <w:rPr>
+          <w:rFonts w:ascii="Times New Roman" w:hAnsi="Times New Roman" w:eastAsia="Times New Roman"/>
+          <w:sz w:val="28"/>
+        </w:rPr>
+        <w:t xml:space="preserve">Когда в системе появляются новые заявки в статусе APPROVED, логист запускает транспортную задачу из этого же раздела. В текущем публичном состоянии таких заявок нет, потому что 29 заказов уже назначены водителям, а 3 </w:t>
+      </w:r>
+      <w:r>
+        <w:rPr>
+          <w:rFonts w:ascii="Times New Roman" w:hAnsi="Times New Roman" w:eastAsia="Times New Roman"/>
+          <w:sz w:val="28"/>
+        </w:rPr>
+        <w:lastRenderedPageBreak/>
+        <w:t>завершены; экран показывает недоступность повторного расчёта для пустой очереди (рисунок 3.13).</w:t>
       </w:r>
     </w:p>
     <w:p>
@@ -8376,6 +12286,7 @@
     <w:p>
       <w:pPr>
         <w:pStyle w:val="af7"/>
+        <w:spacing w:before="0" w:after="0" w:line="240" w:lineRule="auto"/>
         <w:ind w:firstLine="567"/>
         <w:jc w:val="center"/>
         <w:rPr>
@@ -8383,12 +12294,16 @@
         </w:rPr>
       </w:pPr>
       <w:r>
+        <w:rPr>
+          <w:rFonts w:ascii="Times New Roman" w:hAnsi="Times New Roman" w:eastAsia="Times New Roman"/>
+          <w:sz w:val="28"/>
+        </w:rPr>
         <w:t>Рисунок 3.13 – Интерфейс логиста без новых заявок для расчёта</w:t>
       </w:r>
     </w:p>
     <w:p>
       <w:pPr>
-        <w:spacing w:after="0"/>
+        <w:spacing w:after="0" w:before="0" w:line="240" w:lineRule="auto"/>
         <w:ind w:firstLine="567"/>
         <w:jc w:val="both"/>
         <w:rPr>
@@ -8397,6 +12312,10 @@
         </w:rPr>
       </w:pPr>
       <w:r>
+        <w:rPr>
+          <w:rFonts w:ascii="Times New Roman" w:hAnsi="Times New Roman" w:eastAsia="Times New Roman"/>
+          <w:sz w:val="28"/>
+        </w:rPr>
         <w:t>На странице предварительного просмотра отображаются выбранные водители, параметры расчёта, количество рейсов и карта с маршрутами. Если в системе есть новые заявки в статусе APPROVED, логист может утвердить распределение и перевести их в статус ASSIGNED; при отсутствии такой очереди экран показывает корректное состояние без нового расчёта (рисунок 3.14).</w:t>
       </w:r>
     </w:p>
@@ -8449,6 +12368,7 @@
     <w:p>
       <w:pPr>
         <w:pStyle w:val="af7"/>
+        <w:spacing w:before="0" w:after="0" w:line="240" w:lineRule="auto"/>
         <w:ind w:firstLine="567"/>
         <w:jc w:val="center"/>
         <w:rPr>
@@ -8456,12 +12376,25 @@
         </w:rPr>
       </w:pPr>
       <w:r>
-        <w:t>Рисунок 3.14 – Транспортный модуль без новых заказов для preview</w:t>
-      </w:r>
-    </w:p>
-    <w:p>
-      <w:pPr>
-        <w:spacing w:after="0"/>
+        <w:rPr>
+          <w:rFonts w:ascii="Times New Roman" w:hAnsi="Times New Roman" w:eastAsia="Times New Roman"/>
+          <w:sz w:val="28"/>
+        </w:rPr>
+        <w:t xml:space="preserve">Рисунок 3.14 – Транспортный модуль без новых заказов для </w:t>
+      </w:r>
+      <w:proofErr w:type="spellStart"/>
+      <w:r>
+        <w:rPr>
+          <w:rFonts w:ascii="Times New Roman" w:hAnsi="Times New Roman" w:eastAsia="Times New Roman"/>
+          <w:sz w:val="28"/>
+        </w:rPr>
+        <w:t>preview</w:t>
+      </w:r>
+      <w:proofErr w:type="spellEnd"/>
+    </w:p>
+    <w:p>
+      <w:pPr>
+        <w:spacing w:after="0" w:before="0" w:line="240" w:lineRule="auto"/>
         <w:ind w:firstLine="567"/>
         <w:jc w:val="both"/>
         <w:rPr>
@@ -8470,6 +12403,11 @@
         </w:rPr>
       </w:pPr>
       <w:r>
+        <w:rPr>
+          <w:rFonts w:ascii="Times New Roman" w:hAnsi="Times New Roman" w:eastAsia="Times New Roman"/>
+          <w:sz w:val="28"/>
+        </w:rPr>
+        <w:lastRenderedPageBreak/>
         <w:t>После завершения этапа логистического распределения водитель входит в систему под своей учётной записью. В его панели управления отображаются все закреплённые точки маршрута, адреса, параметры заказов и кнопки завершения доставки (рисунок 3.15).</w:t>
       </w:r>
     </w:p>
@@ -8522,6 +12460,7 @@
     <w:p>
       <w:pPr>
         <w:pStyle w:val="af7"/>
+        <w:spacing w:before="0" w:after="0" w:line="240" w:lineRule="auto"/>
         <w:ind w:firstLine="567"/>
         <w:jc w:val="center"/>
         <w:rPr>
@@ -8529,12 +12468,16 @@
         </w:rPr>
       </w:pPr>
       <w:r>
+        <w:rPr>
+          <w:rFonts w:ascii="Times New Roman" w:hAnsi="Times New Roman" w:eastAsia="Times New Roman"/>
+          <w:sz w:val="28"/>
+        </w:rPr>
         <w:t>Рисунок 3.15 – Панель управления водителя</w:t>
       </w:r>
     </w:p>
     <w:p>
       <w:pPr>
-        <w:spacing w:after="0"/>
+        <w:spacing w:after="0" w:before="0" w:line="240" w:lineRule="auto"/>
         <w:ind w:firstLine="567"/>
         <w:jc w:val="both"/>
         <w:rPr>
@@ -8543,6 +12486,10 @@
         </w:rPr>
       </w:pPr>
       <w:r>
+        <w:rPr>
+          <w:rFonts w:ascii="Times New Roman" w:hAnsi="Times New Roman" w:eastAsia="Times New Roman"/>
+          <w:sz w:val="28"/>
+        </w:rPr>
         <w:t>После доставки директор магазина может снова открыть историю заказов и убедиться, что документ перешёл в итоговый статус DELIVERED. При необходимости этот же экран используется как точка повторного оформления, что завершает полный пользовательский цикл системы (рисунок 3.16).</w:t>
       </w:r>
     </w:p>
@@ -8595,6 +12542,7 @@
     <w:p>
       <w:pPr>
         <w:pStyle w:val="af7"/>
+        <w:spacing w:before="0" w:after="0" w:line="240" w:lineRule="auto"/>
         <w:ind w:firstLine="567"/>
         <w:jc w:val="center"/>
         <w:rPr>
@@ -8602,27 +12550,38 @@
         </w:rPr>
       </w:pPr>
       <w:r>
+        <w:rPr>
+          <w:rFonts w:ascii="Times New Roman" w:hAnsi="Times New Roman" w:eastAsia="Times New Roman"/>
+          <w:sz w:val="28"/>
+        </w:rPr>
         <w:t>Рисунок 3.16 – Контроль итогового статуса в истории заказов</w:t>
       </w:r>
     </w:p>
     <w:p>
       <w:pPr>
         <w:pStyle w:val="1"/>
+        <w:pageBreakBefore/>
         <w:tabs>
           <w:tab w:val="left" w:pos="1555"/>
         </w:tabs>
-        <w:spacing w:before="0" w:after="0" w:line="320" w:lineRule="exact"/>
-        <w:jc w:val="both"/>
+        <w:spacing w:before="0" w:after="0"/>
+        <w:jc w:val="center"/>
       </w:pPr>
       <w:bookmarkStart w:id="8" w:name="_Toc227879199"/>
       <w:r>
+        <w:rPr>
+          <w:rFonts w:ascii="Times New Roman" w:hAnsi="Times New Roman" w:eastAsia="Times New Roman"/>
+          <w:b/>
+          <w:sz w:val="28"/>
+        </w:rPr>
+        <w:lastRenderedPageBreak/>
         <w:t>Заключение</w:t>
       </w:r>
       <w:bookmarkEnd w:id="8"/>
     </w:p>
     <w:p>
       <w:pPr>
-        <w:spacing w:after="0"/>
+        <w:spacing w:after="0" w:before="0" w:line="240" w:lineRule="auto"/>
         <w:ind w:firstLine="567"/>
         <w:jc w:val="both"/>
         <w:rPr>
@@ -8631,12 +12590,16 @@
         </w:rPr>
       </w:pPr>
       <w:r>
+        <w:rPr>
+          <w:rFonts w:ascii="Times New Roman" w:hAnsi="Times New Roman" w:eastAsia="Times New Roman"/>
+          <w:sz w:val="28"/>
+        </w:rPr>
         <w:t>В ходе выполнения курсового проекта было успешно разработано сетевое приложение для автоматизации работы отдела сбыта фермерского хозяйства. Приложение включает ролевую авторизацию, каталог продукции, историю заказов, подтверждение заявок, транспортную задачу и маршрутный лист водителя.</w:t>
       </w:r>
     </w:p>
     <w:p>
       <w:pPr>
-        <w:spacing w:after="0"/>
+        <w:spacing w:after="0" w:before="0" w:line="240" w:lineRule="auto"/>
         <w:ind w:firstLine="567"/>
         <w:jc w:val="both"/>
         <w:rPr>
@@ -8645,12 +12608,64 @@
         </w:rPr>
       </w:pPr>
       <w:r>
-        <w:t>Использование технологий Java 21, Spring Boot, React, Vite и PostgreSQL позволило создать понятный интерфейс и надёжную серверную часть, обеспечивающую высокую производительность и безопасность данных. В проекте реализована модульная структура, облегчающая дальнейшее сопровождение и расширение функциональности.</w:t>
-      </w:r>
-    </w:p>
-    <w:p>
-      <w:pPr>
-        <w:spacing w:after="0"/>
+        <w:rPr>
+          <w:rFonts w:ascii="Times New Roman" w:hAnsi="Times New Roman" w:eastAsia="Times New Roman"/>
+          <w:sz w:val="28"/>
+        </w:rPr>
+        <w:t xml:space="preserve">Использование технологий Java 21, Spring Boot, </w:t>
+      </w:r>
+      <w:proofErr w:type="spellStart"/>
+      <w:r>
+        <w:rPr>
+          <w:rFonts w:ascii="Times New Roman" w:hAnsi="Times New Roman" w:eastAsia="Times New Roman"/>
+          <w:sz w:val="28"/>
+        </w:rPr>
+        <w:t>React</w:t>
+      </w:r>
+      <w:proofErr w:type="spellEnd"/>
+      <w:r>
+        <w:rPr>
+          <w:rFonts w:ascii="Times New Roman" w:hAnsi="Times New Roman" w:eastAsia="Times New Roman"/>
+          <w:sz w:val="28"/>
+        </w:rPr>
+        <w:t xml:space="preserve">, </w:t>
+      </w:r>
+      <w:proofErr w:type="spellStart"/>
+      <w:r>
+        <w:rPr>
+          <w:rFonts w:ascii="Times New Roman" w:hAnsi="Times New Roman" w:eastAsia="Times New Roman"/>
+          <w:sz w:val="28"/>
+        </w:rPr>
+        <w:t>Vite</w:t>
+      </w:r>
+      <w:proofErr w:type="spellEnd"/>
+      <w:r>
+        <w:rPr>
+          <w:rFonts w:ascii="Times New Roman" w:hAnsi="Times New Roman" w:eastAsia="Times New Roman"/>
+          <w:sz w:val="28"/>
+        </w:rPr>
+        <w:t xml:space="preserve"> и </w:t>
+      </w:r>
+      <w:proofErr w:type="spellStart"/>
+      <w:r>
+        <w:rPr>
+          <w:rFonts w:ascii="Times New Roman" w:hAnsi="Times New Roman" w:eastAsia="Times New Roman"/>
+          <w:sz w:val="28"/>
+        </w:rPr>
+        <w:t>PostgreSQL</w:t>
+      </w:r>
+      <w:proofErr w:type="spellEnd"/>
+      <w:r>
+        <w:rPr>
+          <w:rFonts w:ascii="Times New Roman" w:hAnsi="Times New Roman" w:eastAsia="Times New Roman"/>
+          <w:sz w:val="28"/>
+        </w:rPr>
+        <w:t xml:space="preserve"> позволило создать понятный интерфейс и надёжную серверную часть, обеспечивающую высокую производительность и безопасность данных. В проекте реализована модульная структура, облегчающая дальнейшее сопровождение и расширение функциональности.</w:t>
+      </w:r>
+    </w:p>
+    <w:p>
+      <w:pPr>
+        <w:spacing w:after="0" w:before="0" w:line="240" w:lineRule="auto"/>
         <w:ind w:firstLine="567"/>
         <w:jc w:val="both"/>
         <w:rPr>
@@ -8659,12 +12674,16 @@
         </w:rPr>
       </w:pPr>
       <w:r>
+        <w:rPr>
+          <w:rFonts w:ascii="Times New Roman" w:hAnsi="Times New Roman" w:eastAsia="Times New Roman"/>
+          <w:sz w:val="28"/>
+        </w:rPr>
         <w:t>Разработка базы данных и архитектуры приложения позволила эффективно организовать хранение и обработку информации о пользователях, заказах и товарах. Дополнительным преимуществом проекта стала публичная развёрнутая версия сайта, через которую можно проверить работу системы непосредственно в браузере.</w:t>
       </w:r>
     </w:p>
     <w:p>
       <w:pPr>
-        <w:spacing w:after="0"/>
+        <w:spacing w:after="0" w:before="0" w:line="240" w:lineRule="auto"/>
         <w:ind w:firstLine="567"/>
         <w:jc w:val="both"/>
         <w:rPr>
@@ -8673,6 +12692,10 @@
         </w:rPr>
       </w:pPr>
       <w:r>
+        <w:rPr>
+          <w:rFonts w:ascii="Times New Roman" w:hAnsi="Times New Roman" w:eastAsia="Times New Roman"/>
+          <w:sz w:val="28"/>
+        </w:rPr>
         <w:t>Таким образом, разработанное приложение представляет собой практический инструмент для повышения эффективности работы отдела сбыта и улучшения координации между директором магазина, менеджером, логистом и водителем.</w:t>
       </w:r>
     </w:p>
@@ -8684,14 +12707,21 @@
     <w:p>
       <w:pPr>
         <w:pStyle w:val="1"/>
+        <w:pageBreakBefore/>
         <w:tabs>
           <w:tab w:val="left" w:pos="1555"/>
         </w:tabs>
-        <w:spacing w:before="0" w:after="0" w:line="320" w:lineRule="exact"/>
-        <w:jc w:val="both"/>
+        <w:spacing w:before="0" w:after="0"/>
+        <w:jc w:val="center"/>
       </w:pPr>
       <w:bookmarkStart w:id="9" w:name="_Toc227879200"/>
       <w:r>
+        <w:rPr>
+          <w:rFonts w:ascii="Times New Roman" w:hAnsi="Times New Roman" w:eastAsia="Times New Roman"/>
+          <w:b/>
+          <w:sz w:val="28"/>
+        </w:rPr>
+        <w:lastRenderedPageBreak/>
         <w:t>Список использованных источников</w:t>
       </w:r>
       <w:bookmarkEnd w:id="9"/>
@@ -8701,9 +12731,17 @@
         <w:pStyle w:val="a5"/>
         <w:spacing w:after="0"/>
         <w:jc w:val="both"/>
-      </w:pPr>
-      <w:r>
-        <w:t>1 Документация по Spring Boot [Электронный ресурс]. – Режим доступа: https://docs.spring.io/spring-boot/docs/current/reference/html/. – Дата доступа: 23.04.2026.</w:t>
+        <w:numPr>
+          <w:ilvl w:val="0"/>
+          <w:numId w:val="4"/>
+        </w:numPr>
+      </w:pPr>
+      <w:r>
+        <w:rPr>
+          <w:rFonts w:ascii="Times New Roman" w:hAnsi="Times New Roman" w:eastAsia="Times New Roman"/>
+          <w:sz w:val="28"/>
+        </w:rPr>
+        <w:t>Документация по Spring Boot [Электронный ресурс]. – Режим доступа: https://docs.spring.io/spring-boot/docs/current/reference/html/. – Дата доступа: 23.04.2026.</w:t>
       </w:r>
     </w:p>
     <w:p>
@@ -8711,9 +12749,19 @@
         <w:pStyle w:val="a5"/>
         <w:spacing w:after="0"/>
         <w:jc w:val="both"/>
-      </w:pPr>
-      <w:r>
-        <w:t>2 Документация по React [Электронный ресурс]. – Режим доступа: https://react.dev/. – Дата доступа: 23.04.2026.</w:t>
+        <w:numPr>
+          <w:ilvl w:val="0"/>
+          <w:numId w:val="4"/>
+        </w:numPr>
+      </w:pPr>
+      <w:proofErr w:type="spellStart"/>
+      <w:proofErr w:type="spellEnd"/>
+      <w:r>
+        <w:rPr>
+          <w:rFonts w:ascii="Times New Roman" w:hAnsi="Times New Roman" w:eastAsia="Times New Roman"/>
+          <w:sz w:val="28"/>
+        </w:rPr>
+        <w:t>Документация по React [Электронный ресурс]. – Режим доступа: https://react.dev/. – Дата доступа: 23.04.2026.</w:t>
       </w:r>
     </w:p>
     <w:p>
@@ -8721,9 +12769,19 @@
         <w:pStyle w:val="a5"/>
         <w:spacing w:after="0"/>
         <w:jc w:val="both"/>
-      </w:pPr>
-      <w:r>
-        <w:t>3 Документация по Vite [Электронный ресурс]. – Режим доступа: https://vite.dev/guide/. – Дата доступа: 23.04.2026.</w:t>
+        <w:numPr>
+          <w:ilvl w:val="0"/>
+          <w:numId w:val="4"/>
+        </w:numPr>
+      </w:pPr>
+      <w:proofErr w:type="spellStart"/>
+      <w:proofErr w:type="spellEnd"/>
+      <w:r>
+        <w:rPr>
+          <w:rFonts w:ascii="Times New Roman" w:hAnsi="Times New Roman" w:eastAsia="Times New Roman"/>
+          <w:sz w:val="28"/>
+        </w:rPr>
+        <w:t>Документация по Vite [Электронный ресурс]. – Режим доступа: https://vite.dev/guide/. – Дата доступа: 23.04.2026.</w:t>
       </w:r>
     </w:p>
     <w:p>
@@ -8731,9 +12789,19 @@
         <w:pStyle w:val="a5"/>
         <w:spacing w:after="0"/>
         <w:jc w:val="both"/>
-      </w:pPr>
-      <w:r>
-        <w:t>4 Документация по PostgreSQL [Электронный ресурс]. – Режим доступа: https://www.postgresql.org/docs/. – Дата доступа: 23.04.2026.</w:t>
+        <w:numPr>
+          <w:ilvl w:val="0"/>
+          <w:numId w:val="4"/>
+        </w:numPr>
+      </w:pPr>
+      <w:proofErr w:type="spellStart"/>
+      <w:proofErr w:type="spellEnd"/>
+      <w:r>
+        <w:rPr>
+          <w:rFonts w:ascii="Times New Roman" w:hAnsi="Times New Roman" w:eastAsia="Times New Roman"/>
+          <w:sz w:val="28"/>
+        </w:rPr>
+        <w:t>Документация по PostgreSQL [Электронный ресурс]. – Режим доступа: https://www.postgresql.org/docs/. – Дата доступа: 23.04.2026.</w:t>
       </w:r>
     </w:p>
     <w:p>
@@ -8741,9 +12809,19 @@
         <w:pStyle w:val="a5"/>
         <w:spacing w:after="0"/>
         <w:jc w:val="both"/>
-      </w:pPr>
-      <w:r>
-        <w:t>5 Документация по Flyway [Электронный ресурс]. – Режим доступа: https://documentation.red-gate.com/fd. – Дата доступа: 23.04.2026.</w:t>
+        <w:numPr>
+          <w:ilvl w:val="0"/>
+          <w:numId w:val="4"/>
+        </w:numPr>
+      </w:pPr>
+      <w:proofErr w:type="spellStart"/>
+      <w:proofErr w:type="spellEnd"/>
+      <w:r>
+        <w:rPr>
+          <w:rFonts w:ascii="Times New Roman" w:hAnsi="Times New Roman" w:eastAsia="Times New Roman"/>
+          <w:sz w:val="28"/>
+        </w:rPr>
+        <w:t>Документация по Flyway [Электронный ресурс]. – Режим доступа: https://documentation.red-gate.com/fd. – Дата доступа: 23.04.2026.</w:t>
       </w:r>
     </w:p>
     <w:p>
@@ -8751,9 +12829,19 @@
         <w:pStyle w:val="a5"/>
         <w:spacing w:after="0"/>
         <w:jc w:val="both"/>
-      </w:pPr>
-      <w:r>
-        <w:t>6 Документация по Material UI [Электронный ресурс]. – Режим доступа: https://mui.com/. – Дата доступа: 23.04.2026.</w:t>
+        <w:numPr>
+          <w:ilvl w:val="0"/>
+          <w:numId w:val="4"/>
+        </w:numPr>
+      </w:pPr>
+      <w:proofErr w:type="spellStart"/>
+      <w:proofErr w:type="spellEnd"/>
+      <w:r>
+        <w:rPr>
+          <w:rFonts w:ascii="Times New Roman" w:hAnsi="Times New Roman" w:eastAsia="Times New Roman"/>
+          <w:sz w:val="28"/>
+        </w:rPr>
+        <w:t>Документация по Material UI [Электронный ресурс]. – Режим доступа: https://mui.com/. – Дата доступа: 23.04.2026.</w:t>
       </w:r>
     </w:p>
     <w:p>
@@ -8761,9 +12849,19 @@
         <w:pStyle w:val="a5"/>
         <w:spacing w:after="0"/>
         <w:jc w:val="both"/>
-      </w:pPr>
-      <w:r>
-        <w:t>7 Документация по Leaflet [Электронный ресурс]. – Режим доступа: https://leafletjs.com/reference.html. – Дата доступа: 23.04.2026.</w:t>
+        <w:numPr>
+          <w:ilvl w:val="0"/>
+          <w:numId w:val="4"/>
+        </w:numPr>
+      </w:pPr>
+      <w:proofErr w:type="spellStart"/>
+      <w:proofErr w:type="spellEnd"/>
+      <w:r>
+        <w:rPr>
+          <w:rFonts w:ascii="Times New Roman" w:hAnsi="Times New Roman" w:eastAsia="Times New Roman"/>
+          <w:sz w:val="28"/>
+        </w:rPr>
+        <w:t>Документация по Leaflet [Электронный ресурс]. – Режим доступа: https://leafletjs.com/reference.html. – Дата доступа: 23.04.2026.</w:t>
       </w:r>
     </w:p>
     <w:p>
@@ -8771,9 +12869,17 @@
         <w:pStyle w:val="a5"/>
         <w:spacing w:after="0"/>
         <w:jc w:val="both"/>
-      </w:pPr>
-      <w:r>
-        <w:t>8 Документация по Spring Security [Электронный ресурс]. – Режим доступа: https://docs.spring.io/spring-security/reference/. – Дата доступа: 23.04.2026.</w:t>
+        <w:numPr>
+          <w:ilvl w:val="0"/>
+          <w:numId w:val="4"/>
+        </w:numPr>
+      </w:pPr>
+      <w:r>
+        <w:rPr>
+          <w:rFonts w:ascii="Times New Roman" w:hAnsi="Times New Roman" w:eastAsia="Times New Roman"/>
+          <w:sz w:val="28"/>
+        </w:rPr>
+        <w:t>Документация по Spring Security [Электронный ресурс]. – Режим доступа: https://docs.spring.io/spring-security/reference/. – Дата доступа: 23.04.2026.</w:t>
       </w:r>
     </w:p>
     <w:p>
@@ -8781,9 +12887,17 @@
         <w:pStyle w:val="a5"/>
         <w:spacing w:after="0"/>
         <w:jc w:val="both"/>
-      </w:pPr>
-      <w:r>
-        <w:t>10 СТП СМК 7.5.3-02-2023 Общие требования и правила оформления учебных текстовых документов [Электронный ресурс]. – Режим доступа: https://www.bgut.by/sites/default/files/userfiles/rio/files/stp_smk.pdf. – Дата доступа: 23.04.2026.</w:t>
+        <w:numPr>
+          <w:ilvl w:val="0"/>
+          <w:numId w:val="4"/>
+        </w:numPr>
+      </w:pPr>
+      <w:r>
+        <w:rPr>
+          <w:rFonts w:ascii="Times New Roman" w:hAnsi="Times New Roman" w:eastAsia="Times New Roman"/>
+          <w:sz w:val="28"/>
+        </w:rPr>
+        <w:t>СТП СМК 7.5.3-02-2023 Общие требования и правила оформления учебных текстовых документов [Электронный ресурс]. – Режим доступа: https://www.bgut.by/sites/default/files/userfiles/rio/files/stp_smk.pdf. – Дата доступа: 23.04.2026.</w:t>
       </w:r>
     </w:p>
     <w:sectPr>
@@ -8794,8 +12908,8 @@
       <w:headerReference w:type="first" r:id="rId35"/>
       <w:footerReference w:type="first" r:id="rId36"/>
       <w:type w:val="continuous"/>
-      <w:pgSz w:w="11906" w:h="16838" w:code="9"/>
-      <w:pgMar w:top="1134" w:right="567" w:bottom="1134" w:left="1418" w:header="709" w:footer="709" w:gutter="0"/>
+      <w:pgSz w:w="11910" w:h="16840" w:code="9"/>
+      <w:pgMar w:top="1134" w:right="567" w:bottom="1134" w:left="1418" w:header="0" w:footer="822" w:gutter="0"/>
       <w:pgNumType w:start="2"/>
       <w:cols w:space="708"/>
       <w:docGrid w:linePitch="381"/>
@@ -8982,7 +13096,7 @@
 </file>
 
 <file path=word/numbering.xml><?xml version="1.0" encoding="utf-8"?>
-<w:numbering xmlns:wpc="http://schemas.microsoft.com/office/word/2010/wordprocessingCanvas" xmlns:cx="http://schemas.microsoft.com/office/drawing/2014/chartex" xmlns:cx1="http://schemas.microsoft.com/office/drawing/2015/9/8/chartex" xmlns:cx2="http://schemas.microsoft.com/office/drawing/2015/10/21/chartex" xmlns:cx3="http://schemas.microsoft.com/office/drawing/2016/5/9/chartex" xmlns:cx4="http://schemas.microsoft.com/office/drawing/2016/5/10/chartex" xmlns:cx5="http://schemas.microsoft.com/office/drawing/2016/5/11/chartex" xmlns:cx6="http://schemas.microsoft.com/office/drawing/2016/5/12/chartex" xmlns:cx7="http://schemas.microsoft.com/office/drawing/2016/5/13/chartex" xmlns:cx8="http://schemas.microsoft.com/office/drawing/2016/5/14/chartex" xmlns:mc="http://schemas.openxmlformats.org/markup-compatibility/2006" xmlns:aink="http://schemas.microsoft.com/office/drawing/2016/ink" xmlns:am3d="http://schemas.microsoft.com/office/drawing/2017/model3d" xmlns:o="urn:schemas-microsoft-com:office:office" xmlns:oel="http://schemas.microsoft.com/office/2019/extlst" xmlns:r="http://schemas.openxmlformats.org/officeDocument/2006/relationships" xmlns:m="http://schemas.openxmlformats.org/officeDocument/2006/math" xmlns:v="urn:schemas-microsoft-com:vml" xmlns:wp14="http://schemas.microsoft.com/office/word/2010/wordprocessingDrawing" xmlns:wp="http://schemas.openxmlformats.org/drawingml/2006/wordprocessingDrawing" xmlns:w10="urn:schemas-microsoft-com:office:word" xmlns:w="http://schemas.openxmlformats.org/wordprocessingml/2006/main" xmlns:w14="http://schemas.microsoft.com/office/word/2010/wordml" xmlns:w15="http://schemas.microsoft.com/office/word/2012/wordml" xmlns:w16cex="http://schemas.microsoft.com/office/word/2018/wordml/cex" xmlns:w16cid="http://schemas.microsoft.com/office/word/2016/wordml/cid" xmlns:w16="http://schemas.microsoft.com/office/word/2018/wordml" xmlns:w16sdtdh="http://schemas.microsoft.com/office/word/2020/wordml/sdtdatahash" xmlns:w16se="http://schemas.microsoft.com/office/word/2015/wordml/symex" xmlns:wpg="http://schemas.microsoft.com/office/word/2010/wordprocessingGroup" xmlns:wpi="http://schemas.microsoft.com/office/word/2010/wordprocessingInk" xmlns:wne="http://schemas.microsoft.com/office/word/2006/wordml" xmlns:wps="http://schemas.microsoft.com/office/word/2010/wordprocessingShape" mc:Ignorable="w14 w15 w16se w16cid w16 w16cex w16sdtdh wp14">
+<w:numbering xmlns:wpc="http://schemas.microsoft.com/office/word/2010/wordprocessingCanvas" xmlns:cx="http://schemas.microsoft.com/office/drawing/2014/chartex" xmlns:cx1="http://schemas.microsoft.com/office/drawing/2015/9/8/chartex" xmlns:cx2="http://schemas.microsoft.com/office/drawing/2015/10/21/chartex" xmlns:cx3="http://schemas.microsoft.com/office/drawing/2016/5/9/chartex" xmlns:cx4="http://schemas.microsoft.com/office/drawing/2016/5/10/chartex" xmlns:cx5="http://schemas.microsoft.com/office/drawing/2016/5/11/chartex" xmlns:cx6="http://schemas.microsoft.com/office/drawing/2016/5/12/chartex" xmlns:cx7="http://schemas.microsoft.com/office/drawing/2016/5/13/chartex" xmlns:cx8="http://schemas.microsoft.com/office/drawing/2016/5/14/chartex" xmlns:mc="http://schemas.openxmlformats.org/markup-compatibility/2006" xmlns:aink="http://schemas.microsoft.com/office/drawing/2016/ink" xmlns:am3d="http://schemas.microsoft.com/office/drawing/2017/model3d" xmlns:o="urn:schemas-microsoft-com:office:office" xmlns:r="http://schemas.openxmlformats.org/officeDocument/2006/relationships" xmlns:m="http://schemas.openxmlformats.org/officeDocument/2006/math" xmlns:v="urn:schemas-microsoft-com:vml" xmlns:wp14="http://schemas.microsoft.com/office/word/2010/wordprocessingDrawing" xmlns:wp="http://schemas.openxmlformats.org/drawingml/2006/wordprocessingDrawing" xmlns:w10="urn:schemas-microsoft-com:office:word" xmlns:w="http://schemas.openxmlformats.org/wordprocessingml/2006/main" xmlns:w14="http://schemas.microsoft.com/office/word/2010/wordml" xmlns:w15="http://schemas.microsoft.com/office/word/2012/wordml" xmlns:w16cid="http://schemas.microsoft.com/office/word/2016/wordml/cid" xmlns:w16se="http://schemas.microsoft.com/office/word/2015/wordml/symex" xmlns:wpg="http://schemas.microsoft.com/office/word/2010/wordprocessingGroup" xmlns:wpi="http://schemas.microsoft.com/office/word/2010/wordprocessingInk" xmlns:wne="http://schemas.microsoft.com/office/word/2006/wordml" xmlns:wps="http://schemas.microsoft.com/office/word/2010/wordprocessingShape" mc:Ignorable="w14 w15 w16se w16cid wp14">
   <w:abstractNum w:abstractNumId="0" w15:restartNumberingAfterBreak="0">
     <w:nsid w:val="00BC5E1E"/>
     <w:multiLevelType w:val="hybridMultilevel"/>
@@ -12339,13 +16453,13 @@
       </w:rPr>
     </w:lvl>
   </w:abstractNum>
-  <w:num w:numId="1" w16cid:durableId="872621750">
+  <w:num w:numId="1">
     <w:abstractNumId w:val="1"/>
   </w:num>
-  <w:num w:numId="2" w16cid:durableId="594824844">
+  <w:num w:numId="2">
     <w:abstractNumId w:val="16"/>
   </w:num>
-  <w:num w:numId="3" w16cid:durableId="563107022">
+  <w:num w:numId="3">
     <w:abstractNumId w:val="16"/>
     <w:lvlOverride w:ilvl="0">
       <w:lvl w:ilvl="0">
@@ -12485,67 +16599,67 @@
       </w:lvl>
     </w:lvlOverride>
   </w:num>
-  <w:num w:numId="4" w16cid:durableId="2003312569">
+  <w:num w:numId="4">
     <w:abstractNumId w:val="0"/>
   </w:num>
-  <w:num w:numId="5" w16cid:durableId="183252864">
+  <w:num w:numId="5">
     <w:abstractNumId w:val="9"/>
   </w:num>
-  <w:num w:numId="6" w16cid:durableId="1589652619">
+  <w:num w:numId="6">
     <w:abstractNumId w:val="21"/>
   </w:num>
-  <w:num w:numId="7" w16cid:durableId="1561094340">
+  <w:num w:numId="7">
     <w:abstractNumId w:val="5"/>
   </w:num>
-  <w:num w:numId="8" w16cid:durableId="214045091">
+  <w:num w:numId="8">
     <w:abstractNumId w:val="8"/>
   </w:num>
-  <w:num w:numId="9" w16cid:durableId="1691222243">
+  <w:num w:numId="9">
     <w:abstractNumId w:val="6"/>
   </w:num>
-  <w:num w:numId="10" w16cid:durableId="1095590224">
+  <w:num w:numId="10">
     <w:abstractNumId w:val="20"/>
   </w:num>
-  <w:num w:numId="11" w16cid:durableId="360322035">
+  <w:num w:numId="11">
     <w:abstractNumId w:val="7"/>
   </w:num>
-  <w:num w:numId="12" w16cid:durableId="406347597">
+  <w:num w:numId="12">
     <w:abstractNumId w:val="17"/>
   </w:num>
-  <w:num w:numId="13" w16cid:durableId="594359865">
+  <w:num w:numId="13">
     <w:abstractNumId w:val="14"/>
   </w:num>
-  <w:num w:numId="14" w16cid:durableId="1353992233">
+  <w:num w:numId="14">
     <w:abstractNumId w:val="3"/>
   </w:num>
-  <w:num w:numId="15" w16cid:durableId="1493837769">
+  <w:num w:numId="15">
     <w:abstractNumId w:val="11"/>
   </w:num>
-  <w:num w:numId="16" w16cid:durableId="1919052561">
+  <w:num w:numId="16">
     <w:abstractNumId w:val="4"/>
   </w:num>
-  <w:num w:numId="17" w16cid:durableId="1028604786">
+  <w:num w:numId="17">
     <w:abstractNumId w:val="18"/>
   </w:num>
-  <w:num w:numId="18" w16cid:durableId="1810711467">
+  <w:num w:numId="18">
     <w:abstractNumId w:val="2"/>
   </w:num>
-  <w:num w:numId="19" w16cid:durableId="1452742317">
+  <w:num w:numId="19">
     <w:abstractNumId w:val="15"/>
   </w:num>
-  <w:num w:numId="20" w16cid:durableId="1077628218">
+  <w:num w:numId="20">
     <w:abstractNumId w:val="12"/>
   </w:num>
-  <w:num w:numId="21" w16cid:durableId="1128737814">
+  <w:num w:numId="21">
     <w:abstractNumId w:val="10"/>
   </w:num>
-  <w:num w:numId="22" w16cid:durableId="710228408">
+  <w:num w:numId="22">
     <w:abstractNumId w:val="13"/>
   </w:num>
-  <w:num w:numId="23" w16cid:durableId="865408678">
+  <w:num w:numId="23">
     <w:abstractNumId w:val="22"/>
   </w:num>
-  <w:num w:numId="24" w16cid:durableId="460463609">
+  <w:num w:numId="24">
     <w:abstractNumId w:val="19"/>
   </w:num>
   <w:numIdMacAtCleanup w:val="22"/>
@@ -12553,7 +16667,7 @@
 </file>
 
 <file path=word/styles.xml><?xml version="1.0" encoding="utf-8"?>
-<w:styles xmlns:mc="http://schemas.openxmlformats.org/markup-compatibility/2006" xmlns:r="http://schemas.openxmlformats.org/officeDocument/2006/relationships" xmlns:w="http://schemas.openxmlformats.org/wordprocessingml/2006/main" xmlns:w14="http://schemas.microsoft.com/office/word/2010/wordml" xmlns:w15="http://schemas.microsoft.com/office/word/2012/wordml" xmlns:w16cex="http://schemas.microsoft.com/office/word/2018/wordml/cex" xmlns:w16cid="http://schemas.microsoft.com/office/word/2016/wordml/cid" xmlns:w16="http://schemas.microsoft.com/office/word/2018/wordml" xmlns:w16sdtdh="http://schemas.microsoft.com/office/word/2020/wordml/sdtdatahash" xmlns:w16se="http://schemas.microsoft.com/office/word/2015/wordml/symex" mc:Ignorable="w14 w15 w16se w16cid w16 w16cex w16sdtdh">
+<w:styles xmlns:mc="http://schemas.openxmlformats.org/markup-compatibility/2006" xmlns:r="http://schemas.openxmlformats.org/officeDocument/2006/relationships" xmlns:w="http://schemas.openxmlformats.org/wordprocessingml/2006/main" xmlns:w14="http://schemas.microsoft.com/office/word/2010/wordml" xmlns:w15="http://schemas.microsoft.com/office/word/2012/wordml" xmlns:w16cid="http://schemas.microsoft.com/office/word/2016/wordml/cid" xmlns:w16se="http://schemas.microsoft.com/office/word/2015/wordml/symex" mc:Ignorable="w14 w15 w16se w16cid">
   <w:docDefaults>
     <w:rPrDefault>
       <w:rPr>
@@ -12571,7 +16685,7 @@
       </w:pPr>
     </w:pPrDefault>
   </w:docDefaults>
-  <w:latentStyles w:defLockedState="0" w:defUIPriority="99" w:defSemiHidden="0" w:defUnhideWhenUsed="0" w:defQFormat="0" w:count="376">
+  <w:latentStyles w:defLockedState="0" w:defUIPriority="99" w:defSemiHidden="0" w:defUnhideWhenUsed="0" w:defQFormat="0" w:count="375">
     <w:lsdException w:name="Normal" w:uiPriority="0" w:qFormat="1"/>
     <w:lsdException w:name="heading 1" w:uiPriority="9" w:qFormat="1"/>
     <w:lsdException w:name="heading 2" w:semiHidden="1" w:uiPriority="9" w:unhideWhenUsed="1" w:qFormat="1"/>
@@ -12947,7 +17061,6 @@
     <w:lsdException w:name="Smart Hyperlink" w:semiHidden="1" w:unhideWhenUsed="1"/>
     <w:lsdException w:name="Hashtag" w:semiHidden="1" w:unhideWhenUsed="1"/>
     <w:lsdException w:name="Unresolved Mention" w:semiHidden="1" w:unhideWhenUsed="1"/>
-    <w:lsdException w:name="Smart Link" w:semiHidden="1" w:unhideWhenUsed="1"/>
   </w:latentStyles>
   <w:style w:type="paragraph" w:default="1" w:styleId="a">
     <w:name w:val="Normal"/>
@@ -13671,14 +17784,6 @@
       <w:iCs/>
     </w:rPr>
   </w:style>
-  <w:style w:type="character" w:styleId="aff1">
-    <w:name w:val="page number"/>
-    <w:basedOn w:val="a0"/>
-    <w:uiPriority w:val="99"/>
-    <w:semiHidden/>
-    <w:unhideWhenUsed/>
-    <w:rsid w:val="008918E4"/>
-  </w:style>
 </w:styles>
 </file>
 

--- a/Матвиенко_курсовая.docx
+++ b/Матвиенко_курсовая.docx
@@ -13,7 +13,7 @@
     </w:p>
     <w:p>
       <w:pPr>
-        <w:jc w:val="both"/>
+        <w:jc w:val="center"/>
         <w:rPr>
           <w:rFonts w:cs="Times New Roman"/>
           <w:b/>
@@ -1013,7 +1013,7 @@
         <mc:AlternateContent>
           <mc:Choice Requires="wpg">
             <w:drawing>
-              <wp:anchor distT="0" distB="0" distL="114300" distR="114300" simplePos="0" relativeHeight="251659264" behindDoc="0" locked="1" layoutInCell="1" allowOverlap="1" wp14:anchorId="26D3D1D8" wp14:editId="27261C05">
+              <wp:anchor distT="0" distB="0" distL="114300" distR="114300" simplePos="0" relativeHeight="251659264" behindDoc="0" locked="1" layoutInCell="1" allowOverlap="1" wp14:anchorId="04E41E41" wp14:editId="3E695A89">
                 <wp:simplePos x="0" y="0"/>
                 <wp:positionH relativeFrom="page">
                   <wp:posOffset>742950</wp:posOffset>
@@ -1418,12 +1418,21 @@
                                 </w:rPr>
                                 <w:t>И</w:t>
                               </w:r>
+                              <w:proofErr w:type="spellStart"/>
                               <w:r>
                                 <w:rPr>
                                   <w:rFonts w:ascii="Times New Roman" w:hAnsi="Times New Roman"/>
                                   <w:sz w:val="20"/>
                                 </w:rPr>
-                                <w:t>зм.</w:t>
+                                <w:t>зм</w:t>
+                              </w:r>
+                              <w:proofErr w:type="spellEnd"/>
+                              <w:r>
+                                <w:rPr>
+                                  <w:rFonts w:ascii="Times New Roman" w:hAnsi="Times New Roman"/>
+                                  <w:sz w:val="20"/>
+                                </w:rPr>
+                                <w:t>.</w:t>
                               </w:r>
                             </w:p>
                           </w:txbxContent>
@@ -1547,7 +1556,23 @@
                                   <w:rFonts w:ascii="Times New Roman" w:hAnsi="Times New Roman"/>
                                   <w:sz w:val="20"/>
                                 </w:rPr>
-                                <w:t>№ докум.</w:t>
+                                <w:t xml:space="preserve">№ </w:t>
+                              </w:r>
+                              <w:proofErr w:type="spellStart"/>
+                              <w:r>
+                                <w:rPr>
+                                  <w:rFonts w:ascii="Times New Roman" w:hAnsi="Times New Roman"/>
+                                  <w:sz w:val="20"/>
+                                </w:rPr>
+                                <w:t>докум</w:t>
+                              </w:r>
+                              <w:proofErr w:type="spellEnd"/>
+                              <w:r>
+                                <w:rPr>
+                                  <w:rFonts w:ascii="Times New Roman" w:hAnsi="Times New Roman"/>
+                                  <w:sz w:val="20"/>
+                                </w:rPr>
+                                <w:t>.</w:t>
                               </w:r>
                             </w:p>
                           </w:txbxContent>
@@ -1604,6 +1629,7 @@
                                   <w:sz w:val="20"/>
                                 </w:rPr>
                               </w:pPr>
+                              <w:proofErr w:type="spellStart"/>
                               <w:r>
                                 <w:rPr>
                                   <w:rFonts w:ascii="Times New Roman" w:hAnsi="Times New Roman"/>
@@ -1611,6 +1637,7 @@
                                 </w:rPr>
                                 <w:t>Подпись</w:t>
                               </w:r>
+                              <w:proofErr w:type="spellEnd"/>
                             </w:p>
                           </w:txbxContent>
                         </wps:txbx>
@@ -2113,7 +2140,23 @@
                                     <w:rFonts w:ascii="Times New Roman" w:hAnsi="Times New Roman"/>
                                     <w:sz w:val="20"/>
                                   </w:rPr>
-                                  <w:t xml:space="preserve"> Разраб.</w:t>
+                                  <w:t xml:space="preserve"> </w:t>
+                                </w:r>
+                                <w:proofErr w:type="spellStart"/>
+                                <w:r>
+                                  <w:rPr>
+                                    <w:rFonts w:ascii="Times New Roman" w:hAnsi="Times New Roman"/>
+                                    <w:sz w:val="20"/>
+                                  </w:rPr>
+                                  <w:t>Разраб</w:t>
+                                </w:r>
+                                <w:proofErr w:type="spellEnd"/>
+                                <w:r>
+                                  <w:rPr>
+                                    <w:rFonts w:ascii="Times New Roman" w:hAnsi="Times New Roman"/>
+                                    <w:sz w:val="20"/>
+                                  </w:rPr>
+                                  <w:t>.</w:t>
                                 </w:r>
                               </w:p>
                             </w:txbxContent>
@@ -2256,7 +2299,23 @@
                                     <w:rFonts w:ascii="Times New Roman" w:hAnsi="Times New Roman"/>
                                     <w:sz w:val="20"/>
                                   </w:rPr>
-                                  <w:t xml:space="preserve"> Провер.</w:t>
+                                  <w:t xml:space="preserve"> </w:t>
+                                </w:r>
+                                <w:proofErr w:type="spellStart"/>
+                                <w:r>
+                                  <w:rPr>
+                                    <w:rFonts w:ascii="Times New Roman" w:hAnsi="Times New Roman"/>
+                                    <w:sz w:val="20"/>
+                                  </w:rPr>
+                                  <w:t>Провер</w:t>
+                                </w:r>
+                                <w:proofErr w:type="spellEnd"/>
+                                <w:r>
+                                  <w:rPr>
+                                    <w:rFonts w:ascii="Times New Roman" w:hAnsi="Times New Roman"/>
+                                    <w:sz w:val="20"/>
+                                  </w:rPr>
+                                  <w:t>.</w:t>
                                 </w:r>
                               </w:p>
                             </w:txbxContent>
@@ -2398,12 +2457,21 @@
                                   </w:rPr>
                                   <w:t xml:space="preserve"> </w:t>
                                 </w:r>
+                                <w:proofErr w:type="spellStart"/>
                                 <w:r>
                                   <w:rPr>
                                     <w:rFonts w:ascii="Times New Roman" w:hAnsi="Times New Roman"/>
                                     <w:sz w:val="20"/>
                                   </w:rPr>
-                                  <w:t>Реценз.</w:t>
+                                  <w:t>Реценз</w:t>
+                                </w:r>
+                                <w:proofErr w:type="spellEnd"/>
+                                <w:r>
+                                  <w:rPr>
+                                    <w:rFonts w:ascii="Times New Roman" w:hAnsi="Times New Roman"/>
+                                    <w:sz w:val="20"/>
+                                  </w:rPr>
+                                  <w:t>.</w:t>
                                 </w:r>
                               </w:p>
                             </w:txbxContent>
@@ -2531,7 +2599,14 @@
                                     <w:rFonts w:ascii="Times New Roman" w:hAnsi="Times New Roman"/>
                                     <w:sz w:val="20"/>
                                   </w:rPr>
-                                  <w:t xml:space="preserve"> Н. Контр.</w:t>
+                                  <w:t xml:space="preserve"> </w:t>
+                                </w:r>
+                                <w:r>
+                                  <w:rPr>
+                                    <w:rFonts w:ascii="Times New Roman" w:hAnsi="Times New Roman"/>
+                                    <w:sz w:val="20"/>
+                                  </w:rPr>
+                                  <w:t>Н. Контр.</w:t>
                                 </w:r>
                               </w:p>
                             </w:txbxContent>
@@ -2659,7 +2734,23 @@
                                     <w:rFonts w:ascii="Times New Roman" w:hAnsi="Times New Roman"/>
                                     <w:sz w:val="20"/>
                                   </w:rPr>
-                                  <w:t xml:space="preserve"> Утверд.</w:t>
+                                  <w:t xml:space="preserve"> </w:t>
+                                </w:r>
+                                <w:proofErr w:type="spellStart"/>
+                                <w:r>
+                                  <w:rPr>
+                                    <w:rFonts w:ascii="Times New Roman" w:hAnsi="Times New Roman"/>
+                                    <w:sz w:val="20"/>
+                                  </w:rPr>
+                                  <w:t>Утверд</w:t>
+                                </w:r>
+                                <w:proofErr w:type="spellEnd"/>
+                                <w:r>
+                                  <w:rPr>
+                                    <w:rFonts w:ascii="Times New Roman" w:hAnsi="Times New Roman"/>
+                                    <w:sz w:val="20"/>
+                                  </w:rPr>
+                                  <w:t>.</w:t>
                                 </w:r>
                               </w:p>
                             </w:txbxContent>
@@ -2970,12 +3061,21 @@
                                   <w:sz w:val="20"/>
                                 </w:rPr>
                               </w:pPr>
+                              <w:proofErr w:type="spellStart"/>
                               <w:r>
                                 <w:rPr>
                                   <w:rFonts w:ascii="Times New Roman" w:hAnsi="Times New Roman"/>
                                   <w:sz w:val="20"/>
                                 </w:rPr>
-                                <w:t>Лит.</w:t>
+                                <w:t>Лит</w:t>
+                              </w:r>
+                              <w:proofErr w:type="spellEnd"/>
+                              <w:r>
+                                <w:rPr>
+                                  <w:rFonts w:ascii="Times New Roman" w:hAnsi="Times New Roman"/>
+                                  <w:sz w:val="20"/>
+                                </w:rPr>
+                                <w:t>.</w:t>
                               </w:r>
                             </w:p>
                           </w:txbxContent>
@@ -3269,7 +3369,7 @@
           </mc:Choice>
           <mc:Fallback>
             <w:pict>
-              <v:group w14:anchorId="26D3D1D8" id="Группа 1" o:spid="_x0000_s1026" style="position:absolute;left:0;text-align:left;margin-left:58.5pt;margin-top:24.75pt;width:520.2pt;height:792.55pt;z-index:251659264;mso-position-horizontal-relative:page;mso-position-vertical-relative:page" coordsize="20058,20000" o:gfxdata="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">
+              <v:group w14:anchorId="04E41E41" id="Группа 1" o:spid="_x0000_s1026" style="position:absolute;left:0;text-align:left;margin-left:58.5pt;margin-top:24.75pt;width:520.2pt;height:792.55pt;z-index:251659264;mso-position-horizontal-relative:page;mso-position-vertical-relative:page" coordsize="20058,20000" o:gfxdata="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">
                 <v:rect id="Rectangle 3" o:spid="_x0000_s1027" style="position:absolute;width:20000;height:20000;visibility:visible;mso-wrap-style:square;v-text-anchor:top" o:gfxdata="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" filled="f" strokeweight="2pt"/>
                 <v:line id="Line 4" o:spid="_x0000_s1028" style="position:absolute;visibility:visible;mso-wrap-style:square" from="993,17183" to="995,18221" o:connectortype="straight" o:gfxdata="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" strokeweight="2pt"/>
                 <v:line id="Line 5" o:spid="_x0000_s1029" style="position:absolute;visibility:visible;mso-wrap-style:square" from="10,17173" to="19977,17174" o:connectortype="straight" o:gfxdata="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" strokeweight="2pt"/>
@@ -3300,12 +3400,21 @@
                           </w:rPr>
                           <w:t>И</w:t>
                         </w:r>
+                        <w:proofErr w:type="spellStart"/>
                         <w:r>
                           <w:rPr>
                             <w:rFonts w:ascii="Times New Roman" w:hAnsi="Times New Roman"/>
                             <w:sz w:val="20"/>
                           </w:rPr>
-                          <w:t>зм.</w:t>
+                          <w:t>зм</w:t>
+                        </w:r>
+                        <w:proofErr w:type="spellEnd"/>
+                        <w:r>
+                          <w:rPr>
+                            <w:rFonts w:ascii="Times New Roman" w:hAnsi="Times New Roman"/>
+                            <w:sz w:val="20"/>
+                          </w:rPr>
+                          <w:t>.</w:t>
                         </w:r>
                       </w:p>
                     </w:txbxContent>
@@ -3351,7 +3460,23 @@
                             <w:rFonts w:ascii="Times New Roman" w:hAnsi="Times New Roman"/>
                             <w:sz w:val="20"/>
                           </w:rPr>
-                          <w:t>№ докум.</w:t>
+                          <w:t xml:space="preserve">№ </w:t>
+                        </w:r>
+                        <w:proofErr w:type="spellStart"/>
+                        <w:r>
+                          <w:rPr>
+                            <w:rFonts w:ascii="Times New Roman" w:hAnsi="Times New Roman"/>
+                            <w:sz w:val="20"/>
+                          </w:rPr>
+                          <w:t>докум</w:t>
+                        </w:r>
+                        <w:proofErr w:type="spellEnd"/>
+                        <w:r>
+                          <w:rPr>
+                            <w:rFonts w:ascii="Times New Roman" w:hAnsi="Times New Roman"/>
+                            <w:sz w:val="20"/>
+                          </w:rPr>
+                          <w:t>.</w:t>
                         </w:r>
                       </w:p>
                     </w:txbxContent>
@@ -3369,6 +3494,7 @@
                             <w:sz w:val="20"/>
                           </w:rPr>
                         </w:pPr>
+                        <w:proofErr w:type="spellStart"/>
                         <w:r>
                           <w:rPr>
                             <w:rFonts w:ascii="Times New Roman" w:hAnsi="Times New Roman"/>
@@ -3376,6 +3502,7 @@
                           </w:rPr>
                           <w:t>Подпись</w:t>
                         </w:r>
+                        <w:proofErr w:type="spellEnd"/>
                       </w:p>
                     </w:txbxContent>
                   </v:textbox>
@@ -3516,7 +3643,23 @@
                               <w:rFonts w:ascii="Times New Roman" w:hAnsi="Times New Roman"/>
                               <w:sz w:val="20"/>
                             </w:rPr>
-                            <w:t xml:space="preserve"> Разраб.</w:t>
+                            <w:t xml:space="preserve"> </w:t>
+                          </w:r>
+                          <w:proofErr w:type="spellStart"/>
+                          <w:r>
+                            <w:rPr>
+                              <w:rFonts w:ascii="Times New Roman" w:hAnsi="Times New Roman"/>
+                              <w:sz w:val="20"/>
+                            </w:rPr>
+                            <w:t>Разраб</w:t>
+                          </w:r>
+                          <w:proofErr w:type="spellEnd"/>
+                          <w:r>
+                            <w:rPr>
+                              <w:rFonts w:ascii="Times New Roman" w:hAnsi="Times New Roman"/>
+                              <w:sz w:val="20"/>
+                            </w:rPr>
+                            <w:t>.</w:t>
                           </w:r>
                         </w:p>
                       </w:txbxContent>
@@ -3569,7 +3712,23 @@
                               <w:rFonts w:ascii="Times New Roman" w:hAnsi="Times New Roman"/>
                               <w:sz w:val="20"/>
                             </w:rPr>
-                            <w:t xml:space="preserve"> Провер.</w:t>
+                            <w:t xml:space="preserve"> </w:t>
+                          </w:r>
+                          <w:proofErr w:type="spellStart"/>
+                          <w:r>
+                            <w:rPr>
+                              <w:rFonts w:ascii="Times New Roman" w:hAnsi="Times New Roman"/>
+                              <w:sz w:val="20"/>
+                            </w:rPr>
+                            <w:t>Провер</w:t>
+                          </w:r>
+                          <w:proofErr w:type="spellEnd"/>
+                          <w:r>
+                            <w:rPr>
+                              <w:rFonts w:ascii="Times New Roman" w:hAnsi="Times New Roman"/>
+                              <w:sz w:val="20"/>
+                            </w:rPr>
+                            <w:t>.</w:t>
                           </w:r>
                         </w:p>
                       </w:txbxContent>
@@ -3621,12 +3780,21 @@
                             </w:rPr>
                             <w:t xml:space="preserve"> </w:t>
                           </w:r>
+                          <w:proofErr w:type="spellStart"/>
                           <w:r>
                             <w:rPr>
                               <w:rFonts w:ascii="Times New Roman" w:hAnsi="Times New Roman"/>
                               <w:sz w:val="20"/>
                             </w:rPr>
-                            <w:t>Реценз.</w:t>
+                            <w:t>Реценз</w:t>
+                          </w:r>
+                          <w:proofErr w:type="spellEnd"/>
+                          <w:r>
+                            <w:rPr>
+                              <w:rFonts w:ascii="Times New Roman" w:hAnsi="Times New Roman"/>
+                              <w:sz w:val="20"/>
+                            </w:rPr>
+                            <w:t>.</w:t>
                           </w:r>
                         </w:p>
                       </w:txbxContent>
@@ -3664,7 +3832,14 @@
                               <w:rFonts w:ascii="Times New Roman" w:hAnsi="Times New Roman"/>
                               <w:sz w:val="20"/>
                             </w:rPr>
-                            <w:t xml:space="preserve"> Н. Контр.</w:t>
+                            <w:t xml:space="preserve"> </w:t>
+                          </w:r>
+                          <w:r>
+                            <w:rPr>
+                              <w:rFonts w:ascii="Times New Roman" w:hAnsi="Times New Roman"/>
+                              <w:sz w:val="20"/>
+                            </w:rPr>
+                            <w:t>Н. Контр.</w:t>
                           </w:r>
                         </w:p>
                       </w:txbxContent>
@@ -3702,7 +3877,23 @@
                               <w:rFonts w:ascii="Times New Roman" w:hAnsi="Times New Roman"/>
                               <w:sz w:val="20"/>
                             </w:rPr>
-                            <w:t xml:space="preserve"> Утверд.</w:t>
+                            <w:t xml:space="preserve"> </w:t>
+                          </w:r>
+                          <w:proofErr w:type="spellStart"/>
+                          <w:r>
+                            <w:rPr>
+                              <w:rFonts w:ascii="Times New Roman" w:hAnsi="Times New Roman"/>
+                              <w:sz w:val="20"/>
+                            </w:rPr>
+                            <w:t>Утверд</w:t>
+                          </w:r>
+                          <w:proofErr w:type="spellEnd"/>
+                          <w:r>
+                            <w:rPr>
+                              <w:rFonts w:ascii="Times New Roman" w:hAnsi="Times New Roman"/>
+                              <w:sz w:val="20"/>
+                            </w:rPr>
+                            <w:t>.</w:t>
                           </w:r>
                         </w:p>
                       </w:txbxContent>
@@ -3772,12 +3963,21 @@
                             <w:sz w:val="20"/>
                           </w:rPr>
                         </w:pPr>
+                        <w:proofErr w:type="spellStart"/>
                         <w:r>
                           <w:rPr>
                             <w:rFonts w:ascii="Times New Roman" w:hAnsi="Times New Roman"/>
                             <w:sz w:val="20"/>
                           </w:rPr>
-                          <w:t>Лит.</w:t>
+                          <w:t>Лит</w:t>
+                        </w:r>
+                        <w:proofErr w:type="spellEnd"/>
+                        <w:r>
+                          <w:rPr>
+                            <w:rFonts w:ascii="Times New Roman" w:hAnsi="Times New Roman"/>
+                            <w:sz w:val="20"/>
+                          </w:rPr>
+                          <w:t>.</w:t>
                         </w:r>
                       </w:p>
                     </w:txbxContent>
@@ -3917,12 +4117,20 @@
         </w:rPr>
       </w:pPr>
       <w:bookmarkStart w:id="0" w:name="_Toc228056980"/>
+      <w:proofErr w:type="gramStart"/>
       <w:r>
         <w:rPr>
           <w:rFonts w:eastAsia="Times New Roman"/>
         </w:rPr>
         <w:lastRenderedPageBreak/>
-        <w:t>1  Описание предметной области</w:t>
+        <w:t>1  Описание</w:t>
+      </w:r>
+      <w:proofErr w:type="gramEnd"/>
+      <w:r>
+        <w:rPr>
+          <w:rFonts w:eastAsia="Times New Roman"/>
+        </w:rPr>
+        <w:t xml:space="preserve"> предметной области</w:t>
       </w:r>
       <w:bookmarkEnd w:id="0"/>
     </w:p>
@@ -4010,7 +4218,15 @@
         <w:jc w:val="both"/>
       </w:pPr>
       <w:r>
-        <w:t>Целью курсового проекта является проектирование и реализация сетевого приложения для автоматизации работы отдела сбыта фермерского хозяйства с публичным доступом через сайт https://farmer.indevs.in.</w:t>
+        <w:t xml:space="preserve">Целью курсового проекта является </w:t>
+      </w:r>
+      <w:proofErr w:type="gramStart"/>
+      <w:r>
+        <w:t>проектирование</w:t>
+      </w:r>
+      <w:proofErr w:type="gramEnd"/>
+      <w:r>
+        <w:t xml:space="preserve"> и реализация сетевого приложения для автоматизации работы отдела сбыта фермерского хозяйства с публичным доступом через сайт https://farmer.indevs.in.</w:t>
       </w:r>
     </w:p>
     <w:p>
@@ -4049,7 +4265,15 @@
         <w:jc w:val="both"/>
       </w:pPr>
       <w:r>
-        <w:t>Проект представляет собой сетевое веб-приложение с отдельной клиентской частью и backend-модулем, который собирается как исполняемый Spring Boot JAR. Выбор конкретных инструментов продиктован необходимостью обеспечения целостности данных, удобства поддержки кода и автоматизации процессов сборки.</w:t>
+        <w:t xml:space="preserve">Проект представляет собой сетевое веб-приложение с отдельной клиентской частью и </w:t>
+      </w:r>
+      <w:proofErr w:type="spellStart"/>
+      <w:r>
+        <w:t>backend</w:t>
+      </w:r>
+      <w:proofErr w:type="spellEnd"/>
+      <w:r>
+        <w:t>-модулем, который собирается как исполняемый Spring Boot JAR. Выбор конкретных инструментов продиктован необходимостью обеспечения целостности данных, удобства поддержки кода и автоматизации процессов сборки.</w:t>
       </w:r>
     </w:p>
     <w:p>
@@ -4090,14 +4314,30 @@
         <w:ind w:firstLine="567"/>
         <w:jc w:val="both"/>
       </w:pPr>
+      <w:proofErr w:type="spellStart"/>
       <w:r>
         <w:rPr>
           <w:b/>
         </w:rPr>
-        <w:t xml:space="preserve">IntelliJ IDEA — </w:t>
-      </w:r>
-      <w:r>
-        <w:t>интегрированная среда разработки (IDE) от JetBrains.</w:t>
+        <w:t>IntelliJ</w:t>
+      </w:r>
+      <w:proofErr w:type="spellEnd"/>
+      <w:r>
+        <w:rPr>
+          <w:b/>
+        </w:rPr>
+        <w:t xml:space="preserve"> IDEA — </w:t>
+      </w:r>
+      <w:r>
+        <w:t xml:space="preserve">интегрированная среда разработки (IDE) от </w:t>
+      </w:r>
+      <w:proofErr w:type="spellStart"/>
+      <w:r>
+        <w:t>JetBrains</w:t>
+      </w:r>
+      <w:proofErr w:type="spellEnd"/>
+      <w:r>
+        <w:t>.</w:t>
       </w:r>
     </w:p>
     <w:p>
@@ -4113,7 +4353,15 @@
         <w:t>- Обоснование выбора:</w:t>
       </w:r>
       <w:r>
-        <w:t xml:space="preserve"> Использование IntelliJ IDEA обусловлено наличием продвинутых инструментов статического анализа кода, рефакторинга и отладки. Это ускоряет разработку сложных модулей и помогает поддерживать высокое качество исходного кода.</w:t>
+        <w:t xml:space="preserve"> Использование </w:t>
+      </w:r>
+      <w:proofErr w:type="spellStart"/>
+      <w:r>
+        <w:t>IntelliJ</w:t>
+      </w:r>
+      <w:proofErr w:type="spellEnd"/>
+      <w:r>
+        <w:t xml:space="preserve"> IDEA обусловлено наличием продвинутых инструментов статического анализа кода, рефакторинга и отладки. Это ускоряет разработку сложных модулей и помогает поддерживать высокое качество исходного кода.</w:t>
       </w:r>
     </w:p>
     <w:p>
@@ -4154,12 +4402,20 @@
         <w:ind w:firstLine="567"/>
         <w:jc w:val="both"/>
       </w:pPr>
+      <w:proofErr w:type="spellStart"/>
       <w:r>
         <w:rPr>
           <w:b/>
         </w:rPr>
         <w:lastRenderedPageBreak/>
-        <w:t xml:space="preserve">React — </w:t>
+        <w:t>React</w:t>
+      </w:r>
+      <w:proofErr w:type="spellEnd"/>
+      <w:r>
+        <w:rPr>
+          <w:b/>
+        </w:rPr>
+        <w:t xml:space="preserve"> — </w:t>
       </w:r>
       <w:r>
         <w:t>компонентная библиотека для построения пользовательского интерфейса.</w:t>
@@ -4178,7 +4434,15 @@
         <w:t>- Обоснование выбора:</w:t>
       </w:r>
       <w:r>
-        <w:t xml:space="preserve"> React выбран для реализации уровня представления с целью соблюдения принципа разделения ответственности. Компонентный подход позволяет избежать дублирования разметки и сделать интерфейсы ролей более поддерживаемыми.</w:t>
+        <w:t xml:space="preserve"> </w:t>
+      </w:r>
+      <w:proofErr w:type="spellStart"/>
+      <w:r>
+        <w:t>React</w:t>
+      </w:r>
+      <w:proofErr w:type="spellEnd"/>
+      <w:r>
+        <w:t xml:space="preserve"> выбран для реализации уровня представления с целью соблюдения принципа разделения ответственности. Компонентный подход позволяет избежать дублирования разметки и сделать интерфейсы ролей более поддерживаемыми.</w:t>
       </w:r>
     </w:p>
     <w:p>
@@ -4187,11 +4451,19 @@
         <w:ind w:firstLine="567"/>
         <w:jc w:val="both"/>
       </w:pPr>
+      <w:proofErr w:type="spellStart"/>
       <w:r>
         <w:rPr>
           <w:b/>
         </w:rPr>
-        <w:t xml:space="preserve">Maven — </w:t>
+        <w:t>Maven</w:t>
+      </w:r>
+      <w:proofErr w:type="spellEnd"/>
+      <w:r>
+        <w:rPr>
+          <w:b/>
+        </w:rPr>
+        <w:t xml:space="preserve"> — </w:t>
       </w:r>
       <w:r>
         <w:t>инструмент управления проектами и сборки.</w:t>
@@ -4210,7 +4482,23 @@
         <w:t>- Обоснование выбора:</w:t>
       </w:r>
       <w:r>
-        <w:t xml:space="preserve"> Maven используется для автоматизации процесса сборки backend-модуля и управления зависимостями. Это гарантирует воспроизводимость сборки на любом компьютере разработчика и упрощает подключение необходимых библиотек без конфликтов версий.</w:t>
+        <w:t xml:space="preserve"> </w:t>
+      </w:r>
+      <w:proofErr w:type="spellStart"/>
+      <w:r>
+        <w:t>Maven</w:t>
+      </w:r>
+      <w:proofErr w:type="spellEnd"/>
+      <w:r>
+        <w:t xml:space="preserve"> используется для автоматизации процесса сборки </w:t>
+      </w:r>
+      <w:proofErr w:type="spellStart"/>
+      <w:r>
+        <w:t>backend</w:t>
+      </w:r>
+      <w:proofErr w:type="spellEnd"/>
+      <w:r>
+        <w:t>-модуля и управления зависимостями. Это гарантирует воспроизводимость сборки на любом компьютере разработчика и упрощает подключение необходимых библиотек без конфликтов версий.</w:t>
       </w:r>
     </w:p>
     <w:p>
@@ -4219,11 +4507,19 @@
         <w:ind w:firstLine="567"/>
         <w:jc w:val="both"/>
       </w:pPr>
+      <w:proofErr w:type="spellStart"/>
       <w:r>
         <w:rPr>
           <w:b/>
         </w:rPr>
-        <w:t xml:space="preserve">PostgreSQL — </w:t>
+        <w:t>PostgreSQL</w:t>
+      </w:r>
+      <w:proofErr w:type="spellEnd"/>
+      <w:r>
+        <w:rPr>
+          <w:b/>
+        </w:rPr>
+        <w:t xml:space="preserve"> — </w:t>
       </w:r>
       <w:r>
         <w:t>объектно-реляционная СУБД с открытым исходным кодом.</w:t>
@@ -4239,10 +4535,29 @@
         <w:rPr>
           <w:i/>
         </w:rPr>
-        <w:t>- Обоснование выбора:</w:t>
-      </w:r>
-      <w:r>
-        <w:t xml:space="preserve"> Для хранения данных проекта выбрана PostgreSQL, поскольку она поддерживает свойства ACID, надёжную работу с конкурентными операциями и удобные выборки по каталогу, пользователям, заказам и маршрутам доставки.</w:t>
+        <w:t>- Обоснование выбора</w:t>
+      </w:r>
+      <w:proofErr w:type="gramStart"/>
+      <w:r>
+        <w:rPr>
+          <w:i/>
+        </w:rPr>
+        <w:t>:</w:t>
+      </w:r>
+      <w:r>
+        <w:t xml:space="preserve"> Для</w:t>
+      </w:r>
+      <w:proofErr w:type="gramEnd"/>
+      <w:r>
+        <w:t xml:space="preserve"> хранения данных проекта выбрана </w:t>
+      </w:r>
+      <w:proofErr w:type="spellStart"/>
+      <w:r>
+        <w:t>PostgreSQL</w:t>
+      </w:r>
+      <w:proofErr w:type="spellEnd"/>
+      <w:r>
+        <w:t>, поскольку она поддерживает свойства ACID, надёжную работу с конкурентными операциями и удобные выборки по каталогу, пользователям, заказам и маршрутам доставки.</w:t>
       </w:r>
     </w:p>
     <w:p>
@@ -4331,7 +4646,23 @@
         <w:jc w:val="both"/>
       </w:pPr>
       <w:r>
-        <w:t>Использовать Java и JavaScript в разработке серверной и клиентской частей приложения, а также среду разработки IntelliJ IDEA для создания, тестирования и отладки кода. Для визуальной составляющей использовать React, CSS и JavaScript.</w:t>
+        <w:t xml:space="preserve">Использовать Java и JavaScript в разработке серверной и клиентской частей приложения, а также среду разработки </w:t>
+      </w:r>
+      <w:proofErr w:type="spellStart"/>
+      <w:r>
+        <w:t>IntelliJ</w:t>
+      </w:r>
+      <w:proofErr w:type="spellEnd"/>
+      <w:r>
+        <w:t xml:space="preserve"> IDEA для создания, тестирования и отладки кода. Для визуальной составляющей использовать </w:t>
+      </w:r>
+      <w:proofErr w:type="spellStart"/>
+      <w:r>
+        <w:t>React</w:t>
+      </w:r>
+      <w:proofErr w:type="spellEnd"/>
+      <w:r>
+        <w:t>, CSS и JavaScript.</w:t>
       </w:r>
     </w:p>
     <w:p>
@@ -4357,8 +4688,13 @@
       <w:r>
         <w:t xml:space="preserve"> </w:t>
       </w:r>
-      <w:r>
-        <w:t>IntelliJ IDEA 2026.1.1</w:t>
+      <w:proofErr w:type="spellStart"/>
+      <w:r>
+        <w:t>IntelliJ</w:t>
+      </w:r>
+      <w:proofErr w:type="spellEnd"/>
+      <w:r>
+        <w:t xml:space="preserve"> IDEA 2026.1.1</w:t>
       </w:r>
       <w:r>
         <w:t>, включают:</w:t>
@@ -4371,7 +4707,15 @@
         <w:jc w:val="both"/>
       </w:pPr>
       <w:r>
-        <w:t>Процессор не ниже AMD Ryzen 3 или аналогичный. Оперативная память минимум 8 ГБ, SSD-накопитель для быстрой работы с проектом и экран с разрешением не ниже 1920×1080 обеспечат удобную разработку и показ публичной версии системы.</w:t>
+        <w:t xml:space="preserve">Процессор не ниже AMD </w:t>
+      </w:r>
+      <w:proofErr w:type="spellStart"/>
+      <w:r>
+        <w:t>Ryzen</w:t>
+      </w:r>
+      <w:proofErr w:type="spellEnd"/>
+      <w:r>
+        <w:t xml:space="preserve"> 3 или аналогичный. Оперативная память минимум 8 ГБ, SSD-накопитель для быстрой работы с проектом и экран с разрешением не ниже 1920×1080 обеспечат удобную разработку и показ публичной версии системы.</w:t>
       </w:r>
     </w:p>
     <w:p>
@@ -4401,7 +4745,23 @@
         <w:jc w:val="both"/>
       </w:pPr>
       <w:r>
-        <w:t>Для сопровождения и повторного развёртывания приложения требуется поддержка JDK 21, Node.js 20, доступ к репозиторию и настроенным переменным окружения backend и frontend-сервисов.</w:t>
+        <w:t xml:space="preserve">Для сопровождения и повторного развёртывания приложения требуется поддержка JDK 21, Node.js 20, доступ к репозиторию и настроенным переменным окружения </w:t>
+      </w:r>
+      <w:proofErr w:type="spellStart"/>
+      <w:r>
+        <w:t>backend</w:t>
+      </w:r>
+      <w:proofErr w:type="spellEnd"/>
+      <w:r>
+        <w:t xml:space="preserve"> и </w:t>
+      </w:r>
+      <w:proofErr w:type="spellStart"/>
+      <w:r>
+        <w:t>frontend</w:t>
+      </w:r>
+      <w:proofErr w:type="spellEnd"/>
+      <w:r>
+        <w:t>-сервисов.</w:t>
       </w:r>
     </w:p>
     <w:p>
@@ -4431,7 +4791,15 @@
         <w:jc w:val="both"/>
       </w:pPr>
       <w:r>
-        <w:t>Требования к браузеру включают использование последних версий Google Chrome, Microsoft Edge, Mozilla Firefox или других совместимых решений. Это обеспечивает корректное отображение интерфейса, карт, таблиц и пользовательских форм.</w:t>
+        <w:t xml:space="preserve">Требования к браузеру включают использование последних версий Google </w:t>
+      </w:r>
+      <w:proofErr w:type="spellStart"/>
+      <w:r>
+        <w:t>Chrome</w:t>
+      </w:r>
+      <w:proofErr w:type="spellEnd"/>
+      <w:r>
+        <w:t>, Microsoft Edge, Mozilla Firefox или других совместимых решений. Это обеспечивает корректное отображение интерфейса, карт, таблиц и пользовательских форм.</w:t>
       </w:r>
     </w:p>
     <w:p>
@@ -4466,12 +4834,20 @@
         <w:jc w:val="both"/>
       </w:pPr>
       <w:bookmarkStart w:id="4" w:name="_Toc228056984"/>
+      <w:proofErr w:type="gramStart"/>
       <w:r>
         <w:rPr>
           <w:rFonts w:eastAsia="Times New Roman"/>
         </w:rPr>
         <w:lastRenderedPageBreak/>
-        <w:t>2  Технология разработки приложения</w:t>
+        <w:t>2  Технология</w:t>
+      </w:r>
+      <w:proofErr w:type="gramEnd"/>
+      <w:r>
+        <w:rPr>
+          <w:rFonts w:eastAsia="Times New Roman"/>
+        </w:rPr>
+        <w:t xml:space="preserve"> разработки приложения</w:t>
       </w:r>
       <w:bookmarkEnd w:id="4"/>
     </w:p>
@@ -4516,11 +4892,227 @@
     <w:p>
       <w:pPr>
         <w:pStyle w:val="af7"/>
+      </w:pPr>
+      <w:r>
+        <w:t>1 Создать базу данных PostgreSQL:</w:t>
+      </w:r>
+    </w:p>
+    <w:p>
+      <w:pPr>
+        <w:pStyle w:val="af7"/>
+      </w:pPr>
+      <w:r>
+        <w:t>1.1 Создать в базе данных таблицу users;</w:t>
+      </w:r>
+    </w:p>
+    <w:p>
+      <w:pPr>
+        <w:pStyle w:val="af7"/>
+      </w:pPr>
+      <w:r>
+        <w:t>1.2 Создать в базе данных таблицу store_addresses;</w:t>
+      </w:r>
+    </w:p>
+    <w:p>
+      <w:pPr>
+        <w:pStyle w:val="af7"/>
+      </w:pPr>
+      <w:r>
+        <w:t>1.3 Создать в базе данных таблицу products;</w:t>
+      </w:r>
+    </w:p>
+    <w:p>
+      <w:pPr>
+        <w:pStyle w:val="af7"/>
+      </w:pPr>
+      <w:r>
+        <w:t>1.4 Создать в базе данных таблицу orders;</w:t>
+      </w:r>
+    </w:p>
+    <w:p>
+      <w:pPr>
+        <w:pStyle w:val="af7"/>
+      </w:pPr>
+      <w:r>
+        <w:t>1.5 Создать в базе данных таблицу order_items;</w:t>
+      </w:r>
+    </w:p>
+    <w:p>
+      <w:pPr>
+        <w:pStyle w:val="af7"/>
+      </w:pPr>
+      <w:r>
+        <w:t>1.6 Создать таблицы audit_logs, stock_movements, order_timeline_events и realtime_notifications.</w:t>
+      </w:r>
+    </w:p>
+    <w:p>
+      <w:pPr>
+        <w:pStyle w:val="af7"/>
+      </w:pPr>
+      <w:r>
+        <w:t>2 Реализовать серверную часть на Java и Spring Boot:</w:t>
+      </w:r>
+    </w:p>
+    <w:p>
+      <w:pPr>
+        <w:pStyle w:val="af7"/>
+      </w:pPr>
+      <w:r>
+        <w:t>2.1 Создать проект Spring Boot и настроить Maven, profiles и pom.xml;</w:t>
+      </w:r>
+    </w:p>
+    <w:p>
+      <w:pPr>
+        <w:pStyle w:val="af7"/>
+      </w:pPr>
+      <w:r>
+        <w:t>2.2 Реализовать сущности model: User, Role, StoreAddress, Product, Order, OrderItem, OrderTimelineEvent, RealtimeNotification;</w:t>
+      </w:r>
+    </w:p>
+    <w:p>
+      <w:pPr>
+        <w:pStyle w:val="af7"/>
+      </w:pPr>
+      <w:r>
+        <w:t>2.3 Реализовать пакет dto для передачи данных между backend и frontend;</w:t>
+      </w:r>
+    </w:p>
+    <w:p>
+      <w:pPr>
+        <w:pStyle w:val="af7"/>
+      </w:pPr>
+      <w:r>
+        <w:t>2.4 Реализовать слой repository и миграции схемы базы данных;</w:t>
+      </w:r>
+    </w:p>
+    <w:p>
+      <w:pPr>
+        <w:pStyle w:val="af7"/>
+      </w:pPr>
+      <w:r>
+        <w:t>2.5 Реализовать пакет audit для журналирования действий пользователей;</w:t>
+      </w:r>
+    </w:p>
+    <w:p>
+      <w:pPr>
+        <w:pStyle w:val="af7"/>
+      </w:pPr>
+      <w:r>
+        <w:t>2.6 Реализовать security, JWT-аутентификацию и правила доступа;</w:t>
+      </w:r>
+    </w:p>
+    <w:p>
+      <w:pPr>
+        <w:pStyle w:val="af7"/>
+      </w:pPr>
+      <w:r>
+        <w:t>2.7 Реализовать AuthController и production-настройки JWT-аутентификации;</w:t>
+      </w:r>
+    </w:p>
+    <w:p>
+      <w:pPr>
+        <w:pStyle w:val="af7"/>
+      </w:pPr>
+      <w:r>
+        <w:t>2.8 Реализовать GeoController, NotificationController и DashboardController;</w:t>
+      </w:r>
+    </w:p>
+    <w:p>
+      <w:pPr>
+        <w:pStyle w:val="af7"/>
+      </w:pPr>
+      <w:r>
+        <w:t>2.9 Реализовать OrderController для ручного и автоматического назначения маршрутов;</w:t>
+      </w:r>
+    </w:p>
+    <w:p>
+      <w:pPr>
+        <w:pStyle w:val="af7"/>
+      </w:pPr>
+      <w:r>
+        <w:t>2.10 Реализовать ProductController, UserManagementController и ReportController;</w:t>
+      </w:r>
+    </w:p>
+    <w:p>
+      <w:pPr>
+        <w:pStyle w:val="af7"/>
+      </w:pPr>
+      <w:r>
+        <w:t>2.11 Реализовать DirectorProfileController, сервисы профиля, заказов и маршрутизации.</w:t>
+      </w:r>
+    </w:p>
+    <w:p>
+      <w:pPr>
+        <w:pStyle w:val="af7"/>
+      </w:pPr>
+      <w:r>
+        <w:t>3 Подключить frontend API и интеграцию React-клиента с backend-контуром.</w:t>
+      </w:r>
+    </w:p>
+    <w:p>
+      <w:pPr>
+        <w:pStyle w:val="af7"/>
+      </w:pPr>
+      <w:r>
+        <w:t>3.1 Подготовить пользовательский интерфейс для директора, менеджера, логиста и водителя;</w:t>
+      </w:r>
+    </w:p>
+    <w:p>
+      <w:pPr>
+        <w:pStyle w:val="af7"/>
+      </w:pPr>
+      <w:r>
+        <w:t>3.2 Подготовить публичное развёртывание и материалы для проверки.</w:t>
+      </w:r>
+    </w:p>
+    <w:p>
+      <w:pPr>
+        <w:pStyle w:val="af7"/>
+      </w:pPr>
+      <w:r>
+        <w:t>4 Проверить публичный домен, учётные записи и основные пользовательские сценарии.</w:t>
+      </w:r>
+    </w:p>
+    <w:p>
+      <w:pPr>
+        <w:pStyle w:val="af7"/>
         <w:ind w:firstLine="567"/>
         <w:jc w:val="both"/>
       </w:pPr>
       <w:r>
-        <w:t>Создать в базе данных таблицы PostgreSQL:</w:t>
+        <w:t xml:space="preserve">Для начала необходимо подготовить публичную версию проекта. </w:t>
+      </w:r>
+      <w:proofErr w:type="spellStart"/>
+      <w:r>
+        <w:t>Frontend</w:t>
+      </w:r>
+      <w:proofErr w:type="spellEnd"/>
+      <w:r>
+        <w:t xml:space="preserve"> разворачивается как </w:t>
+      </w:r>
+      <w:proofErr w:type="spellStart"/>
+      <w:r>
+        <w:t>static</w:t>
+      </w:r>
+      <w:proofErr w:type="spellEnd"/>
+      <w:r>
+        <w:t xml:space="preserve"> </w:t>
+      </w:r>
+      <w:proofErr w:type="spellStart"/>
+      <w:r>
+        <w:t>site</w:t>
+      </w:r>
+      <w:proofErr w:type="spellEnd"/>
+      <w:r>
+        <w:t xml:space="preserve"> и доступен по адресу https://farmer.indevs.in, а </w:t>
+      </w:r>
+      <w:proofErr w:type="spellStart"/>
+      <w:r>
+        <w:t>backend</w:t>
+      </w:r>
+      <w:proofErr w:type="spellEnd"/>
+      <w:r>
+        <w:t xml:space="preserve"> работает отдельным сервисом https://farm-sales-backend.onrender.com/api. Связь между ними задаётся переменными окружения и правилами CORS (рисунок 2.1).</w:t>
       </w:r>
     </w:p>
     <w:p>
@@ -4528,303 +5120,68 @@
         <w:pStyle w:val="af7"/>
         <w:ind w:firstLine="567"/>
         <w:jc w:val="both"/>
-      </w:pPr>
-      <w:r>
-        <w:t>Создать в базе данных таблицу users;</w:t>
-      </w:r>
-    </w:p>
-    <w:p>
-      <w:pPr>
-        <w:pStyle w:val="af7"/>
-        <w:ind w:firstLine="567"/>
-        <w:jc w:val="both"/>
-      </w:pPr>
-      <w:r>
-        <w:t>Создать в базе данных таблицу store_addresses;</w:t>
-      </w:r>
-    </w:p>
-    <w:p>
-      <w:pPr>
-        <w:pStyle w:val="af7"/>
-        <w:ind w:firstLine="567"/>
-        <w:jc w:val="both"/>
-      </w:pPr>
-      <w:r>
-        <w:t>Создать в базе данных таблицу products;</w:t>
-      </w:r>
-    </w:p>
-    <w:p>
-      <w:pPr>
-        <w:pStyle w:val="af7"/>
-        <w:ind w:firstLine="567"/>
-        <w:jc w:val="both"/>
-      </w:pPr>
-      <w:r>
-        <w:t>Создать в базе данных таблицу orders;</w:t>
-      </w:r>
-    </w:p>
-    <w:p>
-      <w:pPr>
-        <w:pStyle w:val="af7"/>
-        <w:ind w:firstLine="567"/>
-        <w:jc w:val="both"/>
-      </w:pPr>
-      <w:r>
-        <w:t>Создать в базе данных таблицу order_items;</w:t>
-      </w:r>
-    </w:p>
-    <w:p>
-      <w:pPr>
-        <w:pStyle w:val="af7"/>
-        <w:ind w:firstLine="567"/>
-        <w:jc w:val="both"/>
         <w:rPr>
           <w:lang w:val="en-US"/>
         </w:rPr>
       </w:pPr>
       <w:r>
-        <w:t>Создать</w:t>
-      </w:r>
-      <w:r>
-        <w:rPr>
-          <w:lang w:val="en-US"/>
-        </w:rPr>
+        <w:t xml:space="preserve">Для сопровождения публичной версии подготовлена CD-конфигурация </w:t>
+      </w:r>
+      <w:proofErr w:type="spellStart"/>
+      <w:r>
+        <w:t>Render</w:t>
+      </w:r>
+      <w:proofErr w:type="spellEnd"/>
+      <w:r>
+        <w:t xml:space="preserve">: </w:t>
+      </w:r>
+      <w:proofErr w:type="spellStart"/>
+      <w:r>
+        <w:t>backend</w:t>
+      </w:r>
+      <w:proofErr w:type="spellEnd"/>
+      <w:r>
+        <w:t xml:space="preserve"> разворачивается </w:t>
+      </w:r>
+      <w:proofErr w:type="spellStart"/>
+      <w:r>
+        <w:t>Docker</w:t>
+      </w:r>
+      <w:proofErr w:type="spellEnd"/>
+      <w:r>
+        <w:t xml:space="preserve">-сервисом, </w:t>
+      </w:r>
+      <w:proofErr w:type="spellStart"/>
+      <w:r>
+        <w:t>frontend</w:t>
+      </w:r>
+      <w:proofErr w:type="spellEnd"/>
+      <w:r>
+        <w:t xml:space="preserve"> собирается как </w:t>
+      </w:r>
+      <w:proofErr w:type="spellStart"/>
+      <w:r>
+        <w:t>static</w:t>
+      </w:r>
+      <w:proofErr w:type="spellEnd"/>
+      <w:r>
         <w:t xml:space="preserve"> </w:t>
       </w:r>
-      <w:r>
-        <w:t>таблицы</w:t>
-      </w:r>
-      <w:r>
-        <w:rPr>
-          <w:lang w:val="en-US"/>
-        </w:rPr>
-        <w:t xml:space="preserve"> stock_movements, order_timeline_events </w:t>
-      </w:r>
-      <w:r>
-        <w:t>и</w:t>
-      </w:r>
-      <w:r>
-        <w:rPr>
-          <w:lang w:val="en-US"/>
-        </w:rPr>
-        <w:t xml:space="preserve"> realtime_notifications.</w:t>
-      </w:r>
-    </w:p>
-    <w:p>
-      <w:pPr>
-        <w:pStyle w:val="af7"/>
-        <w:ind w:firstLine="567"/>
-        <w:jc w:val="both"/>
-      </w:pPr>
-      <w:r>
-        <w:t>Реализовать серверную часть на Java и Spring Boot:</w:t>
-      </w:r>
-    </w:p>
-    <w:p>
-      <w:pPr>
-        <w:pStyle w:val="af7"/>
-        <w:ind w:firstLine="567"/>
-        <w:jc w:val="both"/>
-      </w:pPr>
-      <w:r>
-        <w:t>Создать проект Spring Boot и настроить Maven, profiles и pom.xml;</w:t>
-      </w:r>
-    </w:p>
-    <w:p>
-      <w:pPr>
-        <w:pStyle w:val="af7"/>
-        <w:ind w:firstLine="567"/>
-        <w:jc w:val="both"/>
-        <w:rPr>
-          <w:lang w:val="en-US"/>
-        </w:rPr>
-      </w:pPr>
-      <w:r>
-        <w:t>Реализовать</w:t>
-      </w:r>
-      <w:r>
-        <w:rPr>
-          <w:lang w:val="en-US"/>
-        </w:rPr>
-        <w:t xml:space="preserve"> </w:t>
-      </w:r>
-      <w:r>
-        <w:t>сущности</w:t>
-      </w:r>
-      <w:r>
-        <w:rPr>
-          <w:lang w:val="en-US"/>
-        </w:rPr>
-        <w:t xml:space="preserve"> model: User, StoreAddress, Product, Order, OrderItem, OrderTimelineEvent, RealtimeNotification;</w:t>
-      </w:r>
-    </w:p>
-    <w:p>
-      <w:pPr>
-        <w:pStyle w:val="af7"/>
-        <w:ind w:firstLine="567"/>
-        <w:jc w:val="both"/>
-      </w:pPr>
-      <w:r>
-        <w:t>Реализовать слой repository и миграции схемы базы данных;</w:t>
-      </w:r>
-    </w:p>
-    <w:p>
-      <w:pPr>
-        <w:pStyle w:val="af7"/>
-        <w:ind w:firstLine="567"/>
-        <w:jc w:val="both"/>
-      </w:pPr>
-      <w:r>
-        <w:t>Реализовать security, JWT-аутентификацию и правила доступа;</w:t>
-      </w:r>
-    </w:p>
-    <w:p>
-      <w:pPr>
-        <w:pStyle w:val="af7"/>
-        <w:ind w:firstLine="567"/>
-        <w:jc w:val="both"/>
-      </w:pPr>
-      <w:r>
-        <w:t>Реализовать AuthController и production-настройки JWT-аутентификации;</w:t>
-      </w:r>
-    </w:p>
-    <w:p>
-      <w:pPr>
-        <w:pStyle w:val="af7"/>
-        <w:ind w:firstLine="567"/>
-        <w:jc w:val="both"/>
-        <w:rPr>
-          <w:lang w:val="en-US"/>
-        </w:rPr>
-      </w:pPr>
-      <w:r>
-        <w:t>Реализовать</w:t>
-      </w:r>
-      <w:r>
-        <w:rPr>
-          <w:lang w:val="en-US"/>
-        </w:rPr>
-        <w:t xml:space="preserve"> GeoController, NotificationController </w:t>
-      </w:r>
-      <w:r>
-        <w:t>и</w:t>
-      </w:r>
-      <w:r>
-        <w:rPr>
-          <w:lang w:val="en-US"/>
-        </w:rPr>
-        <w:t xml:space="preserve"> DashboardController;</w:t>
-      </w:r>
-    </w:p>
-    <w:p>
-      <w:pPr>
-        <w:pStyle w:val="af7"/>
-        <w:ind w:firstLine="567"/>
-        <w:jc w:val="both"/>
-      </w:pPr>
-      <w:r>
-        <w:t>Реализовать OrderController для ручного и автоматического назначения маршрутов;</w:t>
-      </w:r>
-    </w:p>
-    <w:p>
-      <w:pPr>
-        <w:pStyle w:val="af7"/>
-        <w:ind w:firstLine="567"/>
-        <w:jc w:val="both"/>
-        <w:rPr>
-          <w:lang w:val="en-US"/>
-        </w:rPr>
-      </w:pPr>
-      <w:r>
-        <w:t>Реализовать</w:t>
-      </w:r>
-      <w:r>
-        <w:rPr>
-          <w:lang w:val="en-US"/>
-        </w:rPr>
-        <w:t xml:space="preserve"> ProductController, UserManagementController </w:t>
-      </w:r>
-      <w:r>
-        <w:t>и</w:t>
-      </w:r>
-      <w:r>
-        <w:rPr>
-          <w:lang w:val="en-US"/>
-        </w:rPr>
-        <w:t xml:space="preserve"> ReportController;</w:t>
-      </w:r>
-    </w:p>
-    <w:p>
-      <w:pPr>
-        <w:pStyle w:val="af7"/>
-        <w:ind w:firstLine="567"/>
-        <w:jc w:val="both"/>
-      </w:pPr>
-      <w:r>
-        <w:t>Реализовать DirectorProfileController, сервисы профиля, заказов и маршрутизации.</w:t>
-      </w:r>
-    </w:p>
-    <w:p>
-      <w:pPr>
-        <w:pStyle w:val="af7"/>
-        <w:ind w:firstLine="567"/>
-        <w:jc w:val="both"/>
-      </w:pPr>
-      <w:r>
-        <w:t>Подключить frontend API и интеграцию React-клиента с backend-контуром.</w:t>
-      </w:r>
-    </w:p>
-    <w:p>
-      <w:pPr>
-        <w:pStyle w:val="af7"/>
-        <w:ind w:firstLine="567"/>
-        <w:jc w:val="both"/>
-      </w:pPr>
-      <w:r>
-        <w:t>Подготовить пользовательский интерфейс, публичное развёртывание и материалы для проверки;</w:t>
-      </w:r>
-    </w:p>
-    <w:p>
-      <w:pPr>
-        <w:pStyle w:val="af7"/>
-        <w:ind w:firstLine="567"/>
-        <w:jc w:val="both"/>
-      </w:pPr>
-      <w:r>
-        <w:t>После этого выполняется развёртывание backend-сервиса, frontend-сайта и проверка основных пользовательских потоков на публичном адресе.</w:t>
-      </w:r>
-    </w:p>
-    <w:p>
-      <w:pPr>
-        <w:pStyle w:val="af7"/>
-        <w:ind w:firstLine="567"/>
-        <w:jc w:val="both"/>
-      </w:pPr>
-      <w:r>
-        <w:t>Финальным этапом выступает проверка публичного домена, учётных записей и эксплуатационных инструкций для работы с задеплоенным сайтом.</w:t>
-      </w:r>
-    </w:p>
-    <w:p>
-      <w:pPr>
-        <w:pStyle w:val="af7"/>
-        <w:ind w:firstLine="567"/>
-        <w:jc w:val="both"/>
-      </w:pPr>
-      <w:r>
-        <w:t>Для начала необходимо подготовить публичную версию проекта. Frontend разворачивается как static site и доступен по адресу https://farmer.indevs.in, а backend работает отдельным сервисом https://farm-sales-backend.onrender.com/api. Связь между ними задаётся переменными окружения и правилами CORS (рисунок 2.1).</w:t>
-      </w:r>
-    </w:p>
-    <w:p>
-      <w:pPr>
-        <w:pStyle w:val="af7"/>
-        <w:ind w:firstLine="567"/>
-        <w:jc w:val="both"/>
-        <w:rPr>
-          <w:lang w:val="en-US"/>
-        </w:rPr>
-      </w:pPr>
-      <w:r>
-        <w:t>Для сопровождения публичной версии подготовлена CD-конфигурация Render: backend разворачивается Docker-сервисом, frontend собирается как static site, а параметр autoDeploy позволяет автоматически публиковать обновления после изменений в репозитории. Готовность</w:t>
+      <w:proofErr w:type="spellStart"/>
+      <w:r>
+        <w:t>site</w:t>
+      </w:r>
+      <w:proofErr w:type="spellEnd"/>
+      <w:r>
+        <w:t xml:space="preserve">, а параметр </w:t>
+      </w:r>
+      <w:proofErr w:type="spellStart"/>
+      <w:r>
+        <w:t>autoDeploy</w:t>
+      </w:r>
+      <w:proofErr w:type="spellEnd"/>
+      <w:r>
+        <w:t xml:space="preserve"> позволяет автоматически публиковать обновления после изменений в репозитории. Готовность</w:t>
       </w:r>
       <w:r>
         <w:rPr>
@@ -4875,7 +5232,7 @@
         </w:rPr>
         <w:lastRenderedPageBreak/>
         <w:drawing>
-          <wp:inline distT="0" distB="0" distL="0" distR="0" wp14:anchorId="7C0DA967" wp14:editId="3328E076">
+          <wp:inline distT="0" distB="0" distL="0" distR="0" wp14:anchorId="6AC31913" wp14:editId="59A5EFE7">
             <wp:extent cx="6302375" cy="5319395"/>
             <wp:effectExtent l="0" t="0" r="3175" b="0"/>
             <wp:docPr id="35" name="Рисунок 35"/>
@@ -5002,7 +5359,27 @@
         <w:rPr>
           <w:lang w:val="en-US"/>
         </w:rPr>
-        <w:t xml:space="preserve"> Farm Sales </w:t>
+        <w:t xml:space="preserve"> </w:t>
+      </w:r>
+      <w:proofErr w:type="spellStart"/>
+      <w:r>
+        <w:rPr>
+          <w:lang w:val="en-US"/>
+        </w:rPr>
+        <w:t>farm_s</w:t>
+      </w:r>
+      <w:r>
+        <w:rPr>
+          <w:lang w:val="en-US"/>
+        </w:rPr>
+        <w:t>ales</w:t>
+      </w:r>
+      <w:proofErr w:type="spellEnd"/>
+      <w:r>
+        <w:rPr>
+          <w:lang w:val="en-US"/>
+        </w:rPr>
+        <w:t xml:space="preserve"> </w:t>
       </w:r>
       <w:r>
         <w:t>сетевого</w:t>
@@ -5056,7 +5433,77 @@
         <w:rPr>
           <w:lang w:val="en-US"/>
         </w:rPr>
-        <w:t xml:space="preserve"> users, store_addresses, products, orders, order_items, audit_logs, stock_movements, order_timeline_events </w:t>
+        <w:t xml:space="preserve"> users, </w:t>
+      </w:r>
+      <w:proofErr w:type="spellStart"/>
+      <w:r>
+        <w:rPr>
+          <w:lang w:val="en-US"/>
+        </w:rPr>
+        <w:t>store_addresses</w:t>
+      </w:r>
+      <w:proofErr w:type="spellEnd"/>
+      <w:r>
+        <w:rPr>
+          <w:lang w:val="en-US"/>
+        </w:rPr>
+        <w:t xml:space="preserve">, products, orders, </w:t>
+      </w:r>
+      <w:proofErr w:type="spellStart"/>
+      <w:r>
+        <w:rPr>
+          <w:lang w:val="en-US"/>
+        </w:rPr>
+        <w:t>order_items</w:t>
+      </w:r>
+      <w:proofErr w:type="spellEnd"/>
+      <w:r>
+        <w:rPr>
+          <w:lang w:val="en-US"/>
+        </w:rPr>
+        <w:t xml:space="preserve">, </w:t>
+      </w:r>
+      <w:proofErr w:type="spellStart"/>
+      <w:r>
+        <w:rPr>
+          <w:lang w:val="en-US"/>
+        </w:rPr>
+        <w:t>audit_logs</w:t>
+      </w:r>
+      <w:proofErr w:type="spellEnd"/>
+      <w:r>
+        <w:rPr>
+          <w:lang w:val="en-US"/>
+        </w:rPr>
+        <w:t xml:space="preserve">, </w:t>
+      </w:r>
+      <w:proofErr w:type="spellStart"/>
+      <w:r>
+        <w:rPr>
+          <w:lang w:val="en-US"/>
+        </w:rPr>
+        <w:t>stock_movements</w:t>
+      </w:r>
+      <w:proofErr w:type="spellEnd"/>
+      <w:r>
+        <w:rPr>
+          <w:lang w:val="en-US"/>
+        </w:rPr>
+        <w:t xml:space="preserve">, </w:t>
+      </w:r>
+      <w:proofErr w:type="spellStart"/>
+      <w:r>
+        <w:rPr>
+          <w:lang w:val="en-US"/>
+        </w:rPr>
+        <w:t>order_timeline_events</w:t>
+      </w:r>
+      <w:proofErr w:type="spellEnd"/>
+      <w:r>
+        <w:rPr>
+          <w:lang w:val="en-US"/>
+        </w:rPr>
+        <w:t xml:space="preserve"> </w:t>
       </w:r>
       <w:r>
         <w:t>и</w:t>
@@ -5065,10 +5512,40 @@
         <w:rPr>
           <w:lang w:val="en-US"/>
         </w:rPr>
-        <w:t xml:space="preserve"> realtime_notifications. </w:t>
-      </w:r>
-      <w:r>
-        <w:t>Дополнительно Flyway ведёт служебную таблицу flyway_schema_history. Вместе эти таблицы образуют полный контур сопровождения заказа и логистики (рисунок 2.2).</w:t>
+        <w:t xml:space="preserve"> </w:t>
+      </w:r>
+      <w:proofErr w:type="spellStart"/>
+      <w:r>
+        <w:rPr>
+          <w:lang w:val="en-US"/>
+        </w:rPr>
+        <w:t>realtime_notifications</w:t>
+      </w:r>
+      <w:proofErr w:type="spellEnd"/>
+      <w:r>
+        <w:rPr>
+          <w:lang w:val="en-US"/>
+        </w:rPr>
+        <w:t xml:space="preserve">. </w:t>
+      </w:r>
+      <w:r>
+        <w:t xml:space="preserve">Дополнительно </w:t>
+      </w:r>
+      <w:proofErr w:type="spellStart"/>
+      <w:r>
+        <w:t>Flyway</w:t>
+      </w:r>
+      <w:proofErr w:type="spellEnd"/>
+      <w:r>
+        <w:t xml:space="preserve"> ведёт служебную таблицу </w:t>
+      </w:r>
+      <w:proofErr w:type="spellStart"/>
+      <w:r>
+        <w:t>flyway_schema_history</w:t>
+      </w:r>
+      <w:proofErr w:type="spellEnd"/>
+      <w:r>
+        <w:t>. Вместе эти таблицы образуют полный контур сопровождения заказа и логистики (рисунок 2.2).</w:t>
       </w:r>
     </w:p>
     <w:p>
@@ -5078,7 +5555,23 @@
         <w:jc w:val="both"/>
       </w:pPr>
       <w:r>
-        <w:t>Схема базы данных сопровождается Flyway-миграциями: отдельными версиями добавляются индексы, аудит действий, события жизненного цикла заказа, складские движения и таблица realtime_notifications для служебных уведомлений.</w:t>
+        <w:t xml:space="preserve">Схема базы данных сопровождается </w:t>
+      </w:r>
+      <w:proofErr w:type="spellStart"/>
+      <w:r>
+        <w:t>Flyway</w:t>
+      </w:r>
+      <w:proofErr w:type="spellEnd"/>
+      <w:r>
+        <w:t xml:space="preserve">-миграциями: отдельными версиями добавляются индексы, аудит действий, события жизненного цикла заказа, складские движения и таблица </w:t>
+      </w:r>
+      <w:proofErr w:type="spellStart"/>
+      <w:r>
+        <w:t>realtime_notifications</w:t>
+      </w:r>
+      <w:proofErr w:type="spellEnd"/>
+      <w:r>
+        <w:t xml:space="preserve"> для служебных уведомлений.</w:t>
       </w:r>
     </w:p>
     <w:p>
@@ -5092,7 +5585,7 @@
         </w:rPr>
         <w:lastRenderedPageBreak/>
         <w:drawing>
-          <wp:inline distT="0" distB="0" distL="0" distR="0" wp14:anchorId="4237D513" wp14:editId="72F61B4E">
+          <wp:inline distT="0" distB="0" distL="0" distR="0" wp14:anchorId="4DF15060" wp14:editId="3DA55C73">
             <wp:extent cx="5458587" cy="4467849"/>
             <wp:effectExtent l="0" t="0" r="8890" b="9525"/>
             <wp:docPr id="1" name="Рисунок 1"/>
@@ -5141,11 +5634,26 @@
         <w:jc w:val="both"/>
         <w:rPr>
           <w:spacing w:val="-2"/>
-        </w:rPr>
-      </w:pPr>
-      <w:r>
-        <w:t>Рисунок 2.2 – База данных Farm Sales</w:t>
-      </w:r>
+          <w:lang w:val="en-US"/>
+        </w:rPr>
+      </w:pPr>
+      <w:r>
+        <w:t xml:space="preserve">Рисунок 2.2 – База данных </w:t>
+      </w:r>
+      <w:proofErr w:type="spellStart"/>
+      <w:r>
+        <w:rPr>
+          <w:lang w:val="en-US"/>
+        </w:rPr>
+        <w:t>farm_s</w:t>
+      </w:r>
+      <w:r>
+        <w:rPr>
+          <w:lang w:val="en-US"/>
+        </w:rPr>
+        <w:t>ales</w:t>
+      </w:r>
+      <w:proofErr w:type="spellEnd"/>
     </w:p>
     <w:p>
       <w:pPr>
@@ -5160,504 +5668,1337 @@
     <w:p>
       <w:pPr>
         <w:pStyle w:val="af7"/>
-        <w:ind w:firstLine="567"/>
-        <w:jc w:val="both"/>
-        <w:rPr>
-          <w:spacing w:val="-2"/>
-        </w:rPr>
-      </w:pPr>
-      <w:r>
-        <w:t>Таблица users – хранит пользователей системы и их роли</w:t>
-      </w:r>
-    </w:p>
-    <w:p>
-      <w:pPr>
-        <w:pStyle w:val="af7"/>
-        <w:ind w:firstLine="567"/>
-        <w:jc w:val="both"/>
-      </w:pPr>
-      <w:r>
-        <w:t>id – идентификатор пользователя, первичный ключ</w:t>
-      </w:r>
-    </w:p>
-    <w:p>
-      <w:pPr>
-        <w:pStyle w:val="af7"/>
-        <w:ind w:firstLine="567"/>
-        <w:jc w:val="both"/>
-      </w:pPr>
-      <w:r>
-        <w:t>username – уникальный логин для входа в систему</w:t>
-      </w:r>
-    </w:p>
-    <w:p>
-      <w:pPr>
-        <w:pStyle w:val="af7"/>
-        <w:ind w:firstLine="567"/>
-        <w:jc w:val="both"/>
-      </w:pPr>
-      <w:r>
-        <w:t>full_name – имя сотрудника или представителя магазина</w:t>
-      </w:r>
-    </w:p>
-    <w:p>
-      <w:pPr>
-        <w:pStyle w:val="af7"/>
-        <w:ind w:firstLine="567"/>
-        <w:jc w:val="both"/>
-        <w:rPr>
-          <w:lang w:val="en-US"/>
-        </w:rPr>
-      </w:pPr>
-      <w:r>
-        <w:rPr>
-          <w:lang w:val="en-US"/>
-        </w:rPr>
-        <w:t xml:space="preserve">role – </w:t>
-      </w:r>
-      <w:r>
-        <w:t>роль</w:t>
-      </w:r>
-      <w:r>
-        <w:rPr>
-          <w:lang w:val="en-US"/>
-        </w:rPr>
-        <w:t xml:space="preserve"> </w:t>
-      </w:r>
-      <w:r>
-        <w:t>пользователя</w:t>
-      </w:r>
-      <w:r>
-        <w:rPr>
-          <w:lang w:val="en-US"/>
-        </w:rPr>
-        <w:t xml:space="preserve"> (DIRECTOR, MANAGER, LOGISTICIAN, DRIVER)</w:t>
-      </w:r>
-    </w:p>
-    <w:p>
-      <w:pPr>
-        <w:pStyle w:val="af7"/>
-        <w:ind w:firstLine="567"/>
-        <w:jc w:val="both"/>
-      </w:pPr>
-      <w:r>
-        <w:t>company_name – наименование магазина или организации</w:t>
-      </w:r>
-    </w:p>
-    <w:p>
-      <w:pPr>
-        <w:pStyle w:val="af7"/>
-        <w:ind w:firstLine="567"/>
-        <w:jc w:val="both"/>
-      </w:pPr>
-      <w:r>
-        <w:t>phone – контактный телефон</w:t>
-      </w:r>
-    </w:p>
-    <w:p>
-      <w:pPr>
-        <w:pStyle w:val="af7"/>
-        <w:ind w:firstLine="567"/>
-        <w:jc w:val="both"/>
-        <w:rPr>
-          <w:spacing w:val="-2"/>
-        </w:rPr>
-      </w:pPr>
-      <w:r>
-        <w:t>Таблица store_addresses – хранит адреса доставки магазинов</w:t>
-      </w:r>
-    </w:p>
-    <w:p>
-      <w:pPr>
-        <w:pStyle w:val="af7"/>
-        <w:ind w:firstLine="567"/>
-        <w:jc w:val="both"/>
-      </w:pPr>
-      <w:r>
-        <w:t>id – идентификатор адреса, первичный ключ</w:t>
-      </w:r>
-    </w:p>
-    <w:p>
-      <w:pPr>
-        <w:pStyle w:val="af7"/>
-        <w:ind w:firstLine="567"/>
-        <w:jc w:val="both"/>
-      </w:pPr>
-      <w:r>
-        <w:t>user_id – ссылка на владельца адреса</w:t>
-      </w:r>
-    </w:p>
-    <w:p>
-      <w:pPr>
-        <w:pStyle w:val="af7"/>
-        <w:ind w:firstLine="567"/>
-        <w:jc w:val="both"/>
-      </w:pPr>
-      <w:r>
-        <w:t>label – краткое название точки доставки</w:t>
-      </w:r>
-    </w:p>
-    <w:p>
-      <w:pPr>
-        <w:pStyle w:val="af7"/>
-        <w:ind w:firstLine="567"/>
-        <w:jc w:val="both"/>
-      </w:pPr>
-      <w:r>
-        <w:t>address_line – человекочитаемый адрес</w:t>
-      </w:r>
-    </w:p>
-    <w:p>
-      <w:pPr>
-        <w:pStyle w:val="af7"/>
-        <w:ind w:firstLine="567"/>
-        <w:jc w:val="both"/>
-      </w:pPr>
-      <w:r>
-        <w:t>latitude / longitude – координаты для карты и маршрута</w:t>
-      </w:r>
-    </w:p>
-    <w:p>
-      <w:pPr>
-        <w:pStyle w:val="af7"/>
-        <w:ind w:firstLine="567"/>
-        <w:jc w:val="both"/>
-        <w:rPr>
-          <w:spacing w:val="-2"/>
-        </w:rPr>
-      </w:pPr>
-      <w:r>
-        <w:t>Таблица products – хранит каталог фермерской продукции</w:t>
-      </w:r>
-    </w:p>
-    <w:p>
-      <w:pPr>
-        <w:pStyle w:val="af7"/>
-        <w:ind w:firstLine="567"/>
-        <w:jc w:val="both"/>
-      </w:pPr>
-      <w:r>
-        <w:t>id – идентификатор товара, первичный ключ</w:t>
-      </w:r>
-    </w:p>
-    <w:p>
-      <w:pPr>
-        <w:pStyle w:val="af7"/>
-        <w:ind w:firstLine="567"/>
-        <w:jc w:val="both"/>
-      </w:pPr>
-      <w:r>
-        <w:t>name – название продукции</w:t>
-      </w:r>
-    </w:p>
-    <w:p>
-      <w:pPr>
-        <w:pStyle w:val="af7"/>
-        <w:ind w:firstLine="567"/>
-        <w:jc w:val="both"/>
-      </w:pPr>
-      <w:r>
-        <w:t>category – категория товара</w:t>
-      </w:r>
-    </w:p>
-    <w:p>
-      <w:pPr>
-        <w:pStyle w:val="af7"/>
-        <w:ind w:firstLine="567"/>
-        <w:jc w:val="both"/>
-      </w:pPr>
-      <w:r>
-        <w:t>price – цена единицы продукции</w:t>
-      </w:r>
-    </w:p>
-    <w:p>
-      <w:pPr>
-        <w:pStyle w:val="af7"/>
-        <w:ind w:firstLine="567"/>
-        <w:jc w:val="both"/>
-      </w:pPr>
-      <w:r>
-        <w:lastRenderedPageBreak/>
-        <w:t>weight_kg и volume_m3 – логистические параметры для расчёта маршрута</w:t>
-      </w:r>
-    </w:p>
-    <w:p>
-      <w:pPr>
-        <w:pStyle w:val="af7"/>
-        <w:ind w:firstLine="567"/>
-        <w:jc w:val="both"/>
-      </w:pPr>
-      <w:r>
-        <w:t>photo_url – ссылка на карточку изображения</w:t>
-      </w:r>
-    </w:p>
-    <w:p>
-      <w:pPr>
-        <w:pStyle w:val="af7"/>
-        <w:ind w:firstLine="567"/>
-        <w:jc w:val="both"/>
-        <w:rPr>
-          <w:spacing w:val="-2"/>
-        </w:rPr>
-      </w:pPr>
-      <w:r>
-        <w:t>Таблица orders – хранит документы заказа</w:t>
-      </w:r>
-    </w:p>
-    <w:p>
-      <w:pPr>
-        <w:pStyle w:val="af7"/>
-        <w:ind w:firstLine="567"/>
-        <w:jc w:val="both"/>
-      </w:pPr>
-      <w:r>
-        <w:t>id – идентификатор заказа, первичный ключ</w:t>
-      </w:r>
-    </w:p>
-    <w:p>
-      <w:pPr>
-        <w:pStyle w:val="af7"/>
-        <w:ind w:firstLine="567"/>
-        <w:jc w:val="both"/>
-      </w:pPr>
-      <w:r>
-        <w:t>customer_id – ссылка на директора магазина</w:t>
-      </w:r>
-    </w:p>
-    <w:p>
-      <w:pPr>
-        <w:pStyle w:val="af7"/>
-        <w:ind w:firstLine="567"/>
-        <w:jc w:val="both"/>
-        <w:rPr>
-          <w:lang w:val="en-US"/>
-        </w:rPr>
-      </w:pPr>
-      <w:r>
-        <w:rPr>
-          <w:lang w:val="en-US"/>
-        </w:rPr>
-        <w:t xml:space="preserve">approved_by_manager_id – </w:t>
-      </w:r>
-      <w:r>
-        <w:t>менеджер</w:t>
-      </w:r>
-      <w:r>
-        <w:rPr>
-          <w:lang w:val="en-US"/>
-        </w:rPr>
-        <w:t xml:space="preserve">, </w:t>
-      </w:r>
-      <w:r>
-        <w:t>одобривший</w:t>
-      </w:r>
-      <w:r>
-        <w:rPr>
-          <w:lang w:val="en-US"/>
-        </w:rPr>
-        <w:t xml:space="preserve"> </w:t>
-      </w:r>
-      <w:r>
-        <w:t>заявку</w:t>
-      </w:r>
-    </w:p>
-    <w:p>
-      <w:pPr>
-        <w:pStyle w:val="af7"/>
-        <w:ind w:firstLine="567"/>
-        <w:jc w:val="both"/>
-        <w:rPr>
-          <w:lang w:val="en-US"/>
-        </w:rPr>
-      </w:pPr>
-      <w:r>
-        <w:rPr>
-          <w:lang w:val="en-US"/>
-        </w:rPr>
-        <w:t xml:space="preserve">assigned_driver_id – </w:t>
-      </w:r>
-      <w:r>
-        <w:t>назначенный</w:t>
-      </w:r>
-      <w:r>
-        <w:rPr>
-          <w:lang w:val="en-US"/>
-        </w:rPr>
-        <w:t xml:space="preserve"> </w:t>
-      </w:r>
-      <w:r>
-        <w:t>водитель</w:t>
-      </w:r>
-    </w:p>
-    <w:p>
-      <w:pPr>
-        <w:pStyle w:val="af7"/>
-        <w:ind w:firstLine="567"/>
-        <w:jc w:val="both"/>
-        <w:rPr>
-          <w:lang w:val="en-US"/>
-        </w:rPr>
-      </w:pPr>
-      <w:r>
-        <w:rPr>
-          <w:lang w:val="en-US"/>
-        </w:rPr>
-        <w:t xml:space="preserve">assigned_by_logistician_id – </w:t>
-      </w:r>
-      <w:r>
-        <w:t>логист</w:t>
-      </w:r>
-      <w:r>
-        <w:rPr>
-          <w:lang w:val="en-US"/>
-        </w:rPr>
-        <w:t xml:space="preserve">, </w:t>
-      </w:r>
-      <w:r>
-        <w:t>назначивший</w:t>
-      </w:r>
-      <w:r>
-        <w:rPr>
-          <w:lang w:val="en-US"/>
-        </w:rPr>
-        <w:t xml:space="preserve"> </w:t>
-      </w:r>
-      <w:r>
-        <w:t>водителя</w:t>
-      </w:r>
-    </w:p>
-    <w:p>
-      <w:pPr>
-        <w:pStyle w:val="af7"/>
-        <w:ind w:firstLine="567"/>
-        <w:jc w:val="both"/>
-        <w:rPr>
-          <w:lang w:val="en-US"/>
-        </w:rPr>
-      </w:pPr>
-      <w:r>
-        <w:rPr>
-          <w:lang w:val="en-US"/>
-        </w:rPr>
-        <w:t xml:space="preserve">created_at </w:t>
-      </w:r>
-      <w:r>
-        <w:t>и</w:t>
-      </w:r>
-      <w:r>
-        <w:rPr>
-          <w:lang w:val="en-US"/>
-        </w:rPr>
-        <w:t xml:space="preserve"> approved_at – </w:t>
-      </w:r>
-      <w:r>
-        <w:t>временные</w:t>
-      </w:r>
-      <w:r>
-        <w:rPr>
-          <w:lang w:val="en-US"/>
-        </w:rPr>
-        <w:t xml:space="preserve"> </w:t>
-      </w:r>
-      <w:r>
-        <w:t>метки</w:t>
-      </w:r>
-      <w:r>
-        <w:rPr>
-          <w:lang w:val="en-US"/>
-        </w:rPr>
-        <w:t xml:space="preserve"> </w:t>
-      </w:r>
-      <w:r>
-        <w:t>жизненного</w:t>
-      </w:r>
-      <w:r>
-        <w:rPr>
-          <w:lang w:val="en-US"/>
-        </w:rPr>
-        <w:t xml:space="preserve"> </w:t>
-      </w:r>
-      <w:r>
-        <w:t>цикла</w:t>
-      </w:r>
-    </w:p>
-    <w:p>
-      <w:pPr>
-        <w:pStyle w:val="af7"/>
-        <w:ind w:firstLine="567"/>
-        <w:jc w:val="both"/>
-        <w:rPr>
-          <w:spacing w:val="-2"/>
-        </w:rPr>
-      </w:pPr>
-      <w:r>
-        <w:t>Таблица order_items – хранит позиции внутри заказа</w:t>
-      </w:r>
-    </w:p>
-    <w:p>
-      <w:pPr>
-        <w:pStyle w:val="af7"/>
-        <w:ind w:firstLine="567"/>
-        <w:jc w:val="both"/>
-      </w:pPr>
-      <w:r>
-        <w:t>order_id – ссылка на документ заказа</w:t>
-      </w:r>
-    </w:p>
-    <w:p>
-      <w:pPr>
-        <w:pStyle w:val="af7"/>
-        <w:ind w:firstLine="567"/>
-        <w:jc w:val="both"/>
-      </w:pPr>
-      <w:r>
-        <w:t>product_id – ссылка на товар</w:t>
-      </w:r>
-    </w:p>
-    <w:p>
-      <w:pPr>
-        <w:pStyle w:val="af7"/>
-        <w:ind w:firstLine="567"/>
-        <w:jc w:val="both"/>
-      </w:pPr>
-      <w:r>
-        <w:t>quantity – количество товара в заказе</w:t>
-      </w:r>
-    </w:p>
-    <w:p>
-      <w:pPr>
-        <w:pStyle w:val="af7"/>
-        <w:ind w:firstLine="567"/>
-        <w:jc w:val="both"/>
-      </w:pPr>
-      <w:r>
-        <w:t>price – цена товара на момент оформления</w:t>
-      </w:r>
-    </w:p>
-    <w:p>
-      <w:pPr>
-        <w:pStyle w:val="af7"/>
-        <w:ind w:firstLine="567"/>
-        <w:jc w:val="both"/>
-      </w:pPr>
-      <w:r>
-        <w:rPr>
-          <w:szCs w:val="24"/>
-          <w:lang w:val="ru-BY" w:eastAsia="ru-BY"/>
-        </w:rPr>
-        <w:t>Таблицы audit_logs, stock_movements, order_timeline_events и realtime_notifications – обслуживают аудит действий, историю изменений, движение остатков и уведомления интерфейса</w:t>
-      </w:r>
-    </w:p>
-    <w:p>
-      <w:pPr>
-        <w:jc w:val="both"/>
-        <w:rPr>
-          <w:rFonts w:cs="Times New Roman"/>
-          <w:szCs w:val="28"/>
-        </w:rPr>
-      </w:pPr>
-      <w:r>
-        <w:br w:type="page"/>
+        <w:keepNext/>
+      </w:pPr>
+      <w:r>
+        <w:rPr>
+          <w:b/>
+        </w:rPr>
+        <w:t>Таблица users</w:t>
+      </w:r>
+      <w:r>
+        <w:rPr>
+          <w:b w:val="0"/>
+        </w:rPr>
+        <w:t xml:space="preserve"> – хранит пользователей системы и их роли.</w:t>
+      </w:r>
+    </w:p>
+    <w:p>
+      <w:pPr>
+        <w:pStyle w:val="af7"/>
+      </w:pPr>
+      <w:r>
+        <w:rPr>
+          <w:b w:val="0"/>
+        </w:rPr>
+        <w:t xml:space="preserve">• </w:t>
+      </w:r>
+      <w:r>
+        <w:rPr>
+          <w:b/>
+        </w:rPr>
+        <w:t>id</w:t>
+      </w:r>
+      <w:r>
+        <w:rPr>
+          <w:b w:val="0"/>
+        </w:rPr>
+        <w:t xml:space="preserve"> – идентификатор пользователя, устанавливается автоматически (AI), первичный ключ (PK).</w:t>
+      </w:r>
+    </w:p>
+    <w:p>
+      <w:pPr>
+        <w:pStyle w:val="af7"/>
+      </w:pPr>
+      <w:r>
+        <w:rPr>
+          <w:b w:val="0"/>
+        </w:rPr>
+        <w:t xml:space="preserve">• </w:t>
+      </w:r>
+      <w:r>
+        <w:rPr>
+          <w:b/>
+        </w:rPr>
+        <w:t>username</w:t>
+      </w:r>
+      <w:r>
+        <w:rPr>
+          <w:b w:val="0"/>
+        </w:rPr>
+        <w:t xml:space="preserve"> – уникальный логин для входа в систему.</w:t>
+      </w:r>
+    </w:p>
+    <w:p>
+      <w:pPr>
+        <w:pStyle w:val="af7"/>
+      </w:pPr>
+      <w:r>
+        <w:rPr>
+          <w:b w:val="0"/>
+        </w:rPr>
+        <w:t xml:space="preserve">• </w:t>
+      </w:r>
+      <w:r>
+        <w:rPr>
+          <w:b/>
+        </w:rPr>
+        <w:t>password_hash</w:t>
+      </w:r>
+      <w:r>
+        <w:rPr>
+          <w:b w:val="0"/>
+        </w:rPr>
+        <w:t xml:space="preserve"> – хэш пароля пользователя.</w:t>
+      </w:r>
+    </w:p>
+    <w:p>
+      <w:pPr>
+        <w:pStyle w:val="af7"/>
+      </w:pPr>
+      <w:r>
+        <w:rPr>
+          <w:b w:val="0"/>
+        </w:rPr>
+        <w:t xml:space="preserve">• </w:t>
+      </w:r>
+      <w:r>
+        <w:rPr>
+          <w:b/>
+        </w:rPr>
+        <w:t>full_name</w:t>
+      </w:r>
+      <w:r>
+        <w:rPr>
+          <w:b w:val="0"/>
+        </w:rPr>
+        <w:t xml:space="preserve"> – имя сотрудника или представителя магазина.</w:t>
+      </w:r>
+    </w:p>
+    <w:p>
+      <w:pPr>
+        <w:pStyle w:val="af7"/>
+      </w:pPr>
+      <w:r>
+        <w:rPr>
+          <w:b w:val="0"/>
+        </w:rPr>
+        <w:t xml:space="preserve">• </w:t>
+      </w:r>
+      <w:r>
+        <w:rPr>
+          <w:b/>
+        </w:rPr>
+        <w:t>role</w:t>
+      </w:r>
+      <w:r>
+        <w:rPr>
+          <w:b w:val="0"/>
+        </w:rPr>
+        <w:t xml:space="preserve"> – роль пользователя: DIRECTOR, MANAGER, LOGISTICIAN или DRIVER.</w:t>
+      </w:r>
+    </w:p>
+    <w:p>
+      <w:pPr>
+        <w:pStyle w:val="af7"/>
+      </w:pPr>
+      <w:r>
+        <w:rPr>
+          <w:b w:val="0"/>
+        </w:rPr>
+        <w:t xml:space="preserve">• </w:t>
+      </w:r>
+      <w:r>
+        <w:rPr>
+          <w:b/>
+        </w:rPr>
+        <w:t>phone</w:t>
+      </w:r>
+      <w:r>
+        <w:rPr>
+          <w:b w:val="0"/>
+        </w:rPr>
+        <w:t xml:space="preserve"> – контактный телефон.</w:t>
+      </w:r>
+    </w:p>
+    <w:p>
+      <w:pPr>
+        <w:pStyle w:val="af7"/>
+      </w:pPr>
+      <w:r>
+        <w:rPr>
+          <w:b w:val="0"/>
+        </w:rPr>
+        <w:t xml:space="preserve">• </w:t>
+      </w:r>
+      <w:r>
+        <w:rPr>
+          <w:b/>
+        </w:rPr>
+        <w:t>legal_entity_name</w:t>
+      </w:r>
+      <w:r>
+        <w:rPr>
+          <w:b w:val="0"/>
+        </w:rPr>
+        <w:t xml:space="preserve"> – наименование магазина или юридического лица.</w:t>
+      </w:r>
+    </w:p>
+    <w:p>
+      <w:pPr>
+        <w:pStyle w:val="af7"/>
+        <w:keepNext/>
+      </w:pPr>
+      <w:r>
+        <w:rPr>
+          <w:b/>
+        </w:rPr>
+        <w:t>Таблица store_addresses</w:t>
+      </w:r>
+      <w:r>
+        <w:rPr>
+          <w:b w:val="0"/>
+        </w:rPr>
+        <w:t xml:space="preserve"> – хранит адреса доставки магазинов.</w:t>
+      </w:r>
+    </w:p>
+    <w:p>
+      <w:pPr>
+        <w:pStyle w:val="af7"/>
+      </w:pPr>
+      <w:r>
+        <w:rPr>
+          <w:b w:val="0"/>
+        </w:rPr>
+        <w:t xml:space="preserve">• </w:t>
+      </w:r>
+      <w:r>
+        <w:rPr>
+          <w:b/>
+        </w:rPr>
+        <w:t>id</w:t>
+      </w:r>
+      <w:r>
+        <w:rPr>
+          <w:b w:val="0"/>
+        </w:rPr>
+        <w:t xml:space="preserve"> – идентификатор адреса, устанавливается автоматически (AI), первичный ключ (PK).</w:t>
+      </w:r>
+    </w:p>
+    <w:p>
+      <w:pPr>
+        <w:pStyle w:val="af7"/>
+      </w:pPr>
+      <w:r>
+        <w:rPr>
+          <w:b w:val="0"/>
+        </w:rPr>
+        <w:t xml:space="preserve">• </w:t>
+      </w:r>
+      <w:r>
+        <w:rPr>
+          <w:b/>
+        </w:rPr>
+        <w:t>user_id</w:t>
+      </w:r>
+      <w:r>
+        <w:rPr>
+          <w:b w:val="0"/>
+        </w:rPr>
+        <w:t xml:space="preserve"> – идентификатор владельца адреса, внешний ключ (FK к users).</w:t>
+      </w:r>
+    </w:p>
+    <w:p>
+      <w:pPr>
+        <w:pStyle w:val="af7"/>
+      </w:pPr>
+      <w:r>
+        <w:rPr>
+          <w:b w:val="0"/>
+        </w:rPr>
+        <w:t xml:space="preserve">• </w:t>
+      </w:r>
+      <w:r>
+        <w:rPr>
+          <w:b/>
+        </w:rPr>
+        <w:t>label</w:t>
+      </w:r>
+      <w:r>
+        <w:rPr>
+          <w:b w:val="0"/>
+        </w:rPr>
+        <w:t xml:space="preserve"> – краткое название точки доставки.</w:t>
+      </w:r>
+    </w:p>
+    <w:p>
+      <w:pPr>
+        <w:pStyle w:val="af7"/>
+      </w:pPr>
+      <w:r>
+        <w:rPr>
+          <w:b w:val="0"/>
+        </w:rPr>
+        <w:t xml:space="preserve">• </w:t>
+      </w:r>
+      <w:r>
+        <w:rPr>
+          <w:b/>
+        </w:rPr>
+        <w:t>address_line</w:t>
+      </w:r>
+      <w:r>
+        <w:rPr>
+          <w:b w:val="0"/>
+        </w:rPr>
+        <w:t xml:space="preserve"> – человекочитаемый адрес доставки.</w:t>
+      </w:r>
+    </w:p>
+    <w:p>
+      <w:pPr>
+        <w:pStyle w:val="af7"/>
+      </w:pPr>
+      <w:r>
+        <w:rPr>
+          <w:b w:val="0"/>
+        </w:rPr>
+        <w:t xml:space="preserve">• </w:t>
+      </w:r>
+      <w:r>
+        <w:rPr>
+          <w:b/>
+        </w:rPr>
+        <w:t>latitude / longitude</w:t>
+      </w:r>
+      <w:r>
+        <w:rPr>
+          <w:b w:val="0"/>
+        </w:rPr>
+        <w:t xml:space="preserve"> – координаты для карты и расчёта маршрута.</w:t>
+      </w:r>
+    </w:p>
+    <w:p>
+      <w:pPr>
+        <w:pStyle w:val="af7"/>
+        <w:keepNext/>
+      </w:pPr>
+      <w:r>
+        <w:rPr>
+          <w:b/>
+        </w:rPr>
+        <w:t>Таблица products</w:t>
+      </w:r>
+      <w:r>
+        <w:rPr>
+          <w:b w:val="0"/>
+        </w:rPr>
+        <w:t xml:space="preserve"> – хранит каталог фермерской продукции.</w:t>
+      </w:r>
+    </w:p>
+    <w:p>
+      <w:pPr>
+        <w:pStyle w:val="af7"/>
+      </w:pPr>
+      <w:r>
+        <w:rPr>
+          <w:b w:val="0"/>
+        </w:rPr>
+        <w:t xml:space="preserve">• </w:t>
+      </w:r>
+      <w:r>
+        <w:rPr>
+          <w:b/>
+        </w:rPr>
+        <w:t>id</w:t>
+      </w:r>
+      <w:r>
+        <w:rPr>
+          <w:b w:val="0"/>
+        </w:rPr>
+        <w:t xml:space="preserve"> – идентификатор товара, устанавливается автоматически (AI), первичный ключ (PK).</w:t>
+      </w:r>
+    </w:p>
+    <w:p>
+      <w:pPr>
+        <w:pStyle w:val="af7"/>
+      </w:pPr>
+      <w:r>
+        <w:rPr>
+          <w:b w:val="0"/>
+        </w:rPr>
+        <w:t xml:space="preserve">• </w:t>
+      </w:r>
+      <w:r>
+        <w:rPr>
+          <w:b/>
+        </w:rPr>
+        <w:t>name</w:t>
+      </w:r>
+      <w:r>
+        <w:rPr>
+          <w:b w:val="0"/>
+        </w:rPr>
+        <w:t xml:space="preserve"> – название продукции.</w:t>
+      </w:r>
+    </w:p>
+    <w:p>
+      <w:pPr>
+        <w:pStyle w:val="af7"/>
+      </w:pPr>
+      <w:r>
+        <w:rPr>
+          <w:b w:val="0"/>
+        </w:rPr>
+        <w:t xml:space="preserve">• </w:t>
+      </w:r>
+      <w:r>
+        <w:rPr>
+          <w:b/>
+        </w:rPr>
+        <w:t>description</w:t>
+      </w:r>
+      <w:r>
+        <w:rPr>
+          <w:b w:val="0"/>
+        </w:rPr>
+        <w:t xml:space="preserve"> – описание товара.</w:t>
+      </w:r>
+    </w:p>
+    <w:p>
+      <w:pPr>
+        <w:pStyle w:val="af7"/>
+      </w:pPr>
+      <w:r>
+        <w:rPr>
+          <w:b w:val="0"/>
+        </w:rPr>
+        <w:t xml:space="preserve">• </w:t>
+      </w:r>
+      <w:r>
+        <w:rPr>
+          <w:b/>
+        </w:rPr>
+        <w:t>price</w:t>
+      </w:r>
+      <w:r>
+        <w:rPr>
+          <w:b w:val="0"/>
+        </w:rPr>
+        <w:t xml:space="preserve"> – цена единицы продукции.</w:t>
+      </w:r>
+    </w:p>
+    <w:p>
+      <w:pPr>
+        <w:pStyle w:val="af7"/>
+      </w:pPr>
+      <w:r>
+        <w:rPr>
+          <w:b w:val="0"/>
+        </w:rPr>
+        <w:t xml:space="preserve">• </w:t>
+      </w:r>
+      <w:r>
+        <w:rPr>
+          <w:b/>
+        </w:rPr>
+        <w:t>stock_quantity</w:t>
+      </w:r>
+      <w:r>
+        <w:rPr>
+          <w:b w:val="0"/>
+        </w:rPr>
+        <w:t xml:space="preserve"> – текущий остаток товара.</w:t>
+      </w:r>
+    </w:p>
+    <w:p>
+      <w:pPr>
+        <w:pStyle w:val="af7"/>
+      </w:pPr>
+      <w:r>
+        <w:rPr>
+          <w:b w:val="0"/>
+        </w:rPr>
+        <w:t xml:space="preserve">• </w:t>
+      </w:r>
+      <w:r>
+        <w:rPr>
+          <w:b/>
+        </w:rPr>
+        <w:t>category</w:t>
+      </w:r>
+      <w:r>
+        <w:rPr>
+          <w:b w:val="0"/>
+        </w:rPr>
+        <w:t xml:space="preserve"> – категория товара.</w:t>
+      </w:r>
+    </w:p>
+    <w:p>
+      <w:pPr>
+        <w:pStyle w:val="af7"/>
+      </w:pPr>
+      <w:r>
+        <w:rPr>
+          <w:b w:val="0"/>
+        </w:rPr>
+        <w:t xml:space="preserve">• </w:t>
+      </w:r>
+      <w:r>
+        <w:rPr>
+          <w:b/>
+        </w:rPr>
+        <w:t>photo_url</w:t>
+      </w:r>
+      <w:r>
+        <w:rPr>
+          <w:b w:val="0"/>
+        </w:rPr>
+        <w:t xml:space="preserve"> – путь к изображению товара.</w:t>
+      </w:r>
+    </w:p>
+    <w:p>
+      <w:pPr>
+        <w:pStyle w:val="af7"/>
+      </w:pPr>
+      <w:r>
+        <w:rPr>
+          <w:b w:val="0"/>
+        </w:rPr>
+        <w:t xml:space="preserve">• </w:t>
+      </w:r>
+      <w:r>
+        <w:rPr>
+          <w:b/>
+        </w:rPr>
+        <w:t>weight_kg / volume_m3</w:t>
+      </w:r>
+      <w:r>
+        <w:rPr>
+          <w:b w:val="0"/>
+        </w:rPr>
+        <w:t xml:space="preserve"> – логистические параметры для расчёта маршрута.</w:t>
+      </w:r>
+    </w:p>
+    <w:p>
+      <w:pPr>
+        <w:pStyle w:val="af7"/>
+        <w:keepNext/>
+      </w:pPr>
+      <w:r>
+        <w:rPr>
+          <w:b/>
+        </w:rPr>
+        <w:t>Таблица orders</w:t>
+      </w:r>
+      <w:r>
+        <w:rPr>
+          <w:b w:val="0"/>
+        </w:rPr>
+        <w:t xml:space="preserve"> – хранит документы заказа.</w:t>
+      </w:r>
+    </w:p>
+    <w:p>
+      <w:pPr>
+        <w:pStyle w:val="af7"/>
+      </w:pPr>
+      <w:r>
+        <w:rPr>
+          <w:b w:val="0"/>
+        </w:rPr>
+        <w:t xml:space="preserve">• </w:t>
+      </w:r>
+      <w:r>
+        <w:rPr>
+          <w:b/>
+        </w:rPr>
+        <w:t>id</w:t>
+      </w:r>
+      <w:r>
+        <w:rPr>
+          <w:b w:val="0"/>
+        </w:rPr>
+        <w:t xml:space="preserve"> – идентификатор заказа, устанавливается автоматически (AI), первичный ключ (PK).</w:t>
+      </w:r>
+    </w:p>
+    <w:p>
+      <w:pPr>
+        <w:pStyle w:val="af7"/>
+      </w:pPr>
+      <w:r>
+        <w:rPr>
+          <w:b w:val="0"/>
+        </w:rPr>
+        <w:t xml:space="preserve">• </w:t>
+      </w:r>
+      <w:r>
+        <w:rPr>
+          <w:b/>
+        </w:rPr>
+        <w:t>customer_id</w:t>
+      </w:r>
+      <w:r>
+        <w:rPr>
+          <w:b w:val="0"/>
+        </w:rPr>
+        <w:t xml:space="preserve"> – идентификатор директора магазина, внешний ключ (FK к users).</w:t>
+      </w:r>
+    </w:p>
+    <w:p>
+      <w:pPr>
+        <w:pStyle w:val="af7"/>
+      </w:pPr>
+      <w:r>
+        <w:rPr>
+          <w:b w:val="0"/>
+        </w:rPr>
+        <w:t xml:space="preserve">• </w:t>
+      </w:r>
+      <w:r>
+        <w:rPr>
+          <w:b/>
+        </w:rPr>
+        <w:t>delivery_address_id</w:t>
+      </w:r>
+      <w:r>
+        <w:rPr>
+          <w:b w:val="0"/>
+        </w:rPr>
+        <w:t xml:space="preserve"> – адрес доставки, внешний ключ (FK к store_addresses).</w:t>
+      </w:r>
+    </w:p>
+    <w:p>
+      <w:pPr>
+        <w:pStyle w:val="af7"/>
+      </w:pPr>
+      <w:r>
+        <w:rPr>
+          <w:b w:val="0"/>
+        </w:rPr>
+        <w:t xml:space="preserve">• </w:t>
+      </w:r>
+      <w:r>
+        <w:rPr>
+          <w:b/>
+        </w:rPr>
+        <w:t>approved_by_manager_id</w:t>
+      </w:r>
+      <w:r>
+        <w:rPr>
+          <w:b w:val="0"/>
+        </w:rPr>
+        <w:t xml:space="preserve"> – менеджер, подтвердивший заявку, внешний ключ (FK к users).</w:t>
+      </w:r>
+    </w:p>
+    <w:p>
+      <w:pPr>
+        <w:pStyle w:val="af7"/>
+      </w:pPr>
+      <w:r>
+        <w:rPr>
+          <w:b w:val="0"/>
+        </w:rPr>
+        <w:t xml:space="preserve">• </w:t>
+      </w:r>
+      <w:r>
+        <w:rPr>
+          <w:b/>
+        </w:rPr>
+        <w:t>assigned_driver_id</w:t>
+      </w:r>
+      <w:r>
+        <w:rPr>
+          <w:b w:val="0"/>
+        </w:rPr>
+        <w:t xml:space="preserve"> – назначенный водитель, внешний ключ (FK к users).</w:t>
+      </w:r>
+    </w:p>
+    <w:p>
+      <w:pPr>
+        <w:pStyle w:val="af7"/>
+      </w:pPr>
+      <w:r>
+        <w:rPr>
+          <w:b w:val="0"/>
+        </w:rPr>
+        <w:t xml:space="preserve">• </w:t>
+      </w:r>
+      <w:r>
+        <w:rPr>
+          <w:b/>
+        </w:rPr>
+        <w:t>assigned_by_logistician_id</w:t>
+      </w:r>
+      <w:r>
+        <w:rPr>
+          <w:b w:val="0"/>
+        </w:rPr>
+        <w:t xml:space="preserve"> – логист, назначивший доставку, внешний ключ (FK к users).</w:t>
+      </w:r>
+    </w:p>
+    <w:p>
+      <w:pPr>
+        <w:pStyle w:val="af7"/>
+      </w:pPr>
+      <w:r>
+        <w:rPr>
+          <w:b w:val="0"/>
+        </w:rPr>
+        <w:t xml:space="preserve">• </w:t>
+      </w:r>
+      <w:r>
+        <w:rPr>
+          <w:b/>
+        </w:rPr>
+        <w:t>status</w:t>
+      </w:r>
+      <w:r>
+        <w:rPr>
+          <w:b w:val="0"/>
+        </w:rPr>
+        <w:t xml:space="preserve"> – текущий статус заказа.</w:t>
+      </w:r>
+    </w:p>
+    <w:p>
+      <w:pPr>
+        <w:pStyle w:val="af7"/>
+      </w:pPr>
+      <w:r>
+        <w:rPr>
+          <w:b w:val="0"/>
+        </w:rPr>
+        <w:t xml:space="preserve">• </w:t>
+      </w:r>
+      <w:r>
+        <w:rPr>
+          <w:b/>
+        </w:rPr>
+        <w:t>total_amount</w:t>
+      </w:r>
+      <w:r>
+        <w:rPr>
+          <w:b w:val="0"/>
+        </w:rPr>
+        <w:t xml:space="preserve"> – итоговая сумма заказа.</w:t>
+      </w:r>
+    </w:p>
+    <w:p>
+      <w:pPr>
+        <w:pStyle w:val="af7"/>
+      </w:pPr>
+      <w:r>
+        <w:rPr>
+          <w:b w:val="0"/>
+        </w:rPr>
+        <w:t xml:space="preserve">• </w:t>
+      </w:r>
+      <w:r>
+        <w:rPr>
+          <w:b/>
+        </w:rPr>
+        <w:t>route_trip_number / route_stop_sequence</w:t>
+      </w:r>
+      <w:r>
+        <w:rPr>
+          <w:b w:val="0"/>
+        </w:rPr>
+        <w:t xml:space="preserve"> – номер рейса и порядок остановки в маршруте.</w:t>
+      </w:r>
+    </w:p>
+    <w:p>
+      <w:pPr>
+        <w:pStyle w:val="af7"/>
+      </w:pPr>
+      <w:r>
+        <w:rPr>
+          <w:b w:val="0"/>
+        </w:rPr>
+        <w:t xml:space="preserve">• </w:t>
+      </w:r>
+      <w:r>
+        <w:rPr>
+          <w:b/>
+        </w:rPr>
+        <w:t>version</w:t>
+      </w:r>
+      <w:r>
+        <w:rPr>
+          <w:b w:val="0"/>
+        </w:rPr>
+        <w:t xml:space="preserve"> – поле оптимистической блокировки при параллельном обновлении.</w:t>
+      </w:r>
+    </w:p>
+    <w:p>
+      <w:pPr>
+        <w:pStyle w:val="af7"/>
+        <w:keepNext/>
+      </w:pPr>
+      <w:r>
+        <w:rPr>
+          <w:b/>
+        </w:rPr>
+        <w:t>Таблица order_items</w:t>
+      </w:r>
+      <w:r>
+        <w:rPr>
+          <w:b w:val="0"/>
+        </w:rPr>
+        <w:t xml:space="preserve"> – хранит позиции внутри заказа.</w:t>
+      </w:r>
+    </w:p>
+    <w:p>
+      <w:pPr>
+        <w:pStyle w:val="af7"/>
+      </w:pPr>
+      <w:r>
+        <w:rPr>
+          <w:b w:val="0"/>
+        </w:rPr>
+        <w:t xml:space="preserve">• </w:t>
+      </w:r>
+      <w:r>
+        <w:rPr>
+          <w:b/>
+        </w:rPr>
+        <w:t>id</w:t>
+      </w:r>
+      <w:r>
+        <w:rPr>
+          <w:b w:val="0"/>
+        </w:rPr>
+        <w:t xml:space="preserve"> – идентификатор позиции, устанавливается автоматически (AI), первичный ключ (PK).</w:t>
+      </w:r>
+    </w:p>
+    <w:p>
+      <w:pPr>
+        <w:pStyle w:val="af7"/>
+      </w:pPr>
+      <w:r>
+        <w:rPr>
+          <w:b w:val="0"/>
+        </w:rPr>
+        <w:t xml:space="preserve">• </w:t>
+      </w:r>
+      <w:r>
+        <w:rPr>
+          <w:b/>
+        </w:rPr>
+        <w:t>order_id</w:t>
+      </w:r>
+      <w:r>
+        <w:rPr>
+          <w:b w:val="0"/>
+        </w:rPr>
+        <w:t xml:space="preserve"> – идентификатор заказа, внешний ключ (FK к orders).</w:t>
+      </w:r>
+    </w:p>
+    <w:p>
+      <w:pPr>
+        <w:pStyle w:val="af7"/>
+      </w:pPr>
+      <w:r>
+        <w:rPr>
+          <w:b w:val="0"/>
+        </w:rPr>
+        <w:t xml:space="preserve">• </w:t>
+      </w:r>
+      <w:r>
+        <w:rPr>
+          <w:b/>
+        </w:rPr>
+        <w:t>product_id</w:t>
+      </w:r>
+      <w:r>
+        <w:rPr>
+          <w:b w:val="0"/>
+        </w:rPr>
+        <w:t xml:space="preserve"> – идентификатор товара, внешний ключ (FK к products).</w:t>
+      </w:r>
+    </w:p>
+    <w:p>
+      <w:pPr>
+        <w:pStyle w:val="af7"/>
+      </w:pPr>
+      <w:r>
+        <w:rPr>
+          <w:b w:val="0"/>
+        </w:rPr>
+        <w:t xml:space="preserve">• </w:t>
+      </w:r>
+      <w:r>
+        <w:rPr>
+          <w:b/>
+        </w:rPr>
+        <w:t>quantity</w:t>
+      </w:r>
+      <w:r>
+        <w:rPr>
+          <w:b w:val="0"/>
+        </w:rPr>
+        <w:t xml:space="preserve"> – количество товара в заказе.</w:t>
+      </w:r>
+    </w:p>
+    <w:p>
+      <w:pPr>
+        <w:pStyle w:val="af7"/>
+      </w:pPr>
+      <w:r>
+        <w:rPr>
+          <w:b w:val="0"/>
+        </w:rPr>
+        <w:t xml:space="preserve">• </w:t>
+      </w:r>
+      <w:r>
+        <w:rPr>
+          <w:b/>
+        </w:rPr>
+        <w:t>price / line_total</w:t>
+      </w:r>
+      <w:r>
+        <w:rPr>
+          <w:b w:val="0"/>
+        </w:rPr>
+        <w:t xml:space="preserve"> – цена товара и итоговая сумма позиции на момент оформления.</w:t>
+      </w:r>
+    </w:p>
+    <w:p>
+      <w:pPr>
+        <w:pStyle w:val="af7"/>
+        <w:keepNext/>
+      </w:pPr>
+      <w:r>
+        <w:rPr>
+          <w:b/>
+        </w:rPr>
+        <w:t>Таблица audit_logs</w:t>
+      </w:r>
+      <w:r>
+        <w:rPr>
+          <w:b w:val="0"/>
+        </w:rPr>
+        <w:t xml:space="preserve"> – хранит журнал действий пользователей.</w:t>
+      </w:r>
+    </w:p>
+    <w:p>
+      <w:pPr>
+        <w:pStyle w:val="af7"/>
+      </w:pPr>
+      <w:r>
+        <w:rPr>
+          <w:b w:val="0"/>
+        </w:rPr>
+        <w:t xml:space="preserve">• </w:t>
+      </w:r>
+      <w:r>
+        <w:rPr>
+          <w:b/>
+        </w:rPr>
+        <w:t>id</w:t>
+      </w:r>
+      <w:r>
+        <w:rPr>
+          <w:b w:val="0"/>
+        </w:rPr>
+        <w:t xml:space="preserve"> – идентификатор записи аудита, устанавливается автоматически (AI), первичный ключ (PK).</w:t>
+      </w:r>
+    </w:p>
+    <w:p>
+      <w:pPr>
+        <w:pStyle w:val="af7"/>
+      </w:pPr>
+      <w:r>
+        <w:rPr>
+          <w:b w:val="0"/>
+        </w:rPr>
+        <w:t xml:space="preserve">• </w:t>
+      </w:r>
+      <w:r>
+        <w:rPr>
+          <w:b/>
+        </w:rPr>
+        <w:t>action_type / entity_type</w:t>
+      </w:r>
+      <w:r>
+        <w:rPr>
+          <w:b w:val="0"/>
+        </w:rPr>
+        <w:t xml:space="preserve"> – тип действия и тип объекта, к которому относится запись.</w:t>
+      </w:r>
+    </w:p>
+    <w:p>
+      <w:pPr>
+        <w:pStyle w:val="af7"/>
+      </w:pPr>
+      <w:r>
+        <w:rPr>
+          <w:b w:val="0"/>
+        </w:rPr>
+        <w:t xml:space="preserve">• </w:t>
+      </w:r>
+      <w:r>
+        <w:rPr>
+          <w:b/>
+        </w:rPr>
+        <w:t>actor_username / actor_user_id / actor_role</w:t>
+      </w:r>
+      <w:r>
+        <w:rPr>
+          <w:b w:val="0"/>
+        </w:rPr>
+        <w:t xml:space="preserve"> – данные пользователя, выполнившего действие.</w:t>
+      </w:r>
+    </w:p>
+    <w:p>
+      <w:pPr>
+        <w:pStyle w:val="af7"/>
+      </w:pPr>
+      <w:r>
+        <w:rPr>
+          <w:b w:val="0"/>
+        </w:rPr>
+        <w:t xml:space="preserve">• </w:t>
+      </w:r>
+      <w:r>
+        <w:rPr>
+          <w:b/>
+        </w:rPr>
+        <w:t>details / created_at</w:t>
+      </w:r>
+      <w:r>
+        <w:rPr>
+          <w:b w:val="0"/>
+        </w:rPr>
+        <w:t xml:space="preserve"> – служебное описание события и дата создания записи.</w:t>
+      </w:r>
+    </w:p>
+    <w:p>
+      <w:pPr>
+        <w:pStyle w:val="af7"/>
+        <w:keepNext/>
+      </w:pPr>
+      <w:r>
+        <w:rPr>
+          <w:b/>
+        </w:rPr>
+        <w:t>Таблица order_timeline_events</w:t>
+      </w:r>
+      <w:r>
+        <w:rPr>
+          <w:b w:val="0"/>
+        </w:rPr>
+        <w:t xml:space="preserve"> – хранит историю изменения статусов заказа.</w:t>
+      </w:r>
+    </w:p>
+    <w:p>
+      <w:pPr>
+        <w:pStyle w:val="af7"/>
+      </w:pPr>
+      <w:r>
+        <w:rPr>
+          <w:b w:val="0"/>
+        </w:rPr>
+        <w:t xml:space="preserve">• </w:t>
+      </w:r>
+      <w:r>
+        <w:rPr>
+          <w:b/>
+        </w:rPr>
+        <w:t>id</w:t>
+      </w:r>
+      <w:r>
+        <w:rPr>
+          <w:b w:val="0"/>
+        </w:rPr>
+        <w:t xml:space="preserve"> – идентификатор события, устанавливается автоматически (AI), первичный ключ (PK).</w:t>
+      </w:r>
+    </w:p>
+    <w:p>
+      <w:pPr>
+        <w:pStyle w:val="af7"/>
+      </w:pPr>
+      <w:r>
+        <w:rPr>
+          <w:b w:val="0"/>
+        </w:rPr>
+        <w:t xml:space="preserve">• </w:t>
+      </w:r>
+      <w:r>
+        <w:rPr>
+          <w:b/>
+        </w:rPr>
+        <w:t>order_id</w:t>
+      </w:r>
+      <w:r>
+        <w:rPr>
+          <w:b w:val="0"/>
+        </w:rPr>
+        <w:t xml:space="preserve"> – идентификатор заказа, внешний ключ (FK к orders).</w:t>
+      </w:r>
+    </w:p>
+    <w:p>
+      <w:pPr>
+        <w:pStyle w:val="af7"/>
+      </w:pPr>
+      <w:r>
+        <w:rPr>
+          <w:b w:val="0"/>
+        </w:rPr>
+        <w:t xml:space="preserve">• </w:t>
+      </w:r>
+      <w:r>
+        <w:rPr>
+          <w:b/>
+        </w:rPr>
+        <w:t>from_status / to_status</w:t>
+      </w:r>
+      <w:r>
+        <w:rPr>
+          <w:b w:val="0"/>
+        </w:rPr>
+        <w:t xml:space="preserve"> – исходный и новый статус заказа.</w:t>
+      </w:r>
+    </w:p>
+    <w:p>
+      <w:pPr>
+        <w:pStyle w:val="af7"/>
+      </w:pPr>
+      <w:r>
+        <w:rPr>
+          <w:b w:val="0"/>
+        </w:rPr>
+        <w:t xml:space="preserve">• </w:t>
+      </w:r>
+      <w:r>
+        <w:rPr>
+          <w:b/>
+        </w:rPr>
+        <w:t>actor_username / actor_user_id / actor_role</w:t>
+      </w:r>
+      <w:r>
+        <w:rPr>
+          <w:b w:val="0"/>
+        </w:rPr>
+        <w:t xml:space="preserve"> – данные пользователя, выполнившего переход.</w:t>
+      </w:r>
+    </w:p>
+    <w:p>
+      <w:pPr>
+        <w:pStyle w:val="af7"/>
+        <w:keepNext/>
+        <w:pageBreakBefore/>
+      </w:pPr>
+      <w:r>
+        <w:rPr>
+          <w:b/>
+        </w:rPr>
+        <w:t>Таблица stock_movements</w:t>
+      </w:r>
+      <w:r>
+        <w:rPr>
+          <w:b w:val="0"/>
+        </w:rPr>
+        <w:t xml:space="preserve"> – хранит движения товарных остатков.</w:t>
+      </w:r>
+    </w:p>
+    <w:p>
+      <w:pPr>
+        <w:pStyle w:val="af7"/>
+      </w:pPr>
+      <w:r>
+        <w:rPr>
+          <w:b w:val="0"/>
+        </w:rPr>
+        <w:t xml:space="preserve">• </w:t>
+      </w:r>
+      <w:r>
+        <w:rPr>
+          <w:b/>
+        </w:rPr>
+        <w:t>id</w:t>
+      </w:r>
+      <w:r>
+        <w:rPr>
+          <w:b w:val="0"/>
+        </w:rPr>
+        <w:t xml:space="preserve"> – идентификатор складского движения, устанавливается автоматически (AI), первичный ключ (PK).</w:t>
+      </w:r>
+    </w:p>
+    <w:p>
+      <w:pPr>
+        <w:pStyle w:val="af7"/>
+      </w:pPr>
+      <w:r>
+        <w:rPr>
+          <w:b w:val="0"/>
+        </w:rPr>
+        <w:t xml:space="preserve">• </w:t>
+      </w:r>
+      <w:r>
+        <w:rPr>
+          <w:b/>
+        </w:rPr>
+        <w:t>product_id</w:t>
+      </w:r>
+      <w:r>
+        <w:rPr>
+          <w:b w:val="0"/>
+        </w:rPr>
+        <w:t xml:space="preserve"> – идентификатор товара, внешний ключ (FK к products).</w:t>
+      </w:r>
+    </w:p>
+    <w:p>
+      <w:pPr>
+        <w:pStyle w:val="af7"/>
+      </w:pPr>
+      <w:r>
+        <w:rPr>
+          <w:b w:val="0"/>
+        </w:rPr>
+        <w:t xml:space="preserve">• </w:t>
+      </w:r>
+      <w:r>
+        <w:rPr>
+          <w:b/>
+        </w:rPr>
+        <w:t>order_id</w:t>
+      </w:r>
+      <w:r>
+        <w:rPr>
+          <w:b w:val="0"/>
+        </w:rPr>
+        <w:t xml:space="preserve"> – связанный заказ, внешний ключ (FK к orders), может отсутствовать.</w:t>
+      </w:r>
+    </w:p>
+    <w:p>
+      <w:pPr>
+        <w:pStyle w:val="af7"/>
+      </w:pPr>
+      <w:r>
+        <w:rPr>
+          <w:b w:val="0"/>
+        </w:rPr>
+        <w:t xml:space="preserve">• </w:t>
+      </w:r>
+      <w:r>
+        <w:rPr>
+          <w:b/>
+        </w:rPr>
+        <w:t>movement_type / quantity_change</w:t>
+      </w:r>
+      <w:r>
+        <w:rPr>
+          <w:b w:val="0"/>
+        </w:rPr>
+        <w:t xml:space="preserve"> – тип операции и изменение количества товара.</w:t>
+      </w:r>
+    </w:p>
+    <w:p>
+      <w:pPr>
+        <w:pStyle w:val="af7"/>
+        <w:keepNext/>
+      </w:pPr>
+      <w:r>
+        <w:rPr>
+          <w:b/>
+        </w:rPr>
+        <w:t>Таблица realtime_notifications</w:t>
+      </w:r>
+      <w:r>
+        <w:rPr>
+          <w:b w:val="0"/>
+        </w:rPr>
+        <w:t xml:space="preserve"> – хранит служебные уведомления интерфейса.</w:t>
+      </w:r>
+    </w:p>
+    <w:p>
+      <w:pPr>
+        <w:pStyle w:val="af7"/>
+      </w:pPr>
+      <w:r>
+        <w:rPr>
+          <w:b w:val="0"/>
+        </w:rPr>
+        <w:t xml:space="preserve">• </w:t>
+      </w:r>
+      <w:r>
+        <w:rPr>
+          <w:b/>
+        </w:rPr>
+        <w:t>id</w:t>
+      </w:r>
+      <w:r>
+        <w:rPr>
+          <w:b w:val="0"/>
+        </w:rPr>
+        <w:t xml:space="preserve"> – идентификатор уведомления, устанавливается автоматически (AI), первичный ключ (PK).</w:t>
+      </w:r>
+    </w:p>
+    <w:p>
+      <w:pPr>
+        <w:pStyle w:val="af7"/>
+      </w:pPr>
+      <w:r>
+        <w:rPr>
+          <w:b w:val="0"/>
+        </w:rPr>
+        <w:t xml:space="preserve">• </w:t>
+      </w:r>
+      <w:r>
+        <w:rPr>
+          <w:b/>
+        </w:rPr>
+        <w:t>order_id</w:t>
+      </w:r>
+      <w:r>
+        <w:rPr>
+          <w:b w:val="0"/>
+        </w:rPr>
+        <w:t xml:space="preserve"> – связанный заказ, внешний ключ (FK к orders), может отсутствовать.</w:t>
+      </w:r>
+    </w:p>
+    <w:p>
+      <w:pPr>
+        <w:pStyle w:val="af7"/>
+      </w:pPr>
+      <w:r>
+        <w:rPr>
+          <w:b w:val="0"/>
+        </w:rPr>
+        <w:t xml:space="preserve">• </w:t>
+      </w:r>
+      <w:r>
+        <w:rPr>
+          <w:b/>
+        </w:rPr>
+        <w:t>event_type / title / message</w:t>
+      </w:r>
+      <w:r>
+        <w:rPr>
+          <w:b w:val="0"/>
+        </w:rPr>
+        <w:t xml:space="preserve"> – тип события, заголовок и текст уведомления.</w:t>
+      </w:r>
+    </w:p>
+    <w:p>
+      <w:pPr>
+        <w:pStyle w:val="af7"/>
+      </w:pPr>
+      <w:r>
+        <w:rPr>
+          <w:b w:val="0"/>
+        </w:rPr>
+        <w:t xml:space="preserve">• </w:t>
+      </w:r>
+      <w:r>
+        <w:rPr>
+          <w:b/>
+        </w:rPr>
+        <w:t>target_roles / target_user_ids</w:t>
+      </w:r>
+      <w:r>
+        <w:rPr>
+          <w:b w:val="0"/>
+        </w:rPr>
+        <w:t xml:space="preserve"> – роли и пользователи, которым предназначено уведомление.</w:t>
       </w:r>
     </w:p>
     <w:p>
@@ -5684,13 +7025,44 @@
         <w:pStyle w:val="af7"/>
         <w:ind w:firstLine="567"/>
         <w:jc w:val="both"/>
+      </w:pPr>
+      <w:r>
+        <w:t xml:space="preserve">Приложение имеет модульную структуру, где корневой уровень содержит </w:t>
+      </w:r>
+      <w:proofErr w:type="spellStart"/>
+      <w:r>
+        <w:t>deploy</w:t>
+      </w:r>
+      <w:proofErr w:type="spellEnd"/>
+      <w:r>
+        <w:t xml:space="preserve">-конфигурацию и эксплуатационные файлы, а логика системы разделена между </w:t>
+      </w:r>
+      <w:proofErr w:type="spellStart"/>
+      <w:r>
+        <w:t>backend</w:t>
+      </w:r>
+      <w:proofErr w:type="spellEnd"/>
+      <w:r>
+        <w:t xml:space="preserve"> и </w:t>
+      </w:r>
+      <w:proofErr w:type="spellStart"/>
+      <w:r>
+        <w:t>frontend</w:t>
+      </w:r>
+      <w:proofErr w:type="spellEnd"/>
+      <w:r>
+        <w:t>. Такая организация соответствует реальной структуре репозитория, представленной на рисунке 2.3.</w:t>
+      </w:r>
+    </w:p>
+    <w:p>
+      <w:pPr>
+        <w:pStyle w:val="af7"/>
+        <w:ind w:firstLine="567"/>
+        <w:jc w:val="both"/>
         <w:rPr>
           <w:lang w:val="en-US"/>
         </w:rPr>
       </w:pPr>
-      <w:r>
-        <w:t>Приложение имеет модульную структуру, где корневой уровень содержит deploy-конфигурацию и эксплуатационные файлы, а логика системы разделена между backend и frontend. Такая организация соответствует реальной структуре репозитория, представленной на рисунке 2.3.</w:t>
-      </w:r>
     </w:p>
     <w:p>
       <w:pPr>
@@ -5701,7 +7073,7 @@
           <w:noProof/>
         </w:rPr>
         <w:drawing>
-          <wp:inline distT="0" distB="0" distL="0" distR="0" wp14:anchorId="668284A2" wp14:editId="38271A16">
+          <wp:inline distT="0" distB="0" distL="0" distR="0" wp14:anchorId="0BD87EFF" wp14:editId="0B8CC09A">
             <wp:extent cx="3286584" cy="5144218"/>
             <wp:effectExtent l="0" t="0" r="9525" b="0"/>
             <wp:docPr id="2" name="Рисунок 2"/>
@@ -5764,7 +7136,118 @@
         <w:jc w:val="both"/>
       </w:pPr>
       <w:r>
-        <w:t>Папка backend/src/main/java/com/farm/sales содержит основную программную логику приложения.</w:t>
+        <w:t>Папка</w:t>
+      </w:r>
+      <w:r>
+        <w:t xml:space="preserve"> </w:t>
+      </w:r>
+      <w:proofErr w:type="spellStart"/>
+      <w:r>
+        <w:rPr>
+          <w:b/>
+          <w:bCs/>
+        </w:rPr>
+        <w:t>backend</w:t>
+      </w:r>
+      <w:proofErr w:type="spellEnd"/>
+      <w:r>
+        <w:rPr>
+          <w:b/>
+          <w:bCs/>
+        </w:rPr>
+        <w:t>/</w:t>
+      </w:r>
+      <w:proofErr w:type="spellStart"/>
+      <w:r>
+        <w:rPr>
+          <w:b/>
+          <w:bCs/>
+        </w:rPr>
+        <w:t>src</w:t>
+      </w:r>
+      <w:proofErr w:type="spellEnd"/>
+      <w:r>
+        <w:rPr>
+          <w:b/>
+          <w:bCs/>
+        </w:rPr>
+        <w:t>/</w:t>
+      </w:r>
+      <w:proofErr w:type="spellStart"/>
+      <w:r>
+        <w:rPr>
+          <w:b/>
+          <w:bCs/>
+        </w:rPr>
+        <w:t>main</w:t>
+      </w:r>
+      <w:proofErr w:type="spellEnd"/>
+      <w:r>
+        <w:rPr>
+          <w:b/>
+          <w:bCs/>
+        </w:rPr>
+        <w:t>/</w:t>
+      </w:r>
+      <w:proofErr w:type="spellStart"/>
+      <w:r>
+        <w:rPr>
+          <w:b/>
+          <w:bCs/>
+        </w:rPr>
+        <w:t>java</w:t>
+      </w:r>
+      <w:proofErr w:type="spellEnd"/>
+      <w:r>
+        <w:rPr>
+          <w:b/>
+          <w:bCs/>
+        </w:rPr>
+        <w:t>/</w:t>
+      </w:r>
+      <w:proofErr w:type="spellStart"/>
+      <w:r>
+        <w:rPr>
+          <w:b/>
+          <w:bCs/>
+        </w:rPr>
+        <w:t>com</w:t>
+      </w:r>
+      <w:proofErr w:type="spellEnd"/>
+      <w:r>
+        <w:rPr>
+          <w:b/>
+          <w:bCs/>
+        </w:rPr>
+        <w:t>/</w:t>
+      </w:r>
+      <w:proofErr w:type="spellStart"/>
+      <w:r>
+        <w:rPr>
+          <w:b/>
+          <w:bCs/>
+        </w:rPr>
+        <w:t>farm</w:t>
+      </w:r>
+      <w:proofErr w:type="spellEnd"/>
+      <w:r>
+        <w:rPr>
+          <w:b/>
+          <w:bCs/>
+        </w:rPr>
+        <w:t>/</w:t>
+      </w:r>
+      <w:proofErr w:type="spellStart"/>
+      <w:r>
+        <w:rPr>
+          <w:b/>
+          <w:bCs/>
+        </w:rPr>
+        <w:t>sales</w:t>
+      </w:r>
+      <w:proofErr w:type="spellEnd"/>
+      <w:r>
+        <w:t xml:space="preserve"> содержит основную программную логику приложения.</w:t>
       </w:r>
     </w:p>
     <w:p>
@@ -5784,7 +7267,19 @@
         <w:jc w:val="both"/>
       </w:pPr>
       <w:r>
-        <w:t>Пакет model содержит классы-сущности предметной области, которые используются для хранения данных, получаемых из базы данных, а также для передачи этих данных между слоями приложения.</w:t>
+        <w:t xml:space="preserve">Пакет </w:t>
+      </w:r>
+      <w:proofErr w:type="spellStart"/>
+      <w:r>
+        <w:rPr>
+          <w:b/>
+          <w:bCs/>
+        </w:rPr>
+        <w:t>model</w:t>
+      </w:r>
+      <w:proofErr w:type="spellEnd"/>
+      <w:r>
+        <w:t xml:space="preserve"> содержит классы-сущности предметной области, которые используются для хранения данных, получаемых из базы данных, а также для передачи этих данных между слоями приложения.</w:t>
       </w:r>
     </w:p>
     <w:p>
@@ -5798,7 +7293,7 @@
         </w:rPr>
         <w:lastRenderedPageBreak/>
         <w:drawing>
-          <wp:inline distT="0" distB="0" distL="0" distR="0" wp14:anchorId="4F2092A9" wp14:editId="2FA740FA">
+          <wp:inline distT="0" distB="0" distL="0" distR="0" wp14:anchorId="31C57DC2" wp14:editId="24C8F99D">
             <wp:extent cx="3267531" cy="3429479"/>
             <wp:effectExtent l="0" t="0" r="9525" b="0"/>
             <wp:docPr id="3" name="Рисунок 3"/>
@@ -5850,8 +7345,13 @@
         </w:rPr>
       </w:pPr>
       <w:r>
-        <w:t>Рисунок 2.4 – Пакет model</w:t>
-      </w:r>
+        <w:t xml:space="preserve">Рисунок 2.4 – Пакет </w:t>
+      </w:r>
+      <w:proofErr w:type="spellStart"/>
+      <w:r>
+        <w:t>model</w:t>
+      </w:r>
+      <w:proofErr w:type="spellEnd"/>
     </w:p>
     <w:p>
       <w:pPr>
@@ -5873,11 +7373,180 @@
     <w:p>
       <w:pPr>
         <w:pStyle w:val="af7"/>
+      </w:pPr>
+      <w:r>
+        <w:rPr>
+          <w:b w:val="0"/>
+        </w:rPr>
+        <w:t xml:space="preserve">• </w:t>
+      </w:r>
+      <w:r>
+        <w:rPr>
+          <w:b/>
+        </w:rPr>
+        <w:t>User и Role</w:t>
+      </w:r>
+      <w:r>
+        <w:rPr>
+          <w:b w:val="0"/>
+        </w:rPr>
+        <w:t xml:space="preserve"> — модель пользователя системы. Хранят идентификатор, логин, пароль, роль, имя пользователя и контактные данные.</w:t>
+      </w:r>
+    </w:p>
+    <w:p>
+      <w:pPr>
+        <w:pStyle w:val="af7"/>
+      </w:pPr>
+      <w:r>
+        <w:rPr>
+          <w:b w:val="0"/>
+        </w:rPr>
+        <w:t xml:space="preserve">• </w:t>
+      </w:r>
+      <w:r>
+        <w:rPr>
+          <w:b/>
+        </w:rPr>
+        <w:t>StoreAddress</w:t>
+      </w:r>
+      <w:r>
+        <w:rPr>
+          <w:b w:val="0"/>
+        </w:rPr>
+        <w:t xml:space="preserve"> — модель адреса доставки. Содержит адрес клиента и географические координаты для маршрутизации.</w:t>
+      </w:r>
+    </w:p>
+    <w:p>
+      <w:pPr>
+        <w:pStyle w:val="af7"/>
+      </w:pPr>
+      <w:r>
+        <w:rPr>
+          <w:b w:val="0"/>
+        </w:rPr>
+        <w:t xml:space="preserve">• </w:t>
+      </w:r>
+      <w:r>
+        <w:rPr>
+          <w:b/>
+        </w:rPr>
+        <w:t>Product</w:t>
+      </w:r>
+      <w:r>
+        <w:rPr>
+          <w:b w:val="0"/>
+        </w:rPr>
+        <w:t xml:space="preserve"> — модель товара. Содержит название, описание, цену, изображение, категорию, вес и объём.</w:t>
+      </w:r>
+    </w:p>
+    <w:p>
+      <w:pPr>
+        <w:pStyle w:val="af7"/>
+      </w:pPr>
+      <w:r>
+        <w:rPr>
+          <w:b w:val="0"/>
+        </w:rPr>
+        <w:t xml:space="preserve">• </w:t>
+      </w:r>
+      <w:r>
+        <w:rPr>
+          <w:b/>
+        </w:rPr>
+        <w:t>Order</w:t>
+      </w:r>
+      <w:r>
+        <w:rPr>
+          <w:b w:val="0"/>
+        </w:rPr>
+        <w:t xml:space="preserve"> — модель заказа. Хранит статус, клиента, водителя, адрес доставки и служебные даты.</w:t>
+      </w:r>
+    </w:p>
+    <w:p>
+      <w:pPr>
+        <w:pStyle w:val="af7"/>
+      </w:pPr>
+      <w:r>
+        <w:rPr>
+          <w:b w:val="0"/>
+        </w:rPr>
+        <w:t xml:space="preserve">• </w:t>
+      </w:r>
+      <w:r>
+        <w:rPr>
+          <w:b/>
+        </w:rPr>
+        <w:t>OrderItem</w:t>
+      </w:r>
+      <w:r>
+        <w:rPr>
+          <w:b w:val="0"/>
+        </w:rPr>
+        <w:t xml:space="preserve"> — модель позиции заказа. Представляет товар внутри заказа, количество, цену и связь с заказом.</w:t>
+      </w:r>
+    </w:p>
+    <w:p>
+      <w:pPr>
+        <w:pStyle w:val="af7"/>
+      </w:pPr>
+      <w:r>
+        <w:rPr>
+          <w:b w:val="0"/>
+        </w:rPr>
+        <w:t xml:space="preserve">• </w:t>
+      </w:r>
+      <w:r>
+        <w:rPr>
+          <w:b/>
+        </w:rPr>
+        <w:t>OrderTimelineEvent</w:t>
+      </w:r>
+      <w:r>
+        <w:rPr>
+          <w:b w:val="0"/>
+        </w:rPr>
+        <w:t xml:space="preserve"> — модель записи истории, фиксирующая подтверждение, назначение маршрута и завершение доставки.</w:t>
+      </w:r>
+    </w:p>
+    <w:p>
+      <w:pPr>
+        <w:pStyle w:val="af7"/>
+      </w:pPr>
+      <w:r>
+        <w:rPr>
+          <w:b w:val="0"/>
+        </w:rPr>
+        <w:t xml:space="preserve">• </w:t>
+      </w:r>
+      <w:r>
+        <w:rPr>
+          <w:b/>
+        </w:rPr>
+        <w:t>RealtimeNotification</w:t>
+      </w:r>
+      <w:r>
+        <w:rPr>
+          <w:b w:val="0"/>
+        </w:rPr>
+        <w:t xml:space="preserve"> — модель уведомления для передачи служебных событий между backend и интерфейсом.</w:t>
+      </w:r>
+    </w:p>
+    <w:p>
+      <w:pPr>
+        <w:pStyle w:val="af7"/>
         <w:ind w:firstLine="567"/>
         <w:jc w:val="both"/>
       </w:pPr>
       <w:r>
-        <w:t>User и Role — модель пользователя системы. Хранят сведения об учётной записи: идентификатор, логин, пароль, роль, имя пользователя и контактные данные, необходимые для авторизации и персонализации интерфейса.</w:t>
+        <w:t xml:space="preserve">Связи между указанными сущностями отражают реальные процессы отдела сбыта: один директор магазина может иметь несколько адресов доставки, один заказ включает множество позиций товара, а каждое изменение статуса сопровождается записью в истории. Благодаря такому описанию предметной области бизнес-операции </w:t>
+      </w:r>
+      <w:proofErr w:type="spellStart"/>
+      <w:r>
+        <w:t>backend</w:t>
+      </w:r>
+      <w:proofErr w:type="spellEnd"/>
+      <w:r>
+        <w:t xml:space="preserve"> остаются прозрачными и предсказуемыми.</w:t>
       </w:r>
     </w:p>
     <w:p>
@@ -5887,7 +7556,251 @@
         <w:jc w:val="both"/>
       </w:pPr>
       <w:r>
-        <w:t>StoreAddress — модель адреса доставки. Содержит данные об адресе клиента, а также географические координаты, которые используются в модуле маршрутизации.</w:t>
+        <w:lastRenderedPageBreak/>
+        <w:t xml:space="preserve">Таким образом, пакет </w:t>
+      </w:r>
+      <w:proofErr w:type="spellStart"/>
+      <w:r>
+        <w:rPr>
+          <w:b/>
+          <w:bCs/>
+        </w:rPr>
+        <w:t>model</w:t>
+      </w:r>
+      <w:proofErr w:type="spellEnd"/>
+      <w:r>
+        <w:t xml:space="preserve"> формирует объектное представление данных системы и является основой для работы остальных модулей приложения.</w:t>
+      </w:r>
+    </w:p>
+    <w:p>
+      <w:pPr>
+        <w:jc w:val="both"/>
+      </w:pPr>
+    </w:p>
+    <w:p>
+      <w:pPr>
+        <w:pStyle w:val="af7"/>
+      </w:pPr>
+      <w:r>
+        <w:t>Пакет dto содержит классы передачи данных между backend и frontend. Эти классы отделяют внутренние сущности базы данных от JSON-ответов API, поэтому клиентская часть получает только нужные поля и не зависит от структуры таблиц напрямую.</w:t>
+      </w:r>
+    </w:p>
+    <w:p>
+      <w:pPr>
+        <w:pStyle w:val="af7"/>
+        <w:jc w:val="center"/>
+      </w:pPr>
+      <w:r>
+        <w:drawing>
+          <wp:inline xmlns:a="http://schemas.openxmlformats.org/drawingml/2006/main" xmlns:pic="http://schemas.openxmlformats.org/drawingml/2006/picture">
+            <wp:extent cx="4320000" cy="2966400"/>
+            <wp:docPr id="1259101595" name="Picture 1259101595"/>
+            <wp:cNvGraphicFramePr>
+              <a:graphicFrameLocks noChangeAspect="1"/>
+            </wp:cNvGraphicFramePr>
+            <a:graphic>
+              <a:graphicData uri="http://schemas.openxmlformats.org/drawingml/2006/picture">
+                <pic:pic>
+                  <pic:nvPicPr>
+                    <pic:cNvPr id="0" name="package-dto.png"/>
+                    <pic:cNvPicPr/>
+                  </pic:nvPicPr>
+                  <pic:blipFill>
+                    <a:blip r:embed="rId53"/>
+                    <a:stretch>
+                      <a:fillRect/>
+                    </a:stretch>
+                  </pic:blipFill>
+                  <pic:spPr>
+                    <a:xfrm>
+                      <a:off x="0" y="0"/>
+                      <a:ext cx="4320000" cy="2966400"/>
+                    </a:xfrm>
+                    <a:prstGeom prst="rect"/>
+                  </pic:spPr>
+                </pic:pic>
+              </a:graphicData>
+            </a:graphic>
+          </wp:inline>
+        </w:drawing>
+      </w:r>
+    </w:p>
+    <w:p>
+      <w:pPr>
+        <w:pStyle w:val="af7"/>
+        <w:jc w:val="center"/>
+      </w:pPr>
+      <w:r>
+        <w:t>Рисунок 2.5 – Пакет dto</w:t>
+      </w:r>
+    </w:p>
+    <w:p>
+      <w:pPr>
+        <w:pStyle w:val="af7"/>
+      </w:pPr>
+      <w:r>
+        <w:t>В пакет входят следующие классы передачи данных:</w:t>
+      </w:r>
+    </w:p>
+    <w:p>
+      <w:pPr>
+        <w:pStyle w:val="af7"/>
+      </w:pPr>
+      <w:r>
+        <w:rPr>
+          <w:b w:val="0"/>
+        </w:rPr>
+        <w:t xml:space="preserve">• </w:t>
+      </w:r>
+      <w:r>
+        <w:rPr>
+          <w:b/>
+        </w:rPr>
+        <w:t>AuthRequest и AuthResponse</w:t>
+      </w:r>
+      <w:r>
+        <w:rPr>
+          <w:b w:val="0"/>
+        </w:rPr>
+        <w:t xml:space="preserve"> — обслуживают вход пользователя в систему и возврат JWT-токена.</w:t>
+      </w:r>
+    </w:p>
+    <w:p>
+      <w:pPr>
+        <w:pStyle w:val="af7"/>
+      </w:pPr>
+      <w:r>
+        <w:rPr>
+          <w:b w:val="0"/>
+        </w:rPr>
+        <w:t xml:space="preserve">• </w:t>
+      </w:r>
+      <w:r>
+        <w:rPr>
+          <w:b/>
+        </w:rPr>
+        <w:t>OrderCreateRequest, OrderItemRequest, OrderResponse и OrderPageResponse</w:t>
+      </w:r>
+      <w:r>
+        <w:rPr>
+          <w:b w:val="0"/>
+        </w:rPr>
+        <w:t xml:space="preserve"> — описывают создание, просмотр и постраничную выдачу заказов.</w:t>
+      </w:r>
+    </w:p>
+    <w:p>
+      <w:pPr>
+        <w:pStyle w:val="af7"/>
+      </w:pPr>
+      <w:r>
+        <w:rPr>
+          <w:b w:val="0"/>
+        </w:rPr>
+        <w:t xml:space="preserve">• </w:t>
+      </w:r>
+      <w:r>
+        <w:rPr>
+          <w:b/>
+        </w:rPr>
+        <w:t>ProductRequest, ProductResponse и ProductPageResponse</w:t>
+      </w:r>
+      <w:r>
+        <w:rPr>
+          <w:b w:val="0"/>
+        </w:rPr>
+        <w:t xml:space="preserve"> — используются для добавления, редактирования и отображения товаров каталога.</w:t>
+      </w:r>
+    </w:p>
+    <w:p>
+      <w:pPr>
+        <w:pStyle w:val="af7"/>
+      </w:pPr>
+      <w:r>
+        <w:rPr>
+          <w:b w:val="0"/>
+        </w:rPr>
+        <w:t xml:space="preserve">• </w:t>
+      </w:r>
+      <w:r>
+        <w:rPr>
+          <w:b/>
+        </w:rPr>
+        <w:t>AutoAssignPreviewRequest, AutoAssignPreviewResponse, AutoAssignResultResponse и связанные классы маршрута</w:t>
+      </w:r>
+      <w:r>
+        <w:rPr>
+          <w:b w:val="0"/>
+        </w:rPr>
+        <w:t xml:space="preserve"> — передают параметры и результат транспортной задачи.</w:t>
+      </w:r>
+    </w:p>
+    <w:p>
+      <w:pPr>
+        <w:pStyle w:val="af7"/>
+      </w:pPr>
+      <w:r>
+        <w:rPr>
+          <w:b w:val="0"/>
+        </w:rPr>
+        <w:t xml:space="preserve">• </w:t>
+      </w:r>
+      <w:r>
+        <w:rPr>
+          <w:b/>
+        </w:rPr>
+        <w:t>DashboardSummaryResponse, DashboardStatusCountResponse, DashboardTrendResponse и DashboardCategoryInsightResponse</w:t>
+      </w:r>
+      <w:r>
+        <w:rPr>
+          <w:b w:val="0"/>
+        </w:rPr>
+        <w:t xml:space="preserve"> — формируют данные аналитической панели менеджера.</w:t>
+      </w:r>
+    </w:p>
+    <w:p>
+      <w:pPr>
+        <w:pStyle w:val="af7"/>
+      </w:pPr>
+      <w:r>
+        <w:rPr>
+          <w:b w:val="0"/>
+        </w:rPr>
+        <w:t xml:space="preserve">• </w:t>
+      </w:r>
+      <w:r>
+        <w:rPr>
+          <w:b/>
+        </w:rPr>
+        <w:t>AuditLogResponse, StockMovementResponse и RealtimeNotificationResponse</w:t>
+      </w:r>
+      <w:r>
+        <w:rPr>
+          <w:b w:val="0"/>
+        </w:rPr>
+        <w:t xml:space="preserve"> — передают записи аудита, складские движения и уведомления интерфейса.</w:t>
+      </w:r>
+    </w:p>
+    <w:p>
+      <w:pPr>
+        <w:pStyle w:val="af7"/>
+      </w:pPr>
+      <w:r>
+        <w:rPr>
+          <w:b w:val="0"/>
+        </w:rPr>
+        <w:t xml:space="preserve">• </w:t>
+      </w:r>
+      <w:r>
+        <w:rPr>
+          <w:b/>
+        </w:rPr>
+        <w:t>ErrorResponse</w:t>
+      </w:r>
+      <w:r>
+        <w:rPr>
+          <w:b w:val="0"/>
+        </w:rPr>
+        <w:t xml:space="preserve"> — возвращает единый формат сообщения об ошибке API.</w:t>
       </w:r>
     </w:p>
     <w:p>
@@ -5897,120 +7810,27 @@
         <w:jc w:val="both"/>
       </w:pPr>
       <w:r>
-        <w:t>Product — модель товара. Содержит информацию о товаре: название, описание, цену, изображение, категорию, а также логистические параметры, например вес и объём, которые далее участвуют в расчёте доставки.</w:t>
-      </w:r>
-    </w:p>
-    <w:p>
-      <w:pPr>
-        <w:pStyle w:val="af7"/>
-        <w:ind w:firstLine="567"/>
-        <w:jc w:val="both"/>
-      </w:pPr>
-      <w:r>
-        <w:t>Order — модель заказа. Содержит информацию о заказе, его статусе, привязке к клиенту, водителю, адресу, времени создания и другим служебным данным.</w:t>
-      </w:r>
-    </w:p>
-    <w:p>
-      <w:pPr>
-        <w:pStyle w:val="af7"/>
-        <w:ind w:firstLine="567"/>
-        <w:jc w:val="both"/>
-      </w:pPr>
-      <w:r>
-        <w:t>OrderItem — модель позиции заказа. Представляет отдельный товар внутри заказа, его количество, цену и связь с конкретным заказом.</w:t>
-      </w:r>
-    </w:p>
-    <w:p>
-      <w:pPr>
-        <w:pStyle w:val="af7"/>
-        <w:ind w:firstLine="567"/>
-        <w:jc w:val="both"/>
-      </w:pPr>
-      <w:r>
-        <w:t>OrderTimelineEvent — модель записи истории, фиксирующая подтверждение, назначение маршрута и завершение доставки.</w:t>
-      </w:r>
-    </w:p>
-    <w:p>
-      <w:pPr>
-        <w:pStyle w:val="af7"/>
-        <w:ind w:firstLine="567"/>
-        <w:jc w:val="both"/>
-      </w:pPr>
-      <w:r>
-        <w:t>RealtimeNotification — модель уведомления, используемая для передачи служебных событий между backend и пользовательским интерфейсом.</w:t>
-      </w:r>
-    </w:p>
-    <w:p>
-      <w:pPr>
-        <w:pStyle w:val="af7"/>
-        <w:ind w:firstLine="567"/>
-        <w:jc w:val="both"/>
-      </w:pPr>
-      <w:r>
-        <w:t>Связи между указанными сущностями отражают реальные процессы отдела сбыта: один директор магазина может иметь несколько адресов доставки, один заказ включает множество позиций товара, а каждое изменение статуса сопровождается записью в истории. Благодаря такому описанию предметной области бизнес-операции backend остаются прозрачными и предсказуемыми.</w:t>
-      </w:r>
-    </w:p>
-    <w:p>
-      <w:pPr>
-        <w:pStyle w:val="af7"/>
-        <w:ind w:firstLine="567"/>
-        <w:jc w:val="both"/>
-      </w:pPr>
-      <w:r>
-        <w:lastRenderedPageBreak/>
-        <w:t>Таким образом, пакет model формирует объектное представление данных системы и является основой для работы остальных модулей приложения.</w:t>
-      </w:r>
-    </w:p>
-    <w:p>
-      <w:pPr>
-        <w:jc w:val="both"/>
-      </w:pPr>
-    </w:p>
-    <w:p>
-      <w:pPr>
-        <w:pStyle w:val="af7"/>
-        <w:jc w:val="both"/>
-      </w:pPr>
-      <w:r>
-        <w:t>Пакет dto содержит классы передачи данных между backend и frontend. Эти классы отделяют внутренние сущности базы данных от JSON-ответов API, поэтому клиентская часть получает только нужные поля и не зависит от структуры таблиц напрямую.</w:t>
-      </w:r>
-    </w:p>
-    <w:p>
-      <w:pPr>
-        <w:jc w:val="both"/>
-      </w:pPr>
-    </w:p>
-    <w:p>
-      <w:pPr>
-        <w:pStyle w:val="af7"/>
-        <w:jc w:val="both"/>
-      </w:pPr>
-      <w:r>
-        <w:t>DTO сгруппированы по основным сценариям системы: AuthRequest и AuthResponse обслуживают вход в систему, OrderCreateRequest и OrderResponse описывают оформление и просмотр заказов, ProductRequest и ProductResponse используются для каталога, а AutoAssignPreviewResponse и связанные с ним классы передают результат транспортной задачи.</w:t>
-      </w:r>
-    </w:p>
-    <w:p>
-      <w:pPr>
-        <w:jc w:val="both"/>
-      </w:pPr>
-    </w:p>
-    <w:p>
-      <w:pPr>
-        <w:pStyle w:val="af7"/>
-        <w:jc w:val="both"/>
-      </w:pPr>
-      <w:r>
-        <w:t>Отдельные DTO применяются для аналитической панели, журнала аудита, складских движений, realtime-уведомлений и обработки ошибок. Такой слой делает API предсказуемым, упрощает проверку входных данных и снижает риск случайной передачи служебной информации во frontend.</w:t>
-      </w:r>
-    </w:p>
-    <w:p>
-      <w:pPr>
-        <w:pStyle w:val="af7"/>
-        <w:ind w:firstLine="567"/>
-        <w:jc w:val="both"/>
-      </w:pPr>
-      <w:r>
-        <w:t>Пакет repository реализует слой доступа к данным, то есть взаимодействие приложения с PostgreSQL. В нём сосредоточены классы, выполняющие выборку, сохранение и агрегацию данных для пользовательских операций.</w:t>
+        <w:t xml:space="preserve">Пакет </w:t>
+      </w:r>
+      <w:proofErr w:type="spellStart"/>
+      <w:r>
+        <w:rPr>
+          <w:b/>
+          <w:bCs/>
+        </w:rPr>
+        <w:t>repository</w:t>
+      </w:r>
+      <w:proofErr w:type="spellEnd"/>
+      <w:r>
+        <w:t xml:space="preserve"> реализует слой доступа к данным, то есть взаимодействие приложения с </w:t>
+      </w:r>
+      <w:proofErr w:type="spellStart"/>
+      <w:r>
+        <w:t>PostgreSQL</w:t>
+      </w:r>
+      <w:proofErr w:type="spellEnd"/>
+      <w:r>
+        <w:t>. В нём сосредоточены классы, выполняющие выборку, сохранение и агрегацию данных для пользовательских операций.</w:t>
       </w:r>
     </w:p>
     <w:p>
@@ -6023,7 +7843,7 @@
           <w:noProof/>
         </w:rPr>
         <w:drawing>
-          <wp:inline distT="0" distB="0" distL="0" distR="0" wp14:anchorId="3E7479A8" wp14:editId="156BFCC6">
+          <wp:inline distT="0" distB="0" distL="0" distR="0" wp14:anchorId="52FF40C6" wp14:editId="2564D68E">
             <wp:extent cx="3696216" cy="2333951"/>
             <wp:effectExtent l="0" t="0" r="0" b="9525"/>
             <wp:docPr id="5" name="Рисунок 5"/>
@@ -6075,7 +7895,7 @@
         </w:rPr>
       </w:pPr>
       <w:r>
-        <w:t>Рисунок 2.5 – Пакет repository</w:t>
+        <w:t>Рисунок 2.6 – Пакет repository</w:t>
       </w:r>
     </w:p>
     <w:p>
@@ -6098,11 +7918,195 @@
     <w:p>
       <w:pPr>
         <w:pStyle w:val="af7"/>
+      </w:pPr>
+      <w:r>
+        <w:rPr>
+          <w:b w:val="0"/>
+        </w:rPr>
+        <w:t xml:space="preserve">• </w:t>
+      </w:r>
+      <w:r>
+        <w:rPr>
+          <w:b/>
+        </w:rPr>
+        <w:t>OrderRepository</w:t>
+      </w:r>
+      <w:r>
+        <w:rPr>
+          <w:b w:val="0"/>
+        </w:rPr>
+        <w:t xml:space="preserve"> — отвечает за работу с документами заказа, фильтрацию по статусам и выдачу данных для логистики.</w:t>
+      </w:r>
+    </w:p>
+    <w:p>
+      <w:pPr>
+        <w:pStyle w:val="af7"/>
+      </w:pPr>
+      <w:r>
+        <w:rPr>
+          <w:b w:val="0"/>
+        </w:rPr>
+        <w:t xml:space="preserve">• </w:t>
+      </w:r>
+      <w:r>
+        <w:rPr>
+          <w:b/>
+        </w:rPr>
+        <w:t>OrderItemRepository</w:t>
+      </w:r>
+      <w:r>
+        <w:rPr>
+          <w:b w:val="0"/>
+        </w:rPr>
+        <w:t xml:space="preserve"> — сопровождает позиции заказа и обеспечивает выборку состава документа.</w:t>
+      </w:r>
+    </w:p>
+    <w:p>
+      <w:pPr>
+        <w:pStyle w:val="af7"/>
+      </w:pPr>
+      <w:r>
+        <w:rPr>
+          <w:b w:val="0"/>
+        </w:rPr>
+        <w:t xml:space="preserve">• </w:t>
+      </w:r>
+      <w:r>
+        <w:rPr>
+          <w:b/>
+        </w:rPr>
+        <w:t>ProductRepository</w:t>
+      </w:r>
+      <w:r>
+        <w:rPr>
+          <w:b w:val="0"/>
+        </w:rPr>
+        <w:t xml:space="preserve"> — используется для фильтрации каталога, поиска товаров и выдачи ассортимента.</w:t>
+      </w:r>
+    </w:p>
+    <w:p>
+      <w:pPr>
+        <w:pStyle w:val="af7"/>
+      </w:pPr>
+      <w:r>
+        <w:rPr>
+          <w:b w:val="0"/>
+        </w:rPr>
+        <w:t xml:space="preserve">• </w:t>
+      </w:r>
+      <w:r>
+        <w:rPr>
+          <w:b/>
+        </w:rPr>
+        <w:t>StoreAddressRepository</w:t>
+      </w:r>
+      <w:r>
+        <w:rPr>
+          <w:b w:val="0"/>
+        </w:rPr>
+        <w:t xml:space="preserve"> — выполняет выборку адресов магазинов и точек доставки.</w:t>
+      </w:r>
+    </w:p>
+    <w:p>
+      <w:pPr>
+        <w:pStyle w:val="af7"/>
+      </w:pPr>
+      <w:r>
+        <w:rPr>
+          <w:b w:val="0"/>
+        </w:rPr>
+        <w:t xml:space="preserve">• </w:t>
+      </w:r>
+      <w:r>
+        <w:rPr>
+          <w:b/>
+        </w:rPr>
+        <w:t>UserRepository</w:t>
+      </w:r>
+      <w:r>
+        <w:rPr>
+          <w:b w:val="0"/>
+        </w:rPr>
+        <w:t xml:space="preserve"> — используется при регистрации, поиске и сопровождении пользователей разных ролей.</w:t>
+      </w:r>
+    </w:p>
+    <w:p>
+      <w:pPr>
+        <w:pStyle w:val="af7"/>
+      </w:pPr>
+      <w:r>
+        <w:rPr>
+          <w:b w:val="0"/>
+        </w:rPr>
+        <w:t xml:space="preserve">• </w:t>
+      </w:r>
+      <w:r>
+        <w:rPr>
+          <w:b/>
+        </w:rPr>
+        <w:t>OrderTimelineEventRepository</w:t>
+      </w:r>
+      <w:r>
+        <w:rPr>
+          <w:b w:val="0"/>
+        </w:rPr>
+        <w:t xml:space="preserve"> — хранит историю изменений заказа.</w:t>
+      </w:r>
+    </w:p>
+    <w:p>
+      <w:pPr>
+        <w:pStyle w:val="af7"/>
+      </w:pPr>
+      <w:r>
+        <w:rPr>
+          <w:b w:val="0"/>
+        </w:rPr>
+        <w:t xml:space="preserve">• </w:t>
+      </w:r>
+      <w:r>
+        <w:rPr>
+          <w:b/>
+        </w:rPr>
+        <w:t>RealtimeNotificationRepository</w:t>
+      </w:r>
+      <w:r>
+        <w:rPr>
+          <w:b w:val="0"/>
+        </w:rPr>
+        <w:t xml:space="preserve"> — выдаёт служебные уведомления для обновления интерфейса.</w:t>
+      </w:r>
+    </w:p>
+    <w:p>
+      <w:pPr>
+        <w:pStyle w:val="af7"/>
+      </w:pPr>
+      <w:r>
+        <w:rPr>
+          <w:b w:val="0"/>
+        </w:rPr>
+        <w:t xml:space="preserve">• </w:t>
+      </w:r>
+      <w:r>
+        <w:rPr>
+          <w:b/>
+        </w:rPr>
+        <w:t>StockMovementRepository</w:t>
+      </w:r>
+      <w:r>
+        <w:rPr>
+          <w:b w:val="0"/>
+        </w:rPr>
+        <w:t xml:space="preserve"> — используется для выборок по остаткам и аналитике движения товаров.</w:t>
+      </w:r>
+    </w:p>
+    <w:p>
+      <w:pPr>
+        <w:pStyle w:val="af7"/>
         <w:ind w:firstLine="567"/>
         <w:jc w:val="both"/>
       </w:pPr>
       <w:r>
-        <w:t>OrderRepository — отвечает за работу с документами заказа, их поиском, фильтрацией по статусам и выдачей данных для логистики.</w:t>
+        <w:t>Часть репозиториев использует стандартные механизмы Spring Data JPA, а часть содержит специализированные выборки для аналитики и распределения заказов. Это особенно важно для логистического модуля, где необходимо быстро получить только подтверждённые заявки, данные по водителям и агрегированные показатели маршрутов.</w:t>
       </w:r>
     </w:p>
     <w:p>
@@ -6112,7 +8116,250 @@
         <w:jc w:val="both"/>
       </w:pPr>
       <w:r>
-        <w:t>OrderItemRepository — сопровождает позиции заказа и обеспечивает выборку состава документа по идентификатору заказа.</w:t>
+        <w:t xml:space="preserve">Слой </w:t>
+      </w:r>
+      <w:proofErr w:type="spellStart"/>
+      <w:r>
+        <w:rPr>
+          <w:b/>
+          <w:bCs/>
+        </w:rPr>
+        <w:t>repository</w:t>
+      </w:r>
+      <w:proofErr w:type="spellEnd"/>
+      <w:r>
+        <w:t xml:space="preserve"> выступает связующим звеном между объектной моделью приложения и реальными данными, хранящимися в базе.</w:t>
+      </w:r>
+    </w:p>
+    <w:p>
+      <w:pPr>
+        <w:jc w:val="both"/>
+      </w:pPr>
+    </w:p>
+    <w:p>
+      <w:pPr>
+        <w:pStyle w:val="af7"/>
+      </w:pPr>
+      <w:r>
+        <w:t>Пакет audit отвечает за журналирование действий пользователей и служебных событий системы. Он дополняет обычное хранение заказов возможностью понять, кто выполнил операцию, когда она произошла и с каким объектом была связана.</w:t>
+      </w:r>
+    </w:p>
+    <w:p>
+      <w:pPr>
+        <w:pStyle w:val="af7"/>
+        <w:jc w:val="center"/>
+      </w:pPr>
+      <w:r>
+        <w:drawing>
+          <wp:inline xmlns:a="http://schemas.openxmlformats.org/drawingml/2006/main" xmlns:pic="http://schemas.openxmlformats.org/drawingml/2006/picture">
+            <wp:extent cx="4320000" cy="2236800"/>
+            <wp:docPr id="1259101596" name="Picture 1259101596"/>
+            <wp:cNvGraphicFramePr>
+              <a:graphicFrameLocks noChangeAspect="1"/>
+            </wp:cNvGraphicFramePr>
+            <a:graphic>
+              <a:graphicData uri="http://schemas.openxmlformats.org/drawingml/2006/picture">
+                <pic:pic>
+                  <pic:nvPicPr>
+                    <pic:cNvPr id="0" name="package-audit.png"/>
+                    <pic:cNvPicPr/>
+                  </pic:nvPicPr>
+                  <pic:blipFill>
+                    <a:blip r:embed="rId54"/>
+                    <a:stretch>
+                      <a:fillRect/>
+                    </a:stretch>
+                  </pic:blipFill>
+                  <pic:spPr>
+                    <a:xfrm>
+                      <a:off x="0" y="0"/>
+                      <a:ext cx="4320000" cy="2236800"/>
+                    </a:xfrm>
+                    <a:prstGeom prst="rect"/>
+                  </pic:spPr>
+                </pic:pic>
+              </a:graphicData>
+            </a:graphic>
+          </wp:inline>
+        </w:drawing>
+      </w:r>
+    </w:p>
+    <w:p>
+      <w:pPr>
+        <w:pStyle w:val="af7"/>
+        <w:jc w:val="center"/>
+      </w:pPr>
+      <w:r>
+        <w:t>Рисунок 2.7 – Пакет audit</w:t>
+      </w:r>
+    </w:p>
+    <w:p>
+      <w:pPr>
+        <w:pStyle w:val="af7"/>
+      </w:pPr>
+      <w:r>
+        <w:t>В пакет входят следующие классы:</w:t>
+      </w:r>
+    </w:p>
+    <w:p>
+      <w:pPr>
+        <w:pStyle w:val="af7"/>
+      </w:pPr>
+      <w:r>
+        <w:rPr>
+          <w:b w:val="0"/>
+        </w:rPr>
+        <w:t xml:space="preserve">• </w:t>
+      </w:r>
+      <w:r>
+        <w:rPr>
+          <w:b/>
+        </w:rPr>
+        <w:t>AuditLog</w:t>
+      </w:r>
+      <w:r>
+        <w:rPr>
+          <w:b w:val="0"/>
+        </w:rPr>
+        <w:t xml:space="preserve"> — сущность записи аудита, сохраняющая действие, объект, пользователя и время события.</w:t>
+      </w:r>
+    </w:p>
+    <w:p>
+      <w:pPr>
+        <w:pStyle w:val="af7"/>
+      </w:pPr>
+      <w:r>
+        <w:rPr>
+          <w:b w:val="0"/>
+        </w:rPr>
+        <w:t xml:space="preserve">• </w:t>
+      </w:r>
+      <w:r>
+        <w:rPr>
+          <w:b/>
+        </w:rPr>
+        <w:t>AuditTrailEvent</w:t>
+      </w:r>
+      <w:r>
+        <w:rPr>
+          <w:b w:val="0"/>
+        </w:rPr>
+        <w:t xml:space="preserve"> — описание бизнес-события, которое должно попасть в журнал действий.</w:t>
+      </w:r>
+    </w:p>
+    <w:p>
+      <w:pPr>
+        <w:pStyle w:val="af7"/>
+      </w:pPr>
+      <w:r>
+        <w:rPr>
+          <w:b w:val="0"/>
+        </w:rPr>
+        <w:t xml:space="preserve">• </w:t>
+      </w:r>
+      <w:r>
+        <w:rPr>
+          <w:b/>
+        </w:rPr>
+        <w:t>AuditTrailPublisher</w:t>
+      </w:r>
+      <w:r>
+        <w:rPr>
+          <w:b w:val="0"/>
+        </w:rPr>
+        <w:t xml:space="preserve"> — публикует события аудита из сервисного слоя приложения.</w:t>
+      </w:r>
+    </w:p>
+    <w:p>
+      <w:pPr>
+        <w:pStyle w:val="af7"/>
+      </w:pPr>
+      <w:r>
+        <w:rPr>
+          <w:b w:val="0"/>
+        </w:rPr>
+        <w:t xml:space="preserve">• </w:t>
+      </w:r>
+      <w:r>
+        <w:rPr>
+          <w:b/>
+        </w:rPr>
+        <w:t>AuditEventListener</w:t>
+      </w:r>
+      <w:r>
+        <w:rPr>
+          <w:b w:val="0"/>
+        </w:rPr>
+        <w:t xml:space="preserve"> — обрабатывает события и создаёт записи журнала.</w:t>
+      </w:r>
+    </w:p>
+    <w:p>
+      <w:pPr>
+        <w:pStyle w:val="af7"/>
+      </w:pPr>
+      <w:r>
+        <w:rPr>
+          <w:b w:val="0"/>
+        </w:rPr>
+        <w:t xml:space="preserve">• </w:t>
+      </w:r>
+      <w:r>
+        <w:rPr>
+          <w:b/>
+        </w:rPr>
+        <w:t>AuditActor и AuditActorResolver</w:t>
+      </w:r>
+      <w:r>
+        <w:rPr>
+          <w:b w:val="0"/>
+        </w:rPr>
+        <w:t xml:space="preserve"> — определяют пользователя, роль и контекст выполняемого действия.</w:t>
+      </w:r>
+    </w:p>
+    <w:p>
+      <w:pPr>
+        <w:pStyle w:val="af7"/>
+      </w:pPr>
+      <w:r>
+        <w:rPr>
+          <w:b w:val="0"/>
+        </w:rPr>
+        <w:t xml:space="preserve">• </w:t>
+      </w:r>
+      <w:r>
+        <w:rPr>
+          <w:b/>
+        </w:rPr>
+        <w:t>AuditLogRepository</w:t>
+      </w:r>
+      <w:r>
+        <w:rPr>
+          <w:b w:val="0"/>
+        </w:rPr>
+        <w:t xml:space="preserve"> — обеспечивает сохранение и выборку записей аудита.</w:t>
+      </w:r>
+    </w:p>
+    <w:p>
+      <w:pPr>
+        <w:pStyle w:val="af7"/>
+      </w:pPr>
+      <w:r>
+        <w:rPr>
+          <w:b w:val="0"/>
+        </w:rPr>
+        <w:t xml:space="preserve">• </w:t>
+      </w:r>
+      <w:r>
+        <w:rPr>
+          <w:b/>
+        </w:rPr>
+        <w:t>AuditLogQueryService</w:t>
+      </w:r>
+      <w:r>
+        <w:rPr>
+          <w:b w:val="0"/>
+        </w:rPr>
+        <w:t xml:space="preserve"> — формирует результаты журнала для просмотра и фильтрации.</w:t>
       </w:r>
     </w:p>
     <w:p>
@@ -6122,130 +8369,19 @@
         <w:jc w:val="both"/>
       </w:pPr>
       <w:r>
-        <w:lastRenderedPageBreak/>
-        <w:t>ProductRepository — используется для фильтрации каталога, поиска товаров и выдачи ассортимента в клиентские экраны.</w:t>
-      </w:r>
-    </w:p>
-    <w:p>
-      <w:pPr>
-        <w:pStyle w:val="af7"/>
-        <w:ind w:firstLine="567"/>
-        <w:jc w:val="both"/>
-      </w:pPr>
-      <w:r>
-        <w:t>StoreAddressRepository — выполняет выборку адресов магазинов и точек доставки, связанных с директором магазина.</w:t>
-      </w:r>
-    </w:p>
-    <w:p>
-      <w:pPr>
-        <w:pStyle w:val="af7"/>
-        <w:ind w:firstLine="567"/>
-        <w:jc w:val="both"/>
-      </w:pPr>
-      <w:r>
-        <w:t>UserRepository — используется при регистрации, поиске и сопровождении пользователей различных ролей.</w:t>
-      </w:r>
-    </w:p>
-    <w:p>
-      <w:pPr>
-        <w:pStyle w:val="af7"/>
-        <w:ind w:firstLine="567"/>
-        <w:jc w:val="both"/>
-      </w:pPr>
-      <w:r>
-        <w:t>OrderTimelineEventRepository — хранит историю изменений документа и обеспечивает последующее восстановление жизненного цикла заказа.</w:t>
-      </w:r>
-    </w:p>
-    <w:p>
-      <w:pPr>
-        <w:pStyle w:val="af7"/>
-        <w:ind w:firstLine="567"/>
-        <w:jc w:val="both"/>
-      </w:pPr>
-      <w:r>
-        <w:t>RealtimeNotificationRepository — выдаёт служебные уведомления для обновления интерфейса без ручной перезагрузки страниц.</w:t>
-      </w:r>
-    </w:p>
-    <w:p>
-      <w:pPr>
-        <w:pStyle w:val="af7"/>
-        <w:ind w:firstLine="567"/>
-        <w:jc w:val="both"/>
-      </w:pPr>
-      <w:r>
-        <w:t>StockMovementRepository — используется для служебных выборок по остаткам и аналитике движения товарных позиций.</w:t>
-      </w:r>
-    </w:p>
-    <w:p>
-      <w:pPr>
-        <w:pStyle w:val="af7"/>
-        <w:ind w:firstLine="567"/>
-        <w:jc w:val="both"/>
-      </w:pPr>
-      <w:r>
-        <w:t>Часть репозиториев использует стандартные механизмы Spring Data JPA, а часть содержит специализированные выборки для аналитики и распределения заказов. Это особенно важно для логистического модуля, где необходимо быстро получить только подтверждённые заявки, данные по водителям и агрегированные показатели маршрутов.</w:t>
-      </w:r>
-    </w:p>
-    <w:p>
-      <w:pPr>
-        <w:pStyle w:val="af7"/>
-        <w:ind w:firstLine="567"/>
-        <w:jc w:val="both"/>
-      </w:pPr>
-      <w:r>
-        <w:t>Слой repository выступает связующим звеном между объектной моделью приложения и реальными данными, хранящимися в базе.</w:t>
-      </w:r>
-    </w:p>
-    <w:p>
-      <w:pPr>
-        <w:jc w:val="both"/>
-      </w:pPr>
-    </w:p>
-    <w:p>
-      <w:pPr>
-        <w:pStyle w:val="af7"/>
-        <w:jc w:val="both"/>
-      </w:pPr>
-      <w:r>
-        <w:t>Пакет audit отвечает за журналирование действий пользователей и служебных событий системы. Он дополняет обычное хранение заказов возможностью понять, кто выполнил операцию, когда она произошла и с каким объектом была связана.</w:t>
-      </w:r>
-    </w:p>
-    <w:p>
-      <w:pPr>
-        <w:jc w:val="both"/>
-      </w:pPr>
-    </w:p>
-    <w:p>
-      <w:pPr>
-        <w:pStyle w:val="af7"/>
-        <w:jc w:val="both"/>
-      </w:pPr>
-      <w:r>
-        <w:t>AuditEventListener и AuditTrailPublisher фиксируют события приложения, AuditActorResolver определяет пользователя, от имени которого выполнено действие, а AuditLogQueryService и AuditLogRepository обеспечивают выборку записей журнала для административного контроля.</w:t>
-      </w:r>
-    </w:p>
-    <w:p>
-      <w:pPr>
-        <w:jc w:val="both"/>
-      </w:pPr>
-    </w:p>
-    <w:p>
-      <w:pPr>
-        <w:pStyle w:val="af7"/>
-        <w:jc w:val="both"/>
-      </w:pPr>
-      <w:r>
-        <w:t>Наличие аудита важно для системы с несколькими ролями: директор магазина создаёт заявку, менеджер подтверждает её, логист назначает маршрут, водитель завершает доставку. Журнал действий позволяет восстановить последовательность операций и повысить прозрачность работы приложения.</w:t>
-      </w:r>
-    </w:p>
-    <w:p>
-      <w:pPr>
-        <w:pStyle w:val="af7"/>
-        <w:ind w:firstLine="567"/>
-        <w:jc w:val="both"/>
-      </w:pPr>
-      <w:r>
-        <w:t>Пакет controller содержит REST-контроллеры приложения, отвечающие за вход в систему, каталог, заказы, отчёты и вспомогательные интеграции. Контроллеры не реализуют бизнес-логику напрямую, а передают вычисления сервисному слою.</w:t>
+        <w:t xml:space="preserve">Пакет </w:t>
+      </w:r>
+      <w:proofErr w:type="spellStart"/>
+      <w:r>
+        <w:rPr>
+          <w:b/>
+          <w:bCs/>
+        </w:rPr>
+        <w:t>controller</w:t>
+      </w:r>
+      <w:proofErr w:type="spellEnd"/>
+      <w:r>
+        <w:t xml:space="preserve"> содержит REST-контроллеры приложения, отвечающие за вход в систему, каталог, заказы, отчёты и вспомогательные интеграции. Контроллеры не реализуют бизнес-логику напрямую, а передают вычисления сервисному слою.</w:t>
       </w:r>
     </w:p>
     <w:p>
@@ -6259,7 +8395,7 @@
         </w:rPr>
         <w:lastRenderedPageBreak/>
         <w:drawing>
-          <wp:inline distT="0" distB="0" distL="0" distR="0" wp14:anchorId="6ACCEA21" wp14:editId="523EE8A7">
+          <wp:inline distT="0" distB="0" distL="0" distR="0" wp14:anchorId="2887D6BC" wp14:editId="7E45B945">
             <wp:extent cx="3696216" cy="3915321"/>
             <wp:effectExtent l="0" t="0" r="0" b="0"/>
             <wp:docPr id="32" name="Рисунок 32"/>
@@ -6311,7 +8447,7 @@
         </w:rPr>
       </w:pPr>
       <w:r>
-        <w:t>Рисунок 2.6 – Пакет controller</w:t>
+        <w:t>Рисунок 2.8 – Пакет controller</w:t>
       </w:r>
     </w:p>
     <w:p>
@@ -6334,11 +8470,228 @@
     <w:p>
       <w:pPr>
         <w:pStyle w:val="af7"/>
+      </w:pPr>
+      <w:r>
+        <w:rPr>
+          <w:b w:val="0"/>
+        </w:rPr>
+        <w:t xml:space="preserve">• </w:t>
+      </w:r>
+      <w:r>
+        <w:rPr>
+          <w:b/>
+        </w:rPr>
+        <w:t>AuthController</w:t>
+      </w:r>
+      <w:r>
+        <w:rPr>
+          <w:b w:val="0"/>
+        </w:rPr>
+        <w:t xml:space="preserve"> — отвечает за авторизацию пользователя, проверку учётных данных и выдачу JWT-токена.</w:t>
+      </w:r>
+    </w:p>
+    <w:p>
+      <w:pPr>
+        <w:pStyle w:val="af7"/>
+      </w:pPr>
+      <w:r>
+        <w:rPr>
+          <w:b w:val="0"/>
+        </w:rPr>
+        <w:t xml:space="preserve">• </w:t>
+      </w:r>
+      <w:r>
+        <w:rPr>
+          <w:b/>
+        </w:rPr>
+        <w:t>DirectorProfileController</w:t>
+      </w:r>
+      <w:r>
+        <w:rPr>
+          <w:b w:val="0"/>
+        </w:rPr>
+        <w:t xml:space="preserve"> — обслуживает профиль директора магазина и адреса доставки.</w:t>
+      </w:r>
+    </w:p>
+    <w:p>
+      <w:pPr>
+        <w:pStyle w:val="af7"/>
+      </w:pPr>
+      <w:r>
+        <w:rPr>
+          <w:b w:val="0"/>
+        </w:rPr>
+        <w:t xml:space="preserve">• </w:t>
+      </w:r>
+      <w:r>
+        <w:rPr>
+          <w:b/>
+        </w:rPr>
+        <w:t>OrderController</w:t>
+      </w:r>
+      <w:r>
+        <w:rPr>
+          <w:b w:val="0"/>
+        </w:rPr>
+        <w:t xml:space="preserve"> — работает с заказами, ручным назначением, preview транспортной задачи и подтверждением маршрутов.</w:t>
+      </w:r>
+    </w:p>
+    <w:p>
+      <w:pPr>
+        <w:pStyle w:val="af7"/>
+      </w:pPr>
+      <w:r>
+        <w:rPr>
+          <w:b w:val="0"/>
+        </w:rPr>
+        <w:t xml:space="preserve">• </w:t>
+      </w:r>
+      <w:r>
+        <w:rPr>
+          <w:b/>
+        </w:rPr>
+        <w:t>ProductController</w:t>
+      </w:r>
+      <w:r>
+        <w:rPr>
+          <w:b w:val="0"/>
+        </w:rPr>
+        <w:t xml:space="preserve"> — сопровождает каталог продукции, фильтрацию и редактирование товаров.</w:t>
+      </w:r>
+    </w:p>
+    <w:p>
+      <w:pPr>
+        <w:pStyle w:val="af7"/>
+      </w:pPr>
+      <w:r>
+        <w:rPr>
+          <w:b w:val="0"/>
+        </w:rPr>
+        <w:t xml:space="preserve">• </w:t>
+      </w:r>
+      <w:r>
+        <w:rPr>
+          <w:b/>
+        </w:rPr>
+        <w:t>UserManagementController</w:t>
+      </w:r>
+      <w:r>
+        <w:rPr>
+          <w:b w:val="0"/>
+        </w:rPr>
+        <w:t xml:space="preserve"> — используется для регистрации директоров, просмотра водителей и сопровождения учётных записей.</w:t>
+      </w:r>
+    </w:p>
+    <w:p>
+      <w:pPr>
+        <w:pStyle w:val="af7"/>
+      </w:pPr>
+      <w:r>
+        <w:rPr>
+          <w:b w:val="0"/>
+        </w:rPr>
+        <w:t xml:space="preserve">• </w:t>
+      </w:r>
+      <w:r>
+        <w:rPr>
+          <w:b/>
+        </w:rPr>
+        <w:t>DashboardController</w:t>
+      </w:r>
+      <w:r>
+        <w:rPr>
+          <w:b w:val="0"/>
+        </w:rPr>
+        <w:t xml:space="preserve"> — возвращает агрегированные показатели по статусам заказов и сводку для менеджера.</w:t>
+      </w:r>
+    </w:p>
+    <w:p>
+      <w:pPr>
+        <w:pStyle w:val="af7"/>
+      </w:pPr>
+      <w:r>
+        <w:rPr>
+          <w:b w:val="0"/>
+        </w:rPr>
+        <w:t xml:space="preserve">• </w:t>
+      </w:r>
+      <w:r>
+        <w:rPr>
+          <w:b/>
+        </w:rPr>
+        <w:t>ReportController</w:t>
+      </w:r>
+      <w:r>
+        <w:rPr>
+          <w:b w:val="0"/>
+        </w:rPr>
+        <w:t xml:space="preserve"> — формирует отчёты и выгрузку данных по заказам в Excel.</w:t>
+      </w:r>
+    </w:p>
+    <w:p>
+      <w:pPr>
+        <w:pStyle w:val="af7"/>
+        <w:jc w:val="both"/>
+      </w:pPr>
+      <w:proofErr w:type="spellStart"/>
+      <w:r>
+        <w:rPr>
+          <w:b/>
+          <w:bCs/>
+        </w:rPr>
+        <w:t>DashboardController</w:t>
+      </w:r>
+      <w:proofErr w:type="spellEnd"/>
+      <w:r>
+        <w:t xml:space="preserve"> и </w:t>
+      </w:r>
+      <w:proofErr w:type="spellStart"/>
+      <w:r>
+        <w:rPr>
+          <w:b/>
+          <w:bCs/>
+        </w:rPr>
+        <w:t>DashboardService</w:t>
+      </w:r>
+      <w:proofErr w:type="spellEnd"/>
+      <w:r>
+        <w:t xml:space="preserve"> формируют аналитическую панель: сводку по статусам, динамику заказов и показатели по категориям. На </w:t>
+      </w:r>
+      <w:proofErr w:type="spellStart"/>
+      <w:r>
+        <w:t>frontend</w:t>
+      </w:r>
+      <w:proofErr w:type="spellEnd"/>
+      <w:r>
+        <w:t xml:space="preserve"> эти данные обрабатываются dashboard.js и dashboardTrend.js, поэтому менеджер видит </w:t>
+      </w:r>
+      <w:r>
+        <w:lastRenderedPageBreak/>
+        <w:t>не только список документов, но и текущее состояние отдела сбыта.</w:t>
+      </w:r>
+    </w:p>
+    <w:p>
+      <w:pPr>
+        <w:jc w:val="both"/>
+      </w:pPr>
+    </w:p>
+    <w:p>
+      <w:pPr>
+        <w:pStyle w:val="af7"/>
         <w:ind w:firstLine="567"/>
         <w:jc w:val="both"/>
       </w:pPr>
-      <w:r>
-        <w:t>AuthController — отвечает за авторизацию пользователя, проверку учётных данных и выдачу JWT-токена после успешного входа.</w:t>
+      <w:proofErr w:type="spellStart"/>
+      <w:r>
+        <w:rPr>
+          <w:b/>
+          <w:bCs/>
+        </w:rPr>
+        <w:t>NotificationController</w:t>
+      </w:r>
+      <w:proofErr w:type="spellEnd"/>
+      <w:r>
+        <w:t xml:space="preserve"> — публикует поток уведомлений и события для актуализации пользовательских экранов.</w:t>
       </w:r>
     </w:p>
     <w:p>
@@ -6347,8 +8700,32 @@
         <w:ind w:firstLine="567"/>
         <w:jc w:val="both"/>
       </w:pPr>
-      <w:r>
-        <w:t>DirectorProfileController — обслуживает профиль директора магазина, адреса доставки и данные, которые отображаются в публичном frontend.</w:t>
+      <w:proofErr w:type="spellStart"/>
+      <w:r>
+        <w:rPr>
+          <w:b/>
+          <w:bCs/>
+        </w:rPr>
+        <w:t>GeoController</w:t>
+      </w:r>
+      <w:proofErr w:type="spellEnd"/>
+      <w:r>
+        <w:rPr>
+          <w:b/>
+          <w:bCs/>
+        </w:rPr>
+        <w:t xml:space="preserve"> </w:t>
+      </w:r>
+      <w:r>
+        <w:t xml:space="preserve">— выполняет </w:t>
+      </w:r>
+      <w:proofErr w:type="spellStart"/>
+      <w:r>
+        <w:t>геокодирование</w:t>
+      </w:r>
+      <w:proofErr w:type="spellEnd"/>
+      <w:r>
+        <w:t xml:space="preserve"> адресов и подготовку данных для отображения точек на карте.</w:t>
       </w:r>
     </w:p>
     <w:p>
@@ -6358,7 +8735,15 @@
         <w:jc w:val="both"/>
       </w:pPr>
       <w:r>
-        <w:t>OrderController — основная точка работы с заказами, ручным и автоматическим назначением водителей, preview транспортной задачи и подтверждением маршрутов.</w:t>
+        <w:t xml:space="preserve">Production-конфигурация публичной версии оставляет доступными рабочие </w:t>
+      </w:r>
+      <w:proofErr w:type="spellStart"/>
+      <w:r>
+        <w:t>endpoint'ы</w:t>
+      </w:r>
+      <w:proofErr w:type="spellEnd"/>
+      <w:r>
+        <w:t xml:space="preserve"> авторизации, каталога, заказов, отчётности и маршрутизации.</w:t>
       </w:r>
     </w:p>
     <w:p>
@@ -6368,7 +8753,7 @@
         <w:jc w:val="both"/>
       </w:pPr>
       <w:r>
-        <w:t>ProductController — сопровождает каталог продукции, фильтрацию и редактирование товарных позиций.</w:t>
+        <w:t>Контроллеры возвращают клиенту только те данные, которые требуются конкретной роли. На этом уровне выполняются проверка входных параметров, преобразование объектов в JSON-ответы и выбор корректных HTTP-кодов, а вся предметная логика подтверждения заказа или назначения маршрута передаётся сервисному слою.</w:t>
       </w:r>
     </w:p>
     <w:p>
@@ -6378,100 +8763,47 @@
         <w:jc w:val="both"/>
       </w:pPr>
       <w:r>
-        <w:t>UserManagementController — используется для регистрации директоров магазинов, просмотра списка водителей и сопровождения учётных записей.</w:t>
-      </w:r>
-    </w:p>
-    <w:p>
-      <w:pPr>
-        <w:pStyle w:val="af7"/>
-        <w:ind w:firstLine="567"/>
-        <w:jc w:val="both"/>
-      </w:pPr>
-      <w:r>
-        <w:t>DashboardController — возвращает агрегированные показатели по статусам заказов и общую сводку для менеджерского интерфейса.</w:t>
-      </w:r>
-    </w:p>
-    <w:p>
-      <w:pPr>
-        <w:pStyle w:val="af7"/>
-        <w:ind w:firstLine="567"/>
-        <w:jc w:val="both"/>
-      </w:pPr>
-      <w:r>
-        <w:t>ReportController — отвечает за формирование отчётов и выгрузку данных по заказам в файл Excel.</w:t>
-      </w:r>
-    </w:p>
-    <w:p>
-      <w:pPr>
-        <w:jc w:val="both"/>
-      </w:pPr>
-    </w:p>
-    <w:p>
-      <w:pPr>
-        <w:pStyle w:val="af7"/>
-        <w:jc w:val="both"/>
-      </w:pPr>
-      <w:r>
-        <w:t xml:space="preserve">DashboardController и DashboardService формируют аналитическую панель: сводку по статусам, динамику заказов и показатели по категориям. На frontend эти данные обрабатываются dashboard.js и dashboardTrend.js, поэтому менеджер видит не </w:t>
-      </w:r>
-      <w:r>
-        <w:lastRenderedPageBreak/>
-        <w:t>только список документов, но и текущее состояние отдела сбыта.</w:t>
-      </w:r>
-    </w:p>
-    <w:p>
-      <w:pPr>
-        <w:jc w:val="both"/>
-      </w:pPr>
-    </w:p>
-    <w:p>
-      <w:pPr>
-        <w:pStyle w:val="af7"/>
-        <w:ind w:firstLine="567"/>
-        <w:jc w:val="both"/>
-      </w:pPr>
-      <w:r>
-        <w:t>NotificationController — публикует поток уведомлений и события для актуализации пользовательских экранов.</w:t>
-      </w:r>
-    </w:p>
-    <w:p>
-      <w:pPr>
-        <w:pStyle w:val="af7"/>
-        <w:ind w:firstLine="567"/>
-        <w:jc w:val="both"/>
-      </w:pPr>
-      <w:r>
-        <w:t>GeoController — выполняет геокодирование адресов и подготовку данных для отображения точек на карте.</w:t>
-      </w:r>
-    </w:p>
-    <w:p>
-      <w:pPr>
-        <w:pStyle w:val="af7"/>
-        <w:ind w:firstLine="567"/>
-        <w:jc w:val="both"/>
-      </w:pPr>
-      <w:r>
-        <w:t>Production-конфигурация публичной версии оставляет доступными рабочие endpoint'ы авторизации, каталога, заказов, отчётности и маршрутизации.</w:t>
-      </w:r>
-    </w:p>
-    <w:p>
-      <w:pPr>
-        <w:pStyle w:val="af7"/>
-        <w:ind w:firstLine="567"/>
-        <w:jc w:val="both"/>
-      </w:pPr>
-      <w:r>
-        <w:t>Контроллеры возвращают клиенту только те данные, которые требуются конкретной роли. На этом уровне выполняются проверка входных параметров, преобразование объектов в JSON-ответы и выбор корректных HTTP-кодов, а вся предметная логика подтверждения заказа или назначения маршрута передаётся сервисному слою.</w:t>
-      </w:r>
-    </w:p>
-    <w:p>
-      <w:pPr>
-        <w:pStyle w:val="af7"/>
-        <w:ind w:firstLine="567"/>
-        <w:jc w:val="both"/>
-      </w:pPr>
-      <w:r>
-        <w:t>Пакеты config и security содержат механизмы безопасности и конфигурации проекта. Здесь описаны правила доступа к эндпоинтам, настройки JWT, CORS и production-профиль публичной версии.</w:t>
+        <w:t xml:space="preserve">Пакеты </w:t>
+      </w:r>
+      <w:proofErr w:type="spellStart"/>
+      <w:r>
+        <w:rPr>
+          <w:b/>
+          <w:bCs/>
+        </w:rPr>
+        <w:t>config</w:t>
+      </w:r>
+      <w:proofErr w:type="spellEnd"/>
+      <w:r>
+        <w:t xml:space="preserve"> и </w:t>
+      </w:r>
+      <w:proofErr w:type="spellStart"/>
+      <w:r>
+        <w:rPr>
+          <w:b/>
+          <w:bCs/>
+        </w:rPr>
+        <w:t>security</w:t>
+      </w:r>
+      <w:proofErr w:type="spellEnd"/>
+      <w:r>
+        <w:t xml:space="preserve"> содержат механизмы безопасности и конфигурации проекта. Здесь описаны правила доступа к </w:t>
+      </w:r>
+      <w:proofErr w:type="spellStart"/>
+      <w:r>
+        <w:t>эндпоинтам</w:t>
+      </w:r>
+      <w:proofErr w:type="spellEnd"/>
+      <w:r>
+        <w:t xml:space="preserve">, настройки JWT, CORS и </w:t>
+      </w:r>
+      <w:proofErr w:type="spellStart"/>
+      <w:r>
+        <w:t>production</w:t>
+      </w:r>
+      <w:proofErr w:type="spellEnd"/>
+      <w:r>
+        <w:t>-профиль публичной версии.</w:t>
       </w:r>
     </w:p>
     <w:p>
@@ -6487,7 +8819,7 @@
           <w:noProof/>
         </w:rPr>
         <w:drawing>
-          <wp:inline distT="0" distB="0" distL="0" distR="0" wp14:anchorId="52702177" wp14:editId="32C0A10E">
+          <wp:inline distT="0" distB="0" distL="0" distR="0" wp14:anchorId="53E17723" wp14:editId="0BA46949">
             <wp:extent cx="3896269" cy="1848108"/>
             <wp:effectExtent l="0" t="0" r="9525" b="0"/>
             <wp:docPr id="33" name="Рисунок 33"/>
@@ -6537,7 +8869,7 @@
           <w:lang w:val="en-US"/>
         </w:rPr>
         <w:drawing>
-          <wp:inline distT="0" distB="0" distL="0" distR="0" wp14:anchorId="22EF7339" wp14:editId="57242314">
+          <wp:inline distT="0" distB="0" distL="0" distR="0" wp14:anchorId="3D67DAC1" wp14:editId="543FF1A8">
             <wp:extent cx="3848637" cy="552527"/>
             <wp:effectExtent l="0" t="0" r="0" b="0"/>
             <wp:docPr id="34" name="Рисунок 34"/>
@@ -6589,7 +8921,7 @@
         </w:rPr>
       </w:pPr>
       <w:r>
-        <w:t>Рисунок 2.7 – Пакеты config и security</w:t>
+        <w:t>Рисунок 2.9 – Пакеты config и security</w:t>
       </w:r>
     </w:p>
     <w:p>
@@ -6612,6 +8944,144 @@
     <w:p>
       <w:pPr>
         <w:pStyle w:val="af7"/>
+      </w:pPr>
+      <w:r>
+        <w:rPr>
+          <w:b w:val="0"/>
+        </w:rPr>
+        <w:t xml:space="preserve">• </w:t>
+      </w:r>
+      <w:r>
+        <w:rPr>
+          <w:b/>
+        </w:rPr>
+        <w:t>SecurityConfig</w:t>
+      </w:r>
+      <w:r>
+        <w:rPr>
+          <w:b w:val="0"/>
+        </w:rPr>
+        <w:t xml:space="preserve"> — задаёт правила доступа к API, CORS и подключение JWT-фильтра.</w:t>
+      </w:r>
+    </w:p>
+    <w:p>
+      <w:pPr>
+        <w:pStyle w:val="af7"/>
+      </w:pPr>
+      <w:r>
+        <w:rPr>
+          <w:b w:val="0"/>
+        </w:rPr>
+        <w:t xml:space="preserve">• </w:t>
+      </w:r>
+      <w:r>
+        <w:rPr>
+          <w:b/>
+        </w:rPr>
+        <w:t>JwtAuthenticationFilter</w:t>
+      </w:r>
+      <w:r>
+        <w:rPr>
+          <w:b w:val="0"/>
+        </w:rPr>
+        <w:t xml:space="preserve"> — извлекает JWT-токен из запроса и передаёт данные пользователя в контекст безопасности.</w:t>
+      </w:r>
+    </w:p>
+    <w:p>
+      <w:pPr>
+        <w:pStyle w:val="af7"/>
+      </w:pPr>
+      <w:r>
+        <w:rPr>
+          <w:b w:val="0"/>
+        </w:rPr>
+        <w:t xml:space="preserve">• </w:t>
+      </w:r>
+      <w:r>
+        <w:rPr>
+          <w:b/>
+        </w:rPr>
+        <w:t>JwtService и JwtProperties</w:t>
+      </w:r>
+      <w:r>
+        <w:rPr>
+          <w:b w:val="0"/>
+        </w:rPr>
+        <w:t xml:space="preserve"> — создают, проверяют и настраивают параметры JWT-токенов.</w:t>
+      </w:r>
+    </w:p>
+    <w:p>
+      <w:pPr>
+        <w:pStyle w:val="af7"/>
+      </w:pPr>
+      <w:r>
+        <w:rPr>
+          <w:b w:val="0"/>
+        </w:rPr>
+        <w:t xml:space="preserve">• </w:t>
+      </w:r>
+      <w:r>
+        <w:rPr>
+          <w:b/>
+        </w:rPr>
+        <w:t>OpenApiConfig</w:t>
+      </w:r>
+      <w:r>
+        <w:rPr>
+          <w:b w:val="0"/>
+        </w:rPr>
+        <w:t xml:space="preserve"> — описывает backend API и bearerAuth-схему для Swagger.</w:t>
+      </w:r>
+    </w:p>
+    <w:p>
+      <w:pPr>
+        <w:pStyle w:val="af7"/>
+      </w:pPr>
+      <w:r>
+        <w:rPr>
+          <w:b w:val="0"/>
+        </w:rPr>
+        <w:t xml:space="preserve">• </w:t>
+      </w:r>
+      <w:r>
+        <w:rPr>
+          <w:b/>
+        </w:rPr>
+        <w:t>ProductionDefaultsConfig</w:t>
+      </w:r>
+      <w:r>
+        <w:rPr>
+          <w:b w:val="0"/>
+        </w:rPr>
+        <w:t xml:space="preserve"> — задаёт безопасные настройки публичной версии приложения.</w:t>
+      </w:r>
+    </w:p>
+    <w:p>
+      <w:pPr>
+        <w:pStyle w:val="af7"/>
+      </w:pPr>
+      <w:r>
+        <w:rPr>
+          <w:b w:val="0"/>
+        </w:rPr>
+        <w:t xml:space="preserve">• </w:t>
+      </w:r>
+      <w:r>
+        <w:rPr>
+          <w:b/>
+        </w:rPr>
+        <w:t>DemoTransportScenarioInitializer</w:t>
+      </w:r>
+      <w:r>
+        <w:rPr>
+          <w:b w:val="0"/>
+        </w:rPr>
+        <w:t xml:space="preserve"> — готовит демонстрационные данные транспортного сценария.</w:t>
+      </w:r>
+    </w:p>
+    <w:p>
+      <w:pPr>
+        <w:pStyle w:val="af7"/>
         <w:ind w:firstLine="567"/>
         <w:jc w:val="both"/>
       </w:pPr>
@@ -6626,7 +9096,15 @@
         <w:jc w:val="both"/>
       </w:pPr>
       <w:r>
-        <w:t>Отдельные правила маршрутизации сопоставляют эндпоинты API с разрешёнными ролями пользователей.</w:t>
+        <w:t xml:space="preserve">Отдельные правила маршрутизации сопоставляют </w:t>
+      </w:r>
+      <w:proofErr w:type="spellStart"/>
+      <w:r>
+        <w:t>эндпоинты</w:t>
+      </w:r>
+      <w:proofErr w:type="spellEnd"/>
+      <w:r>
+        <w:t xml:space="preserve"> API с разрешёнными ролями пользователей.</w:t>
       </w:r>
     </w:p>
     <w:p>
@@ -6646,7 +9124,15 @@
         <w:jc w:val="both"/>
       </w:pPr>
       <w:r>
-        <w:t xml:space="preserve">Дополнительно конфигурационные пакеты задают production-defaults: демонстрационные операции отключены, каталог может наполняться при запуске, </w:t>
+        <w:t xml:space="preserve">Дополнительно конфигурационные пакеты задают </w:t>
+      </w:r>
+      <w:proofErr w:type="spellStart"/>
+      <w:r>
+        <w:t>production-defaults</w:t>
+      </w:r>
+      <w:proofErr w:type="spellEnd"/>
+      <w:r>
+        <w:t xml:space="preserve">: демонстрационные операции отключены, каталог может наполняться при запуске, </w:t>
       </w:r>
       <w:r>
         <w:lastRenderedPageBreak/>
@@ -6660,7 +9146,63 @@
         <w:jc w:val="both"/>
       </w:pPr>
       <w:r>
-        <w:t>Для сопровождения API подключён OpenAPI/Swagger, а состояние приложения контролируется через Spring Actuator health/readiness/liveness checks. Уведомления интерфейса передаются через SSE-поток, поэтому пользовательские экраны получают события без ручного обновления.</w:t>
+        <w:t xml:space="preserve">Для сопровождения API подключён </w:t>
+      </w:r>
+      <w:proofErr w:type="spellStart"/>
+      <w:r>
+        <w:t>OpenAPI</w:t>
+      </w:r>
+      <w:proofErr w:type="spellEnd"/>
+      <w:r>
+        <w:t>/</w:t>
+      </w:r>
+      <w:proofErr w:type="spellStart"/>
+      <w:r>
+        <w:t>Swagger</w:t>
+      </w:r>
+      <w:proofErr w:type="spellEnd"/>
+      <w:r>
+        <w:t xml:space="preserve">, а состояние приложения контролируется через Spring </w:t>
+      </w:r>
+      <w:proofErr w:type="spellStart"/>
+      <w:r>
+        <w:t>Actuator</w:t>
+      </w:r>
+      <w:proofErr w:type="spellEnd"/>
+      <w:r>
+        <w:t xml:space="preserve"> </w:t>
+      </w:r>
+      <w:proofErr w:type="spellStart"/>
+      <w:r>
+        <w:t>health</w:t>
+      </w:r>
+      <w:proofErr w:type="spellEnd"/>
+      <w:r>
+        <w:t>/</w:t>
+      </w:r>
+      <w:proofErr w:type="spellStart"/>
+      <w:r>
+        <w:t>readiness</w:t>
+      </w:r>
+      <w:proofErr w:type="spellEnd"/>
+      <w:r>
+        <w:t>/</w:t>
+      </w:r>
+      <w:proofErr w:type="spellStart"/>
+      <w:r>
+        <w:t>liveness</w:t>
+      </w:r>
+      <w:proofErr w:type="spellEnd"/>
+      <w:r>
+        <w:t xml:space="preserve"> </w:t>
+      </w:r>
+      <w:proofErr w:type="spellStart"/>
+      <w:r>
+        <w:t>checks</w:t>
+      </w:r>
+      <w:proofErr w:type="spellEnd"/>
+      <w:r>
+        <w:t>. Уведомления интерфейса передаются через SSE-поток, поэтому пользовательские экраны получают события без ручного обновления.</w:t>
       </w:r>
     </w:p>
     <w:p>
@@ -6670,7 +9212,23 @@
         <w:jc w:val="both"/>
       </w:pPr>
       <w:r>
-        <w:t>Для повышения устойчивости backend использует оптимистическую блокировку заказов через поле version, обработку конфликтов обновления данных, кэширование справочников и результатов маршрутизации. Это снижает риск ошибок при параллельной работе пользователей, повторном оформлении заказа и распределении заявок между водителями.</w:t>
+        <w:t xml:space="preserve">Для повышения устойчивости </w:t>
+      </w:r>
+      <w:proofErr w:type="spellStart"/>
+      <w:r>
+        <w:t>backend</w:t>
+      </w:r>
+      <w:proofErr w:type="spellEnd"/>
+      <w:r>
+        <w:t xml:space="preserve"> использует оптимистическую блокировку заказов через поле </w:t>
+      </w:r>
+      <w:proofErr w:type="spellStart"/>
+      <w:r>
+        <w:t>version</w:t>
+      </w:r>
+      <w:proofErr w:type="spellEnd"/>
+      <w:r>
+        <w:t>, обработку конфликтов обновления данных, кэширование справочников и результатов маршрутизации. Это снижает риск ошибок при параллельной работе пользователей, повторном оформлении заказа и распределении заявок между водителями.</w:t>
       </w:r>
     </w:p>
     <w:p>
@@ -6680,7 +9238,7 @@
         <w:jc w:val="both"/>
       </w:pPr>
       <w:r>
-        <w:t>Клиентская часть приложения расположена в каталоге frontend/src. В данном каталоге находятся основные файлы React-приложения, представления страниц, общие компоненты интерфейса, модули для выполнения API-запросов и вспомогательные функции. Общая структура frontend-части приложения представлена на рисунке 2.8.</w:t>
+        <w:t>Клиентская часть приложения расположена в каталоге frontend/src. В данном каталоге находятся основные файлы React-приложения, представления страниц, общие компоненты интерфейса, модули для выполнения API-запросов и вспомогательные функции. Общая структура frontend-части приложения представлена на рисунке 2.10.</w:t>
       </w:r>
     </w:p>
     <w:p>
@@ -6699,7 +9257,7 @@
           <w:noProof/>
         </w:rPr>
         <w:drawing>
-          <wp:inline distT="0" distB="0" distL="0" distR="0" wp14:anchorId="20629A26" wp14:editId="01C05C28">
+          <wp:inline distT="0" distB="0" distL="0" distR="0" wp14:anchorId="3426A82D" wp14:editId="4A0EA0A3">
             <wp:extent cx="3705742" cy="5229955"/>
             <wp:effectExtent l="0" t="0" r="9525" b="8890"/>
             <wp:docPr id="36" name="Рисунок 36"/>
@@ -6737,6 +9295,12 @@
     </w:p>
     <w:p>
       <w:pPr>
+        <w:spacing w:after="0"/>
+        <w:jc w:val="both"/>
+      </w:pPr>
+    </w:p>
+    <w:p>
+      <w:pPr>
         <w:pStyle w:val="af7"/>
         <w:ind w:firstLine="567"/>
         <w:jc w:val="both"/>
@@ -6745,7 +9309,7 @@
         </w:rPr>
       </w:pPr>
       <w:r>
-        <w:t>Рисунок 2.8 – Структура frontend-части приложения</w:t>
+        <w:t>Рисунок 2.10 – Структура frontend-части приложения</w:t>
       </w:r>
     </w:p>
     <w:p>
@@ -6755,25 +9319,29 @@
         <w:jc w:val="both"/>
       </w:pPr>
       <w:r>
-        <w:t xml:space="preserve">На рисунке 2.8 показаны основные каталоги frontend/src: views, components, </w:t>
-      </w:r>
-      <w:r>
-        <w:lastRenderedPageBreak/>
-        <w:t>api и utils. Такое разделение делает структуру клиентской части понятной: представления страниц, повторно используемые компоненты, API-запросы и вспомогательные функции находятся в отдельных каталогах.</w:t>
-      </w:r>
-    </w:p>
-    <w:p>
-      <w:pPr>
-        <w:jc w:val="both"/>
-      </w:pPr>
-    </w:p>
-    <w:p>
-      <w:pPr>
-        <w:pStyle w:val="af7"/>
-        <w:jc w:val="both"/>
-      </w:pPr>
-      <w:r>
-        <w:t>Клиентский интерфейс адаптирован: на desktop используется боковое меню, на мобильных устройствах — нижняя навигация.</w:t>
+        <w:t>На рисунке 2.10 показаны основные каталоги frontend/src: views, components, api и utils. Такое разделение делает структуру клиентской части понятной: представления страниц, повторно используемые компоненты, API-запросы и вспомогательные функции находятся в отдельных каталогах.</w:t>
+      </w:r>
+    </w:p>
+    <w:p>
+      <w:pPr>
+        <w:jc w:val="both"/>
+      </w:pPr>
+    </w:p>
+    <w:p>
+      <w:pPr>
+        <w:pStyle w:val="af7"/>
+        <w:jc w:val="both"/>
+      </w:pPr>
+      <w:r>
+        <w:t xml:space="preserve">Клиентский интерфейс адаптирован: на </w:t>
+      </w:r>
+      <w:proofErr w:type="spellStart"/>
+      <w:r>
+        <w:t>desktop</w:t>
+      </w:r>
+      <w:proofErr w:type="spellEnd"/>
+      <w:r>
+        <w:t xml:space="preserve"> используется боковое меню, на мобильных устройствах — нижняя навигация.</w:t>
       </w:r>
     </w:p>
     <w:p>
@@ -6788,7 +9356,15 @@
         <w:jc w:val="both"/>
       </w:pPr>
       <w:r>
-        <w:t>Дополнительные настройки проекта используются для публичного развёртывания, локального запуска и проверки задеплоенной версии приложения.</w:t>
+        <w:t xml:space="preserve">Дополнительные настройки проекта используются для публичного развёртывания, локального запуска и проверки </w:t>
+      </w:r>
+      <w:proofErr w:type="spellStart"/>
+      <w:r>
+        <w:t>задеплоенной</w:t>
+      </w:r>
+      <w:proofErr w:type="spellEnd"/>
+      <w:r>
+        <w:t xml:space="preserve"> версии приложения.</w:t>
       </w:r>
     </w:p>
     <w:p>
@@ -6798,7 +9374,71 @@
         <w:jc w:val="both"/>
       </w:pPr>
       <w:r>
-        <w:t>Для локальной проверки используется docker-compose.yml, который поднимает PostgreSQL и backend с проверкой готовности базы данных. Backend собирается через multi-stage Dockerfile на Java 21, где этап Maven-сборки отделён от лёгкого runtime-образа.</w:t>
+        <w:t xml:space="preserve">Для локальной проверки используется </w:t>
+      </w:r>
+      <w:proofErr w:type="spellStart"/>
+      <w:r>
+        <w:t>docker-compose.yml</w:t>
+      </w:r>
+      <w:proofErr w:type="spellEnd"/>
+      <w:r>
+        <w:t xml:space="preserve">, который поднимает </w:t>
+      </w:r>
+      <w:proofErr w:type="spellStart"/>
+      <w:r>
+        <w:t>PostgreSQL</w:t>
+      </w:r>
+      <w:proofErr w:type="spellEnd"/>
+      <w:r>
+        <w:t xml:space="preserve"> и </w:t>
+      </w:r>
+      <w:proofErr w:type="spellStart"/>
+      <w:r>
+        <w:t>backend</w:t>
+      </w:r>
+      <w:proofErr w:type="spellEnd"/>
+      <w:r>
+        <w:t xml:space="preserve"> с проверкой готовности базы данных. </w:t>
+      </w:r>
+      <w:proofErr w:type="spellStart"/>
+      <w:r>
+        <w:t>Backend</w:t>
+      </w:r>
+      <w:proofErr w:type="spellEnd"/>
+      <w:r>
+        <w:t xml:space="preserve"> собирается через </w:t>
+      </w:r>
+      <w:proofErr w:type="spellStart"/>
+      <w:r>
+        <w:t>multi-stage</w:t>
+      </w:r>
+      <w:proofErr w:type="spellEnd"/>
+      <w:r>
+        <w:t xml:space="preserve"> </w:t>
+      </w:r>
+      <w:proofErr w:type="spellStart"/>
+      <w:r>
+        <w:t>Dockerfile</w:t>
+      </w:r>
+      <w:proofErr w:type="spellEnd"/>
+      <w:r>
+        <w:t xml:space="preserve"> на Java 21, где этап </w:t>
+      </w:r>
+      <w:proofErr w:type="spellStart"/>
+      <w:r>
+        <w:t>Maven</w:t>
+      </w:r>
+      <w:proofErr w:type="spellEnd"/>
+      <w:r>
+        <w:t xml:space="preserve">-сборки отделён от лёгкого </w:t>
+      </w:r>
+      <w:proofErr w:type="spellStart"/>
+      <w:r>
+        <w:t>runtime</w:t>
+      </w:r>
+      <w:proofErr w:type="spellEnd"/>
+      <w:r>
+        <w:t>-образа.</w:t>
       </w:r>
     </w:p>
     <w:p>
@@ -6809,7 +9449,7 @@
         <w:jc w:val="both"/>
       </w:pPr>
       <w:r>
-        <w:t>Пакет service содержит основную бизнес-логику backend-части приложения. В нём расположены классы, которые обслуживают авторизацию, заказы, пользователей, отчёты, складские движения, уведомления и расчёт маршрутов. Классы, связанные с транспортной задачей, показаны на рисунке 2.9.</w:t>
+        <w:t>Пакет service содержит основную бизнес-логику backend-части приложения. В нём расположены классы, которые обслуживают авторизацию, заказы, пользователей, отчёты, складские движения, уведомления и расчёт маршрутов. Классы, связанные с транспортной задачей, показаны на рисунке 2.11.</w:t>
       </w:r>
     </w:p>
     <w:p>
@@ -6823,7 +9463,7 @@
           <w:noProof/>
         </w:rPr>
         <w:drawing>
-          <wp:inline distT="0" distB="0" distL="0" distR="0" wp14:anchorId="4B9C0E6C" wp14:editId="3CE21F4D">
+          <wp:inline distT="0" distB="0" distL="0" distR="0" wp14:anchorId="2E356256" wp14:editId="510A3DE8">
             <wp:extent cx="5166360" cy="2530676"/>
             <wp:effectExtent l="0" t="0" r="0" b="0"/>
             <wp:docPr id="1259101589" name="Picture 1259101589"/>
@@ -6866,7 +9506,122 @@
         <w:jc w:val="both"/>
       </w:pPr>
       <w:r>
-        <w:t>Рисунок 2.9 – Пакет service с классами транспортной задачи</w:t>
+        <w:t>Рисунок 2.11 – Пакет service с классами транспортной задачи</w:t>
+      </w:r>
+    </w:p>
+    <w:p>
+      <w:pPr>
+        <w:pStyle w:val="af7"/>
+      </w:pPr>
+      <w:r>
+        <w:rPr>
+          <w:b w:val="0"/>
+        </w:rPr>
+        <w:t xml:space="preserve">• </w:t>
+      </w:r>
+      <w:r>
+        <w:rPr>
+          <w:b/>
+        </w:rPr>
+        <w:t>OrderService</w:t>
+      </w:r>
+      <w:r>
+        <w:rPr>
+          <w:b w:val="0"/>
+        </w:rPr>
+        <w:t xml:space="preserve"> — создаёт заказы, подтверждает их, готовит данные для распределения и сохраняет назначение водителей.</w:t>
+      </w:r>
+    </w:p>
+    <w:p>
+      <w:pPr>
+        <w:pStyle w:val="af7"/>
+      </w:pPr>
+      <w:r>
+        <w:rPr>
+          <w:b w:val="0"/>
+        </w:rPr>
+        <w:t xml:space="preserve">• </w:t>
+      </w:r>
+      <w:r>
+        <w:rPr>
+          <w:b/>
+        </w:rPr>
+        <w:t>RoadRoutingService</w:t>
+      </w:r>
+      <w:r>
+        <w:rPr>
+          <w:b w:val="0"/>
+        </w:rPr>
+        <w:t xml:space="preserve"> — обращается к OSRM для матрицы расстояний и геометрии маршрута, использует таймауты и кэширование.</w:t>
+      </w:r>
+    </w:p>
+    <w:p>
+      <w:pPr>
+        <w:pStyle w:val="af7"/>
+      </w:pPr>
+      <w:r>
+        <w:rPr>
+          <w:b w:val="0"/>
+        </w:rPr>
+        <w:t xml:space="preserve">• </w:t>
+      </w:r>
+      <w:r>
+        <w:rPr>
+          <w:b/>
+        </w:rPr>
+        <w:t>OrderRouteGeometrySupport</w:t>
+      </w:r>
+      <w:r>
+        <w:rPr>
+          <w:b w:val="0"/>
+        </w:rPr>
+        <w:t xml:space="preserve"> — строит линию маршрута на карте и сохраняет работу предпросмотра при недоступности дорожной геометрии.</w:t>
+      </w:r>
+    </w:p>
+    <w:p>
+      <w:pPr>
+        <w:pStyle w:val="af7"/>
+      </w:pPr>
+      <w:r>
+        <w:rPr>
+          <w:b w:val="0"/>
+        </w:rPr>
+        <w:t xml:space="preserve">• </w:t>
+      </w:r>
+      <w:r>
+        <w:rPr>
+          <w:b/>
+        </w:rPr>
+        <w:t>OrderTransportTextSupport</w:t>
+      </w:r>
+      <w:r>
+        <w:rPr>
+          <w:b w:val="0"/>
+        </w:rPr>
+        <w:t xml:space="preserve"> — формирует текстовые пояснения для логистического интерфейса.</w:t>
+      </w:r>
+    </w:p>
+    <w:p>
+      <w:pPr>
+        <w:pStyle w:val="af7"/>
+      </w:pPr>
+      <w:r>
+        <w:rPr>
+          <w:b w:val="0"/>
+        </w:rPr>
+        <w:t xml:space="preserve">• </w:t>
+      </w:r>
+      <w:r>
+        <w:rPr>
+          <w:b/>
+        </w:rPr>
+        <w:t>OrderLifecyclePublisher, StockMovementService и OrderTimelineService</w:t>
+      </w:r>
+      <w:r>
+        <w:rPr>
+          <w:b w:val="0"/>
+        </w:rPr>
+        <w:t xml:space="preserve"> — фиксируют события, обновляют складские движения и сохраняют историю статусов CREATED, APPROVED, ASSIGNED и DELIVERED.</w:t>
       </w:r>
     </w:p>
     <w:p>
@@ -6877,7 +9632,15 @@
         <w:jc w:val="both"/>
       </w:pPr>
       <w:r>
-        <w:t>OrderService — основной сервис обработки заказов. Он создаёт заказы, подтверждает их, готовит данные для логистического распределения, рассчитывает план маршрутов и сохраняет назначение водителей после утверждения логистом.</w:t>
+        <w:t xml:space="preserve">Детальная логика транспортной задачи сосредоточена в </w:t>
+      </w:r>
+      <w:proofErr w:type="spellStart"/>
+      <w:r>
+        <w:t>OrderService</w:t>
+      </w:r>
+      <w:proofErr w:type="spellEnd"/>
+      <w:r>
+        <w:t xml:space="preserve"> и связанных с ним классах маршрутизации. После подтверждения заказа менеджером сервис получает список заявок в статусе APPROVED и формирует набор точек доставки. Для каждой точки учитываются адрес, координаты, состав заказа, общий вес и объём продукции.</w:t>
       </w:r>
     </w:p>
     <w:p>
@@ -6888,11 +9651,7 @@
         <w:jc w:val="both"/>
       </w:pPr>
       <w:r>
-        <w:t xml:space="preserve">RoadRoutingService — сервис дорожной маршрутизации. Он обращается к OSRM для получения матрицы дорожных расстояний и геометрии маршрута, использует таймауты, кэширование результатов и короткий период блокировки </w:t>
-      </w:r>
-      <w:r>
-        <w:lastRenderedPageBreak/>
-        <w:t>повторных запросов при сбое внешнего сервиса.</w:t>
+        <w:t>В рамках проекта транспортная задача рассматривается как распределение заказов между несколькими водителями с ограничениями по грузоподъёмности и объёму рейса. Для автомобиля заданы пределы 1500 кг и 12 м³, поэтому система может разбивать доставку на несколько рейсов и не назначает водителю набор заказов, превышающий допустимую вместимость.</w:t>
       </w:r>
     </w:p>
     <w:p>
@@ -6903,7 +9662,31 @@
         <w:jc w:val="both"/>
       </w:pPr>
       <w:r>
-        <w:t>OrderRouteGeometrySupport — вспомогательный класс для построения линии маршрута на карте. Если дорожная геометрия временно недоступна, система не прерывает работу предпросмотра, а оставляет пользователю точки остановок.</w:t>
+        <w:t xml:space="preserve">При небольшом количестве точек </w:t>
+      </w:r>
+      <w:proofErr w:type="spellStart"/>
+      <w:r>
+        <w:t>backend</w:t>
+      </w:r>
+      <w:proofErr w:type="spellEnd"/>
+      <w:r>
+        <w:t xml:space="preserve"> запрашивает дорожную матрицу расстояний через OSRM, что позволяет считать маршрут по реальной дорожной сети. Если внешний сервис временно недоступен или количество точек делает дорожный расчёт слишком тяжёлым, применяется резервный приближённый расчёт расстояний по формуле </w:t>
+      </w:r>
+      <w:proofErr w:type="spellStart"/>
+      <w:r>
+        <w:t>Хаверсина</w:t>
+      </w:r>
+      <w:proofErr w:type="spellEnd"/>
+      <w:r>
+        <w:t xml:space="preserve">. Такой </w:t>
+      </w:r>
+      <w:proofErr w:type="spellStart"/>
+      <w:r>
+        <w:t>fallback</w:t>
+      </w:r>
+      <w:proofErr w:type="spellEnd"/>
+      <w:r>
+        <w:t xml:space="preserve"> позволяет сохранить работоспособность транспортной задачи.</w:t>
       </w:r>
     </w:p>
     <w:p>
@@ -6914,7 +9697,11 @@
         <w:jc w:val="both"/>
       </w:pPr>
       <w:r>
-        <w:t>OrderTransportTextSupport — формирует текстовые пояснения для логистического интерфейса: количество водителей, режим расчёта и предупреждение о приближённых расстояниях.</w:t>
+        <w:t xml:space="preserve">Начальный маршрут строится эвристически: система выбирает ближайшие допустимые точки, учитывает возврат к складу и затем улучшает порядок </w:t>
+      </w:r>
+      <w:r>
+        <w:lastRenderedPageBreak/>
+        <w:t>остановок методом локальной оптимизации. Дополнительно выполняется балансировка между водителями, чтобы уменьшить суммарный километраж и избежать неравномерной загрузки.</w:t>
       </w:r>
     </w:p>
     <w:p>
@@ -6925,7 +9712,40 @@
         <w:jc w:val="both"/>
       </w:pPr>
       <w:r>
-        <w:t>OrderLifecyclePublisher, StockMovementService и OrderTimelineService сопровождают жизненный цикл заказа: фиксируют события, обновляют складские движения и сохраняют историю переходов между статусами CREATED, APPROVED, ASSIGNED и DELIVERED.</w:t>
+        <w:t>Предварительный результат не сохраняется сразу. Сначала логист видит распределение заказов, количество рейсов, километраж и карту с маршрутами. После проверки он может подтвердить план, и только тогда заявки закрепляются за водителями и переходят в статус ASSIGNED.</w:t>
+      </w:r>
+    </w:p>
+    <w:p>
+      <w:pPr>
+        <w:pStyle w:val="af7"/>
+        <w:jc w:val="both"/>
+      </w:pPr>
+      <w:r>
+        <w:t>Такой подход выбран потому, что результат расчёта влияет сразу на несколько заказов и водителей. Предварительный просмотр оставляет контроль за логистом и защищает рабочие документы от ошибочного автоматического назначения.</w:t>
+      </w:r>
+    </w:p>
+    <w:p>
+      <w:pPr>
+        <w:pStyle w:val="af7"/>
+        <w:spacing w:line="360" w:lineRule="auto"/>
+        <w:jc w:val="both"/>
+      </w:pPr>
+      <w:r>
+        <w:br w:type="page"/>
+      </w:r>
+    </w:p>
+    <w:p>
+      <w:pPr>
+        <w:pStyle w:val="af7"/>
+        <w:spacing w:after="240" w:line="240" w:lineRule="auto"/>
+        <w:jc w:val="both"/>
+      </w:pPr>
+      <w:r>
+        <w:rPr>
+          <w:b/>
+        </w:rPr>
+        <w:lastRenderedPageBreak/>
+        <w:t>Дополнительные проектные решения проекта:</w:t>
       </w:r>
     </w:p>
     <w:p>
@@ -6936,7 +9756,7 @@
         <w:jc w:val="both"/>
       </w:pPr>
       <w:r>
-        <w:t>Детальная логика транспортной задачи сосредоточена в OrderService и связанных с ним классах маршрутизации. После подтверждения заказа менеджером сервис получает список заявок в статусе APPROVED и формирует набор точек доставки. Для каждой точки учитываются адрес, координаты, состав заказа, общий вес и объём продукции.</w:t>
+        <w:t>Кроме основной обработки заказов, в проекте реализованы решения, характерные для промышленной веб-системы. Они повышают устойчивость приложения, упрощают сопровождение публичной версии и делают работу пользователей безопаснее.</w:t>
       </w:r>
     </w:p>
     <w:p>
@@ -6947,7 +9767,48 @@
         <w:jc w:val="both"/>
       </w:pPr>
       <w:r>
-        <w:t>В рамках проекта транспортная задача рассматривается как распределение заказов между несколькими водителями с ограничениями по грузоподъёмности и объёму рейса. Для автомобиля заданы пределы 1500 кг и 12 м³, поэтому система может разбивать доставку на несколько рейсов и не назначает водителю набор заказов, превышающий допустимую вместимость.</w:t>
+        <w:t xml:space="preserve">Публичная версия сайта развёрнута на домене https://farmer.indevs.in. Клиентская часть работает отдельно от </w:t>
+      </w:r>
+      <w:proofErr w:type="spellStart"/>
+      <w:r>
+        <w:t>backend</w:t>
+      </w:r>
+      <w:proofErr w:type="spellEnd"/>
+      <w:r>
+        <w:t xml:space="preserve"> API, а серверная часть обслуживает авторизацию, каталог, заказы, отчётность, уведомления и логистические расчёты.</w:t>
+      </w:r>
+    </w:p>
+    <w:p>
+      <w:pPr>
+        <w:pStyle w:val="af7"/>
+        <w:jc w:val="both"/>
+      </w:pPr>
+      <w:r>
+        <w:t xml:space="preserve">Разделение </w:t>
+      </w:r>
+      <w:proofErr w:type="spellStart"/>
+      <w:r>
+        <w:t>frontend</w:t>
+      </w:r>
+      <w:proofErr w:type="spellEnd"/>
+      <w:r>
+        <w:t xml:space="preserve"> и </w:t>
+      </w:r>
+      <w:proofErr w:type="spellStart"/>
+      <w:r>
+        <w:t>backend</w:t>
+      </w:r>
+      <w:proofErr w:type="spellEnd"/>
+      <w:r>
+        <w:t xml:space="preserve"> сделано для независимого развития интерфейса и серверной логики. </w:t>
+      </w:r>
+      <w:proofErr w:type="spellStart"/>
+      <w:r>
+        <w:t>React</w:t>
+      </w:r>
+      <w:proofErr w:type="spellEnd"/>
+      <w:r>
+        <w:t xml:space="preserve"> отвечает за удобство работы пользователей, а Spring Boot концентрирует бизнес-правила, безопасность и работу с базой данных.</w:t>
       </w:r>
     </w:p>
     <w:p>
@@ -6958,7 +9819,149 @@
         <w:jc w:val="both"/>
       </w:pPr>
       <w:r>
-        <w:t>При небольшом количестве точек backend запрашивает дорожную матрицу расстояний через OSRM, что позволяет считать маршрут по реальной дорожной сети. Если внешний сервис временно недоступен или количество точек делает дорожный расчёт слишком тяжёлым, применяется резервный приближённый расчёт расстояний по формуле Хаверсина. Такой fallback позволяет сохранить работоспособность транспортной задачи.</w:t>
+        <w:t xml:space="preserve">Для локального запуска используется </w:t>
+      </w:r>
+      <w:proofErr w:type="spellStart"/>
+      <w:r>
+        <w:t>Docker</w:t>
+      </w:r>
+      <w:proofErr w:type="spellEnd"/>
+      <w:r>
+        <w:t xml:space="preserve"> </w:t>
+      </w:r>
+      <w:proofErr w:type="spellStart"/>
+      <w:r>
+        <w:t>Compose</w:t>
+      </w:r>
+      <w:proofErr w:type="spellEnd"/>
+      <w:r>
+        <w:t xml:space="preserve">: он поднимает </w:t>
+      </w:r>
+      <w:proofErr w:type="spellStart"/>
+      <w:r>
+        <w:t>PostgreSQL</w:t>
+      </w:r>
+      <w:proofErr w:type="spellEnd"/>
+      <w:r>
+        <w:t xml:space="preserve"> и </w:t>
+      </w:r>
+      <w:proofErr w:type="spellStart"/>
+      <w:r>
+        <w:t>backend</w:t>
+      </w:r>
+      <w:proofErr w:type="spellEnd"/>
+      <w:r>
+        <w:t xml:space="preserve">, проверяет готовность базы данных и позволяет запускать проект в одинаковом окружении. </w:t>
+      </w:r>
+      <w:proofErr w:type="spellStart"/>
+      <w:r>
+        <w:t>Backend</w:t>
+      </w:r>
+      <w:proofErr w:type="spellEnd"/>
+      <w:r>
+        <w:t xml:space="preserve"> собирается через </w:t>
+      </w:r>
+      <w:proofErr w:type="spellStart"/>
+      <w:r>
+        <w:t>multi-stage</w:t>
+      </w:r>
+      <w:proofErr w:type="spellEnd"/>
+      <w:r>
+        <w:t xml:space="preserve"> </w:t>
+      </w:r>
+      <w:proofErr w:type="spellStart"/>
+      <w:r>
+        <w:t>Dockerfile</w:t>
+      </w:r>
+      <w:proofErr w:type="spellEnd"/>
+      <w:r>
+        <w:t xml:space="preserve"> на Java 21, где этап </w:t>
+      </w:r>
+      <w:proofErr w:type="spellStart"/>
+      <w:r>
+        <w:t>Maven</w:t>
+      </w:r>
+      <w:proofErr w:type="spellEnd"/>
+      <w:r>
+        <w:t xml:space="preserve">-сборки отделён от </w:t>
+      </w:r>
+      <w:proofErr w:type="spellStart"/>
+      <w:r>
+        <w:t>runtime</w:t>
+      </w:r>
+      <w:proofErr w:type="spellEnd"/>
+      <w:r>
+        <w:t>-образа.</w:t>
+      </w:r>
+    </w:p>
+    <w:p>
+      <w:pPr>
+        <w:pStyle w:val="af7"/>
+        <w:jc w:val="both"/>
+      </w:pPr>
+      <w:proofErr w:type="spellStart"/>
+      <w:r>
+        <w:t>Docker</w:t>
+      </w:r>
+      <w:proofErr w:type="spellEnd"/>
+      <w:r>
+        <w:t xml:space="preserve"> </w:t>
+      </w:r>
+      <w:proofErr w:type="spellStart"/>
+      <w:r>
+        <w:t>Compose</w:t>
+      </w:r>
+      <w:proofErr w:type="spellEnd"/>
+      <w:r>
+        <w:t xml:space="preserve"> выбран для воспроизводимого запуска: </w:t>
+      </w:r>
+      <w:proofErr w:type="spellStart"/>
+      <w:r>
+        <w:t>PostgreSQL</w:t>
+      </w:r>
+      <w:proofErr w:type="spellEnd"/>
+      <w:r>
+        <w:t xml:space="preserve"> и </w:t>
+      </w:r>
+      <w:proofErr w:type="spellStart"/>
+      <w:r>
+        <w:t>backend</w:t>
+      </w:r>
+      <w:proofErr w:type="spellEnd"/>
+      <w:r>
+        <w:t xml:space="preserve"> поднимаются в одинаковом окружении без ручной настройки. Multi-</w:t>
+      </w:r>
+      <w:proofErr w:type="spellStart"/>
+      <w:r>
+        <w:t>stage</w:t>
+      </w:r>
+      <w:proofErr w:type="spellEnd"/>
+      <w:r>
+        <w:t xml:space="preserve"> </w:t>
+      </w:r>
+      <w:proofErr w:type="spellStart"/>
+      <w:r>
+        <w:t>Dockerfile</w:t>
+      </w:r>
+      <w:proofErr w:type="spellEnd"/>
+      <w:r>
+        <w:t xml:space="preserve"> отделяет сборку </w:t>
+      </w:r>
+      <w:proofErr w:type="spellStart"/>
+      <w:r>
+        <w:t>Maven</w:t>
+      </w:r>
+      <w:proofErr w:type="spellEnd"/>
+      <w:r>
+        <w:t xml:space="preserve"> от </w:t>
+      </w:r>
+      <w:proofErr w:type="spellStart"/>
+      <w:r>
+        <w:t>runtime</w:t>
+      </w:r>
+      <w:proofErr w:type="spellEnd"/>
+      <w:r>
+        <w:t>-образа.</w:t>
       </w:r>
     </w:p>
     <w:p>
@@ -6969,11 +9972,37 @@
         <w:jc w:val="both"/>
       </w:pPr>
       <w:r>
-        <w:t xml:space="preserve">Начальный маршрут строится эвристически: система выбирает ближайшие допустимые точки, учитывает возврат к складу и затем улучшает порядок остановок методом локальной оптимизации. Дополнительно выполняется </w:t>
-      </w:r>
-      <w:r>
-        <w:lastRenderedPageBreak/>
-        <w:t>балансировка между водителями, чтобы уменьшить суммарный километраж и избежать неравномерной загрузки.</w:t>
+        <w:t xml:space="preserve">Структура базы данных сопровождается </w:t>
+      </w:r>
+      <w:proofErr w:type="spellStart"/>
+      <w:r>
+        <w:t>Flyway</w:t>
+      </w:r>
+      <w:proofErr w:type="spellEnd"/>
+      <w:r>
+        <w:t xml:space="preserve">-миграциями. Миграции создают основные таблицы, добавляют аудит, события заказа, складские движения, </w:t>
+      </w:r>
+      <w:proofErr w:type="spellStart"/>
+      <w:r>
+        <w:t>realtime</w:t>
+      </w:r>
+      <w:proofErr w:type="spellEnd"/>
+      <w:r>
+        <w:t>-уведомления, индексы и ограничения целостности.</w:t>
+      </w:r>
+    </w:p>
+    <w:p>
+      <w:pPr>
+        <w:pStyle w:val="af7"/>
+        <w:jc w:val="both"/>
+      </w:pPr>
+      <w:proofErr w:type="spellStart"/>
+      <w:r>
+        <w:t>Flyway</w:t>
+      </w:r>
+      <w:proofErr w:type="spellEnd"/>
+      <w:r>
+        <w:t xml:space="preserve"> используется для контроля изменений схемы: миграции показывают историю развития базы, позволяют повторить развёртывание с нуля и снижают риск расхождения локальной и публичной версии.</w:t>
       </w:r>
     </w:p>
     <w:p>
@@ -6984,31 +10013,113 @@
         <w:jc w:val="both"/>
       </w:pPr>
       <w:r>
-        <w:t>Предварительный результат не сохраняется сразу. Сначала логист видит распределение заказов, количество рейсов, километраж и карту с маршрутами. После проверки он может подтвердить план, и только тогда заявки закрепляются за водителями и переходят в статус ASSIGNED.</w:t>
-      </w:r>
-    </w:p>
-    <w:p>
-      <w:pPr>
-        <w:pStyle w:val="af7"/>
-        <w:spacing w:line="360" w:lineRule="auto"/>
-        <w:jc w:val="both"/>
-      </w:pPr>
-      <w:r>
-        <w:br w:type="page"/>
-      </w:r>
-    </w:p>
-    <w:p>
-      <w:pPr>
-        <w:pStyle w:val="1"/>
-        <w:spacing w:before="0" w:after="240" w:line="240" w:lineRule="auto"/>
-        <w:jc w:val="both"/>
-      </w:pPr>
-      <w:bookmarkStart w:id="7" w:name="_Toc228056987"/>
-      <w:r>
-        <w:lastRenderedPageBreak/>
-        <w:t>2.3 Дополнительные проектные решения</w:t>
-      </w:r>
-      <w:bookmarkEnd w:id="7"/>
+        <w:t xml:space="preserve">Для сопровождения </w:t>
+      </w:r>
+      <w:proofErr w:type="spellStart"/>
+      <w:r>
+        <w:t>backend</w:t>
+      </w:r>
+      <w:proofErr w:type="spellEnd"/>
+      <w:r>
+        <w:t xml:space="preserve"> используются Spring </w:t>
+      </w:r>
+      <w:proofErr w:type="spellStart"/>
+      <w:r>
+        <w:t>Actuator</w:t>
+      </w:r>
+      <w:proofErr w:type="spellEnd"/>
+      <w:r>
+        <w:t xml:space="preserve"> </w:t>
+      </w:r>
+      <w:proofErr w:type="spellStart"/>
+      <w:r>
+        <w:t>health</w:t>
+      </w:r>
+      <w:proofErr w:type="spellEnd"/>
+      <w:r>
+        <w:t>/</w:t>
+      </w:r>
+      <w:proofErr w:type="spellStart"/>
+      <w:r>
+        <w:t>readiness</w:t>
+      </w:r>
+      <w:proofErr w:type="spellEnd"/>
+      <w:r>
+        <w:t>/</w:t>
+      </w:r>
+      <w:proofErr w:type="spellStart"/>
+      <w:r>
+        <w:t>liveness</w:t>
+      </w:r>
+      <w:proofErr w:type="spellEnd"/>
+      <w:r>
+        <w:t xml:space="preserve"> </w:t>
+      </w:r>
+      <w:proofErr w:type="spellStart"/>
+      <w:r>
+        <w:t>checks</w:t>
+      </w:r>
+      <w:proofErr w:type="spellEnd"/>
+      <w:r>
+        <w:t xml:space="preserve"> и </w:t>
+      </w:r>
+      <w:proofErr w:type="spellStart"/>
+      <w:r>
+        <w:t>OpenAPI</w:t>
+      </w:r>
+      <w:proofErr w:type="spellEnd"/>
+      <w:r>
+        <w:t>/</w:t>
+      </w:r>
+      <w:proofErr w:type="spellStart"/>
+      <w:r>
+        <w:t>Swagger</w:t>
+      </w:r>
+      <w:proofErr w:type="spellEnd"/>
+      <w:r>
+        <w:t xml:space="preserve">-конфигурация с JWT-схемой </w:t>
+      </w:r>
+      <w:proofErr w:type="spellStart"/>
+      <w:r>
+        <w:t>bearerAuth</w:t>
+      </w:r>
+      <w:proofErr w:type="spellEnd"/>
+      <w:r>
+        <w:t>. Уведомления интерфейса передаются через SSE-поток, поэтому страницы получают события без ручного обновления.</w:t>
+      </w:r>
+    </w:p>
+    <w:p>
+      <w:pPr>
+        <w:pStyle w:val="af7"/>
+        <w:jc w:val="both"/>
+      </w:pPr>
+      <w:r>
+        <w:t xml:space="preserve">JWT-аутентификация и разграничение ролей нужны из-за публичного доступа к сайту: каждый пользователь получает только действия своей роли. </w:t>
+      </w:r>
+      <w:proofErr w:type="spellStart"/>
+      <w:r>
+        <w:t>Actuator</w:t>
+      </w:r>
+      <w:proofErr w:type="spellEnd"/>
+      <w:r>
+        <w:t xml:space="preserve"> и </w:t>
+      </w:r>
+      <w:proofErr w:type="spellStart"/>
+      <w:r>
+        <w:t>OpenAPI</w:t>
+      </w:r>
+      <w:proofErr w:type="spellEnd"/>
+      <w:r>
+        <w:t xml:space="preserve"> упрощают проверку состояния </w:t>
+      </w:r>
+      <w:proofErr w:type="spellStart"/>
+      <w:r>
+        <w:t>backend</w:t>
+      </w:r>
+      <w:proofErr w:type="spellEnd"/>
+      <w:r>
+        <w:t xml:space="preserve"> и описание REST API.</w:t>
+      </w:r>
     </w:p>
     <w:p>
       <w:pPr>
@@ -7018,7 +10129,38 @@
         <w:jc w:val="both"/>
       </w:pPr>
       <w:r>
-        <w:t>Кроме основной обработки заказов, в проекте реализованы решения, характерные для промышленной веб-системы. Они повышают устойчивость приложения, упрощают сопровождение публичной версии и делают работу пользователей безопаснее.</w:t>
+        <w:t xml:space="preserve">Отчётный модуль формирует Excel-файлы через Apache POI. Выгрузка поддерживает фильтры по периоду и статусу заказа, стилизацию таблицы и </w:t>
+      </w:r>
+      <w:r>
+        <w:lastRenderedPageBreak/>
+        <w:t>ограничение объёма данных для стабильной работы.</w:t>
+      </w:r>
+    </w:p>
+    <w:p>
+      <w:pPr>
+        <w:pStyle w:val="af7"/>
+        <w:jc w:val="both"/>
+      </w:pPr>
+      <w:r>
+        <w:t xml:space="preserve">Excel-отчёты, аудит действий и </w:t>
+      </w:r>
+      <w:proofErr w:type="spellStart"/>
+      <w:r>
+        <w:t>realtime</w:t>
+      </w:r>
+      <w:proofErr w:type="spellEnd"/>
+      <w:r>
+        <w:t>-уведомления добавлены для управляемости системы: они помогают анализировать заказы, фиксировать важные действия и быстрее видеть изменения без ручного обновления страницы.</w:t>
+      </w:r>
+    </w:p>
+    <w:p>
+      <w:pPr>
+        <w:pStyle w:val="1"/>
+        <w:spacing w:before="0" w:after="0"/>
+        <w:jc w:val="both"/>
+      </w:pPr>
+      <w:r>
+        <w:t>2.3 Результат работы программы</w:t>
       </w:r>
     </w:p>
     <w:p>
@@ -7029,7 +10171,15 @@
         <w:jc w:val="both"/>
       </w:pPr>
       <w:r>
-        <w:t>Публичная версия сайта развёрнута на домене https://farmer.indevs.in. Клиентская часть работает отдельно от backend API, а серверная часть обслуживает авторизацию, каталог, заказы, отчётность, уведомления и логистические расчёты.</w:t>
+        <w:t xml:space="preserve">Результат работы веб-приложения проверялся через публичную версию сайта https://farmer.indevs.in. Статическая клиентская часть обращается к </w:t>
+      </w:r>
+      <w:proofErr w:type="spellStart"/>
+      <w:r>
+        <w:t>backend</w:t>
+      </w:r>
+      <w:proofErr w:type="spellEnd"/>
+      <w:r>
+        <w:t xml:space="preserve"> API https://farm-sales-backend.onrender.com/api, где работают авторизация, каталог, заказы, отчёты и логистические расчёты.</w:t>
       </w:r>
     </w:p>
     <w:p>
@@ -7040,7 +10190,7 @@
         <w:jc w:val="both"/>
       </w:pPr>
       <w:r>
-        <w:t>Для локального запуска используется Docker Compose: он поднимает PostgreSQL и backend, проверяет готовность базы данных и позволяет запускать проект в одинаковом окружении. Backend собирается через multi-stage Dockerfile на Java 21, где этап Maven-сборки отделён от runtime-образа.</w:t>
+        <w:t>Приложение реализует полный цикл обработки заказа: директор магазина оформляет заявку, менеджер проверяет и подтверждает её, логист распределяет доставку между водителями, а водитель завершает заказ после выполнения маршрута.</w:t>
       </w:r>
     </w:p>
     <w:p>
@@ -7051,78 +10201,7 @@
         <w:jc w:val="both"/>
       </w:pPr>
       <w:r>
-        <w:t>Структура базы данных сопровождается Flyway-миграциями. Миграции создают основные таблицы, добавляют аудит, события заказа, складские движения, realtime-уведомления, индексы и ограничения целостности.</w:t>
-      </w:r>
-    </w:p>
-    <w:p>
-      <w:pPr>
-        <w:pStyle w:val="af7"/>
-        <w:spacing w:line="360" w:lineRule="auto"/>
-        <w:ind w:firstLine="709"/>
-        <w:jc w:val="both"/>
-      </w:pPr>
-      <w:r>
-        <w:t>Для сопровождения backend используются Spring Actuator health/readiness/liveness checks и OpenAPI/Swagger-конфигурация с JWT-схемой bearerAuth. Уведомления интерфейса передаются через SSE-поток, поэтому страницы получают события без ручного обновления.</w:t>
-      </w:r>
-    </w:p>
-    <w:p>
-      <w:pPr>
-        <w:pStyle w:val="af7"/>
-        <w:spacing w:line="360" w:lineRule="auto"/>
-        <w:ind w:firstLine="709"/>
-        <w:jc w:val="both"/>
-      </w:pPr>
-      <w:r>
-        <w:t>Отчётный модуль формирует Excel-файлы через Apache POI. Выгрузка поддерживает фильтры по периоду и статусу заказа, стилизацию таблицы и ограничение объёма данных для стабильной работы.</w:t>
-      </w:r>
-    </w:p>
-    <w:p>
-      <w:pPr>
-        <w:pStyle w:val="1"/>
-        <w:spacing w:before="0" w:after="0"/>
-        <w:jc w:val="both"/>
-      </w:pPr>
-      <w:bookmarkStart w:id="8" w:name="_Toc228056988"/>
-      <w:r>
-        <w:t>2.4 Результат работы программы</w:t>
-      </w:r>
-      <w:bookmarkEnd w:id="8"/>
-    </w:p>
-    <w:p>
-      <w:pPr>
-        <w:pStyle w:val="af7"/>
-        <w:spacing w:line="360" w:lineRule="auto"/>
-        <w:ind w:firstLine="709"/>
-        <w:jc w:val="both"/>
-      </w:pPr>
-      <w:r>
-        <w:t>Результат работы веб-приложения проверялся через публичную версию сайта https://farmer.indevs.in. Статическая клиентская часть обращается к backend API https://farm-sales-backend.onrender.com/api, где работают авторизация, каталог, заказы, отчёты и логистические расчёты.</w:t>
-      </w:r>
-    </w:p>
-    <w:p>
-      <w:pPr>
-        <w:pStyle w:val="af7"/>
-        <w:spacing w:line="360" w:lineRule="auto"/>
-        <w:ind w:firstLine="709"/>
-        <w:jc w:val="both"/>
-      </w:pPr>
-      <w:r>
-        <w:t xml:space="preserve">Приложение реализует полный цикл обработки заказа: директор магазина оформляет заявку, менеджер проверяет и подтверждает её, логист распределяет доставку между водителями, а водитель завершает заказ после выполнения </w:t>
-      </w:r>
-      <w:r>
-        <w:lastRenderedPageBreak/>
-        <w:t>маршрута.</w:t>
-      </w:r>
-    </w:p>
-    <w:p>
-      <w:pPr>
-        <w:pStyle w:val="af7"/>
-        <w:spacing w:line="360" w:lineRule="auto"/>
-        <w:ind w:firstLine="709"/>
-        <w:jc w:val="both"/>
-      </w:pPr>
-      <w:r>
-        <w:t>Отдельный результат работы логистического модуля представлен на рисунке 2.10. На нём показан рабочий раздел логиста: система отображает 30 заявок к назначению, таблицу одобренных заказов и переход к запуску транспортной задачи.</w:t>
+        <w:t>Отдельный результат работы логистического модуля представлен на рисунке 2.12. На нём показан рабочий раздел логиста: система отображает 30 заявок к назначению, таблицу одобренных заказов и переход к запуску транспортной задачи.</w:t>
       </w:r>
     </w:p>
     <w:p>
@@ -7136,7 +10215,7 @@
           <w:noProof/>
         </w:rPr>
         <w:drawing>
-          <wp:inline distT="0" distB="0" distL="0" distR="0" wp14:anchorId="49D7A430" wp14:editId="70C2AFC2">
+          <wp:inline distT="0" distB="0" distL="0" distR="0" wp14:anchorId="10F5BDC2" wp14:editId="3E7D721A">
             <wp:extent cx="5257800" cy="2413644"/>
             <wp:effectExtent l="0" t="0" r="0" b="0"/>
             <wp:docPr id="1259101590" name="Picture 1259101590"/>
@@ -7179,7 +10258,7 @@
         <w:jc w:val="both"/>
       </w:pPr>
       <w:r>
-        <w:t>Рисунок 2.10 – Результат работы логистического модуля</w:t>
+        <w:t>Рисунок 2.12 – Результат работы логистического модуля</w:t>
       </w:r>
     </w:p>
     <w:p>
@@ -7201,7 +10280,16 @@
         <w:jc w:val="both"/>
       </w:pPr>
       <w:r>
-        <w:t>Также в программе реализовано безопасное хранение паролей. Демонстрационные логины и пароли используются только для входа в систему и проверки ролей, а в таблице users открытые пароли не сохраняются.</w:t>
+        <w:lastRenderedPageBreak/>
+        <w:t xml:space="preserve">Также в программе реализовано безопасное хранение паролей. Демонстрационные логины и пароли используются только для входа в систему и проверки ролей, а в таблице </w:t>
+      </w:r>
+      <w:proofErr w:type="spellStart"/>
+      <w:r>
+        <w:t>users</w:t>
+      </w:r>
+      <w:proofErr w:type="spellEnd"/>
+      <w:r>
+        <w:t xml:space="preserve"> открытые пароли не сохраняются.</w:t>
       </w:r>
     </w:p>
     <w:p>
@@ -7212,7 +10300,7 @@
         <w:jc w:val="both"/>
       </w:pPr>
       <w:r>
-        <w:t>При создании пользователя DataInitializer передаёт пароль в PasswordEncoder, после чего в базу данных записывается BCrypt-хэш. При входе AuthService сравнивает введённый пароль с сохранённым хэшем через passwordEncoder.matches. Пример отображения хешированных паролей в таблице users приведён на рисунке 2.11.</w:t>
+        <w:t>При создании пользователя DataInitializer передаёт пароль в PasswordEncoder, после чего в базу данных записывается BCrypt-хэш. При входе AuthService сравнивает введённый пароль с сохранённым хэшем через passwordEncoder.matches. Пример отображения хешированных паролей в таблице users приведён на рисунке 2.13.</w:t>
       </w:r>
     </w:p>
     <w:p>
@@ -7225,9 +10313,8 @@
         <w:rPr>
           <w:noProof/>
         </w:rPr>
-        <w:lastRenderedPageBreak/>
         <w:drawing>
-          <wp:inline distT="0" distB="0" distL="0" distR="0" wp14:anchorId="77DD9C03" wp14:editId="0BB706B8">
+          <wp:inline distT="0" distB="0" distL="0" distR="0" wp14:anchorId="6D8F12E1" wp14:editId="24D42DDD">
             <wp:extent cx="5257800" cy="2956918"/>
             <wp:effectExtent l="0" t="0" r="0" b="0"/>
             <wp:docPr id="1259101591" name="Picture 1259101591"/>
@@ -7270,7 +10357,7 @@
         <w:jc w:val="both"/>
       </w:pPr>
       <w:r>
-        <w:t>Рисунок 2.11 – Пример отображения хешированных паролей в базе данных</w:t>
+        <w:t>Рисунок 2.13 – Пример отображения хешированных паролей в базе данных</w:t>
       </w:r>
     </w:p>
     <w:p>
@@ -7280,7 +10367,7 @@
         <w:jc w:val="both"/>
       </w:pPr>
       <w:r>
-        <w:t>Для внутреннего сопровождения backend подготовлена OpenAPI-конфигурация. Она фиксирует название API, версию, JWT-схему bearerAuth и ролевую модель доступа, поэтому REST-контракт проще проверять при доработке серверной части (рисунок 2.12).</w:t>
+        <w:t>Для внутреннего сопровождения backend подготовлена OpenAPI-конфигурация. Она фиксирует название API, версию, JWT-схему bearerAuth и ролевую модель доступа, поэтому REST-контракт проще проверять при доработке серверной части (рисунок 2.14).</w:t>
       </w:r>
     </w:p>
     <w:p>
@@ -7294,8 +10381,9 @@
         <w:rPr>
           <w:noProof/>
         </w:rPr>
+        <w:lastRenderedPageBreak/>
         <w:drawing>
-          <wp:inline distT="0" distB="0" distL="0" distR="0" wp14:anchorId="07897C6A" wp14:editId="4076B17E">
+          <wp:inline distT="0" distB="0" distL="0" distR="0" wp14:anchorId="7AF02EF4" wp14:editId="6B464544">
             <wp:extent cx="5257800" cy="3224784"/>
             <wp:effectExtent l="0" t="0" r="0" b="0"/>
             <wp:docPr id="1259101592" name="Picture 1259101592"/>
@@ -7338,7 +10426,7 @@
         <w:jc w:val="both"/>
       </w:pPr>
       <w:r>
-        <w:t>Рисунок 2.12 – Конфигурация OpenAPI backend API</w:t>
+        <w:t>Рисунок 2.14 – Конфигурация OpenAPI backend API</w:t>
       </w:r>
     </w:p>
     <w:p>
@@ -7348,11 +10436,7 @@
         <w:jc w:val="both"/>
       </w:pPr>
       <w:r>
-        <w:t xml:space="preserve">Отдельно реализована выгрузка заказов в Excel. Файл формируется на backend через Apache POI и содержит фильтры, количество строк, сумму заказов, статусы, </w:t>
-      </w:r>
-      <w:r>
-        <w:lastRenderedPageBreak/>
-        <w:t>адреса доставки и назначенных водителей (рисунок 2.13).</w:t>
+        <w:t>Отдельно реализована выгрузка заказов в Excel. Файл формируется на backend через Apache POI и содержит фильтры, количество строк, сумму заказов, статусы, адреса доставки и назначенных водителей (рисунок 2.15).</w:t>
       </w:r>
     </w:p>
     <w:p>
@@ -7367,7 +10451,7 @@
           <w:noProof/>
         </w:rPr>
         <w:drawing>
-          <wp:inline distT="0" distB="0" distL="0" distR="0" wp14:anchorId="24841773" wp14:editId="7A846719">
+          <wp:inline distT="0" distB="0" distL="0" distR="0" wp14:anchorId="01DC4103" wp14:editId="79B6B494">
             <wp:extent cx="5257800" cy="2443483"/>
             <wp:effectExtent l="0" t="0" r="0" b="0"/>
             <wp:docPr id="1259101593" name="Picture 1259101593"/>
@@ -7410,7 +10494,7 @@
         <w:jc w:val="both"/>
       </w:pPr>
       <w:r>
-        <w:t>Рисунок 2.13 – Пример сформированного Excel-отчёта</w:t>
+        <w:t>Рисунок 2.15 – Пример сформированного Excel-отчёта</w:t>
       </w:r>
     </w:p>
     <w:p>
@@ -7420,7 +10504,7 @@
         <w:jc w:val="both"/>
       </w:pPr>
       <w:r>
-        <w:t>Для контроля действий пользователей используется журнал аудита. В него попадают входы в систему и бизнес-события, что упрощает проверку выполнения сценариев и разбор изменений в данных (рисунок 2.14).</w:t>
+        <w:t>Для контроля действий пользователей используется журнал аудита. В него попадают входы в систему и бизнес-события, что упрощает проверку выполнения сценариев и разбор изменений в данных (рисунок 2.16).</w:t>
       </w:r>
     </w:p>
     <w:p>
@@ -7434,8 +10518,9 @@
         <w:rPr>
           <w:noProof/>
         </w:rPr>
+        <w:lastRenderedPageBreak/>
         <w:drawing>
-          <wp:inline distT="0" distB="0" distL="0" distR="0" wp14:anchorId="44741F7F" wp14:editId="35E916E4">
+          <wp:inline distT="0" distB="0" distL="0" distR="0" wp14:anchorId="713A7D36" wp14:editId="6BE283AA">
             <wp:extent cx="5257800" cy="3448737"/>
             <wp:effectExtent l="0" t="0" r="0" b="0"/>
             <wp:docPr id="1259101594" name="Picture 1259101594"/>
@@ -7478,7 +10563,7 @@
         <w:jc w:val="both"/>
       </w:pPr>
       <w:r>
-        <w:t>Рисунок 2.14 – Журнал аудита действий пользователей</w:t>
+        <w:t>Рисунок 2.16 – Журнал аудита действий пользователей</w:t>
       </w:r>
     </w:p>
     <w:p>
@@ -7498,7 +10583,7 @@
           <w:spacing w:val="-2"/>
         </w:rPr>
       </w:pPr>
-      <w:bookmarkStart w:id="9" w:name="_Toc228056989"/>
+      <w:bookmarkStart w:id="7" w:name="_Toc228056989"/>
       <w:r>
         <w:rPr>
           <w:rFonts w:eastAsia="Times New Roman"/>
@@ -7506,7 +10591,7 @@
         <w:lastRenderedPageBreak/>
         <w:t>3 Инструкция по пользованию проектом</w:t>
       </w:r>
-      <w:bookmarkEnd w:id="9"/>
+      <w:bookmarkEnd w:id="7"/>
     </w:p>
     <w:p>
       <w:pPr>
@@ -7524,7 +10609,23 @@
         <w:jc w:val="both"/>
       </w:pPr>
       <w:r>
-        <w:t>Для начала работы необходимо открыть публичную версию сайта по адресу https://farmer.indevs.in. Пользователь взаимодействует только с web-интерфейсом, а серверная часть и база данных работают на удалённом backend-контуре (рисунок 3.1).</w:t>
+        <w:t xml:space="preserve">Для начала работы необходимо открыть публичную версию сайта по адресу https://farmer.indevs.in. Пользователь взаимодействует только с </w:t>
+      </w:r>
+      <w:proofErr w:type="spellStart"/>
+      <w:r>
+        <w:t>web</w:t>
+      </w:r>
+      <w:proofErr w:type="spellEnd"/>
+      <w:r>
+        <w:t xml:space="preserve">-интерфейсом, а серверная часть и база данных работают на удалённом </w:t>
+      </w:r>
+      <w:proofErr w:type="spellStart"/>
+      <w:r>
+        <w:t>backend</w:t>
+      </w:r>
+      <w:proofErr w:type="spellEnd"/>
+      <w:r>
+        <w:t>-контуре (рисунок 3.1).</w:t>
       </w:r>
     </w:p>
     <w:p>
@@ -7537,7 +10638,7 @@
           <w:noProof/>
         </w:rPr>
         <w:drawing>
-          <wp:inline distT="0" distB="0" distL="0" distR="0" wp14:anchorId="4A1FF4CE" wp14:editId="46FF63B8">
+          <wp:inline distT="0" distB="0" distL="0" distR="0" wp14:anchorId="6BE2051E" wp14:editId="58EB538C">
             <wp:extent cx="3520440" cy="3337767"/>
             <wp:effectExtent l="0" t="0" r="3175" b="6350"/>
             <wp:docPr id="41" name="Рисунок 41"/>
@@ -7620,7 +10721,7 @@
         </w:rPr>
         <w:lastRenderedPageBreak/>
         <w:drawing>
-          <wp:inline distT="0" distB="0" distL="0" distR="0" wp14:anchorId="4EA15E5D" wp14:editId="1FADEB6E">
+          <wp:inline distT="0" distB="0" distL="0" distR="0" wp14:anchorId="56F1013E" wp14:editId="76C98A20">
             <wp:extent cx="6302375" cy="5982335"/>
             <wp:effectExtent l="0" t="0" r="3175" b="0"/>
             <wp:docPr id="42" name="Рисунок 42"/>
@@ -7703,7 +10804,7 @@
         </w:rPr>
         <w:lastRenderedPageBreak/>
         <w:drawing>
-          <wp:inline distT="0" distB="0" distL="0" distR="0" wp14:anchorId="6E2DA609" wp14:editId="6847A79F">
+          <wp:inline distT="0" distB="0" distL="0" distR="0" wp14:anchorId="2CC4EF54" wp14:editId="1A1E2D2E">
             <wp:extent cx="6302375" cy="2745740"/>
             <wp:effectExtent l="0" t="0" r="3175" b="0"/>
             <wp:docPr id="43" name="Рисунок 43"/>
@@ -7785,7 +10886,7 @@
           <w:noProof/>
         </w:rPr>
         <w:drawing>
-          <wp:inline distT="0" distB="0" distL="0" distR="0" wp14:anchorId="1FF65E73" wp14:editId="49921388">
+          <wp:inline distT="0" distB="0" distL="0" distR="0" wp14:anchorId="12B7F204" wp14:editId="35CC2EB0">
             <wp:extent cx="6302375" cy="2978150"/>
             <wp:effectExtent l="0" t="0" r="3175" b="0"/>
             <wp:docPr id="44" name="Рисунок 44"/>
@@ -7868,7 +10969,7 @@
         </w:rPr>
         <w:lastRenderedPageBreak/>
         <w:drawing>
-          <wp:inline distT="0" distB="0" distL="0" distR="0" wp14:anchorId="04041343" wp14:editId="2B63B66D">
+          <wp:inline distT="0" distB="0" distL="0" distR="0" wp14:anchorId="7527E85B" wp14:editId="1709E3C5">
             <wp:extent cx="6302375" cy="2969260"/>
             <wp:effectExtent l="0" t="0" r="3175" b="2540"/>
             <wp:docPr id="45" name="Рисунок 45"/>
@@ -7950,7 +11051,7 @@
           <w:noProof/>
         </w:rPr>
         <w:drawing>
-          <wp:inline distT="0" distB="0" distL="0" distR="0" wp14:anchorId="2B5A3935" wp14:editId="3F517647">
+          <wp:inline distT="0" distB="0" distL="0" distR="0" wp14:anchorId="7173C804" wp14:editId="01CD3E4A">
             <wp:extent cx="6302375" cy="2970530"/>
             <wp:effectExtent l="0" t="0" r="3175" b="1270"/>
             <wp:docPr id="46" name="Рисунок 46"/>
@@ -8033,7 +11134,7 @@
         </w:rPr>
         <w:lastRenderedPageBreak/>
         <w:drawing>
-          <wp:inline distT="0" distB="0" distL="0" distR="0" wp14:anchorId="33335B55" wp14:editId="5443A80A">
+          <wp:inline distT="0" distB="0" distL="0" distR="0" wp14:anchorId="39DB41AC" wp14:editId="2B734472">
             <wp:extent cx="6302375" cy="2979420"/>
             <wp:effectExtent l="0" t="0" r="3175" b="0"/>
             <wp:docPr id="47" name="Рисунок 47"/>
@@ -8091,6 +11192,15 @@
     <w:p>
       <w:pPr>
         <w:pStyle w:val="af7"/>
+        <w:jc w:val="both"/>
+      </w:pPr>
+      <w:r>
+        <w:t>Панель менеджера используется как рабочий центр обработки заявок. На ней собраны показатели по заказам, быстрый переход к подтверждению документов, управление каталогом и служебные действия по пользователям. Благодаря этому менеджер не переключается между отдельными программами и видит состояние отдела сбыта в одном интерфейсе.</w:t>
+      </w:r>
+    </w:p>
+    <w:p>
+      <w:pPr>
+        <w:pStyle w:val="af7"/>
         <w:ind w:firstLine="567"/>
         <w:jc w:val="both"/>
       </w:pPr>
@@ -8115,7 +11225,7 @@
           <w:noProof/>
         </w:rPr>
         <w:drawing>
-          <wp:inline distT="0" distB="0" distL="0" distR="0" wp14:anchorId="42927182" wp14:editId="071954F5">
+          <wp:inline distT="0" distB="0" distL="0" distR="0" wp14:anchorId="0015958C" wp14:editId="5716BDF3">
             <wp:extent cx="6302375" cy="3027680"/>
             <wp:effectExtent l="0" t="0" r="3175" b="1270"/>
             <wp:docPr id="48" name="Рисунок 48"/>
@@ -8176,6 +11286,19 @@
     <w:p>
       <w:pPr>
         <w:pStyle w:val="af7"/>
+        <w:jc w:val="both"/>
+      </w:pPr>
+      <w:r>
+        <w:t xml:space="preserve">При проверке заявки менеджер оценивает состав заказа, адрес доставки и текущий </w:t>
+      </w:r>
+      <w:r>
+        <w:lastRenderedPageBreak/>
+        <w:t>статус документа. Если заказ можно передать дальше, он подтверждается и становится доступен логисту. Если данные требуют уточнения, заявка остаётся на предыдущем этапе, поэтому статусная модель защищает систему от случайного назначения неподготовленных заказов.</w:t>
+      </w:r>
+    </w:p>
+    <w:p>
+      <w:pPr>
+        <w:pStyle w:val="af7"/>
         <w:ind w:firstLine="567"/>
         <w:jc w:val="both"/>
       </w:pPr>
@@ -8209,7 +11332,7 @@
           <w:noProof/>
         </w:rPr>
         <w:drawing>
-          <wp:inline distT="0" distB="0" distL="0" distR="0" wp14:anchorId="71DCEE7A" wp14:editId="43B5B65B">
+          <wp:inline distT="0" distB="0" distL="0" distR="0" wp14:anchorId="1E8205EC" wp14:editId="7D29EC66">
             <wp:extent cx="6302375" cy="2988310"/>
             <wp:effectExtent l="0" t="0" r="3175" b="2540"/>
             <wp:docPr id="49" name="Рисунок 49"/>
@@ -8288,7 +11411,24 @@
         <w:jc w:val="both"/>
       </w:pPr>
       <w:r>
-        <w:t>Файл отчёта формируется на стороне backend через Apache POI, поэтому выгрузка не зависит от браузера и сохраняет единый формат для проверки и печати.</w:t>
+        <w:t xml:space="preserve">Файл отчёта формируется на стороне </w:t>
+      </w:r>
+      <w:proofErr w:type="spellStart"/>
+      <w:r>
+        <w:t>backend</w:t>
+      </w:r>
+      <w:proofErr w:type="spellEnd"/>
+      <w:r>
+        <w:t xml:space="preserve"> через Apache POI, поэтому выгрузка не зависит от браузера и сохраняет единый формат для проверки и печати.</w:t>
+      </w:r>
+    </w:p>
+    <w:p>
+      <w:pPr>
+        <w:pStyle w:val="af7"/>
+        <w:jc w:val="both"/>
+      </w:pPr>
+      <w:r>
+        <w:t>Этот блок нужен не только для демонстрации интерфейса, но и для практического контроля работы отдела сбыта. Менеджер может быстро получить список заказов за период, проверить суммы и статусы, а затем использовать Excel-файл как отчётный документ.</w:t>
       </w:r>
     </w:p>
     <w:p>
@@ -8310,7 +11450,7 @@
         </w:rPr>
         <w:lastRenderedPageBreak/>
         <w:drawing>
-          <wp:inline distT="0" distB="0" distL="0" distR="0" wp14:anchorId="2D219A99" wp14:editId="7D34BBBE">
+          <wp:inline distT="0" distB="0" distL="0" distR="0" wp14:anchorId="4C5EF1B3" wp14:editId="716B488D">
             <wp:extent cx="6302375" cy="2926080"/>
             <wp:effectExtent l="0" t="0" r="3175" b="7620"/>
             <wp:docPr id="50" name="Рисунок 50"/>
@@ -8382,7 +11522,7 @@
         </w:rPr>
         <w:lastRenderedPageBreak/>
         <w:drawing>
-          <wp:inline distT="0" distB="0" distL="0" distR="0" wp14:anchorId="6B1351E5" wp14:editId="5F39B15B">
+          <wp:inline distT="0" distB="0" distL="0" distR="0" wp14:anchorId="3BCB31F9" wp14:editId="7D48F4E5">
             <wp:extent cx="6302375" cy="5988685"/>
             <wp:effectExtent l="0" t="0" r="3175" b="0"/>
             <wp:docPr id="51" name="Рисунок 51"/>
@@ -8473,7 +11613,7 @@
           <w:noProof/>
         </w:rPr>
         <w:drawing>
-          <wp:inline distT="0" distB="0" distL="0" distR="0" wp14:anchorId="4355D0F1" wp14:editId="4E3D8212">
+          <wp:inline distT="0" distB="0" distL="0" distR="0" wp14:anchorId="72E7F46B" wp14:editId="47989732">
             <wp:extent cx="6302375" cy="2957830"/>
             <wp:effectExtent l="0" t="0" r="3175" b="0"/>
             <wp:docPr id="52" name="Рисунок 52"/>
@@ -8555,7 +11695,7 @@
           <w:noProof/>
         </w:rPr>
         <w:drawing>
-          <wp:inline distT="0" distB="0" distL="0" distR="0" wp14:anchorId="28B3C22F" wp14:editId="132D5028">
+          <wp:inline distT="0" distB="0" distL="0" distR="0" wp14:anchorId="43ED296A" wp14:editId="7C5A8F96">
             <wp:extent cx="6302375" cy="2913380"/>
             <wp:effectExtent l="0" t="0" r="3175" b="1270"/>
             <wp:docPr id="53" name="Рисунок 53"/>
@@ -8638,7 +11778,7 @@
           <w:noProof/>
         </w:rPr>
         <w:drawing>
-          <wp:inline distT="0" distB="0" distL="0" distR="0" wp14:anchorId="4C68C228" wp14:editId="69ED5823">
+          <wp:inline distT="0" distB="0" distL="0" distR="0" wp14:anchorId="394363A8" wp14:editId="6952E8BD">
             <wp:extent cx="4968000" cy="3415500"/>
             <wp:effectExtent l="0" t="0" r="0" b="0"/>
             <wp:docPr id="1259101588" name="Picture 1259101588"/>
@@ -8696,6 +11836,15 @@
     <w:p>
       <w:pPr>
         <w:pStyle w:val="af7"/>
+        <w:jc w:val="both"/>
+      </w:pPr>
+      <w:r>
+        <w:t>Предварительный просмотр особенно важен для защиты от ошибочного распределения. Система сначала показывает результат расчёта, а не меняет заказы сразу. Логист проверяет водителей, последовательность точек, количество рейсов и километраж, после чего вручную подтверждает план доставки.</w:t>
+      </w:r>
+    </w:p>
+    <w:p>
+      <w:pPr>
+        <w:pStyle w:val="af7"/>
         <w:ind w:firstLine="567"/>
         <w:jc w:val="both"/>
       </w:pPr>
@@ -8719,8 +11868,9 @@
         <w:rPr>
           <w:noProof/>
         </w:rPr>
+        <w:lastRenderedPageBreak/>
         <w:drawing>
-          <wp:inline distT="0" distB="0" distL="0" distR="0" wp14:anchorId="515B2E3A" wp14:editId="3209360C">
+          <wp:inline distT="0" distB="0" distL="0" distR="0" wp14:anchorId="2CB78A28" wp14:editId="183BDECD">
             <wp:extent cx="6302375" cy="2939415"/>
             <wp:effectExtent l="0" t="0" r="3175" b="0"/>
             <wp:docPr id="54" name="Рисунок 54"/>
@@ -8772,13 +11922,21 @@
         </w:rPr>
       </w:pPr>
       <w:r>
-        <w:lastRenderedPageBreak/>
         <w:t>Рисунок 3.15 – Панель управления водителя</w:t>
       </w:r>
     </w:p>
     <w:p>
       <w:pPr>
         <w:pStyle w:val="af7"/>
+        <w:jc w:val="both"/>
+      </w:pPr>
+      <w:r>
+        <w:t>Для водителя интерфейс упрощён до задач, которые нужно выполнить в рейсе. Он видит только назначенные ему доставки, не имеет доступа к управлению каталогом и пользователями, а после фактического выполнения маршрута переводит заказ в завершённое состояние.</w:t>
+      </w:r>
+    </w:p>
+    <w:p>
+      <w:pPr>
+        <w:pStyle w:val="af7"/>
         <w:ind w:firstLine="567"/>
         <w:jc w:val="both"/>
       </w:pPr>
@@ -8803,7 +11961,7 @@
           <w:noProof/>
         </w:rPr>
         <w:drawing>
-          <wp:inline distT="0" distB="0" distL="0" distR="0" wp14:anchorId="266B2F12" wp14:editId="78F98EAA">
+          <wp:inline distT="0" distB="0" distL="0" distR="0" wp14:anchorId="4BDF0FC6" wp14:editId="476D0CB3">
             <wp:extent cx="6302375" cy="2991485"/>
             <wp:effectExtent l="0" t="0" r="3175" b="0"/>
             <wp:docPr id="55" name="Рисунок 55"/>
@@ -8879,7 +12037,7 @@
           <w:spacing w:val="-2"/>
         </w:rPr>
       </w:pPr>
-      <w:bookmarkStart w:id="10" w:name="_Toc228056990"/>
+      <w:bookmarkStart w:id="8" w:name="_Toc228056990"/>
       <w:r>
         <w:rPr>
           <w:rFonts w:eastAsia="Times New Roman"/>
@@ -8887,7 +12045,7 @@
         <w:lastRenderedPageBreak/>
         <w:t>Заключение</w:t>
       </w:r>
-      <w:bookmarkEnd w:id="10"/>
+      <w:bookmarkEnd w:id="8"/>
     </w:p>
     <w:p>
       <w:pPr>
@@ -8912,7 +12070,31 @@
         <w:jc w:val="both"/>
       </w:pPr>
       <w:r>
-        <w:t>Использование технологий Java 21, Spring Boot, React, Vite и PostgreSQL позволило создать понятный интерфейс и надёжную серверную часть, обеспечивающую высокую производительность и безопасность данных. В проекте реализована модульная структура, облегчающая дальнейшее сопровождение и расширение функциональности.</w:t>
+        <w:t xml:space="preserve">Использование технологий Java 21, Spring Boot, </w:t>
+      </w:r>
+      <w:proofErr w:type="spellStart"/>
+      <w:r>
+        <w:t>React</w:t>
+      </w:r>
+      <w:proofErr w:type="spellEnd"/>
+      <w:r>
+        <w:t xml:space="preserve">, </w:t>
+      </w:r>
+      <w:proofErr w:type="spellStart"/>
+      <w:r>
+        <w:t>Vite</w:t>
+      </w:r>
+      <w:proofErr w:type="spellEnd"/>
+      <w:r>
+        <w:t xml:space="preserve"> и </w:t>
+      </w:r>
+      <w:proofErr w:type="spellStart"/>
+      <w:r>
+        <w:t>PostgreSQL</w:t>
+      </w:r>
+      <w:proofErr w:type="spellEnd"/>
+      <w:r>
+        <w:t xml:space="preserve"> позволило создать понятный интерфейс и надёжную серверную часть, обеспечивающую высокую производительность и безопасность данных. В проекте реализована модульная структура, облегчающая дальнейшее сопровождение и расширение функциональности.</w:t>
       </w:r>
     </w:p>
     <w:p>
@@ -8941,7 +12123,65 @@
         <w:jc w:val="both"/>
       </w:pPr>
       <w:r>
-        <w:t>Отдельно реализованы публичное развёртывание, локальный запуск через Docker Compose, аудит действий пользователей, аналитическая панель, экспорт отчётов в Excel, realtime-уведомления и расчёт маршрутов по дорожной сети, что делает проект ближе к промышленной веб-системе.</w:t>
+        <w:t xml:space="preserve">Отдельно реализованы публичное развёртывание, локальный запуск через </w:t>
+      </w:r>
+      <w:proofErr w:type="spellStart"/>
+      <w:r>
+        <w:t>Docker</w:t>
+      </w:r>
+      <w:proofErr w:type="spellEnd"/>
+      <w:r>
+        <w:t xml:space="preserve"> </w:t>
+      </w:r>
+      <w:proofErr w:type="spellStart"/>
+      <w:r>
+        <w:t>Compose</w:t>
+      </w:r>
+      <w:proofErr w:type="spellEnd"/>
+      <w:r>
+        <w:t xml:space="preserve">, аудит действий пользователей, аналитическая панель, экспорт отчётов в Excel, </w:t>
+      </w:r>
+      <w:proofErr w:type="spellStart"/>
+      <w:r>
+        <w:t>realtime</w:t>
+      </w:r>
+      <w:proofErr w:type="spellEnd"/>
+      <w:r>
+        <w:t>-уведомления и расчёт маршрутов по дорожной сети, что делает проект ближе к промышленной веб-системе.</w:t>
+      </w:r>
+    </w:p>
+    <w:p>
+      <w:pPr>
+        <w:pStyle w:val="af7"/>
+        <w:jc w:val="both"/>
+      </w:pPr>
+      <w:r>
+        <w:t>Наиболее значимым расширением стала транспортная задача. Она позволяет не просто назначать водителя вручную, а предварительно рассчитывать распределение заказов с учётом вместимости автомобиля, дорожного расстояния и последовательности точек доставки.</w:t>
+      </w:r>
+    </w:p>
+    <w:p>
+      <w:pPr>
+        <w:pStyle w:val="af7"/>
+        <w:jc w:val="both"/>
+      </w:pPr>
+      <w:r>
+        <w:t xml:space="preserve">Дополнительные механизмы, такие как аудит, </w:t>
+      </w:r>
+      <w:proofErr w:type="spellStart"/>
+      <w:r>
+        <w:t>realtime</w:t>
+      </w:r>
+      <w:proofErr w:type="spellEnd"/>
+      <w:r>
+        <w:t xml:space="preserve">-уведомления, </w:t>
+      </w:r>
+      <w:proofErr w:type="spellStart"/>
+      <w:r>
+        <w:t>OpenAPI</w:t>
+      </w:r>
+      <w:proofErr w:type="spellEnd"/>
+      <w:r>
+        <w:t>-описание и Excel-выгрузка, нужны для сопровождения системы после запуска. Они помогают проверять действия пользователей, быстрее находить ошибки и подтверждать результаты работы приложения при защите проекта.</w:t>
       </w:r>
     </w:p>
     <w:p>
@@ -8961,7 +12201,7 @@
           <w:spacing w:val="-2"/>
         </w:rPr>
       </w:pPr>
-      <w:bookmarkStart w:id="11" w:name="_Toc228056991"/>
+      <w:bookmarkStart w:id="9" w:name="_Toc228056991"/>
       <w:r>
         <w:rPr>
           <w:rFonts w:eastAsia="Times New Roman"/>
@@ -8969,7 +12209,7 @@
         <w:lastRenderedPageBreak/>
         <w:t>Список использованных источников</w:t>
       </w:r>
-      <w:bookmarkEnd w:id="11"/>
+      <w:bookmarkEnd w:id="9"/>
     </w:p>
     <w:p>
       <w:pPr>
@@ -9030,7 +12270,21 @@
         <w:rPr>
           <w:rFonts w:eastAsia="Times New Roman"/>
         </w:rPr>
-        <w:t>Документация по React [Электронный ресурс]. – Режим доступа: https://react.dev/. – Дата доступа: 23.04.2026.</w:t>
+        <w:t xml:space="preserve">Документация по </w:t>
+      </w:r>
+      <w:proofErr w:type="spellStart"/>
+      <w:r>
+        <w:rPr>
+          <w:rFonts w:eastAsia="Times New Roman"/>
+        </w:rPr>
+        <w:t>React</w:t>
+      </w:r>
+      <w:proofErr w:type="spellEnd"/>
+      <w:r>
+        <w:rPr>
+          <w:rFonts w:eastAsia="Times New Roman"/>
+        </w:rPr>
+        <w:t xml:space="preserve"> [Электронный ресурс]. – Режим доступа: https://react.dev/. – Дата доступа: 23.04.2026.</w:t>
       </w:r>
     </w:p>
     <w:p>
@@ -9058,7 +12312,21 @@
         <w:rPr>
           <w:rFonts w:eastAsia="Times New Roman"/>
         </w:rPr>
-        <w:t>Документация по Vite [Электронный ресурс]. – Режим доступа: https://vite.dev/guide/. – Дата доступа: 23.04.2026.</w:t>
+        <w:t xml:space="preserve">Документация по </w:t>
+      </w:r>
+      <w:proofErr w:type="spellStart"/>
+      <w:r>
+        <w:rPr>
+          <w:rFonts w:eastAsia="Times New Roman"/>
+        </w:rPr>
+        <w:t>Vite</w:t>
+      </w:r>
+      <w:proofErr w:type="spellEnd"/>
+      <w:r>
+        <w:rPr>
+          <w:rFonts w:eastAsia="Times New Roman"/>
+        </w:rPr>
+        <w:t xml:space="preserve"> [Электронный ресурс]. – Режим доступа: https://vite.dev/guide/. – Дата доступа: 23.04.2026.</w:t>
       </w:r>
     </w:p>
     <w:p>
@@ -9086,7 +12354,21 @@
         <w:rPr>
           <w:rFonts w:eastAsia="Times New Roman"/>
         </w:rPr>
-        <w:t>Документация по PostgreSQL [Электронный ресурс]. – Режим доступа: https://www.postgresql.org/docs/. – Дата доступа: 23.04.2026.</w:t>
+        <w:t xml:space="preserve">Документация по </w:t>
+      </w:r>
+      <w:proofErr w:type="spellStart"/>
+      <w:r>
+        <w:rPr>
+          <w:rFonts w:eastAsia="Times New Roman"/>
+        </w:rPr>
+        <w:t>PostgreSQL</w:t>
+      </w:r>
+      <w:proofErr w:type="spellEnd"/>
+      <w:r>
+        <w:rPr>
+          <w:rFonts w:eastAsia="Times New Roman"/>
+        </w:rPr>
+        <w:t xml:space="preserve"> [Электронный ресурс]. – Режим доступа: https://www.postgresql.org/docs/. – Дата доступа: 23.04.2026.</w:t>
       </w:r>
     </w:p>
     <w:p>
@@ -9114,7 +12396,21 @@
         <w:rPr>
           <w:rFonts w:eastAsia="Times New Roman"/>
         </w:rPr>
-        <w:t>Документация по Flyway [Электронный ресурс]. – Режим доступа: https://documentation.red-gate.com/fd. – Дата доступа: 23.04.2026.</w:t>
+        <w:t xml:space="preserve">Документация по </w:t>
+      </w:r>
+      <w:proofErr w:type="spellStart"/>
+      <w:r>
+        <w:rPr>
+          <w:rFonts w:eastAsia="Times New Roman"/>
+        </w:rPr>
+        <w:t>Flyway</w:t>
+      </w:r>
+      <w:proofErr w:type="spellEnd"/>
+      <w:r>
+        <w:rPr>
+          <w:rFonts w:eastAsia="Times New Roman"/>
+        </w:rPr>
+        <w:t xml:space="preserve"> [Электронный ресурс]. – Режим доступа: https://documentation.red-gate.com/fd. – Дата доступа: 23.04.2026.</w:t>
       </w:r>
     </w:p>
     <w:p>
@@ -9142,7 +12438,21 @@
         <w:rPr>
           <w:rFonts w:eastAsia="Times New Roman"/>
         </w:rPr>
-        <w:t>Документация по Material UI [Электронный ресурс]. – Режим доступа: https://mui.com/. – Дата доступа: 23.04.2026.</w:t>
+        <w:t xml:space="preserve">Документация по </w:t>
+      </w:r>
+      <w:proofErr w:type="spellStart"/>
+      <w:r>
+        <w:rPr>
+          <w:rFonts w:eastAsia="Times New Roman"/>
+        </w:rPr>
+        <w:t>Material</w:t>
+      </w:r>
+      <w:proofErr w:type="spellEnd"/>
+      <w:r>
+        <w:rPr>
+          <w:rFonts w:eastAsia="Times New Roman"/>
+        </w:rPr>
+        <w:t xml:space="preserve"> UI [Электронный ресурс]. – Режим доступа: https://mui.com/. – Дата доступа: 23.04.2026.</w:t>
       </w:r>
     </w:p>
     <w:p>
@@ -9170,7 +12480,21 @@
         <w:rPr>
           <w:rFonts w:eastAsia="Times New Roman"/>
         </w:rPr>
-        <w:t>Документация по Leaflet [Электронный ресурс]. – Режим доступа: https://leafletjs.com/reference.html. – Дата доступа: 23.04.2026.</w:t>
+        <w:t xml:space="preserve">Документация по </w:t>
+      </w:r>
+      <w:proofErr w:type="spellStart"/>
+      <w:r>
+        <w:rPr>
+          <w:rFonts w:eastAsia="Times New Roman"/>
+        </w:rPr>
+        <w:t>Leaflet</w:t>
+      </w:r>
+      <w:proofErr w:type="spellEnd"/>
+      <w:r>
+        <w:rPr>
+          <w:rFonts w:eastAsia="Times New Roman"/>
+        </w:rPr>
+        <w:t xml:space="preserve"> [Электронный ресурс]. – Режим доступа: https://leafletjs.com/reference.html. – Дата доступа: 23.04.2026.</w:t>
       </w:r>
     </w:p>
     <w:p>
@@ -9220,7 +12544,15 @@
         </w:rPr>
       </w:pPr>
       <w:r>
-        <w:t>Документация по Apache POI Spreadsheet [Электронный ресурс]. – Режим доступа: https://poi.apache.org/components/spreadsheet/. – Дата доступа: 23.04.2026.</w:t>
+        <w:t xml:space="preserve">Документация по Apache POI </w:t>
+      </w:r>
+      <w:proofErr w:type="spellStart"/>
+      <w:r>
+        <w:t>Spreadsheet</w:t>
+      </w:r>
+      <w:proofErr w:type="spellEnd"/>
+      <w:r>
+        <w:t xml:space="preserve"> [Электронный ресурс]. – Режим доступа: https://poi.apache.org/components/spreadsheet/. – Дата доступа: 23.04.2026.</w:t>
       </w:r>
     </w:p>
     <w:p>

--- a/Матвиенко_курсовая.docx
+++ b/Матвиенко_курсовая.docx
@@ -4,6 +4,703 @@
   <w:body>
     <w:p>
       <w:pPr>
+        <w:spacing w:after="0" w:line="240" w:lineRule="auto"/>
+        <w:jc w:val="center"/>
+        <w:rPr>
+          <w:rFonts w:eastAsia="Calibri" w:cs="Times New Roman"/>
+          <w:szCs w:val="28"/>
+        </w:rPr>
+      </w:pPr>
+      <w:r>
+        <w:rPr>
+          <w:rFonts w:eastAsia="Calibri" w:cs="Times New Roman"/>
+          <w:szCs w:val="28"/>
+        </w:rPr>
+        <w:t>Министерство образования Республики Беларусь</w:t>
+      </w:r>
+    </w:p>
+    <w:p>
+      <w:pPr>
+        <w:spacing w:after="0" w:line="240" w:lineRule="auto"/>
+        <w:jc w:val="center"/>
+        <w:rPr>
+          <w:rFonts w:eastAsia="Calibri" w:cs="Times New Roman"/>
+          <w:szCs w:val="28"/>
+        </w:rPr>
+      </w:pPr>
+      <w:r>
+        <w:rPr>
+          <w:rFonts w:eastAsia="Calibri" w:cs="Times New Roman"/>
+          <w:szCs w:val="28"/>
+        </w:rPr>
+        <w:t>Учреждение образования</w:t>
+      </w:r>
+    </w:p>
+    <w:p>
+      <w:pPr>
+        <w:spacing w:after="0" w:line="240" w:lineRule="auto"/>
+        <w:jc w:val="center"/>
+        <w:rPr>
+          <w:rFonts w:eastAsia="Calibri" w:cs="Times New Roman"/>
+          <w:szCs w:val="28"/>
+        </w:rPr>
+      </w:pPr>
+      <w:r>
+        <w:rPr>
+          <w:rFonts w:eastAsia="Calibri" w:cs="Times New Roman"/>
+          <w:szCs w:val="28"/>
+        </w:rPr>
+        <w:t>«Белорусский государственный университет пищевых и химических технологий»</w:t>
+      </w:r>
+    </w:p>
+    <w:p>
+      <w:pPr>
+        <w:spacing w:after="0" w:line="240" w:lineRule="auto"/>
+        <w:jc w:val="center"/>
+        <w:rPr>
+          <w:rFonts w:eastAsia="Calibri" w:cs="Times New Roman"/>
+          <w:szCs w:val="28"/>
+          <w:lang w:val="x-none"/>
+        </w:rPr>
+      </w:pPr>
+    </w:p>
+    <w:p>
+      <w:pPr>
+        <w:spacing w:after="0" w:line="240" w:lineRule="auto"/>
+        <w:jc w:val="center"/>
+        <w:rPr>
+          <w:rFonts w:eastAsia="Calibri" w:cs="Times New Roman"/>
+          <w:szCs w:val="28"/>
+        </w:rPr>
+      </w:pPr>
+    </w:p>
+    <w:p>
+      <w:pPr>
+        <w:spacing w:after="0" w:line="240" w:lineRule="auto"/>
+        <w:jc w:val="center"/>
+        <w:rPr>
+          <w:rFonts w:eastAsia="Calibri" w:cs="Times New Roman"/>
+          <w:szCs w:val="28"/>
+        </w:rPr>
+      </w:pPr>
+    </w:p>
+    <w:p>
+      <w:pPr>
+        <w:spacing w:after="0" w:line="240" w:lineRule="auto"/>
+        <w:jc w:val="center"/>
+        <w:rPr>
+          <w:rFonts w:eastAsia="Calibri" w:cs="Times New Roman"/>
+          <w:szCs w:val="28"/>
+        </w:rPr>
+      </w:pPr>
+    </w:p>
+    <w:p>
+      <w:pPr>
+        <w:spacing w:after="0" w:line="240" w:lineRule="auto"/>
+        <w:jc w:val="center"/>
+        <w:rPr>
+          <w:rFonts w:eastAsia="Calibri" w:cs="Times New Roman"/>
+          <w:szCs w:val="28"/>
+        </w:rPr>
+      </w:pPr>
+      <w:r>
+        <w:rPr>
+          <w:rFonts w:eastAsia="Calibri" w:cs="Times New Roman"/>
+          <w:szCs w:val="28"/>
+        </w:rPr>
+        <w:t>Кафедра автоматизации технологических процессов и производств</w:t>
+      </w:r>
+    </w:p>
+    <w:p>
+      <w:pPr>
+        <w:spacing w:after="0" w:line="240" w:lineRule="auto"/>
+        <w:jc w:val="center"/>
+        <w:rPr>
+          <w:rFonts w:eastAsia="Calibri" w:cs="Times New Roman"/>
+          <w:szCs w:val="28"/>
+        </w:rPr>
+      </w:pPr>
+    </w:p>
+    <w:p>
+      <w:pPr>
+        <w:spacing w:after="0" w:line="240" w:lineRule="auto"/>
+        <w:jc w:val="center"/>
+        <w:rPr>
+          <w:rFonts w:eastAsia="Calibri" w:cs="Times New Roman"/>
+          <w:szCs w:val="28"/>
+        </w:rPr>
+      </w:pPr>
+    </w:p>
+    <w:p>
+      <w:pPr>
+        <w:spacing w:after="0" w:line="240" w:lineRule="auto"/>
+        <w:jc w:val="center"/>
+        <w:rPr>
+          <w:rFonts w:eastAsia="Calibri" w:cs="Times New Roman"/>
+          <w:szCs w:val="28"/>
+        </w:rPr>
+      </w:pPr>
+    </w:p>
+    <w:p>
+      <w:pPr>
+        <w:spacing w:after="0" w:line="240" w:lineRule="auto"/>
+        <w:jc w:val="center"/>
+        <w:rPr>
+          <w:rFonts w:eastAsia="Calibri" w:cs="Times New Roman"/>
+          <w:szCs w:val="28"/>
+        </w:rPr>
+      </w:pPr>
+    </w:p>
+    <w:p>
+      <w:pPr>
+        <w:spacing w:after="0" w:line="240" w:lineRule="auto"/>
+        <w:jc w:val="center"/>
+        <w:rPr>
+          <w:rFonts w:eastAsia="Calibri" w:cs="Times New Roman"/>
+          <w:szCs w:val="28"/>
+        </w:rPr>
+      </w:pPr>
+    </w:p>
+    <w:p>
+      <w:pPr>
+        <w:spacing w:after="0" w:line="240" w:lineRule="auto"/>
+        <w:jc w:val="center"/>
+        <w:rPr>
+          <w:rFonts w:eastAsia="Calibri" w:cs="Times New Roman"/>
+          <w:szCs w:val="28"/>
+        </w:rPr>
+      </w:pPr>
+    </w:p>
+    <w:p>
+      <w:pPr>
+        <w:spacing w:after="0" w:line="240" w:lineRule="auto"/>
+        <w:jc w:val="center"/>
+        <w:rPr>
+          <w:rFonts w:eastAsia="Calibri" w:cs="Times New Roman"/>
+          <w:b/>
+          <w:sz w:val="32"/>
+          <w:szCs w:val="32"/>
+        </w:rPr>
+      </w:pPr>
+      <w:r>
+        <w:rPr>
+          <w:rFonts w:eastAsia="Calibri" w:cs="Times New Roman"/>
+          <w:b/>
+          <w:sz w:val="32"/>
+          <w:szCs w:val="32"/>
+        </w:rPr>
+        <w:t>Разработка сетевого приложения для автоматизации работы отдела сбыта фермерского хозяйства</w:t>
+      </w:r>
+    </w:p>
+    <w:p>
+      <w:pPr>
+        <w:spacing w:after="0" w:line="240" w:lineRule="auto"/>
+        <w:jc w:val="center"/>
+        <w:rPr>
+          <w:rFonts w:eastAsia="Calibri" w:cs="Times New Roman"/>
+          <w:b/>
+          <w:sz w:val="32"/>
+          <w:szCs w:val="32"/>
+        </w:rPr>
+      </w:pPr>
+    </w:p>
+    <w:p>
+      <w:pPr>
+        <w:spacing w:after="0" w:line="240" w:lineRule="auto"/>
+        <w:jc w:val="center"/>
+        <w:rPr>
+          <w:rFonts w:eastAsia="Calibri" w:cs="Times New Roman"/>
+          <w:b/>
+          <w:szCs w:val="28"/>
+        </w:rPr>
+      </w:pPr>
+      <w:r>
+        <w:rPr>
+          <w:rFonts w:eastAsia="Calibri" w:cs="Times New Roman"/>
+          <w:b/>
+          <w:szCs w:val="28"/>
+        </w:rPr>
+        <w:t>Курсовой проект</w:t>
+      </w:r>
+    </w:p>
+    <w:p>
+      <w:pPr>
+        <w:spacing w:after="0" w:line="240" w:lineRule="auto"/>
+        <w:jc w:val="center"/>
+        <w:rPr>
+          <w:rFonts w:eastAsia="Calibri" w:cs="Times New Roman"/>
+          <w:szCs w:val="28"/>
+        </w:rPr>
+      </w:pPr>
+      <w:r>
+        <w:rPr>
+          <w:rFonts w:eastAsia="Calibri" w:cs="Times New Roman"/>
+          <w:szCs w:val="28"/>
+        </w:rPr>
+        <w:t>по дисциплине «</w:t>
+      </w:r>
+      <w:r>
+        <w:rPr>
+          <w:rFonts w:eastAsia="Calibri" w:cs="Times New Roman"/>
+          <w:szCs w:val="28"/>
+        </w:rPr>
+        <w:t>Программирование сетевых приложений</w:t>
+      </w:r>
+      <w:r>
+        <w:rPr>
+          <w:rFonts w:eastAsia="Calibri" w:cs="Times New Roman"/>
+          <w:szCs w:val="28"/>
+        </w:rPr>
+        <w:t>»</w:t>
+      </w:r>
+    </w:p>
+    <w:p>
+      <w:pPr>
+        <w:spacing w:after="0" w:line="240" w:lineRule="auto"/>
+        <w:jc w:val="center"/>
+        <w:rPr>
+          <w:rFonts w:eastAsia="Calibri" w:cs="Times New Roman"/>
+          <w:szCs w:val="28"/>
+        </w:rPr>
+      </w:pPr>
+      <w:r>
+        <w:rPr>
+          <w:rFonts w:eastAsia="Calibri" w:cs="Times New Roman"/>
+          <w:szCs w:val="28"/>
+        </w:rPr>
+        <w:t>Специальность 6-05-0611-01 Информационные системы и технологии</w:t>
+      </w:r>
+    </w:p>
+    <w:p>
+      <w:pPr>
+        <w:spacing w:after="0" w:line="240" w:lineRule="auto"/>
+        <w:jc w:val="center"/>
+        <w:rPr>
+          <w:rFonts w:eastAsia="Calibri" w:cs="Times New Roman"/>
+          <w:szCs w:val="28"/>
+        </w:rPr>
+      </w:pPr>
+    </w:p>
+    <w:p>
+      <w:pPr>
+        <w:spacing w:after="0" w:line="240" w:lineRule="auto"/>
+        <w:jc w:val="center"/>
+        <w:rPr>
+          <w:rFonts w:eastAsia="Calibri" w:cs="Times New Roman"/>
+          <w:szCs w:val="28"/>
+        </w:rPr>
+      </w:pPr>
+    </w:p>
+    <w:p>
+      <w:pPr>
+        <w:spacing w:after="0" w:line="240" w:lineRule="auto"/>
+        <w:jc w:val="center"/>
+        <w:rPr>
+          <w:rFonts w:eastAsia="Calibri" w:cs="Times New Roman"/>
+          <w:szCs w:val="28"/>
+        </w:rPr>
+      </w:pPr>
+    </w:p>
+    <w:p>
+      <w:pPr>
+        <w:spacing w:after="0" w:line="240" w:lineRule="auto"/>
+        <w:jc w:val="center"/>
+        <w:rPr>
+          <w:rFonts w:eastAsia="Calibri" w:cs="Times New Roman"/>
+          <w:szCs w:val="28"/>
+        </w:rPr>
+      </w:pPr>
+    </w:p>
+    <w:p>
+      <w:pPr>
+        <w:spacing w:after="0" w:line="240" w:lineRule="auto"/>
+        <w:jc w:val="center"/>
+        <w:rPr>
+          <w:rFonts w:eastAsia="Calibri" w:cs="Times New Roman"/>
+          <w:szCs w:val="28"/>
+        </w:rPr>
+      </w:pPr>
+    </w:p>
+    <w:p>
+      <w:pPr>
+        <w:spacing w:after="0" w:line="240" w:lineRule="auto"/>
+        <w:jc w:val="center"/>
+        <w:rPr>
+          <w:rFonts w:eastAsia="Calibri" w:cs="Times New Roman"/>
+          <w:szCs w:val="28"/>
+        </w:rPr>
+      </w:pPr>
+    </w:p>
+    <w:p>
+      <w:pPr>
+        <w:spacing w:after="0" w:line="240" w:lineRule="auto"/>
+        <w:jc w:val="center"/>
+        <w:rPr>
+          <w:rFonts w:eastAsia="Calibri" w:cs="Times New Roman"/>
+          <w:szCs w:val="28"/>
+        </w:rPr>
+      </w:pPr>
+    </w:p>
+    <w:p>
+      <w:pPr>
+        <w:spacing w:after="0" w:line="240" w:lineRule="auto"/>
+        <w:jc w:val="center"/>
+        <w:rPr>
+          <w:rFonts w:eastAsia="Calibri" w:cs="Times New Roman"/>
+          <w:szCs w:val="28"/>
+        </w:rPr>
+      </w:pPr>
+    </w:p>
+    <w:tbl>
+      <w:tblPr>
+        <w:tblStyle w:val="12"/>
+        <w:tblW w:w="10033" w:type="dxa"/>
+        <w:tblLook w:val="04A0" w:firstRow="1" w:lastRow="0" w:firstColumn="1" w:lastColumn="0" w:noHBand="0" w:noVBand="1"/>
+      </w:tblPr>
+      <w:tblGrid>
+        <w:gridCol w:w="5016"/>
+        <w:gridCol w:w="5017"/>
+      </w:tblGrid>
+      <w:tr>
+        <w:trPr>
+          <w:trHeight w:val="1968"/>
+        </w:trPr>
+        <w:tc>
+          <w:tcPr>
+            <w:tcW w:w="5016" w:type="dxa"/>
+            <w:tcBorders>
+              <w:top w:val="nil"/>
+              <w:left w:val="nil"/>
+              <w:bottom w:val="nil"/>
+              <w:right w:val="nil"/>
+            </w:tcBorders>
+          </w:tcPr>
+          <w:p>
+            <w:pPr>
+              <w:spacing w:after="160"/>
+              <w:rPr>
+                <w:rFonts w:eastAsia="Calibri" w:cs="Times New Roman"/>
+                <w:szCs w:val="28"/>
+              </w:rPr>
+            </w:pPr>
+            <w:r>
+              <w:rPr>
+                <w:rFonts w:eastAsia="Calibri" w:cs="Times New Roman"/>
+                <w:szCs w:val="28"/>
+              </w:rPr>
+              <w:t>Проверил</w:t>
+            </w:r>
+          </w:p>
+          <w:p>
+            <w:pPr>
+              <w:spacing w:after="160"/>
+              <w:rPr>
+                <w:rFonts w:eastAsia="Calibri" w:cs="Times New Roman"/>
+                <w:szCs w:val="28"/>
+              </w:rPr>
+            </w:pPr>
+            <w:r>
+              <w:rPr>
+                <w:rFonts w:eastAsia="Calibri" w:cs="Times New Roman"/>
+                <w:szCs w:val="28"/>
+              </w:rPr>
+              <w:t>Ст. преподаватель</w:t>
+            </w:r>
+          </w:p>
+          <w:p>
+            <w:pPr>
+              <w:spacing w:after="160"/>
+              <w:rPr>
+                <w:rFonts w:eastAsia="Calibri" w:cs="Times New Roman"/>
+                <w:szCs w:val="28"/>
+              </w:rPr>
+            </w:pPr>
+            <w:r>
+              <w:rPr>
+                <w:rFonts w:eastAsia="Calibri" w:cs="Times New Roman"/>
+                <w:szCs w:val="28"/>
+              </w:rPr>
+              <w:t>Господ А.В.</w:t>
+            </w:r>
+          </w:p>
+          <w:p>
+            <w:pPr>
+              <w:spacing w:after="160"/>
+              <w:rPr>
+                <w:rFonts w:eastAsia="Calibri" w:cs="Times New Roman"/>
+                <w:szCs w:val="28"/>
+              </w:rPr>
+            </w:pPr>
+            <w:r>
+              <w:rPr>
+                <w:rFonts w:eastAsia="Calibri" w:cs="Times New Roman"/>
+                <w:szCs w:val="28"/>
+              </w:rPr>
+              <w:t>«__</w:t>
+            </w:r>
+            <w:proofErr w:type="gramStart"/>
+            <w:r>
+              <w:rPr>
+                <w:rFonts w:eastAsia="Calibri" w:cs="Times New Roman"/>
+                <w:szCs w:val="28"/>
+              </w:rPr>
+              <w:t>_»_</w:t>
+            </w:r>
+            <w:proofErr w:type="gramEnd"/>
+            <w:r>
+              <w:rPr>
+                <w:rFonts w:eastAsia="Calibri" w:cs="Times New Roman"/>
+                <w:szCs w:val="28"/>
+              </w:rPr>
+              <w:t>___________2026г.</w:t>
+            </w:r>
+          </w:p>
+        </w:tc>
+        <w:tc>
+          <w:tcPr>
+            <w:tcW w:w="5017" w:type="dxa"/>
+            <w:tcBorders>
+              <w:top w:val="nil"/>
+              <w:left w:val="nil"/>
+              <w:bottom w:val="nil"/>
+              <w:right w:val="nil"/>
+            </w:tcBorders>
+          </w:tcPr>
+          <w:p>
+            <w:pPr>
+              <w:spacing w:after="160"/>
+              <w:rPr>
+                <w:rFonts w:eastAsia="Calibri" w:cs="Times New Roman"/>
+                <w:szCs w:val="28"/>
+              </w:rPr>
+            </w:pPr>
+            <w:r>
+              <w:rPr>
+                <w:rFonts w:eastAsia="Calibri" w:cs="Times New Roman"/>
+                <w:szCs w:val="28"/>
+              </w:rPr>
+              <w:t>Выполнил</w:t>
+            </w:r>
+          </w:p>
+          <w:p>
+            <w:pPr>
+              <w:spacing w:after="160"/>
+              <w:rPr>
+                <w:rFonts w:eastAsia="Calibri" w:cs="Times New Roman"/>
+                <w:szCs w:val="28"/>
+              </w:rPr>
+            </w:pPr>
+            <w:r>
+              <w:rPr>
+                <w:rFonts w:eastAsia="Calibri" w:cs="Times New Roman"/>
+                <w:szCs w:val="28"/>
+              </w:rPr>
+              <w:t>Студент группы ИСиТ-241</w:t>
+            </w:r>
+          </w:p>
+          <w:p>
+            <w:pPr>
+              <w:spacing w:after="160"/>
+              <w:rPr>
+                <w:rFonts w:eastAsia="Calibri" w:cs="Times New Roman"/>
+                <w:szCs w:val="28"/>
+              </w:rPr>
+            </w:pPr>
+            <w:r>
+              <w:rPr>
+                <w:rFonts w:eastAsia="Calibri" w:cs="Times New Roman"/>
+                <w:szCs w:val="28"/>
+              </w:rPr>
+              <w:t>Матвиенко</w:t>
+            </w:r>
+            <w:r>
+              <w:rPr>
+                <w:rFonts w:eastAsia="Calibri" w:cs="Times New Roman"/>
+                <w:szCs w:val="28"/>
+              </w:rPr>
+              <w:t xml:space="preserve"> </w:t>
+            </w:r>
+            <w:r>
+              <w:rPr>
+                <w:rFonts w:eastAsia="Calibri" w:cs="Times New Roman"/>
+                <w:szCs w:val="28"/>
+              </w:rPr>
+              <w:t>А</w:t>
+            </w:r>
+            <w:r>
+              <w:rPr>
+                <w:rFonts w:eastAsia="Calibri" w:cs="Times New Roman"/>
+                <w:szCs w:val="28"/>
+              </w:rPr>
+              <w:t>.</w:t>
+            </w:r>
+            <w:r>
+              <w:rPr>
+                <w:rFonts w:eastAsia="Calibri" w:cs="Times New Roman"/>
+                <w:szCs w:val="28"/>
+              </w:rPr>
+              <w:t>Д</w:t>
+            </w:r>
+            <w:r>
+              <w:rPr>
+                <w:rFonts w:eastAsia="Calibri" w:cs="Times New Roman"/>
+                <w:szCs w:val="28"/>
+              </w:rPr>
+              <w:t>.</w:t>
+            </w:r>
+          </w:p>
+          <w:p>
+            <w:pPr>
+              <w:spacing w:after="160"/>
+              <w:rPr>
+                <w:rFonts w:eastAsia="Calibri" w:cs="Times New Roman"/>
+                <w:szCs w:val="28"/>
+              </w:rPr>
+            </w:pPr>
+            <w:r>
+              <w:rPr>
+                <w:rFonts w:eastAsia="Calibri" w:cs="Times New Roman"/>
+                <w:szCs w:val="28"/>
+              </w:rPr>
+              <w:t>«__</w:t>
+            </w:r>
+            <w:proofErr w:type="gramStart"/>
+            <w:r>
+              <w:rPr>
+                <w:rFonts w:eastAsia="Calibri" w:cs="Times New Roman"/>
+                <w:szCs w:val="28"/>
+              </w:rPr>
+              <w:t>_»_</w:t>
+            </w:r>
+            <w:proofErr w:type="gramEnd"/>
+            <w:r>
+              <w:rPr>
+                <w:rFonts w:eastAsia="Calibri" w:cs="Times New Roman"/>
+                <w:szCs w:val="28"/>
+              </w:rPr>
+              <w:t>___________2026г.</w:t>
+            </w:r>
+          </w:p>
+        </w:tc>
+      </w:tr>
+    </w:tbl>
+    <w:p>
+      <w:pPr>
+        <w:spacing w:after="0" w:line="240" w:lineRule="auto"/>
+        <w:jc w:val="center"/>
+        <w:rPr>
+          <w:rFonts w:eastAsia="Calibri" w:cs="Times New Roman"/>
+          <w:szCs w:val="28"/>
+        </w:rPr>
+      </w:pPr>
+    </w:p>
+    <w:p>
+      <w:pPr>
+        <w:spacing w:after="0" w:line="240" w:lineRule="auto"/>
+        <w:jc w:val="center"/>
+        <w:rPr>
+          <w:rFonts w:eastAsia="Calibri" w:cs="Times New Roman"/>
+          <w:szCs w:val="28"/>
+        </w:rPr>
+      </w:pPr>
+    </w:p>
+    <w:p>
+      <w:pPr>
+        <w:spacing w:after="0" w:line="240" w:lineRule="auto"/>
+        <w:jc w:val="center"/>
+        <w:rPr>
+          <w:rFonts w:eastAsia="Calibri" w:cs="Times New Roman"/>
+          <w:szCs w:val="28"/>
+        </w:rPr>
+      </w:pPr>
+    </w:p>
+    <w:p>
+      <w:pPr>
+        <w:spacing w:after="0" w:line="240" w:lineRule="auto"/>
+        <w:jc w:val="center"/>
+        <w:rPr>
+          <w:rFonts w:eastAsia="Calibri" w:cs="Times New Roman"/>
+          <w:szCs w:val="28"/>
+        </w:rPr>
+      </w:pPr>
+    </w:p>
+    <w:p>
+      <w:pPr>
+        <w:spacing w:after="0" w:line="240" w:lineRule="auto"/>
+        <w:jc w:val="center"/>
+        <w:rPr>
+          <w:rFonts w:eastAsia="Calibri" w:cs="Times New Roman"/>
+          <w:szCs w:val="28"/>
+        </w:rPr>
+      </w:pPr>
+    </w:p>
+    <w:p>
+      <w:pPr>
+        <w:spacing w:after="0" w:line="240" w:lineRule="auto"/>
+        <w:jc w:val="center"/>
+        <w:rPr>
+          <w:rFonts w:eastAsia="Calibri" w:cs="Times New Roman"/>
+          <w:szCs w:val="28"/>
+        </w:rPr>
+      </w:pPr>
+    </w:p>
+    <w:p>
+      <w:pPr>
+        <w:spacing w:after="0" w:line="240" w:lineRule="auto"/>
+        <w:jc w:val="center"/>
+        <w:rPr>
+          <w:rFonts w:eastAsia="Calibri" w:cs="Times New Roman"/>
+          <w:szCs w:val="28"/>
+        </w:rPr>
+      </w:pPr>
+    </w:p>
+    <w:p>
+      <w:pPr>
+        <w:spacing w:after="0" w:line="240" w:lineRule="auto"/>
+        <w:jc w:val="center"/>
+        <w:rPr>
+          <w:rFonts w:eastAsia="Calibri" w:cs="Times New Roman"/>
+          <w:szCs w:val="28"/>
+        </w:rPr>
+      </w:pPr>
+    </w:p>
+    <w:p>
+      <w:pPr>
+        <w:spacing w:after="0" w:line="240" w:lineRule="auto"/>
+        <w:jc w:val="center"/>
+        <w:rPr>
+          <w:rFonts w:eastAsia="Calibri" w:cs="Times New Roman"/>
+          <w:szCs w:val="28"/>
+        </w:rPr>
+      </w:pPr>
+      <w:r>
+        <w:t>Могилев 2026</w:t>
+      </w:r>
+    </w:p>
+    <w:p>
+      <w:pPr>
+        <w:spacing w:after="0" w:line="240" w:lineRule="auto"/>
+        <w:jc w:val="center"/>
+        <w:rPr>
+          <w:rFonts w:eastAsia="Times New Roman" w:cs="Times New Roman"/>
+          <w:b/>
+          <w:bCs/>
+          <w:szCs w:val="28"/>
+        </w:rPr>
+        <w:sectPr>
+          <w:type w:val="continuous"/>
+          <w:pgSz w:w="11906" w:h="16838" w:code="9"/>
+          <w:pgMar w:top="1134" w:right="567" w:bottom="1134" w:left="1418" w:header="709" w:footer="709" w:gutter="0"/>
+          <w:pgNumType w:start="2"/>
+          <w:cols w:space="708"/>
+          <w:titlePg/>
+          <w:docGrid w:linePitch="381"/>
+        </w:sectPr>
+      </w:pPr>
+    </w:p>
+    <w:p>
+      <w:pPr>
+        <w:spacing w:after="0"/>
         <w:jc w:val="both"/>
         <w:rPr>
           <w:rFonts w:cs="Times New Roman"/>
@@ -13,6 +710,7 @@
     </w:p>
     <w:p>
       <w:pPr>
+        <w:spacing w:after="0"/>
         <w:jc w:val="center"/>
         <w:rPr>
           <w:rFonts w:cs="Times New Roman"/>
@@ -73,7 +771,7 @@
             <w:tabs>
               <w:tab w:val="right" w:leader="dot" w:pos="9915"/>
             </w:tabs>
-            <w:jc w:val="both"/>
+            <w:spacing w:after="0"/>
             <w:rPr>
               <w:rFonts w:asciiTheme="minorHAnsi" w:eastAsiaTheme="minorEastAsia" w:hAnsiTheme="minorHAnsi"/>
               <w:noProof/>
@@ -103,14 +801,13 @@
             </w:rPr>
             <w:fldChar w:fldCharType="separate"/>
           </w:r>
-          <w:hyperlink w:anchor="_Toc228056980" w:history="1">
+          <w:hyperlink w:anchor="_Toc228208637" w:history="1">
             <w:r>
               <w:rPr>
                 <w:rStyle w:val="a3"/>
-                <w:rFonts w:eastAsia="Times New Roman"/>
                 <w:noProof/>
               </w:rPr>
-              <w:t>1  Описание предметной области</w:t>
+              <w:t>1 Описание предметной области</w:t>
             </w:r>
             <w:r>
               <w:rPr>
@@ -131,7 +828,7 @@
                 <w:noProof/>
                 <w:webHidden/>
               </w:rPr>
-              <w:instrText xml:space="preserve"> PAGEREF _Toc228056980 \h </w:instrText>
+              <w:instrText xml:space="preserve"> PAGEREF _Toc228208637 \h </w:instrText>
             </w:r>
             <w:r>
               <w:rPr>
@@ -168,7 +865,7 @@
             <w:tabs>
               <w:tab w:val="right" w:leader="dot" w:pos="9915"/>
             </w:tabs>
-            <w:jc w:val="both"/>
+            <w:spacing w:after="0"/>
             <w:rPr>
               <w:rFonts w:asciiTheme="minorHAnsi" w:eastAsiaTheme="minorEastAsia" w:hAnsiTheme="minorHAnsi"/>
               <w:noProof/>
@@ -177,7 +874,7 @@
               <w:lang w:val="ru-BY" w:eastAsia="ru-BY"/>
             </w:rPr>
           </w:pPr>
-          <w:hyperlink w:anchor="_Toc228056981" w:history="1">
+          <w:hyperlink w:anchor="_Toc228208638" w:history="1">
             <w:r>
               <w:rPr>
                 <w:rStyle w:val="a3"/>
@@ -205,7 +902,7 @@
                 <w:noProof/>
                 <w:webHidden/>
               </w:rPr>
-              <w:instrText xml:space="preserve"> PAGEREF _Toc228056981 \h </w:instrText>
+              <w:instrText xml:space="preserve"> PAGEREF _Toc228208638 \h </w:instrText>
             </w:r>
             <w:r>
               <w:rPr>
@@ -242,7 +939,7 @@
             <w:tabs>
               <w:tab w:val="right" w:leader="dot" w:pos="9915"/>
             </w:tabs>
-            <w:jc w:val="both"/>
+            <w:spacing w:after="0"/>
             <w:rPr>
               <w:rFonts w:asciiTheme="minorHAnsi" w:eastAsiaTheme="minorEastAsia" w:hAnsiTheme="minorHAnsi"/>
               <w:noProof/>
@@ -251,7 +948,7 @@
               <w:lang w:val="ru-BY" w:eastAsia="ru-BY"/>
             </w:rPr>
           </w:pPr>
-          <w:hyperlink w:anchor="_Toc228056982" w:history="1">
+          <w:hyperlink w:anchor="_Toc228208639" w:history="1">
             <w:r>
               <w:rPr>
                 <w:rStyle w:val="a3"/>
@@ -279,7 +976,7 @@
                 <w:noProof/>
                 <w:webHidden/>
               </w:rPr>
-              <w:instrText xml:space="preserve"> PAGEREF _Toc228056982 \h </w:instrText>
+              <w:instrText xml:space="preserve"> PAGEREF _Toc228208639 \h </w:instrText>
             </w:r>
             <w:r>
               <w:rPr>
@@ -316,7 +1013,7 @@
             <w:tabs>
               <w:tab w:val="right" w:leader="dot" w:pos="9915"/>
             </w:tabs>
-            <w:jc w:val="both"/>
+            <w:spacing w:after="0"/>
             <w:rPr>
               <w:rFonts w:asciiTheme="minorHAnsi" w:eastAsiaTheme="minorEastAsia" w:hAnsiTheme="minorHAnsi"/>
               <w:noProof/>
@@ -325,7 +1022,7 @@
               <w:lang w:val="ru-BY" w:eastAsia="ru-BY"/>
             </w:rPr>
           </w:pPr>
-          <w:hyperlink w:anchor="_Toc228056983" w:history="1">
+          <w:hyperlink w:anchor="_Toc228208640" w:history="1">
             <w:r>
               <w:rPr>
                 <w:rStyle w:val="a3"/>
@@ -353,7 +1050,7 @@
                 <w:noProof/>
                 <w:webHidden/>
               </w:rPr>
-              <w:instrText xml:space="preserve"> PAGEREF _Toc228056983 \h </w:instrText>
+              <w:instrText xml:space="preserve"> PAGEREF _Toc228208640 \h </w:instrText>
             </w:r>
             <w:r>
               <w:rPr>
@@ -390,7 +1087,7 @@
             <w:tabs>
               <w:tab w:val="right" w:leader="dot" w:pos="9915"/>
             </w:tabs>
-            <w:jc w:val="both"/>
+            <w:spacing w:after="0"/>
             <w:rPr>
               <w:rFonts w:asciiTheme="minorHAnsi" w:eastAsiaTheme="minorEastAsia" w:hAnsiTheme="minorHAnsi"/>
               <w:noProof/>
@@ -399,14 +1096,13 @@
               <w:lang w:val="ru-BY" w:eastAsia="ru-BY"/>
             </w:rPr>
           </w:pPr>
-          <w:hyperlink w:anchor="_Toc228056984" w:history="1">
+          <w:hyperlink w:anchor="_Toc228208641" w:history="1">
             <w:r>
               <w:rPr>
                 <w:rStyle w:val="a3"/>
-                <w:rFonts w:eastAsia="Times New Roman"/>
                 <w:noProof/>
               </w:rPr>
-              <w:t>2  Технология разработки приложения</w:t>
+              <w:t>2 Технология разработки приложения</w:t>
             </w:r>
             <w:r>
               <w:rPr>
@@ -427,7 +1123,7 @@
                 <w:noProof/>
                 <w:webHidden/>
               </w:rPr>
-              <w:instrText xml:space="preserve"> PAGEREF _Toc228056984 \h </w:instrText>
+              <w:instrText xml:space="preserve"> PAGEREF _Toc228208641 \h </w:instrText>
             </w:r>
             <w:r>
               <w:rPr>
@@ -464,7 +1160,7 @@
             <w:tabs>
               <w:tab w:val="right" w:leader="dot" w:pos="9915"/>
             </w:tabs>
-            <w:jc w:val="both"/>
+            <w:spacing w:after="0"/>
             <w:rPr>
               <w:rFonts w:asciiTheme="minorHAnsi" w:eastAsiaTheme="minorEastAsia" w:hAnsiTheme="minorHAnsi"/>
               <w:noProof/>
@@ -473,7 +1169,7 @@
               <w:lang w:val="ru-BY" w:eastAsia="ru-BY"/>
             </w:rPr>
           </w:pPr>
-          <w:hyperlink w:anchor="_Toc228056985" w:history="1">
+          <w:hyperlink w:anchor="_Toc228208642" w:history="1">
             <w:r>
               <w:rPr>
                 <w:rStyle w:val="a3"/>
@@ -501,7 +1197,7 @@
                 <w:noProof/>
                 <w:webHidden/>
               </w:rPr>
-              <w:instrText xml:space="preserve"> PAGEREF _Toc228056985 \h </w:instrText>
+              <w:instrText xml:space="preserve"> PAGEREF _Toc228208642 \h </w:instrText>
             </w:r>
             <w:r>
               <w:rPr>
@@ -538,7 +1234,7 @@
             <w:tabs>
               <w:tab w:val="right" w:leader="dot" w:pos="9915"/>
             </w:tabs>
-            <w:jc w:val="both"/>
+            <w:spacing w:after="0"/>
             <w:rPr>
               <w:rFonts w:asciiTheme="minorHAnsi" w:eastAsiaTheme="minorEastAsia" w:hAnsiTheme="minorHAnsi"/>
               <w:noProof/>
@@ -547,7 +1243,7 @@
               <w:lang w:val="ru-BY" w:eastAsia="ru-BY"/>
             </w:rPr>
           </w:pPr>
-          <w:hyperlink w:anchor="_Toc228056986" w:history="1">
+          <w:hyperlink w:anchor="_Toc228208643" w:history="1">
             <w:r>
               <w:rPr>
                 <w:rStyle w:val="a3"/>
@@ -575,7 +1271,7 @@
                 <w:noProof/>
                 <w:webHidden/>
               </w:rPr>
-              <w:instrText xml:space="preserve"> PAGEREF _Toc228056986 \h </w:instrText>
+              <w:instrText xml:space="preserve"> PAGEREF _Toc228208643 \h </w:instrText>
             </w:r>
             <w:r>
               <w:rPr>
@@ -595,7 +1291,7 @@
                 <w:noProof/>
                 <w:webHidden/>
               </w:rPr>
-              <w:t>10</w:t>
+              <w:t>11</w:t>
             </w:r>
             <w:r>
               <w:rPr>
@@ -612,7 +1308,7 @@
             <w:tabs>
               <w:tab w:val="right" w:leader="dot" w:pos="9915"/>
             </w:tabs>
-            <w:jc w:val="both"/>
+            <w:spacing w:after="0"/>
             <w:rPr>
               <w:rFonts w:asciiTheme="minorHAnsi" w:eastAsiaTheme="minorEastAsia" w:hAnsiTheme="minorHAnsi"/>
               <w:noProof/>
@@ -621,7 +1317,7 @@
               <w:lang w:val="ru-BY" w:eastAsia="ru-BY"/>
             </w:rPr>
           </w:pPr>
-          <w:hyperlink w:anchor="_Toc228056987" w:history="1">
+          <w:hyperlink w:anchor="_Toc228208644" w:history="1">
             <w:r>
               <w:rPr>
                 <w:rStyle w:val="a3"/>
@@ -648,154 +1344,7 @@
                 <w:noProof/>
                 <w:webHidden/>
               </w:rPr>
-              <w:instrText xml:space="preserve"> PAGEREF _Toc228056987 \h </w:instrText>
-            </w:r>
-            <w:r>
-              <w:rPr>
-                <w:noProof/>
-                <w:webHidden/>
-              </w:rPr>
-            </w:r>
-            <w:r>
-              <w:rPr>
-                <w:noProof/>
-                <w:webHidden/>
-              </w:rPr>
-              <w:fldChar w:fldCharType="separate"/>
-            </w:r>
-            <w:r>
-              <w:rPr>
-                <w:noProof/>
-                <w:webHidden/>
-              </w:rPr>
-              <w:t>20</w:t>
-            </w:r>
-            <w:r>
-              <w:rPr>
-                <w:noProof/>
-                <w:webHidden/>
-              </w:rPr>
-              <w:fldChar w:fldCharType="end"/>
-            </w:r>
-          </w:hyperlink>
-        </w:p>
-        <w:p>
-          <w:pPr>
-            <w:pStyle w:val="11"/>
-            <w:tabs>
-              <w:tab w:val="right" w:leader="dot" w:pos="9915"/>
-            </w:tabs>
-            <w:jc w:val="both"/>
-            <w:rPr>
-              <w:rFonts w:asciiTheme="minorHAnsi" w:eastAsiaTheme="minorEastAsia" w:hAnsiTheme="minorHAnsi"/>
-              <w:noProof/>
-              <w:sz w:val="24"/>
-              <w:szCs w:val="24"/>
-              <w:lang w:val="ru-BY" w:eastAsia="ru-BY"/>
-            </w:rPr>
-          </w:pPr>
-          <w:hyperlink w:anchor="_Toc228056988" w:history="1">
-            <w:r>
-              <w:rPr>
-                <w:rStyle w:val="a3"/>
-                <w:noProof/>
-              </w:rPr>
-              <w:t>2.4 Результат работы программы</w:t>
-            </w:r>
-            <w:r>
-              <w:rPr>
-                <w:noProof/>
-                <w:webHidden/>
-              </w:rPr>
-              <w:tab/>
-            </w:r>
-            <w:r>
-              <w:rPr>
-                <w:noProof/>
-                <w:webHidden/>
-              </w:rPr>
-              <w:fldChar w:fldCharType="begin"/>
-            </w:r>
-            <w:r>
-              <w:rPr>
-                <w:noProof/>
-                <w:webHidden/>
-              </w:rPr>
-              <w:instrText xml:space="preserve"> PAGEREF _Toc228056988 \h </w:instrText>
-            </w:r>
-            <w:r>
-              <w:rPr>
-                <w:noProof/>
-                <w:webHidden/>
-              </w:rPr>
-            </w:r>
-            <w:r>
-              <w:rPr>
-                <w:noProof/>
-                <w:webHidden/>
-              </w:rPr>
-              <w:fldChar w:fldCharType="separate"/>
-            </w:r>
-            <w:r>
-              <w:rPr>
-                <w:noProof/>
-                <w:webHidden/>
-              </w:rPr>
-              <w:t>20</w:t>
-            </w:r>
-            <w:r>
-              <w:rPr>
-                <w:noProof/>
-                <w:webHidden/>
-              </w:rPr>
-              <w:fldChar w:fldCharType="end"/>
-            </w:r>
-          </w:hyperlink>
-        </w:p>
-        <w:p>
-          <w:pPr>
-            <w:pStyle w:val="11"/>
-            <w:tabs>
-              <w:tab w:val="right" w:leader="dot" w:pos="9915"/>
-            </w:tabs>
-            <w:jc w:val="both"/>
-            <w:rPr>
-              <w:rFonts w:asciiTheme="minorHAnsi" w:eastAsiaTheme="minorEastAsia" w:hAnsiTheme="minorHAnsi"/>
-              <w:noProof/>
-              <w:sz w:val="24"/>
-              <w:szCs w:val="24"/>
-              <w:lang w:val="ru-BY" w:eastAsia="ru-BY"/>
-            </w:rPr>
-          </w:pPr>
-          <w:hyperlink w:anchor="_Toc228056989" w:history="1">
-            <w:r>
-              <w:rPr>
-                <w:rStyle w:val="a3"/>
-                <w:rFonts w:eastAsia="Times New Roman"/>
-                <w:noProof/>
-              </w:rPr>
-              <w:t>3 Инструкция по пользованию проектом</w:t>
-            </w:r>
-            <w:r>
-              <w:rPr>
-                <w:noProof/>
-                <w:webHidden/>
-              </w:rPr>
-              <w:tab/>
-            </w:r>
-            <w:r>
-              <w:rPr>
-                <w:noProof/>
-                <w:webHidden/>
-              </w:rPr>
-              <w:fldChar w:fldCharType="begin"/>
-            </w:r>
-            <w:r>
-              <w:rPr>
-                <w:noProof/>
-                <w:webHidden/>
-              </w:rPr>
-              <w:instrText xml:space="preserve"> PAGEREF _Toc228056989 \h </w:instrText>
+              <w:instrText xml:space="preserve"> PAGEREF _Toc228208644 \h </w:instrText>
             </w:r>
             <w:r>
               <w:rPr>
@@ -832,7 +1381,7 @@
             <w:tabs>
               <w:tab w:val="right" w:leader="dot" w:pos="9915"/>
             </w:tabs>
-            <w:jc w:val="both"/>
+            <w:spacing w:after="0"/>
             <w:rPr>
               <w:rFonts w:asciiTheme="minorHAnsi" w:eastAsiaTheme="minorEastAsia" w:hAnsiTheme="minorHAnsi"/>
               <w:noProof/>
@@ -841,7 +1390,154 @@
               <w:lang w:val="ru-BY" w:eastAsia="ru-BY"/>
             </w:rPr>
           </w:pPr>
-          <w:hyperlink w:anchor="_Toc228056990" w:history="1">
+          <w:hyperlink w:anchor="_Toc228208645" w:history="1">
+            <w:r>
+              <w:rPr>
+                <w:rStyle w:val="a3"/>
+                <w:noProof/>
+              </w:rPr>
+              <w:t>2.4 Результат работы программы</w:t>
+            </w:r>
+            <w:r>
+              <w:rPr>
+                <w:noProof/>
+                <w:webHidden/>
+              </w:rPr>
+              <w:tab/>
+            </w:r>
+            <w:r>
+              <w:rPr>
+                <w:noProof/>
+                <w:webHidden/>
+              </w:rPr>
+              <w:fldChar w:fldCharType="begin"/>
+            </w:r>
+            <w:r>
+              <w:rPr>
+                <w:noProof/>
+                <w:webHidden/>
+              </w:rPr>
+              <w:instrText xml:space="preserve"> PAGEREF _Toc228208645 \h </w:instrText>
+            </w:r>
+            <w:r>
+              <w:rPr>
+                <w:noProof/>
+                <w:webHidden/>
+              </w:rPr>
+            </w:r>
+            <w:r>
+              <w:rPr>
+                <w:noProof/>
+                <w:webHidden/>
+              </w:rPr>
+              <w:fldChar w:fldCharType="separate"/>
+            </w:r>
+            <w:r>
+              <w:rPr>
+                <w:noProof/>
+                <w:webHidden/>
+              </w:rPr>
+              <w:t>24</w:t>
+            </w:r>
+            <w:r>
+              <w:rPr>
+                <w:noProof/>
+                <w:webHidden/>
+              </w:rPr>
+              <w:fldChar w:fldCharType="end"/>
+            </w:r>
+          </w:hyperlink>
+        </w:p>
+        <w:p>
+          <w:pPr>
+            <w:pStyle w:val="11"/>
+            <w:tabs>
+              <w:tab w:val="right" w:leader="dot" w:pos="9915"/>
+            </w:tabs>
+            <w:spacing w:after="0"/>
+            <w:rPr>
+              <w:rFonts w:asciiTheme="minorHAnsi" w:eastAsiaTheme="minorEastAsia" w:hAnsiTheme="minorHAnsi"/>
+              <w:noProof/>
+              <w:sz w:val="24"/>
+              <w:szCs w:val="24"/>
+              <w:lang w:val="ru-BY" w:eastAsia="ru-BY"/>
+            </w:rPr>
+          </w:pPr>
+          <w:hyperlink w:anchor="_Toc228208646" w:history="1">
+            <w:r>
+              <w:rPr>
+                <w:rStyle w:val="a3"/>
+                <w:rFonts w:eastAsia="Times New Roman"/>
+                <w:noProof/>
+              </w:rPr>
+              <w:t>3 Инструкция по пользованию проектом</w:t>
+            </w:r>
+            <w:r>
+              <w:rPr>
+                <w:noProof/>
+                <w:webHidden/>
+              </w:rPr>
+              <w:tab/>
+            </w:r>
+            <w:r>
+              <w:rPr>
+                <w:noProof/>
+                <w:webHidden/>
+              </w:rPr>
+              <w:fldChar w:fldCharType="begin"/>
+            </w:r>
+            <w:r>
+              <w:rPr>
+                <w:noProof/>
+                <w:webHidden/>
+              </w:rPr>
+              <w:instrText xml:space="preserve"> PAGEREF _Toc228208646 \h </w:instrText>
+            </w:r>
+            <w:r>
+              <w:rPr>
+                <w:noProof/>
+                <w:webHidden/>
+              </w:rPr>
+            </w:r>
+            <w:r>
+              <w:rPr>
+                <w:noProof/>
+                <w:webHidden/>
+              </w:rPr>
+              <w:fldChar w:fldCharType="separate"/>
+            </w:r>
+            <w:r>
+              <w:rPr>
+                <w:noProof/>
+                <w:webHidden/>
+              </w:rPr>
+              <w:t>30</w:t>
+            </w:r>
+            <w:r>
+              <w:rPr>
+                <w:noProof/>
+                <w:webHidden/>
+              </w:rPr>
+              <w:fldChar w:fldCharType="end"/>
+            </w:r>
+          </w:hyperlink>
+        </w:p>
+        <w:p>
+          <w:pPr>
+            <w:pStyle w:val="11"/>
+            <w:tabs>
+              <w:tab w:val="right" w:leader="dot" w:pos="9915"/>
+            </w:tabs>
+            <w:spacing w:after="0"/>
+            <w:rPr>
+              <w:rFonts w:asciiTheme="minorHAnsi" w:eastAsiaTheme="minorEastAsia" w:hAnsiTheme="minorHAnsi"/>
+              <w:noProof/>
+              <w:sz w:val="24"/>
+              <w:szCs w:val="24"/>
+              <w:lang w:val="ru-BY" w:eastAsia="ru-BY"/>
+            </w:rPr>
+          </w:pPr>
+          <w:hyperlink w:anchor="_Toc228208647" w:history="1">
             <w:r>
               <w:rPr>
                 <w:rStyle w:val="a3"/>
@@ -869,7 +1565,7 @@
                 <w:noProof/>
                 <w:webHidden/>
               </w:rPr>
-              <w:instrText xml:space="preserve"> PAGEREF _Toc228056990 \h </w:instrText>
+              <w:instrText xml:space="preserve"> PAGEREF _Toc228208647 \h </w:instrText>
             </w:r>
             <w:r>
               <w:rPr>
@@ -889,7 +1585,7 @@
                 <w:noProof/>
                 <w:webHidden/>
               </w:rPr>
-              <w:t>34</w:t>
+              <w:t>42</w:t>
             </w:r>
             <w:r>
               <w:rPr>
@@ -906,7 +1602,7 @@
             <w:tabs>
               <w:tab w:val="right" w:leader="dot" w:pos="9915"/>
             </w:tabs>
-            <w:jc w:val="both"/>
+            <w:spacing w:after="0"/>
             <w:rPr>
               <w:rFonts w:asciiTheme="minorHAnsi" w:eastAsiaTheme="minorEastAsia" w:hAnsiTheme="minorHAnsi"/>
               <w:noProof/>
@@ -915,7 +1611,7 @@
               <w:lang w:val="ru-BY" w:eastAsia="ru-BY"/>
             </w:rPr>
           </w:pPr>
-          <w:hyperlink w:anchor="_Toc228056991" w:history="1">
+          <w:hyperlink w:anchor="_Toc228208648" w:history="1">
             <w:r>
               <w:rPr>
                 <w:rStyle w:val="a3"/>
@@ -943,7 +1639,7 @@
                 <w:noProof/>
                 <w:webHidden/>
               </w:rPr>
-              <w:instrText xml:space="preserve"> PAGEREF _Toc228056991 \h </w:instrText>
+              <w:instrText xml:space="preserve"> PAGEREF _Toc228208648 \h </w:instrText>
             </w:r>
             <w:r>
               <w:rPr>
@@ -963,7 +1659,7 @@
                 <w:noProof/>
                 <w:webHidden/>
               </w:rPr>
-              <w:t>35</w:t>
+              <w:t>43</w:t>
             </w:r>
             <w:r>
               <w:rPr>
@@ -976,6 +1672,7 @@
         </w:p>
         <w:p>
           <w:pPr>
+            <w:spacing w:after="0"/>
             <w:jc w:val="both"/>
             <w:rPr>
               <w:rFonts w:cs="Times New Roman"/>
@@ -998,6 +1695,7 @@
     </w:sdt>
     <w:p>
       <w:pPr>
+        <w:spacing w:after="0"/>
         <w:jc w:val="both"/>
         <w:rPr>
           <w:rFonts w:cs="Times New Roman"/>
@@ -3196,7 +3894,7 @@
                                   <w:sz w:val="20"/>
                                   <w:lang w:val="ru-RU"/>
                                 </w:rPr>
-                                <w:t>36</w:t>
+                                <w:t>43</w:t>
                               </w:r>
                             </w:p>
                           </w:txbxContent>
@@ -4013,7 +4711,7 @@
                             <w:sz w:val="20"/>
                             <w:lang w:val="ru-RU"/>
                           </w:rPr>
-                          <w:t>36</w:t>
+                          <w:t>43</w:t>
                         </w:r>
                       </w:p>
                     </w:txbxContent>
@@ -4071,6 +4769,7 @@
     </w:p>
     <w:p>
       <w:pPr>
+        <w:spacing w:after="0"/>
         <w:jc w:val="both"/>
         <w:rPr>
           <w:rFonts w:cs="Times New Roman"/>
@@ -4093,10 +4792,6 @@
     <w:p>
       <w:pPr>
         <w:pStyle w:val="1"/>
-        <w:numPr>
-          <w:ilvl w:val="0"/>
-          <w:numId w:val="25"/>
-        </w:numPr>
         <w:tabs>
           <w:tab w:val="left" w:pos="1344"/>
         </w:tabs>
@@ -4106,35 +4801,33 @@
           <w:rFonts w:eastAsia="Times New Roman"/>
         </w:rPr>
       </w:pPr>
-      <w:bookmarkStart w:id="0" w:name="_Toc228056980"/>
+      <w:bookmarkStart w:id="0" w:name="_Toc228208637"/>
+      <w:r>
+        <w:lastRenderedPageBreak/>
+        <w:t>1 Описание предметной области</w:t>
+      </w:r>
+      <w:bookmarkEnd w:id="0"/>
+    </w:p>
+    <w:p>
+      <w:pPr>
+        <w:spacing w:after="0"/>
+        <w:jc w:val="both"/>
+      </w:pPr>
+    </w:p>
+    <w:p>
+      <w:pPr>
+        <w:pStyle w:val="1"/>
+        <w:tabs>
+          <w:tab w:val="left" w:pos="1554"/>
+        </w:tabs>
+        <w:spacing w:before="0" w:after="0" w:line="320" w:lineRule="exact"/>
+        <w:jc w:val="both"/>
+      </w:pPr>
+      <w:bookmarkStart w:id="1" w:name="_Toc228208638"/>
       <w:r>
         <w:rPr>
           <w:rFonts w:eastAsia="Times New Roman"/>
         </w:rPr>
-        <w:lastRenderedPageBreak/>
-        <w:t>Описание предметной области</w:t>
-      </w:r>
-      <w:bookmarkEnd w:id="0"/>
-    </w:p>
-    <w:p>
-      <w:pPr>
-        <w:jc w:val="both"/>
-      </w:pPr>
-    </w:p>
-    <w:p>
-      <w:pPr>
-        <w:pStyle w:val="1"/>
-        <w:tabs>
-          <w:tab w:val="left" w:pos="1554"/>
-        </w:tabs>
-        <w:spacing w:before="0" w:after="0" w:line="320" w:lineRule="exact"/>
-        <w:jc w:val="both"/>
-      </w:pPr>
-      <w:bookmarkStart w:id="1" w:name="_Toc228056981"/>
-      <w:r>
-        <w:rPr>
-          <w:rFonts w:eastAsia="Times New Roman"/>
-        </w:rPr>
         <w:t>1.1 Общие положения</w:t>
       </w:r>
       <w:bookmarkEnd w:id="1"/>
@@ -4146,7 +4839,7 @@
         <w:jc w:val="both"/>
       </w:pPr>
       <w:r>
-        <w:t>Сетевое приложение предназначено для использования сотрудниками и покупателями оптового контура по закупке продукции отдела сбыта фермерского хозяйства, включая следующие роли пользователей:</w:t>
+        <w:t>Сетевое приложение предназначено для сотрудников отдела сбыта фермерского хозяйства и покупателей оптового контура. В системе предусмотрены следующие роли пользователей:</w:t>
       </w:r>
     </w:p>
     <w:p>
@@ -4156,7 +4849,7 @@
         <w:jc w:val="both"/>
       </w:pPr>
       <w:r>
-        <w:t>- Директор магазина (покупатель) — добавляет свои адреса для доставки и заказывает на эти адреса продукцию фермерского хозяйства с видением статуса обработки.</w:t>
+        <w:t>- Директор магазина (покупатель) — добавляет адреса доставки, оформляет заказы на продукцию фермерского хозяйства и отслеживает их статус.</w:t>
       </w:r>
     </w:p>
     <w:p>
@@ -4166,7 +4859,7 @@
         <w:jc w:val="both"/>
       </w:pPr>
       <w:r>
-        <w:t>- Менеджер — добавляет, редактирует и удаляет товары для заказов, подтверждает заявки и сопровождает учётные записи директоров.</w:t>
+        <w:t>- Менеджер — добавляет, редактирует и удаляет товары, подтверждает заявки и сопровождает учётные записи директоров магазинов.</w:t>
       </w:r>
     </w:p>
     <w:p>
@@ -4176,7 +4869,7 @@
         <w:jc w:val="both"/>
       </w:pPr>
       <w:r>
-        <w:t>- Логист — координирует подтверждённые заказы и распределяет их между водителями также обновляя их статус, и контролирует выполнение доставок.</w:t>
+        <w:t>- Логист — координирует подтверждённые заказы, распределяет их между водителями, обновляет статусы и контролирует выполнение доставок.</w:t>
       </w:r>
     </w:p>
     <w:p>
@@ -4186,7 +4879,7 @@
         <w:jc w:val="both"/>
       </w:pPr>
       <w:r>
-        <w:t>- Водитель — выполняет доставку заказов, отмечает выполнение заказа обновляя его статус.</w:t>
+        <w:t>- Водитель — выполняет доставку заказов и отмечает их завершение в системе.</w:t>
       </w:r>
     </w:p>
     <w:p>
@@ -4227,7 +4920,7 @@
         <w:spacing w:before="0" w:after="0" w:line="320" w:lineRule="exact"/>
         <w:jc w:val="both"/>
       </w:pPr>
-      <w:bookmarkStart w:id="2" w:name="_Toc228056982"/>
+      <w:bookmarkStart w:id="2" w:name="_Toc228208639"/>
       <w:r>
         <w:rPr>
           <w:rFonts w:eastAsia="Times New Roman"/>
@@ -4277,13 +4970,135 @@
         <w:jc w:val="both"/>
       </w:pPr>
       <w:r>
+        <w:t>- Обоснование выбора: Java выбрана в качестве основного языка разработки благодаря строгой типизации и развитой системе управления памятью, что снижает вероятность ошибок времени выполнения. Кроссплатформенность Java позволяет развёртывать приложение в разных серверных окружениях без изменения кода.</w:t>
+      </w:r>
+    </w:p>
+    <w:p>
+      <w:pPr>
+        <w:pStyle w:val="af7"/>
+        <w:ind w:firstLine="567"/>
+        <w:jc w:val="both"/>
+      </w:pPr>
+      <w:proofErr w:type="spellStart"/>
+      <w:r>
+        <w:rPr>
+          <w:b/>
+        </w:rPr>
+        <w:t>IntelliJ</w:t>
+      </w:r>
+      <w:proofErr w:type="spellEnd"/>
+      <w:r>
+        <w:rPr>
+          <w:b/>
+        </w:rPr>
+        <w:t xml:space="preserve"> IDEA — </w:t>
+      </w:r>
+      <w:r>
+        <w:t xml:space="preserve">интегрированная среда разработки (IDE) от </w:t>
+      </w:r>
+      <w:proofErr w:type="spellStart"/>
+      <w:r>
+        <w:t>JetBrains</w:t>
+      </w:r>
+      <w:proofErr w:type="spellEnd"/>
+      <w:r>
+        <w:t>.</w:t>
+      </w:r>
+    </w:p>
+    <w:p>
+      <w:pPr>
+        <w:pStyle w:val="af7"/>
+        <w:ind w:firstLine="567"/>
+        <w:jc w:val="both"/>
+      </w:pPr>
+      <w:r>
+        <w:t xml:space="preserve">- Обоснование выбора: Использование </w:t>
+      </w:r>
+      <w:proofErr w:type="spellStart"/>
+      <w:r>
+        <w:t>IntelliJ</w:t>
+      </w:r>
+      <w:proofErr w:type="spellEnd"/>
+      <w:r>
+        <w:t xml:space="preserve"> IDEA обусловлено наличием продвинутых инструментов статического анализа кода, рефакторинга и отладки. Это ускоряет разработку сложных модулей и помогает поддерживать высокое качество исходного кода.</w:t>
+      </w:r>
+    </w:p>
+    <w:p>
+      <w:pPr>
+        <w:pStyle w:val="af7"/>
+        <w:ind w:firstLine="567"/>
+        <w:jc w:val="both"/>
+      </w:pPr>
+      <w:r>
+        <w:rPr>
+          <w:b/>
+        </w:rPr>
+        <w:t xml:space="preserve">Spring Boot — </w:t>
+      </w:r>
+      <w:r>
+        <w:t>фреймворк для создания серверной части веб-приложения и REST API.</w:t>
+      </w:r>
+    </w:p>
+    <w:p>
+      <w:pPr>
+        <w:pStyle w:val="af7"/>
+        <w:ind w:firstLine="567"/>
+        <w:jc w:val="both"/>
+      </w:pPr>
+      <w:r>
+        <w:t>- Обоснование выбора: Spring Boot выбран для построения переносимой серверной архитектуры, удобной обработки HTTP-запросов, маршрутизации, валидации и настройки безопасности.</w:t>
+      </w:r>
+    </w:p>
+    <w:p>
+      <w:pPr>
+        <w:pStyle w:val="af7"/>
+        <w:ind w:firstLine="567"/>
+        <w:jc w:val="both"/>
+      </w:pPr>
+      <w:proofErr w:type="spellStart"/>
+      <w:r>
+        <w:rPr>
+          <w:b/>
+        </w:rPr>
+        <w:t>React</w:t>
+      </w:r>
+      <w:proofErr w:type="spellEnd"/>
+      <w:r>
+        <w:rPr>
+          <w:b/>
+        </w:rPr>
+        <w:t xml:space="preserve"> — </w:t>
+      </w:r>
+      <w:r>
+        <w:t>компонентная библиотека для построения пользовательского интерфейса.</w:t>
+      </w:r>
+    </w:p>
+    <w:p>
+      <w:pPr>
+        <w:pStyle w:val="af7"/>
+        <w:ind w:firstLine="567"/>
+        <w:jc w:val="both"/>
+      </w:pPr>
+      <w:r>
         <w:rPr>
           <w:i/>
         </w:rPr>
         <w:t>- Обоснование выбора:</w:t>
       </w:r>
       <w:r>
-        <w:t xml:space="preserve"> Java выбрана в качестве основного языка разработки благодаря строгой типизации и мощной системе управления памятью, что минимизирует количество ошибок времени выполнения. Кроссплатформенность Java позволяет развёртывать приложение на различных серверных окружениях без изменения кода.</w:t>
+        <w:t xml:space="preserve"> </w:t>
+      </w:r>
+      <w:proofErr w:type="spellStart"/>
+      <w:r>
+        <w:t>React</w:t>
+      </w:r>
+      <w:proofErr w:type="spellEnd"/>
+      <w:r>
+        <w:t xml:space="preserve"> выбран для реализации уровня представления с целью соблюдения принципа разделения ответственности. Компонентный подход </w:t>
+      </w:r>
+      <w:r>
+        <w:lastRenderedPageBreak/>
+        <w:t>позволяет избежать дублирования разметки и сделать интерфейсы ролей более поддерживаемыми.</w:t>
       </w:r>
     </w:p>
     <w:p>
@@ -4297,25 +5112,17 @@
         <w:rPr>
           <w:b/>
         </w:rPr>
-        <w:t>IntelliJ</w:t>
+        <w:t>Maven</w:t>
       </w:r>
       <w:proofErr w:type="spellEnd"/>
       <w:r>
         <w:rPr>
           <w:b/>
         </w:rPr>
-        <w:t xml:space="preserve"> IDEA — </w:t>
-      </w:r>
-      <w:r>
-        <w:t xml:space="preserve">интегрированная среда разработки (IDE) от </w:t>
-      </w:r>
-      <w:proofErr w:type="spellStart"/>
-      <w:r>
-        <w:t>JetBrains</w:t>
-      </w:r>
-      <w:proofErr w:type="spellEnd"/>
-      <w:r>
-        <w:t>.</w:t>
+        <w:t xml:space="preserve"> — </w:t>
+      </w:r>
+      <w:r>
+        <w:t>инструмент управления проектами и сборки.</w:t>
       </w:r>
     </w:p>
     <w:p>
@@ -4331,15 +5138,23 @@
         <w:t>- Обоснование выбора:</w:t>
       </w:r>
       <w:r>
-        <w:t xml:space="preserve"> Использование </w:t>
-      </w:r>
-      <w:proofErr w:type="spellStart"/>
-      <w:r>
-        <w:t>IntelliJ</w:t>
-      </w:r>
-      <w:proofErr w:type="spellEnd"/>
-      <w:r>
-        <w:t xml:space="preserve"> IDEA обусловлено наличием продвинутых инструментов статического анализа кода, рефакторинга и отладки. Это ускоряет разработку сложных модулей и помогает поддерживать высокое качество исходного кода.</w:t>
+        <w:t xml:space="preserve"> </w:t>
+      </w:r>
+      <w:proofErr w:type="spellStart"/>
+      <w:r>
+        <w:t>Maven</w:t>
+      </w:r>
+      <w:proofErr w:type="spellEnd"/>
+      <w:r>
+        <w:t xml:space="preserve"> используется для автоматизации процесса сборки </w:t>
+      </w:r>
+      <w:proofErr w:type="spellStart"/>
+      <w:r>
+        <w:t>backend</w:t>
+      </w:r>
+      <w:proofErr w:type="spellEnd"/>
+      <w:r>
+        <w:t>-модуля и управления зависимостями. Это гарантирует воспроизводимость сборки на любом компьютере разработчика и упрощает подключение необходимых библиотек без конфликтов версий.</w:t>
       </w:r>
     </w:p>
     <w:p>
@@ -4348,14 +5163,22 @@
         <w:ind w:firstLine="567"/>
         <w:jc w:val="both"/>
       </w:pPr>
+      <w:proofErr w:type="spellStart"/>
       <w:r>
         <w:rPr>
           <w:b/>
         </w:rPr>
-        <w:t xml:space="preserve">Spring Boot — </w:t>
-      </w:r>
-      <w:r>
-        <w:t>фреймворк для создания серверной части веб-приложения и REST API.</w:t>
+        <w:t>PostgreSQL</w:t>
+      </w:r>
+      <w:proofErr w:type="spellEnd"/>
+      <w:r>
+        <w:rPr>
+          <w:b/>
+        </w:rPr>
+        <w:t xml:space="preserve"> — </w:t>
+      </w:r>
+      <w:r>
+        <w:t>объектно-реляционная СУБД с открытым исходным кодом.</w:t>
       </w:r>
     </w:p>
     <w:p>
@@ -4365,165 +5188,11 @@
         <w:jc w:val="both"/>
       </w:pPr>
       <w:r>
-        <w:rPr>
-          <w:i/>
-        </w:rPr>
-        <w:t>- Обоснование выбора:</w:t>
-      </w:r>
-      <w:r>
-        <w:t xml:space="preserve"> Выбор в пользу Spring Boot сделан для обеспечения переносимой серверной архитектуры, удобной обработки HTTP-запросов, маршрутизации, валидации и конфигурации безопасности.</w:t>
-      </w:r>
-    </w:p>
-    <w:p>
-      <w:pPr>
-        <w:pStyle w:val="af7"/>
-        <w:ind w:firstLine="567"/>
-        <w:jc w:val="both"/>
-      </w:pPr>
-      <w:proofErr w:type="spellStart"/>
-      <w:r>
-        <w:rPr>
-          <w:b/>
-        </w:rPr>
-        <w:lastRenderedPageBreak/>
-        <w:t>React</w:t>
-      </w:r>
-      <w:proofErr w:type="spellEnd"/>
-      <w:r>
-        <w:rPr>
-          <w:b/>
-        </w:rPr>
-        <w:t xml:space="preserve"> — </w:t>
-      </w:r>
-      <w:r>
-        <w:t>компонентная библиотека для построения пользовательского интерфейса.</w:t>
-      </w:r>
-    </w:p>
-    <w:p>
-      <w:pPr>
-        <w:pStyle w:val="af7"/>
-        <w:ind w:firstLine="567"/>
-        <w:jc w:val="both"/>
-      </w:pPr>
-      <w:r>
-        <w:rPr>
-          <w:i/>
-        </w:rPr>
-        <w:t>- Обоснование выбора:</w:t>
-      </w:r>
-      <w:r>
-        <w:t xml:space="preserve"> </w:t>
-      </w:r>
-      <w:proofErr w:type="spellStart"/>
-      <w:r>
-        <w:t>React</w:t>
-      </w:r>
-      <w:proofErr w:type="spellEnd"/>
-      <w:r>
-        <w:t xml:space="preserve"> выбран для реализации уровня представления с целью соблюдения принципа разделения ответственности. Компонентный подход позволяет избежать дублирования разметки и сделать интерфейсы ролей более поддерживаемыми.</w:t>
-      </w:r>
-    </w:p>
-    <w:p>
-      <w:pPr>
-        <w:pStyle w:val="af7"/>
-        <w:ind w:firstLine="567"/>
-        <w:jc w:val="both"/>
-      </w:pPr>
-      <w:proofErr w:type="spellStart"/>
-      <w:r>
-        <w:rPr>
-          <w:b/>
-        </w:rPr>
-        <w:t>Maven</w:t>
-      </w:r>
-      <w:proofErr w:type="spellEnd"/>
-      <w:r>
-        <w:rPr>
-          <w:b/>
-        </w:rPr>
-        <w:t xml:space="preserve"> — </w:t>
-      </w:r>
-      <w:r>
-        <w:t>инструмент управления проектами и сборки.</w:t>
-      </w:r>
-    </w:p>
-    <w:p>
-      <w:pPr>
-        <w:pStyle w:val="af7"/>
-        <w:ind w:firstLine="567"/>
-        <w:jc w:val="both"/>
-      </w:pPr>
-      <w:r>
-        <w:rPr>
-          <w:i/>
-        </w:rPr>
-        <w:t>- Обоснование выбора:</w:t>
-      </w:r>
-      <w:r>
-        <w:t xml:space="preserve"> </w:t>
-      </w:r>
-      <w:proofErr w:type="spellStart"/>
-      <w:r>
-        <w:t>Maven</w:t>
-      </w:r>
-      <w:proofErr w:type="spellEnd"/>
-      <w:r>
-        <w:t xml:space="preserve"> используется для автоматизации процесса сборки </w:t>
-      </w:r>
-      <w:proofErr w:type="spellStart"/>
-      <w:r>
-        <w:t>backend</w:t>
-      </w:r>
-      <w:proofErr w:type="spellEnd"/>
-      <w:r>
-        <w:t>-модуля и управления зависимостями. Это гарантирует воспроизводимость сборки на любом компьютере разработчика и упрощает подключение необходимых библиотек без конфликтов версий.</w:t>
-      </w:r>
-    </w:p>
-    <w:p>
-      <w:pPr>
-        <w:pStyle w:val="af7"/>
-        <w:ind w:firstLine="567"/>
-        <w:jc w:val="both"/>
-      </w:pPr>
-      <w:proofErr w:type="spellStart"/>
-      <w:r>
-        <w:rPr>
-          <w:b/>
-        </w:rPr>
-        <w:t>PostgreSQL</w:t>
-      </w:r>
-      <w:proofErr w:type="spellEnd"/>
-      <w:r>
-        <w:rPr>
-          <w:b/>
-        </w:rPr>
-        <w:t xml:space="preserve"> — </w:t>
-      </w:r>
-      <w:r>
-        <w:t>объектно-реляционная СУБД с открытым исходным кодом.</w:t>
-      </w:r>
-    </w:p>
-    <w:p>
-      <w:pPr>
-        <w:pStyle w:val="af7"/>
-        <w:ind w:firstLine="567"/>
-        <w:jc w:val="both"/>
-      </w:pPr>
-      <w:r>
-        <w:rPr>
-          <w:i/>
-        </w:rPr>
         <w:t>- Обоснование выбора</w:t>
       </w:r>
       <w:proofErr w:type="gramStart"/>
       <w:r>
-        <w:rPr>
-          <w:i/>
-        </w:rPr>
-        <w:t>:</w:t>
-      </w:r>
-      <w:r>
-        <w:t xml:space="preserve"> Для</w:t>
+        <w:t>: Для</w:t>
       </w:r>
       <w:proofErr w:type="gramEnd"/>
       <w:r>
@@ -4558,7 +5227,7 @@
         <w:spacing w:before="0" w:after="0" w:line="320" w:lineRule="exact"/>
         <w:jc w:val="both"/>
       </w:pPr>
-      <w:bookmarkStart w:id="3" w:name="_Toc228056983"/>
+      <w:bookmarkStart w:id="3" w:name="_Toc228208640"/>
       <w:r>
         <w:rPr>
           <w:rFonts w:eastAsia="Times New Roman"/>
@@ -4574,7 +5243,7 @@
         <w:jc w:val="both"/>
       </w:pPr>
       <w:r>
-        <w:t>Целью данной курсовой работы является разработка сетевого приложения для автоматизации работы отдела сбыта фермерского хозяйства, позволяющего автоматизировать основные бизнес-процессы, такие как управление заказами, подтверждение заявок, распределение маршрутов и завершение доставки. Приложение должно обеспечивать эффективное взаимодействие между пользователями с различными ролями — директором магазина, менеджером, логистом и водителем.</w:t>
+        <w:t>Разрабатываемое приложение должно поддерживать основные бизнес-процессы отдела сбыта: управление заказами, подтверждение заявок, распределение маршрутов и завершение доставки. Также система должна обеспечивать эффективное взаимодействие между пользователями с различными ролями — директором магазина, менеджером, логистом и водителем.</w:t>
       </w:r>
     </w:p>
     <w:p>
@@ -4594,7 +5263,7 @@
         <w:jc w:val="both"/>
       </w:pPr>
       <w:r>
-        <w:t>- Создать интерфейс для каждой роли пользователя, включающий функционал, необходимый для выполнения их задач: директор магазина — создание и контроль заказов; менеджер — настройка каталога товаров, создание учётных записей директоров и одобрение заказов; логист — распределение заказов по водителям; водитель — перевозка заказа и подтверждение доставки.</w:t>
+        <w:t>- Создать интерфейсы для всех ролей: директор магазина оформляет и контролирует заказы; менеджер настраивает каталог, создаёт учётные записи директоров и одобряет заявки; логист распределяет заказы по водителям; водитель выполняет доставку и подтверждает её завершение.</w:t>
       </w:r>
     </w:p>
     <w:p>
@@ -4604,7 +5273,7 @@
         <w:jc w:val="both"/>
       </w:pPr>
       <w:r>
-        <w:t>- Реализовать механизм координации доставки: организацию распределения заявок между водителями, статусную модель заказа и предварительный просмотр результата транспортной задачи.</w:t>
+        <w:t>- Реализовать механизм координации доставки: распределение заявок между водителями, статусную модель заказа и предварительный просмотр результата транспортной задачи.</w:t>
       </w:r>
     </w:p>
     <w:p>
@@ -4614,7 +5283,7 @@
         <w:jc w:val="both"/>
       </w:pPr>
       <w:r>
-        <w:t>- Обеспечить безопасность и доступность приложения: внедрить систему аутентификации и разграничения прав доступа для пользователей с разными ролями, а также подготовить публичную развёрнутую версию сайта для проверки на защите.</w:t>
+        <w:t>- Обеспечить безопасность и доступность приложения: внедрить систему аутентификации и разграничения прав доступа для пользователей с разными ролями, а также подготовить публичную развёрнутую версию сайта для проверки основных пользовательских сценариев.</w:t>
       </w:r>
     </w:p>
     <w:p>
@@ -4624,7 +5293,15 @@
         <w:jc w:val="both"/>
       </w:pPr>
       <w:r>
-        <w:t xml:space="preserve">Использовать Java и JavaScript в разработке серверной и клиентской частей приложения, а также среду разработки </w:t>
+        <w:t xml:space="preserve">В качестве технологической основы используются Java, JavaScript, </w:t>
+      </w:r>
+      <w:proofErr w:type="spellStart"/>
+      <w:r>
+        <w:t>React</w:t>
+      </w:r>
+      <w:proofErr w:type="spellEnd"/>
+      <w:r>
+        <w:t xml:space="preserve"> и CSS, а среда </w:t>
       </w:r>
       <w:proofErr w:type="spellStart"/>
       <w:r>
@@ -4632,15 +5309,7 @@
       </w:r>
       <w:proofErr w:type="spellEnd"/>
       <w:r>
-        <w:t xml:space="preserve"> IDEA для создания, тестирования и отладки кода. Для визуальной составляющей использовать </w:t>
-      </w:r>
-      <w:proofErr w:type="spellStart"/>
-      <w:r>
-        <w:t>React</w:t>
-      </w:r>
-      <w:proofErr w:type="spellEnd"/>
-      <w:r>
-        <w:t>, CSS и JavaScript.</w:t>
+        <w:t xml:space="preserve"> IDEA применяется для разработки, тестирования и отладки проекта.</w:t>
       </w:r>
     </w:p>
     <w:p>
@@ -4650,8 +5319,53 @@
         <w:jc w:val="both"/>
       </w:pPr>
       <w:r>
+        <w:t>Решение поставленных задач позволит создать приложение, которое оптимизирует процесс оформления и доставки заказов, улучшит координацию между сотрудниками фермерского хозяйства и повысит общую эффективность работы отдела сбыта.</w:t>
+      </w:r>
+    </w:p>
+    <w:p>
+      <w:pPr>
+        <w:pStyle w:val="af7"/>
+        <w:ind w:firstLine="567"/>
+        <w:jc w:val="both"/>
+      </w:pPr>
+      <w:r>
+        <w:t>Требования к оборудованию и программному обеспечению для разработчика, использующего</w:t>
+      </w:r>
+      <w:r>
+        <w:t xml:space="preserve"> </w:t>
+      </w:r>
+      <w:proofErr w:type="spellStart"/>
+      <w:r>
+        <w:t>IntelliJ</w:t>
+      </w:r>
+      <w:proofErr w:type="spellEnd"/>
+      <w:r>
+        <w:t xml:space="preserve"> IDEA 2026.1.1</w:t>
+      </w:r>
+      <w:r>
+        <w:t>, включают:</w:t>
+      </w:r>
+    </w:p>
+    <w:p>
+      <w:pPr>
+        <w:pStyle w:val="af7"/>
+        <w:ind w:firstLine="567"/>
+        <w:jc w:val="both"/>
+      </w:pPr>
+      <w:r>
+        <w:t xml:space="preserve">Процессор не ниже AMD </w:t>
+      </w:r>
+      <w:proofErr w:type="spellStart"/>
+      <w:r>
+        <w:t>Ryzen</w:t>
+      </w:r>
+      <w:proofErr w:type="spellEnd"/>
+      <w:r>
+        <w:t xml:space="preserve"> 3 или аналогичный, оперативная память от 8 </w:t>
+      </w:r>
+      <w:r>
         <w:lastRenderedPageBreak/>
-        <w:t>Решение поставленных задач позволит создать приложение, которое оптимизирует процесс оформления и доставки заказов, улучшит координацию между сотрудниками фермерского хозяйства и повысит общую эффективность работы отдела сбыта.</w:t>
+        <w:t>ГБ, SSD-накопитель и экран с разрешением не ниже 1920×1080 обеспечивают удобную разработку и демонстрацию публичной версии системы.</w:t>
       </w:r>
     </w:p>
     <w:p>
@@ -4661,21 +5375,7 @@
         <w:jc w:val="both"/>
       </w:pPr>
       <w:r>
-        <w:t>Требования к оборудованию и программному обеспечению для разработчика, использующего</w:t>
-      </w:r>
-      <w:r>
-        <w:t xml:space="preserve"> </w:t>
-      </w:r>
-      <w:proofErr w:type="spellStart"/>
-      <w:r>
-        <w:t>IntelliJ</w:t>
-      </w:r>
-      <w:proofErr w:type="spellEnd"/>
-      <w:r>
-        <w:t xml:space="preserve"> IDEA 2026.1.1</w:t>
-      </w:r>
-      <w:r>
-        <w:t>, включают:</w:t>
+        <w:t>Для разработчика необходимо наличие интернет-соединения для загрузки зависимостей, обновлений программного обеспечения и документации. Это соединение также позволяет использовать системы контроля версий и получать актуальные компоненты проекта.</w:t>
       </w:r>
     </w:p>
     <w:p>
@@ -4685,15 +5385,7 @@
         <w:jc w:val="both"/>
       </w:pPr>
       <w:r>
-        <w:t xml:space="preserve">Процессор не ниже AMD </w:t>
-      </w:r>
-      <w:proofErr w:type="spellStart"/>
-      <w:r>
-        <w:t>Ryzen</w:t>
-      </w:r>
-      <w:proofErr w:type="spellEnd"/>
-      <w:r>
-        <w:t xml:space="preserve"> 3 или аналогичный. Оперативная память минимум 8 ГБ, SSD-накопитель для быстрой работы с проектом и экран с разрешением не ниже 1920×1080 обеспечат удобную разработку и показ публичной версии системы.</w:t>
+        <w:t>Операционная система должна быть Microsoft Windows 10 64-bit или выше. Для проверки публичной версии сайта достаточно современного браузера и доступа к сети Интернет.</w:t>
       </w:r>
     </w:p>
     <w:p>
@@ -4703,7 +5395,23 @@
         <w:jc w:val="both"/>
       </w:pPr>
       <w:r>
-        <w:t>Для разработчика необходимо наличие интернет-соединения для загрузки зависимостей, обновлений программного обеспечения и документации. Это соединение также позволяет использовать системы контроля версий и получать актуальные компоненты проекта.</w:t>
+        <w:t xml:space="preserve">Для сопровождения и повторного развёртывания приложения требуется поддержка JDK 21, Node.js 20, доступ к репозиторию и настроенным переменным окружения </w:t>
+      </w:r>
+      <w:proofErr w:type="spellStart"/>
+      <w:r>
+        <w:t>backend</w:t>
+      </w:r>
+      <w:proofErr w:type="spellEnd"/>
+      <w:r>
+        <w:t xml:space="preserve"> и </w:t>
+      </w:r>
+      <w:proofErr w:type="spellStart"/>
+      <w:r>
+        <w:t>frontend</w:t>
+      </w:r>
+      <w:proofErr w:type="spellEnd"/>
+      <w:r>
+        <w:t>-сервисов.</w:t>
       </w:r>
     </w:p>
     <w:p>
@@ -4713,7 +5421,7 @@
         <w:jc w:val="both"/>
       </w:pPr>
       <w:r>
-        <w:t>Операционная система должна быть Microsoft Windows 10 64-bit и выше. Для проверки публичной версии сайта достаточно современного браузера и доступа к сети Интернет.</w:t>
+        <w:t>Эти требования обеспечат стабильную и эффективную работу разработчика при создании, тестировании и сопровождении сетевого приложения.</w:t>
       </w:r>
     </w:p>
     <w:p>
@@ -4723,23 +5431,7 @@
         <w:jc w:val="both"/>
       </w:pPr>
       <w:r>
-        <w:t xml:space="preserve">Для сопровождения и повторного развёртывания приложения требуется поддержка JDK 21, Node.js 20, доступ к репозиторию и настроенным переменным окружения </w:t>
-      </w:r>
-      <w:proofErr w:type="spellStart"/>
-      <w:r>
-        <w:t>backend</w:t>
-      </w:r>
-      <w:proofErr w:type="spellEnd"/>
-      <w:r>
-        <w:t xml:space="preserve"> и </w:t>
-      </w:r>
-      <w:proofErr w:type="spellStart"/>
-      <w:r>
-        <w:t>frontend</w:t>
-      </w:r>
-      <w:proofErr w:type="spellEnd"/>
-      <w:r>
-        <w:t>-сервисов.</w:t>
+        <w:t>Для пользователей требования к оборудованию включают наличие компьютера или мобильного устройства с доступом к сети и браузером, поддерживающим современные веб-технологии.</w:t>
       </w:r>
     </w:p>
     <w:p>
@@ -4749,7 +5441,15 @@
         <w:jc w:val="both"/>
       </w:pPr>
       <w:r>
-        <w:t>Эти требования обеспечат стабильную и эффективную работу разработчика при создании, тестировании и защите сетевого приложения.</w:t>
+        <w:t xml:space="preserve">Требования к браузеру предполагают использование последних версий Google </w:t>
+      </w:r>
+      <w:proofErr w:type="spellStart"/>
+      <w:r>
+        <w:t>Chrome</w:t>
+      </w:r>
+      <w:proofErr w:type="spellEnd"/>
+      <w:r>
+        <w:t>, Microsoft Edge, Mozilla Firefox или других совместимых решений. Это обеспечивает корректное отображение интерфейса, карт, таблиц и пользовательских форм.</w:t>
       </w:r>
     </w:p>
     <w:p>
@@ -4759,39 +5459,12 @@
         <w:jc w:val="both"/>
       </w:pPr>
       <w:r>
-        <w:t>Для пользователя требования к оборудованию включают наличие компьютера или мобильного устройства с доступом к сети и браузером, поддерживающим современные веб-технологии.</w:t>
-      </w:r>
-    </w:p>
-    <w:p>
-      <w:pPr>
-        <w:pStyle w:val="af7"/>
-        <w:ind w:firstLine="567"/>
-        <w:jc w:val="both"/>
-      </w:pPr>
-      <w:r>
-        <w:t xml:space="preserve">Требования к браузеру включают использование последних версий Google </w:t>
-      </w:r>
-      <w:proofErr w:type="spellStart"/>
-      <w:r>
-        <w:t>Chrome</w:t>
-      </w:r>
-      <w:proofErr w:type="spellEnd"/>
-      <w:r>
-        <w:t>, Microsoft Edge, Mozilla Firefox или других совместимых решений. Это обеспечивает корректное отображение интерфейса, карт, таблиц и пользовательских форм.</w:t>
-      </w:r>
-    </w:p>
-    <w:p>
-      <w:pPr>
-        <w:pStyle w:val="af7"/>
-        <w:ind w:firstLine="567"/>
-        <w:jc w:val="both"/>
-      </w:pPr>
-      <w:r>
         <w:t>Для корректной работы транспортного модуля пользователю необходимо подключение к сети, так как расчёт дорожных расстояний и отображение карты выполняются через внешние картографические сервисы.</w:t>
       </w:r>
     </w:p>
     <w:p>
       <w:pPr>
+        <w:spacing w:after="0"/>
         <w:jc w:val="both"/>
         <w:rPr>
           <w:rFonts w:cs="Times New Roman"/>
@@ -4811,729 +5484,837 @@
         <w:spacing w:before="0" w:after="0" w:line="320" w:lineRule="exact"/>
         <w:jc w:val="both"/>
       </w:pPr>
-      <w:bookmarkStart w:id="4" w:name="_Toc228056984"/>
-      <w:proofErr w:type="gramStart"/>
+      <w:bookmarkStart w:id="4" w:name="_Toc228208641"/>
+      <w:r>
+        <w:lastRenderedPageBreak/>
+        <w:t>2 Технология разработки приложения</w:t>
+      </w:r>
+      <w:bookmarkEnd w:id="4"/>
+    </w:p>
+    <w:p>
+      <w:pPr>
+        <w:pStyle w:val="1"/>
+        <w:tabs>
+          <w:tab w:val="left" w:pos="1555"/>
+        </w:tabs>
+        <w:spacing w:before="0" w:after="0" w:line="320" w:lineRule="exact"/>
+        <w:jc w:val="both"/>
+      </w:pPr>
+    </w:p>
+    <w:p>
+      <w:pPr>
+        <w:pStyle w:val="1"/>
+        <w:tabs>
+          <w:tab w:val="left" w:pos="1555"/>
+        </w:tabs>
+        <w:spacing w:before="0" w:after="0" w:line="320" w:lineRule="exact"/>
+        <w:jc w:val="both"/>
+      </w:pPr>
+      <w:bookmarkStart w:id="5" w:name="_Toc228208642"/>
       <w:r>
         <w:rPr>
           <w:rFonts w:eastAsia="Times New Roman"/>
         </w:rPr>
+        <w:t>2.1 Алгоритм решения</w:t>
+      </w:r>
+      <w:bookmarkEnd w:id="5"/>
+    </w:p>
+    <w:p>
+      <w:pPr>
+        <w:pStyle w:val="af7"/>
+        <w:ind w:firstLine="567"/>
+        <w:jc w:val="both"/>
+      </w:pPr>
+      <w:r>
+        <w:t>Алгоритм проектирования сетевого приложения:</w:t>
+      </w:r>
+    </w:p>
+    <w:p>
+      <w:pPr>
+        <w:pStyle w:val="af7"/>
+        <w:jc w:val="both"/>
+      </w:pPr>
+      <w:r>
+        <w:t xml:space="preserve">1 Создать базу данных </w:t>
+      </w:r>
+      <w:proofErr w:type="spellStart"/>
+      <w:r>
+        <w:t>PostgreSQL</w:t>
+      </w:r>
+      <w:proofErr w:type="spellEnd"/>
+      <w:r>
+        <w:t>:</w:t>
+      </w:r>
+    </w:p>
+    <w:p>
+      <w:pPr>
+        <w:pStyle w:val="af7"/>
+        <w:jc w:val="both"/>
+      </w:pPr>
+      <w:r>
+        <w:t xml:space="preserve">1.1 Создать в базе данных таблицу </w:t>
+      </w:r>
+      <w:proofErr w:type="spellStart"/>
+      <w:r>
+        <w:t>users</w:t>
+      </w:r>
+      <w:proofErr w:type="spellEnd"/>
+      <w:r>
+        <w:t>;</w:t>
+      </w:r>
+    </w:p>
+    <w:p>
+      <w:pPr>
+        <w:pStyle w:val="af7"/>
+        <w:jc w:val="both"/>
+      </w:pPr>
+      <w:r>
+        <w:t xml:space="preserve">1.2 Создать в базе данных таблицу </w:t>
+      </w:r>
+      <w:proofErr w:type="spellStart"/>
+      <w:r>
+        <w:t>store_addresses</w:t>
+      </w:r>
+      <w:proofErr w:type="spellEnd"/>
+      <w:r>
+        <w:t>;</w:t>
+      </w:r>
+    </w:p>
+    <w:p>
+      <w:pPr>
+        <w:pStyle w:val="af7"/>
+        <w:jc w:val="both"/>
+      </w:pPr>
+      <w:r>
+        <w:t xml:space="preserve">1.3 Создать в базе данных таблицу </w:t>
+      </w:r>
+      <w:proofErr w:type="spellStart"/>
+      <w:r>
+        <w:t>products</w:t>
+      </w:r>
+      <w:proofErr w:type="spellEnd"/>
+      <w:r>
+        <w:t>;</w:t>
+      </w:r>
+    </w:p>
+    <w:p>
+      <w:pPr>
+        <w:pStyle w:val="af7"/>
+        <w:jc w:val="both"/>
+      </w:pPr>
+      <w:r>
+        <w:t xml:space="preserve">1.4 Создать в базе данных таблицу </w:t>
+      </w:r>
+      <w:proofErr w:type="spellStart"/>
+      <w:r>
+        <w:t>orders</w:t>
+      </w:r>
+      <w:proofErr w:type="spellEnd"/>
+      <w:r>
+        <w:t>;</w:t>
+      </w:r>
+    </w:p>
+    <w:p>
+      <w:pPr>
+        <w:pStyle w:val="af7"/>
+        <w:jc w:val="both"/>
+      </w:pPr>
+      <w:r>
+        <w:t xml:space="preserve">1.5 Создать в базе данных таблицу </w:t>
+      </w:r>
+      <w:proofErr w:type="spellStart"/>
+      <w:r>
+        <w:t>order_items</w:t>
+      </w:r>
+      <w:proofErr w:type="spellEnd"/>
+      <w:r>
+        <w:t>;</w:t>
+      </w:r>
+    </w:p>
+    <w:p>
+      <w:pPr>
+        <w:pStyle w:val="af7"/>
+        <w:jc w:val="both"/>
+        <w:rPr>
+          <w:lang w:val="en-US"/>
+        </w:rPr>
+      </w:pPr>
+      <w:r>
+        <w:rPr>
+          <w:lang w:val="en-US"/>
+        </w:rPr>
+        <w:t xml:space="preserve">1.6 </w:t>
+      </w:r>
+      <w:r>
+        <w:t>Создать</w:t>
+      </w:r>
+      <w:r>
+        <w:rPr>
+          <w:lang w:val="en-US"/>
+        </w:rPr>
+        <w:t xml:space="preserve"> </w:t>
+      </w:r>
+      <w:r>
+        <w:t>таблицы</w:t>
+      </w:r>
+      <w:r>
+        <w:rPr>
+          <w:lang w:val="en-US"/>
+        </w:rPr>
+        <w:t xml:space="preserve"> </w:t>
+      </w:r>
+      <w:proofErr w:type="spellStart"/>
+      <w:r>
+        <w:rPr>
+          <w:lang w:val="en-US"/>
+        </w:rPr>
+        <w:t>audit_logs</w:t>
+      </w:r>
+      <w:proofErr w:type="spellEnd"/>
+      <w:r>
+        <w:rPr>
+          <w:lang w:val="en-US"/>
+        </w:rPr>
+        <w:t xml:space="preserve">, </w:t>
+      </w:r>
+      <w:proofErr w:type="spellStart"/>
+      <w:r>
+        <w:rPr>
+          <w:lang w:val="en-US"/>
+        </w:rPr>
+        <w:t>stock_movements</w:t>
+      </w:r>
+      <w:proofErr w:type="spellEnd"/>
+      <w:r>
+        <w:rPr>
+          <w:lang w:val="en-US"/>
+        </w:rPr>
+        <w:t xml:space="preserve">, </w:t>
+      </w:r>
+      <w:proofErr w:type="spellStart"/>
+      <w:r>
+        <w:rPr>
+          <w:lang w:val="en-US"/>
+        </w:rPr>
+        <w:t>order_timeline_events</w:t>
+      </w:r>
+      <w:proofErr w:type="spellEnd"/>
+      <w:r>
+        <w:rPr>
+          <w:lang w:val="en-US"/>
+        </w:rPr>
+        <w:t xml:space="preserve"> </w:t>
+      </w:r>
+      <w:r>
+        <w:t>и</w:t>
+      </w:r>
+      <w:r>
+        <w:rPr>
+          <w:lang w:val="en-US"/>
+        </w:rPr>
+        <w:t xml:space="preserve"> </w:t>
+      </w:r>
+      <w:proofErr w:type="spellStart"/>
+      <w:r>
+        <w:rPr>
+          <w:lang w:val="en-US"/>
+        </w:rPr>
+        <w:t>realtime_notifications</w:t>
+      </w:r>
+      <w:proofErr w:type="spellEnd"/>
+      <w:r>
+        <w:rPr>
+          <w:lang w:val="en-US"/>
+        </w:rPr>
+        <w:t>.</w:t>
+      </w:r>
+    </w:p>
+    <w:p>
+      <w:pPr>
+        <w:pStyle w:val="af7"/>
+        <w:jc w:val="both"/>
+      </w:pPr>
+      <w:r>
+        <w:t>2 Реализовать серверную часть на Java и Spring Boot:</w:t>
+      </w:r>
+    </w:p>
+    <w:p>
+      <w:pPr>
+        <w:pStyle w:val="af7"/>
+        <w:jc w:val="both"/>
+      </w:pPr>
+      <w:r>
+        <w:t xml:space="preserve">2.1 Создать проект Spring Boot и настроить </w:t>
+      </w:r>
+      <w:proofErr w:type="spellStart"/>
+      <w:r>
+        <w:t>Maven</w:t>
+      </w:r>
+      <w:proofErr w:type="spellEnd"/>
+      <w:r>
+        <w:t xml:space="preserve">, </w:t>
+      </w:r>
+      <w:proofErr w:type="spellStart"/>
+      <w:r>
+        <w:t>profiles</w:t>
+      </w:r>
+      <w:proofErr w:type="spellEnd"/>
+      <w:r>
+        <w:t xml:space="preserve"> и pom.xml;</w:t>
+      </w:r>
+    </w:p>
+    <w:p>
+      <w:pPr>
+        <w:pStyle w:val="af7"/>
+        <w:jc w:val="both"/>
+        <w:rPr>
+          <w:lang w:val="en-US"/>
+        </w:rPr>
+      </w:pPr>
+      <w:r>
+        <w:rPr>
+          <w:lang w:val="en-US"/>
+        </w:rPr>
+        <w:t xml:space="preserve">2.2 </w:t>
+      </w:r>
+      <w:r>
+        <w:t>Реализовать</w:t>
+      </w:r>
+      <w:r>
+        <w:rPr>
+          <w:lang w:val="en-US"/>
+        </w:rPr>
+        <w:t xml:space="preserve"> </w:t>
+      </w:r>
+      <w:r>
+        <w:t>сущности</w:t>
+      </w:r>
+      <w:r>
+        <w:rPr>
+          <w:lang w:val="en-US"/>
+        </w:rPr>
+        <w:t xml:space="preserve"> model: User, Role, </w:t>
+      </w:r>
+      <w:proofErr w:type="spellStart"/>
+      <w:r>
+        <w:rPr>
+          <w:lang w:val="en-US"/>
+        </w:rPr>
+        <w:t>StoreAddress</w:t>
+      </w:r>
+      <w:proofErr w:type="spellEnd"/>
+      <w:r>
+        <w:rPr>
+          <w:lang w:val="en-US"/>
+        </w:rPr>
+        <w:t xml:space="preserve">, Product, Order, </w:t>
+      </w:r>
+      <w:proofErr w:type="spellStart"/>
+      <w:r>
+        <w:rPr>
+          <w:lang w:val="en-US"/>
+        </w:rPr>
+        <w:t>OrderItem</w:t>
+      </w:r>
+      <w:proofErr w:type="spellEnd"/>
+      <w:r>
+        <w:rPr>
+          <w:lang w:val="en-US"/>
+        </w:rPr>
+        <w:t xml:space="preserve">, </w:t>
+      </w:r>
+      <w:proofErr w:type="spellStart"/>
+      <w:r>
+        <w:rPr>
+          <w:lang w:val="en-US"/>
+        </w:rPr>
+        <w:t>OrderTimelineEvent</w:t>
+      </w:r>
+      <w:proofErr w:type="spellEnd"/>
+      <w:r>
+        <w:rPr>
+          <w:lang w:val="en-US"/>
+        </w:rPr>
+        <w:t xml:space="preserve">, </w:t>
+      </w:r>
+      <w:proofErr w:type="spellStart"/>
+      <w:r>
+        <w:rPr>
+          <w:lang w:val="en-US"/>
+        </w:rPr>
+        <w:t>RealtimeNotification</w:t>
+      </w:r>
+      <w:proofErr w:type="spellEnd"/>
+      <w:r>
+        <w:rPr>
+          <w:lang w:val="en-US"/>
+        </w:rPr>
+        <w:t>;</w:t>
+      </w:r>
+    </w:p>
+    <w:p>
+      <w:pPr>
+        <w:pStyle w:val="af7"/>
+        <w:jc w:val="both"/>
+      </w:pPr>
+      <w:r>
+        <w:t xml:space="preserve">2.3 Реализовать обмен данными между </w:t>
+      </w:r>
+      <w:proofErr w:type="spellStart"/>
+      <w:r>
+        <w:t>backend</w:t>
+      </w:r>
+      <w:proofErr w:type="spellEnd"/>
+      <w:r>
+        <w:t xml:space="preserve"> и </w:t>
+      </w:r>
+      <w:proofErr w:type="spellStart"/>
+      <w:r>
+        <w:t>frontend</w:t>
+      </w:r>
+      <w:proofErr w:type="spellEnd"/>
+      <w:r>
+        <w:t>;</w:t>
+      </w:r>
+    </w:p>
+    <w:p>
+      <w:pPr>
+        <w:pStyle w:val="af7"/>
+        <w:jc w:val="both"/>
+      </w:pPr>
+      <w:r>
+        <w:t xml:space="preserve">2.4 Реализовать слой </w:t>
+      </w:r>
+      <w:proofErr w:type="spellStart"/>
+      <w:r>
+        <w:t>repository</w:t>
+      </w:r>
+      <w:proofErr w:type="spellEnd"/>
+      <w:r>
+        <w:t xml:space="preserve"> и миграции схемы базы данных;</w:t>
+      </w:r>
+    </w:p>
+    <w:p>
+      <w:pPr>
+        <w:pStyle w:val="af7"/>
+        <w:jc w:val="both"/>
+      </w:pPr>
+      <w:r>
+        <w:t xml:space="preserve">2.5 Реализовать пакет </w:t>
+      </w:r>
+      <w:proofErr w:type="spellStart"/>
+      <w:r>
+        <w:t>audit</w:t>
+      </w:r>
+      <w:proofErr w:type="spellEnd"/>
+      <w:r>
+        <w:t xml:space="preserve"> для журналирования действий пользователей;</w:t>
+      </w:r>
+    </w:p>
+    <w:p>
+      <w:pPr>
+        <w:pStyle w:val="af7"/>
+        <w:jc w:val="both"/>
+      </w:pPr>
+      <w:r>
+        <w:t xml:space="preserve">2.6 Реализовать </w:t>
+      </w:r>
+      <w:proofErr w:type="spellStart"/>
+      <w:r>
+        <w:t>security</w:t>
+      </w:r>
+      <w:proofErr w:type="spellEnd"/>
+      <w:r>
+        <w:t>, JWT-аутентификацию и правила доступа;</w:t>
+      </w:r>
+    </w:p>
+    <w:p>
+      <w:pPr>
+        <w:pStyle w:val="af7"/>
+        <w:jc w:val="both"/>
+      </w:pPr>
+      <w:r>
+        <w:t xml:space="preserve">2.7 Реализовать </w:t>
+      </w:r>
+      <w:proofErr w:type="spellStart"/>
+      <w:r>
+        <w:t>AuthController</w:t>
+      </w:r>
+      <w:proofErr w:type="spellEnd"/>
+      <w:r>
+        <w:t xml:space="preserve"> и </w:t>
+      </w:r>
+      <w:proofErr w:type="spellStart"/>
+      <w:r>
+        <w:t>production</w:t>
+      </w:r>
+      <w:proofErr w:type="spellEnd"/>
+      <w:r>
+        <w:t>-настройки JWT-аутентификации;</w:t>
+      </w:r>
+    </w:p>
+    <w:p>
+      <w:pPr>
+        <w:pStyle w:val="af7"/>
+        <w:jc w:val="both"/>
+        <w:rPr>
+          <w:lang w:val="en-US"/>
+        </w:rPr>
+      </w:pPr>
+      <w:r>
+        <w:rPr>
+          <w:lang w:val="en-US"/>
+        </w:rPr>
+        <w:t xml:space="preserve">2.8 </w:t>
+      </w:r>
+      <w:r>
+        <w:t>Реализовать</w:t>
+      </w:r>
+      <w:r>
+        <w:rPr>
+          <w:lang w:val="en-US"/>
+        </w:rPr>
+        <w:t xml:space="preserve"> </w:t>
+      </w:r>
+      <w:proofErr w:type="spellStart"/>
+      <w:r>
+        <w:rPr>
+          <w:lang w:val="en-US"/>
+        </w:rPr>
+        <w:t>GeoController</w:t>
+      </w:r>
+      <w:proofErr w:type="spellEnd"/>
+      <w:r>
+        <w:rPr>
+          <w:lang w:val="en-US"/>
+        </w:rPr>
+        <w:t xml:space="preserve">, </w:t>
+      </w:r>
+      <w:proofErr w:type="spellStart"/>
+      <w:r>
+        <w:rPr>
+          <w:lang w:val="en-US"/>
+        </w:rPr>
+        <w:t>NotificationController</w:t>
+      </w:r>
+      <w:proofErr w:type="spellEnd"/>
+      <w:r>
+        <w:rPr>
+          <w:lang w:val="en-US"/>
+        </w:rPr>
+        <w:t xml:space="preserve"> </w:t>
+      </w:r>
+      <w:r>
+        <w:t>и</w:t>
+      </w:r>
+      <w:r>
+        <w:rPr>
+          <w:lang w:val="en-US"/>
+        </w:rPr>
+        <w:t xml:space="preserve"> </w:t>
+      </w:r>
+      <w:proofErr w:type="spellStart"/>
+      <w:r>
+        <w:rPr>
+          <w:lang w:val="en-US"/>
+        </w:rPr>
+        <w:t>DashboardController</w:t>
+      </w:r>
+      <w:proofErr w:type="spellEnd"/>
+      <w:r>
+        <w:rPr>
+          <w:lang w:val="en-US"/>
+        </w:rPr>
+        <w:t>;</w:t>
+      </w:r>
+    </w:p>
+    <w:p>
+      <w:pPr>
+        <w:pStyle w:val="af7"/>
+        <w:jc w:val="both"/>
+      </w:pPr>
+      <w:r>
+        <w:t xml:space="preserve">2.9 Реализовать </w:t>
+      </w:r>
+      <w:proofErr w:type="spellStart"/>
+      <w:r>
+        <w:t>OrderController</w:t>
+      </w:r>
+      <w:proofErr w:type="spellEnd"/>
+      <w:r>
+        <w:t xml:space="preserve"> для ручного и автоматического назначения маршрутов;</w:t>
+      </w:r>
+    </w:p>
+    <w:p>
+      <w:pPr>
+        <w:pStyle w:val="af7"/>
+        <w:jc w:val="both"/>
+        <w:rPr>
+          <w:lang w:val="en-US"/>
+        </w:rPr>
+      </w:pPr>
+      <w:r>
+        <w:rPr>
+          <w:lang w:val="en-US"/>
+        </w:rPr>
+        <w:t xml:space="preserve">2.10 </w:t>
+      </w:r>
+      <w:r>
+        <w:t>Реализовать</w:t>
+      </w:r>
+      <w:r>
+        <w:rPr>
+          <w:lang w:val="en-US"/>
+        </w:rPr>
+        <w:t xml:space="preserve"> </w:t>
+      </w:r>
+      <w:proofErr w:type="spellStart"/>
+      <w:r>
+        <w:rPr>
+          <w:lang w:val="en-US"/>
+        </w:rPr>
+        <w:t>ProductController</w:t>
+      </w:r>
+      <w:proofErr w:type="spellEnd"/>
+      <w:r>
+        <w:rPr>
+          <w:lang w:val="en-US"/>
+        </w:rPr>
+        <w:t xml:space="preserve">, </w:t>
+      </w:r>
+      <w:proofErr w:type="spellStart"/>
+      <w:r>
+        <w:rPr>
+          <w:lang w:val="en-US"/>
+        </w:rPr>
+        <w:t>UserManagementController</w:t>
+      </w:r>
+      <w:proofErr w:type="spellEnd"/>
+      <w:r>
+        <w:rPr>
+          <w:lang w:val="en-US"/>
+        </w:rPr>
+        <w:t xml:space="preserve"> </w:t>
+      </w:r>
+      <w:r>
+        <w:t>и</w:t>
+      </w:r>
+      <w:r>
+        <w:rPr>
+          <w:lang w:val="en-US"/>
+        </w:rPr>
+        <w:t xml:space="preserve"> </w:t>
+      </w:r>
+      <w:proofErr w:type="spellStart"/>
+      <w:r>
+        <w:rPr>
+          <w:lang w:val="en-US"/>
+        </w:rPr>
+        <w:t>ReportController</w:t>
+      </w:r>
+      <w:proofErr w:type="spellEnd"/>
+      <w:r>
+        <w:rPr>
+          <w:lang w:val="en-US"/>
+        </w:rPr>
+        <w:t>;</w:t>
+      </w:r>
+    </w:p>
+    <w:p>
+      <w:pPr>
+        <w:pStyle w:val="af7"/>
+        <w:jc w:val="both"/>
+      </w:pPr>
+      <w:r>
+        <w:t xml:space="preserve">2.11 Реализовать </w:t>
+      </w:r>
+      <w:proofErr w:type="spellStart"/>
+      <w:r>
+        <w:t>DirectorProfileController</w:t>
+      </w:r>
+      <w:proofErr w:type="spellEnd"/>
+      <w:r>
+        <w:t>, сервисы профиля, заказов и маршрутизации.</w:t>
+      </w:r>
+    </w:p>
+    <w:p>
+      <w:pPr>
+        <w:pStyle w:val="af7"/>
+        <w:jc w:val="both"/>
+      </w:pPr>
+      <w:r>
+        <w:t xml:space="preserve">3 Подключить </w:t>
+      </w:r>
+      <w:proofErr w:type="spellStart"/>
+      <w:r>
+        <w:t>frontend</w:t>
+      </w:r>
+      <w:proofErr w:type="spellEnd"/>
+      <w:r>
+        <w:t xml:space="preserve"> API и интеграцию </w:t>
+      </w:r>
+      <w:proofErr w:type="spellStart"/>
+      <w:r>
+        <w:t>React</w:t>
+      </w:r>
+      <w:proofErr w:type="spellEnd"/>
+      <w:r>
+        <w:t xml:space="preserve">-клиента с </w:t>
+      </w:r>
+      <w:proofErr w:type="spellStart"/>
+      <w:r>
+        <w:t>backend</w:t>
+      </w:r>
+      <w:proofErr w:type="spellEnd"/>
+      <w:r>
+        <w:t>-контуром.</w:t>
+      </w:r>
+    </w:p>
+    <w:p>
+      <w:pPr>
+        <w:pStyle w:val="af7"/>
+        <w:jc w:val="both"/>
+      </w:pPr>
+      <w:r>
+        <w:t>3.1 Подготовить пользовательский интерфейс для директора, менеджера, логиста и водителя;</w:t>
+      </w:r>
+    </w:p>
+    <w:p>
+      <w:pPr>
+        <w:pStyle w:val="af7"/>
+        <w:jc w:val="both"/>
+      </w:pPr>
+      <w:r>
+        <w:t>3.2 Подготовить публичное развёртывание и материалы для проверки.</w:t>
+      </w:r>
+    </w:p>
+    <w:p>
+      <w:pPr>
+        <w:pStyle w:val="af7"/>
+        <w:jc w:val="both"/>
+      </w:pPr>
+      <w:r>
+        <w:t>4 Проверить публичный домен, учётные записи и основные пользовательские сценарии.</w:t>
+      </w:r>
+    </w:p>
+    <w:p>
+      <w:pPr>
+        <w:pStyle w:val="af7"/>
+        <w:ind w:firstLine="567"/>
+        <w:jc w:val="both"/>
+      </w:pPr>
+      <w:r>
+        <w:t xml:space="preserve">Для начала необходимо подготовить публичную версию проекта. </w:t>
+      </w:r>
+      <w:proofErr w:type="spellStart"/>
+      <w:r>
+        <w:t>Frontend</w:t>
+      </w:r>
+      <w:proofErr w:type="spellEnd"/>
+      <w:r>
+        <w:t xml:space="preserve"> разворачивается как статический сайт и доступен по адресу https://farmer.indevs.in, а </w:t>
+      </w:r>
+      <w:proofErr w:type="spellStart"/>
+      <w:r>
+        <w:t>backend</w:t>
+      </w:r>
+      <w:proofErr w:type="spellEnd"/>
+      <w:r>
+        <w:t xml:space="preserve"> работает отдельным сервисом https://farm-sales-backend.onrender.com/api. Связь между ними задаётся переменными окружения и правилами CORS (рисунок 2.1).</w:t>
+      </w:r>
+    </w:p>
+    <w:p>
+      <w:pPr>
+        <w:pStyle w:val="af7"/>
+        <w:ind w:firstLine="567"/>
+        <w:jc w:val="both"/>
+      </w:pPr>
+      <w:r>
+        <w:t xml:space="preserve">Для сопровождения публичной версии подготовлена CD-конфигурация </w:t>
+      </w:r>
+      <w:proofErr w:type="spellStart"/>
+      <w:r>
+        <w:t>Render</w:t>
+      </w:r>
+      <w:proofErr w:type="spellEnd"/>
+      <w:r>
+        <w:t xml:space="preserve">: </w:t>
+      </w:r>
+      <w:proofErr w:type="spellStart"/>
+      <w:r>
+        <w:t>backend</w:t>
+      </w:r>
+      <w:proofErr w:type="spellEnd"/>
+      <w:r>
+        <w:t xml:space="preserve"> разворачивается </w:t>
+      </w:r>
+      <w:proofErr w:type="spellStart"/>
+      <w:r>
+        <w:t>Docker</w:t>
+      </w:r>
+      <w:proofErr w:type="spellEnd"/>
+      <w:r>
+        <w:t xml:space="preserve">-сервисом, </w:t>
+      </w:r>
+      <w:proofErr w:type="spellStart"/>
+      <w:r>
+        <w:t>frontend</w:t>
+      </w:r>
+      <w:proofErr w:type="spellEnd"/>
+      <w:r>
+        <w:t xml:space="preserve"> собирается как статический сайт, а параметр </w:t>
+      </w:r>
+      <w:proofErr w:type="spellStart"/>
+      <w:r>
+        <w:t>autoDeploy</w:t>
+      </w:r>
+      <w:proofErr w:type="spellEnd"/>
+      <w:r>
+        <w:t xml:space="preserve"> позволяет автоматически публиковать обновления после изменений в репозитории. Готовность </w:t>
+      </w:r>
+      <w:proofErr w:type="spellStart"/>
+      <w:r>
+        <w:t>backend</w:t>
+      </w:r>
+      <w:proofErr w:type="spellEnd"/>
+      <w:r>
+        <w:t xml:space="preserve"> дополнительно </w:t>
+      </w:r>
+      <w:r>
         <w:lastRenderedPageBreak/>
-        <w:t>2  Технология</w:t>
-      </w:r>
-      <w:proofErr w:type="gramEnd"/>
-      <w:r>
-        <w:rPr>
-          <w:rFonts w:eastAsia="Times New Roman"/>
-        </w:rPr>
-        <w:t xml:space="preserve"> разработки приложения</w:t>
-      </w:r>
-      <w:bookmarkEnd w:id="4"/>
-    </w:p>
-    <w:p>
-      <w:pPr>
-        <w:pStyle w:val="1"/>
-        <w:tabs>
-          <w:tab w:val="left" w:pos="1555"/>
-        </w:tabs>
-        <w:spacing w:before="0" w:after="0" w:line="320" w:lineRule="exact"/>
-        <w:jc w:val="both"/>
-      </w:pPr>
-    </w:p>
-    <w:p>
-      <w:pPr>
-        <w:pStyle w:val="1"/>
-        <w:tabs>
-          <w:tab w:val="left" w:pos="1555"/>
-        </w:tabs>
-        <w:spacing w:before="0" w:after="0" w:line="320" w:lineRule="exact"/>
-        <w:jc w:val="both"/>
-      </w:pPr>
-      <w:bookmarkStart w:id="5" w:name="_Toc228056985"/>
-      <w:r>
-        <w:rPr>
-          <w:rFonts w:eastAsia="Times New Roman"/>
-        </w:rPr>
-        <w:t>2.1 Алгоритм решения</w:t>
-      </w:r>
-      <w:bookmarkEnd w:id="5"/>
-    </w:p>
-    <w:p>
-      <w:pPr>
-        <w:pStyle w:val="af7"/>
-        <w:ind w:firstLine="567"/>
-        <w:jc w:val="both"/>
-      </w:pPr>
-      <w:r>
-        <w:t>Алгоритм проектирования сетевого приложения:</w:t>
-      </w:r>
-    </w:p>
-    <w:p>
-      <w:pPr>
-        <w:pStyle w:val="af7"/>
-        <w:jc w:val="both"/>
-      </w:pPr>
-      <w:r>
-        <w:t>1 Создать базу данных PostgreSQL:</w:t>
-      </w:r>
-    </w:p>
-    <w:p>
-      <w:pPr>
-        <w:pStyle w:val="af7"/>
-        <w:jc w:val="both"/>
-      </w:pPr>
-      <w:r>
-        <w:t>1.1 Создать в базе данных таблицу users;</w:t>
-      </w:r>
-    </w:p>
-    <w:p>
-      <w:pPr>
-        <w:pStyle w:val="af7"/>
-        <w:jc w:val="both"/>
-      </w:pPr>
-      <w:r>
-        <w:t>1.2 Создать в базе данных таблицу store_addresses;</w:t>
-      </w:r>
-    </w:p>
-    <w:p>
-      <w:pPr>
-        <w:pStyle w:val="af7"/>
-        <w:jc w:val="both"/>
-      </w:pPr>
-      <w:r>
-        <w:t>1.3 Создать в базе данных таблицу products;</w:t>
-      </w:r>
-    </w:p>
-    <w:p>
-      <w:pPr>
-        <w:pStyle w:val="af7"/>
-        <w:jc w:val="both"/>
-      </w:pPr>
-      <w:r>
-        <w:t>1.4 Создать в базе данных таблицу orders;</w:t>
-      </w:r>
-    </w:p>
-    <w:p>
-      <w:pPr>
-        <w:pStyle w:val="af7"/>
-        <w:jc w:val="both"/>
-      </w:pPr>
-      <w:r>
-        <w:t>1.5 Создать в базе данных таблицу order_items;</w:t>
-      </w:r>
-    </w:p>
-    <w:p>
-      <w:pPr>
-        <w:pStyle w:val="af7"/>
-        <w:jc w:val="both"/>
-        <w:rPr>
-          <w:lang w:val="en-US"/>
-        </w:rPr>
-      </w:pPr>
-      <w:r>
-        <w:rPr>
-          <w:lang w:val="en-US"/>
-        </w:rPr>
-        <w:t xml:space="preserve">1.6 </w:t>
-      </w:r>
-      <w:r>
-        <w:t>Создать</w:t>
-      </w:r>
-      <w:r>
-        <w:rPr>
-          <w:lang w:val="en-US"/>
-        </w:rPr>
-        <w:t xml:space="preserve"> </w:t>
-      </w:r>
-      <w:r>
-        <w:t>таблицы</w:t>
-      </w:r>
-      <w:r>
-        <w:rPr>
-          <w:lang w:val="en-US"/>
-        </w:rPr>
-        <w:t xml:space="preserve"> </w:t>
-      </w:r>
-      <w:proofErr w:type="spellStart"/>
-      <w:r>
-        <w:rPr>
-          <w:lang w:val="en-US"/>
-        </w:rPr>
-        <w:t>audit_logs</w:t>
-      </w:r>
-      <w:proofErr w:type="spellEnd"/>
-      <w:r>
-        <w:rPr>
-          <w:lang w:val="en-US"/>
-        </w:rPr>
-        <w:t xml:space="preserve">, </w:t>
-      </w:r>
-      <w:proofErr w:type="spellStart"/>
-      <w:r>
-        <w:rPr>
-          <w:lang w:val="en-US"/>
-        </w:rPr>
-        <w:t>stock_movements</w:t>
-      </w:r>
-      <w:proofErr w:type="spellEnd"/>
-      <w:r>
-        <w:rPr>
-          <w:lang w:val="en-US"/>
-        </w:rPr>
-        <w:t xml:space="preserve">, </w:t>
-      </w:r>
-      <w:proofErr w:type="spellStart"/>
-      <w:r>
-        <w:rPr>
-          <w:lang w:val="en-US"/>
-        </w:rPr>
-        <w:t>order_timeline_events</w:t>
-      </w:r>
-      <w:proofErr w:type="spellEnd"/>
-      <w:r>
-        <w:rPr>
-          <w:lang w:val="en-US"/>
-        </w:rPr>
-        <w:t xml:space="preserve"> </w:t>
-      </w:r>
-      <w:r>
-        <w:t>и</w:t>
-      </w:r>
-      <w:r>
-        <w:rPr>
-          <w:lang w:val="en-US"/>
-        </w:rPr>
-        <w:t xml:space="preserve"> </w:t>
-      </w:r>
-      <w:proofErr w:type="spellStart"/>
-      <w:r>
-        <w:rPr>
-          <w:lang w:val="en-US"/>
-        </w:rPr>
-        <w:t>realtime_notifications</w:t>
-      </w:r>
-      <w:proofErr w:type="spellEnd"/>
-      <w:r>
-        <w:rPr>
-          <w:lang w:val="en-US"/>
-        </w:rPr>
+        <w:t xml:space="preserve">проверяется через Spring </w:t>
+      </w:r>
+      <w:proofErr w:type="spellStart"/>
+      <w:r>
+        <w:t>Actuator-эндпоинт</w:t>
+      </w:r>
+      <w:proofErr w:type="spellEnd"/>
+      <w:r>
+        <w:t xml:space="preserve"> /</w:t>
+      </w:r>
+      <w:proofErr w:type="spellStart"/>
+      <w:r>
+        <w:t>actuator</w:t>
+      </w:r>
+      <w:proofErr w:type="spellEnd"/>
+      <w:r>
+        <w:t>/</w:t>
+      </w:r>
+      <w:proofErr w:type="spellStart"/>
+      <w:r>
+        <w:t>health</w:t>
+      </w:r>
+      <w:proofErr w:type="spellEnd"/>
+      <w:r>
+        <w:t>/</w:t>
+      </w:r>
+      <w:proofErr w:type="spellStart"/>
+      <w:r>
+        <w:t>readiness</w:t>
+      </w:r>
+      <w:proofErr w:type="spellEnd"/>
+      <w:r>
         <w:t>.</w:t>
-      </w:r>
-    </w:p>
-    <w:p>
-      <w:pPr>
-        <w:pStyle w:val="af7"/>
-        <w:jc w:val="both"/>
-      </w:pPr>
-      <w:r>
-        <w:t>2 Реализовать серверную часть на Java и Spring Boot:</w:t>
-      </w:r>
-    </w:p>
-    <w:p>
-      <w:pPr>
-        <w:pStyle w:val="af7"/>
-        <w:jc w:val="both"/>
-      </w:pPr>
-      <w:r>
-        <w:t>2.1 Создать проект Spring Boot и настроить Maven, profiles и pom.xml;</w:t>
-      </w:r>
-    </w:p>
-    <w:p>
-      <w:pPr>
-        <w:pStyle w:val="af7"/>
-        <w:jc w:val="both"/>
-        <w:rPr>
-          <w:lang w:val="en-US"/>
-        </w:rPr>
-      </w:pPr>
-      <w:r>
-        <w:rPr>
-          <w:lang w:val="en-US"/>
-        </w:rPr>
-        <w:t xml:space="preserve">2.2 </w:t>
-      </w:r>
-      <w:r>
-        <w:t>Реализовать</w:t>
-      </w:r>
-      <w:r>
-        <w:rPr>
-          <w:lang w:val="en-US"/>
-        </w:rPr>
-        <w:t xml:space="preserve"> </w:t>
-      </w:r>
-      <w:r>
-        <w:t>сущности</w:t>
-      </w:r>
-      <w:r>
-        <w:rPr>
-          <w:lang w:val="en-US"/>
-        </w:rPr>
-        <w:t xml:space="preserve"> model: User, Role, </w:t>
-      </w:r>
-      <w:proofErr w:type="spellStart"/>
-      <w:r>
-        <w:rPr>
-          <w:lang w:val="en-US"/>
-        </w:rPr>
-        <w:t>StoreAddress</w:t>
-      </w:r>
-      <w:proofErr w:type="spellEnd"/>
-      <w:r>
-        <w:rPr>
-          <w:lang w:val="en-US"/>
-        </w:rPr>
-        <w:t xml:space="preserve">, Product, Order, </w:t>
-      </w:r>
-      <w:proofErr w:type="spellStart"/>
-      <w:r>
-        <w:rPr>
-          <w:lang w:val="en-US"/>
-        </w:rPr>
-        <w:t>OrderItem</w:t>
-      </w:r>
-      <w:proofErr w:type="spellEnd"/>
-      <w:r>
-        <w:rPr>
-          <w:lang w:val="en-US"/>
-        </w:rPr>
-        <w:t xml:space="preserve">, </w:t>
-      </w:r>
-      <w:proofErr w:type="spellStart"/>
-      <w:r>
-        <w:rPr>
-          <w:lang w:val="en-US"/>
-        </w:rPr>
-        <w:t>OrderTimelineEvent</w:t>
-      </w:r>
-      <w:proofErr w:type="spellEnd"/>
-      <w:r>
-        <w:rPr>
-          <w:lang w:val="en-US"/>
-        </w:rPr>
-        <w:t xml:space="preserve">, </w:t>
-      </w:r>
-      <w:proofErr w:type="spellStart"/>
-      <w:r>
-        <w:rPr>
-          <w:lang w:val="en-US"/>
-        </w:rPr>
-        <w:t>RealtimeNotification</w:t>
-      </w:r>
-      <w:proofErr w:type="spellEnd"/>
-      <w:r>
-        <w:rPr>
-          <w:lang w:val="en-US"/>
-        </w:rPr>
-        <w:t>;</w:t>
-      </w:r>
-    </w:p>
-    <w:p>
-      <w:pPr>
-        <w:pStyle w:val="af7"/>
-        <w:jc w:val="both"/>
-      </w:pPr>
-      <w:r>
-        <w:t>2.3 Реализовать обмен данными между backend и frontend;</w:t>
-      </w:r>
-    </w:p>
-    <w:p>
-      <w:pPr>
-        <w:pStyle w:val="af7"/>
-        <w:jc w:val="both"/>
-      </w:pPr>
-      <w:r>
-        <w:t>2.4 Реализовать слой repository и миграции схемы базы данных;</w:t>
-      </w:r>
-    </w:p>
-    <w:p>
-      <w:pPr>
-        <w:pStyle w:val="af7"/>
-        <w:jc w:val="both"/>
-      </w:pPr>
-      <w:r>
-        <w:t>2.5 Реализовать пакет audit для журналирования действий пользователей;</w:t>
-      </w:r>
-    </w:p>
-    <w:p>
-      <w:pPr>
-        <w:pStyle w:val="af7"/>
-        <w:jc w:val="both"/>
-      </w:pPr>
-      <w:r>
-        <w:t>2.6 Реализовать security, JWT-аутентификацию и правила доступа;</w:t>
-      </w:r>
-    </w:p>
-    <w:p>
-      <w:pPr>
-        <w:pStyle w:val="af7"/>
-        <w:jc w:val="both"/>
-      </w:pPr>
-      <w:r>
-        <w:t>2.7 Реализовать AuthController и production-настройки JWT-аутентификации;</w:t>
-      </w:r>
-    </w:p>
-    <w:p>
-      <w:pPr>
-        <w:pStyle w:val="af7"/>
-        <w:jc w:val="both"/>
-        <w:rPr>
-          <w:lang w:val="en-US"/>
-        </w:rPr>
-      </w:pPr>
-      <w:r>
-        <w:rPr>
-          <w:lang w:val="en-US"/>
-        </w:rPr>
-        <w:t xml:space="preserve">2.8 </w:t>
-      </w:r>
-      <w:r>
-        <w:t>Реализовать</w:t>
-      </w:r>
-      <w:r>
-        <w:rPr>
-          <w:lang w:val="en-US"/>
-        </w:rPr>
-        <w:t xml:space="preserve"> </w:t>
-      </w:r>
-      <w:proofErr w:type="spellStart"/>
-      <w:r>
-        <w:rPr>
-          <w:lang w:val="en-US"/>
-        </w:rPr>
-        <w:t>GeoController</w:t>
-      </w:r>
-      <w:proofErr w:type="spellEnd"/>
-      <w:r>
-        <w:rPr>
-          <w:lang w:val="en-US"/>
-        </w:rPr>
-        <w:t xml:space="preserve">, </w:t>
-      </w:r>
-      <w:proofErr w:type="spellStart"/>
-      <w:r>
-        <w:rPr>
-          <w:lang w:val="en-US"/>
-        </w:rPr>
-        <w:t>NotificationController</w:t>
-      </w:r>
-      <w:proofErr w:type="spellEnd"/>
-      <w:r>
-        <w:rPr>
-          <w:lang w:val="en-US"/>
-        </w:rPr>
-        <w:t xml:space="preserve"> </w:t>
-      </w:r>
-      <w:r>
-        <w:t>и</w:t>
-      </w:r>
-      <w:r>
-        <w:rPr>
-          <w:lang w:val="en-US"/>
-        </w:rPr>
-        <w:t xml:space="preserve"> </w:t>
-      </w:r>
-      <w:proofErr w:type="spellStart"/>
-      <w:r>
-        <w:rPr>
-          <w:lang w:val="en-US"/>
-        </w:rPr>
-        <w:t>DashboardController</w:t>
-      </w:r>
-      <w:proofErr w:type="spellEnd"/>
-      <w:r>
-        <w:rPr>
-          <w:lang w:val="en-US"/>
-        </w:rPr>
-        <w:t>;</w:t>
-      </w:r>
-    </w:p>
-    <w:p>
-      <w:pPr>
-        <w:pStyle w:val="af7"/>
-        <w:jc w:val="both"/>
-      </w:pPr>
-      <w:r>
-        <w:t xml:space="preserve">2.9 Реализовать </w:t>
-      </w:r>
-      <w:proofErr w:type="spellStart"/>
-      <w:r>
-        <w:t>OrderController</w:t>
-      </w:r>
-      <w:proofErr w:type="spellEnd"/>
-      <w:r>
-        <w:t xml:space="preserve"> для ручного и автоматического назначения маршрутов;</w:t>
-      </w:r>
-    </w:p>
-    <w:p>
-      <w:pPr>
-        <w:pStyle w:val="af7"/>
-        <w:jc w:val="both"/>
-        <w:rPr>
-          <w:lang w:val="en-US"/>
-        </w:rPr>
-      </w:pPr>
-      <w:r>
-        <w:rPr>
-          <w:lang w:val="en-US"/>
-        </w:rPr>
-        <w:t xml:space="preserve">2.10 </w:t>
-      </w:r>
-      <w:r>
-        <w:t>Реализовать</w:t>
-      </w:r>
-      <w:r>
-        <w:rPr>
-          <w:lang w:val="en-US"/>
-        </w:rPr>
-        <w:t xml:space="preserve"> </w:t>
-      </w:r>
-      <w:proofErr w:type="spellStart"/>
-      <w:r>
-        <w:rPr>
-          <w:lang w:val="en-US"/>
-        </w:rPr>
-        <w:t>ProductController</w:t>
-      </w:r>
-      <w:proofErr w:type="spellEnd"/>
-      <w:r>
-        <w:rPr>
-          <w:lang w:val="en-US"/>
-        </w:rPr>
-        <w:t xml:space="preserve">, </w:t>
-      </w:r>
-      <w:proofErr w:type="spellStart"/>
-      <w:r>
-        <w:rPr>
-          <w:lang w:val="en-US"/>
-        </w:rPr>
-        <w:t>UserManagementController</w:t>
-      </w:r>
-      <w:proofErr w:type="spellEnd"/>
-      <w:r>
-        <w:rPr>
-          <w:lang w:val="en-US"/>
-        </w:rPr>
-        <w:t xml:space="preserve"> </w:t>
-      </w:r>
-      <w:r>
-        <w:t>и</w:t>
-      </w:r>
-      <w:r>
-        <w:rPr>
-          <w:lang w:val="en-US"/>
-        </w:rPr>
-        <w:t xml:space="preserve"> </w:t>
-      </w:r>
-      <w:proofErr w:type="spellStart"/>
-      <w:r>
-        <w:rPr>
-          <w:lang w:val="en-US"/>
-        </w:rPr>
-        <w:t>ReportController</w:t>
-      </w:r>
-      <w:proofErr w:type="spellEnd"/>
-      <w:r>
-        <w:rPr>
-          <w:lang w:val="en-US"/>
-        </w:rPr>
-        <w:t>;</w:t>
-      </w:r>
-    </w:p>
-    <w:p>
-      <w:pPr>
-        <w:pStyle w:val="af7"/>
-        <w:jc w:val="both"/>
-      </w:pPr>
-      <w:r>
-        <w:t xml:space="preserve">2.11 Реализовать </w:t>
-      </w:r>
-      <w:proofErr w:type="spellStart"/>
-      <w:r>
-        <w:t>DirectorProfileController</w:t>
-      </w:r>
-      <w:proofErr w:type="spellEnd"/>
-      <w:r>
-        <w:t>, сервисы профиля, заказов и маршрутизации.</w:t>
-      </w:r>
-    </w:p>
-    <w:p>
-      <w:pPr>
-        <w:pStyle w:val="af7"/>
-        <w:jc w:val="both"/>
-      </w:pPr>
-      <w:r>
-        <w:t>3 Подключить frontend API и интеграцию React-клиента с backend-контуром.</w:t>
-      </w:r>
-    </w:p>
-    <w:p>
-      <w:pPr>
-        <w:pStyle w:val="af7"/>
-        <w:jc w:val="both"/>
-      </w:pPr>
-      <w:r>
-        <w:t>3.1 Подготовить пользовательский интерфейс для директора, менеджера, логиста и водителя;</w:t>
-      </w:r>
-    </w:p>
-    <w:p>
-      <w:pPr>
-        <w:pStyle w:val="af7"/>
-        <w:jc w:val="both"/>
-      </w:pPr>
-      <w:r>
-        <w:t>3.2 Подготовить публичное развёртывание и материалы для проверки.</w:t>
-      </w:r>
-    </w:p>
-    <w:p>
-      <w:pPr>
-        <w:pStyle w:val="af7"/>
-        <w:jc w:val="both"/>
-      </w:pPr>
-      <w:r>
-        <w:t>4 Проверить публичный домен, учётные записи и основные пользовательские сценарии.</w:t>
-      </w:r>
-    </w:p>
-    <w:p>
-      <w:pPr>
-        <w:pStyle w:val="af7"/>
-        <w:ind w:firstLine="567"/>
-        <w:jc w:val="both"/>
-      </w:pPr>
-      <w:r>
-        <w:t xml:space="preserve">Для начала необходимо подготовить публичную версию проекта. </w:t>
-      </w:r>
-      <w:proofErr w:type="spellStart"/>
-      <w:r>
-        <w:t>Frontend</w:t>
-      </w:r>
-      <w:proofErr w:type="spellEnd"/>
-      <w:r>
-        <w:t xml:space="preserve"> разворачивается как </w:t>
-      </w:r>
-      <w:proofErr w:type="spellStart"/>
-      <w:r>
-        <w:t>static</w:t>
-      </w:r>
-      <w:proofErr w:type="spellEnd"/>
-      <w:r>
-        <w:t xml:space="preserve"> </w:t>
-      </w:r>
-      <w:proofErr w:type="spellStart"/>
-      <w:r>
-        <w:t>site</w:t>
-      </w:r>
-      <w:proofErr w:type="spellEnd"/>
-      <w:r>
-        <w:t xml:space="preserve"> и доступен по адресу https://farmer.indevs.in, а </w:t>
-      </w:r>
-      <w:proofErr w:type="spellStart"/>
-      <w:r>
-        <w:t>backend</w:t>
-      </w:r>
-      <w:proofErr w:type="spellEnd"/>
-      <w:r>
-        <w:t xml:space="preserve"> работает отдельным сервисом https://farm-sales-backend.onrender.com/api. Связь между ними задаётся переменными окружения и правилами CORS (рисунок 2.1).</w:t>
-      </w:r>
-    </w:p>
-    <w:p>
-      <w:pPr>
-        <w:pStyle w:val="af7"/>
-        <w:ind w:firstLine="567"/>
-        <w:jc w:val="both"/>
-        <w:rPr>
-          <w:lang w:val="en-US"/>
-        </w:rPr>
-      </w:pPr>
-      <w:r>
-        <w:t xml:space="preserve">Для сопровождения публичной версии подготовлена CD-конфигурация </w:t>
-      </w:r>
-      <w:proofErr w:type="spellStart"/>
-      <w:r>
-        <w:t>Render</w:t>
-      </w:r>
-      <w:proofErr w:type="spellEnd"/>
-      <w:r>
-        <w:t xml:space="preserve">: </w:t>
-      </w:r>
-      <w:proofErr w:type="spellStart"/>
-      <w:r>
-        <w:t>backend</w:t>
-      </w:r>
-      <w:proofErr w:type="spellEnd"/>
-      <w:r>
-        <w:t xml:space="preserve"> разворачивается </w:t>
-      </w:r>
-      <w:proofErr w:type="spellStart"/>
-      <w:r>
-        <w:t>Docker</w:t>
-      </w:r>
-      <w:proofErr w:type="spellEnd"/>
-      <w:r>
-        <w:t xml:space="preserve">-сервисом, </w:t>
-      </w:r>
-      <w:proofErr w:type="spellStart"/>
-      <w:r>
-        <w:t>frontend</w:t>
-      </w:r>
-      <w:proofErr w:type="spellEnd"/>
-      <w:r>
-        <w:t xml:space="preserve"> собирается как </w:t>
-      </w:r>
-      <w:proofErr w:type="spellStart"/>
-      <w:r>
-        <w:t>static</w:t>
-      </w:r>
-      <w:proofErr w:type="spellEnd"/>
-      <w:r>
-        <w:t xml:space="preserve"> </w:t>
-      </w:r>
-      <w:proofErr w:type="spellStart"/>
-      <w:r>
-        <w:t>site</w:t>
-      </w:r>
-      <w:proofErr w:type="spellEnd"/>
-      <w:r>
-        <w:t xml:space="preserve">, а параметр </w:t>
-      </w:r>
-      <w:proofErr w:type="spellStart"/>
-      <w:r>
-        <w:t>autoDeploy</w:t>
-      </w:r>
-      <w:proofErr w:type="spellEnd"/>
-      <w:r>
-        <w:t xml:space="preserve"> позволяет автоматически публиковать обновления после изменений в репозитории. Готовность</w:t>
-      </w:r>
-      <w:r>
-        <w:rPr>
-          <w:lang w:val="en-US"/>
-        </w:rPr>
-        <w:t xml:space="preserve"> backend </w:t>
-      </w:r>
-      <w:r>
-        <w:t>дополнительно</w:t>
-      </w:r>
-      <w:r>
-        <w:rPr>
-          <w:lang w:val="en-US"/>
-        </w:rPr>
-        <w:t xml:space="preserve"> </w:t>
-      </w:r>
-      <w:r>
-        <w:t>проверяется</w:t>
-      </w:r>
-      <w:r>
-        <w:rPr>
-          <w:lang w:val="en-US"/>
-        </w:rPr>
-        <w:t xml:space="preserve"> </w:t>
-      </w:r>
-      <w:r>
-        <w:lastRenderedPageBreak/>
-        <w:t>через</w:t>
-      </w:r>
-      <w:r>
-        <w:rPr>
-          <w:lang w:val="en-US"/>
-        </w:rPr>
-        <w:t xml:space="preserve"> Spring Actuator endpoint /actuator/health/readiness.</w:t>
       </w:r>
     </w:p>
     <w:p>
@@ -5541,9 +6322,6 @@
         <w:pStyle w:val="af7"/>
         <w:ind w:firstLine="567"/>
         <w:jc w:val="center"/>
-        <w:rPr>
-          <w:lang w:val="en-US"/>
-        </w:rPr>
       </w:pPr>
     </w:p>
     <w:p>
@@ -5730,30 +6508,60 @@
         <w:rPr>
           <w:lang w:val="en-US"/>
         </w:rPr>
+        <w:t xml:space="preserve"> «</w:t>
+      </w:r>
+      <w:proofErr w:type="spellStart"/>
+      <w:r>
+        <w:rPr>
+          <w:lang w:val="en-US"/>
+        </w:rPr>
+        <w:t>neondb</w:t>
+      </w:r>
+      <w:proofErr w:type="spellEnd"/>
+      <w:r>
+        <w:rPr>
+          <w:lang w:val="en-US"/>
+        </w:rPr>
+        <w:t xml:space="preserve">» </w:t>
+      </w:r>
+      <w:r>
+        <w:t>сетевого</w:t>
+      </w:r>
+      <w:r>
+        <w:rPr>
+          <w:lang w:val="en-US"/>
+        </w:rPr>
         <w:t xml:space="preserve"> </w:t>
       </w:r>
       <w:r>
+        <w:t>приложения</w:t>
+      </w:r>
+      <w:r>
         <w:rPr>
           <w:lang w:val="en-US"/>
         </w:rPr>
-        <w:t>«</w:t>
-      </w:r>
-      <w:proofErr w:type="spellStart"/>
+        <w:t xml:space="preserve"> </w:t>
+      </w:r>
+      <w:r>
+        <w:t>состоит</w:t>
+      </w:r>
       <w:r>
         <w:rPr>
           <w:lang w:val="en-US"/>
         </w:rPr>
-        <w:t>neondb</w:t>
-      </w:r>
-      <w:proofErr w:type="spellEnd"/>
+        <w:t xml:space="preserve"> </w:t>
+      </w:r>
+      <w:r>
+        <w:t>из</w:t>
+      </w:r>
       <w:r>
         <w:rPr>
           <w:lang w:val="en-US"/>
         </w:rPr>
-        <w:t xml:space="preserve">» </w:t>
-      </w:r>
-      <w:r>
-        <w:t>сетевого</w:t>
+        <w:t xml:space="preserve"> </w:t>
+      </w:r>
+      <w:r>
+        <w:t>прикладных</w:t>
       </w:r>
       <w:r>
         <w:rPr>
@@ -5762,16 +6570,86 @@
         <w:t xml:space="preserve"> </w:t>
       </w:r>
       <w:r>
-        <w:t>приложения</w:t>
+        <w:t>таблиц</w:t>
       </w:r>
       <w:r>
         <w:rPr>
           <w:lang w:val="en-US"/>
         </w:rPr>
+        <w:t xml:space="preserve"> users, </w:t>
+      </w:r>
+      <w:proofErr w:type="spellStart"/>
+      <w:r>
+        <w:rPr>
+          <w:lang w:val="en-US"/>
+        </w:rPr>
+        <w:t>store_addresses</w:t>
+      </w:r>
+      <w:proofErr w:type="spellEnd"/>
+      <w:r>
+        <w:rPr>
+          <w:lang w:val="en-US"/>
+        </w:rPr>
+        <w:t xml:space="preserve">, products, orders, </w:t>
+      </w:r>
+      <w:proofErr w:type="spellStart"/>
+      <w:r>
+        <w:rPr>
+          <w:lang w:val="en-US"/>
+        </w:rPr>
+        <w:t>order_items</w:t>
+      </w:r>
+      <w:proofErr w:type="spellEnd"/>
+      <w:r>
+        <w:rPr>
+          <w:lang w:val="en-US"/>
+        </w:rPr>
+        <w:t xml:space="preserve">, </w:t>
+      </w:r>
+      <w:proofErr w:type="spellStart"/>
+      <w:r>
+        <w:rPr>
+          <w:lang w:val="en-US"/>
+        </w:rPr>
+        <w:t>audit_logs</w:t>
+      </w:r>
+      <w:proofErr w:type="spellEnd"/>
+      <w:r>
+        <w:rPr>
+          <w:lang w:val="en-US"/>
+        </w:rPr>
+        <w:t xml:space="preserve">, </w:t>
+      </w:r>
+      <w:proofErr w:type="spellStart"/>
+      <w:r>
+        <w:rPr>
+          <w:lang w:val="en-US"/>
+        </w:rPr>
+        <w:t>stock_movements</w:t>
+      </w:r>
+      <w:proofErr w:type="spellEnd"/>
+      <w:r>
+        <w:rPr>
+          <w:lang w:val="en-US"/>
+        </w:rPr>
+        <w:t xml:space="preserve">, </w:t>
+      </w:r>
+      <w:proofErr w:type="spellStart"/>
+      <w:r>
+        <w:rPr>
+          <w:lang w:val="en-US"/>
+        </w:rPr>
+        <w:t>order_timeline_events</w:t>
+      </w:r>
+      <w:proofErr w:type="spellEnd"/>
+      <w:r>
+        <w:rPr>
+          <w:lang w:val="en-US"/>
+        </w:rPr>
         <w:t xml:space="preserve"> </w:t>
       </w:r>
       <w:r>
-        <w:t>состоит</w:t>
+        <w:t>и</w:t>
       </w:r>
       <w:r>
         <w:rPr>
@@ -5779,144 +6657,79 @@
         </w:rPr>
         <w:t xml:space="preserve"> </w:t>
       </w:r>
-      <w:r>
-        <w:t>из</w:t>
-      </w:r>
+      <w:proofErr w:type="spellStart"/>
       <w:r>
         <w:rPr>
           <w:lang w:val="en-US"/>
         </w:rPr>
-        <w:t xml:space="preserve"> </w:t>
-      </w:r>
-      <w:r>
-        <w:t>прикладных</w:t>
-      </w:r>
+        <w:t>realtime_notifications</w:t>
+      </w:r>
+      <w:proofErr w:type="spellEnd"/>
       <w:r>
         <w:rPr>
           <w:lang w:val="en-US"/>
         </w:rPr>
-        <w:t xml:space="preserve"> </w:t>
-      </w:r>
-      <w:r>
-        <w:t>таблиц</w:t>
-      </w:r>
-      <w:r>
-        <w:rPr>
-          <w:lang w:val="en-US"/>
-        </w:rPr>
-        <w:t xml:space="preserve"> users, </w:t>
-      </w:r>
-      <w:proofErr w:type="spellStart"/>
-      <w:r>
-        <w:rPr>
-          <w:lang w:val="en-US"/>
-        </w:rPr>
-        <w:t>store_addresses</w:t>
-      </w:r>
-      <w:proofErr w:type="spellEnd"/>
-      <w:r>
-        <w:rPr>
-          <w:lang w:val="en-US"/>
-        </w:rPr>
-        <w:t xml:space="preserve">, products, orders, </w:t>
-      </w:r>
-      <w:proofErr w:type="spellStart"/>
-      <w:r>
-        <w:rPr>
-          <w:lang w:val="en-US"/>
-        </w:rPr>
-        <w:t>order_items</w:t>
-      </w:r>
-      <w:proofErr w:type="spellEnd"/>
-      <w:r>
-        <w:rPr>
-          <w:lang w:val="en-US"/>
-        </w:rPr>
-        <w:t xml:space="preserve">, </w:t>
-      </w:r>
-      <w:proofErr w:type="spellStart"/>
-      <w:r>
-        <w:rPr>
-          <w:lang w:val="en-US"/>
-        </w:rPr>
-        <w:t>audit_logs</w:t>
-      </w:r>
-      <w:proofErr w:type="spellEnd"/>
-      <w:r>
-        <w:rPr>
-          <w:lang w:val="en-US"/>
-        </w:rPr>
-        <w:t xml:space="preserve">, </w:t>
-      </w:r>
-      <w:proofErr w:type="spellStart"/>
-      <w:r>
-        <w:rPr>
-          <w:lang w:val="en-US"/>
-        </w:rPr>
-        <w:t>stock_movements</w:t>
-      </w:r>
-      <w:proofErr w:type="spellEnd"/>
-      <w:r>
-        <w:rPr>
-          <w:lang w:val="en-US"/>
-        </w:rPr>
-        <w:t xml:space="preserve">, </w:t>
-      </w:r>
-      <w:proofErr w:type="spellStart"/>
-      <w:r>
-        <w:rPr>
-          <w:lang w:val="en-US"/>
-        </w:rPr>
-        <w:t>order_timeline_events</w:t>
-      </w:r>
-      <w:proofErr w:type="spellEnd"/>
-      <w:r>
-        <w:rPr>
-          <w:lang w:val="en-US"/>
-        </w:rPr>
-        <w:t xml:space="preserve"> </w:t>
-      </w:r>
-      <w:r>
-        <w:t>и</w:t>
-      </w:r>
-      <w:r>
-        <w:rPr>
-          <w:lang w:val="en-US"/>
-        </w:rPr>
-        <w:t xml:space="preserve"> </w:t>
-      </w:r>
-      <w:proofErr w:type="spellStart"/>
-      <w:r>
-        <w:rPr>
-          <w:lang w:val="en-US"/>
-        </w:rPr>
+        <w:t xml:space="preserve">. </w:t>
+      </w:r>
+      <w:r>
+        <w:t xml:space="preserve">Дополнительно </w:t>
+      </w:r>
+      <w:proofErr w:type="spellStart"/>
+      <w:r>
+        <w:t>Flyway</w:t>
+      </w:r>
+      <w:proofErr w:type="spellEnd"/>
+      <w:r>
+        <w:t xml:space="preserve"> ведёт служебную таблицу </w:t>
+      </w:r>
+      <w:proofErr w:type="spellStart"/>
+      <w:r>
+        <w:t>flyway_schema_history</w:t>
+      </w:r>
+      <w:proofErr w:type="spellEnd"/>
+      <w:r>
+        <w:t>. Вместе эти таблицы образуют полный контур сопровождения заказов и логистики (рисунок 2.2).</w:t>
+      </w:r>
+    </w:p>
+    <w:p>
+      <w:pPr>
+        <w:spacing w:after="0"/>
+        <w:rPr>
+          <w:rFonts w:eastAsia="Times New Roman" w:cs="Times New Roman"/>
+          <w:kern w:val="0"/>
+          <w:szCs w:val="28"/>
+          <w14:ligatures w14:val="none"/>
+        </w:rPr>
+      </w:pPr>
+      <w:r>
+        <w:br w:type="page"/>
+      </w:r>
+    </w:p>
+    <w:p>
+      <w:pPr>
+        <w:pStyle w:val="af7"/>
+        <w:ind w:firstLine="567"/>
+        <w:jc w:val="both"/>
+      </w:pPr>
+      <w:r>
+        <w:lastRenderedPageBreak/>
+        <w:t xml:space="preserve">Схема базы данных поддерживается </w:t>
+      </w:r>
+      <w:proofErr w:type="spellStart"/>
+      <w:r>
+        <w:t>Flyway</w:t>
+      </w:r>
+      <w:proofErr w:type="spellEnd"/>
+      <w:r>
+        <w:t xml:space="preserve">-миграциями: отдельные версии добавляют индексы, аудит действий, события жизненного цикла заказа, складские движения и таблицу </w:t>
+      </w:r>
+      <w:proofErr w:type="spellStart"/>
+      <w:r>
         <w:t>realtime_notifications</w:t>
       </w:r>
       <w:proofErr w:type="spellEnd"/>
       <w:r>
-        <w:rPr>
-          <w:lang w:val="en-US"/>
-        </w:rPr>
-        <w:t xml:space="preserve">. </w:t>
-      </w:r>
-      <w:r>
-        <w:t xml:space="preserve">Дополнительно </w:t>
-      </w:r>
-      <w:proofErr w:type="spellStart"/>
-      <w:r>
-        <w:t>Flyway</w:t>
-      </w:r>
-      <w:proofErr w:type="spellEnd"/>
-      <w:r>
-        <w:t xml:space="preserve"> ведёт служебную таблицу </w:t>
-      </w:r>
-      <w:proofErr w:type="spellStart"/>
-      <w:r>
-        <w:t>flyway_schema_history</w:t>
-      </w:r>
-      <w:proofErr w:type="spellEnd"/>
-      <w:r>
-        <w:t>. Вместе эти таблицы образуют полный контур сопровождения заказа и логистики (рисунок 2.2).</w:t>
+        <w:t xml:space="preserve"> для служебных уведомлений.</w:t>
       </w:r>
     </w:p>
     <w:p>
@@ -5925,25 +6738,6 @@
         <w:ind w:firstLine="567"/>
         <w:jc w:val="both"/>
       </w:pPr>
-      <w:r>
-        <w:t xml:space="preserve">Схема базы данных сопровождается </w:t>
-      </w:r>
-      <w:proofErr w:type="spellStart"/>
-      <w:r>
-        <w:t>Flyway</w:t>
-      </w:r>
-      <w:proofErr w:type="spellEnd"/>
-      <w:r>
-        <w:t xml:space="preserve">-миграциями: отдельными версиями добавляются индексы, аудит действий, события жизненного цикла заказа, складские движения и таблица </w:t>
-      </w:r>
-      <w:proofErr w:type="spellStart"/>
-      <w:r>
-        <w:t>realtime_notifications</w:t>
-      </w:r>
-      <w:proofErr w:type="spellEnd"/>
-      <w:r>
-        <w:t xml:space="preserve"> для служебных уведомлений.</w:t>
-      </w:r>
     </w:p>
     <w:p>
       <w:pPr>
@@ -5954,7 +6748,6 @@
         <w:rPr>
           <w:noProof/>
         </w:rPr>
-        <w:lastRenderedPageBreak/>
         <w:drawing>
           <wp:inline distT="0" distB="0" distL="0" distR="0" wp14:anchorId="5CAD7ACF" wp14:editId="064D46C5">
             <wp:extent cx="6302375" cy="4232275"/>
@@ -6039,8 +6832,16 @@
         <w:rPr>
           <w:b/>
         </w:rPr>
-        <w:t>Таблица users</w:t>
-      </w:r>
+        <w:t xml:space="preserve">Таблица </w:t>
+      </w:r>
+      <w:proofErr w:type="spellStart"/>
+      <w:r>
+        <w:rPr>
+          <w:b/>
+        </w:rPr>
+        <w:t>users</w:t>
+      </w:r>
+      <w:proofErr w:type="spellEnd"/>
       <w:r>
         <w:t xml:space="preserve"> – хранит пользователей системы и их роли.</w:t>
       </w:r>
@@ -6051,34 +6852,66 @@
         <w:jc w:val="both"/>
       </w:pPr>
       <w:r>
-        <w:t>• id – идентификатор пользователя, устанавливается автоматически (AI), первичный ключ (PK).</w:t>
-      </w:r>
-    </w:p>
-    <w:p>
-      <w:pPr>
-        <w:pStyle w:val="af7"/>
-        <w:jc w:val="both"/>
-      </w:pPr>
-      <w:r>
-        <w:t>• username – уникальный логин для входа в систему.</w:t>
-      </w:r>
-    </w:p>
-    <w:p>
-      <w:pPr>
-        <w:pStyle w:val="af7"/>
-        <w:jc w:val="both"/>
-      </w:pPr>
-      <w:r>
-        <w:t>• password_hash – хэш пароля пользователя.</w:t>
-      </w:r>
-    </w:p>
-    <w:p>
-      <w:pPr>
-        <w:pStyle w:val="af7"/>
-        <w:jc w:val="both"/>
-      </w:pPr>
-      <w:r>
-        <w:t>• full_name – имя сотрудника или представителя магазина.</w:t>
+        <w:t xml:space="preserve">• </w:t>
+      </w:r>
+      <w:proofErr w:type="spellStart"/>
+      <w:r>
+        <w:t>id</w:t>
+      </w:r>
+      <w:proofErr w:type="spellEnd"/>
+      <w:r>
+        <w:t xml:space="preserve"> – идентификатор пользователя, устанавливается автоматически (AI), первичный ключ (PK).</w:t>
+      </w:r>
+    </w:p>
+    <w:p>
+      <w:pPr>
+        <w:pStyle w:val="af7"/>
+        <w:jc w:val="both"/>
+      </w:pPr>
+      <w:r>
+        <w:t xml:space="preserve">• </w:t>
+      </w:r>
+      <w:proofErr w:type="spellStart"/>
+      <w:r>
+        <w:t>username</w:t>
+      </w:r>
+      <w:proofErr w:type="spellEnd"/>
+      <w:r>
+        <w:t xml:space="preserve"> – уникальный логин для входа в систему.</w:t>
+      </w:r>
+    </w:p>
+    <w:p>
+      <w:pPr>
+        <w:pStyle w:val="af7"/>
+        <w:jc w:val="both"/>
+      </w:pPr>
+      <w:r>
+        <w:t xml:space="preserve">• </w:t>
+      </w:r>
+      <w:proofErr w:type="spellStart"/>
+      <w:r>
+        <w:t>password_hash</w:t>
+      </w:r>
+      <w:proofErr w:type="spellEnd"/>
+      <w:r>
+        <w:t xml:space="preserve"> – хэш пароля пользователя.</w:t>
+      </w:r>
+    </w:p>
+    <w:p>
+      <w:pPr>
+        <w:pStyle w:val="af7"/>
+        <w:jc w:val="both"/>
+      </w:pPr>
+      <w:r>
+        <w:t xml:space="preserve">• </w:t>
+      </w:r>
+      <w:proofErr w:type="spellStart"/>
+      <w:r>
+        <w:t>full_name</w:t>
+      </w:r>
+      <w:proofErr w:type="spellEnd"/>
+      <w:r>
+        <w:t xml:space="preserve"> – имя сотрудника или представителя магазина.</w:t>
       </w:r>
     </w:p>
     <w:p>
@@ -6146,7 +6979,15 @@
         <w:jc w:val="both"/>
       </w:pPr>
       <w:r>
-        <w:t>• legal_entity_name – наименование магазина или юридического лица.</w:t>
+        <w:t xml:space="preserve">• </w:t>
+      </w:r>
+      <w:proofErr w:type="spellStart"/>
+      <w:r>
+        <w:t>legal_entity_name</w:t>
+      </w:r>
+      <w:proofErr w:type="spellEnd"/>
+      <w:r>
+        <w:t xml:space="preserve"> – наименование магазина или юридического лица.</w:t>
       </w:r>
     </w:p>
     <w:p>
@@ -6159,8 +7000,16 @@
         <w:rPr>
           <w:b/>
         </w:rPr>
-        <w:t>Таблица store_addresses</w:t>
-      </w:r>
+        <w:t xml:space="preserve">Таблица </w:t>
+      </w:r>
+      <w:proofErr w:type="spellStart"/>
+      <w:r>
+        <w:rPr>
+          <w:b/>
+        </w:rPr>
+        <w:t>store_addresses</w:t>
+      </w:r>
+      <w:proofErr w:type="spellEnd"/>
       <w:r>
         <w:t xml:space="preserve"> – хранит адреса доставки магазинов.</w:t>
       </w:r>
@@ -6171,43 +7020,108 @@
         <w:jc w:val="both"/>
       </w:pPr>
       <w:r>
-        <w:t>• id – идентификатор адреса, устанавливается автоматически (AI), первичный ключ (PK).</w:t>
-      </w:r>
-    </w:p>
-    <w:p>
-      <w:pPr>
-        <w:pStyle w:val="af7"/>
-        <w:jc w:val="both"/>
-      </w:pPr>
-      <w:r>
-        <w:t>• user_id – идентификатор владельца адреса, внешний ключ (FK к users).</w:t>
-      </w:r>
-    </w:p>
-    <w:p>
-      <w:pPr>
-        <w:pStyle w:val="af7"/>
-        <w:jc w:val="both"/>
-      </w:pPr>
-      <w:r>
-        <w:t>• label – краткое название точки доставки.</w:t>
-      </w:r>
-    </w:p>
-    <w:p>
-      <w:pPr>
-        <w:pStyle w:val="af7"/>
-        <w:jc w:val="both"/>
-      </w:pPr>
-      <w:r>
-        <w:t>• address_line – человекочитаемый адрес доставки.</w:t>
-      </w:r>
-    </w:p>
-    <w:p>
-      <w:pPr>
-        <w:pStyle w:val="af7"/>
-        <w:jc w:val="both"/>
-      </w:pPr>
-      <w:r>
-        <w:t>• latitude / longitude –</w:t>
+        <w:t xml:space="preserve">• </w:t>
+      </w:r>
+      <w:proofErr w:type="spellStart"/>
+      <w:r>
+        <w:t>id</w:t>
+      </w:r>
+      <w:proofErr w:type="spellEnd"/>
+      <w:r>
+        <w:t xml:space="preserve"> – идентификатор адреса, устанавливается автоматически (AI), первичный ключ (PK).</w:t>
+      </w:r>
+    </w:p>
+    <w:p>
+      <w:pPr>
+        <w:pStyle w:val="af7"/>
+        <w:jc w:val="both"/>
+      </w:pPr>
+      <w:r>
+        <w:t xml:space="preserve">• </w:t>
+      </w:r>
+      <w:proofErr w:type="spellStart"/>
+      <w:r>
+        <w:t>user_id</w:t>
+      </w:r>
+      <w:proofErr w:type="spellEnd"/>
+      <w:r>
+        <w:t xml:space="preserve"> – идентификатор владельца адреса, внешний ключ (FK к </w:t>
+      </w:r>
+      <w:proofErr w:type="spellStart"/>
+      <w:r>
+        <w:t>users</w:t>
+      </w:r>
+      <w:proofErr w:type="spellEnd"/>
+      <w:r>
+        <w:t>).</w:t>
+      </w:r>
+    </w:p>
+    <w:p>
+      <w:pPr>
+        <w:pStyle w:val="af7"/>
+        <w:jc w:val="both"/>
+      </w:pPr>
+      <w:r>
+        <w:t xml:space="preserve">• </w:t>
+      </w:r>
+      <w:proofErr w:type="spellStart"/>
+      <w:r>
+        <w:t>label</w:t>
+      </w:r>
+      <w:proofErr w:type="spellEnd"/>
+      <w:r>
+        <w:t xml:space="preserve"> – краткое название точки доставки.</w:t>
+      </w:r>
+    </w:p>
+    <w:p>
+      <w:pPr>
+        <w:pStyle w:val="af7"/>
+        <w:jc w:val="both"/>
+      </w:pPr>
+      <w:r>
+        <w:t xml:space="preserve">• </w:t>
+      </w:r>
+      <w:proofErr w:type="spellStart"/>
+      <w:r>
+        <w:t>address_line</w:t>
+      </w:r>
+      <w:proofErr w:type="spellEnd"/>
+      <w:r>
+        <w:t xml:space="preserve"> – </w:t>
+      </w:r>
+      <w:proofErr w:type="spellStart"/>
+      <w:r>
+        <w:t>человекочитаемый</w:t>
+      </w:r>
+      <w:proofErr w:type="spellEnd"/>
+      <w:r>
+        <w:t xml:space="preserve"> адрес доставки.</w:t>
+      </w:r>
+    </w:p>
+    <w:p>
+      <w:pPr>
+        <w:pStyle w:val="af7"/>
+        <w:jc w:val="both"/>
+      </w:pPr>
+      <w:r>
+        <w:lastRenderedPageBreak/>
+        <w:t xml:space="preserve">• </w:t>
+      </w:r>
+      <w:proofErr w:type="spellStart"/>
+      <w:r>
+        <w:t>latitude</w:t>
+      </w:r>
+      <w:proofErr w:type="spellEnd"/>
+      <w:r>
+        <w:t xml:space="preserve"> / </w:t>
+      </w:r>
+      <w:proofErr w:type="spellStart"/>
+      <w:r>
+        <w:t>longitude</w:t>
+      </w:r>
+      <w:proofErr w:type="spellEnd"/>
+      <w:r>
+        <w:t xml:space="preserve"> –</w:t>
       </w:r>
       <w:r>
         <w:t xml:space="preserve"> координаты для карты и расчёта маршрута.</w:t>
@@ -6223,8 +7137,16 @@
         <w:rPr>
           <w:b/>
         </w:rPr>
-        <w:t>Таблица products</w:t>
-      </w:r>
+        <w:t xml:space="preserve">Таблица </w:t>
+      </w:r>
+      <w:proofErr w:type="spellStart"/>
+      <w:r>
+        <w:rPr>
+          <w:b/>
+        </w:rPr>
+        <w:t>products</w:t>
+      </w:r>
+      <w:proofErr w:type="spellEnd"/>
       <w:r>
         <w:t xml:space="preserve"> – хранит каталог фермерской продукции.</w:t>
       </w:r>
@@ -6235,71 +7157,134 @@
         <w:jc w:val="both"/>
       </w:pPr>
       <w:r>
-        <w:t>• id – идентификатор товара, устанавливается автоматически (AI), первичный ключ (PK).</w:t>
-      </w:r>
-    </w:p>
-    <w:p>
-      <w:pPr>
-        <w:pStyle w:val="af7"/>
-        <w:jc w:val="both"/>
-      </w:pPr>
-      <w:r>
-        <w:lastRenderedPageBreak/>
-        <w:t>• name – название продукции.</w:t>
-      </w:r>
-    </w:p>
-    <w:p>
-      <w:pPr>
-        <w:pStyle w:val="af7"/>
-        <w:jc w:val="both"/>
-      </w:pPr>
-      <w:r>
-        <w:t>• description – описание товара.</w:t>
-      </w:r>
-    </w:p>
-    <w:p>
-      <w:pPr>
-        <w:pStyle w:val="af7"/>
-        <w:jc w:val="both"/>
-      </w:pPr>
-      <w:r>
-        <w:t>• price – цена единицы продукции.</w:t>
-      </w:r>
-    </w:p>
-    <w:p>
-      <w:pPr>
-        <w:pStyle w:val="af7"/>
-        <w:jc w:val="both"/>
-      </w:pPr>
-      <w:r>
-        <w:t>• stock_quantity – текущий остаток товара.</w:t>
-      </w:r>
-    </w:p>
-    <w:p>
-      <w:pPr>
-        <w:pStyle w:val="af7"/>
-        <w:jc w:val="both"/>
-      </w:pPr>
-      <w:r>
-        <w:t>• category – категория товара.</w:t>
-      </w:r>
-    </w:p>
-    <w:p>
-      <w:pPr>
-        <w:pStyle w:val="af7"/>
-        <w:jc w:val="both"/>
-      </w:pPr>
-      <w:r>
-        <w:t>• photo_url – путь к изображению товара.</w:t>
-      </w:r>
-    </w:p>
-    <w:p>
-      <w:pPr>
-        <w:pStyle w:val="af7"/>
-        <w:jc w:val="both"/>
-      </w:pPr>
-      <w:r>
-        <w:t>• weight_kg / volume_m3</w:t>
+        <w:t xml:space="preserve">• </w:t>
+      </w:r>
+      <w:proofErr w:type="spellStart"/>
+      <w:r>
+        <w:t>id</w:t>
+      </w:r>
+      <w:proofErr w:type="spellEnd"/>
+      <w:r>
+        <w:t xml:space="preserve"> – идентификатор товара, устанавливается автоматически (AI), первичный ключ (PK).</w:t>
+      </w:r>
+    </w:p>
+    <w:p>
+      <w:pPr>
+        <w:pStyle w:val="af7"/>
+        <w:jc w:val="both"/>
+      </w:pPr>
+      <w:r>
+        <w:t xml:space="preserve">• </w:t>
+      </w:r>
+      <w:proofErr w:type="spellStart"/>
+      <w:r>
+        <w:t>name</w:t>
+      </w:r>
+      <w:proofErr w:type="spellEnd"/>
+      <w:r>
+        <w:t xml:space="preserve"> – название продукции.</w:t>
+      </w:r>
+    </w:p>
+    <w:p>
+      <w:pPr>
+        <w:pStyle w:val="af7"/>
+        <w:jc w:val="both"/>
+      </w:pPr>
+      <w:r>
+        <w:t xml:space="preserve">• </w:t>
+      </w:r>
+      <w:proofErr w:type="spellStart"/>
+      <w:r>
+        <w:t>description</w:t>
+      </w:r>
+      <w:proofErr w:type="spellEnd"/>
+      <w:r>
+        <w:t xml:space="preserve"> – описание товара.</w:t>
+      </w:r>
+    </w:p>
+    <w:p>
+      <w:pPr>
+        <w:pStyle w:val="af7"/>
+        <w:jc w:val="both"/>
+      </w:pPr>
+      <w:r>
+        <w:t xml:space="preserve">• </w:t>
+      </w:r>
+      <w:proofErr w:type="spellStart"/>
+      <w:r>
+        <w:t>price</w:t>
+      </w:r>
+      <w:proofErr w:type="spellEnd"/>
+      <w:r>
+        <w:t xml:space="preserve"> – цена единицы продукции.</w:t>
+      </w:r>
+    </w:p>
+    <w:p>
+      <w:pPr>
+        <w:pStyle w:val="af7"/>
+        <w:jc w:val="both"/>
+      </w:pPr>
+      <w:r>
+        <w:t xml:space="preserve">• </w:t>
+      </w:r>
+      <w:proofErr w:type="spellStart"/>
+      <w:r>
+        <w:t>stock_quantity</w:t>
+      </w:r>
+      <w:proofErr w:type="spellEnd"/>
+      <w:r>
+        <w:t xml:space="preserve"> – текущий остаток товара.</w:t>
+      </w:r>
+    </w:p>
+    <w:p>
+      <w:pPr>
+        <w:pStyle w:val="af7"/>
+        <w:jc w:val="both"/>
+      </w:pPr>
+      <w:r>
+        <w:t xml:space="preserve">• </w:t>
+      </w:r>
+      <w:proofErr w:type="spellStart"/>
+      <w:r>
+        <w:t>category</w:t>
+      </w:r>
+      <w:proofErr w:type="spellEnd"/>
+      <w:r>
+        <w:t xml:space="preserve"> – категория товара.</w:t>
+      </w:r>
+    </w:p>
+    <w:p>
+      <w:pPr>
+        <w:pStyle w:val="af7"/>
+        <w:jc w:val="both"/>
+      </w:pPr>
+      <w:r>
+        <w:t xml:space="preserve">• </w:t>
+      </w:r>
+      <w:proofErr w:type="spellStart"/>
+      <w:r>
+        <w:t>photo_url</w:t>
+      </w:r>
+      <w:proofErr w:type="spellEnd"/>
+      <w:r>
+        <w:t xml:space="preserve"> – путь к изображению товара.</w:t>
+      </w:r>
+    </w:p>
+    <w:p>
+      <w:pPr>
+        <w:pStyle w:val="af7"/>
+        <w:jc w:val="both"/>
+      </w:pPr>
+      <w:r>
+        <w:t xml:space="preserve">• </w:t>
+      </w:r>
+      <w:proofErr w:type="spellStart"/>
+      <w:r>
+        <w:t>weight_kg</w:t>
+      </w:r>
+      <w:proofErr w:type="spellEnd"/>
+      <w:r>
+        <w:t xml:space="preserve"> / volume_m3</w:t>
       </w:r>
       <w:r>
         <w:t xml:space="preserve"> – логистические параметры для расчёта маршрута.</w:t>
@@ -6315,8 +7300,16 @@
         <w:rPr>
           <w:b/>
         </w:rPr>
-        <w:t>Таблица orders</w:t>
-      </w:r>
+        <w:t xml:space="preserve">Таблица </w:t>
+      </w:r>
+      <w:proofErr w:type="spellStart"/>
+      <w:r>
+        <w:rPr>
+          <w:b/>
+        </w:rPr>
+        <w:t>orders</w:t>
+      </w:r>
+      <w:proofErr w:type="spellEnd"/>
       <w:r>
         <w:t xml:space="preserve"> – хранит документы заказа.</w:t>
       </w:r>
@@ -6327,16 +7320,40 @@
         <w:jc w:val="both"/>
       </w:pPr>
       <w:r>
-        <w:t>• id – идентификатор заказа, устанавливается автоматически (AI), первичный ключ (PK).</w:t>
-      </w:r>
-    </w:p>
-    <w:p>
-      <w:pPr>
-        <w:pStyle w:val="af7"/>
-        <w:jc w:val="both"/>
-      </w:pPr>
-      <w:r>
-        <w:t>• customer_id – идентификатор директора магазина, внешний ключ (FK к users).</w:t>
+        <w:t xml:space="preserve">• </w:t>
+      </w:r>
+      <w:proofErr w:type="spellStart"/>
+      <w:r>
+        <w:t>id</w:t>
+      </w:r>
+      <w:proofErr w:type="spellEnd"/>
+      <w:r>
+        <w:t xml:space="preserve"> – идентификатор заказа, устанавливается автоматически (AI), первичный ключ (PK).</w:t>
+      </w:r>
+    </w:p>
+    <w:p>
+      <w:pPr>
+        <w:pStyle w:val="af7"/>
+        <w:jc w:val="both"/>
+      </w:pPr>
+      <w:r>
+        <w:t xml:space="preserve">• </w:t>
+      </w:r>
+      <w:proofErr w:type="spellStart"/>
+      <w:r>
+        <w:t>customer_id</w:t>
+      </w:r>
+      <w:proofErr w:type="spellEnd"/>
+      <w:r>
+        <w:t xml:space="preserve"> – идентификатор директора магазина, внешний ключ (FK к </w:t>
+      </w:r>
+      <w:proofErr w:type="spellStart"/>
+      <w:r>
+        <w:t>users</w:t>
+      </w:r>
+      <w:proofErr w:type="spellEnd"/>
+      <w:r>
+        <w:t>).</w:t>
       </w:r>
     </w:p>
     <w:p>
@@ -6441,61 +7458,141 @@
       </w:r>
       <w:proofErr w:type="spellEnd"/>
       <w:r>
-        <w:t xml:space="preserve"> – менеджер, подтвердивший заявку, внешний ключ (FK к users).</w:t>
-      </w:r>
-    </w:p>
-    <w:p>
-      <w:pPr>
-        <w:pStyle w:val="af7"/>
-        <w:jc w:val="both"/>
-      </w:pPr>
-      <w:r>
-        <w:t>• assigned_driver_id – назначенный водитель, внешний ключ (FK к users).</w:t>
-      </w:r>
-    </w:p>
-    <w:p>
-      <w:pPr>
-        <w:pStyle w:val="af7"/>
-        <w:jc w:val="both"/>
-      </w:pPr>
-      <w:r>
-        <w:t>• assigned_by_logistician_id – логист, назначивший доставку, внешний ключ (FK к users).</w:t>
-      </w:r>
-    </w:p>
-    <w:p>
-      <w:pPr>
-        <w:pStyle w:val="af7"/>
-        <w:jc w:val="both"/>
-      </w:pPr>
-      <w:r>
-        <w:t>• status – текущий статус заказа.</w:t>
-      </w:r>
-    </w:p>
-    <w:p>
-      <w:pPr>
-        <w:pStyle w:val="af7"/>
-        <w:jc w:val="both"/>
-      </w:pPr>
-      <w:r>
-        <w:t>• total_amount – итоговая сумма заказа.</w:t>
-      </w:r>
-    </w:p>
-    <w:p>
-      <w:pPr>
-        <w:pStyle w:val="af7"/>
-        <w:jc w:val="both"/>
-      </w:pPr>
-      <w:r>
-        <w:t>• route_trip_number / route_stop_sequence – номер рейса и порядок остановки в маршруте.</w:t>
-      </w:r>
-    </w:p>
-    <w:p>
-      <w:pPr>
-        <w:pStyle w:val="af7"/>
-        <w:jc w:val="both"/>
-      </w:pPr>
-      <w:r>
-        <w:t>• version – поле оптимистической</w:t>
+        <w:t xml:space="preserve"> – менеджер, подтвердивший заявку, внешний ключ (FK к </w:t>
+      </w:r>
+      <w:proofErr w:type="spellStart"/>
+      <w:r>
+        <w:t>users</w:t>
+      </w:r>
+      <w:proofErr w:type="spellEnd"/>
+      <w:r>
+        <w:t>).</w:t>
+      </w:r>
+    </w:p>
+    <w:p>
+      <w:pPr>
+        <w:pStyle w:val="af7"/>
+        <w:jc w:val="both"/>
+      </w:pPr>
+      <w:r>
+        <w:t xml:space="preserve">• </w:t>
+      </w:r>
+      <w:proofErr w:type="spellStart"/>
+      <w:r>
+        <w:t>assigned_driver_id</w:t>
+      </w:r>
+      <w:proofErr w:type="spellEnd"/>
+      <w:r>
+        <w:t xml:space="preserve"> – назначенный водитель, внешний ключ (FK к </w:t>
+      </w:r>
+      <w:proofErr w:type="spellStart"/>
+      <w:r>
+        <w:t>users</w:t>
+      </w:r>
+      <w:proofErr w:type="spellEnd"/>
+      <w:r>
+        <w:t>).</w:t>
+      </w:r>
+    </w:p>
+    <w:p>
+      <w:pPr>
+        <w:pStyle w:val="af7"/>
+        <w:jc w:val="both"/>
+      </w:pPr>
+      <w:r>
+        <w:t xml:space="preserve">• </w:t>
+      </w:r>
+      <w:proofErr w:type="spellStart"/>
+      <w:r>
+        <w:t>assigned_by_logistician_id</w:t>
+      </w:r>
+      <w:proofErr w:type="spellEnd"/>
+      <w:r>
+        <w:t xml:space="preserve"> – логист, назначивший доставку, внешний ключ (FK к </w:t>
+      </w:r>
+      <w:proofErr w:type="spellStart"/>
+      <w:r>
+        <w:t>users</w:t>
+      </w:r>
+      <w:proofErr w:type="spellEnd"/>
+      <w:r>
+        <w:t>).</w:t>
+      </w:r>
+    </w:p>
+    <w:p>
+      <w:pPr>
+        <w:pStyle w:val="af7"/>
+        <w:jc w:val="both"/>
+      </w:pPr>
+      <w:r>
+        <w:t xml:space="preserve">• </w:t>
+      </w:r>
+      <w:proofErr w:type="spellStart"/>
+      <w:r>
+        <w:t>status</w:t>
+      </w:r>
+      <w:proofErr w:type="spellEnd"/>
+      <w:r>
+        <w:t xml:space="preserve"> – текущий статус заказа.</w:t>
+      </w:r>
+    </w:p>
+    <w:p>
+      <w:pPr>
+        <w:pStyle w:val="af7"/>
+        <w:jc w:val="both"/>
+      </w:pPr>
+      <w:r>
+        <w:t xml:space="preserve">• </w:t>
+      </w:r>
+      <w:proofErr w:type="spellStart"/>
+      <w:r>
+        <w:t>total_amount</w:t>
+      </w:r>
+      <w:proofErr w:type="spellEnd"/>
+      <w:r>
+        <w:t xml:space="preserve"> – итоговая сумма заказа.</w:t>
+      </w:r>
+    </w:p>
+    <w:p>
+      <w:pPr>
+        <w:pStyle w:val="af7"/>
+        <w:jc w:val="both"/>
+      </w:pPr>
+      <w:r>
+        <w:t xml:space="preserve">• </w:t>
+      </w:r>
+      <w:proofErr w:type="spellStart"/>
+      <w:r>
+        <w:t>route_trip_number</w:t>
+      </w:r>
+      <w:proofErr w:type="spellEnd"/>
+      <w:r>
+        <w:t xml:space="preserve"> / </w:t>
+      </w:r>
+      <w:proofErr w:type="spellStart"/>
+      <w:r>
+        <w:t>route_stop_sequence</w:t>
+      </w:r>
+      <w:proofErr w:type="spellEnd"/>
+      <w:r>
+        <w:t xml:space="preserve"> – номер рейса и порядок остановки в маршруте.</w:t>
+      </w:r>
+    </w:p>
+    <w:p>
+      <w:pPr>
+        <w:pStyle w:val="af7"/>
+        <w:jc w:val="both"/>
+      </w:pPr>
+      <w:r>
+        <w:t xml:space="preserve">• </w:t>
+      </w:r>
+      <w:proofErr w:type="spellStart"/>
+      <w:r>
+        <w:t>version</w:t>
+      </w:r>
+      <w:proofErr w:type="spellEnd"/>
+      <w:r>
+        <w:t xml:space="preserve"> – поле оптимистической</w:t>
       </w:r>
       <w:r>
         <w:t xml:space="preserve"> блокировки при параллельном обновлении.</w:t>
@@ -6511,8 +7608,16 @@
         <w:rPr>
           <w:b/>
         </w:rPr>
-        <w:t>Таблица order_items</w:t>
-      </w:r>
+        <w:t xml:space="preserve">Таблица </w:t>
+      </w:r>
+      <w:proofErr w:type="spellStart"/>
+      <w:r>
+        <w:rPr>
+          <w:b/>
+        </w:rPr>
+        <w:t>order_items</w:t>
+      </w:r>
+      <w:proofErr w:type="spellEnd"/>
       <w:r>
         <w:t xml:space="preserve"> – хранит позиции внутри заказа.</w:t>
       </w:r>
@@ -6523,43 +7628,107 @@
         <w:jc w:val="both"/>
       </w:pPr>
       <w:r>
-        <w:t>• id – идентификатор позиции, устанавливается автоматически (AI), первичный ключ (PK).</w:t>
-      </w:r>
-    </w:p>
-    <w:p>
-      <w:pPr>
-        <w:pStyle w:val="af7"/>
-        <w:jc w:val="both"/>
-      </w:pPr>
-      <w:r>
-        <w:t>• order_id – идентификатор заказа, внешний ключ (FK к orders).</w:t>
-      </w:r>
-    </w:p>
-    <w:p>
-      <w:pPr>
-        <w:pStyle w:val="af7"/>
-        <w:jc w:val="both"/>
-      </w:pPr>
-      <w:r>
-        <w:t>• product_id – идентификатор товара, внешний ключ (FK к products).</w:t>
-      </w:r>
-    </w:p>
-    <w:p>
-      <w:pPr>
-        <w:pStyle w:val="af7"/>
-        <w:jc w:val="both"/>
-      </w:pPr>
-      <w:r>
-        <w:t>• quantity – количество товара в заказе.</w:t>
-      </w:r>
-    </w:p>
-    <w:p>
-      <w:pPr>
-        <w:pStyle w:val="af7"/>
-        <w:jc w:val="both"/>
-      </w:pPr>
-      <w:r>
-        <w:t>• price / line_total – цена товара и итоговая сумма позиции на момент оформления</w:t>
+        <w:t xml:space="preserve">• </w:t>
+      </w:r>
+      <w:proofErr w:type="spellStart"/>
+      <w:r>
+        <w:t>id</w:t>
+      </w:r>
+      <w:proofErr w:type="spellEnd"/>
+      <w:r>
+        <w:t xml:space="preserve"> – идентификатор позиции, устанавливается автоматически (AI), первичный ключ (PK).</w:t>
+      </w:r>
+    </w:p>
+    <w:p>
+      <w:pPr>
+        <w:pStyle w:val="af7"/>
+        <w:jc w:val="both"/>
+      </w:pPr>
+      <w:r>
+        <w:t xml:space="preserve">• </w:t>
+      </w:r>
+      <w:proofErr w:type="spellStart"/>
+      <w:r>
+        <w:t>order_id</w:t>
+      </w:r>
+      <w:proofErr w:type="spellEnd"/>
+      <w:r>
+        <w:t xml:space="preserve"> – идентификатор заказа, внешний ключ (FK к </w:t>
+      </w:r>
+      <w:proofErr w:type="spellStart"/>
+      <w:r>
+        <w:t>orders</w:t>
+      </w:r>
+      <w:proofErr w:type="spellEnd"/>
+      <w:r>
+        <w:t>).</w:t>
+      </w:r>
+    </w:p>
+    <w:p>
+      <w:pPr>
+        <w:pStyle w:val="af7"/>
+        <w:jc w:val="both"/>
+      </w:pPr>
+      <w:r>
+        <w:t xml:space="preserve">• </w:t>
+      </w:r>
+      <w:proofErr w:type="spellStart"/>
+      <w:r>
+        <w:t>product_id</w:t>
+      </w:r>
+      <w:proofErr w:type="spellEnd"/>
+      <w:r>
+        <w:t xml:space="preserve"> – идентификатор товара, внешний ключ (FK к </w:t>
+      </w:r>
+      <w:proofErr w:type="spellStart"/>
+      <w:r>
+        <w:t>products</w:t>
+      </w:r>
+      <w:proofErr w:type="spellEnd"/>
+      <w:r>
+        <w:t>).</w:t>
+      </w:r>
+    </w:p>
+    <w:p>
+      <w:pPr>
+        <w:pStyle w:val="af7"/>
+        <w:jc w:val="both"/>
+      </w:pPr>
+      <w:r>
+        <w:t xml:space="preserve">• </w:t>
+      </w:r>
+      <w:proofErr w:type="spellStart"/>
+      <w:r>
+        <w:t>quantity</w:t>
+      </w:r>
+      <w:proofErr w:type="spellEnd"/>
+      <w:r>
+        <w:t xml:space="preserve"> – количество товара в заказе.</w:t>
+      </w:r>
+    </w:p>
+    <w:p>
+      <w:pPr>
+        <w:pStyle w:val="af7"/>
+        <w:jc w:val="both"/>
+      </w:pPr>
+      <w:r>
+        <w:t xml:space="preserve">• </w:t>
+      </w:r>
+      <w:proofErr w:type="spellStart"/>
+      <w:r>
+        <w:t>price</w:t>
+      </w:r>
+      <w:proofErr w:type="spellEnd"/>
+      <w:r>
+        <w:t xml:space="preserve"> / </w:t>
+      </w:r>
+      <w:proofErr w:type="spellStart"/>
+      <w:r>
+        <w:t>line_total</w:t>
+      </w:r>
+      <w:proofErr w:type="spellEnd"/>
+      <w:r>
+        <w:t xml:space="preserve"> – цена товара и итоговая сумма позиции на момент оформления</w:t>
       </w:r>
       <w:r>
         <w:t>.</w:t>
@@ -6569,22 +7738,38 @@
       <w:pPr>
         <w:pStyle w:val="af7"/>
         <w:keepNext/>
-        <w:spacing w:before="40" w:after="80" w:line="240" w:lineRule="auto"/>
-        <w:jc w:val="both"/>
-      </w:pPr>
-      <w:r>
-        <w:t>Таблица audit_logs хранит журнал пользовательских действий: тип операции, объект, пользователя, роль, время события и служебное описание. Эти данные используются для контроля входов, создания пользователей и изменений заказов.</w:t>
+        <w:spacing w:before="40" w:line="240" w:lineRule="auto"/>
+        <w:jc w:val="both"/>
+      </w:pPr>
+      <w:r>
+        <w:t xml:space="preserve">Таблица </w:t>
+      </w:r>
+      <w:proofErr w:type="spellStart"/>
+      <w:r>
+        <w:t>audit_logs</w:t>
+      </w:r>
+      <w:proofErr w:type="spellEnd"/>
+      <w:r>
+        <w:t xml:space="preserve"> хранит журнал пользовательских действий: тип операции, объект, пользователя, роль, время события и служебное описание. Эти данные используются для контроля входов, создания пользователей и изменений заказов.</w:t>
       </w:r>
     </w:p>
     <w:p>
       <w:pPr>
         <w:pStyle w:val="af7"/>
         <w:keepNext/>
-        <w:spacing w:before="40" w:after="80" w:line="240" w:lineRule="auto"/>
-        <w:jc w:val="both"/>
-      </w:pPr>
-      <w:r>
-        <w:t>Таблица order_timeline_events фиксирует историю изменения статусов заказов: исходный и новый статус, ответственного пользователя и время события. Благодаря этому можно проследить путь заявки от создания до доставки.</w:t>
+        <w:spacing w:before="40" w:line="240" w:lineRule="auto"/>
+        <w:jc w:val="both"/>
+      </w:pPr>
+      <w:r>
+        <w:t xml:space="preserve">Таблица </w:t>
+      </w:r>
+      <w:proofErr w:type="spellStart"/>
+      <w:r>
+        <w:t>order_timeline_events</w:t>
+      </w:r>
+      <w:proofErr w:type="spellEnd"/>
+      <w:r>
+        <w:t xml:space="preserve"> фиксирует историю изменения статусов заказов: исходный и новый статус, ответственного пользователя и время события. Благодаря этому можно проследить путь заявки от создания до доставки.</w:t>
       </w:r>
     </w:p>
     <w:p>
@@ -6592,23 +7777,61 @@
         <w:pStyle w:val="af7"/>
         <w:keepNext/>
         <w:pageBreakBefore/>
-        <w:spacing w:before="40" w:after="80" w:line="240" w:lineRule="auto"/>
+        <w:spacing w:before="40" w:line="240" w:lineRule="auto"/>
         <w:jc w:val="both"/>
       </w:pPr>
       <w:r>
         <w:lastRenderedPageBreak/>
-        <w:t>Таблица stock_movements отражает движения товарных остатков. Записи связываются с товаром и, при необходимости, с заказом, а поле movement_type показывает характер операции: резервирование, списание или возврат.</w:t>
+        <w:t xml:space="preserve">Таблица </w:t>
+      </w:r>
+      <w:proofErr w:type="spellStart"/>
+      <w:r>
+        <w:t>stock_movements</w:t>
+      </w:r>
+      <w:proofErr w:type="spellEnd"/>
+      <w:r>
+        <w:t xml:space="preserve"> отражает движения товарных остатков. Записи связываются с товаром и, при необходимости, с заказом, а поле </w:t>
+      </w:r>
+      <w:proofErr w:type="spellStart"/>
+      <w:r>
+        <w:t>movement_type</w:t>
+      </w:r>
+      <w:proofErr w:type="spellEnd"/>
+      <w:r>
+        <w:t xml:space="preserve"> показывает характер операции: резервирование, списание или возврат.</w:t>
       </w:r>
     </w:p>
     <w:p>
       <w:pPr>
         <w:pStyle w:val="af7"/>
         <w:keepNext/>
-        <w:spacing w:before="40" w:after="80" w:line="240" w:lineRule="auto"/>
-        <w:jc w:val="both"/>
-      </w:pPr>
-      <w:r>
-        <w:t>Таблица realtime_notifications используется как очередь уведомлений для интерфейса: событие, заголовок, текст сообщения и целевые роли позволяют показывать актуальные изменения без ручного обновления страницы.</w:t>
+        <w:spacing w:before="40" w:line="240" w:lineRule="auto"/>
+        <w:jc w:val="both"/>
+      </w:pPr>
+      <w:r>
+        <w:t xml:space="preserve">Таблица </w:t>
+      </w:r>
+      <w:proofErr w:type="spellStart"/>
+      <w:r>
+        <w:t>realtime_notifications</w:t>
+      </w:r>
+      <w:proofErr w:type="spellEnd"/>
+      <w:r>
+        <w:t xml:space="preserve"> используется как очередь уведомлений для интерфейса: событие, заголовок, текст сообщения и целевые роли позволяют показывать актуальные изменения без ручного обновления страницы.</w:t>
+      </w:r>
+    </w:p>
+    <w:p>
+      <w:pPr>
+        <w:spacing w:after="0"/>
+        <w:rPr>
+          <w:rFonts w:eastAsia="Times New Roman" w:cs="Times New Roman"/>
+          <w:kern w:val="0"/>
+          <w:szCs w:val="28"/>
+          <w14:ligatures w14:val="none"/>
+        </w:rPr>
+      </w:pPr>
+      <w:r>
+        <w:br w:type="page"/>
       </w:r>
     </w:p>
     <w:p>
@@ -6620,11 +7843,12 @@
         <w:spacing w:before="0" w:after="0" w:line="320" w:lineRule="exact"/>
         <w:jc w:val="both"/>
       </w:pPr>
-      <w:bookmarkStart w:id="6" w:name="_Toc228056986"/>
+      <w:bookmarkStart w:id="6" w:name="_Toc228208643"/>
       <w:r>
         <w:rPr>
           <w:rFonts w:eastAsia="Times New Roman"/>
         </w:rPr>
+        <w:lastRenderedPageBreak/>
         <w:t>2.2 Описание программы</w:t>
       </w:r>
       <w:bookmarkEnd w:id="6"/>
@@ -6636,15 +7860,7 @@
         <w:jc w:val="both"/>
       </w:pPr>
       <w:r>
-        <w:t xml:space="preserve">Приложение имеет модульную структуру, где корневой уровень содержит </w:t>
-      </w:r>
-      <w:proofErr w:type="spellStart"/>
-      <w:r>
-        <w:t>deploy</w:t>
-      </w:r>
-      <w:proofErr w:type="spellEnd"/>
-      <w:r>
-        <w:t xml:space="preserve">-конфигурацию и эксплуатационные файлы, а логика системы разделена между </w:t>
+        <w:t xml:space="preserve">Приложение имеет модульную структуру: корневой уровень содержит конфигурацию развёртывания и эксплуатационные файлы, а логика системы разделена между </w:t>
       </w:r>
       <w:proofErr w:type="spellStart"/>
       <w:r>
@@ -6660,7 +7876,7 @@
       </w:r>
       <w:proofErr w:type="spellEnd"/>
       <w:r>
-        <w:t>. Такая организация соответствует реальной структуре репозитория, представленной на рисунке 2.3.</w:t>
+        <w:t>. Такая организация соответствует реальной структуре репозитория (рисунок 2.3).</w:t>
       </w:r>
     </w:p>
     <w:p>
@@ -6675,6 +7891,7 @@
     </w:p>
     <w:p>
       <w:pPr>
+        <w:spacing w:after="0"/>
         <w:jc w:val="center"/>
       </w:pPr>
       <w:r>
@@ -6720,6 +7937,12 @@
     </w:p>
     <w:p>
       <w:pPr>
+        <w:spacing w:after="0"/>
+        <w:jc w:val="center"/>
+      </w:pPr>
+    </w:p>
+    <w:p>
+      <w:pPr>
         <w:pStyle w:val="af7"/>
         <w:ind w:firstLine="567"/>
         <w:jc w:val="center"/>
@@ -6866,7 +8089,21 @@
         <w:jc w:val="both"/>
       </w:pPr>
       <w:r>
-        <w:t>Именно в ней реализованы серверная часть веб-приложения, работа с базой данных, обработка запросов пользователей, бизнес-логика системы, транспортная задача, отчёты и публикация уведомлений. Структура данной папки организована по пакетам, каждый из которых отвечает за отдельную подсистему приложения.</w:t>
+        <w:t>В этой папке реализованы серверная часть веб-приложения, работа с базой данных, обработка запросов пользователей, бизнес-логика системы, транспортная задача, отчёты и публикация уведомлений. Структура папки организована по пакетам, каждый из которых отвечает за отдельную подсистему приложения.</w:t>
+      </w:r>
+    </w:p>
+    <w:p>
+      <w:pPr>
+        <w:spacing w:after="0"/>
+        <w:rPr>
+          <w:rFonts w:eastAsia="Times New Roman" w:cs="Times New Roman"/>
+          <w:kern w:val="0"/>
+          <w:szCs w:val="28"/>
+          <w14:ligatures w14:val="none"/>
+        </w:rPr>
+      </w:pPr>
+      <w:r>
+        <w:br w:type="page"/>
       </w:r>
     </w:p>
     <w:p>
@@ -6876,20 +8113,24 @@
         <w:jc w:val="both"/>
       </w:pPr>
       <w:r>
+        <w:lastRenderedPageBreak/>
         <w:t xml:space="preserve">Пакет </w:t>
       </w:r>
       <w:proofErr w:type="spellStart"/>
       <w:r>
-        <w:rPr>
-          <w:b/>
-          <w:bCs/>
-        </w:rPr>
         <w:t>model</w:t>
       </w:r>
       <w:proofErr w:type="spellEnd"/>
       <w:r>
-        <w:t xml:space="preserve"> содержит классы-сущности предметной области, которые используются для хранения данных, получаемых из базы данных, а также для передачи этих данных между слоями приложения.</w:t>
-      </w:r>
+        <w:t xml:space="preserve"> содержит классы сущностей предметной области, которые используются для хранения данных из базы данных и передачи этих данных между слоями приложения (рисунок 2.4).</w:t>
+      </w:r>
+    </w:p>
+    <w:p>
+      <w:pPr>
+        <w:pStyle w:val="af7"/>
+        <w:ind w:firstLine="567"/>
+        <w:jc w:val="both"/>
+      </w:pPr>
     </w:p>
     <w:p>
       <w:pPr>
@@ -6900,7 +8141,6 @@
         <w:rPr>
           <w:noProof/>
         </w:rPr>
-        <w:lastRenderedPageBreak/>
         <w:drawing>
           <wp:inline distT="0" distB="0" distL="0" distR="0" wp14:anchorId="63AFDB99" wp14:editId="6C885705">
             <wp:extent cx="3267531" cy="3429479"/>
@@ -6976,7 +8216,7 @@
         <w:jc w:val="both"/>
       </w:pPr>
       <w:r>
-        <w:t>В данном пакете расположены следующие сущности:</w:t>
+        <w:t>В пакет входят следующие сущности:</w:t>
       </w:r>
     </w:p>
     <w:p>
@@ -6991,8 +8231,16 @@
         <w:rPr>
           <w:b/>
         </w:rPr>
-        <w:t>User и Role</w:t>
-      </w:r>
+        <w:t xml:space="preserve">User и </w:t>
+      </w:r>
+      <w:proofErr w:type="spellStart"/>
+      <w:r>
+        <w:rPr>
+          <w:b/>
+        </w:rPr>
+        <w:t>Role</w:t>
+      </w:r>
+      <w:proofErr w:type="spellEnd"/>
       <w:r>
         <w:t xml:space="preserve"> — модель пользователя системы. Хранят идентификатор, логин, пароль, роль, имя пользователя и контактные данные.</w:t>
       </w:r>
@@ -7005,12 +8253,14 @@
       <w:r>
         <w:t xml:space="preserve">• </w:t>
       </w:r>
+      <w:proofErr w:type="spellStart"/>
       <w:r>
         <w:rPr>
           <w:b/>
         </w:rPr>
         <w:t>StoreAddress</w:t>
       </w:r>
+      <w:proofErr w:type="spellEnd"/>
       <w:r>
         <w:t xml:space="preserve"> — модель адреса доставки. Содержит адрес клиента и географические координаты для маршрутизации.</w:t>
       </w:r>
@@ -7041,12 +8291,14 @@
       <w:r>
         <w:t xml:space="preserve">• </w:t>
       </w:r>
+      <w:proofErr w:type="spellStart"/>
       <w:r>
         <w:rPr>
           <w:b/>
         </w:rPr>
         <w:t>Order</w:t>
       </w:r>
+      <w:proofErr w:type="spellEnd"/>
       <w:r>
         <w:t xml:space="preserve"> — модель заказа. Хранит статус, клиента, водителя, адрес доставки и служебные даты.</w:t>
       </w:r>
@@ -7059,12 +8311,14 @@
       <w:r>
         <w:t xml:space="preserve">• </w:t>
       </w:r>
+      <w:proofErr w:type="spellStart"/>
       <w:r>
         <w:rPr>
           <w:b/>
         </w:rPr>
         <w:t>OrderItem</w:t>
       </w:r>
+      <w:proofErr w:type="spellEnd"/>
       <w:r>
         <w:t xml:space="preserve"> — модель позиции заказа. Представляет товар внутри заказа, количество, цену и связь с заказом.</w:t>
       </w:r>
@@ -7077,12 +8331,14 @@
       <w:r>
         <w:t xml:space="preserve">• </w:t>
       </w:r>
+      <w:proofErr w:type="spellStart"/>
       <w:r>
         <w:rPr>
           <w:b/>
         </w:rPr>
         <w:t>OrderTimelineEvent</w:t>
       </w:r>
+      <w:proofErr w:type="spellEnd"/>
       <w:r>
         <w:t xml:space="preserve"> — модель записи истории, фиксирующая подтверждение, назначение маршрута и завершение доставки.</w:t>
       </w:r>
@@ -7095,14 +8351,24 @@
       <w:r>
         <w:t xml:space="preserve">• </w:t>
       </w:r>
+      <w:proofErr w:type="spellStart"/>
       <w:r>
         <w:rPr>
           <w:b/>
         </w:rPr>
         <w:t>RealtimeNotification</w:t>
       </w:r>
-      <w:r>
-        <w:t xml:space="preserve"> — модель уведомления для передачи служебных событий между backend и интерфейсом.</w:t>
+      <w:proofErr w:type="spellEnd"/>
+      <w:r>
+        <w:t xml:space="preserve"> — модель уведомления для передачи служебных событий между </w:t>
+      </w:r>
+      <w:proofErr w:type="spellStart"/>
+      <w:r>
+        <w:t>backend</w:t>
+      </w:r>
+      <w:proofErr w:type="spellEnd"/>
+      <w:r>
+        <w:t xml:space="preserve"> и интерфейсом.</w:t>
       </w:r>
     </w:p>
     <w:p>
@@ -7112,7 +8378,7 @@
         <w:jc w:val="both"/>
       </w:pPr>
       <w:r>
-        <w:t xml:space="preserve">Связи между указанными сущностями отражают реальные процессы отдела сбыта: один директор магазина может иметь несколько адресов доставки, один заказ включает множество позиций товара, а каждое изменение статуса сопровождается записью в истории. Благодаря такому описанию предметной области бизнес-операции </w:t>
+        <w:t xml:space="preserve">Такие связи отражают реальные процессы отдела сбыта: один директор магазина может иметь несколько адресов доставки, один заказ включает множество позиций товара, а каждое изменение статуса сопровождается записью в истории. Благодаря этому бизнес-операции </w:t>
       </w:r>
       <w:proofErr w:type="spellStart"/>
       <w:r>
@@ -7120,7 +8386,11 @@
       </w:r>
       <w:proofErr w:type="spellEnd"/>
       <w:r>
-        <w:t xml:space="preserve"> остаются прозрачными и предсказуемыми.</w:t>
+        <w:t xml:space="preserve"> остаются прозрачными и </w:t>
+      </w:r>
+      <w:r>
+        <w:lastRenderedPageBreak/>
+        <w:t>предсказуемыми.</w:t>
       </w:r>
     </w:p>
     <w:p>
@@ -7134,10 +8404,6 @@
       </w:r>
       <w:proofErr w:type="spellStart"/>
       <w:r>
-        <w:rPr>
-          <w:b/>
-          <w:bCs/>
-        </w:rPr>
         <w:t>repository</w:t>
       </w:r>
       <w:proofErr w:type="spellEnd"/>
@@ -7150,8 +8416,15 @@
       </w:r>
       <w:proofErr w:type="spellEnd"/>
       <w:r>
-        <w:t>. В нём сосредоточены классы, выполняющие выборку, сохранение и агрегацию данных для пользовательских операций.</w:t>
-      </w:r>
+        <w:t>. В нём сосредоточены классы, выполняющие выборку, сохранение и агрегацию данных для пользовательских операций (рисунок 2.5).</w:t>
+      </w:r>
+    </w:p>
+    <w:p>
+      <w:pPr>
+        <w:pStyle w:val="af7"/>
+        <w:ind w:firstLine="567"/>
+        <w:jc w:val="both"/>
+      </w:pPr>
     </w:p>
     <w:p>
       <w:pPr>
@@ -7162,7 +8435,6 @@
         <w:rPr>
           <w:noProof/>
         </w:rPr>
-        <w:lastRenderedPageBreak/>
         <w:drawing>
           <wp:inline distT="0" distB="0" distL="0" distR="0" wp14:anchorId="457F3DDF" wp14:editId="3D7572F2">
             <wp:extent cx="3696216" cy="2333951"/>
@@ -7216,8 +8488,13 @@
         </w:rPr>
       </w:pPr>
       <w:r>
-        <w:t>Рисунок 2.5 – Пакет repository</w:t>
-      </w:r>
+        <w:t xml:space="preserve">Рисунок 2.5 – Пакет </w:t>
+      </w:r>
+      <w:proofErr w:type="spellStart"/>
+      <w:r>
+        <w:t>repository</w:t>
+      </w:r>
+      <w:proofErr w:type="spellEnd"/>
     </w:p>
     <w:p>
       <w:pPr>
@@ -7244,12 +8521,14 @@
       <w:r>
         <w:t xml:space="preserve">• </w:t>
       </w:r>
+      <w:proofErr w:type="spellStart"/>
       <w:r>
         <w:rPr>
           <w:b/>
         </w:rPr>
         <w:t>OrderRepository</w:t>
       </w:r>
+      <w:proofErr w:type="spellEnd"/>
       <w:r>
         <w:t xml:space="preserve"> — отвечает за работу с документами заказа, фильтрацию по статусам и выдачу данных для логистики.</w:t>
       </w:r>
@@ -7262,12 +8541,14 @@
       <w:r>
         <w:t xml:space="preserve">• </w:t>
       </w:r>
+      <w:proofErr w:type="spellStart"/>
       <w:r>
         <w:rPr>
           <w:b/>
         </w:rPr>
         <w:t>OrderItemRepository</w:t>
       </w:r>
+      <w:proofErr w:type="spellEnd"/>
       <w:r>
         <w:t xml:space="preserve"> — сопровождает позиции заказа и обеспечивает выборку состава документа.</w:t>
       </w:r>
@@ -7280,12 +8561,14 @@
       <w:r>
         <w:t xml:space="preserve">• </w:t>
       </w:r>
+      <w:proofErr w:type="spellStart"/>
       <w:r>
         <w:rPr>
           <w:b/>
         </w:rPr>
         <w:t>ProductRepository</w:t>
       </w:r>
+      <w:proofErr w:type="spellEnd"/>
       <w:r>
         <w:t xml:space="preserve"> — используется для фильтрации каталога, поиска товаров и выдачи ассортимента.</w:t>
       </w:r>
@@ -7298,12 +8581,14 @@
       <w:r>
         <w:t xml:space="preserve">• </w:t>
       </w:r>
+      <w:proofErr w:type="spellStart"/>
       <w:r>
         <w:rPr>
           <w:b/>
         </w:rPr>
         <w:t>StoreAddressRepository</w:t>
       </w:r>
+      <w:proofErr w:type="spellEnd"/>
       <w:r>
         <w:t xml:space="preserve"> — выполняет выборку адресов магазинов и точек доставки.</w:t>
       </w:r>
@@ -7316,12 +8601,14 @@
       <w:r>
         <w:t xml:space="preserve">• </w:t>
       </w:r>
+      <w:proofErr w:type="spellStart"/>
       <w:r>
         <w:rPr>
           <w:b/>
         </w:rPr>
         <w:t>UserRepository</w:t>
       </w:r>
+      <w:proofErr w:type="spellEnd"/>
       <w:r>
         <w:t xml:space="preserve"> — используется при регистрации, поиске и сопровождении пользователей разных ролей.</w:t>
       </w:r>
@@ -7334,12 +8621,14 @@
       <w:r>
         <w:t xml:space="preserve">• </w:t>
       </w:r>
+      <w:proofErr w:type="spellStart"/>
       <w:r>
         <w:rPr>
           <w:b/>
         </w:rPr>
         <w:t>OrderTimelineEventRepository</w:t>
       </w:r>
+      <w:proofErr w:type="spellEnd"/>
       <w:r>
         <w:t xml:space="preserve"> — хранит историю изменений заказа.</w:t>
       </w:r>
@@ -7352,12 +8641,14 @@
       <w:r>
         <w:t xml:space="preserve">• </w:t>
       </w:r>
+      <w:proofErr w:type="spellStart"/>
       <w:r>
         <w:rPr>
           <w:b/>
         </w:rPr>
         <w:t>RealtimeNotificationRepository</w:t>
       </w:r>
+      <w:proofErr w:type="spellEnd"/>
       <w:r>
         <w:t xml:space="preserve"> — выдаёт служебные уведомления для обновления интерфейса.</w:t>
       </w:r>
@@ -7370,12 +8661,14 @@
       <w:r>
         <w:t xml:space="preserve">• </w:t>
       </w:r>
+      <w:proofErr w:type="spellStart"/>
       <w:r>
         <w:rPr>
           <w:b/>
         </w:rPr>
         <w:t>StockMovementRepository</w:t>
       </w:r>
+      <w:proofErr w:type="spellEnd"/>
       <w:r>
         <w:t xml:space="preserve"> — используется для выборок по остаткам и аналитике движения товаров.</w:t>
       </w:r>
@@ -7387,7 +8680,7 @@
         <w:jc w:val="both"/>
       </w:pPr>
       <w:r>
-        <w:t>Часть репозиториев использует стандартные механизмы Spring Data JPA, а часть содержит специализированные выборки для аналитики и распределения заказов. Это особенно важно для логистического модуля, где необходимо быстро получить только подтверждённые заявки, данные по водителям и агрегированные показатели маршрутов.</w:t>
+        <w:t>Часть репозиториев использует стандартные механизмы Spring Data JPA, а часть содержит специализированные выборки для аналитики и распределения заказов. Это особенно важно для логистического модуля, где необходимо быстро получить только подтверждённые заявки, данные о водителях и агрегированные показатели маршрутов.</w:t>
       </w:r>
     </w:p>
     <w:p>
@@ -7401,30 +8694,36 @@
       </w:r>
       <w:proofErr w:type="spellStart"/>
       <w:r>
-        <w:rPr>
-          <w:b/>
-          <w:bCs/>
-        </w:rPr>
         <w:t>repository</w:t>
       </w:r>
       <w:proofErr w:type="spellEnd"/>
       <w:r>
-        <w:t xml:space="preserve"> выступает связующим звеном между объектной моделью приложения и реальными данными, хранящимися в базе.</w:t>
-      </w:r>
-    </w:p>
-    <w:p>
-      <w:pPr>
-        <w:jc w:val="both"/>
-      </w:pPr>
-    </w:p>
-    <w:p>
-      <w:pPr>
-        <w:pStyle w:val="af7"/>
-        <w:jc w:val="both"/>
-      </w:pPr>
-      <w:r>
-        <w:t>Пакет audit отвечает за журналирование действий пользователей и служебных событий системы. Он дополняет обычное хранение заказов возможностью понять, кто выполнил операцию, когда она произошла и с каким объектом была связана.</w:t>
-      </w:r>
+        <w:t xml:space="preserve"> обеспечивает связь между объектной моделью приложения и реальными данными, хранящимися в базе.</w:t>
+      </w:r>
+    </w:p>
+    <w:p>
+      <w:pPr>
+        <w:pStyle w:val="af7"/>
+        <w:jc w:val="both"/>
+      </w:pPr>
+      <w:r>
+        <w:lastRenderedPageBreak/>
+        <w:t xml:space="preserve">Пакет </w:t>
+      </w:r>
+      <w:proofErr w:type="spellStart"/>
+      <w:r>
+        <w:t>audit</w:t>
+      </w:r>
+      <w:proofErr w:type="spellEnd"/>
+      <w:r>
+        <w:t xml:space="preserve"> отвечает за журналирование действий пользователей и служебных событий системы. Он дополняет обычное хранение заказов возможностью определить, кто выполнил операцию, когда она произошла и с каким объектом была связана (рисунок 2.6).</w:t>
+      </w:r>
+    </w:p>
+    <w:p>
+      <w:pPr>
+        <w:pStyle w:val="af7"/>
+        <w:jc w:val="both"/>
+      </w:pPr>
     </w:p>
     <w:p>
       <w:pPr>
@@ -7438,7 +8737,6 @@
         <w:rPr>
           <w:noProof/>
         </w:rPr>
-        <w:lastRenderedPageBreak/>
         <w:drawing>
           <wp:inline distT="0" distB="0" distL="0" distR="0" wp14:anchorId="5DC78D12" wp14:editId="4B7BDF9A">
             <wp:extent cx="5210902" cy="2343477"/>
@@ -7489,9 +8787,6 @@
       <w:pPr>
         <w:pStyle w:val="af7"/>
         <w:jc w:val="center"/>
-        <w:rPr>
-          <w:lang w:val="en-US"/>
-        </w:rPr>
       </w:pPr>
       <w:r>
         <w:t xml:space="preserve">Рисунок 2.6 – Пакет </w:t>
@@ -7506,9 +8801,6 @@
       <w:pPr>
         <w:pStyle w:val="af7"/>
         <w:jc w:val="both"/>
-        <w:rPr>
-          <w:lang w:val="en-US"/>
-        </w:rPr>
       </w:pPr>
     </w:p>
     <w:p>
@@ -7528,12 +8820,14 @@
       <w:r>
         <w:t xml:space="preserve">• </w:t>
       </w:r>
+      <w:proofErr w:type="spellStart"/>
       <w:r>
         <w:rPr>
           <w:b/>
         </w:rPr>
         <w:t>AuditLog</w:t>
       </w:r>
+      <w:proofErr w:type="spellEnd"/>
       <w:r>
         <w:t xml:space="preserve"> — сущность записи аудита, сохраняющая действие, объект, пользователя и время события.</w:t>
       </w:r>
@@ -7546,12 +8840,14 @@
       <w:r>
         <w:t xml:space="preserve">• </w:t>
       </w:r>
+      <w:proofErr w:type="spellStart"/>
       <w:r>
         <w:rPr>
           <w:b/>
         </w:rPr>
         <w:t>AuditTrailEvent</w:t>
       </w:r>
+      <w:proofErr w:type="spellEnd"/>
       <w:r>
         <w:t xml:space="preserve"> — описание бизнес-события, которое должно попасть в журнал действий.</w:t>
       </w:r>
@@ -7564,12 +8860,14 @@
       <w:r>
         <w:t xml:space="preserve">• </w:t>
       </w:r>
+      <w:proofErr w:type="spellStart"/>
       <w:r>
         <w:rPr>
           <w:b/>
         </w:rPr>
         <w:t>AuditTrailPublisher</w:t>
       </w:r>
+      <w:proofErr w:type="spellEnd"/>
       <w:r>
         <w:t xml:space="preserve"> — публикует события аудита из сервисного слоя приложения.</w:t>
       </w:r>
@@ -7582,12 +8880,14 @@
       <w:r>
         <w:t xml:space="preserve">• </w:t>
       </w:r>
+      <w:proofErr w:type="spellStart"/>
       <w:r>
         <w:rPr>
           <w:b/>
         </w:rPr>
         <w:t>AuditEventListener</w:t>
       </w:r>
+      <w:proofErr w:type="spellEnd"/>
       <w:r>
         <w:t xml:space="preserve"> — обрабатывает события и создаёт записи журнала.</w:t>
       </w:r>
@@ -7600,12 +8900,28 @@
       <w:r>
         <w:t xml:space="preserve">• </w:t>
       </w:r>
+      <w:proofErr w:type="spellStart"/>
       <w:r>
         <w:rPr>
           <w:b/>
         </w:rPr>
-        <w:t>AuditActor и AuditActorResolver</w:t>
-      </w:r>
+        <w:t>AuditActor</w:t>
+      </w:r>
+      <w:proofErr w:type="spellEnd"/>
+      <w:r>
+        <w:rPr>
+          <w:b/>
+        </w:rPr>
+        <w:t xml:space="preserve"> и </w:t>
+      </w:r>
+      <w:proofErr w:type="spellStart"/>
+      <w:r>
+        <w:rPr>
+          <w:b/>
+        </w:rPr>
+        <w:t>AuditActorResolver</w:t>
+      </w:r>
+      <w:proofErr w:type="spellEnd"/>
       <w:r>
         <w:t xml:space="preserve"> — определяют пользователя, роль и контекст выполняемого действия.</w:t>
       </w:r>
@@ -7618,12 +8934,14 @@
       <w:r>
         <w:t xml:space="preserve">• </w:t>
       </w:r>
+      <w:proofErr w:type="spellStart"/>
       <w:r>
         <w:rPr>
           <w:b/>
         </w:rPr>
         <w:t>AuditLogRepository</w:t>
       </w:r>
+      <w:proofErr w:type="spellEnd"/>
       <w:r>
         <w:t xml:space="preserve"> — обеспечивает сохранение и выборку записей аудита.</w:t>
       </w:r>
@@ -7636,37 +8954,57 @@
       <w:r>
         <w:t xml:space="preserve">• </w:t>
       </w:r>
+      <w:proofErr w:type="spellStart"/>
       <w:r>
         <w:rPr>
           <w:b/>
         </w:rPr>
         <w:t>AuditLogQueryService</w:t>
       </w:r>
+      <w:proofErr w:type="spellEnd"/>
       <w:r>
         <w:t xml:space="preserve"> — формирует результаты журнала для просмотра и фильтрации.</w:t>
       </w:r>
     </w:p>
     <w:p>
       <w:pPr>
+        <w:spacing w:after="0"/>
+        <w:rPr>
+          <w:rFonts w:eastAsia="Times New Roman" w:cs="Times New Roman"/>
+          <w:kern w:val="0"/>
+          <w:szCs w:val="28"/>
+          <w14:ligatures w14:val="none"/>
+        </w:rPr>
+      </w:pPr>
+      <w:r>
+        <w:br w:type="page"/>
+      </w:r>
+    </w:p>
+    <w:p>
+      <w:pPr>
         <w:pStyle w:val="af7"/>
         <w:ind w:firstLine="567"/>
         <w:jc w:val="both"/>
       </w:pPr>
       <w:r>
+        <w:lastRenderedPageBreak/>
         <w:t xml:space="preserve">Пакет </w:t>
       </w:r>
       <w:proofErr w:type="spellStart"/>
       <w:r>
-        <w:rPr>
-          <w:b/>
-          <w:bCs/>
-        </w:rPr>
         <w:t>controller</w:t>
       </w:r>
       <w:proofErr w:type="spellEnd"/>
       <w:r>
-        <w:t xml:space="preserve"> содержит REST-контроллеры приложения, отвечающие за вход в систему, каталог, заказы, отчёты и вспомогательные интеграции. Контроллеры не реализуют бизнес-логику напрямую, а передают вычисления сервисному слою.</w:t>
-      </w:r>
+        <w:t xml:space="preserve"> содержит REST-контроллеры приложения, которые отвечают за вход в систему, каталог, заказы, отчёты и вспомогательные интеграции. Контроллеры не реализуют бизнес-логику напрямую, а передают вычисления сервисному слою (рисунок 2.7).</w:t>
+      </w:r>
+    </w:p>
+    <w:p>
+      <w:pPr>
+        <w:pStyle w:val="af7"/>
+        <w:ind w:firstLine="567"/>
+        <w:jc w:val="both"/>
+      </w:pPr>
     </w:p>
     <w:p>
       <w:pPr>
@@ -7677,7 +9015,6 @@
         <w:rPr>
           <w:noProof/>
         </w:rPr>
-        <w:lastRenderedPageBreak/>
         <w:drawing>
           <wp:inline distT="0" distB="0" distL="0" distR="0" wp14:anchorId="6A3DFEA5" wp14:editId="675EE8C4">
             <wp:extent cx="3696216" cy="3915321"/>
@@ -7731,8 +9068,13 @@
         </w:rPr>
       </w:pPr>
       <w:r>
-        <w:t>Рисунок 2.7 – Пакет controller</w:t>
-      </w:r>
+        <w:t xml:space="preserve">Рисунок 2.7 – Пакет </w:t>
+      </w:r>
+      <w:proofErr w:type="spellStart"/>
+      <w:r>
+        <w:t>controller</w:t>
+      </w:r>
+      <w:proofErr w:type="spellEnd"/>
     </w:p>
     <w:p>
       <w:pPr>
@@ -7748,7 +9090,7 @@
         <w:jc w:val="both"/>
       </w:pPr>
       <w:r>
-        <w:t>В данный пакет входят:</w:t>
+        <w:t>В пакет входят следующие классы:</w:t>
       </w:r>
     </w:p>
     <w:p>
@@ -7759,12 +9101,14 @@
       <w:r>
         <w:t xml:space="preserve">• </w:t>
       </w:r>
+      <w:proofErr w:type="spellStart"/>
       <w:r>
         <w:rPr>
           <w:b/>
         </w:rPr>
         <w:t>AuthController</w:t>
       </w:r>
+      <w:proofErr w:type="spellEnd"/>
       <w:r>
         <w:t xml:space="preserve"> — отвечает за авторизацию пользователя, проверку учётных данных и выдачу JWT-токена.</w:t>
       </w:r>
@@ -7777,12 +9121,14 @@
       <w:r>
         <w:t xml:space="preserve">• </w:t>
       </w:r>
+      <w:proofErr w:type="spellStart"/>
       <w:r>
         <w:rPr>
           <w:b/>
         </w:rPr>
         <w:t>DirectorProfileController</w:t>
       </w:r>
+      <w:proofErr w:type="spellEnd"/>
       <w:r>
         <w:t xml:space="preserve"> — обслуживает профиль директора магазина и адреса доставки.</w:t>
       </w:r>
@@ -7795,14 +9141,33 @@
       <w:r>
         <w:t xml:space="preserve">• </w:t>
       </w:r>
+      <w:proofErr w:type="spellStart"/>
+      <w:r>
+        <w:t>OrderController</w:t>
+      </w:r>
+      <w:proofErr w:type="spellEnd"/>
+      <w:r>
+        <w:t xml:space="preserve"> — работает с заказами, ручным назначением, предпросмотром транспортной задачи и подтверждением маршрутов.</w:t>
+      </w:r>
+    </w:p>
+    <w:p>
+      <w:pPr>
+        <w:pStyle w:val="af7"/>
+        <w:jc w:val="both"/>
+      </w:pPr>
+      <w:r>
+        <w:t xml:space="preserve">• </w:t>
+      </w:r>
+      <w:proofErr w:type="spellStart"/>
       <w:r>
         <w:rPr>
           <w:b/>
         </w:rPr>
-        <w:t>OrderController</w:t>
-      </w:r>
-      <w:r>
-        <w:t xml:space="preserve"> — работает с заказами, ручным назначением, preview транспортной задачи и подтверждением маршрутов.</w:t>
+        <w:t>ProductController</w:t>
+      </w:r>
+      <w:proofErr w:type="spellEnd"/>
+      <w:r>
+        <w:t xml:space="preserve"> — сопровождает каталог продукции, фильтрацию и редактирование товаров.</w:t>
       </w:r>
     </w:p>
     <w:p>
@@ -7813,14 +9178,16 @@
       <w:r>
         <w:t xml:space="preserve">• </w:t>
       </w:r>
+      <w:proofErr w:type="spellStart"/>
       <w:r>
         <w:rPr>
           <w:b/>
         </w:rPr>
-        <w:t>ProductController</w:t>
-      </w:r>
-      <w:r>
-        <w:t xml:space="preserve"> — сопровождает каталог продукции, фильтрацию и редактирование товаров.</w:t>
+        <w:t>UserManagementController</w:t>
+      </w:r>
+      <w:proofErr w:type="spellEnd"/>
+      <w:r>
+        <w:t xml:space="preserve"> — используется для регистрации директоров, просмотра водителей и сопровождения учётных записей.</w:t>
       </w:r>
     </w:p>
     <w:p>
@@ -7831,14 +9198,16 @@
       <w:r>
         <w:t xml:space="preserve">• </w:t>
       </w:r>
+      <w:proofErr w:type="spellStart"/>
       <w:r>
         <w:rPr>
           <w:b/>
         </w:rPr>
-        <w:t>UserManagementController</w:t>
-      </w:r>
-      <w:r>
-        <w:t xml:space="preserve"> — используется для регистрации директоров, просмотра водителей и сопровождения учётных записей.</w:t>
+        <w:t>DashboardController</w:t>
+      </w:r>
+      <w:proofErr w:type="spellEnd"/>
+      <w:r>
+        <w:t xml:space="preserve"> — возвращает агрегированные показатели по статусам заказов и сводку для менеджера.</w:t>
       </w:r>
     </w:p>
     <w:p>
@@ -7849,65 +9218,83 @@
       <w:r>
         <w:t xml:space="preserve">• </w:t>
       </w:r>
+      <w:proofErr w:type="spellStart"/>
       <w:r>
         <w:rPr>
           <w:b/>
         </w:rPr>
+        <w:t>ReportController</w:t>
+      </w:r>
+      <w:proofErr w:type="spellEnd"/>
+      <w:r>
+        <w:t xml:space="preserve"> — формирует отчёты и выгрузку данных по заказам в Excel.</w:t>
+      </w:r>
+    </w:p>
+    <w:p>
+      <w:pPr>
+        <w:pStyle w:val="af7"/>
+        <w:jc w:val="both"/>
+      </w:pPr>
+      <w:r>
+        <w:t xml:space="preserve">• </w:t>
+      </w:r>
+      <w:proofErr w:type="spellStart"/>
+      <w:r>
+        <w:t>NotificationController</w:t>
+      </w:r>
+      <w:proofErr w:type="spellEnd"/>
+      <w:r>
+        <w:t xml:space="preserve"> — публикует поток уведомлений и события для актуализации пользовательских экранов.</w:t>
+      </w:r>
+    </w:p>
+    <w:p>
+      <w:pPr>
+        <w:pStyle w:val="af7"/>
+        <w:ind w:firstLine="567"/>
+        <w:jc w:val="both"/>
+      </w:pPr>
+      <w:r>
+        <w:lastRenderedPageBreak/>
+        <w:t xml:space="preserve">• </w:t>
+      </w:r>
+      <w:proofErr w:type="spellStart"/>
+      <w:r>
+        <w:t>GeoController</w:t>
+      </w:r>
+      <w:proofErr w:type="spellEnd"/>
+      <w:r>
+        <w:t xml:space="preserve"> — выполняет </w:t>
+      </w:r>
+      <w:proofErr w:type="spellStart"/>
+      <w:r>
+        <w:t>геокодирование</w:t>
+      </w:r>
+      <w:proofErr w:type="spellEnd"/>
+      <w:r>
+        <w:t xml:space="preserve"> адресов и подготовку данных для отображения точек на карте.</w:t>
+      </w:r>
+    </w:p>
+    <w:p>
+      <w:pPr>
+        <w:pStyle w:val="af7"/>
+        <w:ind w:firstLine="567"/>
+        <w:jc w:val="both"/>
+      </w:pPr>
+      <w:proofErr w:type="spellStart"/>
+      <w:r>
         <w:t>DashboardController</w:t>
       </w:r>
-      <w:r>
-        <w:t xml:space="preserve"> — возвращает агрегированные показатели по статусам заказов и сводку для менеджера.</w:t>
-      </w:r>
-    </w:p>
-    <w:p>
-      <w:pPr>
-        <w:pStyle w:val="af7"/>
-        <w:jc w:val="both"/>
-      </w:pPr>
-      <w:r>
-        <w:t xml:space="preserve">• </w:t>
-      </w:r>
-      <w:r>
-        <w:rPr>
-          <w:b/>
-        </w:rPr>
-        <w:t>ReportController</w:t>
-      </w:r>
-      <w:r>
-        <w:t xml:space="preserve"> — формирует отчёты и выгрузку данных по заказам в Excel.</w:t>
-      </w:r>
-    </w:p>
-    <w:p>
-      <w:pPr>
-        <w:pStyle w:val="af7"/>
-        <w:jc w:val="both"/>
-        <w:rPr>
-          <w:lang w:val="en-US"/>
-        </w:rPr>
-      </w:pPr>
-      <w:proofErr w:type="spellStart"/>
-      <w:r>
-        <w:rPr>
-          <w:b/>
-          <w:bCs/>
-        </w:rPr>
-        <w:t>DashboardController</w:t>
-      </w:r>
       <w:proofErr w:type="spellEnd"/>
       <w:r>
         <w:t xml:space="preserve"> и </w:t>
       </w:r>
       <w:proofErr w:type="spellStart"/>
       <w:r>
-        <w:rPr>
-          <w:b/>
-          <w:bCs/>
-        </w:rPr>
         <w:t>DashboardService</w:t>
       </w:r>
       <w:proofErr w:type="spellEnd"/>
       <w:r>
-        <w:t xml:space="preserve"> формируют аналитическую панель: сводку по статусам, динамику заказов и показатели по категориям. На </w:t>
+        <w:t xml:space="preserve"> формируют аналитическую панель: сводку по статусам, динамику заказов и показатели по категориям. На стороне </w:t>
       </w:r>
       <w:proofErr w:type="spellStart"/>
       <w:r>
@@ -7924,17 +9311,16 @@
         <w:ind w:firstLine="567"/>
         <w:jc w:val="both"/>
       </w:pPr>
-      <w:proofErr w:type="spellStart"/>
-      <w:r>
-        <w:rPr>
-          <w:b/>
-          <w:bCs/>
-        </w:rPr>
-        <w:t>NotificationController</w:t>
-      </w:r>
-      <w:proofErr w:type="spellEnd"/>
-      <w:r>
-        <w:t xml:space="preserve"> — публикует поток уведомлений и события для актуализации пользовательских экранов.</w:t>
+      <w:r>
+        <w:t xml:space="preserve">Production-конфигурация публичной версии оставляет доступными рабочие </w:t>
+      </w:r>
+      <w:proofErr w:type="spellStart"/>
+      <w:r>
+        <w:t>эндпоинты</w:t>
+      </w:r>
+      <w:proofErr w:type="spellEnd"/>
+      <w:r>
+        <w:t xml:space="preserve"> авторизации, каталога, заказов, отчётности и маршрутизации.</w:t>
       </w:r>
     </w:p>
     <w:p>
@@ -7943,36 +9329,8 @@
         <w:ind w:firstLine="567"/>
         <w:jc w:val="both"/>
       </w:pPr>
-      <w:proofErr w:type="spellStart"/>
-      <w:r>
-        <w:rPr>
-          <w:b/>
-          <w:bCs/>
-        </w:rPr>
-        <w:t>GeoController</w:t>
-      </w:r>
-      <w:proofErr w:type="spellEnd"/>
-      <w:r>
-        <w:rPr>
-          <w:b/>
-          <w:bCs/>
-        </w:rPr>
-        <w:t xml:space="preserve"> </w:t>
-      </w:r>
-      <w:r>
-        <w:t xml:space="preserve">— выполняет </w:t>
-      </w:r>
-      <w:proofErr w:type="spellStart"/>
-      <w:r>
-        <w:t>геокодирование</w:t>
-      </w:r>
-      <w:proofErr w:type="spellEnd"/>
-      <w:r>
-        <w:t xml:space="preserve"> адресов и подготовку данных </w:t>
-      </w:r>
-      <w:r>
-        <w:lastRenderedPageBreak/>
-        <w:t>для отображения точек на карте.</w:t>
+      <w:r>
+        <w:t>Контроллеры возвращают клиенту только те данные, которые требуются конкретной роли. На этом уровне проверяются входные параметры, объекты преобразуются в JSON-ответы и выбираются корректные HTTP-коды, а предметная логика подтверждения заказа или назначения маршрута передаётся сервисному слою.</w:t>
       </w:r>
     </w:p>
     <w:p>
@@ -7982,45 +9340,10 @@
         <w:jc w:val="both"/>
       </w:pPr>
       <w:r>
-        <w:t xml:space="preserve">Production-конфигурация публичной версии оставляет доступными рабочие </w:t>
-      </w:r>
-      <w:proofErr w:type="spellStart"/>
-      <w:r>
-        <w:t>endpoint'ы</w:t>
-      </w:r>
-      <w:proofErr w:type="spellEnd"/>
-      <w:r>
-        <w:t xml:space="preserve"> авторизации, каталога, заказов, отчётности и маршрутизации.</w:t>
-      </w:r>
-    </w:p>
-    <w:p>
-      <w:pPr>
-        <w:pStyle w:val="af7"/>
-        <w:ind w:firstLine="567"/>
-        <w:jc w:val="both"/>
-      </w:pPr>
-      <w:r>
-        <w:t>Контроллеры возвращают клиенту только те данные, которые требуются конкретной роли. На этом уровне выполняются проверка входных параметров, преобразование объектов в JSON-ответы и выбор корректных HTTP-кодов, а вся предметная логика подтверждения заказа или назначения маршрута передаётся сервисному слою.</w:t>
-      </w:r>
-    </w:p>
-    <w:p>
-      <w:pPr>
-        <w:pStyle w:val="af7"/>
-        <w:ind w:firstLine="567"/>
-        <w:jc w:val="both"/>
-        <w:rPr>
-          <w:lang w:val="en-US"/>
-        </w:rPr>
-      </w:pPr>
-      <w:r>
         <w:t xml:space="preserve">Пакеты </w:t>
       </w:r>
       <w:proofErr w:type="spellStart"/>
       <w:r>
-        <w:rPr>
-          <w:b/>
-          <w:bCs/>
-        </w:rPr>
         <w:t>config</w:t>
       </w:r>
       <w:proofErr w:type="spellEnd"/>
@@ -8029,15 +9352,11 @@
       </w:r>
       <w:proofErr w:type="spellStart"/>
       <w:r>
-        <w:rPr>
-          <w:b/>
-          <w:bCs/>
-        </w:rPr>
         <w:t>security</w:t>
       </w:r>
       <w:proofErr w:type="spellEnd"/>
       <w:r>
-        <w:t xml:space="preserve"> содержат механизмы безопасности и конфигурации проекта. Здесь описаны правила доступа к </w:t>
+        <w:t xml:space="preserve"> отвечают за безопасность и конфигурацию проекта. Здесь описаны правила доступа к </w:t>
       </w:r>
       <w:proofErr w:type="spellStart"/>
       <w:r>
@@ -8053,7 +9372,7 @@
       </w:r>
       <w:proofErr w:type="spellEnd"/>
       <w:r>
-        <w:t>-профиль публичной версии.</w:t>
+        <w:t>-профиль публичной версии (рисунок 2.8).</w:t>
       </w:r>
     </w:p>
     <w:p>
@@ -8061,9 +9380,6 @@
         <w:pStyle w:val="af7"/>
         <w:ind w:firstLine="567"/>
         <w:jc w:val="center"/>
-        <w:rPr>
-          <w:lang w:val="en-US"/>
-        </w:rPr>
       </w:pPr>
     </w:p>
     <w:p>
@@ -8181,8 +9497,21 @@
         </w:rPr>
       </w:pPr>
       <w:r>
-        <w:t>Рисунок 2.8 – Пакеты config и security</w:t>
-      </w:r>
+        <w:t xml:space="preserve">Рисунок 2.8 – Пакеты </w:t>
+      </w:r>
+      <w:proofErr w:type="spellStart"/>
+      <w:r>
+        <w:t>config</w:t>
+      </w:r>
+      <w:proofErr w:type="spellEnd"/>
+      <w:r>
+        <w:t xml:space="preserve"> и </w:t>
+      </w:r>
+      <w:proofErr w:type="spellStart"/>
+      <w:r>
+        <w:t>security</w:t>
+      </w:r>
+      <w:proofErr w:type="spellEnd"/>
     </w:p>
     <w:p>
       <w:pPr>
@@ -8198,7 +9527,7 @@
         <w:jc w:val="both"/>
       </w:pPr>
       <w:r>
-        <w:t>За счёт этих пакетов в системе реализуются защита API, привязка ролей к запросам, настройка CORS и профилей окружения, а также выпуск JWT-токенов для клиента.</w:t>
+        <w:t>Эти пакеты обеспечивают защиту API, привязку ролей к запросам, настройку CORS и профилей окружения, а также выпуск JWT-токенов для клиента.</w:t>
       </w:r>
     </w:p>
     <w:p>
@@ -8209,12 +9538,14 @@
       <w:r>
         <w:t xml:space="preserve">• </w:t>
       </w:r>
+      <w:proofErr w:type="spellStart"/>
       <w:r>
         <w:rPr>
           <w:b/>
         </w:rPr>
         <w:t>SecurityConfig</w:t>
       </w:r>
+      <w:proofErr w:type="spellEnd"/>
       <w:r>
         <w:t xml:space="preserve"> — задаёт правила доступа к API, CORS и подключение JWT-фильтра.</w:t>
       </w:r>
@@ -8227,12 +9558,14 @@
       <w:r>
         <w:t xml:space="preserve">• </w:t>
       </w:r>
+      <w:proofErr w:type="spellStart"/>
       <w:r>
         <w:rPr>
           <w:b/>
         </w:rPr>
         <w:t>JwtAuthenticationFilter</w:t>
       </w:r>
+      <w:proofErr w:type="spellEnd"/>
       <w:r>
         <w:t xml:space="preserve"> — извлекает JWT-токен из запроса и передаёт данные пользователя в контекст безопасности.</w:t>
       </w:r>
@@ -8245,12 +9578,28 @@
       <w:r>
         <w:t xml:space="preserve">• </w:t>
       </w:r>
+      <w:proofErr w:type="spellStart"/>
       <w:r>
         <w:rPr>
           <w:b/>
         </w:rPr>
-        <w:t>JwtService и JwtProperties</w:t>
-      </w:r>
+        <w:t>JwtService</w:t>
+      </w:r>
+      <w:proofErr w:type="spellEnd"/>
+      <w:r>
+        <w:rPr>
+          <w:b/>
+        </w:rPr>
+        <w:t xml:space="preserve"> и </w:t>
+      </w:r>
+      <w:proofErr w:type="spellStart"/>
+      <w:r>
+        <w:rPr>
+          <w:b/>
+        </w:rPr>
+        <w:t>JwtProperties</w:t>
+      </w:r>
+      <w:proofErr w:type="spellEnd"/>
       <w:r>
         <w:t xml:space="preserve"> — создают, проверяют и настраивают параметры JWT-токенов.</w:t>
       </w:r>
@@ -8341,6 +9690,7 @@
         <w:jc w:val="both"/>
       </w:pPr>
       <w:r>
+        <w:lastRenderedPageBreak/>
         <w:t xml:space="preserve">• </w:t>
       </w:r>
       <w:proofErr w:type="spellStart"/>
@@ -8363,12 +9713,14 @@
       <w:r>
         <w:t xml:space="preserve">• </w:t>
       </w:r>
+      <w:proofErr w:type="spellStart"/>
       <w:r>
         <w:rPr>
           <w:b/>
         </w:rPr>
         <w:t>DemoTransportScenarioInitializer</w:t>
       </w:r>
+      <w:proofErr w:type="spellEnd"/>
       <w:r>
         <w:t xml:space="preserve"> — готовит демонстрационные данные транспортного сценария.</w:t>
       </w:r>
@@ -8380,71 +9732,166 @@
         <w:jc w:val="both"/>
       </w:pPr>
       <w:r>
-        <w:t xml:space="preserve">На уровне безопасности проект проверяет учётные данные пользователя и </w:t>
-      </w:r>
+        <w:t>На уровне безопасности проект проверяет учётные данные пользователя и выпускает JWT-токен для клиента.</w:t>
+      </w:r>
+    </w:p>
+    <w:p>
+      <w:pPr>
+        <w:pStyle w:val="af7"/>
+        <w:ind w:firstLine="567"/>
+        <w:jc w:val="both"/>
+      </w:pPr>
+      <w:r>
+        <w:t xml:space="preserve">Отдельные правила маршрутизации сопоставляют </w:t>
+      </w:r>
+      <w:proofErr w:type="spellStart"/>
+      <w:r>
+        <w:t>эндпоинты</w:t>
+      </w:r>
+      <w:proofErr w:type="spellEnd"/>
+      <w:r>
+        <w:t xml:space="preserve"> API с разрешёнными ролями пользователей.</w:t>
+      </w:r>
+    </w:p>
+    <w:p>
+      <w:pPr>
+        <w:pStyle w:val="af7"/>
+        <w:ind w:firstLine="567"/>
+        <w:jc w:val="both"/>
+      </w:pPr>
+      <w:r>
+        <w:t>Служебные операции блокируются для пользователей с неподходящей ролью, что исключает доступ к чужим действиям и данным.</w:t>
+      </w:r>
+    </w:p>
+    <w:p>
+      <w:pPr>
+        <w:pStyle w:val="af7"/>
+        <w:ind w:firstLine="567"/>
+        <w:jc w:val="both"/>
+      </w:pPr>
+      <w:r>
+        <w:t xml:space="preserve">Дополнительно конфигурационные пакеты задают </w:t>
+      </w:r>
+      <w:proofErr w:type="spellStart"/>
+      <w:r>
+        <w:t>production</w:t>
+      </w:r>
+      <w:proofErr w:type="spellEnd"/>
+      <w:r>
+        <w:t>-настройки: демонстрационные операции отключены, каталог может наполняться при запуске, а CORS разрешает публичный домен сайта.</w:t>
+      </w:r>
+    </w:p>
+    <w:p>
+      <w:pPr>
+        <w:pStyle w:val="af7"/>
+        <w:ind w:firstLine="567"/>
+        <w:jc w:val="both"/>
+      </w:pPr>
+      <w:r>
+        <w:t xml:space="preserve">Для сопровождения API подключён </w:t>
+      </w:r>
+      <w:proofErr w:type="spellStart"/>
+      <w:r>
+        <w:t>OpenAPI</w:t>
+      </w:r>
+      <w:proofErr w:type="spellEnd"/>
+      <w:r>
+        <w:t>/</w:t>
+      </w:r>
+      <w:proofErr w:type="spellStart"/>
+      <w:r>
+        <w:t>Swagger</w:t>
+      </w:r>
+      <w:proofErr w:type="spellEnd"/>
+      <w:r>
+        <w:t xml:space="preserve">, а состояние приложения контролируется через Spring </w:t>
+      </w:r>
+      <w:proofErr w:type="spellStart"/>
+      <w:r>
+        <w:t>Actuator</w:t>
+      </w:r>
+      <w:proofErr w:type="spellEnd"/>
+      <w:r>
+        <w:t xml:space="preserve">-проверки </w:t>
+      </w:r>
+      <w:proofErr w:type="spellStart"/>
+      <w:r>
+        <w:t>health</w:t>
+      </w:r>
+      <w:proofErr w:type="spellEnd"/>
+      <w:r>
+        <w:t>/</w:t>
+      </w:r>
+      <w:proofErr w:type="spellStart"/>
+      <w:r>
+        <w:t>readiness</w:t>
+      </w:r>
+      <w:proofErr w:type="spellEnd"/>
+      <w:r>
+        <w:t>/</w:t>
+      </w:r>
+      <w:proofErr w:type="spellStart"/>
+      <w:r>
+        <w:t>liveness</w:t>
+      </w:r>
+      <w:proofErr w:type="spellEnd"/>
+      <w:r>
+        <w:t>. Уведомления интерфейса передаются через SSE-поток, поэтому пользовательские экраны получают события без ручного обновления.</w:t>
+      </w:r>
+    </w:p>
+    <w:p>
+      <w:pPr>
+        <w:pStyle w:val="af7"/>
+        <w:ind w:firstLine="567"/>
+        <w:jc w:val="both"/>
+      </w:pPr>
+      <w:r>
+        <w:t xml:space="preserve">Для повышения устойчивости </w:t>
+      </w:r>
+      <w:proofErr w:type="spellStart"/>
+      <w:r>
+        <w:t>backend</w:t>
+      </w:r>
+      <w:proofErr w:type="spellEnd"/>
+      <w:r>
+        <w:t xml:space="preserve"> использует оптимистическую блокировку заказов через поле </w:t>
+      </w:r>
+      <w:proofErr w:type="spellStart"/>
+      <w:r>
+        <w:t>version</w:t>
+      </w:r>
+      <w:proofErr w:type="spellEnd"/>
+      <w:r>
+        <w:t>, обработку конфликтов обновления данных, кэширование справочников и результатов маршрутизации. Это снижает риск ошибок при параллельной работе пользователей, повторном оформлении заказа и распределении заявок между водителями.</w:t>
+      </w:r>
+    </w:p>
+    <w:p>
+      <w:pPr>
+        <w:spacing w:after="0"/>
+        <w:rPr>
+          <w:rFonts w:eastAsia="Times New Roman" w:cs="Times New Roman"/>
+          <w:kern w:val="0"/>
+          <w:szCs w:val="28"/>
+          <w14:ligatures w14:val="none"/>
+        </w:rPr>
+      </w:pPr>
+      <w:r>
+        <w:br w:type="page"/>
+      </w:r>
+    </w:p>
+    <w:p>
+      <w:pPr>
+        <w:pStyle w:val="af7"/>
+        <w:ind w:firstLine="567"/>
+        <w:jc w:val="both"/>
+      </w:pPr>
       <w:r>
         <w:lastRenderedPageBreak/>
-        <w:t>выпускает JWT-токен для клиента.</w:t>
-      </w:r>
-    </w:p>
-    <w:p>
-      <w:pPr>
-        <w:pStyle w:val="af7"/>
-        <w:ind w:firstLine="567"/>
-        <w:jc w:val="both"/>
-      </w:pPr>
-      <w:r>
-        <w:t xml:space="preserve">Отдельные правила маршрутизации сопоставляют </w:t>
-      </w:r>
-      <w:proofErr w:type="spellStart"/>
-      <w:r>
-        <w:t>эндпоинты</w:t>
-      </w:r>
-      <w:proofErr w:type="spellEnd"/>
-      <w:r>
-        <w:t xml:space="preserve"> API с разрешёнными ролями пользователей.</w:t>
-      </w:r>
-    </w:p>
-    <w:p>
-      <w:pPr>
-        <w:pStyle w:val="af7"/>
-        <w:ind w:firstLine="567"/>
-        <w:jc w:val="both"/>
-      </w:pPr>
-      <w:r>
-        <w:t>Служебные операции блокируются для пользователей с неподходящей ролью, что исключает доступ к чужим действиям и данным.</w:t>
-      </w:r>
-    </w:p>
-    <w:p>
-      <w:pPr>
-        <w:pStyle w:val="af7"/>
-        <w:ind w:firstLine="567"/>
-        <w:jc w:val="both"/>
-      </w:pPr>
-      <w:r>
-        <w:t xml:space="preserve">Дополнительно конфигурационные пакеты задают </w:t>
-      </w:r>
-      <w:proofErr w:type="spellStart"/>
-      <w:r>
-        <w:t>production-defaults</w:t>
-      </w:r>
-      <w:proofErr w:type="spellEnd"/>
-      <w:r>
-        <w:t>: демонстрационные операции отключены, каталог может наполняться при запуске, а CORS разрешает публичный домен сайта.</w:t>
-      </w:r>
-    </w:p>
-    <w:p>
-      <w:pPr>
-        <w:pStyle w:val="af7"/>
-        <w:ind w:firstLine="567"/>
-        <w:jc w:val="both"/>
-      </w:pPr>
-      <w:r>
-        <w:t xml:space="preserve">Для сопровождения API подключён </w:t>
-      </w:r>
-      <w:proofErr w:type="spellStart"/>
-      <w:r>
-        <w:t>OpenAPI</w:t>
+        <w:t xml:space="preserve">Клиентская часть приложения расположена в каталоге </w:t>
+      </w:r>
+      <w:proofErr w:type="spellStart"/>
+      <w:r>
+        <w:t>frontend</w:t>
       </w:r>
       <w:proofErr w:type="spellEnd"/>
       <w:r>
@@ -8452,87 +9899,19 @@
       </w:r>
       <w:proofErr w:type="spellStart"/>
       <w:r>
-        <w:t>Swagger</w:t>
-      </w:r>
-      <w:proofErr w:type="spellEnd"/>
-      <w:r>
-        <w:t xml:space="preserve">, а состояние приложения контролируется через Spring </w:t>
-      </w:r>
-      <w:proofErr w:type="spellStart"/>
-      <w:r>
-        <w:t>Actuator</w:t>
-      </w:r>
-      <w:proofErr w:type="spellEnd"/>
-      <w:r>
-        <w:t xml:space="preserve"> </w:t>
-      </w:r>
-      <w:proofErr w:type="spellStart"/>
-      <w:r>
-        <w:t>health</w:t>
-      </w:r>
-      <w:proofErr w:type="spellEnd"/>
-      <w:r>
-        <w:t>/</w:t>
-      </w:r>
-      <w:proofErr w:type="spellStart"/>
-      <w:r>
-        <w:t>readiness</w:t>
-      </w:r>
-      <w:proofErr w:type="spellEnd"/>
-      <w:r>
-        <w:t>/</w:t>
-      </w:r>
-      <w:proofErr w:type="spellStart"/>
-      <w:r>
-        <w:t>liveness</w:t>
-      </w:r>
-      <w:proofErr w:type="spellEnd"/>
-      <w:r>
-        <w:t xml:space="preserve"> </w:t>
-      </w:r>
-      <w:proofErr w:type="spellStart"/>
-      <w:r>
-        <w:t>checks</w:t>
-      </w:r>
-      <w:proofErr w:type="spellEnd"/>
-      <w:r>
-        <w:t>. Уведомления интерфейса передаются через SSE-поток, поэтому пользовательские экраны получают события без ручного обновления.</w:t>
-      </w:r>
-    </w:p>
-    <w:p>
-      <w:pPr>
-        <w:pStyle w:val="af7"/>
-        <w:ind w:firstLine="567"/>
-        <w:jc w:val="both"/>
-      </w:pPr>
-      <w:r>
-        <w:t xml:space="preserve">Для повышения устойчивости </w:t>
-      </w:r>
-      <w:proofErr w:type="spellStart"/>
-      <w:r>
-        <w:t>backend</w:t>
-      </w:r>
-      <w:proofErr w:type="spellEnd"/>
-      <w:r>
-        <w:t xml:space="preserve"> использует оптимистическую блокировку заказов через поле </w:t>
-      </w:r>
-      <w:proofErr w:type="spellStart"/>
-      <w:r>
-        <w:t>version</w:t>
-      </w:r>
-      <w:proofErr w:type="spellEnd"/>
-      <w:r>
-        <w:t>, обработку конфликтов обновления данных, кэширование справочников и результатов маршрутизации. Это снижает риск ошибок при параллельной работе пользователей, повторном оформлении заказа и распределении заявок между водителями.</w:t>
-      </w:r>
-    </w:p>
-    <w:p>
-      <w:pPr>
-        <w:pStyle w:val="af7"/>
-        <w:ind w:firstLine="567"/>
-        <w:jc w:val="both"/>
-      </w:pPr>
-      <w:r>
-        <w:t>Клиентская часть приложения расположена в каталоге frontend/src. В данном каталоге находятся основные файлы React-приложения, представления страниц, общие компоненты интерфейса, модули для выполнения API-запросов и вспомогательные функции. Общая структура frontend-части приложения представлена на рисунке 2.9.</w:t>
+        <w:t>src</w:t>
+      </w:r>
+      <w:proofErr w:type="spellEnd"/>
+      <w:r>
+        <w:t xml:space="preserve">. В нём находятся основные файлы </w:t>
+      </w:r>
+      <w:proofErr w:type="spellStart"/>
+      <w:r>
+        <w:t>React</w:t>
+      </w:r>
+      <w:proofErr w:type="spellEnd"/>
+      <w:r>
+        <w:t>-приложения, представления страниц, общие компоненты интерфейса, модули для выполнения API-запросов и вспомогательные функции (рисунок 2.9).</w:t>
       </w:r>
     </w:p>
     <w:p>
@@ -8553,7 +9932,6 @@
         <w:rPr>
           <w:noProof/>
         </w:rPr>
-        <w:lastRenderedPageBreak/>
         <w:drawing>
           <wp:inline distT="0" distB="0" distL="0" distR="0" wp14:anchorId="15EEB874" wp14:editId="0226EBAC">
             <wp:extent cx="5068007" cy="6277851"/>
@@ -8632,33 +10010,76 @@
         <w:jc w:val="both"/>
       </w:pPr>
       <w:r>
-        <w:t>На рисунке 2.9 показаны основные каталоги frontend/src: views, components, api и utils. Такое разделение делает структуру клиентской части понятной: представления страниц, повторно используемые компоненты, API-запросы и вспомогательные функции находятся в отдельных каталогах.</w:t>
-      </w:r>
-    </w:p>
-    <w:p>
-      <w:pPr>
-        <w:jc w:val="both"/>
-      </w:pPr>
-    </w:p>
-    <w:p>
-      <w:pPr>
-        <w:pStyle w:val="af7"/>
-        <w:jc w:val="both"/>
-      </w:pPr>
-      <w:r>
-        <w:t xml:space="preserve">Клиентский интерфейс адаптирован: на </w:t>
-      </w:r>
-      <w:proofErr w:type="spellStart"/>
-      <w:r>
-        <w:t>desktop</w:t>
-      </w:r>
-      <w:proofErr w:type="spellEnd"/>
-      <w:r>
-        <w:t xml:space="preserve"> используется боковое меню, на мобильных устройствах — нижняя навигация.</w:t>
-      </w:r>
-    </w:p>
-    <w:p>
-      <w:pPr>
+        <w:t xml:space="preserve">В структуре </w:t>
+      </w:r>
+      <w:proofErr w:type="spellStart"/>
+      <w:r>
+        <w:t>frontend</w:t>
+      </w:r>
+      <w:proofErr w:type="spellEnd"/>
+      <w:r>
+        <w:t>/</w:t>
+      </w:r>
+      <w:proofErr w:type="spellStart"/>
+      <w:r>
+        <w:t>src</w:t>
+      </w:r>
+      <w:proofErr w:type="spellEnd"/>
+      <w:r>
+        <w:t xml:space="preserve"> выделены основные каталоги </w:t>
+      </w:r>
+      <w:proofErr w:type="spellStart"/>
+      <w:r>
+        <w:t>views</w:t>
+      </w:r>
+      <w:proofErr w:type="spellEnd"/>
+      <w:r>
+        <w:t xml:space="preserve">, </w:t>
+      </w:r>
+      <w:proofErr w:type="spellStart"/>
+      <w:r>
+        <w:t>components</w:t>
+      </w:r>
+      <w:proofErr w:type="spellEnd"/>
+      <w:r>
+        <w:t xml:space="preserve">, </w:t>
+      </w:r>
+      <w:proofErr w:type="spellStart"/>
+      <w:r>
+        <w:t>api</w:t>
+      </w:r>
+      <w:proofErr w:type="spellEnd"/>
+      <w:r>
+        <w:t xml:space="preserve"> и </w:t>
+      </w:r>
+      <w:proofErr w:type="spellStart"/>
+      <w:r>
+        <w:t>utils</w:t>
+      </w:r>
+      <w:proofErr w:type="spellEnd"/>
+      <w:r>
+        <w:t xml:space="preserve"> (рисунок 2.9). Такое разделение делает клиентскую часть понятной: представления страниц, повторно используемые компоненты, API-запросы и вспомогательные функции находятся в отдельных каталогах.</w:t>
+      </w:r>
+    </w:p>
+    <w:p>
+      <w:pPr>
+        <w:spacing w:after="0"/>
+        <w:jc w:val="both"/>
+      </w:pPr>
+    </w:p>
+    <w:p>
+      <w:pPr>
+        <w:pStyle w:val="af7"/>
+        <w:jc w:val="both"/>
+      </w:pPr>
+      <w:r>
+        <w:lastRenderedPageBreak/>
+        <w:t>Клиентский интерфейс адаптирован: на настольных экранах используется боковое меню, на мобильных устройствах — нижняя навигация.</w:t>
+      </w:r>
+    </w:p>
+    <w:p>
+      <w:pPr>
+        <w:spacing w:after="0"/>
         <w:jc w:val="both"/>
       </w:pPr>
     </w:p>
@@ -8669,19 +10090,7 @@
         <w:jc w:val="both"/>
       </w:pPr>
       <w:r>
-        <w:t xml:space="preserve">Дополнительные настройки проекта используются для публичного </w:t>
-      </w:r>
-      <w:r>
-        <w:lastRenderedPageBreak/>
-        <w:t xml:space="preserve">развёртывания, локального запуска и проверки </w:t>
-      </w:r>
-      <w:proofErr w:type="spellStart"/>
-      <w:r>
-        <w:t>задеплоенной</w:t>
-      </w:r>
-      <w:proofErr w:type="spellEnd"/>
-      <w:r>
-        <w:t xml:space="preserve"> версии приложения.</w:t>
+        <w:t>Дополнительные настройки проекта используются для публичного развёртывания, локального запуска и проверки развёрнутой версии приложения.</w:t>
       </w:r>
     </w:p>
     <w:p>
@@ -8691,71 +10100,7 @@
         <w:jc w:val="both"/>
       </w:pPr>
       <w:r>
-        <w:t xml:space="preserve">Для локальной проверки используется </w:t>
-      </w:r>
-      <w:proofErr w:type="spellStart"/>
-      <w:r>
-        <w:t>docker-compose.yml</w:t>
-      </w:r>
-      <w:proofErr w:type="spellEnd"/>
-      <w:r>
-        <w:t xml:space="preserve">, который поднимает </w:t>
-      </w:r>
-      <w:proofErr w:type="spellStart"/>
-      <w:r>
-        <w:t>PostgreSQL</w:t>
-      </w:r>
-      <w:proofErr w:type="spellEnd"/>
-      <w:r>
-        <w:t xml:space="preserve"> и </w:t>
-      </w:r>
-      <w:proofErr w:type="spellStart"/>
-      <w:r>
-        <w:t>backend</w:t>
-      </w:r>
-      <w:proofErr w:type="spellEnd"/>
-      <w:r>
-        <w:t xml:space="preserve"> с проверкой готовности базы данных. </w:t>
-      </w:r>
-      <w:proofErr w:type="spellStart"/>
-      <w:r>
-        <w:t>Backend</w:t>
-      </w:r>
-      <w:proofErr w:type="spellEnd"/>
-      <w:r>
-        <w:t xml:space="preserve"> собирается через </w:t>
-      </w:r>
-      <w:proofErr w:type="spellStart"/>
-      <w:r>
-        <w:t>multi-stage</w:t>
-      </w:r>
-      <w:proofErr w:type="spellEnd"/>
-      <w:r>
-        <w:t xml:space="preserve"> </w:t>
-      </w:r>
-      <w:proofErr w:type="spellStart"/>
-      <w:r>
-        <w:t>Dockerfile</w:t>
-      </w:r>
-      <w:proofErr w:type="spellEnd"/>
-      <w:r>
-        <w:t xml:space="preserve"> на Java 21, где этап </w:t>
-      </w:r>
-      <w:proofErr w:type="spellStart"/>
-      <w:r>
-        <w:t>Maven</w:t>
-      </w:r>
-      <w:proofErr w:type="spellEnd"/>
-      <w:r>
-        <w:t xml:space="preserve">-сборки отделён от лёгкого </w:t>
-      </w:r>
-      <w:proofErr w:type="spellStart"/>
-      <w:r>
-        <w:t>runtime</w:t>
-      </w:r>
-      <w:proofErr w:type="spellEnd"/>
-      <w:r>
-        <w:t>-образа.</w:t>
+        <w:t>В корне проекта также находятся конфигурационные файлы для локального запуска, контейнерной сборки и проверки готовности сервисов. Они позволяют воспроизвести рабочее окружение без ручной настройки всех компонентов.</w:t>
       </w:r>
     </w:p>
     <w:p>
@@ -8766,13 +10111,37 @@
         <w:jc w:val="both"/>
       </w:pPr>
       <w:r>
-        <w:t>Пакет service содержит основную бизнес-логику backend-части приложения. В нём расположены классы, которые обслуживают авторизацию, заказы, пользователей, отчёты, складские движения, уведомления и расчёт маршрутов. Классы, связанные с транспортной задачей, показаны на рисунке 2.10.</w:t>
-      </w:r>
-    </w:p>
-    <w:p>
-      <w:pPr>
-        <w:pStyle w:val="af7"/>
-        <w:spacing w:before="160" w:after="40" w:line="360" w:lineRule="auto"/>
+        <w:t xml:space="preserve">Пакет </w:t>
+      </w:r>
+      <w:proofErr w:type="spellStart"/>
+      <w:r>
+        <w:t>service</w:t>
+      </w:r>
+      <w:proofErr w:type="spellEnd"/>
+      <w:r>
+        <w:t xml:space="preserve"> содержит основную бизнес-логику </w:t>
+      </w:r>
+      <w:proofErr w:type="spellStart"/>
+      <w:r>
+        <w:t>backend</w:t>
+      </w:r>
+      <w:proofErr w:type="spellEnd"/>
+      <w:r>
+        <w:t>-части приложения. В нём расположены классы, которые обслуживают авторизацию, заказы, пользователей, отчёты, складские движения, уведомления и расчёт маршрутов (рисунок 2.10).</w:t>
+      </w:r>
+    </w:p>
+    <w:p>
+      <w:pPr>
+        <w:pStyle w:val="af7"/>
+        <w:spacing w:line="360" w:lineRule="auto"/>
+        <w:ind w:firstLine="709"/>
+        <w:jc w:val="both"/>
+      </w:pPr>
+    </w:p>
+    <w:p>
+      <w:pPr>
+        <w:pStyle w:val="af7"/>
+        <w:spacing w:before="160" w:line="360" w:lineRule="auto"/>
         <w:jc w:val="center"/>
       </w:pPr>
       <w:r>
@@ -8780,7 +10149,7 @@
           <w:noProof/>
         </w:rPr>
         <w:drawing>
-          <wp:inline distT="0" distB="0" distL="0" distR="0" wp14:anchorId="2A2BDB6F" wp14:editId="6F8E02C5">
+          <wp:inline distT="0" distB="0" distL="0" distR="0" wp14:anchorId="2A2BDB6F" wp14:editId="53E12424">
             <wp:extent cx="5048955" cy="4686954"/>
             <wp:effectExtent l="0" t="0" r="0" b="0"/>
             <wp:docPr id="60" name="Рисунок 60"/>
@@ -8819,11 +10188,26 @@
     <w:p>
       <w:pPr>
         <w:pStyle w:val="af7"/>
-        <w:spacing w:before="120" w:after="240" w:line="240" w:lineRule="auto"/>
+        <w:spacing w:before="160" w:line="360" w:lineRule="auto"/>
         <w:jc w:val="center"/>
       </w:pPr>
-      <w:r>
-        <w:t>Рисунок 2.10 – Пакет service с классами транспортной задачи</w:t>
+    </w:p>
+    <w:p>
+      <w:pPr>
+        <w:pStyle w:val="af7"/>
+        <w:spacing w:before="120" w:line="240" w:lineRule="auto"/>
+        <w:jc w:val="center"/>
+      </w:pPr>
+      <w:r>
+        <w:t xml:space="preserve">Рисунок 2.10 – Пакет </w:t>
+      </w:r>
+      <w:proofErr w:type="spellStart"/>
+      <w:r>
+        <w:t>service</w:t>
+      </w:r>
+      <w:proofErr w:type="spellEnd"/>
+      <w:r>
+        <w:t xml:space="preserve"> с классами транспортной задачи</w:t>
       </w:r>
     </w:p>
     <w:p>
@@ -8834,14 +10218,20 @@
       <w:r>
         <w:t xml:space="preserve">• </w:t>
       </w:r>
+      <w:proofErr w:type="spellStart"/>
       <w:r>
         <w:rPr>
           <w:b/>
         </w:rPr>
         <w:t>OrderService</w:t>
       </w:r>
-      <w:r>
-        <w:t xml:space="preserve"> — создаёт заказы, подтверждает их, готовит данные для распределения и сохраняет назначение водителей.</w:t>
+      <w:proofErr w:type="spellEnd"/>
+      <w:r>
+        <w:t xml:space="preserve"> — создаёт заказы, подтверждает их, готовит данные для </w:t>
+      </w:r>
+      <w:r>
+        <w:lastRenderedPageBreak/>
+        <w:t>распределения и сохраняет назначение водителей.</w:t>
       </w:r>
     </w:p>
     <w:p>
@@ -8852,12 +10242,14 @@
       <w:r>
         <w:t xml:space="preserve">• </w:t>
       </w:r>
+      <w:proofErr w:type="spellStart"/>
       <w:r>
         <w:rPr>
           <w:b/>
         </w:rPr>
         <w:t>RoadRoutingService</w:t>
       </w:r>
+      <w:proofErr w:type="spellEnd"/>
       <w:r>
         <w:t xml:space="preserve"> — обращается к OSRM для матрицы расстояний и геометрии маршрута, использует таймауты и кэширование.</w:t>
       </w:r>
@@ -8870,14 +10262,33 @@
       <w:r>
         <w:t xml:space="preserve">• </w:t>
       </w:r>
+      <w:proofErr w:type="spellStart"/>
+      <w:r>
+        <w:t>OrderRouteGeometrySupport</w:t>
+      </w:r>
+      <w:proofErr w:type="spellEnd"/>
+      <w:r>
+        <w:t xml:space="preserve"> — строит линию маршрута на карте и поддерживает работу предпросмотра при недоступности дорожной геометрии.</w:t>
+      </w:r>
+    </w:p>
+    <w:p>
+      <w:pPr>
+        <w:pStyle w:val="af7"/>
+        <w:jc w:val="both"/>
+      </w:pPr>
+      <w:r>
+        <w:t xml:space="preserve">• </w:t>
+      </w:r>
+      <w:proofErr w:type="spellStart"/>
       <w:r>
         <w:rPr>
           <w:b/>
         </w:rPr>
-        <w:t>OrderRouteGeometrySupport</w:t>
-      </w:r>
-      <w:r>
-        <w:t xml:space="preserve"> — строит линию маршрута на карте и сохраняет работу предпросмотра при недоступности дорожной геометрии.</w:t>
+        <w:t>OrderTransportTextSupport</w:t>
+      </w:r>
+      <w:proofErr w:type="spellEnd"/>
+      <w:r>
+        <w:t xml:space="preserve"> — формирует текстовые пояснения для логистического интерфейса.</w:t>
       </w:r>
     </w:p>
     <w:p>
@@ -8888,34 +10299,42 @@
       <w:r>
         <w:t xml:space="preserve">• </w:t>
       </w:r>
+      <w:proofErr w:type="spellStart"/>
       <w:r>
         <w:rPr>
           <w:b/>
         </w:rPr>
-        <w:t>OrderTransportTextSupport</w:t>
-      </w:r>
-      <w:r>
-        <w:t xml:space="preserve"> — формирует текстовые пояснения для </w:t>
-      </w:r>
-      <w:r>
-        <w:lastRenderedPageBreak/>
-        <w:t>логистического интерфейса.</w:t>
-      </w:r>
-    </w:p>
-    <w:p>
-      <w:pPr>
-        <w:pStyle w:val="af7"/>
-        <w:jc w:val="both"/>
-      </w:pPr>
-      <w:r>
-        <w:t xml:space="preserve">• </w:t>
-      </w:r>
+        <w:t>OrderLifecyclePublisher</w:t>
+      </w:r>
+      <w:proofErr w:type="spellEnd"/>
       <w:r>
         <w:rPr>
           <w:b/>
         </w:rPr>
-        <w:t>OrderLifecyclePublisher, StockMovementService и OrderTimelineService</w:t>
-      </w:r>
+        <w:t xml:space="preserve">, </w:t>
+      </w:r>
+      <w:proofErr w:type="spellStart"/>
+      <w:r>
+        <w:rPr>
+          <w:b/>
+        </w:rPr>
+        <w:t>StockMovementService</w:t>
+      </w:r>
+      <w:proofErr w:type="spellEnd"/>
+      <w:r>
+        <w:rPr>
+          <w:b/>
+        </w:rPr>
+        <w:t xml:space="preserve"> и </w:t>
+      </w:r>
+      <w:proofErr w:type="spellStart"/>
+      <w:r>
+        <w:rPr>
+          <w:b/>
+        </w:rPr>
+        <w:t>OrderTimelineService</w:t>
+      </w:r>
+      <w:proofErr w:type="spellEnd"/>
       <w:r>
         <w:t xml:space="preserve"> — фиксируют события, обновляют складские движения и сохраняют историю статусов CREATED, APPROVED, ASSIGNED и DELIVERED.</w:t>
       </w:r>
@@ -8966,7 +10385,7 @@
       </w:r>
       <w:proofErr w:type="spellEnd"/>
       <w:r>
-        <w:t xml:space="preserve"> запрашивает дорожную матрицу расстояний через OSRM, что позволяет считать маршрут по реальной дорожной сети. Если внешний сервис временно недоступен или количество точек делает дорожный расчёт слишком тяжёлым, применяется резервный приближённый расчёт расстояний по формуле </w:t>
+        <w:t xml:space="preserve"> запрашивает дорожную матрицу расстояний через OSRM, что позволяет рассчитывать маршрут по реальной дорожной сети. Если внешний сервис временно недоступен или количество точек делает дорожный расчёт слишком тяжёлым, применяется резервный приближённый расчёт расстояний по формуле </w:t>
       </w:r>
       <w:proofErr w:type="spellStart"/>
       <w:r>
@@ -8974,15 +10393,7 @@
       </w:r>
       <w:proofErr w:type="spellEnd"/>
       <w:r>
-        <w:t xml:space="preserve">. Такой </w:t>
-      </w:r>
-      <w:proofErr w:type="spellStart"/>
-      <w:r>
-        <w:t>fallback</w:t>
-      </w:r>
-      <w:proofErr w:type="spellEnd"/>
-      <w:r>
-        <w:t xml:space="preserve"> позволяет сохранить работоспособность транспортной задачи.</w:t>
+        <w:t>. Такой механизм позволяет сохранить работоспособность транспортной задачи.</w:t>
       </w:r>
     </w:p>
     <w:p>
@@ -9004,7 +10415,11 @@
         <w:jc w:val="both"/>
       </w:pPr>
       <w:r>
-        <w:t>Предварительный результат не сохраняется сразу. Сначала логист видит распределение заказов, количество рейсов, километраж и карту с маршрутами. После проверки он может подтвердить план, и только тогда заявки закрепляются за водителями и переходят в статус ASSIGNED.</w:t>
+        <w:t xml:space="preserve">Предварительный результат не сохраняется сразу. Сначала логист видит распределение заказов, количество рейсов, километраж и карту с маршрутами. </w:t>
+      </w:r>
+      <w:r>
+        <w:lastRenderedPageBreak/>
+        <w:t>После проверки он может подтвердить план, и только тогда заявки закрепляются за водителями и переходят в статус ASSIGNED.</w:t>
       </w:r>
     </w:p>
     <w:p>
@@ -9018,423 +10433,7 @@
     </w:p>
     <w:p>
       <w:pPr>
-        <w:pStyle w:val="af7"/>
-        <w:spacing w:after="240" w:line="240" w:lineRule="auto"/>
-        <w:jc w:val="both"/>
-      </w:pPr>
-      <w:r>
-        <w:lastRenderedPageBreak/>
-        <w:t>2.12 Дополнительные проектные решения проекта:</w:t>
-      </w:r>
-    </w:p>
-    <w:p>
-      <w:pPr>
-        <w:pStyle w:val="af7"/>
-        <w:spacing w:line="360" w:lineRule="auto"/>
-        <w:ind w:firstLine="709"/>
-        <w:jc w:val="both"/>
-      </w:pPr>
-      <w:r>
-        <w:t>Кроме основной обработки заказов, в проекте реализованы решения, характерные для промышленной веб-системы. Они повышают устойчивость приложения, упрощают сопровождение публичной версии и делают работу пользователей безопаснее.</w:t>
-      </w:r>
-    </w:p>
-    <w:p>
-      <w:pPr>
-        <w:pStyle w:val="af7"/>
-        <w:spacing w:line="360" w:lineRule="auto"/>
-        <w:ind w:firstLine="709"/>
-        <w:jc w:val="both"/>
-      </w:pPr>
-      <w:r>
-        <w:t xml:space="preserve">Публичная версия сайта развёрнута на домене https://farmer.indevs.in. Клиентская часть работает отдельно от </w:t>
-      </w:r>
-      <w:proofErr w:type="spellStart"/>
-      <w:r>
-        <w:t>backend</w:t>
-      </w:r>
-      <w:proofErr w:type="spellEnd"/>
-      <w:r>
-        <w:t xml:space="preserve"> API, а серверная часть обслуживает авторизацию, каталог, заказы, отчётность, уведомления и логистические расчёты.</w:t>
-      </w:r>
-    </w:p>
-    <w:p>
-      <w:pPr>
-        <w:pStyle w:val="af7"/>
-        <w:jc w:val="both"/>
-      </w:pPr>
-      <w:r>
-        <w:t xml:space="preserve">Разделение </w:t>
-      </w:r>
-      <w:proofErr w:type="spellStart"/>
-      <w:r>
-        <w:t>frontend</w:t>
-      </w:r>
-      <w:proofErr w:type="spellEnd"/>
-      <w:r>
-        <w:t xml:space="preserve"> и </w:t>
-      </w:r>
-      <w:proofErr w:type="spellStart"/>
-      <w:r>
-        <w:t>backend</w:t>
-      </w:r>
-      <w:proofErr w:type="spellEnd"/>
-      <w:r>
-        <w:t xml:space="preserve"> сделано для независимого развития интерфейса и серверной логики. </w:t>
-      </w:r>
-      <w:proofErr w:type="spellStart"/>
-      <w:r>
-        <w:t>React</w:t>
-      </w:r>
-      <w:proofErr w:type="spellEnd"/>
-      <w:r>
-        <w:t xml:space="preserve"> отвечает за удобство работы пользователей, а Spring Boot концентрирует бизнес-правила, безопасность и работу с базой данных.</w:t>
-      </w:r>
-    </w:p>
-    <w:p>
-      <w:pPr>
-        <w:pStyle w:val="af7"/>
-        <w:spacing w:line="360" w:lineRule="auto"/>
-        <w:ind w:firstLine="709"/>
-        <w:jc w:val="both"/>
-      </w:pPr>
-      <w:r>
-        <w:t xml:space="preserve">Для локального запуска используется </w:t>
-      </w:r>
-      <w:proofErr w:type="spellStart"/>
-      <w:r>
-        <w:t>Docker</w:t>
-      </w:r>
-      <w:proofErr w:type="spellEnd"/>
-      <w:r>
-        <w:t xml:space="preserve"> </w:t>
-      </w:r>
-      <w:proofErr w:type="spellStart"/>
-      <w:r>
-        <w:t>Compose</w:t>
-      </w:r>
-      <w:proofErr w:type="spellEnd"/>
-      <w:r>
-        <w:t xml:space="preserve">: он поднимает </w:t>
-      </w:r>
-      <w:proofErr w:type="spellStart"/>
-      <w:r>
-        <w:t>PostgreSQL</w:t>
-      </w:r>
-      <w:proofErr w:type="spellEnd"/>
-      <w:r>
-        <w:t xml:space="preserve"> и </w:t>
-      </w:r>
-      <w:proofErr w:type="spellStart"/>
-      <w:r>
-        <w:t>backend</w:t>
-      </w:r>
-      <w:proofErr w:type="spellEnd"/>
-      <w:r>
-        <w:t xml:space="preserve">, проверяет готовность базы данных и позволяет запускать проект в одинаковом окружении. </w:t>
-      </w:r>
-      <w:proofErr w:type="spellStart"/>
-      <w:r>
-        <w:t>Backend</w:t>
-      </w:r>
-      <w:proofErr w:type="spellEnd"/>
-      <w:r>
-        <w:t xml:space="preserve"> собирается через </w:t>
-      </w:r>
-      <w:proofErr w:type="spellStart"/>
-      <w:r>
-        <w:t>multi-stage</w:t>
-      </w:r>
-      <w:proofErr w:type="spellEnd"/>
-      <w:r>
-        <w:t xml:space="preserve"> </w:t>
-      </w:r>
-      <w:proofErr w:type="spellStart"/>
-      <w:r>
-        <w:t>Dockerfile</w:t>
-      </w:r>
-      <w:proofErr w:type="spellEnd"/>
-      <w:r>
-        <w:t xml:space="preserve"> на Java 21, где этап </w:t>
-      </w:r>
-      <w:proofErr w:type="spellStart"/>
-      <w:r>
-        <w:t>Maven</w:t>
-      </w:r>
-      <w:proofErr w:type="spellEnd"/>
-      <w:r>
-        <w:t xml:space="preserve">-сборки отделён от </w:t>
-      </w:r>
-      <w:proofErr w:type="spellStart"/>
-      <w:r>
-        <w:t>runtime</w:t>
-      </w:r>
-      <w:proofErr w:type="spellEnd"/>
-      <w:r>
-        <w:t>-образа.</w:t>
-      </w:r>
-    </w:p>
-    <w:p>
-      <w:pPr>
-        <w:pStyle w:val="af7"/>
-        <w:jc w:val="both"/>
-      </w:pPr>
-      <w:proofErr w:type="spellStart"/>
-      <w:r>
-        <w:t>Docker</w:t>
-      </w:r>
-      <w:proofErr w:type="spellEnd"/>
-      <w:r>
-        <w:t xml:space="preserve"> </w:t>
-      </w:r>
-      <w:proofErr w:type="spellStart"/>
-      <w:r>
-        <w:t>Compose</w:t>
-      </w:r>
-      <w:proofErr w:type="spellEnd"/>
-      <w:r>
-        <w:t xml:space="preserve"> выбран для воспроизводимого запуска: </w:t>
-      </w:r>
-      <w:proofErr w:type="spellStart"/>
-      <w:r>
-        <w:t>PostgreSQL</w:t>
-      </w:r>
-      <w:proofErr w:type="spellEnd"/>
-      <w:r>
-        <w:t xml:space="preserve"> и </w:t>
-      </w:r>
-      <w:proofErr w:type="spellStart"/>
-      <w:r>
-        <w:t>backend</w:t>
-      </w:r>
-      <w:proofErr w:type="spellEnd"/>
-      <w:r>
-        <w:t xml:space="preserve"> поднимаются в одинаковом окружении без ручной настройки. Multi-</w:t>
-      </w:r>
-      <w:proofErr w:type="spellStart"/>
-      <w:r>
-        <w:t>stage</w:t>
-      </w:r>
-      <w:proofErr w:type="spellEnd"/>
-      <w:r>
-        <w:t xml:space="preserve"> </w:t>
-      </w:r>
-      <w:proofErr w:type="spellStart"/>
-      <w:r>
-        <w:t>Dockerfile</w:t>
-      </w:r>
-      <w:proofErr w:type="spellEnd"/>
-      <w:r>
-        <w:t xml:space="preserve"> отделяет сборку </w:t>
-      </w:r>
-      <w:proofErr w:type="spellStart"/>
-      <w:r>
-        <w:t>Maven</w:t>
-      </w:r>
-      <w:proofErr w:type="spellEnd"/>
-      <w:r>
-        <w:t xml:space="preserve"> от </w:t>
-      </w:r>
-      <w:proofErr w:type="spellStart"/>
-      <w:r>
-        <w:t>runtime</w:t>
-      </w:r>
-      <w:proofErr w:type="spellEnd"/>
-      <w:r>
-        <w:t>-образа.</w:t>
-      </w:r>
-    </w:p>
-    <w:p>
-      <w:pPr>
-        <w:pStyle w:val="af7"/>
-        <w:spacing w:line="360" w:lineRule="auto"/>
-        <w:ind w:firstLine="709"/>
-        <w:jc w:val="both"/>
-      </w:pPr>
-      <w:r>
-        <w:t xml:space="preserve">Структура базы данных сопровождается </w:t>
-      </w:r>
-      <w:proofErr w:type="spellStart"/>
-      <w:r>
-        <w:t>Flyway</w:t>
-      </w:r>
-      <w:proofErr w:type="spellEnd"/>
-      <w:r>
-        <w:t xml:space="preserve">-миграциями. Миграции создают основные таблицы, добавляют аудит, события заказа, складские движения, </w:t>
-      </w:r>
-      <w:proofErr w:type="spellStart"/>
-      <w:r>
-        <w:t>realtime</w:t>
-      </w:r>
-      <w:proofErr w:type="spellEnd"/>
-      <w:r>
-        <w:t>-уведомления, индексы и ограничения целостности.</w:t>
-      </w:r>
-    </w:p>
-    <w:p>
-      <w:pPr>
-        <w:pStyle w:val="af7"/>
-        <w:jc w:val="both"/>
-      </w:pPr>
-      <w:proofErr w:type="spellStart"/>
-      <w:r>
-        <w:t>Flyway</w:t>
-      </w:r>
-      <w:proofErr w:type="spellEnd"/>
-      <w:r>
-        <w:t xml:space="preserve"> используется для контроля изменений схемы: миграции показывают историю развития базы, позволяют повторить развёртывание с нуля и снижают риск расхождения локальной и публичной версии.</w:t>
-      </w:r>
-    </w:p>
-    <w:p>
-      <w:pPr>
-        <w:pStyle w:val="af7"/>
-        <w:spacing w:line="360" w:lineRule="auto"/>
-        <w:ind w:firstLine="709"/>
-        <w:jc w:val="both"/>
-      </w:pPr>
-      <w:r>
-        <w:t xml:space="preserve">Для сопровождения </w:t>
-      </w:r>
-      <w:proofErr w:type="spellStart"/>
-      <w:r>
-        <w:t>backend</w:t>
-      </w:r>
-      <w:proofErr w:type="spellEnd"/>
-      <w:r>
-        <w:t xml:space="preserve"> используются Spring </w:t>
-      </w:r>
-      <w:proofErr w:type="spellStart"/>
-      <w:r>
-        <w:t>Actuator</w:t>
-      </w:r>
-      <w:proofErr w:type="spellEnd"/>
-      <w:r>
-        <w:t xml:space="preserve"> </w:t>
-      </w:r>
-      <w:proofErr w:type="spellStart"/>
-      <w:r>
-        <w:t>health</w:t>
-      </w:r>
-      <w:proofErr w:type="spellEnd"/>
-      <w:r>
-        <w:t>/</w:t>
-      </w:r>
-      <w:proofErr w:type="spellStart"/>
-      <w:r>
-        <w:t>readiness</w:t>
-      </w:r>
-      <w:proofErr w:type="spellEnd"/>
-      <w:r>
-        <w:t>/</w:t>
-      </w:r>
-      <w:proofErr w:type="spellStart"/>
-      <w:r>
-        <w:t>liveness</w:t>
-      </w:r>
-      <w:proofErr w:type="spellEnd"/>
-      <w:r>
-        <w:t xml:space="preserve"> </w:t>
-      </w:r>
-      <w:proofErr w:type="spellStart"/>
-      <w:r>
-        <w:t>checks</w:t>
-      </w:r>
-      <w:proofErr w:type="spellEnd"/>
-      <w:r>
-        <w:t xml:space="preserve"> и </w:t>
-      </w:r>
-      <w:proofErr w:type="spellStart"/>
-      <w:r>
-        <w:t>OpenAPI</w:t>
-      </w:r>
-      <w:proofErr w:type="spellEnd"/>
-      <w:r>
-        <w:t>/</w:t>
-      </w:r>
-      <w:proofErr w:type="spellStart"/>
-      <w:r>
-        <w:t>Swagger</w:t>
-      </w:r>
-      <w:proofErr w:type="spellEnd"/>
-      <w:r>
-        <w:t xml:space="preserve">-конфигурация с JWT-схемой </w:t>
-      </w:r>
-      <w:proofErr w:type="spellStart"/>
-      <w:r>
-        <w:t>bearerAuth</w:t>
-      </w:r>
-      <w:proofErr w:type="spellEnd"/>
-      <w:r>
-        <w:t>. Уведомления интерфейса передаются через SSE-поток, поэтому страницы получают события без ручного обновления.</w:t>
-      </w:r>
-    </w:p>
-    <w:p>
-      <w:pPr>
-        <w:pStyle w:val="af7"/>
-        <w:jc w:val="both"/>
-      </w:pPr>
-      <w:r>
-        <w:t xml:space="preserve">JWT-аутентификация и разграничение ролей нужны из-за публичного доступа к сайту: каждый пользователь получает только действия своей роли. </w:t>
-      </w:r>
-      <w:proofErr w:type="spellStart"/>
-      <w:r>
-        <w:t>Actuator</w:t>
-      </w:r>
-      <w:proofErr w:type="spellEnd"/>
-      <w:r>
-        <w:t xml:space="preserve"> и </w:t>
-      </w:r>
-      <w:proofErr w:type="spellStart"/>
-      <w:r>
-        <w:t>OpenAPI</w:t>
-      </w:r>
-      <w:proofErr w:type="spellEnd"/>
-      <w:r>
-        <w:t xml:space="preserve"> упрощают проверку состояния </w:t>
-      </w:r>
-      <w:proofErr w:type="spellStart"/>
-      <w:r>
-        <w:t>backend</w:t>
-      </w:r>
-      <w:proofErr w:type="spellEnd"/>
-      <w:r>
-        <w:t xml:space="preserve"> и описание REST API.</w:t>
-      </w:r>
-    </w:p>
-    <w:p>
-      <w:pPr>
-        <w:pStyle w:val="af7"/>
-        <w:spacing w:line="360" w:lineRule="auto"/>
-        <w:ind w:firstLine="709"/>
-        <w:jc w:val="both"/>
-      </w:pPr>
-      <w:r>
-        <w:t xml:space="preserve">Отчётный модуль формирует Excel-файлы через Apache POI. Выгрузка поддерживает фильтры по периоду и статусу заказа, стилизацию таблицы и </w:t>
-      </w:r>
-      <w:r>
-        <w:lastRenderedPageBreak/>
-        <w:t>ограничение объёма данных для стабильной работы.</w:t>
-      </w:r>
-    </w:p>
-    <w:p>
-      <w:pPr>
-        <w:pStyle w:val="af7"/>
-        <w:jc w:val="both"/>
-      </w:pPr>
-      <w:r>
-        <w:t xml:space="preserve">Excel-отчёты, аудит действий и </w:t>
-      </w:r>
-      <w:proofErr w:type="spellStart"/>
-      <w:r>
-        <w:t>realtime</w:t>
-      </w:r>
-      <w:proofErr w:type="spellEnd"/>
-      <w:r>
-        <w:t>-уведомления добавлены для управляемости системы: они помогают анализировать заказы, фиксировать важные действия и быстрее видеть изменения без ручного обновления страницы.</w:t>
-      </w:r>
-    </w:p>
-    <w:p>
-      <w:pPr>
-        <w:jc w:val="both"/>
+        <w:spacing w:after="0"/>
         <w:rPr>
           <w:rFonts w:eastAsia="Times New Roman" w:cs="Times New Roman"/>
           <w:kern w:val="0"/>
@@ -9448,9 +10447,364 @@
     </w:p>
     <w:p>
       <w:pPr>
-        <w:pStyle w:val="af7"/>
-        <w:jc w:val="both"/>
-      </w:pPr>
+        <w:pStyle w:val="1"/>
+        <w:spacing w:after="0" w:line="240" w:lineRule="auto"/>
+        <w:jc w:val="both"/>
+      </w:pPr>
+      <w:bookmarkStart w:id="7" w:name="_Toc228208644"/>
+      <w:r>
+        <w:lastRenderedPageBreak/>
+        <w:t>2.3 Дополнительные проектные решения</w:t>
+      </w:r>
+      <w:bookmarkEnd w:id="7"/>
+    </w:p>
+    <w:p>
+      <w:pPr>
+        <w:pStyle w:val="af7"/>
+        <w:spacing w:line="360" w:lineRule="auto"/>
+        <w:ind w:firstLine="709"/>
+        <w:jc w:val="both"/>
+      </w:pPr>
+      <w:r>
+        <w:t>Помимо основной обработки заказов, в проекте реализованы решения, характерные для промышленной веб-системы. Они повышают устойчивость приложения, упрощают сопровождение публичной версии и делают работу пользователей безопаснее.</w:t>
+      </w:r>
+    </w:p>
+    <w:p>
+      <w:pPr>
+        <w:pStyle w:val="af7"/>
+        <w:spacing w:line="360" w:lineRule="auto"/>
+        <w:ind w:firstLine="709"/>
+        <w:jc w:val="both"/>
+      </w:pPr>
+      <w:r>
+        <w:t xml:space="preserve">Публичная версия сайта развёрнута на домене https://farmer.indevs.in. Клиентская часть работает отдельно от </w:t>
+      </w:r>
+      <w:proofErr w:type="spellStart"/>
+      <w:r>
+        <w:t>backend</w:t>
+      </w:r>
+      <w:proofErr w:type="spellEnd"/>
+      <w:r>
+        <w:t xml:space="preserve"> API, а серверная часть обслуживает авторизацию, каталог, заказы, отчётность, уведомления и логистические расчёты.</w:t>
+      </w:r>
+    </w:p>
+    <w:p>
+      <w:pPr>
+        <w:pStyle w:val="af7"/>
+        <w:jc w:val="both"/>
+      </w:pPr>
+      <w:r>
+        <w:t xml:space="preserve">Разделение </w:t>
+      </w:r>
+      <w:proofErr w:type="spellStart"/>
+      <w:r>
+        <w:t>frontend</w:t>
+      </w:r>
+      <w:proofErr w:type="spellEnd"/>
+      <w:r>
+        <w:t xml:space="preserve"> и </w:t>
+      </w:r>
+      <w:proofErr w:type="spellStart"/>
+      <w:r>
+        <w:t>backend</w:t>
+      </w:r>
+      <w:proofErr w:type="spellEnd"/>
+      <w:r>
+        <w:t xml:space="preserve"> сделано для независимого развития интерфейса и серверной логики. </w:t>
+      </w:r>
+      <w:proofErr w:type="spellStart"/>
+      <w:r>
+        <w:t>React</w:t>
+      </w:r>
+      <w:proofErr w:type="spellEnd"/>
+      <w:r>
+        <w:t xml:space="preserve"> отвечает за удобство работы пользователей, а Spring Boot концентрирует бизнес-правила, безопасность и работу с базой данных.</w:t>
+      </w:r>
+    </w:p>
+    <w:p>
+      <w:pPr>
+        <w:pStyle w:val="af7"/>
+        <w:spacing w:line="360" w:lineRule="auto"/>
+        <w:ind w:firstLine="709"/>
+        <w:jc w:val="both"/>
+      </w:pPr>
+      <w:r>
+        <w:t xml:space="preserve">Локальная среда развёртывается через </w:t>
+      </w:r>
+      <w:proofErr w:type="spellStart"/>
+      <w:r>
+        <w:t>Docker</w:t>
+      </w:r>
+      <w:proofErr w:type="spellEnd"/>
+      <w:r>
+        <w:t xml:space="preserve"> </w:t>
+      </w:r>
+      <w:proofErr w:type="spellStart"/>
+      <w:r>
+        <w:t>Compose</w:t>
+      </w:r>
+      <w:proofErr w:type="spellEnd"/>
+      <w:r>
+        <w:t xml:space="preserve">: он поднимает </w:t>
+      </w:r>
+      <w:proofErr w:type="spellStart"/>
+      <w:r>
+        <w:t>PostgreSQL</w:t>
+      </w:r>
+      <w:proofErr w:type="spellEnd"/>
+      <w:r>
+        <w:t xml:space="preserve"> и </w:t>
+      </w:r>
+      <w:proofErr w:type="spellStart"/>
+      <w:r>
+        <w:t>backend</w:t>
+      </w:r>
+      <w:proofErr w:type="spellEnd"/>
+      <w:r>
+        <w:t xml:space="preserve">, проверяет готовность базы данных и позволяет запускать проект в одинаковом окружении. </w:t>
+      </w:r>
+      <w:proofErr w:type="spellStart"/>
+      <w:r>
+        <w:t>Backend</w:t>
+      </w:r>
+      <w:proofErr w:type="spellEnd"/>
+      <w:r>
+        <w:t xml:space="preserve"> собирается через </w:t>
+      </w:r>
+      <w:proofErr w:type="spellStart"/>
+      <w:r>
+        <w:t>multi-stage</w:t>
+      </w:r>
+      <w:proofErr w:type="spellEnd"/>
+      <w:r>
+        <w:t xml:space="preserve"> </w:t>
+      </w:r>
+      <w:proofErr w:type="spellStart"/>
+      <w:r>
+        <w:t>Dockerfile</w:t>
+      </w:r>
+      <w:proofErr w:type="spellEnd"/>
+      <w:r>
+        <w:t xml:space="preserve"> на Java 21, где этап </w:t>
+      </w:r>
+      <w:proofErr w:type="spellStart"/>
+      <w:r>
+        <w:t>Maven</w:t>
+      </w:r>
+      <w:proofErr w:type="spellEnd"/>
+      <w:r>
+        <w:t xml:space="preserve">-сборки отделён от </w:t>
+      </w:r>
+      <w:proofErr w:type="spellStart"/>
+      <w:r>
+        <w:t>runtime</w:t>
+      </w:r>
+      <w:proofErr w:type="spellEnd"/>
+      <w:r>
+        <w:t>-образа.</w:t>
+      </w:r>
+    </w:p>
+    <w:p>
+      <w:pPr>
+        <w:pStyle w:val="af7"/>
+        <w:jc w:val="both"/>
+      </w:pPr>
+      <w:r>
+        <w:t>Такой подход упрощает повторный запуск проекта на другом компьютере, снижает количество ручных настроек и делает процесс проверки более воспроизводимым.</w:t>
+      </w:r>
+    </w:p>
+    <w:p>
+      <w:pPr>
+        <w:pStyle w:val="af7"/>
+        <w:spacing w:line="360" w:lineRule="auto"/>
+        <w:ind w:firstLine="709"/>
+        <w:jc w:val="both"/>
+      </w:pPr>
+      <w:r>
+        <w:t xml:space="preserve">Структура базы данных сопровождается </w:t>
+      </w:r>
+      <w:proofErr w:type="spellStart"/>
+      <w:r>
+        <w:t>Flyway</w:t>
+      </w:r>
+      <w:proofErr w:type="spellEnd"/>
+      <w:r>
+        <w:t xml:space="preserve">-миграциями. Миграции создают основные таблицы, добавляют аудит, события заказа, складские движения, </w:t>
+      </w:r>
+      <w:proofErr w:type="spellStart"/>
+      <w:r>
+        <w:t>realtime</w:t>
+      </w:r>
+      <w:proofErr w:type="spellEnd"/>
+      <w:r>
+        <w:t>-уведомления, индексы и ограничения целостности.</w:t>
+      </w:r>
+    </w:p>
+    <w:p>
+      <w:pPr>
+        <w:pStyle w:val="af7"/>
+        <w:jc w:val="both"/>
+      </w:pPr>
+      <w:proofErr w:type="spellStart"/>
+      <w:r>
+        <w:t>Flyway</w:t>
+      </w:r>
+      <w:proofErr w:type="spellEnd"/>
+      <w:r>
+        <w:t xml:space="preserve"> используется для контроля изменений схемы: миграции показывают историю развития базы, позволяют повторить развёртывание с нуля и снижают риск расхождения локальной и публичной версий.</w:t>
+      </w:r>
+    </w:p>
+    <w:p>
+      <w:pPr>
+        <w:pStyle w:val="af7"/>
+        <w:spacing w:line="360" w:lineRule="auto"/>
+        <w:ind w:firstLine="709"/>
+        <w:jc w:val="both"/>
+      </w:pPr>
+      <w:r>
+        <w:t xml:space="preserve">Для технического сопровождения </w:t>
+      </w:r>
+      <w:proofErr w:type="spellStart"/>
+      <w:r>
+        <w:t>backend</w:t>
+      </w:r>
+      <w:proofErr w:type="spellEnd"/>
+      <w:r>
+        <w:t xml:space="preserve"> используются Spring </w:t>
+      </w:r>
+      <w:proofErr w:type="spellStart"/>
+      <w:r>
+        <w:t>Actuator</w:t>
+      </w:r>
+      <w:proofErr w:type="spellEnd"/>
+      <w:r>
+        <w:t xml:space="preserve">-проверки </w:t>
+      </w:r>
+      <w:proofErr w:type="spellStart"/>
+      <w:r>
+        <w:t>health</w:t>
+      </w:r>
+      <w:proofErr w:type="spellEnd"/>
+      <w:r>
+        <w:t>/</w:t>
+      </w:r>
+      <w:proofErr w:type="spellStart"/>
+      <w:r>
+        <w:t>readiness</w:t>
+      </w:r>
+      <w:proofErr w:type="spellEnd"/>
+      <w:r>
+        <w:t>/</w:t>
+      </w:r>
+      <w:proofErr w:type="spellStart"/>
+      <w:r>
+        <w:t>liveness</w:t>
+      </w:r>
+      <w:proofErr w:type="spellEnd"/>
+      <w:r>
+        <w:t xml:space="preserve"> и </w:t>
+      </w:r>
+      <w:proofErr w:type="spellStart"/>
+      <w:r>
+        <w:t>OpenAPI</w:t>
+      </w:r>
+      <w:proofErr w:type="spellEnd"/>
+      <w:r>
+        <w:t>/</w:t>
+      </w:r>
+      <w:proofErr w:type="spellStart"/>
+      <w:r>
+        <w:t>Swagger</w:t>
+      </w:r>
+      <w:proofErr w:type="spellEnd"/>
+      <w:r>
+        <w:t xml:space="preserve">-конфигурация с JWT-схемой </w:t>
+      </w:r>
+      <w:proofErr w:type="spellStart"/>
+      <w:r>
+        <w:t>bearerAuth</w:t>
+      </w:r>
+      <w:proofErr w:type="spellEnd"/>
+      <w:r>
+        <w:t>. Уведомления интерфейса передаются через SSE-поток, поэтому страницы получают события без ручного обновления.</w:t>
+      </w:r>
+    </w:p>
+    <w:p>
+      <w:pPr>
+        <w:pStyle w:val="af7"/>
+        <w:jc w:val="both"/>
+      </w:pPr>
+      <w:r>
+        <w:t xml:space="preserve">JWT-аутентификация и разграничение ролей необходимы из-за публичного доступа к сайту: каждый пользователь получает доступ только к действиям своей роли. </w:t>
+      </w:r>
+      <w:proofErr w:type="spellStart"/>
+      <w:r>
+        <w:t>Actuator</w:t>
+      </w:r>
+      <w:proofErr w:type="spellEnd"/>
+      <w:r>
+        <w:t xml:space="preserve"> и </w:t>
+      </w:r>
+      <w:proofErr w:type="spellStart"/>
+      <w:r>
+        <w:t>OpenAPI</w:t>
+      </w:r>
+      <w:proofErr w:type="spellEnd"/>
+      <w:r>
+        <w:t xml:space="preserve"> упрощают проверку состояния </w:t>
+      </w:r>
+      <w:proofErr w:type="spellStart"/>
+      <w:r>
+        <w:t>backend</w:t>
+      </w:r>
+      <w:proofErr w:type="spellEnd"/>
+      <w:r>
+        <w:t xml:space="preserve"> и описание REST API.</w:t>
+      </w:r>
+    </w:p>
+    <w:p>
+      <w:pPr>
+        <w:pStyle w:val="af7"/>
+        <w:spacing w:line="360" w:lineRule="auto"/>
+        <w:ind w:firstLine="709"/>
+        <w:jc w:val="both"/>
+      </w:pPr>
+      <w:r>
+        <w:t>Отчётный модуль формирует Excel-файлы через Apache POI. Выгрузка поддерживает фильтры по периоду и статусу заказа, стилизацию таблицы и ограничение объёма данных для стабильной работы.</w:t>
+      </w:r>
+    </w:p>
+    <w:p>
+      <w:pPr>
+        <w:pStyle w:val="af7"/>
+        <w:jc w:val="both"/>
+      </w:pPr>
+      <w:r>
+        <w:lastRenderedPageBreak/>
+        <w:t xml:space="preserve">Excel-отчёты, аудит действий и </w:t>
+      </w:r>
+      <w:proofErr w:type="spellStart"/>
+      <w:r>
+        <w:t>realtime</w:t>
+      </w:r>
+      <w:proofErr w:type="spellEnd"/>
+      <w:r>
+        <w:t>-уведомления повышают управляемость системы: они помогают анализировать заказы, фиксировать важные действия и быстрее видеть изменения без ручного обновления страницы.</w:t>
+      </w:r>
+    </w:p>
+    <w:p>
+      <w:pPr>
+        <w:spacing w:after="0"/>
+        <w:jc w:val="both"/>
+        <w:rPr>
+          <w:rFonts w:eastAsia="Times New Roman" w:cs="Times New Roman"/>
+          <w:kern w:val="0"/>
+          <w:szCs w:val="28"/>
+          <w14:ligatures w14:val="none"/>
+        </w:rPr>
+      </w:pPr>
+      <w:r>
+        <w:br w:type="page"/>
+      </w:r>
     </w:p>
     <w:p>
       <w:pPr>
@@ -9458,9 +10812,12 @@
         <w:spacing w:before="0" w:after="0"/>
         <w:jc w:val="both"/>
       </w:pPr>
-      <w:r>
-        <w:t>2.3 Результат работы программы</w:t>
-      </w:r>
+      <w:bookmarkStart w:id="8" w:name="_Toc228208645"/>
+      <w:r>
+        <w:lastRenderedPageBreak/>
+        <w:t>2.4 Результат работы программы</w:t>
+      </w:r>
+      <w:bookmarkEnd w:id="8"/>
     </w:p>
     <w:p>
       <w:pPr>
@@ -9470,7 +10827,15 @@
         <w:jc w:val="both"/>
       </w:pPr>
       <w:r>
-        <w:t>Результат запуска веб-приложения представлен на рисунке 2.11. Проверка выполнялась через публичную версию сайта https://farmer.indevs.in, которая обращается к backend API https://farm-sales-backend.onrender.com/api.</w:t>
+        <w:t xml:space="preserve">Результат запуска веб-приложения проверялся через публичную версию сайта https://farmer.indevs.in, которая обращается к </w:t>
+      </w:r>
+      <w:proofErr w:type="spellStart"/>
+      <w:r>
+        <w:t>backend</w:t>
+      </w:r>
+      <w:proofErr w:type="spellEnd"/>
+      <w:r>
+        <w:t xml:space="preserve"> API https://farm-sales-backend.onrender.com/api (рисунок 2.11).</w:t>
       </w:r>
     </w:p>
     <w:p>
@@ -9483,6 +10848,14 @@
       <w:r>
         <w:t>На форме авторизации пользователь вводит логин и пароль, после чего система проверяет учётные данные, роль пользователя и выдаёт JWT-токен для дальнейшей работы с защищёнными разделами приложения.</w:t>
       </w:r>
+    </w:p>
+    <w:p>
+      <w:pPr>
+        <w:pStyle w:val="af7"/>
+        <w:spacing w:line="360" w:lineRule="auto"/>
+        <w:ind w:firstLine="709"/>
+        <w:jc w:val="both"/>
+      </w:pPr>
     </w:p>
     <w:p>
       <w:pPr>
@@ -9532,12 +10905,15 @@
     </w:p>
     <w:p>
       <w:pPr>
+        <w:spacing w:after="0"/>
+        <w:jc w:val="center"/>
+      </w:pPr>
+    </w:p>
+    <w:p>
+      <w:pPr>
         <w:pStyle w:val="af7"/>
         <w:ind w:firstLine="567"/>
         <w:jc w:val="center"/>
-        <w:rPr>
-          <w:lang w:val="en-US"/>
-        </w:rPr>
       </w:pPr>
       <w:r>
         <w:t>Рисунок 2.11 – Окно авторизации веб-приложения</w:t>
@@ -9545,14 +10921,17 @@
     </w:p>
     <w:p>
       <w:pPr>
-        <w:pStyle w:val="af7"/>
-        <w:ind w:firstLine="567"/>
-        <w:jc w:val="both"/>
-        <w:rPr>
-          <w:spacing w:val="-2"/>
-          <w:lang w:val="en-US"/>
-        </w:rPr>
-      </w:pPr>
+        <w:spacing w:after="0"/>
+        <w:rPr>
+          <w:rFonts w:eastAsia="Times New Roman" w:cs="Times New Roman"/>
+          <w:kern w:val="0"/>
+          <w:szCs w:val="28"/>
+          <w14:ligatures w14:val="none"/>
+        </w:rPr>
+      </w:pPr>
+      <w:r>
+        <w:br w:type="page"/>
+      </w:r>
     </w:p>
     <w:p>
       <w:pPr>
@@ -9562,20 +10941,28 @@
         <w:jc w:val="both"/>
       </w:pPr>
       <w:r>
-        <w:t>После успешного входа пользователь получает интерфейс своей роли. Важной частью проекта является транспортная задача: директор магазина оформляет заявку, менеджер подтверждает заказ, логист запускает распределение между водителями, а водитель завершает доставку после выполнения маршрута. Результат работы логистического модуля и транспортной задачи представлен на рисунке 2.12.</w:t>
-      </w:r>
-    </w:p>
-    <w:p>
-      <w:pPr>
-        <w:pStyle w:val="af7"/>
-        <w:spacing w:before="160" w:after="40" w:line="360" w:lineRule="auto"/>
+        <w:lastRenderedPageBreak/>
+        <w:t>После успешного входа пользователь получает интерфейс своей роли. Важной частью проекта является транспортная задача: директор магазина оформляет заявку, менеджер подтверждает заказ, логист запускает распределение между водителями, а водитель завершает доставку после выполнения маршрута (рисунок 2.12).</w:t>
+      </w:r>
+    </w:p>
+    <w:p>
+      <w:pPr>
+        <w:pStyle w:val="af7"/>
+        <w:spacing w:line="360" w:lineRule="auto"/>
+        <w:ind w:firstLine="709"/>
+        <w:jc w:val="both"/>
+      </w:pPr>
+    </w:p>
+    <w:p>
+      <w:pPr>
+        <w:pStyle w:val="af7"/>
+        <w:spacing w:before="160" w:line="360" w:lineRule="auto"/>
         <w:jc w:val="center"/>
       </w:pPr>
       <w:r>
         <w:rPr>
           <w:noProof/>
         </w:rPr>
-        <w:lastRenderedPageBreak/>
         <w:drawing>
           <wp:inline distT="0" distB="0" distL="0" distR="0" wp14:anchorId="755B0903" wp14:editId="4075B0CD">
             <wp:extent cx="5257800" cy="2413644"/>
@@ -9616,12 +11003,26 @@
     <w:p>
       <w:pPr>
         <w:pStyle w:val="af7"/>
-        <w:spacing w:before="120" w:after="240" w:line="240" w:lineRule="auto"/>
+        <w:spacing w:before="160" w:line="360" w:lineRule="auto"/>
         <w:jc w:val="center"/>
       </w:pPr>
+    </w:p>
+    <w:p>
+      <w:pPr>
+        <w:pStyle w:val="af7"/>
+        <w:spacing w:before="120" w:line="240" w:lineRule="auto"/>
+        <w:jc w:val="center"/>
+      </w:pPr>
       <w:r>
         <w:t>Рисунок 2.12 – Результат работы логистического модуля и транспортной задачи</w:t>
       </w:r>
+    </w:p>
+    <w:p>
+      <w:pPr>
+        <w:pStyle w:val="af7"/>
+        <w:spacing w:before="120" w:line="240" w:lineRule="auto"/>
+        <w:jc w:val="center"/>
+      </w:pPr>
     </w:p>
     <w:p>
       <w:pPr>
@@ -9631,7 +11032,7 @@
         <w:jc w:val="both"/>
       </w:pPr>
       <w:r>
-        <w:t>Сводка по маршрутам показывает распределение базового набора между водителями, количество рейсов, последовательность остановок и оценочный километраж. После подтверждения плана заказы переходят из APPROVED в ASSIGNED, а водительский интерфейс получает назначенные доставки.</w:t>
+        <w:t>Сводка по маршрутам показывает распределение демонстрационного набора между водителями, количество рейсов, последовательность остановок и оценочный километраж. После подтверждения плана заказы переходят из APPROVED в ASSIGNED, а водительский интерфейс получает назначенные доставки.</w:t>
       </w:r>
     </w:p>
     <w:p>
@@ -9642,7 +11043,7 @@
         <w:jc w:val="both"/>
       </w:pPr>
       <w:r>
-        <w:t xml:space="preserve">Также в программе реализовано безопасное хранение паролей. Демонстрационные логины и пароли используются только для входа в систему и проверки ролей, а в таблице </w:t>
+        <w:t xml:space="preserve">В программе также реализовано безопасное хранение паролей. Демонстрационные логины и пароли используются только для входа в систему и проверки ролей, а в таблице </w:t>
       </w:r>
       <w:proofErr w:type="spellStart"/>
       <w:r>
@@ -9651,6 +11052,20 @@
       <w:proofErr w:type="spellEnd"/>
       <w:r>
         <w:t xml:space="preserve"> открытые пароли не сохраняются.</w:t>
+      </w:r>
+    </w:p>
+    <w:p>
+      <w:pPr>
+        <w:spacing w:after="0"/>
+        <w:rPr>
+          <w:rFonts w:eastAsia="Times New Roman" w:cs="Times New Roman"/>
+          <w:kern w:val="0"/>
+          <w:szCs w:val="28"/>
+          <w14:ligatures w14:val="none"/>
+        </w:rPr>
+      </w:pPr>
+      <w:r>
+        <w:br w:type="page"/>
       </w:r>
     </w:p>
     <w:p>
@@ -9661,20 +11076,68 @@
         <w:jc w:val="both"/>
       </w:pPr>
       <w:r>
-        <w:t>При создании пользователя DataInitializer передаёт пароль в PasswordEncoder, после чего в базу данных записывается BCrypt-хэш. При входе AuthService сравнивает введённый пароль с сохранённым хэшем через passwordEncoder.matches. Пример отображения хешированных паролей в таблице users приведён на рисунке 2.13.</w:t>
-      </w:r>
-    </w:p>
-    <w:p>
-      <w:pPr>
-        <w:pStyle w:val="af7"/>
-        <w:spacing w:before="160" w:after="40" w:line="360" w:lineRule="auto"/>
+        <w:lastRenderedPageBreak/>
+        <w:t xml:space="preserve">При создании пользователя </w:t>
+      </w:r>
+      <w:proofErr w:type="spellStart"/>
+      <w:r>
+        <w:t>DataInitializer</w:t>
+      </w:r>
+      <w:proofErr w:type="spellEnd"/>
+      <w:r>
+        <w:t xml:space="preserve"> передаёт пароль в </w:t>
+      </w:r>
+      <w:proofErr w:type="spellStart"/>
+      <w:r>
+        <w:t>PasswordEncoder</w:t>
+      </w:r>
+      <w:proofErr w:type="spellEnd"/>
+      <w:r>
+        <w:t xml:space="preserve">, после чего в базу данных записывается </w:t>
+      </w:r>
+      <w:proofErr w:type="spellStart"/>
+      <w:r>
+        <w:t>BCrypt</w:t>
+      </w:r>
+      <w:proofErr w:type="spellEnd"/>
+      <w:r>
+        <w:t xml:space="preserve">-хэш. При входе </w:t>
+      </w:r>
+      <w:proofErr w:type="spellStart"/>
+      <w:r>
+        <w:t>AuthService</w:t>
+      </w:r>
+      <w:proofErr w:type="spellEnd"/>
+      <w:r>
+        <w:t xml:space="preserve"> сравнивает введённый пароль с сохранённым хэшем через </w:t>
+      </w:r>
+      <w:proofErr w:type="spellStart"/>
+      <w:r>
+        <w:t>passwordEncoder.matches</w:t>
+      </w:r>
+      <w:proofErr w:type="spellEnd"/>
+      <w:r>
+        <w:t xml:space="preserve"> (рисунок 2.13).</w:t>
+      </w:r>
+    </w:p>
+    <w:p>
+      <w:pPr>
+        <w:pStyle w:val="af7"/>
+        <w:spacing w:line="360" w:lineRule="auto"/>
+        <w:ind w:firstLine="709"/>
+        <w:jc w:val="both"/>
+      </w:pPr>
+    </w:p>
+    <w:p>
+      <w:pPr>
+        <w:pStyle w:val="af7"/>
+        <w:spacing w:before="160" w:line="360" w:lineRule="auto"/>
         <w:jc w:val="center"/>
       </w:pPr>
       <w:r>
         <w:rPr>
           <w:noProof/>
         </w:rPr>
-        <w:lastRenderedPageBreak/>
         <w:drawing>
           <wp:inline distT="0" distB="0" distL="0" distR="0" wp14:anchorId="7E0C73EC" wp14:editId="3EC82191">
             <wp:extent cx="6302375" cy="3642360"/>
@@ -9715,28 +11178,81 @@
     <w:p>
       <w:pPr>
         <w:pStyle w:val="af7"/>
-        <w:spacing w:before="120" w:after="240" w:line="240" w:lineRule="auto"/>
+        <w:spacing w:before="160" w:line="360" w:lineRule="auto"/>
         <w:jc w:val="center"/>
       </w:pPr>
+    </w:p>
+    <w:p>
+      <w:pPr>
+        <w:pStyle w:val="af7"/>
+        <w:spacing w:before="120" w:line="240" w:lineRule="auto"/>
+        <w:jc w:val="center"/>
+      </w:pPr>
       <w:r>
         <w:t>Рисунок 2.13 – Пример отображения хешированных паролей в базе данных</w:t>
       </w:r>
     </w:p>
     <w:p>
       <w:pPr>
+        <w:spacing w:after="0"/>
+        <w:rPr>
+          <w:rFonts w:eastAsia="Times New Roman" w:cs="Times New Roman"/>
+          <w:kern w:val="0"/>
+          <w:szCs w:val="28"/>
+          <w14:ligatures w14:val="none"/>
+        </w:rPr>
+      </w:pPr>
+      <w:r>
+        <w:br w:type="page"/>
+      </w:r>
+    </w:p>
+    <w:p>
+      <w:pPr>
         <w:pStyle w:val="af7"/>
         <w:spacing w:line="360" w:lineRule="auto"/>
         <w:jc w:val="both"/>
       </w:pPr>
       <w:r>
-        <w:t>Для внутреннего сопровождения backend подготовлена OpenAPI-конфигурация. Она фиксирует название API, версию, JWT-схему bearerAuth и ролевую модель доступа, поэтому REST-контракт проще проверять при доработке серверной части (рисунок 2.14).</w:t>
-      </w:r>
+        <w:lastRenderedPageBreak/>
+        <w:t xml:space="preserve">Для внутреннего сопровождения </w:t>
+      </w:r>
+      <w:proofErr w:type="spellStart"/>
+      <w:r>
+        <w:t>backend</w:t>
+      </w:r>
+      <w:proofErr w:type="spellEnd"/>
+      <w:r>
+        <w:t xml:space="preserve"> подготовлена </w:t>
+      </w:r>
+      <w:proofErr w:type="spellStart"/>
+      <w:r>
+        <w:t>OpenAPI</w:t>
+      </w:r>
+      <w:proofErr w:type="spellEnd"/>
+      <w:r>
+        <w:t xml:space="preserve">-конфигурация. Она фиксирует название API, версию, JWT-схему </w:t>
+      </w:r>
+      <w:proofErr w:type="spellStart"/>
+      <w:r>
+        <w:t>bearerAuth</w:t>
+      </w:r>
+      <w:proofErr w:type="spellEnd"/>
+      <w:r>
+        <w:t xml:space="preserve"> и ролевую модель доступа, поэтому REST-контракт проще проверять при доработке серверной части (рисунок 2.14).</w:t>
+      </w:r>
+    </w:p>
+    <w:p>
+      <w:pPr>
+        <w:pStyle w:val="af7"/>
+        <w:spacing w:line="360" w:lineRule="auto"/>
+        <w:jc w:val="both"/>
+      </w:pPr>
     </w:p>
     <w:p>
       <w:pPr>
         <w:pStyle w:val="af7"/>
         <w:keepNext/>
-        <w:spacing w:before="120" w:after="40"/>
+        <w:spacing w:before="120"/>
         <w:jc w:val="center"/>
       </w:pPr>
       <w:r>
@@ -9783,11 +11299,49 @@
     <w:p>
       <w:pPr>
         <w:pStyle w:val="af7"/>
-        <w:spacing w:before="120" w:after="240" w:line="240" w:lineRule="auto"/>
+        <w:keepNext/>
+        <w:spacing w:before="120"/>
         <w:jc w:val="center"/>
       </w:pPr>
-      <w:r>
-        <w:t>Рисунок 2.14 – Конфигурация OpenAPI backend API</w:t>
+    </w:p>
+    <w:p>
+      <w:pPr>
+        <w:pStyle w:val="af7"/>
+        <w:spacing w:before="120" w:line="240" w:lineRule="auto"/>
+        <w:jc w:val="center"/>
+      </w:pPr>
+      <w:r>
+        <w:t xml:space="preserve">Рисунок 2.14 – Конфигурация </w:t>
+      </w:r>
+      <w:proofErr w:type="spellStart"/>
+      <w:r>
+        <w:t>OpenAPI</w:t>
+      </w:r>
+      <w:proofErr w:type="spellEnd"/>
+      <w:r>
+        <w:t xml:space="preserve"> </w:t>
+      </w:r>
+      <w:proofErr w:type="spellStart"/>
+      <w:r>
+        <w:t>backend</w:t>
+      </w:r>
+      <w:proofErr w:type="spellEnd"/>
+      <w:r>
+        <w:t xml:space="preserve"> API</w:t>
+      </w:r>
+    </w:p>
+    <w:p>
+      <w:pPr>
+        <w:spacing w:after="0"/>
+        <w:rPr>
+          <w:rFonts w:eastAsia="Times New Roman" w:cs="Times New Roman"/>
+          <w:kern w:val="0"/>
+          <w:szCs w:val="28"/>
+          <w14:ligatures w14:val="none"/>
+        </w:rPr>
+      </w:pPr>
+      <w:r>
+        <w:br w:type="page"/>
       </w:r>
     </w:p>
     <w:p>
@@ -9797,21 +11351,36 @@
         <w:jc w:val="both"/>
       </w:pPr>
       <w:r>
-        <w:t>Отдельно реализована выгрузка заказов в Excel. Файл формируется на backend через Apache POI и содержит фильтры, количество строк, сумму заказов, статусы, адреса доставки и назначенных водителей (рисунок 2.15).</w:t>
-      </w:r>
+        <w:lastRenderedPageBreak/>
+        <w:t xml:space="preserve">Отдельно реализована выгрузка заказов в Excel. Файл формируется на </w:t>
+      </w:r>
+      <w:proofErr w:type="spellStart"/>
+      <w:r>
+        <w:t>backend</w:t>
+      </w:r>
+      <w:proofErr w:type="spellEnd"/>
+      <w:r>
+        <w:t xml:space="preserve"> через Apache POI и содержит фильтры, количество строк, сумму заказов, статусы, адреса доставки и назначенных водителей (рисунок 2.15).</w:t>
+      </w:r>
+    </w:p>
+    <w:p>
+      <w:pPr>
+        <w:pStyle w:val="af7"/>
+        <w:spacing w:line="360" w:lineRule="auto"/>
+        <w:jc w:val="both"/>
+      </w:pPr>
     </w:p>
     <w:p>
       <w:pPr>
         <w:pStyle w:val="af7"/>
         <w:keepNext/>
-        <w:spacing w:before="120" w:after="40"/>
+        <w:spacing w:before="120"/>
         <w:jc w:val="center"/>
       </w:pPr>
       <w:r>
         <w:rPr>
           <w:noProof/>
         </w:rPr>
-        <w:lastRenderedPageBreak/>
         <w:drawing>
           <wp:inline distT="0" distB="0" distL="0" distR="0" wp14:anchorId="66E42EF1" wp14:editId="5AE9CB6F">
             <wp:extent cx="6302375" cy="3700780"/>
@@ -9852,28 +11421,58 @@
     <w:p>
       <w:pPr>
         <w:pStyle w:val="af7"/>
-        <w:spacing w:before="120" w:after="240" w:line="240" w:lineRule="auto"/>
+        <w:keepNext/>
+        <w:spacing w:before="120"/>
         <w:jc w:val="center"/>
       </w:pPr>
+    </w:p>
+    <w:p>
+      <w:pPr>
+        <w:pStyle w:val="af7"/>
+        <w:spacing w:before="120" w:line="240" w:lineRule="auto"/>
+        <w:jc w:val="center"/>
+      </w:pPr>
       <w:r>
         <w:t>Рисунок 2.15 – Пример сформированного Excel-отчёта</w:t>
       </w:r>
     </w:p>
     <w:p>
       <w:pPr>
+        <w:spacing w:after="0"/>
+        <w:rPr>
+          <w:rFonts w:eastAsia="Times New Roman" w:cs="Times New Roman"/>
+          <w:kern w:val="0"/>
+          <w:szCs w:val="28"/>
+          <w14:ligatures w14:val="none"/>
+        </w:rPr>
+      </w:pPr>
+      <w:r>
+        <w:br w:type="page"/>
+      </w:r>
+    </w:p>
+    <w:p>
+      <w:pPr>
         <w:pStyle w:val="af7"/>
         <w:spacing w:line="360" w:lineRule="auto"/>
         <w:jc w:val="both"/>
       </w:pPr>
       <w:r>
-        <w:t>Для контроля действий пользователей используется журнал аудита. В него попадают входы в систему и бизнес-события, что упрощает проверку выполнения сценариев и разбор изменений в данных (рисунок 2.16).</w:t>
-      </w:r>
+        <w:lastRenderedPageBreak/>
+        <w:t>Для контроля действий пользователей используется журнал аудита. В него попадают входы в систему и бизнес-события, что упрощает проверку сценариев и разбор изменений в данных (рисунок 2.16).</w:t>
+      </w:r>
+    </w:p>
+    <w:p>
+      <w:pPr>
+        <w:pStyle w:val="af7"/>
+        <w:spacing w:line="360" w:lineRule="auto"/>
+        <w:jc w:val="both"/>
+      </w:pPr>
     </w:p>
     <w:p>
       <w:pPr>
         <w:pStyle w:val="af7"/>
         <w:keepNext/>
-        <w:spacing w:before="40" w:after="20"/>
+        <w:spacing w:before="40"/>
         <w:jc w:val="center"/>
         <w:rPr>
           <w:lang w:val="en-US"/>
@@ -9924,7 +11523,7 @@
       <w:pPr>
         <w:pStyle w:val="af7"/>
         <w:keepNext/>
-        <w:spacing w:before="40" w:after="20"/>
+        <w:spacing w:before="40"/>
         <w:jc w:val="center"/>
         <w:rPr>
           <w:lang w:val="en-US"/>
@@ -9934,11 +11533,25 @@
     <w:p>
       <w:pPr>
         <w:pStyle w:val="af7"/>
-        <w:spacing w:before="40" w:after="120" w:line="220" w:lineRule="auto"/>
+        <w:spacing w:before="40" w:line="220" w:lineRule="auto"/>
         <w:jc w:val="center"/>
       </w:pPr>
       <w:r>
         <w:t>Рисунок 2.16 – Журнал аудита действий пользователей</w:t>
+      </w:r>
+    </w:p>
+    <w:p>
+      <w:pPr>
+        <w:spacing w:after="0"/>
+        <w:rPr>
+          <w:rFonts w:eastAsia="Times New Roman" w:cs="Times New Roman"/>
+          <w:kern w:val="0"/>
+          <w:szCs w:val="28"/>
+          <w14:ligatures w14:val="none"/>
+        </w:rPr>
+      </w:pPr>
+      <w:r>
+        <w:br w:type="page"/>
       </w:r>
     </w:p>
     <w:p>
@@ -9958,7 +11571,7 @@
           <w:spacing w:val="-2"/>
         </w:rPr>
       </w:pPr>
-      <w:bookmarkStart w:id="7" w:name="_Toc228056989"/>
+      <w:bookmarkStart w:id="9" w:name="_Toc228208646"/>
       <w:r>
         <w:rPr>
           <w:rFonts w:eastAsia="Times New Roman"/>
@@ -9966,10 +11579,11 @@
         <w:lastRenderedPageBreak/>
         <w:t>3 Инструкция по пользованию проектом</w:t>
       </w:r>
-      <w:bookmarkEnd w:id="7"/>
-    </w:p>
-    <w:p>
-      <w:pPr>
+      <w:bookmarkEnd w:id="9"/>
+    </w:p>
+    <w:p>
+      <w:pPr>
+        <w:spacing w:after="0"/>
         <w:jc w:val="both"/>
         <w:rPr>
           <w:rFonts w:cs="Times New Roman"/>
@@ -9984,15 +11598,7 @@
         <w:jc w:val="both"/>
       </w:pPr>
       <w:r>
-        <w:t xml:space="preserve">Для начала работы необходимо открыть публичную версию сайта по адресу https://farmer.indevs.in. Пользователь взаимодействует только с </w:t>
-      </w:r>
-      <w:proofErr w:type="spellStart"/>
-      <w:r>
-        <w:t>web</w:t>
-      </w:r>
-      <w:proofErr w:type="spellEnd"/>
-      <w:r>
-        <w:t xml:space="preserve">-интерфейсом, а серверная часть и база данных работают на удалённом </w:t>
+        <w:t xml:space="preserve">Для начала работы необходимо открыть публичную версию сайта по адресу https://farmer.indevs.in. Пользователь взаимодействует только с веб-интерфейсом, а серверная часть и база данных работают на удалённом </w:t>
       </w:r>
       <w:proofErr w:type="spellStart"/>
       <w:r>
@@ -10002,6 +11608,13 @@
       <w:r>
         <w:t>-контуре (рисунок 3.1).</w:t>
       </w:r>
+    </w:p>
+    <w:p>
+      <w:pPr>
+        <w:pStyle w:val="af7"/>
+        <w:ind w:firstLine="567"/>
+        <w:jc w:val="both"/>
+      </w:pPr>
     </w:p>
     <w:p>
       <w:pPr>
@@ -10076,10 +11689,32 @@
     </w:p>
     <w:p>
       <w:pPr>
+        <w:spacing w:after="0"/>
+        <w:rPr>
+          <w:rFonts w:eastAsia="Times New Roman" w:cs="Times New Roman"/>
+          <w:spacing w:val="-2"/>
+          <w:kern w:val="0"/>
+          <w:szCs w:val="28"/>
+          <w14:ligatures w14:val="none"/>
+        </w:rPr>
+      </w:pPr>
+      <w:r>
+        <w:rPr>
+          <w:spacing w:val="-2"/>
+        </w:rPr>
+        <w:br w:type="page"/>
+      </w:r>
+    </w:p>
+    <w:p>
+      <w:pPr>
         <w:pStyle w:val="af7"/>
         <w:ind w:firstLine="567"/>
         <w:jc w:val="both"/>
       </w:pPr>
+      <w:r>
+        <w:lastRenderedPageBreak/>
+        <w:t>После открытия публичного сайта отображается экран авторизации (рисунок 3.2). Для входа используются роли из файла accounts.txt: директор магазина, менеджер, логист и водитель.</w:t>
+      </w:r>
     </w:p>
     <w:p>
       <w:pPr>
@@ -10087,23 +11722,16 @@
         <w:ind w:firstLine="567"/>
         <w:jc w:val="both"/>
       </w:pPr>
-      <w:r>
-        <w:t>После открытия публичного сайта автоматически становится доступен экран авторизации, приведённый на рисунке 3.2. Для входа используются роли из файла accounts.txt: директор магазина, менеджер, логист и водитель.</w:t>
-      </w:r>
     </w:p>
     <w:p>
       <w:pPr>
         <w:spacing w:after="0"/>
         <w:jc w:val="center"/>
-        <w:rPr>
-          <w:lang w:val="en-US"/>
-        </w:rPr>
       </w:pPr>
       <w:r>
         <w:rPr>
           <w:noProof/>
         </w:rPr>
-        <w:lastRenderedPageBreak/>
         <w:drawing>
           <wp:inline distT="0" distB="0" distL="0" distR="0" wp14:anchorId="492DB811" wp14:editId="79FB3505">
             <wp:extent cx="6302375" cy="5982335"/>
@@ -10143,6 +11771,12 @@
     </w:p>
     <w:p>
       <w:pPr>
+        <w:spacing w:after="0"/>
+        <w:jc w:val="center"/>
+      </w:pPr>
+    </w:p>
+    <w:p>
+      <w:pPr>
         <w:pStyle w:val="af7"/>
         <w:ind w:firstLine="567"/>
         <w:jc w:val="center"/>
@@ -10156,10 +11790,32 @@
     </w:p>
     <w:p>
       <w:pPr>
+        <w:spacing w:after="0"/>
+        <w:rPr>
+          <w:rFonts w:eastAsia="Times New Roman" w:cs="Times New Roman"/>
+          <w:spacing w:val="-2"/>
+          <w:kern w:val="0"/>
+          <w:szCs w:val="28"/>
+          <w14:ligatures w14:val="none"/>
+        </w:rPr>
+      </w:pPr>
+      <w:r>
+        <w:rPr>
+          <w:spacing w:val="-2"/>
+        </w:rPr>
+        <w:br w:type="page"/>
+      </w:r>
+    </w:p>
+    <w:p>
+      <w:pPr>
         <w:pStyle w:val="af7"/>
         <w:ind w:firstLine="567"/>
         <w:jc w:val="both"/>
       </w:pPr>
+      <w:r>
+        <w:lastRenderedPageBreak/>
+        <w:t>После успешного входа директор магазина попадает в личный кабинет, где может проверить контактные данные, статистику по заказам и текущую активность. При необходимости на этом же экране редактируются профильные сведения (рисунок 3.3).</w:t>
+      </w:r>
     </w:p>
     <w:p>
       <w:pPr>
@@ -10167,9 +11823,6 @@
         <w:ind w:firstLine="567"/>
         <w:jc w:val="both"/>
       </w:pPr>
-      <w:r>
-        <w:t>После успешного входа директор магазина попадает в свой личный кабинет, где может проверить контактные данные, статистику по заказам и текущую активность. При необходимости на этом же экране редактируются профильные сведения (рисунок 3.3).</w:t>
-      </w:r>
     </w:p>
     <w:p>
       <w:pPr>
@@ -10180,7 +11833,6 @@
         <w:rPr>
           <w:noProof/>
         </w:rPr>
-        <w:lastRenderedPageBreak/>
         <w:drawing>
           <wp:inline distT="0" distB="0" distL="0" distR="0" wp14:anchorId="352E00A5" wp14:editId="40DB8F49">
             <wp:extent cx="6302375" cy="2745740"/>
@@ -10251,8 +11903,15 @@
         <w:jc w:val="both"/>
       </w:pPr>
       <w:r>
-        <w:t>Для подготовки заказа пользователь открывает вкладку адресов доставки, указывает нужную точку на карте и сохраняет её для дальнейшего оформления заявок. Карта позволяет выбрать место доставки и контролировать корректность координат (рисунок 3.4).</w:t>
-      </w:r>
+        <w:t>Для подготовки заказа пользователь открывает вкладку адресов доставки, указывает нужную точку на карте и сохраняет её для дальнейшего оформления заказов. Карта позволяет выбрать место доставки и проверить корректность координат (рисунок 3.4).</w:t>
+      </w:r>
+    </w:p>
+    <w:p>
+      <w:pPr>
+        <w:pStyle w:val="af7"/>
+        <w:ind w:firstLine="567"/>
+        <w:jc w:val="both"/>
+      </w:pPr>
     </w:p>
     <w:p>
       <w:pPr>
@@ -10333,8 +11992,15 @@
         <w:jc w:val="both"/>
       </w:pPr>
       <w:r>
-        <w:t>После этого директор переходит в каталог фермерской продукции, выбирает позиции, указывает количество и формирует заявку. Система сразу отображает итоговую сумму заказа и состояние корзины (рисунок 3.5).</w:t>
-      </w:r>
+        <w:t>После этого директор переходит в каталог фермерской продукции, выбирает товарные позиции, указывает количество и формирует заявку. Система сразу отображает итоговую сумму заказа и состояние корзины (рисунок 3.5).</w:t>
+      </w:r>
+    </w:p>
+    <w:p>
+      <w:pPr>
+        <w:pStyle w:val="af7"/>
+        <w:ind w:firstLine="567"/>
+        <w:jc w:val="both"/>
+      </w:pPr>
     </w:p>
     <w:p>
       <w:pPr>
@@ -10345,7 +12011,6 @@
         <w:rPr>
           <w:noProof/>
         </w:rPr>
-        <w:lastRenderedPageBreak/>
         <w:drawing>
           <wp:inline distT="0" distB="0" distL="0" distR="0" wp14:anchorId="0DE09258" wp14:editId="7B5AF2D6">
             <wp:extent cx="6302375" cy="2969260"/>
@@ -10416,8 +12081,15 @@
         <w:jc w:val="both"/>
       </w:pPr>
       <w:r>
-        <w:t>Оформленные документы доступны в истории заказов. Здесь пользователь отслеживает статус, повторяет ранее созданную заявку и перед подтверждением видит предупреждение, если изменились каталог или складские остатки (рисунок 3.6).</w:t>
-      </w:r>
+        <w:t>Оформленные заказы доступны в истории. Здесь пользователь отслеживает статус, повторяет ранее созданную заявку и перед подтверждением видит предупреждение, если изменились каталог или складские остатки (рисунок 3.6).</w:t>
+      </w:r>
+    </w:p>
+    <w:p>
+      <w:pPr>
+        <w:pStyle w:val="af7"/>
+        <w:ind w:firstLine="567"/>
+        <w:jc w:val="both"/>
+      </w:pPr>
     </w:p>
     <w:p>
       <w:pPr>
@@ -10429,10 +12101,10 @@
           <w:noProof/>
         </w:rPr>
         <w:drawing>
-          <wp:inline distT="0" distB="0" distL="0" distR="0" wp14:anchorId="6B22F6C6" wp14:editId="3761EDA9">
-            <wp:extent cx="6302375" cy="2970530"/>
-            <wp:effectExtent l="0" t="0" r="3175" b="1270"/>
-            <wp:docPr id="46" name="Рисунок 46"/>
+          <wp:inline distT="0" distB="0" distL="0" distR="0" wp14:anchorId="6BFD3234" wp14:editId="6B7BE176">
+            <wp:extent cx="5806440" cy="3064510"/>
+            <wp:effectExtent l="0" t="0" r="0" b="0"/>
+            <wp:docPr id="1259101592" name="Picture 1259101592"/>
             <wp:cNvGraphicFramePr>
               <a:graphicFrameLocks xmlns:a="http://schemas.openxmlformats.org/drawingml/2006/main" noChangeAspect="1"/>
             </wp:cNvGraphicFramePr>
@@ -10440,7 +12112,7 @@
               <a:graphicData uri="http://schemas.openxmlformats.org/drawingml/2006/picture">
                 <pic:pic xmlns:pic="http://schemas.openxmlformats.org/drawingml/2006/picture">
                   <pic:nvPicPr>
-                    <pic:cNvPr id="1" name=""/>
+                    <pic:cNvPr id="0" name="figure-3-6-director-order-history-cropped.png"/>
                     <pic:cNvPicPr/>
                   </pic:nvPicPr>
                   <pic:blipFill>
@@ -10452,7 +12124,7 @@
                   <pic:spPr>
                     <a:xfrm>
                       <a:off x="0" y="0"/>
-                      <a:ext cx="6302375" cy="2970530"/>
+                      <a:ext cx="5806440" cy="3064510"/>
                     </a:xfrm>
                     <a:prstGeom prst="rect">
                       <a:avLst/>
@@ -10486,13 +12158,13 @@
     </w:p>
     <w:p>
       <w:pPr>
-        <w:jc w:val="both"/>
-      </w:pPr>
-    </w:p>
-    <w:p>
-      <w:pPr>
-        <w:jc w:val="both"/>
-      </w:pPr>
+        <w:pStyle w:val="af7"/>
+        <w:jc w:val="both"/>
+      </w:pPr>
+      <w:r>
+        <w:lastRenderedPageBreak/>
+        <w:t>Панель менеджера (рисунок 3.7) используется как рабочий центр обработки заявок. На ней собраны показатели по заказам, быстрый переход к подтверждению документов, управление каталогом и служебные действия по пользователям. Благодаря этому менеджер видит состояние отдела сбыта в одном интерфейсе и не переключается между отдельными программами.</w:t>
+      </w:r>
     </w:p>
     <w:p>
       <w:pPr>
@@ -10510,12 +12182,11 @@
         <w:rPr>
           <w:noProof/>
         </w:rPr>
-        <w:lastRenderedPageBreak/>
         <w:drawing>
-          <wp:inline distT="0" distB="0" distL="0" distR="0" wp14:anchorId="42E73D3E" wp14:editId="3C254CFD">
-            <wp:extent cx="6302375" cy="2979420"/>
-            <wp:effectExtent l="0" t="0" r="3175" b="0"/>
-            <wp:docPr id="47" name="Рисунок 47"/>
+          <wp:inline distT="0" distB="0" distL="0" distR="0" wp14:anchorId="4C34B379" wp14:editId="1CD5F490">
+            <wp:extent cx="5806440" cy="6048375"/>
+            <wp:effectExtent l="0" t="0" r="0" b="0"/>
+            <wp:docPr id="1259101593" name="Picture 1259101593"/>
             <wp:cNvGraphicFramePr>
               <a:graphicFrameLocks xmlns:a="http://schemas.openxmlformats.org/drawingml/2006/main" noChangeAspect="1"/>
             </wp:cNvGraphicFramePr>
@@ -10523,7 +12194,7 @@
               <a:graphicData uri="http://schemas.openxmlformats.org/drawingml/2006/picture">
                 <pic:pic xmlns:pic="http://schemas.openxmlformats.org/drawingml/2006/picture">
                   <pic:nvPicPr>
-                    <pic:cNvPr id="1" name=""/>
+                    <pic:cNvPr id="0" name="figure-3-7-manager-dashboard-cropped.png"/>
                     <pic:cNvPicPr/>
                   </pic:nvPicPr>
                   <pic:blipFill>
@@ -10535,7 +12206,7 @@
                   <pic:spPr>
                     <a:xfrm>
                       <a:off x="0" y="0"/>
-                      <a:ext cx="6302375" cy="2979420"/>
+                      <a:ext cx="5806440" cy="6048375"/>
                     </a:xfrm>
                     <a:prstGeom prst="rect">
                       <a:avLst/>
@@ -10559,9 +12230,6 @@
         <w:pStyle w:val="af7"/>
         <w:ind w:firstLine="567"/>
         <w:jc w:val="center"/>
-        <w:rPr>
-          <w:lang w:val="en-US"/>
-        </w:rPr>
       </w:pPr>
       <w:r>
         <w:t>Рисунок 3.7 – Панель управления менеджера</w:t>
@@ -10569,22 +12237,27 @@
     </w:p>
     <w:p>
       <w:pPr>
+        <w:spacing w:after="0"/>
+        <w:rPr>
+          <w:rFonts w:eastAsia="Times New Roman" w:cs="Times New Roman"/>
+          <w:kern w:val="0"/>
+          <w:szCs w:val="28"/>
+          <w14:ligatures w14:val="none"/>
+        </w:rPr>
+      </w:pPr>
+      <w:r>
+        <w:br w:type="page"/>
+      </w:r>
+    </w:p>
+    <w:p>
+      <w:pPr>
         <w:pStyle w:val="af7"/>
         <w:ind w:firstLine="567"/>
         <w:jc w:val="both"/>
-        <w:rPr>
-          <w:spacing w:val="-2"/>
-          <w:lang w:val="en-US"/>
-        </w:rPr>
-      </w:pPr>
-    </w:p>
-    <w:p>
-      <w:pPr>
-        <w:pStyle w:val="af7"/>
-        <w:jc w:val="both"/>
-      </w:pPr>
-      <w:r>
-        <w:t>Панель менеджера используется как рабочий центр обработки заявок. На ней собраны показатели по заказам, быстрый переход к подтверждению документов, управление каталогом и служебные действия по пользователям. Благодаря этому менеджер не переключается между отдельными программами и видит состояние отдела сбыта в одном интерфейсе.</w:t>
+      </w:pPr>
+      <w:r>
+        <w:lastRenderedPageBreak/>
+        <w:t>Во вкладке заявок менеджер просматривает поступившие документы и подтверждает те из них, которые готовы к передаче в логистику. На этом этапе заказ переводится из CREATED в APPROVED (рисунок 3.8).</w:t>
       </w:r>
     </w:p>
     <w:p>
@@ -10593,16 +12266,6 @@
         <w:ind w:firstLine="567"/>
         <w:jc w:val="both"/>
       </w:pPr>
-    </w:p>
-    <w:p>
-      <w:pPr>
-        <w:pStyle w:val="af7"/>
-        <w:ind w:firstLine="567"/>
-        <w:jc w:val="both"/>
-      </w:pPr>
-      <w:r>
-        <w:t>Во вкладке заявок менеджер просматривает поступившие документы и подтверждает те из них, которые готовы к передаче в логистику. Именно на этом этапе заказ переводится из CREATED в APPROVED (рисунок 3.8).</w:t>
-      </w:r>
     </w:p>
     <w:p>
       <w:pPr>
@@ -10664,22 +12327,53 @@
         <w:pStyle w:val="af7"/>
         <w:ind w:firstLine="567"/>
         <w:jc w:val="center"/>
+      </w:pPr>
+      <w:r>
+        <w:t>Рисунок 3.8 – Панель управления заказами для подтверждения</w:t>
+      </w:r>
+    </w:p>
+    <w:p>
+      <w:pPr>
+        <w:pStyle w:val="af7"/>
+        <w:ind w:firstLine="567"/>
+        <w:jc w:val="center"/>
         <w:rPr>
           <w:spacing w:val="-2"/>
         </w:rPr>
       </w:pPr>
-      <w:r>
-        <w:t>Рисунок 3.8 – Панель управления заказами для подтверждения</w:t>
-      </w:r>
-    </w:p>
-    <w:p>
-      <w:pPr>
-        <w:pStyle w:val="af7"/>
+    </w:p>
+    <w:p>
+      <w:pPr>
+        <w:pStyle w:val="af7"/>
+        <w:jc w:val="both"/>
+      </w:pPr>
+      <w:r>
+        <w:t>При проверке заявки менеджер оценивает состав заказа, адрес доставки и текущий статус документа. Если заказ готов к дальнейшей обработке, он подтверждается и становится доступен логисту. Если данные требуют уточнения, заявка остаётся на предыдущем этапе, поэтому статусная модель защищает систему от случайного назначения неподготовленных заказов.</w:t>
+      </w:r>
+    </w:p>
+    <w:p>
+      <w:pPr>
+        <w:spacing w:after="0"/>
+        <w:rPr>
+          <w:rFonts w:eastAsia="Times New Roman" w:cs="Times New Roman"/>
+          <w:kern w:val="0"/>
+          <w:szCs w:val="28"/>
+          <w14:ligatures w14:val="none"/>
+        </w:rPr>
+      </w:pPr>
+      <w:r>
+        <w:br w:type="page"/>
+      </w:r>
+    </w:p>
+    <w:p>
+      <w:pPr>
+        <w:pStyle w:val="af7"/>
+        <w:ind w:firstLine="567"/>
         <w:jc w:val="both"/>
       </w:pPr>
       <w:r>
         <w:lastRenderedPageBreak/>
-        <w:t>При проверке заявки менеджер оценивает состав заказа, адрес доставки и текущий статус документа. Если заказ можно передать дальше, он подтверждается и становится доступен логисту. Если данные требуют уточнения, заявка остаётся на предыдущем этапе, поэтому статусная модель защищает систему от случайного назначения неподготовленных заказов.</w:t>
+        <w:t>Для сопровождения каталога менеджер использует вкладку товаров. Здесь можно просматривать ассортимент, добавлять новые позиции, редактировать карточки и контролировать остатки продукции (рисунок 3.9).</w:t>
       </w:r>
     </w:p>
     <w:p>
@@ -10688,9 +12382,6 @@
         <w:ind w:firstLine="567"/>
         <w:jc w:val="both"/>
       </w:pPr>
-      <w:r>
-        <w:t>Для сопровождения каталога менеджер использует вкладку товаров. Здесь можно просматривать ассортимент, добавлять новые позиции, редактировать карточки и контролировать остатки продукции (рисунок 3.9).</w:t>
-      </w:r>
     </w:p>
     <w:p>
       <w:pPr>
@@ -10702,7 +12393,7 @@
           <w:noProof/>
         </w:rPr>
         <w:drawing>
-          <wp:inline distT="0" distB="0" distL="0" distR="0" wp14:anchorId="3681D567" wp14:editId="2DE4ADDB">
+          <wp:inline distT="0" distB="0" distL="0" distR="0" wp14:anchorId="3681D567" wp14:editId="1D5B7D88">
             <wp:extent cx="6302375" cy="2988310"/>
             <wp:effectExtent l="0" t="0" r="3175" b="2540"/>
             <wp:docPr id="49" name="Рисунок 49"/>
@@ -10771,43 +12462,19 @@
         <w:jc w:val="both"/>
       </w:pPr>
       <w:r>
-        <w:t>Во вкладке пользователей менеджер регистрирует директоров магазинов и контролирует список действующих учётных записей. Вкладка отчётов позволяет сформировать выгрузку заказов в Excel по выбранному периоду и статусу (рисунок 3.10 и рисунок 3.11).</w:t>
-      </w:r>
-    </w:p>
-    <w:p>
-      <w:pPr>
-        <w:pStyle w:val="af7"/>
-        <w:ind w:firstLine="567"/>
-        <w:jc w:val="both"/>
-      </w:pPr>
-      <w:r>
-        <w:t xml:space="preserve">Файл отчёта формируется на стороне </w:t>
-      </w:r>
-      <w:proofErr w:type="spellStart"/>
-      <w:r>
-        <w:t>backend</w:t>
-      </w:r>
-      <w:proofErr w:type="spellEnd"/>
-      <w:r>
-        <w:t xml:space="preserve"> через Apache POI, поэтому выгрузка не зависит от браузера и сохраняет единый формат для проверки и печати.</w:t>
-      </w:r>
-    </w:p>
-    <w:p>
-      <w:pPr>
-        <w:pStyle w:val="af7"/>
-        <w:jc w:val="both"/>
-      </w:pPr>
-      <w:r>
-        <w:t>Этот блок нужен не только для демонстрации интерфейса, но и для практического контроля работы отдела сбыта. Менеджер может быстро получить список заказов за период, проверить суммы и статусы, а затем использовать Excel-файл как отчётный документ.</w:t>
-      </w:r>
-    </w:p>
-    <w:p>
-      <w:pPr>
-        <w:jc w:val="both"/>
-      </w:pPr>
-      <w:r>
-        <w:br w:type="page"/>
-      </w:r>
+        <w:t>На вкладке пользователей менеджер регистрирует директоров магазинов и контролирует список действующих учётных записей (рисунок 3.10).</w:t>
+      </w:r>
+    </w:p>
+    <w:p>
+      <w:pPr>
+        <w:spacing w:after="0"/>
+        <w:rPr>
+          <w:rFonts w:eastAsia="Times New Roman" w:cs="Times New Roman"/>
+          <w:kern w:val="0"/>
+          <w:szCs w:val="28"/>
+          <w14:ligatures w14:val="none"/>
+        </w:rPr>
+      </w:pPr>
     </w:p>
     <w:p>
       <w:pPr>
@@ -10818,7 +12485,6 @@
         <w:rPr>
           <w:noProof/>
         </w:rPr>
-        <w:lastRenderedPageBreak/>
         <w:drawing>
           <wp:inline distT="0" distB="0" distL="0" distR="0" wp14:anchorId="38EE7171" wp14:editId="2E82CF73">
             <wp:extent cx="6302375" cy="2926080"/>
@@ -10867,14 +12533,58 @@
         <w:pStyle w:val="af7"/>
         <w:ind w:firstLine="567"/>
         <w:jc w:val="center"/>
-        <w:rPr>
-          <w:spacing w:val="-2"/>
-          <w:lang w:val="en-US"/>
-        </w:rPr>
       </w:pPr>
       <w:r>
         <w:t>Рисунок 3.10 – Страница управления пользователями</w:t>
       </w:r>
+    </w:p>
+    <w:p>
+      <w:pPr>
+        <w:spacing w:after="0"/>
+        <w:rPr>
+          <w:rFonts w:eastAsia="Times New Roman" w:cs="Times New Roman"/>
+          <w:kern w:val="0"/>
+          <w:szCs w:val="28"/>
+          <w14:ligatures w14:val="none"/>
+        </w:rPr>
+      </w:pPr>
+    </w:p>
+    <w:p>
+      <w:pPr>
+        <w:pStyle w:val="af7"/>
+        <w:ind w:firstLine="567"/>
+        <w:jc w:val="both"/>
+      </w:pPr>
+      <w:r>
+        <w:t xml:space="preserve">Вкладка отчётов позволяет сформировать выгрузку заказов в Excel по </w:t>
+      </w:r>
+      <w:r>
+        <w:lastRenderedPageBreak/>
+        <w:t xml:space="preserve">выбранному периоду и статусу (рисунок 3.11). Файл отчёта формируется на стороне </w:t>
+      </w:r>
+      <w:proofErr w:type="spellStart"/>
+      <w:r>
+        <w:t>backend</w:t>
+      </w:r>
+      <w:proofErr w:type="spellEnd"/>
+      <w:r>
+        <w:t xml:space="preserve"> через Apache POI, поэтому выгрузка не зависит от браузера и сохраняет единый формат для проверки и печати.</w:t>
+      </w:r>
+    </w:p>
+    <w:p>
+      <w:pPr>
+        <w:pStyle w:val="af7"/>
+        <w:jc w:val="both"/>
+      </w:pPr>
+      <w:r>
+        <w:t>Блок отчётов нужен не только для демонстрации интерфейса, но и для практического контроля работы отдела сбыта. Менеджер может быстро получить список заказов за период, проверить суммы и статусы, а затем использовать Excel-файл как отчётный документ.</w:t>
+      </w:r>
+    </w:p>
+    <w:p>
+      <w:pPr>
+        <w:pStyle w:val="af7"/>
+        <w:jc w:val="both"/>
+      </w:pPr>
     </w:p>
     <w:p>
       <w:pPr>
@@ -10885,7 +12595,6 @@
         <w:rPr>
           <w:noProof/>
         </w:rPr>
-        <w:lastRenderedPageBreak/>
         <w:drawing>
           <wp:inline distT="0" distB="0" distL="0" distR="0" wp14:anchorId="6B5D289F" wp14:editId="6FEC3E4A">
             <wp:extent cx="6302375" cy="5989320"/>
@@ -10941,13 +12650,22 @@
     </w:p>
     <w:p>
       <w:pPr>
+        <w:spacing w:after="0"/>
+      </w:pPr>
+      <w:r>
+        <w:br w:type="page"/>
+      </w:r>
+    </w:p>
+    <w:p>
+      <w:pPr>
         <w:pStyle w:val="af7"/>
         <w:ind w:firstLine="567"/>
         <w:jc w:val="both"/>
-        <w:rPr>
-          <w:spacing w:val="-2"/>
-        </w:rPr>
-      </w:pPr>
+      </w:pPr>
+      <w:r>
+        <w:lastRenderedPageBreak/>
+        <w:t>После подтверждения заказа менеджером дальнейшая обработка переходит к логисту. Логист работает в собственном разделе, где отображаются одобренные и назначенные документы, а также состояние маршрутов водителей (рисунок 3.12).</w:t>
+      </w:r>
     </w:p>
     <w:p>
       <w:pPr>
@@ -10955,9 +12673,6 @@
         <w:ind w:firstLine="567"/>
         <w:jc w:val="both"/>
       </w:pPr>
-      <w:r>
-        <w:t>После подтверждения заказа менеджером дальнейшая обработка переходит к логисту. Логист работает в собственном разделе, где отображаются одобренные и уже назначенные документы, а также состояние маршрутов водителей (рисунок 3.12).</w:t>
-      </w:r>
     </w:p>
     <w:p>
       <w:pPr>
@@ -10968,7 +12683,6 @@
         <w:rPr>
           <w:noProof/>
         </w:rPr>
-        <w:lastRenderedPageBreak/>
         <w:drawing>
           <wp:inline distT="0" distB="0" distL="0" distR="0" wp14:anchorId="551E97B0" wp14:editId="11AE300E">
             <wp:extent cx="6302375" cy="2957830"/>
@@ -11039,8 +12753,15 @@
         <w:jc w:val="both"/>
       </w:pPr>
       <w:r>
-        <w:t>Когда в системе появляются новые заявки в статусе APPROVED, логист запускает транспортную задачу из этого же раздела. В текущем публичном состоянии таких заявок нет, потому что 29 заказов уже назначены водителям, а 3 завершены; экран показывает недоступность повторного расчёта для пустой очереди (рисунок 3.13).</w:t>
-      </w:r>
+        <w:t>Когда в системе нет новых заявок в статусе APPROVED, логистический раздел показывает, что повторный расчёт маршрутов недоступен для пустой очереди. В демонстрационном состоянии часть заказов уже назначена водителям, а часть завершена, поэтому экран отражает отсутствие новых документов для распределения (рисунок 3.13).</w:t>
+      </w:r>
+    </w:p>
+    <w:p>
+      <w:pPr>
+        <w:pStyle w:val="af7"/>
+        <w:ind w:firstLine="567"/>
+        <w:jc w:val="both"/>
+      </w:pPr>
     </w:p>
     <w:p>
       <w:pPr>
@@ -11113,6 +12834,10 @@
         <w:ind w:firstLine="567"/>
         <w:jc w:val="both"/>
       </w:pPr>
+      <w:r>
+        <w:lastRenderedPageBreak/>
+        <w:t>На странице предварительного просмотра отображаются выбранные водители, параметры расчёта, количество рейсов и карта с маршрутами. Логист может утвердить распределение и перевести заявки в статус ASSIGNED, после чего заказы становятся доступны водителям в маршрутных листах (рисунок 3.14).</w:t>
+      </w:r>
     </w:p>
     <w:p>
       <w:pPr>
@@ -11120,9 +12845,6 @@
         <w:ind w:firstLine="567"/>
         <w:jc w:val="both"/>
       </w:pPr>
-      <w:r>
-        <w:t>На странице предварительного просмотра отображаются выбранные водители, параметры расчёта, количество рейсов и карта с маршрутами. Логист может утвердить распределение и перевести заявки в статус ASSIGNED, после чего заказы становятся доступны водителям в их маршрутных листах.</w:t>
-      </w:r>
     </w:p>
     <w:p>
       <w:pPr>
@@ -11133,7 +12855,6 @@
         <w:rPr>
           <w:noProof/>
         </w:rPr>
-        <w:lastRenderedPageBreak/>
         <w:drawing>
           <wp:inline distT="0" distB="0" distL="0" distR="0" wp14:anchorId="5356254B" wp14:editId="2AE1907B">
             <wp:extent cx="4968000" cy="3415500"/>
@@ -11203,7 +12924,21 @@
         <w:jc w:val="both"/>
       </w:pPr>
       <w:r>
-        <w:t>Предварительный просмотр особенно важен для защиты от ошибочного распределения. Система сначала показывает результат расчёта, а не меняет заказы сразу. Логист проверяет водителей, последовательность точек, количество рейсов и километраж, после чего вручную подтверждает план доставки.</w:t>
+        <w:t>Предварительный просмотр защищает от ошибочного распределения. Система сначала показывает результат расчёта, а не меняет заказы сразу. Логист проверяет водителей, последовательность точек, количество рейсов и километраж, после чего вручную подтверждает план доставки.</w:t>
+      </w:r>
+    </w:p>
+    <w:p>
+      <w:pPr>
+        <w:spacing w:after="0"/>
+        <w:rPr>
+          <w:rFonts w:eastAsia="Times New Roman" w:cs="Times New Roman"/>
+          <w:kern w:val="0"/>
+          <w:szCs w:val="28"/>
+          <w14:ligatures w14:val="none"/>
+        </w:rPr>
+      </w:pPr>
+      <w:r>
+        <w:br w:type="page"/>
       </w:r>
     </w:p>
     <w:p>
@@ -11212,6 +12947,10 @@
         <w:ind w:firstLine="567"/>
         <w:jc w:val="both"/>
       </w:pPr>
+      <w:r>
+        <w:lastRenderedPageBreak/>
+        <w:t>После завершения логистического распределения водитель входит в систему под своей учётной записью. В его панели управления отображаются закреплённые точки маршрута, адреса, параметры заказов и кнопки завершения доставки (рисунок 3.15).</w:t>
+      </w:r>
     </w:p>
     <w:p>
       <w:pPr>
@@ -11219,17 +12958,11 @@
         <w:ind w:firstLine="567"/>
         <w:jc w:val="both"/>
       </w:pPr>
-      <w:r>
-        <w:t>После завершения этапа логистического распределения водитель входит в систему под своей учётной записью. В его панели управления отображаются все закреплённые точки маршрута, адреса, параметры заказов и кнопки завершения доставки (рисунок 3.15).</w:t>
-      </w:r>
     </w:p>
     <w:p>
       <w:pPr>
         <w:spacing w:after="0"/>
         <w:jc w:val="center"/>
-        <w:rPr>
-          <w:lang w:val="en-US"/>
-        </w:rPr>
       </w:pPr>
       <w:r>
         <w:rPr>
@@ -11274,15 +13007,17 @@
     </w:p>
     <w:p>
       <w:pPr>
+        <w:spacing w:after="0"/>
+        <w:jc w:val="center"/>
+      </w:pPr>
+    </w:p>
+    <w:p>
+      <w:pPr>
         <w:pStyle w:val="af7"/>
         <w:ind w:firstLine="567"/>
         <w:jc w:val="center"/>
-        <w:rPr>
-          <w:lang w:val="en-US"/>
-        </w:rPr>
-      </w:pPr>
-      <w:r>
-        <w:lastRenderedPageBreak/>
+      </w:pPr>
+      <w:r>
         <w:t>Рисунок 3.15 – Панель управления водителя</w:t>
       </w:r>
     </w:p>
@@ -11293,18 +13028,37 @@
         <w:jc w:val="both"/>
         <w:rPr>
           <w:spacing w:val="-2"/>
-          <w:lang w:val="en-US"/>
-        </w:rPr>
-      </w:pPr>
-    </w:p>
-    <w:p>
-      <w:pPr>
-        <w:pStyle w:val="af7"/>
-        <w:jc w:val="both"/>
-      </w:pPr>
-      <w:r>
-        <w:t>Для водителя интерфейс упрощён до задач, которые нужно выполнить в рейсе. Он видит только назначенные ему доставки, не имеет доступа к управлению каталогом и пользователями, а после фактического выполнения маршрута переводит заказ в завершённое состояние.</w:t>
-      </w:r>
+        </w:rPr>
+      </w:pPr>
+    </w:p>
+    <w:p>
+      <w:pPr>
+        <w:pStyle w:val="af7"/>
+        <w:jc w:val="both"/>
+      </w:pPr>
+      <w:r>
+        <w:t>Интерфейс водителя упрощён до задач, которые нужно выполнить в рейсе. Он видит только назначенные ему доставки, не имеет доступа к управлению каталогом и пользователями, а после фактического выполнения маршрута переводит заказ в завершённое состояние.</w:t>
+      </w:r>
+    </w:p>
+    <w:p>
+      <w:pPr>
+        <w:spacing w:after="0"/>
+        <w:rPr>
+          <w:rFonts w:eastAsia="Times New Roman" w:cs="Times New Roman"/>
+          <w:kern w:val="0"/>
+          <w:szCs w:val="28"/>
+          <w14:ligatures w14:val="none"/>
+        </w:rPr>
+      </w:pPr>
+      <w:r>
+        <w:br w:type="page"/>
+      </w:r>
+    </w:p>
+    <w:p>
+      <w:pPr>
+        <w:pStyle w:val="af7"/>
+        <w:jc w:val="both"/>
+      </w:pPr>
     </w:p>
     <w:p>
       <w:pPr>
@@ -11312,6 +13066,9 @@
         <w:ind w:firstLine="567"/>
         <w:jc w:val="both"/>
       </w:pPr>
+      <w:r>
+        <w:t>После доставки директор магазина может снова открыть историю заказов и убедиться, что документ перешёл в итоговый статус DELIVERED. При необходимости этот же экран используется для повторного оформления, что завершает полный пользовательский цикл системы (рисунок 3.16).</w:t>
+      </w:r>
     </w:p>
     <w:p>
       <w:pPr>
@@ -11319,9 +13076,6 @@
         <w:ind w:firstLine="567"/>
         <w:jc w:val="both"/>
       </w:pPr>
-      <w:r>
-        <w:t>После доставки директор магазина может снова открыть историю заказов и убедиться, что документ перешёл в итоговый статус DELIVERED. При необходимости этот же экран используется как точка повторного оформления, что завершает полный пользовательский цикл системы (рисунок 3.16).</w:t>
-      </w:r>
     </w:p>
     <w:p>
       <w:pPr>
@@ -11333,10 +13087,10 @@
           <w:noProof/>
         </w:rPr>
         <w:drawing>
-          <wp:inline distT="0" distB="0" distL="0" distR="0" wp14:anchorId="026B2ABE" wp14:editId="64537BFC">
-            <wp:extent cx="6302375" cy="2991485"/>
-            <wp:effectExtent l="0" t="0" r="3175" b="0"/>
-            <wp:docPr id="55" name="Рисунок 55"/>
+          <wp:inline distT="0" distB="0" distL="0" distR="0" wp14:anchorId="007DFE58" wp14:editId="7C9317E8">
+            <wp:extent cx="5806440" cy="2467737"/>
+            <wp:effectExtent l="0" t="0" r="0" b="0"/>
+            <wp:docPr id="1259101594" name="Picture 1259101594"/>
             <wp:cNvGraphicFramePr>
               <a:graphicFrameLocks xmlns:a="http://schemas.openxmlformats.org/drawingml/2006/main" noChangeAspect="1"/>
             </wp:cNvGraphicFramePr>
@@ -11344,7 +13098,7 @@
               <a:graphicData uri="http://schemas.openxmlformats.org/drawingml/2006/picture">
                 <pic:pic xmlns:pic="http://schemas.openxmlformats.org/drawingml/2006/picture">
                   <pic:nvPicPr>
-                    <pic:cNvPr id="1" name=""/>
+                    <pic:cNvPr id="0" name="figure-3-16-director-final-status-focused.png"/>
                     <pic:cNvPicPr/>
                   </pic:nvPicPr>
                   <pic:blipFill>
@@ -11356,7 +13110,7 @@
                   <pic:spPr>
                     <a:xfrm>
                       <a:off x="0" y="0"/>
-                      <a:ext cx="6302375" cy="2991485"/>
+                      <a:ext cx="5806440" cy="2467737"/>
                     </a:xfrm>
                     <a:prstGeom prst="rect">
                       <a:avLst/>
@@ -11390,6 +13144,7 @@
     </w:p>
     <w:p>
       <w:pPr>
+        <w:spacing w:after="0"/>
         <w:jc w:val="both"/>
         <w:rPr>
           <w:rFonts w:cs="Times New Roman"/>
@@ -11409,7 +13164,7 @@
           <w:spacing w:val="-2"/>
         </w:rPr>
       </w:pPr>
-      <w:bookmarkStart w:id="8" w:name="_Toc228056990"/>
+      <w:bookmarkStart w:id="10" w:name="_Toc228208647"/>
       <w:r>
         <w:rPr>
           <w:rFonts w:eastAsia="Times New Roman"/>
@@ -11417,7 +13172,7 @@
         <w:lastRenderedPageBreak/>
         <w:t>Заключение</w:t>
       </w:r>
-      <w:bookmarkEnd w:id="8"/>
+      <w:bookmarkEnd w:id="10"/>
     </w:p>
     <w:p>
       <w:pPr>
@@ -11432,7 +13187,7 @@
         <w:jc w:val="both"/>
       </w:pPr>
       <w:r>
-        <w:t>В ходе выполнения курсового проекта было успешно разработано сетевое приложение для автоматизации работы отдела сбыта фермерского хозяйства. Приложение включает ролевую авторизацию, каталог продукции, историю заказов, подтверждение заявок, транспортную задачу и маршрутный лист водителя.</w:t>
+        <w:t>В ходе выполнения курсового проекта разработано сетевое приложение для автоматизации работы отдела сбыта фермерского хозяйства. Приложение включает ролевую авторизацию, каталог продукции, историю заказов, подтверждение заявок, транспортную задачу и маршрутный лист водителя.</w:t>
       </w:r>
     </w:p>
     <w:p>
@@ -11466,7 +13221,7 @@
       </w:r>
       <w:proofErr w:type="spellEnd"/>
       <w:r>
-        <w:t xml:space="preserve"> позволило создать понятный интерфейс и надёжную серверную часть, обеспечивающую высокую производительность и безопасность данных. В проекте реализована модульная структура, облегчающая дальнейшее сопровождение и расширение функциональности.</w:t>
+        <w:t xml:space="preserve"> позволило создать понятный интерфейс и надёжную серверную часть, обеспечивающую производительность и безопасность данных. В проекте реализована модульная структура, которая облегчает дальнейшее сопровождение и расширение функциональности.</w:t>
       </w:r>
     </w:p>
     <w:p>
@@ -11476,7 +13231,7 @@
         <w:jc w:val="both"/>
       </w:pPr>
       <w:r>
-        <w:t>Разработка базы данных и архитектуры приложения позволила эффективно организовать хранение и обработку информации о пользователях, заказах и товарах. Дополнительным преимуществом проекта стала публичная развёрнутая версия сайта, через которую можно проверить работу системы непосредственно в браузере.</w:t>
+        <w:t>Архитектура приложения и база данных позволяют организованно хранить и обрабатывать информацию о пользователях, заказах и товарах. Дополнительным преимуществом стала публичная версия сайта, через которую можно проверить работу системы непосредственно в браузере.</w:t>
       </w:r>
     </w:p>
     <w:p>
@@ -11495,7 +13250,7 @@
         <w:jc w:val="both"/>
       </w:pPr>
       <w:r>
-        <w:t xml:space="preserve">Отдельно реализованы публичное развёртывание, локальный запуск через </w:t>
+        <w:t xml:space="preserve">Помимо основного пользовательского цикла реализованы публичное развёртывание, локальный запуск через </w:t>
       </w:r>
       <w:proofErr w:type="spellStart"/>
       <w:r>
@@ -11519,25 +13274,25 @@
       </w:r>
       <w:proofErr w:type="spellEnd"/>
       <w:r>
-        <w:t>-уведомления и расчёт маршрутов по дорожной сети, что делает проект ближе к промышленной веб-системе.</w:t>
-      </w:r>
-    </w:p>
-    <w:p>
-      <w:pPr>
-        <w:pStyle w:val="af7"/>
-        <w:jc w:val="both"/>
-      </w:pPr>
-      <w:r>
-        <w:t>Наиболее значимым расширением стала транспортная задача. Она позволяет не просто назначать водителя вручную, а предварительно рассчитывать распределение заказов с учётом вместимости автомобиля, дорожного расстояния и последовательности точек доставки.</w:t>
-      </w:r>
-    </w:p>
-    <w:p>
-      <w:pPr>
-        <w:pStyle w:val="af7"/>
-        <w:jc w:val="both"/>
-      </w:pPr>
-      <w:r>
-        <w:t xml:space="preserve">Дополнительные механизмы, такие как аудит, </w:t>
+        <w:t>-уведомления и расчёт маршрутов по дорожной сети. Эти элементы делают проект ближе к промышленной веб-системе.</w:t>
+      </w:r>
+    </w:p>
+    <w:p>
+      <w:pPr>
+        <w:pStyle w:val="af7"/>
+        <w:jc w:val="both"/>
+      </w:pPr>
+      <w:r>
+        <w:t>Наиболее значимым расширением стала транспортная задача. Она позволяет не только назначать водителя вручную, но и предварительно рассчитывать распределение заказов с учётом вместимости автомобиля, дорожного расстояния и последовательности точек доставки.</w:t>
+      </w:r>
+    </w:p>
+    <w:p>
+      <w:pPr>
+        <w:pStyle w:val="af7"/>
+        <w:jc w:val="both"/>
+      </w:pPr>
+      <w:r>
+        <w:t xml:space="preserve">Аудит, </w:t>
       </w:r>
       <w:proofErr w:type="spellStart"/>
       <w:r>
@@ -11553,11 +13308,12 @@
       </w:r>
       <w:proofErr w:type="spellEnd"/>
       <w:r>
-        <w:t>-описание и Excel-выгрузка, нужны для сопровождения системы после запуска. Они помогают проверять действия пользователей, быстрее находить ошибки и подтверждать результаты работы приложения при защите проекта.</w:t>
-      </w:r>
-    </w:p>
-    <w:p>
-      <w:pPr>
+        <w:t>-описание и Excel-выгрузка упрощают сопровождение системы после запуска: они помогают проверять действия пользователей, быстрее находить ошибки и подтверждать корректность работы приложения.</w:t>
+      </w:r>
+    </w:p>
+    <w:p>
+      <w:pPr>
+        <w:spacing w:after="0"/>
         <w:jc w:val="both"/>
       </w:pPr>
       <w:r>
@@ -11573,7 +13329,7 @@
           <w:spacing w:val="-2"/>
         </w:rPr>
       </w:pPr>
-      <w:bookmarkStart w:id="9" w:name="_Toc228056991"/>
+      <w:bookmarkStart w:id="11" w:name="_Toc228208648"/>
       <w:r>
         <w:rPr>
           <w:rFonts w:eastAsia="Times New Roman"/>
@@ -11581,7 +13337,7 @@
         <w:lastRenderedPageBreak/>
         <w:t>Список использованных источников</w:t>
       </w:r>
-      <w:bookmarkEnd w:id="9"/>
+      <w:bookmarkEnd w:id="11"/>
     </w:p>
     <w:p>
       <w:pPr>
@@ -16300,7 +18056,7 @@
   <w:style w:type="paragraph" w:default="1" w:styleId="a">
     <w:name w:val="Normal"/>
     <w:qFormat/>
-    <w:rsid w:val="001F775E"/>
+    <w:rsid w:val="00210782"/>
     <w:rPr>
       <w:rFonts w:ascii="Times New Roman" w:hAnsi="Times New Roman"/>
       <w:sz w:val="28"/>
@@ -17027,6 +18783,30 @@
     <w:unhideWhenUsed/>
     <w:rsid w:val="00B05929"/>
   </w:style>
+  <w:style w:type="table" w:customStyle="1" w:styleId="12">
+    <w:name w:val="Сетка таблицы1"/>
+    <w:basedOn w:val="a1"/>
+    <w:next w:val="ac"/>
+    <w:uiPriority w:val="59"/>
+    <w:rsid w:val="00210782"/>
+    <w:pPr>
+      <w:spacing w:after="0" w:line="240" w:lineRule="auto"/>
+    </w:pPr>
+    <w:rPr>
+      <w:kern w:val="0"/>
+      <w14:ligatures w14:val="none"/>
+    </w:rPr>
+    <w:tblPr>
+      <w:tblBorders>
+        <w:top w:val="single" w:sz="4" w:space="0" w:color="auto"/>
+        <w:left w:val="single" w:sz="4" w:space="0" w:color="auto"/>
+        <w:bottom w:val="single" w:sz="4" w:space="0" w:color="auto"/>
+        <w:right w:val="single" w:sz="4" w:space="0" w:color="auto"/>
+        <w:insideH w:val="single" w:sz="4" w:space="0" w:color="auto"/>
+        <w:insideV w:val="single" w:sz="4" w:space="0" w:color="auto"/>
+      </w:tblBorders>
+    </w:tblPr>
+  </w:style>
 </w:styles>
 </file>
 
